--- a/mileston 1/MILESTON1-REPORT.docx
+++ b/mileston 1/MILESTON1-REPORT.docx
@@ -652,6 +652,9 @@
     <w:sdt>
       <w:sdtPr>
         <w:rPr>
+          <w:rFonts w:asciiTheme="minorHAnsi" w:eastAsiaTheme="minorHAnsi" w:hAnsiTheme="minorHAnsi" w:cstheme="minorBidi"/>
+          <w:color w:val="auto"/>
+          <w:kern w:val="2"/>
           <w:sz w:val="72"/>
           <w:szCs w:val="72"/>
         </w:rPr>
@@ -663,12 +666,9 @@
       </w:sdtPr>
       <w:sdtEndPr>
         <w:rPr>
-          <w:rFonts w:asciiTheme="minorHAnsi" w:eastAsiaTheme="minorHAnsi" w:hAnsiTheme="minorHAnsi" w:cstheme="minorBidi"/>
           <w:b/>
           <w:bCs/>
           <w:noProof/>
-          <w:color w:val="auto"/>
-          <w:kern w:val="2"/>
           <w:sz w:val="48"/>
           <w:szCs w:val="48"/>
         </w:rPr>
@@ -1199,6 +1199,2768 @@
       </w:r>
       <w:bookmarkEnd w:id="2"/>
     </w:p>
+    <w:p>
+      <w:r>
+        <w:tab/>
+      </w:r>
+      <w:r>
+        <w:tab/>
+      </w:r>
+      <w:r>
+        <w:tab/>
+      </w:r>
+      <w:r>
+        <w:tab/>
+      </w:r>
+      <w:r>
+        <w:tab/>
+      </w:r>
+      <w:r>
+        <w:tab/>
+      </w:r>
+      <w:r>
+        <w:tab/>
+      </w:r>
+    </w:p>
+    <w:tbl>
+      <w:tblPr>
+        <w:tblStyle w:val="GridTable5Dark-Accent4"/>
+        <w:tblW w:w="9749" w:type="dxa"/>
+        <w:tblBorders>
+          <w:top w:val="single" w:sz="4" w:space="0" w:color="auto"/>
+          <w:left w:val="single" w:sz="4" w:space="0" w:color="auto"/>
+          <w:bottom w:val="single" w:sz="4" w:space="0" w:color="auto"/>
+          <w:right w:val="single" w:sz="4" w:space="0" w:color="auto"/>
+          <w:insideH w:val="single" w:sz="4" w:space="0" w:color="auto"/>
+          <w:insideV w:val="single" w:sz="4" w:space="0" w:color="auto"/>
+        </w:tblBorders>
+        <w:tblLook w:val="04A0" w:firstRow="1" w:lastRow="0" w:firstColumn="1" w:lastColumn="0" w:noHBand="0" w:noVBand="1"/>
+      </w:tblPr>
+      <w:tblGrid>
+        <w:gridCol w:w="3986"/>
+        <w:gridCol w:w="5763"/>
+      </w:tblGrid>
+      <w:tr>
+        <w:trPr>
+          <w:cnfStyle w:val="100000000000" w:firstRow="1" w:lastRow="0" w:firstColumn="0" w:lastColumn="0" w:oddVBand="0" w:evenVBand="0" w:oddHBand="0" w:evenHBand="0" w:firstRowFirstColumn="0" w:firstRowLastColumn="0" w:lastRowFirstColumn="0" w:lastRowLastColumn="0"/>
+          <w:trHeight w:val="573"/>
+        </w:trPr>
+        <w:tc>
+          <w:tcPr>
+            <w:cnfStyle w:val="001000000000" w:firstRow="0" w:lastRow="0" w:firstColumn="1" w:lastColumn="0" w:oddVBand="0" w:evenVBand="0" w:oddHBand="0" w:evenHBand="0" w:firstRowFirstColumn="0" w:firstRowLastColumn="0" w:lastRowFirstColumn="0" w:lastRowLastColumn="0"/>
+            <w:tcW w:w="3986" w:type="dxa"/>
+            <w:tcBorders>
+              <w:top w:val="none" w:sz="0" w:space="0" w:color="auto"/>
+              <w:left w:val="none" w:sz="0" w:space="0" w:color="auto"/>
+              <w:right w:val="none" w:sz="0" w:space="0" w:color="auto"/>
+            </w:tcBorders>
+          </w:tcPr>
+          <w:p>
+            <w:pPr>
+              <w:tabs>
+                <w:tab w:val="left" w:pos="1712"/>
+              </w:tabs>
+              <w:jc w:val="both"/>
+              <w:rPr>
+                <w:rFonts w:asciiTheme="majorBidi" w:eastAsiaTheme="majorEastAsia" w:hAnsiTheme="majorBidi" w:cstheme="majorBidi"/>
+                <w:color w:val="0F4761" w:themeColor="accent1" w:themeShade="BF"/>
+              </w:rPr>
+            </w:pPr>
+            <w:r>
+              <w:rPr>
+                <w:rFonts w:asciiTheme="majorBidi" w:hAnsiTheme="majorBidi" w:cstheme="majorBidi"/>
+              </w:rPr>
+              <w:t>Use case ID:</w:t>
+            </w:r>
+          </w:p>
+        </w:tc>
+        <w:tc>
+          <w:tcPr>
+            <w:tcW w:w="5763" w:type="dxa"/>
+            <w:tcBorders>
+              <w:top w:val="none" w:sz="0" w:space="0" w:color="auto"/>
+              <w:left w:val="none" w:sz="0" w:space="0" w:color="auto"/>
+              <w:right w:val="none" w:sz="0" w:space="0" w:color="auto"/>
+            </w:tcBorders>
+          </w:tcPr>
+          <w:p>
+            <w:pPr>
+              <w:tabs>
+                <w:tab w:val="left" w:pos="1712"/>
+              </w:tabs>
+              <w:cnfStyle w:val="100000000000" w:firstRow="1" w:lastRow="0" w:firstColumn="0" w:lastColumn="0" w:oddVBand="0" w:evenVBand="0" w:oddHBand="0" w:evenHBand="0" w:firstRowFirstColumn="0" w:firstRowLastColumn="0" w:lastRowFirstColumn="0" w:lastRowLastColumn="0"/>
+              <w:rPr>
+                <w:rFonts w:asciiTheme="majorBidi" w:eastAsiaTheme="majorEastAsia" w:hAnsiTheme="majorBidi" w:cstheme="majorBidi"/>
+                <w:color w:val="0F4761" w:themeColor="accent1" w:themeShade="BF"/>
+              </w:rPr>
+            </w:pPr>
+            <w:r>
+              <w:rPr>
+                <w:rFonts w:asciiTheme="majorBidi" w:eastAsiaTheme="majorEastAsia" w:hAnsiTheme="majorBidi" w:cstheme="majorBidi"/>
+              </w:rPr>
+              <w:t>Sell item UC00</w:t>
+            </w:r>
+            <w:r>
+              <w:rPr>
+                <w:rFonts w:asciiTheme="majorBidi" w:eastAsiaTheme="majorEastAsia" w:hAnsiTheme="majorBidi" w:cstheme="majorBidi"/>
+              </w:rPr>
+              <w:t>1</w:t>
+            </w:r>
+          </w:p>
+        </w:tc>
+      </w:tr>
+      <w:tr>
+        <w:trPr>
+          <w:cnfStyle w:val="000000100000" w:firstRow="0" w:lastRow="0" w:firstColumn="0" w:lastColumn="0" w:oddVBand="0" w:evenVBand="0" w:oddHBand="1" w:evenHBand="0" w:firstRowFirstColumn="0" w:firstRowLastColumn="0" w:lastRowFirstColumn="0" w:lastRowLastColumn="0"/>
+          <w:trHeight w:val="573"/>
+        </w:trPr>
+        <w:tc>
+          <w:tcPr>
+            <w:cnfStyle w:val="001000000000" w:firstRow="0" w:lastRow="0" w:firstColumn="1" w:lastColumn="0" w:oddVBand="0" w:evenVBand="0" w:oddHBand="0" w:evenHBand="0" w:firstRowFirstColumn="0" w:firstRowLastColumn="0" w:lastRowFirstColumn="0" w:lastRowLastColumn="0"/>
+            <w:tcW w:w="3986" w:type="dxa"/>
+            <w:tcBorders>
+              <w:left w:val="none" w:sz="0" w:space="0" w:color="auto"/>
+            </w:tcBorders>
+          </w:tcPr>
+          <w:p>
+            <w:pPr>
+              <w:tabs>
+                <w:tab w:val="left" w:pos="1712"/>
+              </w:tabs>
+              <w:jc w:val="both"/>
+              <w:rPr>
+                <w:rFonts w:asciiTheme="majorBidi" w:eastAsiaTheme="majorEastAsia" w:hAnsiTheme="majorBidi" w:cstheme="majorBidi"/>
+                <w:color w:val="0F4761" w:themeColor="accent1" w:themeShade="BF"/>
+              </w:rPr>
+            </w:pPr>
+            <w:r>
+              <w:rPr>
+                <w:rFonts w:asciiTheme="majorBidi" w:hAnsiTheme="majorBidi" w:cstheme="majorBidi"/>
+              </w:rPr>
+              <w:t>Brief description</w:t>
+            </w:r>
+          </w:p>
+        </w:tc>
+        <w:tc>
+          <w:tcPr>
+            <w:tcW w:w="5763" w:type="dxa"/>
+          </w:tcPr>
+          <w:p>
+            <w:pPr>
+              <w:tabs>
+                <w:tab w:val="left" w:pos="1712"/>
+              </w:tabs>
+              <w:cnfStyle w:val="000000100000" w:firstRow="0" w:lastRow="0" w:firstColumn="0" w:lastColumn="0" w:oddVBand="0" w:evenVBand="0" w:oddHBand="1" w:evenHBand="0" w:firstRowFirstColumn="0" w:firstRowLastColumn="0" w:lastRowFirstColumn="0" w:lastRowLastColumn="0"/>
+              <w:rPr>
+                <w:rFonts w:asciiTheme="majorBidi" w:eastAsiaTheme="majorEastAsia" w:hAnsiTheme="majorBidi" w:cstheme="majorBidi"/>
+                <w:color w:val="0F4761" w:themeColor="accent1" w:themeShade="BF"/>
+              </w:rPr>
+            </w:pPr>
+          </w:p>
+        </w:tc>
+      </w:tr>
+      <w:tr>
+        <w:trPr>
+          <w:trHeight w:val="573"/>
+        </w:trPr>
+        <w:tc>
+          <w:tcPr>
+            <w:cnfStyle w:val="001000000000" w:firstRow="0" w:lastRow="0" w:firstColumn="1" w:lastColumn="0" w:oddVBand="0" w:evenVBand="0" w:oddHBand="0" w:evenHBand="0" w:firstRowFirstColumn="0" w:firstRowLastColumn="0" w:lastRowFirstColumn="0" w:lastRowLastColumn="0"/>
+            <w:tcW w:w="3986" w:type="dxa"/>
+            <w:tcBorders>
+              <w:left w:val="none" w:sz="0" w:space="0" w:color="auto"/>
+            </w:tcBorders>
+          </w:tcPr>
+          <w:p>
+            <w:pPr>
+              <w:tabs>
+                <w:tab w:val="left" w:pos="999"/>
+              </w:tabs>
+              <w:rPr>
+                <w:rFonts w:asciiTheme="majorBidi" w:eastAsiaTheme="majorEastAsia" w:hAnsiTheme="majorBidi" w:cstheme="majorBidi"/>
+                <w:color w:val="0F4761" w:themeColor="accent1" w:themeShade="BF"/>
+              </w:rPr>
+            </w:pPr>
+            <w:r>
+              <w:rPr>
+                <w:rFonts w:asciiTheme="majorBidi" w:hAnsiTheme="majorBidi" w:cstheme="majorBidi"/>
+              </w:rPr>
+              <w:t>Primary actors</w:t>
+            </w:r>
+          </w:p>
+        </w:tc>
+        <w:tc>
+          <w:tcPr>
+            <w:tcW w:w="5763" w:type="dxa"/>
+          </w:tcPr>
+          <w:p>
+            <w:pPr>
+              <w:tabs>
+                <w:tab w:val="left" w:pos="1712"/>
+              </w:tabs>
+              <w:cnfStyle w:val="000000000000" w:firstRow="0" w:lastRow="0" w:firstColumn="0" w:lastColumn="0" w:oddVBand="0" w:evenVBand="0" w:oddHBand="0" w:evenHBand="0" w:firstRowFirstColumn="0" w:firstRowLastColumn="0" w:lastRowFirstColumn="0" w:lastRowLastColumn="0"/>
+              <w:rPr>
+                <w:rFonts w:asciiTheme="majorBidi" w:eastAsiaTheme="majorEastAsia" w:hAnsiTheme="majorBidi" w:cstheme="majorBidi"/>
+                <w:color w:val="0F4761" w:themeColor="accent1" w:themeShade="BF"/>
+              </w:rPr>
+            </w:pPr>
+          </w:p>
+        </w:tc>
+      </w:tr>
+      <w:tr>
+        <w:trPr>
+          <w:cnfStyle w:val="000000100000" w:firstRow="0" w:lastRow="0" w:firstColumn="0" w:lastColumn="0" w:oddVBand="0" w:evenVBand="0" w:oddHBand="1" w:evenHBand="0" w:firstRowFirstColumn="0" w:firstRowLastColumn="0" w:lastRowFirstColumn="0" w:lastRowLastColumn="0"/>
+          <w:trHeight w:val="593"/>
+        </w:trPr>
+        <w:tc>
+          <w:tcPr>
+            <w:cnfStyle w:val="001000000000" w:firstRow="0" w:lastRow="0" w:firstColumn="1" w:lastColumn="0" w:oddVBand="0" w:evenVBand="0" w:oddHBand="0" w:evenHBand="0" w:firstRowFirstColumn="0" w:firstRowLastColumn="0" w:lastRowFirstColumn="0" w:lastRowLastColumn="0"/>
+            <w:tcW w:w="3986" w:type="dxa"/>
+            <w:tcBorders>
+              <w:left w:val="none" w:sz="0" w:space="0" w:color="auto"/>
+            </w:tcBorders>
+          </w:tcPr>
+          <w:p>
+            <w:pPr>
+              <w:tabs>
+                <w:tab w:val="left" w:pos="1712"/>
+              </w:tabs>
+              <w:jc w:val="both"/>
+              <w:rPr>
+                <w:rFonts w:asciiTheme="majorBidi" w:eastAsiaTheme="majorEastAsia" w:hAnsiTheme="majorBidi" w:cstheme="majorBidi"/>
+                <w:color w:val="0F4761" w:themeColor="accent1" w:themeShade="BF"/>
+              </w:rPr>
+            </w:pPr>
+            <w:r>
+              <w:rPr>
+                <w:rFonts w:asciiTheme="majorBidi" w:hAnsiTheme="majorBidi" w:cstheme="majorBidi"/>
+              </w:rPr>
+              <w:t>Trigger</w:t>
+            </w:r>
+          </w:p>
+        </w:tc>
+        <w:tc>
+          <w:tcPr>
+            <w:tcW w:w="5763" w:type="dxa"/>
+          </w:tcPr>
+          <w:p>
+            <w:pPr>
+              <w:tabs>
+                <w:tab w:val="left" w:pos="1712"/>
+              </w:tabs>
+              <w:cnfStyle w:val="000000100000" w:firstRow="0" w:lastRow="0" w:firstColumn="0" w:lastColumn="0" w:oddVBand="0" w:evenVBand="0" w:oddHBand="1" w:evenHBand="0" w:firstRowFirstColumn="0" w:firstRowLastColumn="0" w:lastRowFirstColumn="0" w:lastRowLastColumn="0"/>
+              <w:rPr>
+                <w:rFonts w:asciiTheme="majorBidi" w:eastAsiaTheme="majorEastAsia" w:hAnsiTheme="majorBidi" w:cstheme="majorBidi"/>
+                <w:color w:val="0F4761" w:themeColor="accent1" w:themeShade="BF"/>
+              </w:rPr>
+            </w:pPr>
+          </w:p>
+        </w:tc>
+      </w:tr>
+      <w:tr>
+        <w:trPr>
+          <w:trHeight w:val="573"/>
+        </w:trPr>
+        <w:tc>
+          <w:tcPr>
+            <w:cnfStyle w:val="001000000000" w:firstRow="0" w:lastRow="0" w:firstColumn="1" w:lastColumn="0" w:oddVBand="0" w:evenVBand="0" w:oddHBand="0" w:evenHBand="0" w:firstRowFirstColumn="0" w:firstRowLastColumn="0" w:lastRowFirstColumn="0" w:lastRowLastColumn="0"/>
+            <w:tcW w:w="3986" w:type="dxa"/>
+            <w:tcBorders>
+              <w:left w:val="none" w:sz="0" w:space="0" w:color="auto"/>
+            </w:tcBorders>
+          </w:tcPr>
+          <w:p>
+            <w:pPr>
+              <w:tabs>
+                <w:tab w:val="left" w:pos="1712"/>
+              </w:tabs>
+              <w:jc w:val="both"/>
+              <w:rPr>
+                <w:rFonts w:asciiTheme="majorBidi" w:eastAsiaTheme="majorEastAsia" w:hAnsiTheme="majorBidi" w:cstheme="majorBidi"/>
+                <w:color w:val="0F4761" w:themeColor="accent1" w:themeShade="BF"/>
+              </w:rPr>
+            </w:pPr>
+            <w:r>
+              <w:rPr>
+                <w:rFonts w:asciiTheme="majorBidi" w:hAnsiTheme="majorBidi" w:cstheme="majorBidi"/>
+              </w:rPr>
+              <w:t>Preconditions</w:t>
+            </w:r>
+          </w:p>
+        </w:tc>
+        <w:tc>
+          <w:tcPr>
+            <w:tcW w:w="5763" w:type="dxa"/>
+          </w:tcPr>
+          <w:p>
+            <w:pPr>
+              <w:pStyle w:val="ListParagraph"/>
+              <w:tabs>
+                <w:tab w:val="left" w:pos="1712"/>
+              </w:tabs>
+              <w:cnfStyle w:val="000000000000" w:firstRow="0" w:lastRow="0" w:firstColumn="0" w:lastColumn="0" w:oddVBand="0" w:evenVBand="0" w:oddHBand="0" w:evenHBand="0" w:firstRowFirstColumn="0" w:firstRowLastColumn="0" w:lastRowFirstColumn="0" w:lastRowLastColumn="0"/>
+              <w:rPr>
+                <w:rFonts w:asciiTheme="majorBidi" w:eastAsiaTheme="majorEastAsia" w:hAnsiTheme="majorBidi" w:cstheme="majorBidi"/>
+                <w:color w:val="0F4761" w:themeColor="accent1" w:themeShade="BF"/>
+              </w:rPr>
+            </w:pPr>
+          </w:p>
+        </w:tc>
+      </w:tr>
+      <w:tr>
+        <w:trPr>
+          <w:cnfStyle w:val="000000100000" w:firstRow="0" w:lastRow="0" w:firstColumn="0" w:lastColumn="0" w:oddVBand="0" w:evenVBand="0" w:oddHBand="1" w:evenHBand="0" w:firstRowFirstColumn="0" w:firstRowLastColumn="0" w:lastRowFirstColumn="0" w:lastRowLastColumn="0"/>
+          <w:trHeight w:val="573"/>
+        </w:trPr>
+        <w:tc>
+          <w:tcPr>
+            <w:cnfStyle w:val="001000000000" w:firstRow="0" w:lastRow="0" w:firstColumn="1" w:lastColumn="0" w:oddVBand="0" w:evenVBand="0" w:oddHBand="0" w:evenHBand="0" w:firstRowFirstColumn="0" w:firstRowLastColumn="0" w:lastRowFirstColumn="0" w:lastRowLastColumn="0"/>
+            <w:tcW w:w="3986" w:type="dxa"/>
+            <w:tcBorders>
+              <w:left w:val="none" w:sz="0" w:space="0" w:color="auto"/>
+            </w:tcBorders>
+          </w:tcPr>
+          <w:p>
+            <w:pPr>
+              <w:tabs>
+                <w:tab w:val="left" w:pos="1712"/>
+              </w:tabs>
+              <w:jc w:val="both"/>
+              <w:rPr>
+                <w:rFonts w:asciiTheme="majorBidi" w:eastAsiaTheme="majorEastAsia" w:hAnsiTheme="majorBidi" w:cstheme="majorBidi"/>
+                <w:color w:val="0F4761" w:themeColor="accent1" w:themeShade="BF"/>
+              </w:rPr>
+            </w:pPr>
+            <w:r>
+              <w:rPr>
+                <w:rFonts w:asciiTheme="majorBidi" w:hAnsiTheme="majorBidi" w:cstheme="majorBidi"/>
+              </w:rPr>
+              <w:t>Postconditions</w:t>
+            </w:r>
+          </w:p>
+        </w:tc>
+        <w:tc>
+          <w:tcPr>
+            <w:tcW w:w="5763" w:type="dxa"/>
+          </w:tcPr>
+          <w:p>
+            <w:pPr>
+              <w:pStyle w:val="ListParagraph"/>
+              <w:tabs>
+                <w:tab w:val="left" w:pos="1712"/>
+              </w:tabs>
+              <w:cnfStyle w:val="000000100000" w:firstRow="0" w:lastRow="0" w:firstColumn="0" w:lastColumn="0" w:oddVBand="0" w:evenVBand="0" w:oddHBand="1" w:evenHBand="0" w:firstRowFirstColumn="0" w:firstRowLastColumn="0" w:lastRowFirstColumn="0" w:lastRowLastColumn="0"/>
+              <w:rPr>
+                <w:rFonts w:asciiTheme="majorBidi" w:eastAsiaTheme="majorEastAsia" w:hAnsiTheme="majorBidi" w:cstheme="majorBidi"/>
+                <w:color w:val="0F4761" w:themeColor="accent1" w:themeShade="BF"/>
+              </w:rPr>
+            </w:pPr>
+          </w:p>
+        </w:tc>
+      </w:tr>
+      <w:tr>
+        <w:trPr>
+          <w:trHeight w:val="573"/>
+        </w:trPr>
+        <w:tc>
+          <w:tcPr>
+            <w:cnfStyle w:val="001000000000" w:firstRow="0" w:lastRow="0" w:firstColumn="1" w:lastColumn="0" w:oddVBand="0" w:evenVBand="0" w:oddHBand="0" w:evenHBand="0" w:firstRowFirstColumn="0" w:firstRowLastColumn="0" w:lastRowFirstColumn="0" w:lastRowLastColumn="0"/>
+            <w:tcW w:w="9749" w:type="dxa"/>
+            <w:gridSpan w:val="2"/>
+            <w:shd w:val="clear" w:color="auto" w:fill="0B769F" w:themeFill="accent4" w:themeFillShade="BF"/>
+          </w:tcPr>
+          <w:p>
+            <w:pPr>
+              <w:tabs>
+                <w:tab w:val="left" w:pos="1712"/>
+              </w:tabs>
+              <w:rPr>
+                <w:rFonts w:asciiTheme="majorBidi" w:eastAsiaTheme="majorEastAsia" w:hAnsiTheme="majorBidi" w:cstheme="majorBidi"/>
+                <w:color w:val="0F4761" w:themeColor="accent1" w:themeShade="BF"/>
+              </w:rPr>
+            </w:pPr>
+            <w:r>
+              <w:rPr>
+                <w:rFonts w:asciiTheme="majorBidi" w:hAnsiTheme="majorBidi" w:cstheme="majorBidi"/>
+              </w:rPr>
+              <w:t>Main Success Scenario</w:t>
+            </w:r>
+          </w:p>
+        </w:tc>
+      </w:tr>
+      <w:tr>
+        <w:trPr>
+          <w:cnfStyle w:val="000000100000" w:firstRow="0" w:lastRow="0" w:firstColumn="0" w:lastColumn="0" w:oddVBand="0" w:evenVBand="0" w:oddHBand="1" w:evenHBand="0" w:firstRowFirstColumn="0" w:firstRowLastColumn="0" w:lastRowFirstColumn="0" w:lastRowLastColumn="0"/>
+          <w:trHeight w:val="573"/>
+        </w:trPr>
+        <w:tc>
+          <w:tcPr>
+            <w:cnfStyle w:val="001000000000" w:firstRow="0" w:lastRow="0" w:firstColumn="1" w:lastColumn="0" w:oddVBand="0" w:evenVBand="0" w:oddHBand="0" w:evenHBand="0" w:firstRowFirstColumn="0" w:firstRowLastColumn="0" w:lastRowFirstColumn="0" w:lastRowLastColumn="0"/>
+            <w:tcW w:w="3986" w:type="dxa"/>
+          </w:tcPr>
+          <w:p>
+            <w:pPr>
+              <w:tabs>
+                <w:tab w:val="left" w:pos="1712"/>
+              </w:tabs>
+              <w:jc w:val="both"/>
+              <w:rPr>
+                <w:rFonts w:asciiTheme="majorBidi" w:hAnsiTheme="majorBidi" w:cstheme="majorBidi"/>
+                <w:color w:val="0E2841" w:themeColor="text2"/>
+              </w:rPr>
+            </w:pPr>
+            <w:r>
+              <w:rPr>
+                <w:rFonts w:asciiTheme="majorBidi" w:hAnsiTheme="majorBidi" w:cstheme="majorBidi"/>
+                <w:color w:val="0E2841" w:themeColor="text2"/>
+              </w:rPr>
+              <w:t>Actor Action</w:t>
+            </w:r>
+          </w:p>
+        </w:tc>
+        <w:tc>
+          <w:tcPr>
+            <w:tcW w:w="5763" w:type="dxa"/>
+          </w:tcPr>
+          <w:p>
+            <w:pPr>
+              <w:tabs>
+                <w:tab w:val="left" w:pos="1712"/>
+              </w:tabs>
+              <w:cnfStyle w:val="000000100000" w:firstRow="0" w:lastRow="0" w:firstColumn="0" w:lastColumn="0" w:oddVBand="0" w:evenVBand="0" w:oddHBand="1" w:evenHBand="0" w:firstRowFirstColumn="0" w:firstRowLastColumn="0" w:lastRowFirstColumn="0" w:lastRowLastColumn="0"/>
+              <w:rPr>
+                <w:rFonts w:asciiTheme="majorBidi" w:eastAsiaTheme="majorEastAsia" w:hAnsiTheme="majorBidi" w:cstheme="majorBidi"/>
+                <w:b/>
+                <w:bCs/>
+                <w:color w:val="0F4761" w:themeColor="accent1" w:themeShade="BF"/>
+              </w:rPr>
+            </w:pPr>
+            <w:r>
+              <w:rPr>
+                <w:rFonts w:asciiTheme="majorBidi" w:hAnsiTheme="majorBidi" w:cstheme="majorBidi"/>
+                <w:b/>
+                <w:bCs/>
+              </w:rPr>
+              <w:t>System Response</w:t>
+            </w:r>
+          </w:p>
+        </w:tc>
+      </w:tr>
+      <w:tr>
+        <w:trPr>
+          <w:trHeight w:val="573"/>
+        </w:trPr>
+        <w:tc>
+          <w:tcPr>
+            <w:cnfStyle w:val="001000000000" w:firstRow="0" w:lastRow="0" w:firstColumn="1" w:lastColumn="0" w:oddVBand="0" w:evenVBand="0" w:oddHBand="0" w:evenHBand="0" w:firstRowFirstColumn="0" w:firstRowLastColumn="0" w:lastRowFirstColumn="0" w:lastRowLastColumn="0"/>
+            <w:tcW w:w="3986" w:type="dxa"/>
+          </w:tcPr>
+          <w:p>
+            <w:pPr>
+              <w:tabs>
+                <w:tab w:val="left" w:pos="1712"/>
+              </w:tabs>
+              <w:jc w:val="both"/>
+              <w:rPr>
+                <w:rFonts w:asciiTheme="majorBidi" w:hAnsiTheme="majorBidi" w:cstheme="majorBidi"/>
+              </w:rPr>
+            </w:pPr>
+          </w:p>
+        </w:tc>
+        <w:tc>
+          <w:tcPr>
+            <w:tcW w:w="5763" w:type="dxa"/>
+          </w:tcPr>
+          <w:p>
+            <w:pPr>
+              <w:tabs>
+                <w:tab w:val="left" w:pos="1712"/>
+              </w:tabs>
+              <w:ind w:left="360"/>
+              <w:cnfStyle w:val="000000000000" w:firstRow="0" w:lastRow="0" w:firstColumn="0" w:lastColumn="0" w:oddVBand="0" w:evenVBand="0" w:oddHBand="0" w:evenHBand="0" w:firstRowFirstColumn="0" w:firstRowLastColumn="0" w:lastRowFirstColumn="0" w:lastRowLastColumn="0"/>
+              <w:rPr>
+                <w:rFonts w:asciiTheme="majorBidi" w:eastAsiaTheme="majorEastAsia" w:hAnsiTheme="majorBidi" w:cstheme="majorBidi"/>
+                <w:color w:val="0F4761" w:themeColor="accent1" w:themeShade="BF"/>
+              </w:rPr>
+            </w:pPr>
+          </w:p>
+        </w:tc>
+      </w:tr>
+      <w:tr>
+        <w:trPr>
+          <w:cnfStyle w:val="000000100000" w:firstRow="0" w:lastRow="0" w:firstColumn="0" w:lastColumn="0" w:oddVBand="0" w:evenVBand="0" w:oddHBand="1" w:evenHBand="0" w:firstRowFirstColumn="0" w:firstRowLastColumn="0" w:lastRowFirstColumn="0" w:lastRowLastColumn="0"/>
+          <w:trHeight w:val="573"/>
+        </w:trPr>
+        <w:tc>
+          <w:tcPr>
+            <w:cnfStyle w:val="001000000000" w:firstRow="0" w:lastRow="0" w:firstColumn="1" w:lastColumn="0" w:oddVBand="0" w:evenVBand="0" w:oddHBand="0" w:evenHBand="0" w:firstRowFirstColumn="0" w:firstRowLastColumn="0" w:lastRowFirstColumn="0" w:lastRowLastColumn="0"/>
+            <w:tcW w:w="3986" w:type="dxa"/>
+          </w:tcPr>
+          <w:p>
+            <w:pPr>
+              <w:pStyle w:val="ListParagraph"/>
+              <w:tabs>
+                <w:tab w:val="left" w:pos="1712"/>
+              </w:tabs>
+              <w:jc w:val="both"/>
+              <w:rPr>
+                <w:rFonts w:asciiTheme="majorBidi" w:hAnsiTheme="majorBidi" w:cstheme="majorBidi"/>
+                <w:color w:val="0F4761" w:themeColor="accent1" w:themeShade="BF"/>
+              </w:rPr>
+            </w:pPr>
+          </w:p>
+        </w:tc>
+        <w:tc>
+          <w:tcPr>
+            <w:tcW w:w="5763" w:type="dxa"/>
+          </w:tcPr>
+          <w:p>
+            <w:pPr>
+              <w:tabs>
+                <w:tab w:val="left" w:pos="1712"/>
+              </w:tabs>
+              <w:cnfStyle w:val="000000100000" w:firstRow="0" w:lastRow="0" w:firstColumn="0" w:lastColumn="0" w:oddVBand="0" w:evenVBand="0" w:oddHBand="1" w:evenHBand="0" w:firstRowFirstColumn="0" w:firstRowLastColumn="0" w:lastRowFirstColumn="0" w:lastRowLastColumn="0"/>
+              <w:rPr>
+                <w:rFonts w:asciiTheme="majorBidi" w:eastAsiaTheme="majorEastAsia" w:hAnsiTheme="majorBidi" w:cstheme="majorBidi"/>
+                <w:color w:val="0F4761" w:themeColor="accent1" w:themeShade="BF"/>
+              </w:rPr>
+            </w:pPr>
+          </w:p>
+        </w:tc>
+      </w:tr>
+      <w:tr>
+        <w:trPr>
+          <w:trHeight w:val="573"/>
+        </w:trPr>
+        <w:tc>
+          <w:tcPr>
+            <w:cnfStyle w:val="001000000000" w:firstRow="0" w:lastRow="0" w:firstColumn="1" w:lastColumn="0" w:oddVBand="0" w:evenVBand="0" w:oddHBand="0" w:evenHBand="0" w:firstRowFirstColumn="0" w:firstRowLastColumn="0" w:lastRowFirstColumn="0" w:lastRowLastColumn="0"/>
+            <w:tcW w:w="3986" w:type="dxa"/>
+          </w:tcPr>
+          <w:p>
+            <w:pPr>
+              <w:pStyle w:val="ListParagraph"/>
+              <w:tabs>
+                <w:tab w:val="left" w:pos="1712"/>
+              </w:tabs>
+              <w:jc w:val="both"/>
+              <w:rPr>
+                <w:rFonts w:asciiTheme="majorBidi" w:hAnsiTheme="majorBidi" w:cstheme="majorBidi"/>
+                <w:color w:val="0F4761" w:themeColor="accent1" w:themeShade="BF"/>
+              </w:rPr>
+            </w:pPr>
+          </w:p>
+        </w:tc>
+        <w:tc>
+          <w:tcPr>
+            <w:tcW w:w="5763" w:type="dxa"/>
+          </w:tcPr>
+          <w:p>
+            <w:pPr>
+              <w:pStyle w:val="ListParagraph"/>
+              <w:tabs>
+                <w:tab w:val="left" w:pos="1712"/>
+              </w:tabs>
+              <w:cnfStyle w:val="000000000000" w:firstRow="0" w:lastRow="0" w:firstColumn="0" w:lastColumn="0" w:oddVBand="0" w:evenVBand="0" w:oddHBand="0" w:evenHBand="0" w:firstRowFirstColumn="0" w:firstRowLastColumn="0" w:lastRowFirstColumn="0" w:lastRowLastColumn="0"/>
+              <w:rPr>
+                <w:rFonts w:asciiTheme="majorBidi" w:eastAsiaTheme="majorEastAsia" w:hAnsiTheme="majorBidi" w:cstheme="majorBidi"/>
+                <w:color w:val="0F4761" w:themeColor="accent1" w:themeShade="BF"/>
+              </w:rPr>
+            </w:pPr>
+          </w:p>
+        </w:tc>
+      </w:tr>
+      <w:tr>
+        <w:trPr>
+          <w:cnfStyle w:val="000000100000" w:firstRow="0" w:lastRow="0" w:firstColumn="0" w:lastColumn="0" w:oddVBand="0" w:evenVBand="0" w:oddHBand="1" w:evenHBand="0" w:firstRowFirstColumn="0" w:firstRowLastColumn="0" w:lastRowFirstColumn="0" w:lastRowLastColumn="0"/>
+          <w:trHeight w:val="573"/>
+        </w:trPr>
+        <w:tc>
+          <w:tcPr>
+            <w:cnfStyle w:val="001000000000" w:firstRow="0" w:lastRow="0" w:firstColumn="1" w:lastColumn="0" w:oddVBand="0" w:evenVBand="0" w:oddHBand="0" w:evenHBand="0" w:firstRowFirstColumn="0" w:firstRowLastColumn="0" w:lastRowFirstColumn="0" w:lastRowLastColumn="0"/>
+            <w:tcW w:w="3986" w:type="dxa"/>
+          </w:tcPr>
+          <w:p>
+            <w:pPr>
+              <w:pStyle w:val="ListParagraph"/>
+              <w:tabs>
+                <w:tab w:val="left" w:pos="1712"/>
+              </w:tabs>
+              <w:jc w:val="both"/>
+              <w:rPr>
+                <w:rFonts w:asciiTheme="majorBidi" w:hAnsiTheme="majorBidi" w:cstheme="majorBidi"/>
+                <w:color w:val="0F4761" w:themeColor="accent1" w:themeShade="BF"/>
+              </w:rPr>
+            </w:pPr>
+          </w:p>
+        </w:tc>
+        <w:tc>
+          <w:tcPr>
+            <w:tcW w:w="5763" w:type="dxa"/>
+          </w:tcPr>
+          <w:p>
+            <w:pPr>
+              <w:pStyle w:val="ListParagraph"/>
+              <w:tabs>
+                <w:tab w:val="left" w:pos="1712"/>
+              </w:tabs>
+              <w:cnfStyle w:val="000000100000" w:firstRow="0" w:lastRow="0" w:firstColumn="0" w:lastColumn="0" w:oddVBand="0" w:evenVBand="0" w:oddHBand="1" w:evenHBand="0" w:firstRowFirstColumn="0" w:firstRowLastColumn="0" w:lastRowFirstColumn="0" w:lastRowLastColumn="0"/>
+              <w:rPr>
+                <w:rFonts w:asciiTheme="majorBidi" w:eastAsiaTheme="majorEastAsia" w:hAnsiTheme="majorBidi" w:cstheme="majorBidi"/>
+                <w:color w:val="0F4761" w:themeColor="accent1" w:themeShade="BF"/>
+              </w:rPr>
+            </w:pPr>
+          </w:p>
+        </w:tc>
+      </w:tr>
+      <w:tr>
+        <w:trPr>
+          <w:trHeight w:val="573"/>
+        </w:trPr>
+        <w:tc>
+          <w:tcPr>
+            <w:cnfStyle w:val="001000000000" w:firstRow="0" w:lastRow="0" w:firstColumn="1" w:lastColumn="0" w:oddVBand="0" w:evenVBand="0" w:oddHBand="0" w:evenHBand="0" w:firstRowFirstColumn="0" w:firstRowLastColumn="0" w:lastRowFirstColumn="0" w:lastRowLastColumn="0"/>
+            <w:tcW w:w="3986" w:type="dxa"/>
+          </w:tcPr>
+          <w:p>
+            <w:pPr>
+              <w:tabs>
+                <w:tab w:val="left" w:pos="1712"/>
+              </w:tabs>
+              <w:jc w:val="both"/>
+              <w:rPr>
+                <w:rFonts w:asciiTheme="majorBidi" w:hAnsiTheme="majorBidi" w:cstheme="majorBidi"/>
+                <w:color w:val="0F4761" w:themeColor="accent1" w:themeShade="BF"/>
+              </w:rPr>
+            </w:pPr>
+          </w:p>
+        </w:tc>
+        <w:tc>
+          <w:tcPr>
+            <w:tcW w:w="5763" w:type="dxa"/>
+          </w:tcPr>
+          <w:p>
+            <w:pPr>
+              <w:pStyle w:val="ListParagraph"/>
+              <w:tabs>
+                <w:tab w:val="left" w:pos="1712"/>
+              </w:tabs>
+              <w:cnfStyle w:val="000000000000" w:firstRow="0" w:lastRow="0" w:firstColumn="0" w:lastColumn="0" w:oddVBand="0" w:evenVBand="0" w:oddHBand="0" w:evenHBand="0" w:firstRowFirstColumn="0" w:firstRowLastColumn="0" w:lastRowFirstColumn="0" w:lastRowLastColumn="0"/>
+              <w:rPr>
+                <w:rFonts w:asciiTheme="majorBidi" w:eastAsiaTheme="majorEastAsia" w:hAnsiTheme="majorBidi" w:cstheme="majorBidi"/>
+                <w:color w:val="0F4761" w:themeColor="accent1" w:themeShade="BF"/>
+              </w:rPr>
+            </w:pPr>
+          </w:p>
+        </w:tc>
+      </w:tr>
+      <w:tr>
+        <w:trPr>
+          <w:cnfStyle w:val="000000100000" w:firstRow="0" w:lastRow="0" w:firstColumn="0" w:lastColumn="0" w:oddVBand="0" w:evenVBand="0" w:oddHBand="1" w:evenHBand="0" w:firstRowFirstColumn="0" w:firstRowLastColumn="0" w:lastRowFirstColumn="0" w:lastRowLastColumn="0"/>
+          <w:trHeight w:val="573"/>
+        </w:trPr>
+        <w:tc>
+          <w:tcPr>
+            <w:cnfStyle w:val="001000000000" w:firstRow="0" w:lastRow="0" w:firstColumn="1" w:lastColumn="0" w:oddVBand="0" w:evenVBand="0" w:oddHBand="0" w:evenHBand="0" w:firstRowFirstColumn="0" w:firstRowLastColumn="0" w:lastRowFirstColumn="0" w:lastRowLastColumn="0"/>
+            <w:tcW w:w="9749" w:type="dxa"/>
+            <w:gridSpan w:val="2"/>
+          </w:tcPr>
+          <w:p>
+            <w:pPr>
+              <w:tabs>
+                <w:tab w:val="left" w:pos="1712"/>
+              </w:tabs>
+              <w:rPr>
+                <w:rFonts w:asciiTheme="majorBidi" w:hAnsiTheme="majorBidi" w:cstheme="majorBidi"/>
+                <w:b w:val="0"/>
+                <w:bCs w:val="0"/>
+              </w:rPr>
+            </w:pPr>
+            <w:r>
+              <w:rPr>
+                <w:rFonts w:asciiTheme="majorBidi" w:hAnsiTheme="majorBidi" w:cstheme="majorBidi"/>
+              </w:rPr>
+              <w:t>Alternative flows:</w:t>
+            </w:r>
+          </w:p>
+          <w:p>
+            <w:pPr>
+              <w:tabs>
+                <w:tab w:val="left" w:pos="1712"/>
+              </w:tabs>
+              <w:rPr>
+                <w:rFonts w:asciiTheme="majorBidi" w:eastAsiaTheme="majorEastAsia" w:hAnsiTheme="majorBidi" w:cstheme="majorBidi"/>
+                <w:color w:val="0F4761" w:themeColor="accent1" w:themeShade="BF"/>
+              </w:rPr>
+            </w:pPr>
+          </w:p>
+        </w:tc>
+      </w:tr>
+    </w:tbl>
+    <w:p/>
+    <w:p/>
+    <w:p/>
+    <w:tbl>
+      <w:tblPr>
+        <w:tblStyle w:val="GridTable5Dark-Accent4"/>
+        <w:tblW w:w="9749" w:type="dxa"/>
+        <w:tblBorders>
+          <w:top w:val="single" w:sz="4" w:space="0" w:color="auto"/>
+          <w:left w:val="single" w:sz="4" w:space="0" w:color="auto"/>
+          <w:bottom w:val="single" w:sz="4" w:space="0" w:color="auto"/>
+          <w:right w:val="single" w:sz="4" w:space="0" w:color="auto"/>
+          <w:insideH w:val="single" w:sz="4" w:space="0" w:color="auto"/>
+          <w:insideV w:val="single" w:sz="4" w:space="0" w:color="auto"/>
+        </w:tblBorders>
+        <w:tblLook w:val="04A0" w:firstRow="1" w:lastRow="0" w:firstColumn="1" w:lastColumn="0" w:noHBand="0" w:noVBand="1"/>
+      </w:tblPr>
+      <w:tblGrid>
+        <w:gridCol w:w="3986"/>
+        <w:gridCol w:w="5763"/>
+      </w:tblGrid>
+      <w:tr>
+        <w:trPr>
+          <w:cnfStyle w:val="100000000000" w:firstRow="1" w:lastRow="0" w:firstColumn="0" w:lastColumn="0" w:oddVBand="0" w:evenVBand="0" w:oddHBand="0" w:evenHBand="0" w:firstRowFirstColumn="0" w:firstRowLastColumn="0" w:lastRowFirstColumn="0" w:lastRowLastColumn="0"/>
+          <w:trHeight w:val="573"/>
+        </w:trPr>
+        <w:tc>
+          <w:tcPr>
+            <w:cnfStyle w:val="001000000000" w:firstRow="0" w:lastRow="0" w:firstColumn="1" w:lastColumn="0" w:oddVBand="0" w:evenVBand="0" w:oddHBand="0" w:evenHBand="0" w:firstRowFirstColumn="0" w:firstRowLastColumn="0" w:lastRowFirstColumn="0" w:lastRowLastColumn="0"/>
+            <w:tcW w:w="3986" w:type="dxa"/>
+            <w:tcBorders>
+              <w:top w:val="none" w:sz="0" w:space="0" w:color="auto"/>
+              <w:left w:val="none" w:sz="0" w:space="0" w:color="auto"/>
+              <w:right w:val="none" w:sz="0" w:space="0" w:color="auto"/>
+            </w:tcBorders>
+          </w:tcPr>
+          <w:p>
+            <w:pPr>
+              <w:tabs>
+                <w:tab w:val="left" w:pos="1712"/>
+              </w:tabs>
+              <w:jc w:val="both"/>
+              <w:rPr>
+                <w:rFonts w:asciiTheme="majorBidi" w:eastAsiaTheme="majorEastAsia" w:hAnsiTheme="majorBidi" w:cstheme="majorBidi"/>
+                <w:color w:val="0F4761" w:themeColor="accent1" w:themeShade="BF"/>
+              </w:rPr>
+            </w:pPr>
+            <w:r>
+              <w:rPr>
+                <w:rFonts w:asciiTheme="majorBidi" w:hAnsiTheme="majorBidi" w:cstheme="majorBidi"/>
+              </w:rPr>
+              <w:lastRenderedPageBreak/>
+              <w:t>Use case ID:</w:t>
+            </w:r>
+          </w:p>
+        </w:tc>
+        <w:tc>
+          <w:tcPr>
+            <w:tcW w:w="5763" w:type="dxa"/>
+            <w:tcBorders>
+              <w:top w:val="none" w:sz="0" w:space="0" w:color="auto"/>
+              <w:left w:val="none" w:sz="0" w:space="0" w:color="auto"/>
+              <w:right w:val="none" w:sz="0" w:space="0" w:color="auto"/>
+            </w:tcBorders>
+          </w:tcPr>
+          <w:p>
+            <w:pPr>
+              <w:tabs>
+                <w:tab w:val="left" w:pos="1712"/>
+              </w:tabs>
+              <w:cnfStyle w:val="100000000000" w:firstRow="1" w:lastRow="0" w:firstColumn="0" w:lastColumn="0" w:oddVBand="0" w:evenVBand="0" w:oddHBand="0" w:evenHBand="0" w:firstRowFirstColumn="0" w:firstRowLastColumn="0" w:lastRowFirstColumn="0" w:lastRowLastColumn="0"/>
+              <w:rPr>
+                <w:rFonts w:asciiTheme="majorBidi" w:eastAsiaTheme="majorEastAsia" w:hAnsiTheme="majorBidi" w:cstheme="majorBidi"/>
+                <w:color w:val="0F4761" w:themeColor="accent1" w:themeShade="BF"/>
+              </w:rPr>
+            </w:pPr>
+            <w:r>
+              <w:rPr>
+                <w:rFonts w:asciiTheme="majorBidi" w:eastAsiaTheme="majorEastAsia" w:hAnsiTheme="majorBidi" w:cstheme="majorBidi"/>
+              </w:rPr>
+              <w:t>Sell item UC00</w:t>
+            </w:r>
+            <w:r>
+              <w:rPr>
+                <w:rFonts w:asciiTheme="majorBidi" w:eastAsiaTheme="majorEastAsia" w:hAnsiTheme="majorBidi" w:cstheme="majorBidi"/>
+              </w:rPr>
+              <w:t>2</w:t>
+            </w:r>
+          </w:p>
+        </w:tc>
+      </w:tr>
+      <w:tr>
+        <w:trPr>
+          <w:cnfStyle w:val="000000100000" w:firstRow="0" w:lastRow="0" w:firstColumn="0" w:lastColumn="0" w:oddVBand="0" w:evenVBand="0" w:oddHBand="1" w:evenHBand="0" w:firstRowFirstColumn="0" w:firstRowLastColumn="0" w:lastRowFirstColumn="0" w:lastRowLastColumn="0"/>
+          <w:trHeight w:val="573"/>
+        </w:trPr>
+        <w:tc>
+          <w:tcPr>
+            <w:cnfStyle w:val="001000000000" w:firstRow="0" w:lastRow="0" w:firstColumn="1" w:lastColumn="0" w:oddVBand="0" w:evenVBand="0" w:oddHBand="0" w:evenHBand="0" w:firstRowFirstColumn="0" w:firstRowLastColumn="0" w:lastRowFirstColumn="0" w:lastRowLastColumn="0"/>
+            <w:tcW w:w="3986" w:type="dxa"/>
+            <w:tcBorders>
+              <w:left w:val="none" w:sz="0" w:space="0" w:color="auto"/>
+            </w:tcBorders>
+          </w:tcPr>
+          <w:p>
+            <w:pPr>
+              <w:tabs>
+                <w:tab w:val="left" w:pos="1712"/>
+              </w:tabs>
+              <w:jc w:val="both"/>
+              <w:rPr>
+                <w:rFonts w:asciiTheme="majorBidi" w:eastAsiaTheme="majorEastAsia" w:hAnsiTheme="majorBidi" w:cstheme="majorBidi"/>
+                <w:color w:val="0F4761" w:themeColor="accent1" w:themeShade="BF"/>
+              </w:rPr>
+            </w:pPr>
+            <w:r>
+              <w:rPr>
+                <w:rFonts w:asciiTheme="majorBidi" w:hAnsiTheme="majorBidi" w:cstheme="majorBidi"/>
+              </w:rPr>
+              <w:t>Brief description</w:t>
+            </w:r>
+          </w:p>
+        </w:tc>
+        <w:tc>
+          <w:tcPr>
+            <w:tcW w:w="5763" w:type="dxa"/>
+          </w:tcPr>
+          <w:p>
+            <w:pPr>
+              <w:tabs>
+                <w:tab w:val="left" w:pos="1712"/>
+              </w:tabs>
+              <w:cnfStyle w:val="000000100000" w:firstRow="0" w:lastRow="0" w:firstColumn="0" w:lastColumn="0" w:oddVBand="0" w:evenVBand="0" w:oddHBand="1" w:evenHBand="0" w:firstRowFirstColumn="0" w:firstRowLastColumn="0" w:lastRowFirstColumn="0" w:lastRowLastColumn="0"/>
+              <w:rPr>
+                <w:rFonts w:asciiTheme="majorBidi" w:eastAsiaTheme="majorEastAsia" w:hAnsiTheme="majorBidi" w:cstheme="majorBidi"/>
+                <w:color w:val="0F4761" w:themeColor="accent1" w:themeShade="BF"/>
+              </w:rPr>
+            </w:pPr>
+          </w:p>
+        </w:tc>
+      </w:tr>
+      <w:tr>
+        <w:trPr>
+          <w:trHeight w:val="573"/>
+        </w:trPr>
+        <w:tc>
+          <w:tcPr>
+            <w:cnfStyle w:val="001000000000" w:firstRow="0" w:lastRow="0" w:firstColumn="1" w:lastColumn="0" w:oddVBand="0" w:evenVBand="0" w:oddHBand="0" w:evenHBand="0" w:firstRowFirstColumn="0" w:firstRowLastColumn="0" w:lastRowFirstColumn="0" w:lastRowLastColumn="0"/>
+            <w:tcW w:w="3986" w:type="dxa"/>
+            <w:tcBorders>
+              <w:left w:val="none" w:sz="0" w:space="0" w:color="auto"/>
+            </w:tcBorders>
+          </w:tcPr>
+          <w:p>
+            <w:pPr>
+              <w:tabs>
+                <w:tab w:val="left" w:pos="999"/>
+              </w:tabs>
+              <w:rPr>
+                <w:rFonts w:asciiTheme="majorBidi" w:eastAsiaTheme="majorEastAsia" w:hAnsiTheme="majorBidi" w:cstheme="majorBidi"/>
+                <w:color w:val="0F4761" w:themeColor="accent1" w:themeShade="BF"/>
+              </w:rPr>
+            </w:pPr>
+            <w:r>
+              <w:rPr>
+                <w:rFonts w:asciiTheme="majorBidi" w:hAnsiTheme="majorBidi" w:cstheme="majorBidi"/>
+              </w:rPr>
+              <w:t>Primary actors</w:t>
+            </w:r>
+          </w:p>
+        </w:tc>
+        <w:tc>
+          <w:tcPr>
+            <w:tcW w:w="5763" w:type="dxa"/>
+          </w:tcPr>
+          <w:p>
+            <w:pPr>
+              <w:tabs>
+                <w:tab w:val="left" w:pos="1712"/>
+              </w:tabs>
+              <w:cnfStyle w:val="000000000000" w:firstRow="0" w:lastRow="0" w:firstColumn="0" w:lastColumn="0" w:oddVBand="0" w:evenVBand="0" w:oddHBand="0" w:evenHBand="0" w:firstRowFirstColumn="0" w:firstRowLastColumn="0" w:lastRowFirstColumn="0" w:lastRowLastColumn="0"/>
+              <w:rPr>
+                <w:rFonts w:asciiTheme="majorBidi" w:eastAsiaTheme="majorEastAsia" w:hAnsiTheme="majorBidi" w:cstheme="majorBidi"/>
+                <w:color w:val="0F4761" w:themeColor="accent1" w:themeShade="BF"/>
+              </w:rPr>
+            </w:pPr>
+          </w:p>
+        </w:tc>
+      </w:tr>
+      <w:tr>
+        <w:trPr>
+          <w:cnfStyle w:val="000000100000" w:firstRow="0" w:lastRow="0" w:firstColumn="0" w:lastColumn="0" w:oddVBand="0" w:evenVBand="0" w:oddHBand="1" w:evenHBand="0" w:firstRowFirstColumn="0" w:firstRowLastColumn="0" w:lastRowFirstColumn="0" w:lastRowLastColumn="0"/>
+          <w:trHeight w:val="593"/>
+        </w:trPr>
+        <w:tc>
+          <w:tcPr>
+            <w:cnfStyle w:val="001000000000" w:firstRow="0" w:lastRow="0" w:firstColumn="1" w:lastColumn="0" w:oddVBand="0" w:evenVBand="0" w:oddHBand="0" w:evenHBand="0" w:firstRowFirstColumn="0" w:firstRowLastColumn="0" w:lastRowFirstColumn="0" w:lastRowLastColumn="0"/>
+            <w:tcW w:w="3986" w:type="dxa"/>
+            <w:tcBorders>
+              <w:left w:val="none" w:sz="0" w:space="0" w:color="auto"/>
+            </w:tcBorders>
+          </w:tcPr>
+          <w:p>
+            <w:pPr>
+              <w:tabs>
+                <w:tab w:val="left" w:pos="1712"/>
+              </w:tabs>
+              <w:jc w:val="both"/>
+              <w:rPr>
+                <w:rFonts w:asciiTheme="majorBidi" w:eastAsiaTheme="majorEastAsia" w:hAnsiTheme="majorBidi" w:cstheme="majorBidi"/>
+                <w:color w:val="0F4761" w:themeColor="accent1" w:themeShade="BF"/>
+              </w:rPr>
+            </w:pPr>
+            <w:r>
+              <w:rPr>
+                <w:rFonts w:asciiTheme="majorBidi" w:hAnsiTheme="majorBidi" w:cstheme="majorBidi"/>
+              </w:rPr>
+              <w:t>Trigger</w:t>
+            </w:r>
+          </w:p>
+        </w:tc>
+        <w:tc>
+          <w:tcPr>
+            <w:tcW w:w="5763" w:type="dxa"/>
+          </w:tcPr>
+          <w:p>
+            <w:pPr>
+              <w:tabs>
+                <w:tab w:val="left" w:pos="1712"/>
+              </w:tabs>
+              <w:cnfStyle w:val="000000100000" w:firstRow="0" w:lastRow="0" w:firstColumn="0" w:lastColumn="0" w:oddVBand="0" w:evenVBand="0" w:oddHBand="1" w:evenHBand="0" w:firstRowFirstColumn="0" w:firstRowLastColumn="0" w:lastRowFirstColumn="0" w:lastRowLastColumn="0"/>
+              <w:rPr>
+                <w:rFonts w:asciiTheme="majorBidi" w:eastAsiaTheme="majorEastAsia" w:hAnsiTheme="majorBidi" w:cstheme="majorBidi"/>
+                <w:color w:val="0F4761" w:themeColor="accent1" w:themeShade="BF"/>
+              </w:rPr>
+            </w:pPr>
+          </w:p>
+        </w:tc>
+      </w:tr>
+      <w:tr>
+        <w:trPr>
+          <w:trHeight w:val="573"/>
+        </w:trPr>
+        <w:tc>
+          <w:tcPr>
+            <w:cnfStyle w:val="001000000000" w:firstRow="0" w:lastRow="0" w:firstColumn="1" w:lastColumn="0" w:oddVBand="0" w:evenVBand="0" w:oddHBand="0" w:evenHBand="0" w:firstRowFirstColumn="0" w:firstRowLastColumn="0" w:lastRowFirstColumn="0" w:lastRowLastColumn="0"/>
+            <w:tcW w:w="3986" w:type="dxa"/>
+            <w:tcBorders>
+              <w:left w:val="none" w:sz="0" w:space="0" w:color="auto"/>
+            </w:tcBorders>
+          </w:tcPr>
+          <w:p>
+            <w:pPr>
+              <w:tabs>
+                <w:tab w:val="left" w:pos="1712"/>
+              </w:tabs>
+              <w:jc w:val="both"/>
+              <w:rPr>
+                <w:rFonts w:asciiTheme="majorBidi" w:eastAsiaTheme="majorEastAsia" w:hAnsiTheme="majorBidi" w:cstheme="majorBidi"/>
+                <w:color w:val="0F4761" w:themeColor="accent1" w:themeShade="BF"/>
+              </w:rPr>
+            </w:pPr>
+            <w:r>
+              <w:rPr>
+                <w:rFonts w:asciiTheme="majorBidi" w:hAnsiTheme="majorBidi" w:cstheme="majorBidi"/>
+              </w:rPr>
+              <w:t>Preconditions</w:t>
+            </w:r>
+          </w:p>
+        </w:tc>
+        <w:tc>
+          <w:tcPr>
+            <w:tcW w:w="5763" w:type="dxa"/>
+          </w:tcPr>
+          <w:p>
+            <w:pPr>
+              <w:pStyle w:val="ListParagraph"/>
+              <w:tabs>
+                <w:tab w:val="left" w:pos="1712"/>
+              </w:tabs>
+              <w:cnfStyle w:val="000000000000" w:firstRow="0" w:lastRow="0" w:firstColumn="0" w:lastColumn="0" w:oddVBand="0" w:evenVBand="0" w:oddHBand="0" w:evenHBand="0" w:firstRowFirstColumn="0" w:firstRowLastColumn="0" w:lastRowFirstColumn="0" w:lastRowLastColumn="0"/>
+              <w:rPr>
+                <w:rFonts w:asciiTheme="majorBidi" w:eastAsiaTheme="majorEastAsia" w:hAnsiTheme="majorBidi" w:cstheme="majorBidi"/>
+                <w:color w:val="0F4761" w:themeColor="accent1" w:themeShade="BF"/>
+              </w:rPr>
+            </w:pPr>
+          </w:p>
+        </w:tc>
+      </w:tr>
+      <w:tr>
+        <w:trPr>
+          <w:cnfStyle w:val="000000100000" w:firstRow="0" w:lastRow="0" w:firstColumn="0" w:lastColumn="0" w:oddVBand="0" w:evenVBand="0" w:oddHBand="1" w:evenHBand="0" w:firstRowFirstColumn="0" w:firstRowLastColumn="0" w:lastRowFirstColumn="0" w:lastRowLastColumn="0"/>
+          <w:trHeight w:val="573"/>
+        </w:trPr>
+        <w:tc>
+          <w:tcPr>
+            <w:cnfStyle w:val="001000000000" w:firstRow="0" w:lastRow="0" w:firstColumn="1" w:lastColumn="0" w:oddVBand="0" w:evenVBand="0" w:oddHBand="0" w:evenHBand="0" w:firstRowFirstColumn="0" w:firstRowLastColumn="0" w:lastRowFirstColumn="0" w:lastRowLastColumn="0"/>
+            <w:tcW w:w="3986" w:type="dxa"/>
+            <w:tcBorders>
+              <w:left w:val="none" w:sz="0" w:space="0" w:color="auto"/>
+            </w:tcBorders>
+          </w:tcPr>
+          <w:p>
+            <w:pPr>
+              <w:tabs>
+                <w:tab w:val="left" w:pos="1712"/>
+              </w:tabs>
+              <w:jc w:val="both"/>
+              <w:rPr>
+                <w:rFonts w:asciiTheme="majorBidi" w:eastAsiaTheme="majorEastAsia" w:hAnsiTheme="majorBidi" w:cstheme="majorBidi"/>
+                <w:color w:val="0F4761" w:themeColor="accent1" w:themeShade="BF"/>
+              </w:rPr>
+            </w:pPr>
+            <w:r>
+              <w:rPr>
+                <w:rFonts w:asciiTheme="majorBidi" w:hAnsiTheme="majorBidi" w:cstheme="majorBidi"/>
+              </w:rPr>
+              <w:t>Postconditions</w:t>
+            </w:r>
+          </w:p>
+        </w:tc>
+        <w:tc>
+          <w:tcPr>
+            <w:tcW w:w="5763" w:type="dxa"/>
+          </w:tcPr>
+          <w:p>
+            <w:pPr>
+              <w:pStyle w:val="ListParagraph"/>
+              <w:tabs>
+                <w:tab w:val="left" w:pos="1712"/>
+              </w:tabs>
+              <w:cnfStyle w:val="000000100000" w:firstRow="0" w:lastRow="0" w:firstColumn="0" w:lastColumn="0" w:oddVBand="0" w:evenVBand="0" w:oddHBand="1" w:evenHBand="0" w:firstRowFirstColumn="0" w:firstRowLastColumn="0" w:lastRowFirstColumn="0" w:lastRowLastColumn="0"/>
+              <w:rPr>
+                <w:rFonts w:asciiTheme="majorBidi" w:eastAsiaTheme="majorEastAsia" w:hAnsiTheme="majorBidi" w:cstheme="majorBidi"/>
+                <w:color w:val="0F4761" w:themeColor="accent1" w:themeShade="BF"/>
+              </w:rPr>
+            </w:pPr>
+          </w:p>
+        </w:tc>
+      </w:tr>
+      <w:tr>
+        <w:trPr>
+          <w:trHeight w:val="573"/>
+        </w:trPr>
+        <w:tc>
+          <w:tcPr>
+            <w:cnfStyle w:val="001000000000" w:firstRow="0" w:lastRow="0" w:firstColumn="1" w:lastColumn="0" w:oddVBand="0" w:evenVBand="0" w:oddHBand="0" w:evenHBand="0" w:firstRowFirstColumn="0" w:firstRowLastColumn="0" w:lastRowFirstColumn="0" w:lastRowLastColumn="0"/>
+            <w:tcW w:w="9749" w:type="dxa"/>
+            <w:gridSpan w:val="2"/>
+            <w:shd w:val="clear" w:color="auto" w:fill="0B769F" w:themeFill="accent4" w:themeFillShade="BF"/>
+          </w:tcPr>
+          <w:p>
+            <w:pPr>
+              <w:tabs>
+                <w:tab w:val="left" w:pos="1712"/>
+              </w:tabs>
+              <w:rPr>
+                <w:rFonts w:asciiTheme="majorBidi" w:eastAsiaTheme="majorEastAsia" w:hAnsiTheme="majorBidi" w:cstheme="majorBidi"/>
+                <w:color w:val="0F4761" w:themeColor="accent1" w:themeShade="BF"/>
+              </w:rPr>
+            </w:pPr>
+            <w:r>
+              <w:rPr>
+                <w:rFonts w:asciiTheme="majorBidi" w:hAnsiTheme="majorBidi" w:cstheme="majorBidi"/>
+              </w:rPr>
+              <w:t>Main Success Scenario</w:t>
+            </w:r>
+          </w:p>
+        </w:tc>
+      </w:tr>
+      <w:tr>
+        <w:trPr>
+          <w:cnfStyle w:val="000000100000" w:firstRow="0" w:lastRow="0" w:firstColumn="0" w:lastColumn="0" w:oddVBand="0" w:evenVBand="0" w:oddHBand="1" w:evenHBand="0" w:firstRowFirstColumn="0" w:firstRowLastColumn="0" w:lastRowFirstColumn="0" w:lastRowLastColumn="0"/>
+          <w:trHeight w:val="573"/>
+        </w:trPr>
+        <w:tc>
+          <w:tcPr>
+            <w:cnfStyle w:val="001000000000" w:firstRow="0" w:lastRow="0" w:firstColumn="1" w:lastColumn="0" w:oddVBand="0" w:evenVBand="0" w:oddHBand="0" w:evenHBand="0" w:firstRowFirstColumn="0" w:firstRowLastColumn="0" w:lastRowFirstColumn="0" w:lastRowLastColumn="0"/>
+            <w:tcW w:w="3986" w:type="dxa"/>
+          </w:tcPr>
+          <w:p>
+            <w:pPr>
+              <w:tabs>
+                <w:tab w:val="left" w:pos="1712"/>
+              </w:tabs>
+              <w:jc w:val="both"/>
+              <w:rPr>
+                <w:rFonts w:asciiTheme="majorBidi" w:hAnsiTheme="majorBidi" w:cstheme="majorBidi"/>
+                <w:color w:val="0E2841" w:themeColor="text2"/>
+              </w:rPr>
+            </w:pPr>
+            <w:r>
+              <w:rPr>
+                <w:rFonts w:asciiTheme="majorBidi" w:hAnsiTheme="majorBidi" w:cstheme="majorBidi"/>
+                <w:color w:val="0E2841" w:themeColor="text2"/>
+              </w:rPr>
+              <w:t>Actor Action</w:t>
+            </w:r>
+          </w:p>
+        </w:tc>
+        <w:tc>
+          <w:tcPr>
+            <w:tcW w:w="5763" w:type="dxa"/>
+          </w:tcPr>
+          <w:p>
+            <w:pPr>
+              <w:tabs>
+                <w:tab w:val="left" w:pos="1712"/>
+              </w:tabs>
+              <w:cnfStyle w:val="000000100000" w:firstRow="0" w:lastRow="0" w:firstColumn="0" w:lastColumn="0" w:oddVBand="0" w:evenVBand="0" w:oddHBand="1" w:evenHBand="0" w:firstRowFirstColumn="0" w:firstRowLastColumn="0" w:lastRowFirstColumn="0" w:lastRowLastColumn="0"/>
+              <w:rPr>
+                <w:rFonts w:asciiTheme="majorBidi" w:eastAsiaTheme="majorEastAsia" w:hAnsiTheme="majorBidi" w:cstheme="majorBidi"/>
+                <w:b/>
+                <w:bCs/>
+                <w:color w:val="0F4761" w:themeColor="accent1" w:themeShade="BF"/>
+              </w:rPr>
+            </w:pPr>
+            <w:r>
+              <w:rPr>
+                <w:rFonts w:asciiTheme="majorBidi" w:hAnsiTheme="majorBidi" w:cstheme="majorBidi"/>
+                <w:b/>
+                <w:bCs/>
+              </w:rPr>
+              <w:t>System Response</w:t>
+            </w:r>
+          </w:p>
+        </w:tc>
+      </w:tr>
+      <w:tr>
+        <w:trPr>
+          <w:trHeight w:val="573"/>
+        </w:trPr>
+        <w:tc>
+          <w:tcPr>
+            <w:cnfStyle w:val="001000000000" w:firstRow="0" w:lastRow="0" w:firstColumn="1" w:lastColumn="0" w:oddVBand="0" w:evenVBand="0" w:oddHBand="0" w:evenHBand="0" w:firstRowFirstColumn="0" w:firstRowLastColumn="0" w:lastRowFirstColumn="0" w:lastRowLastColumn="0"/>
+            <w:tcW w:w="3986" w:type="dxa"/>
+          </w:tcPr>
+          <w:p>
+            <w:pPr>
+              <w:tabs>
+                <w:tab w:val="left" w:pos="1712"/>
+              </w:tabs>
+              <w:jc w:val="both"/>
+              <w:rPr>
+                <w:rFonts w:asciiTheme="majorBidi" w:hAnsiTheme="majorBidi" w:cstheme="majorBidi"/>
+              </w:rPr>
+            </w:pPr>
+          </w:p>
+        </w:tc>
+        <w:tc>
+          <w:tcPr>
+            <w:tcW w:w="5763" w:type="dxa"/>
+          </w:tcPr>
+          <w:p>
+            <w:pPr>
+              <w:tabs>
+                <w:tab w:val="left" w:pos="1712"/>
+              </w:tabs>
+              <w:ind w:left="360"/>
+              <w:cnfStyle w:val="000000000000" w:firstRow="0" w:lastRow="0" w:firstColumn="0" w:lastColumn="0" w:oddVBand="0" w:evenVBand="0" w:oddHBand="0" w:evenHBand="0" w:firstRowFirstColumn="0" w:firstRowLastColumn="0" w:lastRowFirstColumn="0" w:lastRowLastColumn="0"/>
+              <w:rPr>
+                <w:rFonts w:asciiTheme="majorBidi" w:eastAsiaTheme="majorEastAsia" w:hAnsiTheme="majorBidi" w:cstheme="majorBidi"/>
+                <w:color w:val="0F4761" w:themeColor="accent1" w:themeShade="BF"/>
+              </w:rPr>
+            </w:pPr>
+          </w:p>
+        </w:tc>
+      </w:tr>
+      <w:tr>
+        <w:trPr>
+          <w:cnfStyle w:val="000000100000" w:firstRow="0" w:lastRow="0" w:firstColumn="0" w:lastColumn="0" w:oddVBand="0" w:evenVBand="0" w:oddHBand="1" w:evenHBand="0" w:firstRowFirstColumn="0" w:firstRowLastColumn="0" w:lastRowFirstColumn="0" w:lastRowLastColumn="0"/>
+          <w:trHeight w:val="573"/>
+        </w:trPr>
+        <w:tc>
+          <w:tcPr>
+            <w:cnfStyle w:val="001000000000" w:firstRow="0" w:lastRow="0" w:firstColumn="1" w:lastColumn="0" w:oddVBand="0" w:evenVBand="0" w:oddHBand="0" w:evenHBand="0" w:firstRowFirstColumn="0" w:firstRowLastColumn="0" w:lastRowFirstColumn="0" w:lastRowLastColumn="0"/>
+            <w:tcW w:w="3986" w:type="dxa"/>
+          </w:tcPr>
+          <w:p>
+            <w:pPr>
+              <w:pStyle w:val="ListParagraph"/>
+              <w:tabs>
+                <w:tab w:val="left" w:pos="1712"/>
+              </w:tabs>
+              <w:jc w:val="both"/>
+              <w:rPr>
+                <w:rFonts w:asciiTheme="majorBidi" w:hAnsiTheme="majorBidi" w:cstheme="majorBidi"/>
+                <w:color w:val="0F4761" w:themeColor="accent1" w:themeShade="BF"/>
+              </w:rPr>
+            </w:pPr>
+          </w:p>
+        </w:tc>
+        <w:tc>
+          <w:tcPr>
+            <w:tcW w:w="5763" w:type="dxa"/>
+          </w:tcPr>
+          <w:p>
+            <w:pPr>
+              <w:tabs>
+                <w:tab w:val="left" w:pos="1712"/>
+              </w:tabs>
+              <w:cnfStyle w:val="000000100000" w:firstRow="0" w:lastRow="0" w:firstColumn="0" w:lastColumn="0" w:oddVBand="0" w:evenVBand="0" w:oddHBand="1" w:evenHBand="0" w:firstRowFirstColumn="0" w:firstRowLastColumn="0" w:lastRowFirstColumn="0" w:lastRowLastColumn="0"/>
+              <w:rPr>
+                <w:rFonts w:asciiTheme="majorBidi" w:eastAsiaTheme="majorEastAsia" w:hAnsiTheme="majorBidi" w:cstheme="majorBidi"/>
+                <w:color w:val="0F4761" w:themeColor="accent1" w:themeShade="BF"/>
+              </w:rPr>
+            </w:pPr>
+          </w:p>
+        </w:tc>
+      </w:tr>
+      <w:tr>
+        <w:trPr>
+          <w:trHeight w:val="573"/>
+        </w:trPr>
+        <w:tc>
+          <w:tcPr>
+            <w:cnfStyle w:val="001000000000" w:firstRow="0" w:lastRow="0" w:firstColumn="1" w:lastColumn="0" w:oddVBand="0" w:evenVBand="0" w:oddHBand="0" w:evenHBand="0" w:firstRowFirstColumn="0" w:firstRowLastColumn="0" w:lastRowFirstColumn="0" w:lastRowLastColumn="0"/>
+            <w:tcW w:w="3986" w:type="dxa"/>
+          </w:tcPr>
+          <w:p>
+            <w:pPr>
+              <w:pStyle w:val="ListParagraph"/>
+              <w:tabs>
+                <w:tab w:val="left" w:pos="1712"/>
+              </w:tabs>
+              <w:jc w:val="both"/>
+              <w:rPr>
+                <w:rFonts w:asciiTheme="majorBidi" w:hAnsiTheme="majorBidi" w:cstheme="majorBidi"/>
+                <w:color w:val="0F4761" w:themeColor="accent1" w:themeShade="BF"/>
+              </w:rPr>
+            </w:pPr>
+          </w:p>
+        </w:tc>
+        <w:tc>
+          <w:tcPr>
+            <w:tcW w:w="5763" w:type="dxa"/>
+          </w:tcPr>
+          <w:p>
+            <w:pPr>
+              <w:pStyle w:val="ListParagraph"/>
+              <w:tabs>
+                <w:tab w:val="left" w:pos="1712"/>
+              </w:tabs>
+              <w:cnfStyle w:val="000000000000" w:firstRow="0" w:lastRow="0" w:firstColumn="0" w:lastColumn="0" w:oddVBand="0" w:evenVBand="0" w:oddHBand="0" w:evenHBand="0" w:firstRowFirstColumn="0" w:firstRowLastColumn="0" w:lastRowFirstColumn="0" w:lastRowLastColumn="0"/>
+              <w:rPr>
+                <w:rFonts w:asciiTheme="majorBidi" w:eastAsiaTheme="majorEastAsia" w:hAnsiTheme="majorBidi" w:cstheme="majorBidi"/>
+                <w:color w:val="0F4761" w:themeColor="accent1" w:themeShade="BF"/>
+              </w:rPr>
+            </w:pPr>
+          </w:p>
+        </w:tc>
+      </w:tr>
+      <w:tr>
+        <w:trPr>
+          <w:cnfStyle w:val="000000100000" w:firstRow="0" w:lastRow="0" w:firstColumn="0" w:lastColumn="0" w:oddVBand="0" w:evenVBand="0" w:oddHBand="1" w:evenHBand="0" w:firstRowFirstColumn="0" w:firstRowLastColumn="0" w:lastRowFirstColumn="0" w:lastRowLastColumn="0"/>
+          <w:trHeight w:val="573"/>
+        </w:trPr>
+        <w:tc>
+          <w:tcPr>
+            <w:cnfStyle w:val="001000000000" w:firstRow="0" w:lastRow="0" w:firstColumn="1" w:lastColumn="0" w:oddVBand="0" w:evenVBand="0" w:oddHBand="0" w:evenHBand="0" w:firstRowFirstColumn="0" w:firstRowLastColumn="0" w:lastRowFirstColumn="0" w:lastRowLastColumn="0"/>
+            <w:tcW w:w="3986" w:type="dxa"/>
+          </w:tcPr>
+          <w:p>
+            <w:pPr>
+              <w:pStyle w:val="ListParagraph"/>
+              <w:tabs>
+                <w:tab w:val="left" w:pos="1712"/>
+              </w:tabs>
+              <w:jc w:val="both"/>
+              <w:rPr>
+                <w:rFonts w:asciiTheme="majorBidi" w:hAnsiTheme="majorBidi" w:cstheme="majorBidi"/>
+                <w:color w:val="0F4761" w:themeColor="accent1" w:themeShade="BF"/>
+              </w:rPr>
+            </w:pPr>
+          </w:p>
+        </w:tc>
+        <w:tc>
+          <w:tcPr>
+            <w:tcW w:w="5763" w:type="dxa"/>
+          </w:tcPr>
+          <w:p>
+            <w:pPr>
+              <w:pStyle w:val="ListParagraph"/>
+              <w:tabs>
+                <w:tab w:val="left" w:pos="1712"/>
+              </w:tabs>
+              <w:cnfStyle w:val="000000100000" w:firstRow="0" w:lastRow="0" w:firstColumn="0" w:lastColumn="0" w:oddVBand="0" w:evenVBand="0" w:oddHBand="1" w:evenHBand="0" w:firstRowFirstColumn="0" w:firstRowLastColumn="0" w:lastRowFirstColumn="0" w:lastRowLastColumn="0"/>
+              <w:rPr>
+                <w:rFonts w:asciiTheme="majorBidi" w:eastAsiaTheme="majorEastAsia" w:hAnsiTheme="majorBidi" w:cstheme="majorBidi"/>
+                <w:color w:val="0F4761" w:themeColor="accent1" w:themeShade="BF"/>
+              </w:rPr>
+            </w:pPr>
+          </w:p>
+        </w:tc>
+      </w:tr>
+      <w:tr>
+        <w:trPr>
+          <w:trHeight w:val="573"/>
+        </w:trPr>
+        <w:tc>
+          <w:tcPr>
+            <w:cnfStyle w:val="001000000000" w:firstRow="0" w:lastRow="0" w:firstColumn="1" w:lastColumn="0" w:oddVBand="0" w:evenVBand="0" w:oddHBand="0" w:evenHBand="0" w:firstRowFirstColumn="0" w:firstRowLastColumn="0" w:lastRowFirstColumn="0" w:lastRowLastColumn="0"/>
+            <w:tcW w:w="3986" w:type="dxa"/>
+          </w:tcPr>
+          <w:p>
+            <w:pPr>
+              <w:tabs>
+                <w:tab w:val="left" w:pos="1712"/>
+              </w:tabs>
+              <w:jc w:val="both"/>
+              <w:rPr>
+                <w:rFonts w:asciiTheme="majorBidi" w:hAnsiTheme="majorBidi" w:cstheme="majorBidi"/>
+                <w:color w:val="0F4761" w:themeColor="accent1" w:themeShade="BF"/>
+              </w:rPr>
+            </w:pPr>
+          </w:p>
+        </w:tc>
+        <w:tc>
+          <w:tcPr>
+            <w:tcW w:w="5763" w:type="dxa"/>
+          </w:tcPr>
+          <w:p>
+            <w:pPr>
+              <w:pStyle w:val="ListParagraph"/>
+              <w:tabs>
+                <w:tab w:val="left" w:pos="1712"/>
+              </w:tabs>
+              <w:cnfStyle w:val="000000000000" w:firstRow="0" w:lastRow="0" w:firstColumn="0" w:lastColumn="0" w:oddVBand="0" w:evenVBand="0" w:oddHBand="0" w:evenHBand="0" w:firstRowFirstColumn="0" w:firstRowLastColumn="0" w:lastRowFirstColumn="0" w:lastRowLastColumn="0"/>
+              <w:rPr>
+                <w:rFonts w:asciiTheme="majorBidi" w:eastAsiaTheme="majorEastAsia" w:hAnsiTheme="majorBidi" w:cstheme="majorBidi"/>
+                <w:color w:val="0F4761" w:themeColor="accent1" w:themeShade="BF"/>
+              </w:rPr>
+            </w:pPr>
+          </w:p>
+        </w:tc>
+      </w:tr>
+      <w:tr>
+        <w:trPr>
+          <w:cnfStyle w:val="000000100000" w:firstRow="0" w:lastRow="0" w:firstColumn="0" w:lastColumn="0" w:oddVBand="0" w:evenVBand="0" w:oddHBand="1" w:evenHBand="0" w:firstRowFirstColumn="0" w:firstRowLastColumn="0" w:lastRowFirstColumn="0" w:lastRowLastColumn="0"/>
+          <w:trHeight w:val="573"/>
+        </w:trPr>
+        <w:tc>
+          <w:tcPr>
+            <w:cnfStyle w:val="001000000000" w:firstRow="0" w:lastRow="0" w:firstColumn="1" w:lastColumn="0" w:oddVBand="0" w:evenVBand="0" w:oddHBand="0" w:evenHBand="0" w:firstRowFirstColumn="0" w:firstRowLastColumn="0" w:lastRowFirstColumn="0" w:lastRowLastColumn="0"/>
+            <w:tcW w:w="9749" w:type="dxa"/>
+            <w:gridSpan w:val="2"/>
+          </w:tcPr>
+          <w:p>
+            <w:pPr>
+              <w:tabs>
+                <w:tab w:val="left" w:pos="1712"/>
+              </w:tabs>
+              <w:rPr>
+                <w:rFonts w:asciiTheme="majorBidi" w:hAnsiTheme="majorBidi" w:cstheme="majorBidi"/>
+                <w:b w:val="0"/>
+                <w:bCs w:val="0"/>
+              </w:rPr>
+            </w:pPr>
+            <w:r>
+              <w:rPr>
+                <w:rFonts w:asciiTheme="majorBidi" w:hAnsiTheme="majorBidi" w:cstheme="majorBidi"/>
+              </w:rPr>
+              <w:t>Alternative flows:</w:t>
+            </w:r>
+          </w:p>
+          <w:p>
+            <w:pPr>
+              <w:tabs>
+                <w:tab w:val="left" w:pos="1712"/>
+              </w:tabs>
+              <w:rPr>
+                <w:rFonts w:asciiTheme="majorBidi" w:eastAsiaTheme="majorEastAsia" w:hAnsiTheme="majorBidi" w:cstheme="majorBidi"/>
+                <w:color w:val="0F4761" w:themeColor="accent1" w:themeShade="BF"/>
+              </w:rPr>
+            </w:pPr>
+          </w:p>
+        </w:tc>
+      </w:tr>
+    </w:tbl>
+    <w:p>
+      <w:pPr>
+        <w:pStyle w:val="Heading1"/>
+      </w:pPr>
+    </w:p>
+    <w:p/>
+    <w:p/>
+    <w:p/>
+    <w:p/>
+    <w:p/>
+    <w:p/>
+    <w:p/>
+    <w:p/>
+    <w:p/>
+    <w:tbl>
+      <w:tblPr>
+        <w:tblStyle w:val="GridTable5Dark-Accent4"/>
+        <w:tblW w:w="9749" w:type="dxa"/>
+        <w:tblBorders>
+          <w:top w:val="single" w:sz="4" w:space="0" w:color="auto"/>
+          <w:left w:val="single" w:sz="4" w:space="0" w:color="auto"/>
+          <w:bottom w:val="single" w:sz="4" w:space="0" w:color="auto"/>
+          <w:right w:val="single" w:sz="4" w:space="0" w:color="auto"/>
+          <w:insideH w:val="single" w:sz="4" w:space="0" w:color="auto"/>
+          <w:insideV w:val="single" w:sz="4" w:space="0" w:color="auto"/>
+        </w:tblBorders>
+        <w:tblLook w:val="04A0" w:firstRow="1" w:lastRow="0" w:firstColumn="1" w:lastColumn="0" w:noHBand="0" w:noVBand="1"/>
+      </w:tblPr>
+      <w:tblGrid>
+        <w:gridCol w:w="3986"/>
+        <w:gridCol w:w="5763"/>
+      </w:tblGrid>
+      <w:tr>
+        <w:trPr>
+          <w:cnfStyle w:val="100000000000" w:firstRow="1" w:lastRow="0" w:firstColumn="0" w:lastColumn="0" w:oddVBand="0" w:evenVBand="0" w:oddHBand="0" w:evenHBand="0" w:firstRowFirstColumn="0" w:firstRowLastColumn="0" w:lastRowFirstColumn="0" w:lastRowLastColumn="0"/>
+          <w:trHeight w:val="573"/>
+        </w:trPr>
+        <w:tc>
+          <w:tcPr>
+            <w:cnfStyle w:val="001000000000" w:firstRow="0" w:lastRow="0" w:firstColumn="1" w:lastColumn="0" w:oddVBand="0" w:evenVBand="0" w:oddHBand="0" w:evenHBand="0" w:firstRowFirstColumn="0" w:firstRowLastColumn="0" w:lastRowFirstColumn="0" w:lastRowLastColumn="0"/>
+            <w:tcW w:w="3986" w:type="dxa"/>
+            <w:tcBorders>
+              <w:top w:val="none" w:sz="0" w:space="0" w:color="auto"/>
+              <w:left w:val="none" w:sz="0" w:space="0" w:color="auto"/>
+              <w:right w:val="none" w:sz="0" w:space="0" w:color="auto"/>
+            </w:tcBorders>
+          </w:tcPr>
+          <w:p>
+            <w:pPr>
+              <w:tabs>
+                <w:tab w:val="left" w:pos="1712"/>
+              </w:tabs>
+              <w:jc w:val="both"/>
+              <w:rPr>
+                <w:rFonts w:asciiTheme="majorBidi" w:eastAsiaTheme="majorEastAsia" w:hAnsiTheme="majorBidi" w:cstheme="majorBidi"/>
+                <w:color w:val="0F4761" w:themeColor="accent1" w:themeShade="BF"/>
+              </w:rPr>
+            </w:pPr>
+            <w:r>
+              <w:rPr>
+                <w:rFonts w:asciiTheme="majorBidi" w:hAnsiTheme="majorBidi" w:cstheme="majorBidi"/>
+              </w:rPr>
+              <w:t>Use case ID:</w:t>
+            </w:r>
+          </w:p>
+        </w:tc>
+        <w:tc>
+          <w:tcPr>
+            <w:tcW w:w="5763" w:type="dxa"/>
+            <w:tcBorders>
+              <w:top w:val="none" w:sz="0" w:space="0" w:color="auto"/>
+              <w:left w:val="none" w:sz="0" w:space="0" w:color="auto"/>
+              <w:right w:val="none" w:sz="0" w:space="0" w:color="auto"/>
+            </w:tcBorders>
+          </w:tcPr>
+          <w:p>
+            <w:pPr>
+              <w:tabs>
+                <w:tab w:val="left" w:pos="1712"/>
+              </w:tabs>
+              <w:cnfStyle w:val="100000000000" w:firstRow="1" w:lastRow="0" w:firstColumn="0" w:lastColumn="0" w:oddVBand="0" w:evenVBand="0" w:oddHBand="0" w:evenHBand="0" w:firstRowFirstColumn="0" w:firstRowLastColumn="0" w:lastRowFirstColumn="0" w:lastRowLastColumn="0"/>
+              <w:rPr>
+                <w:rFonts w:asciiTheme="majorBidi" w:eastAsiaTheme="majorEastAsia" w:hAnsiTheme="majorBidi" w:cstheme="majorBidi"/>
+                <w:color w:val="0F4761" w:themeColor="accent1" w:themeShade="BF"/>
+              </w:rPr>
+            </w:pPr>
+            <w:r>
+              <w:rPr>
+                <w:rFonts w:asciiTheme="majorBidi" w:eastAsiaTheme="majorEastAsia" w:hAnsiTheme="majorBidi" w:cstheme="majorBidi"/>
+              </w:rPr>
+              <w:t>Sell item UC00</w:t>
+            </w:r>
+            <w:r>
+              <w:rPr>
+                <w:rFonts w:asciiTheme="majorBidi" w:eastAsiaTheme="majorEastAsia" w:hAnsiTheme="majorBidi" w:cstheme="majorBidi"/>
+              </w:rPr>
+              <w:t>3</w:t>
+            </w:r>
+          </w:p>
+        </w:tc>
+      </w:tr>
+      <w:tr>
+        <w:trPr>
+          <w:cnfStyle w:val="000000100000" w:firstRow="0" w:lastRow="0" w:firstColumn="0" w:lastColumn="0" w:oddVBand="0" w:evenVBand="0" w:oddHBand="1" w:evenHBand="0" w:firstRowFirstColumn="0" w:firstRowLastColumn="0" w:lastRowFirstColumn="0" w:lastRowLastColumn="0"/>
+          <w:trHeight w:val="573"/>
+        </w:trPr>
+        <w:tc>
+          <w:tcPr>
+            <w:cnfStyle w:val="001000000000" w:firstRow="0" w:lastRow="0" w:firstColumn="1" w:lastColumn="0" w:oddVBand="0" w:evenVBand="0" w:oddHBand="0" w:evenHBand="0" w:firstRowFirstColumn="0" w:firstRowLastColumn="0" w:lastRowFirstColumn="0" w:lastRowLastColumn="0"/>
+            <w:tcW w:w="3986" w:type="dxa"/>
+            <w:tcBorders>
+              <w:left w:val="none" w:sz="0" w:space="0" w:color="auto"/>
+            </w:tcBorders>
+          </w:tcPr>
+          <w:p>
+            <w:pPr>
+              <w:tabs>
+                <w:tab w:val="left" w:pos="1712"/>
+              </w:tabs>
+              <w:jc w:val="both"/>
+              <w:rPr>
+                <w:rFonts w:asciiTheme="majorBidi" w:eastAsiaTheme="majorEastAsia" w:hAnsiTheme="majorBidi" w:cstheme="majorBidi"/>
+                <w:color w:val="0F4761" w:themeColor="accent1" w:themeShade="BF"/>
+              </w:rPr>
+            </w:pPr>
+            <w:r>
+              <w:rPr>
+                <w:rFonts w:asciiTheme="majorBidi" w:hAnsiTheme="majorBidi" w:cstheme="majorBidi"/>
+              </w:rPr>
+              <w:t>Brief description</w:t>
+            </w:r>
+          </w:p>
+        </w:tc>
+        <w:tc>
+          <w:tcPr>
+            <w:tcW w:w="5763" w:type="dxa"/>
+          </w:tcPr>
+          <w:p>
+            <w:pPr>
+              <w:tabs>
+                <w:tab w:val="left" w:pos="1712"/>
+              </w:tabs>
+              <w:cnfStyle w:val="000000100000" w:firstRow="0" w:lastRow="0" w:firstColumn="0" w:lastColumn="0" w:oddVBand="0" w:evenVBand="0" w:oddHBand="1" w:evenHBand="0" w:firstRowFirstColumn="0" w:firstRowLastColumn="0" w:lastRowFirstColumn="0" w:lastRowLastColumn="0"/>
+              <w:rPr>
+                <w:rFonts w:asciiTheme="majorBidi" w:eastAsiaTheme="majorEastAsia" w:hAnsiTheme="majorBidi" w:cstheme="majorBidi"/>
+                <w:color w:val="0F4761" w:themeColor="accent1" w:themeShade="BF"/>
+              </w:rPr>
+            </w:pPr>
+          </w:p>
+        </w:tc>
+      </w:tr>
+      <w:tr>
+        <w:trPr>
+          <w:trHeight w:val="573"/>
+        </w:trPr>
+        <w:tc>
+          <w:tcPr>
+            <w:cnfStyle w:val="001000000000" w:firstRow="0" w:lastRow="0" w:firstColumn="1" w:lastColumn="0" w:oddVBand="0" w:evenVBand="0" w:oddHBand="0" w:evenHBand="0" w:firstRowFirstColumn="0" w:firstRowLastColumn="0" w:lastRowFirstColumn="0" w:lastRowLastColumn="0"/>
+            <w:tcW w:w="3986" w:type="dxa"/>
+            <w:tcBorders>
+              <w:left w:val="none" w:sz="0" w:space="0" w:color="auto"/>
+            </w:tcBorders>
+          </w:tcPr>
+          <w:p>
+            <w:pPr>
+              <w:tabs>
+                <w:tab w:val="left" w:pos="999"/>
+              </w:tabs>
+              <w:rPr>
+                <w:rFonts w:asciiTheme="majorBidi" w:eastAsiaTheme="majorEastAsia" w:hAnsiTheme="majorBidi" w:cstheme="majorBidi"/>
+                <w:color w:val="0F4761" w:themeColor="accent1" w:themeShade="BF"/>
+              </w:rPr>
+            </w:pPr>
+            <w:r>
+              <w:rPr>
+                <w:rFonts w:asciiTheme="majorBidi" w:hAnsiTheme="majorBidi" w:cstheme="majorBidi"/>
+              </w:rPr>
+              <w:t>Primary actors</w:t>
+            </w:r>
+          </w:p>
+        </w:tc>
+        <w:tc>
+          <w:tcPr>
+            <w:tcW w:w="5763" w:type="dxa"/>
+          </w:tcPr>
+          <w:p>
+            <w:pPr>
+              <w:tabs>
+                <w:tab w:val="left" w:pos="1712"/>
+              </w:tabs>
+              <w:cnfStyle w:val="000000000000" w:firstRow="0" w:lastRow="0" w:firstColumn="0" w:lastColumn="0" w:oddVBand="0" w:evenVBand="0" w:oddHBand="0" w:evenHBand="0" w:firstRowFirstColumn="0" w:firstRowLastColumn="0" w:lastRowFirstColumn="0" w:lastRowLastColumn="0"/>
+              <w:rPr>
+                <w:rFonts w:asciiTheme="majorBidi" w:eastAsiaTheme="majorEastAsia" w:hAnsiTheme="majorBidi" w:cstheme="majorBidi"/>
+                <w:color w:val="0F4761" w:themeColor="accent1" w:themeShade="BF"/>
+              </w:rPr>
+            </w:pPr>
+          </w:p>
+        </w:tc>
+      </w:tr>
+      <w:tr>
+        <w:trPr>
+          <w:cnfStyle w:val="000000100000" w:firstRow="0" w:lastRow="0" w:firstColumn="0" w:lastColumn="0" w:oddVBand="0" w:evenVBand="0" w:oddHBand="1" w:evenHBand="0" w:firstRowFirstColumn="0" w:firstRowLastColumn="0" w:lastRowFirstColumn="0" w:lastRowLastColumn="0"/>
+          <w:trHeight w:val="593"/>
+        </w:trPr>
+        <w:tc>
+          <w:tcPr>
+            <w:cnfStyle w:val="001000000000" w:firstRow="0" w:lastRow="0" w:firstColumn="1" w:lastColumn="0" w:oddVBand="0" w:evenVBand="0" w:oddHBand="0" w:evenHBand="0" w:firstRowFirstColumn="0" w:firstRowLastColumn="0" w:lastRowFirstColumn="0" w:lastRowLastColumn="0"/>
+            <w:tcW w:w="3986" w:type="dxa"/>
+            <w:tcBorders>
+              <w:left w:val="none" w:sz="0" w:space="0" w:color="auto"/>
+            </w:tcBorders>
+          </w:tcPr>
+          <w:p>
+            <w:pPr>
+              <w:tabs>
+                <w:tab w:val="left" w:pos="1712"/>
+              </w:tabs>
+              <w:jc w:val="both"/>
+              <w:rPr>
+                <w:rFonts w:asciiTheme="majorBidi" w:eastAsiaTheme="majorEastAsia" w:hAnsiTheme="majorBidi" w:cstheme="majorBidi"/>
+                <w:color w:val="0F4761" w:themeColor="accent1" w:themeShade="BF"/>
+              </w:rPr>
+            </w:pPr>
+            <w:r>
+              <w:rPr>
+                <w:rFonts w:asciiTheme="majorBidi" w:hAnsiTheme="majorBidi" w:cstheme="majorBidi"/>
+              </w:rPr>
+              <w:t>Trigger</w:t>
+            </w:r>
+          </w:p>
+        </w:tc>
+        <w:tc>
+          <w:tcPr>
+            <w:tcW w:w="5763" w:type="dxa"/>
+          </w:tcPr>
+          <w:p>
+            <w:pPr>
+              <w:tabs>
+                <w:tab w:val="left" w:pos="1712"/>
+              </w:tabs>
+              <w:cnfStyle w:val="000000100000" w:firstRow="0" w:lastRow="0" w:firstColumn="0" w:lastColumn="0" w:oddVBand="0" w:evenVBand="0" w:oddHBand="1" w:evenHBand="0" w:firstRowFirstColumn="0" w:firstRowLastColumn="0" w:lastRowFirstColumn="0" w:lastRowLastColumn="0"/>
+              <w:rPr>
+                <w:rFonts w:asciiTheme="majorBidi" w:eastAsiaTheme="majorEastAsia" w:hAnsiTheme="majorBidi" w:cstheme="majorBidi"/>
+                <w:color w:val="0F4761" w:themeColor="accent1" w:themeShade="BF"/>
+              </w:rPr>
+            </w:pPr>
+          </w:p>
+        </w:tc>
+      </w:tr>
+      <w:tr>
+        <w:trPr>
+          <w:trHeight w:val="573"/>
+        </w:trPr>
+        <w:tc>
+          <w:tcPr>
+            <w:cnfStyle w:val="001000000000" w:firstRow="0" w:lastRow="0" w:firstColumn="1" w:lastColumn="0" w:oddVBand="0" w:evenVBand="0" w:oddHBand="0" w:evenHBand="0" w:firstRowFirstColumn="0" w:firstRowLastColumn="0" w:lastRowFirstColumn="0" w:lastRowLastColumn="0"/>
+            <w:tcW w:w="3986" w:type="dxa"/>
+            <w:tcBorders>
+              <w:left w:val="none" w:sz="0" w:space="0" w:color="auto"/>
+            </w:tcBorders>
+          </w:tcPr>
+          <w:p>
+            <w:pPr>
+              <w:tabs>
+                <w:tab w:val="left" w:pos="1712"/>
+              </w:tabs>
+              <w:jc w:val="both"/>
+              <w:rPr>
+                <w:rFonts w:asciiTheme="majorBidi" w:eastAsiaTheme="majorEastAsia" w:hAnsiTheme="majorBidi" w:cstheme="majorBidi"/>
+                <w:color w:val="0F4761" w:themeColor="accent1" w:themeShade="BF"/>
+              </w:rPr>
+            </w:pPr>
+            <w:r>
+              <w:rPr>
+                <w:rFonts w:asciiTheme="majorBidi" w:hAnsiTheme="majorBidi" w:cstheme="majorBidi"/>
+              </w:rPr>
+              <w:t>Preconditions</w:t>
+            </w:r>
+          </w:p>
+        </w:tc>
+        <w:tc>
+          <w:tcPr>
+            <w:tcW w:w="5763" w:type="dxa"/>
+          </w:tcPr>
+          <w:p>
+            <w:pPr>
+              <w:pStyle w:val="ListParagraph"/>
+              <w:tabs>
+                <w:tab w:val="left" w:pos="1712"/>
+              </w:tabs>
+              <w:cnfStyle w:val="000000000000" w:firstRow="0" w:lastRow="0" w:firstColumn="0" w:lastColumn="0" w:oddVBand="0" w:evenVBand="0" w:oddHBand="0" w:evenHBand="0" w:firstRowFirstColumn="0" w:firstRowLastColumn="0" w:lastRowFirstColumn="0" w:lastRowLastColumn="0"/>
+              <w:rPr>
+                <w:rFonts w:asciiTheme="majorBidi" w:eastAsiaTheme="majorEastAsia" w:hAnsiTheme="majorBidi" w:cstheme="majorBidi"/>
+                <w:color w:val="0F4761" w:themeColor="accent1" w:themeShade="BF"/>
+              </w:rPr>
+            </w:pPr>
+          </w:p>
+        </w:tc>
+      </w:tr>
+      <w:tr>
+        <w:trPr>
+          <w:cnfStyle w:val="000000100000" w:firstRow="0" w:lastRow="0" w:firstColumn="0" w:lastColumn="0" w:oddVBand="0" w:evenVBand="0" w:oddHBand="1" w:evenHBand="0" w:firstRowFirstColumn="0" w:firstRowLastColumn="0" w:lastRowFirstColumn="0" w:lastRowLastColumn="0"/>
+          <w:trHeight w:val="573"/>
+        </w:trPr>
+        <w:tc>
+          <w:tcPr>
+            <w:cnfStyle w:val="001000000000" w:firstRow="0" w:lastRow="0" w:firstColumn="1" w:lastColumn="0" w:oddVBand="0" w:evenVBand="0" w:oddHBand="0" w:evenHBand="0" w:firstRowFirstColumn="0" w:firstRowLastColumn="0" w:lastRowFirstColumn="0" w:lastRowLastColumn="0"/>
+            <w:tcW w:w="3986" w:type="dxa"/>
+            <w:tcBorders>
+              <w:left w:val="none" w:sz="0" w:space="0" w:color="auto"/>
+            </w:tcBorders>
+          </w:tcPr>
+          <w:p>
+            <w:pPr>
+              <w:tabs>
+                <w:tab w:val="left" w:pos="1712"/>
+              </w:tabs>
+              <w:jc w:val="both"/>
+              <w:rPr>
+                <w:rFonts w:asciiTheme="majorBidi" w:eastAsiaTheme="majorEastAsia" w:hAnsiTheme="majorBidi" w:cstheme="majorBidi"/>
+                <w:color w:val="0F4761" w:themeColor="accent1" w:themeShade="BF"/>
+              </w:rPr>
+            </w:pPr>
+            <w:r>
+              <w:rPr>
+                <w:rFonts w:asciiTheme="majorBidi" w:hAnsiTheme="majorBidi" w:cstheme="majorBidi"/>
+              </w:rPr>
+              <w:t>Postconditions</w:t>
+            </w:r>
+          </w:p>
+        </w:tc>
+        <w:tc>
+          <w:tcPr>
+            <w:tcW w:w="5763" w:type="dxa"/>
+          </w:tcPr>
+          <w:p>
+            <w:pPr>
+              <w:pStyle w:val="ListParagraph"/>
+              <w:tabs>
+                <w:tab w:val="left" w:pos="1712"/>
+              </w:tabs>
+              <w:cnfStyle w:val="000000100000" w:firstRow="0" w:lastRow="0" w:firstColumn="0" w:lastColumn="0" w:oddVBand="0" w:evenVBand="0" w:oddHBand="1" w:evenHBand="0" w:firstRowFirstColumn="0" w:firstRowLastColumn="0" w:lastRowFirstColumn="0" w:lastRowLastColumn="0"/>
+              <w:rPr>
+                <w:rFonts w:asciiTheme="majorBidi" w:eastAsiaTheme="majorEastAsia" w:hAnsiTheme="majorBidi" w:cstheme="majorBidi"/>
+                <w:color w:val="0F4761" w:themeColor="accent1" w:themeShade="BF"/>
+              </w:rPr>
+            </w:pPr>
+          </w:p>
+        </w:tc>
+      </w:tr>
+      <w:tr>
+        <w:trPr>
+          <w:trHeight w:val="573"/>
+        </w:trPr>
+        <w:tc>
+          <w:tcPr>
+            <w:cnfStyle w:val="001000000000" w:firstRow="0" w:lastRow="0" w:firstColumn="1" w:lastColumn="0" w:oddVBand="0" w:evenVBand="0" w:oddHBand="0" w:evenHBand="0" w:firstRowFirstColumn="0" w:firstRowLastColumn="0" w:lastRowFirstColumn="0" w:lastRowLastColumn="0"/>
+            <w:tcW w:w="9749" w:type="dxa"/>
+            <w:gridSpan w:val="2"/>
+            <w:shd w:val="clear" w:color="auto" w:fill="0B769F" w:themeFill="accent4" w:themeFillShade="BF"/>
+          </w:tcPr>
+          <w:p>
+            <w:pPr>
+              <w:tabs>
+                <w:tab w:val="left" w:pos="1712"/>
+              </w:tabs>
+              <w:rPr>
+                <w:rFonts w:asciiTheme="majorBidi" w:eastAsiaTheme="majorEastAsia" w:hAnsiTheme="majorBidi" w:cstheme="majorBidi"/>
+                <w:color w:val="0F4761" w:themeColor="accent1" w:themeShade="BF"/>
+              </w:rPr>
+            </w:pPr>
+            <w:r>
+              <w:rPr>
+                <w:rFonts w:asciiTheme="majorBidi" w:hAnsiTheme="majorBidi" w:cstheme="majorBidi"/>
+              </w:rPr>
+              <w:t>Main Success Scenario</w:t>
+            </w:r>
+          </w:p>
+        </w:tc>
+      </w:tr>
+      <w:tr>
+        <w:trPr>
+          <w:cnfStyle w:val="000000100000" w:firstRow="0" w:lastRow="0" w:firstColumn="0" w:lastColumn="0" w:oddVBand="0" w:evenVBand="0" w:oddHBand="1" w:evenHBand="0" w:firstRowFirstColumn="0" w:firstRowLastColumn="0" w:lastRowFirstColumn="0" w:lastRowLastColumn="0"/>
+          <w:trHeight w:val="573"/>
+        </w:trPr>
+        <w:tc>
+          <w:tcPr>
+            <w:cnfStyle w:val="001000000000" w:firstRow="0" w:lastRow="0" w:firstColumn="1" w:lastColumn="0" w:oddVBand="0" w:evenVBand="0" w:oddHBand="0" w:evenHBand="0" w:firstRowFirstColumn="0" w:firstRowLastColumn="0" w:lastRowFirstColumn="0" w:lastRowLastColumn="0"/>
+            <w:tcW w:w="3986" w:type="dxa"/>
+          </w:tcPr>
+          <w:p>
+            <w:pPr>
+              <w:tabs>
+                <w:tab w:val="left" w:pos="1712"/>
+              </w:tabs>
+              <w:jc w:val="both"/>
+              <w:rPr>
+                <w:rFonts w:asciiTheme="majorBidi" w:hAnsiTheme="majorBidi" w:cstheme="majorBidi"/>
+                <w:color w:val="0E2841" w:themeColor="text2"/>
+              </w:rPr>
+            </w:pPr>
+            <w:r>
+              <w:rPr>
+                <w:rFonts w:asciiTheme="majorBidi" w:hAnsiTheme="majorBidi" w:cstheme="majorBidi"/>
+                <w:color w:val="0E2841" w:themeColor="text2"/>
+              </w:rPr>
+              <w:t>Actor Action</w:t>
+            </w:r>
+          </w:p>
+        </w:tc>
+        <w:tc>
+          <w:tcPr>
+            <w:tcW w:w="5763" w:type="dxa"/>
+          </w:tcPr>
+          <w:p>
+            <w:pPr>
+              <w:tabs>
+                <w:tab w:val="left" w:pos="1712"/>
+              </w:tabs>
+              <w:cnfStyle w:val="000000100000" w:firstRow="0" w:lastRow="0" w:firstColumn="0" w:lastColumn="0" w:oddVBand="0" w:evenVBand="0" w:oddHBand="1" w:evenHBand="0" w:firstRowFirstColumn="0" w:firstRowLastColumn="0" w:lastRowFirstColumn="0" w:lastRowLastColumn="0"/>
+              <w:rPr>
+                <w:rFonts w:asciiTheme="majorBidi" w:eastAsiaTheme="majorEastAsia" w:hAnsiTheme="majorBidi" w:cstheme="majorBidi"/>
+                <w:b/>
+                <w:bCs/>
+                <w:color w:val="0F4761" w:themeColor="accent1" w:themeShade="BF"/>
+              </w:rPr>
+            </w:pPr>
+            <w:r>
+              <w:rPr>
+                <w:rFonts w:asciiTheme="majorBidi" w:hAnsiTheme="majorBidi" w:cstheme="majorBidi"/>
+                <w:b/>
+                <w:bCs/>
+              </w:rPr>
+              <w:t>System Response</w:t>
+            </w:r>
+          </w:p>
+        </w:tc>
+      </w:tr>
+      <w:tr>
+        <w:trPr>
+          <w:trHeight w:val="573"/>
+        </w:trPr>
+        <w:tc>
+          <w:tcPr>
+            <w:cnfStyle w:val="001000000000" w:firstRow="0" w:lastRow="0" w:firstColumn="1" w:lastColumn="0" w:oddVBand="0" w:evenVBand="0" w:oddHBand="0" w:evenHBand="0" w:firstRowFirstColumn="0" w:firstRowLastColumn="0" w:lastRowFirstColumn="0" w:lastRowLastColumn="0"/>
+            <w:tcW w:w="3986" w:type="dxa"/>
+          </w:tcPr>
+          <w:p>
+            <w:pPr>
+              <w:tabs>
+                <w:tab w:val="left" w:pos="1712"/>
+              </w:tabs>
+              <w:jc w:val="both"/>
+              <w:rPr>
+                <w:rFonts w:asciiTheme="majorBidi" w:hAnsiTheme="majorBidi" w:cstheme="majorBidi"/>
+              </w:rPr>
+            </w:pPr>
+          </w:p>
+        </w:tc>
+        <w:tc>
+          <w:tcPr>
+            <w:tcW w:w="5763" w:type="dxa"/>
+          </w:tcPr>
+          <w:p>
+            <w:pPr>
+              <w:tabs>
+                <w:tab w:val="left" w:pos="1712"/>
+              </w:tabs>
+              <w:ind w:left="360"/>
+              <w:cnfStyle w:val="000000000000" w:firstRow="0" w:lastRow="0" w:firstColumn="0" w:lastColumn="0" w:oddVBand="0" w:evenVBand="0" w:oddHBand="0" w:evenHBand="0" w:firstRowFirstColumn="0" w:firstRowLastColumn="0" w:lastRowFirstColumn="0" w:lastRowLastColumn="0"/>
+              <w:rPr>
+                <w:rFonts w:asciiTheme="majorBidi" w:eastAsiaTheme="majorEastAsia" w:hAnsiTheme="majorBidi" w:cstheme="majorBidi"/>
+                <w:color w:val="0F4761" w:themeColor="accent1" w:themeShade="BF"/>
+              </w:rPr>
+            </w:pPr>
+          </w:p>
+        </w:tc>
+      </w:tr>
+      <w:tr>
+        <w:trPr>
+          <w:cnfStyle w:val="000000100000" w:firstRow="0" w:lastRow="0" w:firstColumn="0" w:lastColumn="0" w:oddVBand="0" w:evenVBand="0" w:oddHBand="1" w:evenHBand="0" w:firstRowFirstColumn="0" w:firstRowLastColumn="0" w:lastRowFirstColumn="0" w:lastRowLastColumn="0"/>
+          <w:trHeight w:val="573"/>
+        </w:trPr>
+        <w:tc>
+          <w:tcPr>
+            <w:cnfStyle w:val="001000000000" w:firstRow="0" w:lastRow="0" w:firstColumn="1" w:lastColumn="0" w:oddVBand="0" w:evenVBand="0" w:oddHBand="0" w:evenHBand="0" w:firstRowFirstColumn="0" w:firstRowLastColumn="0" w:lastRowFirstColumn="0" w:lastRowLastColumn="0"/>
+            <w:tcW w:w="3986" w:type="dxa"/>
+          </w:tcPr>
+          <w:p>
+            <w:pPr>
+              <w:pStyle w:val="ListParagraph"/>
+              <w:tabs>
+                <w:tab w:val="left" w:pos="1712"/>
+              </w:tabs>
+              <w:jc w:val="both"/>
+              <w:rPr>
+                <w:rFonts w:asciiTheme="majorBidi" w:hAnsiTheme="majorBidi" w:cstheme="majorBidi"/>
+                <w:color w:val="0F4761" w:themeColor="accent1" w:themeShade="BF"/>
+              </w:rPr>
+            </w:pPr>
+          </w:p>
+        </w:tc>
+        <w:tc>
+          <w:tcPr>
+            <w:tcW w:w="5763" w:type="dxa"/>
+          </w:tcPr>
+          <w:p>
+            <w:pPr>
+              <w:tabs>
+                <w:tab w:val="left" w:pos="1712"/>
+              </w:tabs>
+              <w:cnfStyle w:val="000000100000" w:firstRow="0" w:lastRow="0" w:firstColumn="0" w:lastColumn="0" w:oddVBand="0" w:evenVBand="0" w:oddHBand="1" w:evenHBand="0" w:firstRowFirstColumn="0" w:firstRowLastColumn="0" w:lastRowFirstColumn="0" w:lastRowLastColumn="0"/>
+              <w:rPr>
+                <w:rFonts w:asciiTheme="majorBidi" w:eastAsiaTheme="majorEastAsia" w:hAnsiTheme="majorBidi" w:cstheme="majorBidi"/>
+                <w:color w:val="0F4761" w:themeColor="accent1" w:themeShade="BF"/>
+              </w:rPr>
+            </w:pPr>
+          </w:p>
+        </w:tc>
+      </w:tr>
+      <w:tr>
+        <w:trPr>
+          <w:trHeight w:val="573"/>
+        </w:trPr>
+        <w:tc>
+          <w:tcPr>
+            <w:cnfStyle w:val="001000000000" w:firstRow="0" w:lastRow="0" w:firstColumn="1" w:lastColumn="0" w:oddVBand="0" w:evenVBand="0" w:oddHBand="0" w:evenHBand="0" w:firstRowFirstColumn="0" w:firstRowLastColumn="0" w:lastRowFirstColumn="0" w:lastRowLastColumn="0"/>
+            <w:tcW w:w="3986" w:type="dxa"/>
+          </w:tcPr>
+          <w:p>
+            <w:pPr>
+              <w:pStyle w:val="ListParagraph"/>
+              <w:tabs>
+                <w:tab w:val="left" w:pos="1712"/>
+              </w:tabs>
+              <w:jc w:val="both"/>
+              <w:rPr>
+                <w:rFonts w:asciiTheme="majorBidi" w:hAnsiTheme="majorBidi" w:cstheme="majorBidi"/>
+                <w:color w:val="0F4761" w:themeColor="accent1" w:themeShade="BF"/>
+              </w:rPr>
+            </w:pPr>
+          </w:p>
+        </w:tc>
+        <w:tc>
+          <w:tcPr>
+            <w:tcW w:w="5763" w:type="dxa"/>
+          </w:tcPr>
+          <w:p>
+            <w:pPr>
+              <w:pStyle w:val="ListParagraph"/>
+              <w:tabs>
+                <w:tab w:val="left" w:pos="1712"/>
+              </w:tabs>
+              <w:cnfStyle w:val="000000000000" w:firstRow="0" w:lastRow="0" w:firstColumn="0" w:lastColumn="0" w:oddVBand="0" w:evenVBand="0" w:oddHBand="0" w:evenHBand="0" w:firstRowFirstColumn="0" w:firstRowLastColumn="0" w:lastRowFirstColumn="0" w:lastRowLastColumn="0"/>
+              <w:rPr>
+                <w:rFonts w:asciiTheme="majorBidi" w:eastAsiaTheme="majorEastAsia" w:hAnsiTheme="majorBidi" w:cstheme="majorBidi"/>
+                <w:color w:val="0F4761" w:themeColor="accent1" w:themeShade="BF"/>
+              </w:rPr>
+            </w:pPr>
+          </w:p>
+        </w:tc>
+      </w:tr>
+      <w:tr>
+        <w:trPr>
+          <w:cnfStyle w:val="000000100000" w:firstRow="0" w:lastRow="0" w:firstColumn="0" w:lastColumn="0" w:oddVBand="0" w:evenVBand="0" w:oddHBand="1" w:evenHBand="0" w:firstRowFirstColumn="0" w:firstRowLastColumn="0" w:lastRowFirstColumn="0" w:lastRowLastColumn="0"/>
+          <w:trHeight w:val="573"/>
+        </w:trPr>
+        <w:tc>
+          <w:tcPr>
+            <w:cnfStyle w:val="001000000000" w:firstRow="0" w:lastRow="0" w:firstColumn="1" w:lastColumn="0" w:oddVBand="0" w:evenVBand="0" w:oddHBand="0" w:evenHBand="0" w:firstRowFirstColumn="0" w:firstRowLastColumn="0" w:lastRowFirstColumn="0" w:lastRowLastColumn="0"/>
+            <w:tcW w:w="3986" w:type="dxa"/>
+          </w:tcPr>
+          <w:p>
+            <w:pPr>
+              <w:pStyle w:val="ListParagraph"/>
+              <w:tabs>
+                <w:tab w:val="left" w:pos="1712"/>
+              </w:tabs>
+              <w:jc w:val="both"/>
+              <w:rPr>
+                <w:rFonts w:asciiTheme="majorBidi" w:hAnsiTheme="majorBidi" w:cstheme="majorBidi"/>
+                <w:color w:val="0F4761" w:themeColor="accent1" w:themeShade="BF"/>
+              </w:rPr>
+            </w:pPr>
+          </w:p>
+        </w:tc>
+        <w:tc>
+          <w:tcPr>
+            <w:tcW w:w="5763" w:type="dxa"/>
+          </w:tcPr>
+          <w:p>
+            <w:pPr>
+              <w:pStyle w:val="ListParagraph"/>
+              <w:tabs>
+                <w:tab w:val="left" w:pos="1712"/>
+              </w:tabs>
+              <w:cnfStyle w:val="000000100000" w:firstRow="0" w:lastRow="0" w:firstColumn="0" w:lastColumn="0" w:oddVBand="0" w:evenVBand="0" w:oddHBand="1" w:evenHBand="0" w:firstRowFirstColumn="0" w:firstRowLastColumn="0" w:lastRowFirstColumn="0" w:lastRowLastColumn="0"/>
+              <w:rPr>
+                <w:rFonts w:asciiTheme="majorBidi" w:eastAsiaTheme="majorEastAsia" w:hAnsiTheme="majorBidi" w:cstheme="majorBidi"/>
+                <w:color w:val="0F4761" w:themeColor="accent1" w:themeShade="BF"/>
+              </w:rPr>
+            </w:pPr>
+          </w:p>
+        </w:tc>
+      </w:tr>
+      <w:tr>
+        <w:trPr>
+          <w:trHeight w:val="573"/>
+        </w:trPr>
+        <w:tc>
+          <w:tcPr>
+            <w:cnfStyle w:val="001000000000" w:firstRow="0" w:lastRow="0" w:firstColumn="1" w:lastColumn="0" w:oddVBand="0" w:evenVBand="0" w:oddHBand="0" w:evenHBand="0" w:firstRowFirstColumn="0" w:firstRowLastColumn="0" w:lastRowFirstColumn="0" w:lastRowLastColumn="0"/>
+            <w:tcW w:w="3986" w:type="dxa"/>
+          </w:tcPr>
+          <w:p>
+            <w:pPr>
+              <w:tabs>
+                <w:tab w:val="left" w:pos="1712"/>
+              </w:tabs>
+              <w:jc w:val="both"/>
+              <w:rPr>
+                <w:rFonts w:asciiTheme="majorBidi" w:hAnsiTheme="majorBidi" w:cstheme="majorBidi"/>
+                <w:color w:val="0F4761" w:themeColor="accent1" w:themeShade="BF"/>
+              </w:rPr>
+            </w:pPr>
+          </w:p>
+        </w:tc>
+        <w:tc>
+          <w:tcPr>
+            <w:tcW w:w="5763" w:type="dxa"/>
+          </w:tcPr>
+          <w:p>
+            <w:pPr>
+              <w:pStyle w:val="ListParagraph"/>
+              <w:tabs>
+                <w:tab w:val="left" w:pos="1712"/>
+              </w:tabs>
+              <w:cnfStyle w:val="000000000000" w:firstRow="0" w:lastRow="0" w:firstColumn="0" w:lastColumn="0" w:oddVBand="0" w:evenVBand="0" w:oddHBand="0" w:evenHBand="0" w:firstRowFirstColumn="0" w:firstRowLastColumn="0" w:lastRowFirstColumn="0" w:lastRowLastColumn="0"/>
+              <w:rPr>
+                <w:rFonts w:asciiTheme="majorBidi" w:eastAsiaTheme="majorEastAsia" w:hAnsiTheme="majorBidi" w:cstheme="majorBidi"/>
+                <w:color w:val="0F4761" w:themeColor="accent1" w:themeShade="BF"/>
+              </w:rPr>
+            </w:pPr>
+          </w:p>
+        </w:tc>
+      </w:tr>
+      <w:tr>
+        <w:trPr>
+          <w:cnfStyle w:val="000000100000" w:firstRow="0" w:lastRow="0" w:firstColumn="0" w:lastColumn="0" w:oddVBand="0" w:evenVBand="0" w:oddHBand="1" w:evenHBand="0" w:firstRowFirstColumn="0" w:firstRowLastColumn="0" w:lastRowFirstColumn="0" w:lastRowLastColumn="0"/>
+          <w:trHeight w:val="573"/>
+        </w:trPr>
+        <w:tc>
+          <w:tcPr>
+            <w:cnfStyle w:val="001000000000" w:firstRow="0" w:lastRow="0" w:firstColumn="1" w:lastColumn="0" w:oddVBand="0" w:evenVBand="0" w:oddHBand="0" w:evenHBand="0" w:firstRowFirstColumn="0" w:firstRowLastColumn="0" w:lastRowFirstColumn="0" w:lastRowLastColumn="0"/>
+            <w:tcW w:w="9749" w:type="dxa"/>
+            <w:gridSpan w:val="2"/>
+          </w:tcPr>
+          <w:p>
+            <w:pPr>
+              <w:tabs>
+                <w:tab w:val="left" w:pos="1712"/>
+              </w:tabs>
+              <w:rPr>
+                <w:rFonts w:asciiTheme="majorBidi" w:hAnsiTheme="majorBidi" w:cstheme="majorBidi"/>
+                <w:b w:val="0"/>
+                <w:bCs w:val="0"/>
+              </w:rPr>
+            </w:pPr>
+            <w:r>
+              <w:rPr>
+                <w:rFonts w:asciiTheme="majorBidi" w:hAnsiTheme="majorBidi" w:cstheme="majorBidi"/>
+              </w:rPr>
+              <w:t>Alternative flows:</w:t>
+            </w:r>
+          </w:p>
+          <w:p>
+            <w:pPr>
+              <w:tabs>
+                <w:tab w:val="left" w:pos="1712"/>
+              </w:tabs>
+              <w:rPr>
+                <w:rFonts w:asciiTheme="majorBidi" w:eastAsiaTheme="majorEastAsia" w:hAnsiTheme="majorBidi" w:cstheme="majorBidi"/>
+                <w:color w:val="0F4761" w:themeColor="accent1" w:themeShade="BF"/>
+              </w:rPr>
+            </w:pPr>
+          </w:p>
+        </w:tc>
+      </w:tr>
+    </w:tbl>
+    <w:p/>
+    <w:p/>
+    <w:p/>
+    <w:p/>
+    <w:p/>
+    <w:p/>
+    <w:p/>
+    <w:p/>
+    <w:p/>
+    <w:tbl>
+      <w:tblPr>
+        <w:tblStyle w:val="GridTable5Dark-Accent4"/>
+        <w:tblW w:w="9749" w:type="dxa"/>
+        <w:tblBorders>
+          <w:top w:val="single" w:sz="4" w:space="0" w:color="auto"/>
+          <w:left w:val="single" w:sz="4" w:space="0" w:color="auto"/>
+          <w:bottom w:val="single" w:sz="4" w:space="0" w:color="auto"/>
+          <w:right w:val="single" w:sz="4" w:space="0" w:color="auto"/>
+          <w:insideH w:val="single" w:sz="4" w:space="0" w:color="auto"/>
+          <w:insideV w:val="single" w:sz="4" w:space="0" w:color="auto"/>
+        </w:tblBorders>
+        <w:tblLook w:val="04A0" w:firstRow="1" w:lastRow="0" w:firstColumn="1" w:lastColumn="0" w:noHBand="0" w:noVBand="1"/>
+      </w:tblPr>
+      <w:tblGrid>
+        <w:gridCol w:w="3986"/>
+        <w:gridCol w:w="5763"/>
+      </w:tblGrid>
+      <w:tr>
+        <w:trPr>
+          <w:cnfStyle w:val="100000000000" w:firstRow="1" w:lastRow="0" w:firstColumn="0" w:lastColumn="0" w:oddVBand="0" w:evenVBand="0" w:oddHBand="0" w:evenHBand="0" w:firstRowFirstColumn="0" w:firstRowLastColumn="0" w:lastRowFirstColumn="0" w:lastRowLastColumn="0"/>
+          <w:trHeight w:val="573"/>
+        </w:trPr>
+        <w:tc>
+          <w:tcPr>
+            <w:cnfStyle w:val="001000000000" w:firstRow="0" w:lastRow="0" w:firstColumn="1" w:lastColumn="0" w:oddVBand="0" w:evenVBand="0" w:oddHBand="0" w:evenHBand="0" w:firstRowFirstColumn="0" w:firstRowLastColumn="0" w:lastRowFirstColumn="0" w:lastRowLastColumn="0"/>
+            <w:tcW w:w="3986" w:type="dxa"/>
+            <w:tcBorders>
+              <w:top w:val="none" w:sz="0" w:space="0" w:color="auto"/>
+              <w:left w:val="none" w:sz="0" w:space="0" w:color="auto"/>
+              <w:right w:val="none" w:sz="0" w:space="0" w:color="auto"/>
+            </w:tcBorders>
+          </w:tcPr>
+          <w:p>
+            <w:pPr>
+              <w:tabs>
+                <w:tab w:val="left" w:pos="1712"/>
+              </w:tabs>
+              <w:jc w:val="both"/>
+              <w:rPr>
+                <w:rFonts w:asciiTheme="majorBidi" w:eastAsiaTheme="majorEastAsia" w:hAnsiTheme="majorBidi" w:cstheme="majorBidi"/>
+                <w:color w:val="0F4761" w:themeColor="accent1" w:themeShade="BF"/>
+              </w:rPr>
+            </w:pPr>
+            <w:r>
+              <w:rPr>
+                <w:rFonts w:asciiTheme="majorBidi" w:hAnsiTheme="majorBidi" w:cstheme="majorBidi"/>
+              </w:rPr>
+              <w:lastRenderedPageBreak/>
+              <w:t>Use case ID:</w:t>
+            </w:r>
+          </w:p>
+        </w:tc>
+        <w:tc>
+          <w:tcPr>
+            <w:tcW w:w="5763" w:type="dxa"/>
+            <w:tcBorders>
+              <w:top w:val="none" w:sz="0" w:space="0" w:color="auto"/>
+              <w:left w:val="none" w:sz="0" w:space="0" w:color="auto"/>
+              <w:right w:val="none" w:sz="0" w:space="0" w:color="auto"/>
+            </w:tcBorders>
+          </w:tcPr>
+          <w:p>
+            <w:pPr>
+              <w:tabs>
+                <w:tab w:val="left" w:pos="1712"/>
+              </w:tabs>
+              <w:cnfStyle w:val="100000000000" w:firstRow="1" w:lastRow="0" w:firstColumn="0" w:lastColumn="0" w:oddVBand="0" w:evenVBand="0" w:oddHBand="0" w:evenHBand="0" w:firstRowFirstColumn="0" w:firstRowLastColumn="0" w:lastRowFirstColumn="0" w:lastRowLastColumn="0"/>
+              <w:rPr>
+                <w:rFonts w:asciiTheme="majorBidi" w:eastAsiaTheme="majorEastAsia" w:hAnsiTheme="majorBidi" w:cstheme="majorBidi"/>
+                <w:color w:val="0F4761" w:themeColor="accent1" w:themeShade="BF"/>
+              </w:rPr>
+            </w:pPr>
+            <w:r>
+              <w:rPr>
+                <w:rFonts w:asciiTheme="majorBidi" w:eastAsiaTheme="majorEastAsia" w:hAnsiTheme="majorBidi" w:cstheme="majorBidi"/>
+              </w:rPr>
+              <w:t>Sell item UC00</w:t>
+            </w:r>
+            <w:r>
+              <w:rPr>
+                <w:rFonts w:asciiTheme="majorBidi" w:eastAsiaTheme="majorEastAsia" w:hAnsiTheme="majorBidi" w:cstheme="majorBidi"/>
+              </w:rPr>
+              <w:t>4</w:t>
+            </w:r>
+          </w:p>
+        </w:tc>
+      </w:tr>
+      <w:tr>
+        <w:trPr>
+          <w:cnfStyle w:val="000000100000" w:firstRow="0" w:lastRow="0" w:firstColumn="0" w:lastColumn="0" w:oddVBand="0" w:evenVBand="0" w:oddHBand="1" w:evenHBand="0" w:firstRowFirstColumn="0" w:firstRowLastColumn="0" w:lastRowFirstColumn="0" w:lastRowLastColumn="0"/>
+          <w:trHeight w:val="573"/>
+        </w:trPr>
+        <w:tc>
+          <w:tcPr>
+            <w:cnfStyle w:val="001000000000" w:firstRow="0" w:lastRow="0" w:firstColumn="1" w:lastColumn="0" w:oddVBand="0" w:evenVBand="0" w:oddHBand="0" w:evenHBand="0" w:firstRowFirstColumn="0" w:firstRowLastColumn="0" w:lastRowFirstColumn="0" w:lastRowLastColumn="0"/>
+            <w:tcW w:w="3986" w:type="dxa"/>
+            <w:tcBorders>
+              <w:left w:val="none" w:sz="0" w:space="0" w:color="auto"/>
+            </w:tcBorders>
+          </w:tcPr>
+          <w:p>
+            <w:pPr>
+              <w:tabs>
+                <w:tab w:val="left" w:pos="1712"/>
+              </w:tabs>
+              <w:jc w:val="both"/>
+              <w:rPr>
+                <w:rFonts w:asciiTheme="majorBidi" w:eastAsiaTheme="majorEastAsia" w:hAnsiTheme="majorBidi" w:cstheme="majorBidi"/>
+                <w:color w:val="0F4761" w:themeColor="accent1" w:themeShade="BF"/>
+              </w:rPr>
+            </w:pPr>
+            <w:r>
+              <w:rPr>
+                <w:rFonts w:asciiTheme="majorBidi" w:hAnsiTheme="majorBidi" w:cstheme="majorBidi"/>
+              </w:rPr>
+              <w:t>Brief description</w:t>
+            </w:r>
+          </w:p>
+        </w:tc>
+        <w:tc>
+          <w:tcPr>
+            <w:tcW w:w="5763" w:type="dxa"/>
+          </w:tcPr>
+          <w:p>
+            <w:pPr>
+              <w:tabs>
+                <w:tab w:val="left" w:pos="1712"/>
+              </w:tabs>
+              <w:cnfStyle w:val="000000100000" w:firstRow="0" w:lastRow="0" w:firstColumn="0" w:lastColumn="0" w:oddVBand="0" w:evenVBand="0" w:oddHBand="1" w:evenHBand="0" w:firstRowFirstColumn="0" w:firstRowLastColumn="0" w:lastRowFirstColumn="0" w:lastRowLastColumn="0"/>
+              <w:rPr>
+                <w:rFonts w:asciiTheme="majorBidi" w:eastAsiaTheme="majorEastAsia" w:hAnsiTheme="majorBidi" w:cstheme="majorBidi"/>
+                <w:color w:val="0F4761" w:themeColor="accent1" w:themeShade="BF"/>
+              </w:rPr>
+            </w:pPr>
+          </w:p>
+        </w:tc>
+      </w:tr>
+      <w:tr>
+        <w:trPr>
+          <w:trHeight w:val="573"/>
+        </w:trPr>
+        <w:tc>
+          <w:tcPr>
+            <w:cnfStyle w:val="001000000000" w:firstRow="0" w:lastRow="0" w:firstColumn="1" w:lastColumn="0" w:oddVBand="0" w:evenVBand="0" w:oddHBand="0" w:evenHBand="0" w:firstRowFirstColumn="0" w:firstRowLastColumn="0" w:lastRowFirstColumn="0" w:lastRowLastColumn="0"/>
+            <w:tcW w:w="3986" w:type="dxa"/>
+            <w:tcBorders>
+              <w:left w:val="none" w:sz="0" w:space="0" w:color="auto"/>
+            </w:tcBorders>
+          </w:tcPr>
+          <w:p>
+            <w:pPr>
+              <w:tabs>
+                <w:tab w:val="left" w:pos="999"/>
+              </w:tabs>
+              <w:rPr>
+                <w:rFonts w:asciiTheme="majorBidi" w:eastAsiaTheme="majorEastAsia" w:hAnsiTheme="majorBidi" w:cstheme="majorBidi"/>
+                <w:color w:val="0F4761" w:themeColor="accent1" w:themeShade="BF"/>
+              </w:rPr>
+            </w:pPr>
+            <w:r>
+              <w:rPr>
+                <w:rFonts w:asciiTheme="majorBidi" w:hAnsiTheme="majorBidi" w:cstheme="majorBidi"/>
+              </w:rPr>
+              <w:t>Primary actors</w:t>
+            </w:r>
+          </w:p>
+        </w:tc>
+        <w:tc>
+          <w:tcPr>
+            <w:tcW w:w="5763" w:type="dxa"/>
+          </w:tcPr>
+          <w:p>
+            <w:pPr>
+              <w:tabs>
+                <w:tab w:val="left" w:pos="1712"/>
+              </w:tabs>
+              <w:cnfStyle w:val="000000000000" w:firstRow="0" w:lastRow="0" w:firstColumn="0" w:lastColumn="0" w:oddVBand="0" w:evenVBand="0" w:oddHBand="0" w:evenHBand="0" w:firstRowFirstColumn="0" w:firstRowLastColumn="0" w:lastRowFirstColumn="0" w:lastRowLastColumn="0"/>
+              <w:rPr>
+                <w:rFonts w:asciiTheme="majorBidi" w:eastAsiaTheme="majorEastAsia" w:hAnsiTheme="majorBidi" w:cstheme="majorBidi"/>
+                <w:color w:val="0F4761" w:themeColor="accent1" w:themeShade="BF"/>
+              </w:rPr>
+            </w:pPr>
+          </w:p>
+        </w:tc>
+      </w:tr>
+      <w:tr>
+        <w:trPr>
+          <w:cnfStyle w:val="000000100000" w:firstRow="0" w:lastRow="0" w:firstColumn="0" w:lastColumn="0" w:oddVBand="0" w:evenVBand="0" w:oddHBand="1" w:evenHBand="0" w:firstRowFirstColumn="0" w:firstRowLastColumn="0" w:lastRowFirstColumn="0" w:lastRowLastColumn="0"/>
+          <w:trHeight w:val="593"/>
+        </w:trPr>
+        <w:tc>
+          <w:tcPr>
+            <w:cnfStyle w:val="001000000000" w:firstRow="0" w:lastRow="0" w:firstColumn="1" w:lastColumn="0" w:oddVBand="0" w:evenVBand="0" w:oddHBand="0" w:evenHBand="0" w:firstRowFirstColumn="0" w:firstRowLastColumn="0" w:lastRowFirstColumn="0" w:lastRowLastColumn="0"/>
+            <w:tcW w:w="3986" w:type="dxa"/>
+            <w:tcBorders>
+              <w:left w:val="none" w:sz="0" w:space="0" w:color="auto"/>
+            </w:tcBorders>
+          </w:tcPr>
+          <w:p>
+            <w:pPr>
+              <w:tabs>
+                <w:tab w:val="left" w:pos="1712"/>
+              </w:tabs>
+              <w:jc w:val="both"/>
+              <w:rPr>
+                <w:rFonts w:asciiTheme="majorBidi" w:eastAsiaTheme="majorEastAsia" w:hAnsiTheme="majorBidi" w:cstheme="majorBidi"/>
+                <w:color w:val="0F4761" w:themeColor="accent1" w:themeShade="BF"/>
+              </w:rPr>
+            </w:pPr>
+            <w:r>
+              <w:rPr>
+                <w:rFonts w:asciiTheme="majorBidi" w:hAnsiTheme="majorBidi" w:cstheme="majorBidi"/>
+              </w:rPr>
+              <w:t>Trigger</w:t>
+            </w:r>
+          </w:p>
+        </w:tc>
+        <w:tc>
+          <w:tcPr>
+            <w:tcW w:w="5763" w:type="dxa"/>
+          </w:tcPr>
+          <w:p>
+            <w:pPr>
+              <w:tabs>
+                <w:tab w:val="left" w:pos="1712"/>
+              </w:tabs>
+              <w:cnfStyle w:val="000000100000" w:firstRow="0" w:lastRow="0" w:firstColumn="0" w:lastColumn="0" w:oddVBand="0" w:evenVBand="0" w:oddHBand="1" w:evenHBand="0" w:firstRowFirstColumn="0" w:firstRowLastColumn="0" w:lastRowFirstColumn="0" w:lastRowLastColumn="0"/>
+              <w:rPr>
+                <w:rFonts w:asciiTheme="majorBidi" w:eastAsiaTheme="majorEastAsia" w:hAnsiTheme="majorBidi" w:cstheme="majorBidi"/>
+                <w:color w:val="0F4761" w:themeColor="accent1" w:themeShade="BF"/>
+              </w:rPr>
+            </w:pPr>
+          </w:p>
+        </w:tc>
+      </w:tr>
+      <w:tr>
+        <w:trPr>
+          <w:trHeight w:val="573"/>
+        </w:trPr>
+        <w:tc>
+          <w:tcPr>
+            <w:cnfStyle w:val="001000000000" w:firstRow="0" w:lastRow="0" w:firstColumn="1" w:lastColumn="0" w:oddVBand="0" w:evenVBand="0" w:oddHBand="0" w:evenHBand="0" w:firstRowFirstColumn="0" w:firstRowLastColumn="0" w:lastRowFirstColumn="0" w:lastRowLastColumn="0"/>
+            <w:tcW w:w="3986" w:type="dxa"/>
+            <w:tcBorders>
+              <w:left w:val="none" w:sz="0" w:space="0" w:color="auto"/>
+            </w:tcBorders>
+          </w:tcPr>
+          <w:p>
+            <w:pPr>
+              <w:tabs>
+                <w:tab w:val="left" w:pos="1712"/>
+              </w:tabs>
+              <w:jc w:val="both"/>
+              <w:rPr>
+                <w:rFonts w:asciiTheme="majorBidi" w:eastAsiaTheme="majorEastAsia" w:hAnsiTheme="majorBidi" w:cstheme="majorBidi"/>
+                <w:color w:val="0F4761" w:themeColor="accent1" w:themeShade="BF"/>
+              </w:rPr>
+            </w:pPr>
+            <w:r>
+              <w:rPr>
+                <w:rFonts w:asciiTheme="majorBidi" w:hAnsiTheme="majorBidi" w:cstheme="majorBidi"/>
+              </w:rPr>
+              <w:t>Preconditions</w:t>
+            </w:r>
+          </w:p>
+        </w:tc>
+        <w:tc>
+          <w:tcPr>
+            <w:tcW w:w="5763" w:type="dxa"/>
+          </w:tcPr>
+          <w:p>
+            <w:pPr>
+              <w:pStyle w:val="ListParagraph"/>
+              <w:tabs>
+                <w:tab w:val="left" w:pos="1712"/>
+              </w:tabs>
+              <w:cnfStyle w:val="000000000000" w:firstRow="0" w:lastRow="0" w:firstColumn="0" w:lastColumn="0" w:oddVBand="0" w:evenVBand="0" w:oddHBand="0" w:evenHBand="0" w:firstRowFirstColumn="0" w:firstRowLastColumn="0" w:lastRowFirstColumn="0" w:lastRowLastColumn="0"/>
+              <w:rPr>
+                <w:rFonts w:asciiTheme="majorBidi" w:eastAsiaTheme="majorEastAsia" w:hAnsiTheme="majorBidi" w:cstheme="majorBidi"/>
+                <w:color w:val="0F4761" w:themeColor="accent1" w:themeShade="BF"/>
+              </w:rPr>
+            </w:pPr>
+          </w:p>
+        </w:tc>
+      </w:tr>
+      <w:tr>
+        <w:trPr>
+          <w:cnfStyle w:val="000000100000" w:firstRow="0" w:lastRow="0" w:firstColumn="0" w:lastColumn="0" w:oddVBand="0" w:evenVBand="0" w:oddHBand="1" w:evenHBand="0" w:firstRowFirstColumn="0" w:firstRowLastColumn="0" w:lastRowFirstColumn="0" w:lastRowLastColumn="0"/>
+          <w:trHeight w:val="573"/>
+        </w:trPr>
+        <w:tc>
+          <w:tcPr>
+            <w:cnfStyle w:val="001000000000" w:firstRow="0" w:lastRow="0" w:firstColumn="1" w:lastColumn="0" w:oddVBand="0" w:evenVBand="0" w:oddHBand="0" w:evenHBand="0" w:firstRowFirstColumn="0" w:firstRowLastColumn="0" w:lastRowFirstColumn="0" w:lastRowLastColumn="0"/>
+            <w:tcW w:w="3986" w:type="dxa"/>
+            <w:tcBorders>
+              <w:left w:val="none" w:sz="0" w:space="0" w:color="auto"/>
+            </w:tcBorders>
+          </w:tcPr>
+          <w:p>
+            <w:pPr>
+              <w:tabs>
+                <w:tab w:val="left" w:pos="1712"/>
+              </w:tabs>
+              <w:jc w:val="both"/>
+              <w:rPr>
+                <w:rFonts w:asciiTheme="majorBidi" w:eastAsiaTheme="majorEastAsia" w:hAnsiTheme="majorBidi" w:cstheme="majorBidi"/>
+                <w:color w:val="0F4761" w:themeColor="accent1" w:themeShade="BF"/>
+              </w:rPr>
+            </w:pPr>
+            <w:r>
+              <w:rPr>
+                <w:rFonts w:asciiTheme="majorBidi" w:hAnsiTheme="majorBidi" w:cstheme="majorBidi"/>
+              </w:rPr>
+              <w:t>Postconditions</w:t>
+            </w:r>
+          </w:p>
+        </w:tc>
+        <w:tc>
+          <w:tcPr>
+            <w:tcW w:w="5763" w:type="dxa"/>
+          </w:tcPr>
+          <w:p>
+            <w:pPr>
+              <w:pStyle w:val="ListParagraph"/>
+              <w:tabs>
+                <w:tab w:val="left" w:pos="1712"/>
+              </w:tabs>
+              <w:cnfStyle w:val="000000100000" w:firstRow="0" w:lastRow="0" w:firstColumn="0" w:lastColumn="0" w:oddVBand="0" w:evenVBand="0" w:oddHBand="1" w:evenHBand="0" w:firstRowFirstColumn="0" w:firstRowLastColumn="0" w:lastRowFirstColumn="0" w:lastRowLastColumn="0"/>
+              <w:rPr>
+                <w:rFonts w:asciiTheme="majorBidi" w:eastAsiaTheme="majorEastAsia" w:hAnsiTheme="majorBidi" w:cstheme="majorBidi"/>
+                <w:color w:val="0F4761" w:themeColor="accent1" w:themeShade="BF"/>
+              </w:rPr>
+            </w:pPr>
+          </w:p>
+        </w:tc>
+      </w:tr>
+      <w:tr>
+        <w:trPr>
+          <w:trHeight w:val="573"/>
+        </w:trPr>
+        <w:tc>
+          <w:tcPr>
+            <w:cnfStyle w:val="001000000000" w:firstRow="0" w:lastRow="0" w:firstColumn="1" w:lastColumn="0" w:oddVBand="0" w:evenVBand="0" w:oddHBand="0" w:evenHBand="0" w:firstRowFirstColumn="0" w:firstRowLastColumn="0" w:lastRowFirstColumn="0" w:lastRowLastColumn="0"/>
+            <w:tcW w:w="9749" w:type="dxa"/>
+            <w:gridSpan w:val="2"/>
+            <w:shd w:val="clear" w:color="auto" w:fill="0B769F" w:themeFill="accent4" w:themeFillShade="BF"/>
+          </w:tcPr>
+          <w:p>
+            <w:pPr>
+              <w:tabs>
+                <w:tab w:val="left" w:pos="1712"/>
+              </w:tabs>
+              <w:rPr>
+                <w:rFonts w:asciiTheme="majorBidi" w:eastAsiaTheme="majorEastAsia" w:hAnsiTheme="majorBidi" w:cstheme="majorBidi"/>
+                <w:color w:val="0F4761" w:themeColor="accent1" w:themeShade="BF"/>
+              </w:rPr>
+            </w:pPr>
+            <w:r>
+              <w:rPr>
+                <w:rFonts w:asciiTheme="majorBidi" w:hAnsiTheme="majorBidi" w:cstheme="majorBidi"/>
+              </w:rPr>
+              <w:t>Main Success Scenario</w:t>
+            </w:r>
+          </w:p>
+        </w:tc>
+      </w:tr>
+      <w:tr>
+        <w:trPr>
+          <w:cnfStyle w:val="000000100000" w:firstRow="0" w:lastRow="0" w:firstColumn="0" w:lastColumn="0" w:oddVBand="0" w:evenVBand="0" w:oddHBand="1" w:evenHBand="0" w:firstRowFirstColumn="0" w:firstRowLastColumn="0" w:lastRowFirstColumn="0" w:lastRowLastColumn="0"/>
+          <w:trHeight w:val="573"/>
+        </w:trPr>
+        <w:tc>
+          <w:tcPr>
+            <w:cnfStyle w:val="001000000000" w:firstRow="0" w:lastRow="0" w:firstColumn="1" w:lastColumn="0" w:oddVBand="0" w:evenVBand="0" w:oddHBand="0" w:evenHBand="0" w:firstRowFirstColumn="0" w:firstRowLastColumn="0" w:lastRowFirstColumn="0" w:lastRowLastColumn="0"/>
+            <w:tcW w:w="3986" w:type="dxa"/>
+          </w:tcPr>
+          <w:p>
+            <w:pPr>
+              <w:tabs>
+                <w:tab w:val="left" w:pos="1712"/>
+              </w:tabs>
+              <w:jc w:val="both"/>
+              <w:rPr>
+                <w:rFonts w:asciiTheme="majorBidi" w:hAnsiTheme="majorBidi" w:cstheme="majorBidi"/>
+                <w:color w:val="0E2841" w:themeColor="text2"/>
+              </w:rPr>
+            </w:pPr>
+            <w:r>
+              <w:rPr>
+                <w:rFonts w:asciiTheme="majorBidi" w:hAnsiTheme="majorBidi" w:cstheme="majorBidi"/>
+                <w:color w:val="0E2841" w:themeColor="text2"/>
+              </w:rPr>
+              <w:t>Actor Action</w:t>
+            </w:r>
+          </w:p>
+        </w:tc>
+        <w:tc>
+          <w:tcPr>
+            <w:tcW w:w="5763" w:type="dxa"/>
+          </w:tcPr>
+          <w:p>
+            <w:pPr>
+              <w:tabs>
+                <w:tab w:val="left" w:pos="1712"/>
+              </w:tabs>
+              <w:cnfStyle w:val="000000100000" w:firstRow="0" w:lastRow="0" w:firstColumn="0" w:lastColumn="0" w:oddVBand="0" w:evenVBand="0" w:oddHBand="1" w:evenHBand="0" w:firstRowFirstColumn="0" w:firstRowLastColumn="0" w:lastRowFirstColumn="0" w:lastRowLastColumn="0"/>
+              <w:rPr>
+                <w:rFonts w:asciiTheme="majorBidi" w:eastAsiaTheme="majorEastAsia" w:hAnsiTheme="majorBidi" w:cstheme="majorBidi"/>
+                <w:b/>
+                <w:bCs/>
+                <w:color w:val="0F4761" w:themeColor="accent1" w:themeShade="BF"/>
+              </w:rPr>
+            </w:pPr>
+            <w:r>
+              <w:rPr>
+                <w:rFonts w:asciiTheme="majorBidi" w:hAnsiTheme="majorBidi" w:cstheme="majorBidi"/>
+                <w:b/>
+                <w:bCs/>
+              </w:rPr>
+              <w:t>System Response</w:t>
+            </w:r>
+          </w:p>
+        </w:tc>
+      </w:tr>
+      <w:tr>
+        <w:trPr>
+          <w:trHeight w:val="573"/>
+        </w:trPr>
+        <w:tc>
+          <w:tcPr>
+            <w:cnfStyle w:val="001000000000" w:firstRow="0" w:lastRow="0" w:firstColumn="1" w:lastColumn="0" w:oddVBand="0" w:evenVBand="0" w:oddHBand="0" w:evenHBand="0" w:firstRowFirstColumn="0" w:firstRowLastColumn="0" w:lastRowFirstColumn="0" w:lastRowLastColumn="0"/>
+            <w:tcW w:w="3986" w:type="dxa"/>
+          </w:tcPr>
+          <w:p>
+            <w:pPr>
+              <w:tabs>
+                <w:tab w:val="left" w:pos="1712"/>
+              </w:tabs>
+              <w:jc w:val="both"/>
+              <w:rPr>
+                <w:rFonts w:asciiTheme="majorBidi" w:hAnsiTheme="majorBidi" w:cstheme="majorBidi"/>
+              </w:rPr>
+            </w:pPr>
+          </w:p>
+        </w:tc>
+        <w:tc>
+          <w:tcPr>
+            <w:tcW w:w="5763" w:type="dxa"/>
+          </w:tcPr>
+          <w:p>
+            <w:pPr>
+              <w:tabs>
+                <w:tab w:val="left" w:pos="1712"/>
+              </w:tabs>
+              <w:ind w:left="360"/>
+              <w:cnfStyle w:val="000000000000" w:firstRow="0" w:lastRow="0" w:firstColumn="0" w:lastColumn="0" w:oddVBand="0" w:evenVBand="0" w:oddHBand="0" w:evenHBand="0" w:firstRowFirstColumn="0" w:firstRowLastColumn="0" w:lastRowFirstColumn="0" w:lastRowLastColumn="0"/>
+              <w:rPr>
+                <w:rFonts w:asciiTheme="majorBidi" w:eastAsiaTheme="majorEastAsia" w:hAnsiTheme="majorBidi" w:cstheme="majorBidi"/>
+                <w:color w:val="0F4761" w:themeColor="accent1" w:themeShade="BF"/>
+              </w:rPr>
+            </w:pPr>
+          </w:p>
+        </w:tc>
+      </w:tr>
+      <w:tr>
+        <w:trPr>
+          <w:cnfStyle w:val="000000100000" w:firstRow="0" w:lastRow="0" w:firstColumn="0" w:lastColumn="0" w:oddVBand="0" w:evenVBand="0" w:oddHBand="1" w:evenHBand="0" w:firstRowFirstColumn="0" w:firstRowLastColumn="0" w:lastRowFirstColumn="0" w:lastRowLastColumn="0"/>
+          <w:trHeight w:val="573"/>
+        </w:trPr>
+        <w:tc>
+          <w:tcPr>
+            <w:cnfStyle w:val="001000000000" w:firstRow="0" w:lastRow="0" w:firstColumn="1" w:lastColumn="0" w:oddVBand="0" w:evenVBand="0" w:oddHBand="0" w:evenHBand="0" w:firstRowFirstColumn="0" w:firstRowLastColumn="0" w:lastRowFirstColumn="0" w:lastRowLastColumn="0"/>
+            <w:tcW w:w="3986" w:type="dxa"/>
+          </w:tcPr>
+          <w:p>
+            <w:pPr>
+              <w:pStyle w:val="ListParagraph"/>
+              <w:tabs>
+                <w:tab w:val="left" w:pos="1712"/>
+              </w:tabs>
+              <w:jc w:val="both"/>
+              <w:rPr>
+                <w:rFonts w:asciiTheme="majorBidi" w:hAnsiTheme="majorBidi" w:cstheme="majorBidi"/>
+                <w:color w:val="0F4761" w:themeColor="accent1" w:themeShade="BF"/>
+              </w:rPr>
+            </w:pPr>
+          </w:p>
+        </w:tc>
+        <w:tc>
+          <w:tcPr>
+            <w:tcW w:w="5763" w:type="dxa"/>
+          </w:tcPr>
+          <w:p>
+            <w:pPr>
+              <w:tabs>
+                <w:tab w:val="left" w:pos="1712"/>
+              </w:tabs>
+              <w:cnfStyle w:val="000000100000" w:firstRow="0" w:lastRow="0" w:firstColumn="0" w:lastColumn="0" w:oddVBand="0" w:evenVBand="0" w:oddHBand="1" w:evenHBand="0" w:firstRowFirstColumn="0" w:firstRowLastColumn="0" w:lastRowFirstColumn="0" w:lastRowLastColumn="0"/>
+              <w:rPr>
+                <w:rFonts w:asciiTheme="majorBidi" w:eastAsiaTheme="majorEastAsia" w:hAnsiTheme="majorBidi" w:cstheme="majorBidi"/>
+                <w:color w:val="0F4761" w:themeColor="accent1" w:themeShade="BF"/>
+              </w:rPr>
+            </w:pPr>
+          </w:p>
+        </w:tc>
+      </w:tr>
+      <w:tr>
+        <w:trPr>
+          <w:trHeight w:val="573"/>
+        </w:trPr>
+        <w:tc>
+          <w:tcPr>
+            <w:cnfStyle w:val="001000000000" w:firstRow="0" w:lastRow="0" w:firstColumn="1" w:lastColumn="0" w:oddVBand="0" w:evenVBand="0" w:oddHBand="0" w:evenHBand="0" w:firstRowFirstColumn="0" w:firstRowLastColumn="0" w:lastRowFirstColumn="0" w:lastRowLastColumn="0"/>
+            <w:tcW w:w="3986" w:type="dxa"/>
+          </w:tcPr>
+          <w:p>
+            <w:pPr>
+              <w:pStyle w:val="ListParagraph"/>
+              <w:tabs>
+                <w:tab w:val="left" w:pos="1712"/>
+              </w:tabs>
+              <w:jc w:val="both"/>
+              <w:rPr>
+                <w:rFonts w:asciiTheme="majorBidi" w:hAnsiTheme="majorBidi" w:cstheme="majorBidi"/>
+                <w:color w:val="0F4761" w:themeColor="accent1" w:themeShade="BF"/>
+              </w:rPr>
+            </w:pPr>
+          </w:p>
+        </w:tc>
+        <w:tc>
+          <w:tcPr>
+            <w:tcW w:w="5763" w:type="dxa"/>
+          </w:tcPr>
+          <w:p>
+            <w:pPr>
+              <w:pStyle w:val="ListParagraph"/>
+              <w:tabs>
+                <w:tab w:val="left" w:pos="1712"/>
+              </w:tabs>
+              <w:cnfStyle w:val="000000000000" w:firstRow="0" w:lastRow="0" w:firstColumn="0" w:lastColumn="0" w:oddVBand="0" w:evenVBand="0" w:oddHBand="0" w:evenHBand="0" w:firstRowFirstColumn="0" w:firstRowLastColumn="0" w:lastRowFirstColumn="0" w:lastRowLastColumn="0"/>
+              <w:rPr>
+                <w:rFonts w:asciiTheme="majorBidi" w:eastAsiaTheme="majorEastAsia" w:hAnsiTheme="majorBidi" w:cstheme="majorBidi"/>
+                <w:color w:val="0F4761" w:themeColor="accent1" w:themeShade="BF"/>
+              </w:rPr>
+            </w:pPr>
+          </w:p>
+        </w:tc>
+      </w:tr>
+      <w:tr>
+        <w:trPr>
+          <w:cnfStyle w:val="000000100000" w:firstRow="0" w:lastRow="0" w:firstColumn="0" w:lastColumn="0" w:oddVBand="0" w:evenVBand="0" w:oddHBand="1" w:evenHBand="0" w:firstRowFirstColumn="0" w:firstRowLastColumn="0" w:lastRowFirstColumn="0" w:lastRowLastColumn="0"/>
+          <w:trHeight w:val="573"/>
+        </w:trPr>
+        <w:tc>
+          <w:tcPr>
+            <w:cnfStyle w:val="001000000000" w:firstRow="0" w:lastRow="0" w:firstColumn="1" w:lastColumn="0" w:oddVBand="0" w:evenVBand="0" w:oddHBand="0" w:evenHBand="0" w:firstRowFirstColumn="0" w:firstRowLastColumn="0" w:lastRowFirstColumn="0" w:lastRowLastColumn="0"/>
+            <w:tcW w:w="3986" w:type="dxa"/>
+          </w:tcPr>
+          <w:p>
+            <w:pPr>
+              <w:pStyle w:val="ListParagraph"/>
+              <w:tabs>
+                <w:tab w:val="left" w:pos="1712"/>
+              </w:tabs>
+              <w:jc w:val="both"/>
+              <w:rPr>
+                <w:rFonts w:asciiTheme="majorBidi" w:hAnsiTheme="majorBidi" w:cstheme="majorBidi"/>
+                <w:color w:val="0F4761" w:themeColor="accent1" w:themeShade="BF"/>
+              </w:rPr>
+            </w:pPr>
+          </w:p>
+        </w:tc>
+        <w:tc>
+          <w:tcPr>
+            <w:tcW w:w="5763" w:type="dxa"/>
+          </w:tcPr>
+          <w:p>
+            <w:pPr>
+              <w:pStyle w:val="ListParagraph"/>
+              <w:tabs>
+                <w:tab w:val="left" w:pos="1712"/>
+              </w:tabs>
+              <w:cnfStyle w:val="000000100000" w:firstRow="0" w:lastRow="0" w:firstColumn="0" w:lastColumn="0" w:oddVBand="0" w:evenVBand="0" w:oddHBand="1" w:evenHBand="0" w:firstRowFirstColumn="0" w:firstRowLastColumn="0" w:lastRowFirstColumn="0" w:lastRowLastColumn="0"/>
+              <w:rPr>
+                <w:rFonts w:asciiTheme="majorBidi" w:eastAsiaTheme="majorEastAsia" w:hAnsiTheme="majorBidi" w:cstheme="majorBidi"/>
+                <w:color w:val="0F4761" w:themeColor="accent1" w:themeShade="BF"/>
+              </w:rPr>
+            </w:pPr>
+          </w:p>
+        </w:tc>
+      </w:tr>
+      <w:tr>
+        <w:trPr>
+          <w:trHeight w:val="573"/>
+        </w:trPr>
+        <w:tc>
+          <w:tcPr>
+            <w:cnfStyle w:val="001000000000" w:firstRow="0" w:lastRow="0" w:firstColumn="1" w:lastColumn="0" w:oddVBand="0" w:evenVBand="0" w:oddHBand="0" w:evenHBand="0" w:firstRowFirstColumn="0" w:firstRowLastColumn="0" w:lastRowFirstColumn="0" w:lastRowLastColumn="0"/>
+            <w:tcW w:w="3986" w:type="dxa"/>
+          </w:tcPr>
+          <w:p>
+            <w:pPr>
+              <w:tabs>
+                <w:tab w:val="left" w:pos="1712"/>
+              </w:tabs>
+              <w:jc w:val="both"/>
+              <w:rPr>
+                <w:rFonts w:asciiTheme="majorBidi" w:hAnsiTheme="majorBidi" w:cstheme="majorBidi"/>
+                <w:color w:val="0F4761" w:themeColor="accent1" w:themeShade="BF"/>
+              </w:rPr>
+            </w:pPr>
+          </w:p>
+        </w:tc>
+        <w:tc>
+          <w:tcPr>
+            <w:tcW w:w="5763" w:type="dxa"/>
+          </w:tcPr>
+          <w:p>
+            <w:pPr>
+              <w:pStyle w:val="ListParagraph"/>
+              <w:tabs>
+                <w:tab w:val="left" w:pos="1712"/>
+              </w:tabs>
+              <w:cnfStyle w:val="000000000000" w:firstRow="0" w:lastRow="0" w:firstColumn="0" w:lastColumn="0" w:oddVBand="0" w:evenVBand="0" w:oddHBand="0" w:evenHBand="0" w:firstRowFirstColumn="0" w:firstRowLastColumn="0" w:lastRowFirstColumn="0" w:lastRowLastColumn="0"/>
+              <w:rPr>
+                <w:rFonts w:asciiTheme="majorBidi" w:eastAsiaTheme="majorEastAsia" w:hAnsiTheme="majorBidi" w:cstheme="majorBidi"/>
+                <w:color w:val="0F4761" w:themeColor="accent1" w:themeShade="BF"/>
+              </w:rPr>
+            </w:pPr>
+          </w:p>
+        </w:tc>
+      </w:tr>
+      <w:tr>
+        <w:trPr>
+          <w:cnfStyle w:val="000000100000" w:firstRow="0" w:lastRow="0" w:firstColumn="0" w:lastColumn="0" w:oddVBand="0" w:evenVBand="0" w:oddHBand="1" w:evenHBand="0" w:firstRowFirstColumn="0" w:firstRowLastColumn="0" w:lastRowFirstColumn="0" w:lastRowLastColumn="0"/>
+          <w:trHeight w:val="573"/>
+        </w:trPr>
+        <w:tc>
+          <w:tcPr>
+            <w:cnfStyle w:val="001000000000" w:firstRow="0" w:lastRow="0" w:firstColumn="1" w:lastColumn="0" w:oddVBand="0" w:evenVBand="0" w:oddHBand="0" w:evenHBand="0" w:firstRowFirstColumn="0" w:firstRowLastColumn="0" w:lastRowFirstColumn="0" w:lastRowLastColumn="0"/>
+            <w:tcW w:w="9749" w:type="dxa"/>
+            <w:gridSpan w:val="2"/>
+          </w:tcPr>
+          <w:p>
+            <w:pPr>
+              <w:tabs>
+                <w:tab w:val="left" w:pos="1712"/>
+              </w:tabs>
+              <w:rPr>
+                <w:rFonts w:asciiTheme="majorBidi" w:hAnsiTheme="majorBidi" w:cstheme="majorBidi"/>
+                <w:b w:val="0"/>
+                <w:bCs w:val="0"/>
+              </w:rPr>
+            </w:pPr>
+            <w:r>
+              <w:rPr>
+                <w:rFonts w:asciiTheme="majorBidi" w:hAnsiTheme="majorBidi" w:cstheme="majorBidi"/>
+              </w:rPr>
+              <w:t>Alternative flows:</w:t>
+            </w:r>
+          </w:p>
+          <w:p>
+            <w:pPr>
+              <w:tabs>
+                <w:tab w:val="left" w:pos="1712"/>
+              </w:tabs>
+              <w:rPr>
+                <w:rFonts w:asciiTheme="majorBidi" w:eastAsiaTheme="majorEastAsia" w:hAnsiTheme="majorBidi" w:cstheme="majorBidi"/>
+                <w:color w:val="0F4761" w:themeColor="accent1" w:themeShade="BF"/>
+              </w:rPr>
+            </w:pPr>
+          </w:p>
+        </w:tc>
+      </w:tr>
+    </w:tbl>
+    <w:p>
+      <w:pPr>
+        <w:ind w:firstLine="720"/>
+      </w:pPr>
+    </w:p>
+    <w:p>
+      <w:pPr>
+        <w:ind w:firstLine="720"/>
+      </w:pPr>
+    </w:p>
+    <w:p/>
     <w:p>
       <w:pPr>
         <w:pStyle w:val="Heading1"/>
@@ -2501,6 +5263,116 @@
       <w:shd w:val="clear" w:color="auto" w:fill="E1DFDD"/>
     </w:rPr>
   </w:style>
+  <w:style w:type="table" w:styleId="GridTable5Dark-Accent4">
+    <w:name w:val="Grid Table 5 Dark Accent 4"/>
+    <w:basedOn w:val="TableNormal"/>
+    <w:uiPriority w:val="50"/>
+    <w:rsid w:val="00AF1809"/>
+    <w:pPr>
+      <w:spacing w:after="0" w:line="240" w:lineRule="auto"/>
+    </w:pPr>
+    <w:rPr>
+      <w:sz w:val="24"/>
+      <w:szCs w:val="24"/>
+    </w:rPr>
+    <w:tblPr>
+      <w:tblStyleRowBandSize w:val="1"/>
+      <w:tblStyleColBandSize w:val="1"/>
+      <w:tblBorders>
+        <w:top w:val="single" w:sz="4" w:space="0" w:color="FFFFFF" w:themeColor="background1"/>
+        <w:left w:val="single" w:sz="4" w:space="0" w:color="FFFFFF" w:themeColor="background1"/>
+        <w:bottom w:val="single" w:sz="4" w:space="0" w:color="FFFFFF" w:themeColor="background1"/>
+        <w:right w:val="single" w:sz="4" w:space="0" w:color="FFFFFF" w:themeColor="background1"/>
+        <w:insideH w:val="single" w:sz="4" w:space="0" w:color="FFFFFF" w:themeColor="background1"/>
+        <w:insideV w:val="single" w:sz="4" w:space="0" w:color="FFFFFF" w:themeColor="background1"/>
+      </w:tblBorders>
+    </w:tblPr>
+    <w:tcPr>
+      <w:shd w:val="clear" w:color="auto" w:fill="CAEDFB" w:themeFill="accent4" w:themeFillTint="33"/>
+    </w:tcPr>
+    <w:tblStylePr w:type="firstRow">
+      <w:rPr>
+        <w:b/>
+        <w:bCs/>
+        <w:color w:val="FFFFFF" w:themeColor="background1"/>
+      </w:rPr>
+      <w:tblPr/>
+      <w:tcPr>
+        <w:tcBorders>
+          <w:top w:val="single" w:sz="4" w:space="0" w:color="FFFFFF" w:themeColor="background1"/>
+          <w:left w:val="single" w:sz="4" w:space="0" w:color="FFFFFF" w:themeColor="background1"/>
+          <w:right w:val="single" w:sz="4" w:space="0" w:color="FFFFFF" w:themeColor="background1"/>
+          <w:insideH w:val="nil"/>
+          <w:insideV w:val="nil"/>
+        </w:tcBorders>
+        <w:shd w:val="clear" w:color="auto" w:fill="0F9ED5" w:themeFill="accent4"/>
+      </w:tcPr>
+    </w:tblStylePr>
+    <w:tblStylePr w:type="lastRow">
+      <w:rPr>
+        <w:b/>
+        <w:bCs/>
+        <w:color w:val="FFFFFF" w:themeColor="background1"/>
+      </w:rPr>
+      <w:tblPr/>
+      <w:tcPr>
+        <w:tcBorders>
+          <w:left w:val="single" w:sz="4" w:space="0" w:color="FFFFFF" w:themeColor="background1"/>
+          <w:bottom w:val="single" w:sz="4" w:space="0" w:color="FFFFFF" w:themeColor="background1"/>
+          <w:right w:val="single" w:sz="4" w:space="0" w:color="FFFFFF" w:themeColor="background1"/>
+          <w:insideH w:val="nil"/>
+          <w:insideV w:val="nil"/>
+        </w:tcBorders>
+        <w:shd w:val="clear" w:color="auto" w:fill="0F9ED5" w:themeFill="accent4"/>
+      </w:tcPr>
+    </w:tblStylePr>
+    <w:tblStylePr w:type="firstCol">
+      <w:rPr>
+        <w:b/>
+        <w:bCs/>
+        <w:color w:val="FFFFFF" w:themeColor="background1"/>
+      </w:rPr>
+      <w:tblPr/>
+      <w:tcPr>
+        <w:tcBorders>
+          <w:top w:val="single" w:sz="4" w:space="0" w:color="FFFFFF" w:themeColor="background1"/>
+          <w:left w:val="single" w:sz="4" w:space="0" w:color="FFFFFF" w:themeColor="background1"/>
+          <w:bottom w:val="single" w:sz="4" w:space="0" w:color="FFFFFF" w:themeColor="background1"/>
+          <w:insideV w:val="nil"/>
+        </w:tcBorders>
+        <w:shd w:val="clear" w:color="auto" w:fill="0F9ED5" w:themeFill="accent4"/>
+      </w:tcPr>
+    </w:tblStylePr>
+    <w:tblStylePr w:type="lastCol">
+      <w:rPr>
+        <w:b/>
+        <w:bCs/>
+        <w:color w:val="FFFFFF" w:themeColor="background1"/>
+      </w:rPr>
+      <w:tblPr/>
+      <w:tcPr>
+        <w:tcBorders>
+          <w:top w:val="single" w:sz="4" w:space="0" w:color="FFFFFF" w:themeColor="background1"/>
+          <w:bottom w:val="single" w:sz="4" w:space="0" w:color="FFFFFF" w:themeColor="background1"/>
+          <w:right w:val="single" w:sz="4" w:space="0" w:color="FFFFFF" w:themeColor="background1"/>
+          <w:insideV w:val="nil"/>
+        </w:tcBorders>
+        <w:shd w:val="clear" w:color="auto" w:fill="0F9ED5" w:themeFill="accent4"/>
+      </w:tcPr>
+    </w:tblStylePr>
+    <w:tblStylePr w:type="band1Vert">
+      <w:tblPr/>
+      <w:tcPr>
+        <w:shd w:val="clear" w:color="auto" w:fill="95DCF7" w:themeFill="accent4" w:themeFillTint="66"/>
+      </w:tcPr>
+    </w:tblStylePr>
+    <w:tblStylePr w:type="band1Horz">
+      <w:tblPr/>
+      <w:tcPr>
+        <w:shd w:val="clear" w:color="auto" w:fill="95DCF7" w:themeFill="accent4" w:themeFillTint="66"/>
+      </w:tcPr>
+    </w:tblStylePr>
+  </w:style>
 </w:styles>
 </file>
 
@@ -3019,12 +5891,7 @@
 </file>
 
 <file path=customXml/item2.xml><?xml version="1.0" encoding="utf-8"?>
-<?mso-contentType ?>
-<FormTemplates xmlns="http://schemas.microsoft.com/sharepoint/v3/contenttype/forms">
-  <Display>DocumentLibraryForm</Display>
-  <Edit>DocumentLibraryForm</Edit>
-  <New>DocumentLibraryForm</New>
-</FormTemplates>
+<b:Sources xmlns:b="http://schemas.openxmlformats.org/officeDocument/2006/bibliography" xmlns="http://schemas.openxmlformats.org/officeDocument/2006/bibliography" SelectedStyle="\IEEE2006OfficeOnline.xsl" StyleName="IEEE" Version="2006"/>
 </file>
 
 <file path=customXml/item3.xml><?xml version="1.0" encoding="utf-8"?>
@@ -3036,7 +5903,12 @@
 </file>
 
 <file path=customXml/item4.xml><?xml version="1.0" encoding="utf-8"?>
-<b:Sources xmlns:b="http://schemas.openxmlformats.org/officeDocument/2006/bibliography" xmlns="http://schemas.openxmlformats.org/officeDocument/2006/bibliography" SelectedStyle="\IEEE2006OfficeOnline.xsl" StyleName="IEEE" Version="2006"/>
+<?mso-contentType ?>
+<FormTemplates xmlns="http://schemas.microsoft.com/sharepoint/v3/contenttype/forms">
+  <Display>DocumentLibraryForm</Display>
+  <Edit>DocumentLibraryForm</Edit>
+  <New>DocumentLibraryForm</New>
+</FormTemplates>
 </file>
 
 <file path=customXml/itemProps1.xml><?xml version="1.0" encoding="utf-8"?>
@@ -3059,9 +5931,9 @@
 </file>
 
 <file path=customXml/itemProps2.xml><?xml version="1.0" encoding="utf-8"?>
-<ds:datastoreItem xmlns:ds="http://schemas.openxmlformats.org/officeDocument/2006/customXml" ds:itemID="{A41FD3EE-FE10-48DC-BCB0-EB1F55367212}">
+<ds:datastoreItem xmlns:ds="http://schemas.openxmlformats.org/officeDocument/2006/customXml" ds:itemID="{5FCBA94C-8CB9-4B39-8A30-3DCC5E968D89}">
   <ds:schemaRefs>
-    <ds:schemaRef ds:uri="http://schemas.microsoft.com/sharepoint/v3/contenttype/forms"/>
+    <ds:schemaRef ds:uri="http://schemas.openxmlformats.org/officeDocument/2006/bibliography"/>
   </ds:schemaRefs>
 </ds:datastoreItem>
 </file>
@@ -3070,23 +5942,16 @@
 <ds:datastoreItem xmlns:ds="http://schemas.openxmlformats.org/officeDocument/2006/customXml" ds:itemID="{67E724C4-35CF-4029-B68D-73D6026A3A33}">
   <ds:schemaRefs>
     <ds:schemaRef ds:uri="http://schemas.microsoft.com/office/2006/metadata/properties"/>
-    <ds:schemaRef ds:uri="6b076794-3730-4228-b86a-754f9248d7c7"/>
-    <ds:schemaRef ds:uri="http://purl.org/dc/dcmitype/"/>
+    <ds:schemaRef ds:uri="http://schemas.microsoft.com/office/infopath/2007/PartnerControls"/>
     <ds:schemaRef ds:uri="9210e303-4db0-42ac-b6b8-24500562c8b2"/>
-    <ds:schemaRef ds:uri="http://schemas.microsoft.com/office/2006/documentManagement/types"/>
-    <ds:schemaRef ds:uri="http://www.w3.org/XML/1998/namespace"/>
-    <ds:schemaRef ds:uri="http://purl.org/dc/elements/1.1/"/>
-    <ds:schemaRef ds:uri="http://schemas.microsoft.com/office/infopath/2007/PartnerControls"/>
-    <ds:schemaRef ds:uri="http://schemas.openxmlformats.org/package/2006/metadata/core-properties"/>
-    <ds:schemaRef ds:uri="http://purl.org/dc/terms/"/>
   </ds:schemaRefs>
 </ds:datastoreItem>
 </file>
 
 <file path=customXml/itemProps4.xml><?xml version="1.0" encoding="utf-8"?>
-<ds:datastoreItem xmlns:ds="http://schemas.openxmlformats.org/officeDocument/2006/customXml" ds:itemID="{5FCBA94C-8CB9-4B39-8A30-3DCC5E968D89}">
+<ds:datastoreItem xmlns:ds="http://schemas.openxmlformats.org/officeDocument/2006/customXml" ds:itemID="{A41FD3EE-FE10-48DC-BCB0-EB1F55367212}">
   <ds:schemaRefs>
-    <ds:schemaRef ds:uri="http://schemas.openxmlformats.org/officeDocument/2006/bibliography"/>
+    <ds:schemaRef ds:uri="http://schemas.microsoft.com/sharepoint/v3/contenttype/forms"/>
   </ds:schemaRefs>
 </ds:datastoreItem>
 </file>
--- a/mileston 1/MILESTON1-REPORT.docx
+++ b/mileston 1/MILESTON1-REPORT.docx
@@ -1,6 +1,6 @@
 
 <file path=word/document.xml><?xml version="1.0" encoding="utf-8"?>
-<w:document xmlns:wpc="http://schemas.microsoft.com/office/word/2010/wordprocessingCanvas" xmlns:cx="http://schemas.microsoft.com/office/drawing/2014/chartex" xmlns:cx1="http://schemas.microsoft.com/office/drawing/2015/9/8/chartex" xmlns:cx2="http://schemas.microsoft.com/office/drawing/2015/10/21/chartex" xmlns:cx3="http://schemas.microsoft.com/office/drawing/2016/5/9/chartex" xmlns:cx4="http://schemas.microsoft.com/office/drawing/2016/5/10/chartex" xmlns:cx5="http://schemas.microsoft.com/office/drawing/2016/5/11/chartex" xmlns:cx6="http://schemas.microsoft.com/office/drawing/2016/5/12/chartex" xmlns:cx7="http://schemas.microsoft.com/office/drawing/2016/5/13/chartex" xmlns:cx8="http://schemas.microsoft.com/office/drawing/2016/5/14/chartex" xmlns:mc="http://schemas.openxmlformats.org/markup-compatibility/2006" xmlns:aink="http://schemas.microsoft.com/office/drawing/2016/ink" xmlns:am3d="http://schemas.microsoft.com/office/drawing/2017/model3d" xmlns:o="urn:schemas-microsoft-com:office:office" xmlns:oel="http://schemas.microsoft.com/office/2019/extlst" xmlns:r="http://schemas.openxmlformats.org/officeDocument/2006/relationships" xmlns:m="http://schemas.openxmlformats.org/officeDocument/2006/math" xmlns:v="urn:schemas-microsoft-com:vml" xmlns:wp14="http://schemas.microsoft.com/office/word/2010/wordprocessingDrawing" xmlns:wp="http://schemas.openxmlformats.org/drawingml/2006/wordprocessingDrawing" xmlns:w10="urn:schemas-microsoft-com:office:word" xmlns:w="http://schemas.openxmlformats.org/wordprocessingml/2006/main" xmlns:w14="http://schemas.microsoft.com/office/word/2010/wordml" xmlns:w15="http://schemas.microsoft.com/office/word/2012/wordml" xmlns:w16cex="http://schemas.microsoft.com/office/word/2018/wordml/cex" xmlns:w16cid="http://schemas.microsoft.com/office/word/2016/wordml/cid" xmlns:w16="http://schemas.microsoft.com/office/word/2018/wordml" xmlns:w16du="http://schemas.microsoft.com/office/word/2023/wordml/word16du" xmlns:w16sdtdh="http://schemas.microsoft.com/office/word/2020/wordml/sdtdatahash" xmlns:w16se="http://schemas.microsoft.com/office/word/2015/wordml/symex" xmlns:wpg="http://schemas.microsoft.com/office/word/2010/wordprocessingGroup" xmlns:wpi="http://schemas.microsoft.com/office/word/2010/wordprocessingInk" xmlns:wne="http://schemas.microsoft.com/office/word/2006/wordml" xmlns:wps="http://schemas.microsoft.com/office/word/2010/wordprocessingShape" mc:Ignorable="w14 w15 w16se w16cid w16 w16cex w16sdtdh w16du wp14">
+<w:document xmlns:wpc="http://schemas.microsoft.com/office/word/2010/wordprocessingCanvas" xmlns:cx="http://schemas.microsoft.com/office/drawing/2014/chartex" xmlns:cx1="http://schemas.microsoft.com/office/drawing/2015/9/8/chartex" xmlns:cx2="http://schemas.microsoft.com/office/drawing/2015/10/21/chartex" xmlns:cx3="http://schemas.microsoft.com/office/drawing/2016/5/9/chartex" xmlns:cx4="http://schemas.microsoft.com/office/drawing/2016/5/10/chartex" xmlns:cx5="http://schemas.microsoft.com/office/drawing/2016/5/11/chartex" xmlns:cx6="http://schemas.microsoft.com/office/drawing/2016/5/12/chartex" xmlns:cx7="http://schemas.microsoft.com/office/drawing/2016/5/13/chartex" xmlns:cx8="http://schemas.microsoft.com/office/drawing/2016/5/14/chartex" xmlns:mc="http://schemas.openxmlformats.org/markup-compatibility/2006" xmlns:aink="http://schemas.microsoft.com/office/drawing/2016/ink" xmlns:am3d="http://schemas.microsoft.com/office/drawing/2017/model3d" xmlns:o="urn:schemas-microsoft-com:office:office" xmlns:r="http://schemas.openxmlformats.org/officeDocument/2006/relationships" xmlns:m="http://schemas.openxmlformats.org/officeDocument/2006/math" xmlns:v="urn:schemas-microsoft-com:vml" xmlns:wp14="http://schemas.microsoft.com/office/word/2010/wordprocessingDrawing" xmlns:wp="http://schemas.openxmlformats.org/drawingml/2006/wordprocessingDrawing" xmlns:w10="urn:schemas-microsoft-com:office:word" xmlns:w="http://schemas.openxmlformats.org/wordprocessingml/2006/main" xmlns:w14="http://schemas.microsoft.com/office/word/2010/wordml" xmlns:w15="http://schemas.microsoft.com/office/word/2012/wordml" xmlns:w16cex="http://schemas.microsoft.com/office/word/2018/wordml/cex" xmlns:w16cid="http://schemas.microsoft.com/office/word/2016/wordml/cid" xmlns:w16="http://schemas.microsoft.com/office/word/2018/wordml" xmlns:w16sdtdh="http://schemas.microsoft.com/office/word/2020/wordml/sdtdatahash" xmlns:w16se="http://schemas.microsoft.com/office/word/2015/wordml/symex" xmlns:wpg="http://schemas.microsoft.com/office/word/2010/wordprocessingGroup" xmlns:wpi="http://schemas.microsoft.com/office/word/2010/wordprocessingInk" xmlns:wne="http://schemas.microsoft.com/office/word/2006/wordml" xmlns:wps="http://schemas.microsoft.com/office/word/2010/wordprocessingShape" mc:Ignorable="w14 w15 w16se w16cid w16 w16cex w16sdtdh wp14">
   <w:body>
     <w:p>
       <w:pPr>
@@ -9,6 +9,15 @@
           <w:szCs w:val="32"/>
         </w:rPr>
       </w:pPr>
+      <w:r>
+        <w:rPr>
+          <w:rFonts w:hint="cs"/>
+          <w:sz w:val="32"/>
+          <w:szCs w:val="32"/>
+          <w:rtl/>
+        </w:rPr>
+        <w:t xml:space="preserve"> </w:t>
+      </w:r>
     </w:p>
     <w:p>
       <w:pPr>
@@ -1298,13 +1307,19 @@
               <w:rPr>
                 <w:rFonts w:asciiTheme="majorBidi" w:eastAsiaTheme="majorEastAsia" w:hAnsiTheme="majorBidi" w:cstheme="majorBidi"/>
               </w:rPr>
-              <w:t>Sell item UC00</w:t>
-            </w:r>
-            <w:r>
-              <w:rPr>
-                <w:rFonts w:asciiTheme="majorBidi" w:eastAsiaTheme="majorEastAsia" w:hAnsiTheme="majorBidi" w:cstheme="majorBidi"/>
-              </w:rPr>
-              <w:t>1</w:t>
+              <w:t>P</w:t>
+            </w:r>
+            <w:r>
+              <w:rPr>
+                <w:rFonts w:asciiTheme="majorBidi" w:eastAsiaTheme="majorEastAsia" w:hAnsiTheme="majorBidi" w:cstheme="majorBidi"/>
+              </w:rPr>
+              <w:t>rep</w:t>
+            </w:r>
+            <w:r>
+              <w:rPr>
+                <w:rFonts w:asciiTheme="majorBidi" w:eastAsiaTheme="majorEastAsia" w:hAnsiTheme="majorBidi" w:cstheme="majorBidi"/>
+              </w:rPr>
+              <w:t>are supplier order</w:t>
             </w:r>
           </w:p>
         </w:tc>
@@ -1354,8 +1369,105 @@
               <w:rPr>
                 <w:rFonts w:asciiTheme="majorBidi" w:eastAsiaTheme="majorEastAsia" w:hAnsiTheme="majorBidi" w:cstheme="majorBidi"/>
                 <w:color w:val="0F4761" w:themeColor="accent1" w:themeShade="BF"/>
-              </w:rPr>
-            </w:pPr>
+                <w:lang w:bidi="ar-QA"/>
+              </w:rPr>
+            </w:pPr>
+            <w:r>
+              <w:rPr>
+                <w:rFonts w:asciiTheme="majorBidi" w:eastAsiaTheme="majorEastAsia" w:hAnsiTheme="majorBidi" w:cstheme="majorBidi"/>
+                <w:color w:val="0F4761" w:themeColor="accent1" w:themeShade="BF"/>
+                <w:lang w:bidi="ar-QA"/>
+              </w:rPr>
+              <w:t xml:space="preserve">The </w:t>
+            </w:r>
+            <w:r>
+              <w:rPr>
+                <w:rFonts w:asciiTheme="majorBidi" w:eastAsiaTheme="majorEastAsia" w:hAnsiTheme="majorBidi" w:cstheme="majorBidi"/>
+                <w:color w:val="0F4761" w:themeColor="accent1" w:themeShade="BF"/>
+                <w:lang w:bidi="ar-QA"/>
+              </w:rPr>
+              <w:t>Inventory Manager</w:t>
+            </w:r>
+            <w:r>
+              <w:rPr>
+                <w:rFonts w:asciiTheme="majorBidi" w:eastAsiaTheme="majorEastAsia" w:hAnsiTheme="majorBidi" w:cstheme="majorBidi"/>
+                <w:color w:val="0F4761" w:themeColor="accent1" w:themeShade="BF"/>
+                <w:lang w:bidi="ar-QA"/>
+              </w:rPr>
+              <w:t xml:space="preserve"> </w:t>
+            </w:r>
+            <w:r>
+              <w:rPr>
+                <w:rFonts w:asciiTheme="majorBidi" w:eastAsiaTheme="majorEastAsia" w:hAnsiTheme="majorBidi" w:cstheme="majorBidi"/>
+                <w:color w:val="0F4761" w:themeColor="accent1" w:themeShade="BF"/>
+                <w:lang w:bidi="ar-QA"/>
+              </w:rPr>
+              <w:t>places</w:t>
+            </w:r>
+            <w:r>
+              <w:rPr>
+                <w:rFonts w:asciiTheme="majorBidi" w:eastAsiaTheme="majorEastAsia" w:hAnsiTheme="majorBidi" w:cstheme="majorBidi"/>
+                <w:color w:val="0F4761" w:themeColor="accent1" w:themeShade="BF"/>
+                <w:lang w:bidi="ar-QA"/>
+              </w:rPr>
+              <w:t xml:space="preserve"> an order for goods that PearlMart need</w:t>
+            </w:r>
+            <w:r>
+              <w:rPr>
+                <w:rFonts w:asciiTheme="majorBidi" w:eastAsiaTheme="majorEastAsia" w:hAnsiTheme="majorBidi" w:cstheme="majorBidi"/>
+                <w:color w:val="0F4761" w:themeColor="accent1" w:themeShade="BF"/>
+                <w:lang w:bidi="ar-QA"/>
+              </w:rPr>
+              <w:t xml:space="preserve">s, </w:t>
+            </w:r>
+            <w:r>
+              <w:rPr>
+                <w:rFonts w:asciiTheme="majorBidi" w:eastAsiaTheme="majorEastAsia" w:hAnsiTheme="majorBidi" w:cstheme="majorBidi"/>
+                <w:color w:val="0F4761" w:themeColor="accent1" w:themeShade="BF"/>
+                <w:lang w:bidi="ar-QA"/>
+              </w:rPr>
+              <w:t xml:space="preserve">and the system </w:t>
+            </w:r>
+            <w:r>
+              <w:rPr>
+                <w:rFonts w:asciiTheme="majorBidi" w:eastAsiaTheme="majorEastAsia" w:hAnsiTheme="majorBidi" w:cstheme="majorBidi"/>
+                <w:color w:val="0F4761" w:themeColor="accent1" w:themeShade="BF"/>
+                <w:lang w:bidi="ar-QA"/>
+              </w:rPr>
+              <w:t xml:space="preserve">records the order and sends </w:t>
+            </w:r>
+            <w:r>
+              <w:rPr>
+                <w:rFonts w:asciiTheme="majorBidi" w:eastAsiaTheme="majorEastAsia" w:hAnsiTheme="majorBidi" w:cstheme="majorBidi"/>
+                <w:color w:val="0F4761" w:themeColor="accent1" w:themeShade="BF"/>
+                <w:lang w:bidi="ar-QA"/>
+              </w:rPr>
+              <w:t xml:space="preserve">its </w:t>
+            </w:r>
+            <w:r>
+              <w:rPr>
+                <w:rFonts w:asciiTheme="majorBidi" w:eastAsiaTheme="majorEastAsia" w:hAnsiTheme="majorBidi" w:cstheme="majorBidi"/>
+                <w:color w:val="0F4761" w:themeColor="accent1" w:themeShade="BF"/>
+                <w:lang w:bidi="ar-QA"/>
+              </w:rPr>
+              <w:t xml:space="preserve">details to the </w:t>
+            </w:r>
+            <w:r>
+              <w:rPr>
+                <w:rFonts w:asciiTheme="majorBidi" w:eastAsiaTheme="majorEastAsia" w:hAnsiTheme="majorBidi" w:cstheme="majorBidi"/>
+                <w:color w:val="0F4761" w:themeColor="accent1" w:themeShade="BF"/>
+                <w:lang w:bidi="ar-QA"/>
+              </w:rPr>
+              <w:t>selected</w:t>
+            </w:r>
+            <w:r>
+              <w:rPr>
+                <w:rFonts w:asciiTheme="majorBidi" w:eastAsiaTheme="majorEastAsia" w:hAnsiTheme="majorBidi" w:cstheme="majorBidi"/>
+                <w:color w:val="0F4761" w:themeColor="accent1" w:themeShade="BF"/>
+                <w:lang w:bidi="ar-QA"/>
+              </w:rPr>
+              <w:t xml:space="preserve"> supplier.</w:t>
+            </w:r>
           </w:p>
         </w:tc>
       </w:tr>
@@ -1404,6 +1516,39 @@
                 <w:color w:val="0F4761" w:themeColor="accent1" w:themeShade="BF"/>
               </w:rPr>
             </w:pPr>
+            <w:r>
+              <w:rPr>
+                <w:rFonts w:asciiTheme="majorBidi" w:eastAsiaTheme="majorEastAsia" w:hAnsiTheme="majorBidi" w:cstheme="majorBidi"/>
+                <w:color w:val="0F4761" w:themeColor="accent1" w:themeShade="BF"/>
+              </w:rPr>
+              <w:t>Inventory Manag</w:t>
+            </w:r>
+            <w:r>
+              <w:rPr>
+                <w:rFonts w:asciiTheme="majorBidi" w:eastAsiaTheme="majorEastAsia" w:hAnsiTheme="majorBidi" w:cstheme="majorBidi"/>
+                <w:color w:val="0F4761" w:themeColor="accent1" w:themeShade="BF"/>
+              </w:rPr>
+              <w:t>er</w:t>
+            </w:r>
+          </w:p>
+          <w:p>
+            <w:pPr>
+              <w:tabs>
+                <w:tab w:val="left" w:pos="1712"/>
+              </w:tabs>
+              <w:cnfStyle w:val="000000000000" w:firstRow="0" w:lastRow="0" w:firstColumn="0" w:lastColumn="0" w:oddVBand="0" w:evenVBand="0" w:oddHBand="0" w:evenHBand="0" w:firstRowFirstColumn="0" w:firstRowLastColumn="0" w:lastRowFirstColumn="0" w:lastRowLastColumn="0"/>
+              <w:rPr>
+                <w:rFonts w:asciiTheme="majorBidi" w:eastAsiaTheme="majorEastAsia" w:hAnsiTheme="majorBidi" w:cstheme="majorBidi"/>
+                <w:color w:val="0F4761" w:themeColor="accent1" w:themeShade="BF"/>
+              </w:rPr>
+            </w:pPr>
+            <w:r>
+              <w:rPr>
+                <w:rFonts w:asciiTheme="majorBidi" w:eastAsiaTheme="majorEastAsia" w:hAnsiTheme="majorBidi" w:cstheme="majorBidi"/>
+                <w:color w:val="0F4761" w:themeColor="accent1" w:themeShade="BF"/>
+              </w:rPr>
+              <w:t>Supplier (secondary actor)</w:t>
+            </w:r>
           </w:p>
         </w:tc>
       </w:tr>
@@ -1454,6 +1599,20 @@
                 <w:color w:val="0F4761" w:themeColor="accent1" w:themeShade="BF"/>
               </w:rPr>
             </w:pPr>
+            <w:r>
+              <w:rPr>
+                <w:rFonts w:asciiTheme="majorBidi" w:eastAsiaTheme="majorEastAsia" w:hAnsiTheme="majorBidi" w:cstheme="majorBidi"/>
+                <w:color w:val="0F4761" w:themeColor="accent1" w:themeShade="BF"/>
+              </w:rPr>
+              <w:t>Additional goods are re</w:t>
+            </w:r>
+            <w:r>
+              <w:rPr>
+                <w:rFonts w:asciiTheme="majorBidi" w:eastAsiaTheme="majorEastAsia" w:hAnsiTheme="majorBidi" w:cstheme="majorBidi"/>
+                <w:color w:val="0F4761" w:themeColor="accent1" w:themeShade="BF"/>
+              </w:rPr>
+              <w:t>quired and the Inventory Manager starts a new supplier order.</w:t>
+            </w:r>
           </w:p>
         </w:tc>
       </w:tr>
@@ -1495,6 +1654,10 @@
           <w:p>
             <w:pPr>
               <w:pStyle w:val="ListParagraph"/>
+              <w:numPr>
+                <w:ilvl w:val="0"/>
+                <w:numId w:val="2"/>
+              </w:numPr>
               <w:tabs>
                 <w:tab w:val="left" w:pos="1712"/>
               </w:tabs>
@@ -1504,6 +1667,37 @@
                 <w:color w:val="0F4761" w:themeColor="accent1" w:themeShade="BF"/>
               </w:rPr>
             </w:pPr>
+            <w:r>
+              <w:rPr>
+                <w:rFonts w:asciiTheme="majorBidi" w:eastAsiaTheme="majorEastAsia" w:hAnsiTheme="majorBidi" w:cstheme="majorBidi"/>
+                <w:color w:val="0F4761" w:themeColor="accent1" w:themeShade="BF"/>
+              </w:rPr>
+              <w:t>The Inventory Manager is logged in and authorized.</w:t>
+            </w:r>
+          </w:p>
+          <w:p>
+            <w:pPr>
+              <w:pStyle w:val="ListParagraph"/>
+              <w:numPr>
+                <w:ilvl w:val="0"/>
+                <w:numId w:val="2"/>
+              </w:numPr>
+              <w:tabs>
+                <w:tab w:val="left" w:pos="1712"/>
+              </w:tabs>
+              <w:cnfStyle w:val="000000000000" w:firstRow="0" w:lastRow="0" w:firstColumn="0" w:lastColumn="0" w:oddVBand="0" w:evenVBand="0" w:oddHBand="0" w:evenHBand="0" w:firstRowFirstColumn="0" w:firstRowLastColumn="0" w:lastRowFirstColumn="0" w:lastRowLastColumn="0"/>
+              <w:rPr>
+                <w:rFonts w:asciiTheme="majorBidi" w:eastAsiaTheme="majorEastAsia" w:hAnsiTheme="majorBidi" w:cstheme="majorBidi"/>
+                <w:color w:val="0F4761" w:themeColor="accent1" w:themeShade="BF"/>
+              </w:rPr>
+            </w:pPr>
+            <w:r>
+              <w:rPr>
+                <w:rFonts w:asciiTheme="majorBidi" w:eastAsiaTheme="majorEastAsia" w:hAnsiTheme="majorBidi" w:cstheme="majorBidi"/>
+                <w:color w:val="0F4761" w:themeColor="accent1" w:themeShade="BF"/>
+              </w:rPr>
+              <w:t>The Supplier to be used for the order is known to the system.</w:t>
+            </w:r>
           </w:p>
         </w:tc>
       </w:tr>
@@ -1546,6 +1740,10 @@
           <w:p>
             <w:pPr>
               <w:pStyle w:val="ListParagraph"/>
+              <w:numPr>
+                <w:ilvl w:val="0"/>
+                <w:numId w:val="3"/>
+              </w:numPr>
               <w:tabs>
                 <w:tab w:val="left" w:pos="1712"/>
               </w:tabs>
@@ -1555,6 +1753,44 @@
                 <w:color w:val="0F4761" w:themeColor="accent1" w:themeShade="BF"/>
               </w:rPr>
             </w:pPr>
+            <w:r>
+              <w:rPr>
+                <w:rFonts w:asciiTheme="majorBidi" w:eastAsiaTheme="majorEastAsia" w:hAnsiTheme="majorBidi" w:cstheme="majorBidi"/>
+                <w:color w:val="0F4761" w:themeColor="accent1" w:themeShade="BF"/>
+              </w:rPr>
+              <w:t xml:space="preserve">The supplier order is recorded </w:t>
+            </w:r>
+            <w:r>
+              <w:rPr>
+                <w:rFonts w:asciiTheme="majorBidi" w:eastAsiaTheme="majorEastAsia" w:hAnsiTheme="majorBidi" w:cstheme="majorBidi"/>
+                <w:color w:val="0F4761" w:themeColor="accent1" w:themeShade="BF"/>
+              </w:rPr>
+              <w:t>in the system.</w:t>
+            </w:r>
+          </w:p>
+          <w:p>
+            <w:pPr>
+              <w:pStyle w:val="ListParagraph"/>
+              <w:numPr>
+                <w:ilvl w:val="0"/>
+                <w:numId w:val="3"/>
+              </w:numPr>
+              <w:tabs>
+                <w:tab w:val="left" w:pos="1712"/>
+              </w:tabs>
+              <w:cnfStyle w:val="000000100000" w:firstRow="0" w:lastRow="0" w:firstColumn="0" w:lastColumn="0" w:oddVBand="0" w:evenVBand="0" w:oddHBand="1" w:evenHBand="0" w:firstRowFirstColumn="0" w:firstRowLastColumn="0" w:lastRowFirstColumn="0" w:lastRowLastColumn="0"/>
+              <w:rPr>
+                <w:rFonts w:asciiTheme="majorBidi" w:eastAsiaTheme="majorEastAsia" w:hAnsiTheme="majorBidi" w:cstheme="majorBidi"/>
+                <w:color w:val="0F4761" w:themeColor="accent1" w:themeShade="BF"/>
+              </w:rPr>
+            </w:pPr>
+            <w:r>
+              <w:rPr>
+                <w:rFonts w:asciiTheme="majorBidi" w:eastAsiaTheme="majorEastAsia" w:hAnsiTheme="majorBidi" w:cstheme="majorBidi"/>
+                <w:color w:val="0F4761" w:themeColor="accent1" w:themeShade="BF"/>
+              </w:rPr>
+              <w:t>The order information has been sent to the selected supplier.</w:t>
+            </w:r>
           </w:p>
         </w:tc>
       </w:tr>
@@ -1657,14 +1893,73 @@
           </w:tcPr>
           <w:p>
             <w:pPr>
-              <w:tabs>
-                <w:tab w:val="left" w:pos="1712"/>
-              </w:tabs>
-              <w:jc w:val="both"/>
-              <w:rPr>
-                <w:rFonts w:asciiTheme="majorBidi" w:hAnsiTheme="majorBidi" w:cstheme="majorBidi"/>
-              </w:rPr>
-            </w:pPr>
+              <w:pStyle w:val="ListParagraph"/>
+              <w:numPr>
+                <w:ilvl w:val="0"/>
+                <w:numId w:val="4"/>
+              </w:numPr>
+              <w:tabs>
+                <w:tab w:val="left" w:pos="1712"/>
+              </w:tabs>
+              <w:jc w:val="lowKashida"/>
+              <w:rPr>
+                <w:rFonts w:asciiTheme="majorBidi" w:hAnsiTheme="majorBidi" w:cstheme="majorBidi"/>
+              </w:rPr>
+            </w:pPr>
+            <w:r>
+              <w:rPr>
+                <w:rFonts w:asciiTheme="majorBidi" w:hAnsiTheme="majorBidi" w:cstheme="majorBidi"/>
+              </w:rPr>
+              <w:t>The inventory manager selects</w:t>
+            </w:r>
+            <w:r>
+              <w:rPr>
+                <w:rFonts w:asciiTheme="majorBidi" w:hAnsiTheme="majorBidi" w:cstheme="majorBidi"/>
+              </w:rPr>
+              <w:t xml:space="preserve"> </w:t>
+            </w:r>
+            <w:r>
+              <w:rPr>
+                <w:rFonts w:asciiTheme="majorBidi" w:hAnsiTheme="majorBidi" w:cstheme="majorBidi"/>
+              </w:rPr>
+              <w:t>the su</w:t>
+            </w:r>
+            <w:r>
+              <w:rPr>
+                <w:rFonts w:asciiTheme="majorBidi" w:hAnsiTheme="majorBidi" w:cstheme="majorBidi"/>
+              </w:rPr>
+              <w:t xml:space="preserve">pplier and enters </w:t>
+            </w:r>
+            <w:r>
+              <w:rPr>
+                <w:rFonts w:asciiTheme="majorBidi" w:hAnsiTheme="majorBidi" w:cstheme="majorBidi"/>
+              </w:rPr>
+              <w:t>the order details</w:t>
+            </w:r>
+            <w:r>
+              <w:rPr>
+                <w:rFonts w:asciiTheme="majorBidi" w:hAnsiTheme="majorBidi" w:cstheme="majorBidi"/>
+              </w:rPr>
+              <w:t>: the re</w:t>
+            </w:r>
+            <w:r>
+              <w:rPr>
+                <w:rFonts w:asciiTheme="majorBidi" w:hAnsiTheme="majorBidi" w:cstheme="majorBidi"/>
+              </w:rPr>
+              <w:t>quired items, quantity</w:t>
+            </w:r>
+            <w:r>
+              <w:rPr>
+                <w:rFonts w:asciiTheme="majorBidi" w:hAnsiTheme="majorBidi" w:cstheme="majorBidi"/>
+              </w:rPr>
+              <w:t>, delivery address, contact information, and any comments.</w:t>
+            </w:r>
+            <w:r>
+              <w:rPr>
+                <w:rFonts w:asciiTheme="majorBidi" w:hAnsiTheme="majorBidi" w:cstheme="majorBidi"/>
+              </w:rPr>
+              <w:t xml:space="preserve"> </w:t>
+            </w:r>
           </w:p>
         </w:tc>
         <w:tc>
@@ -1673,16 +1968,34 @@
           </w:tcPr>
           <w:p>
             <w:pPr>
-              <w:tabs>
-                <w:tab w:val="left" w:pos="1712"/>
-              </w:tabs>
-              <w:ind w:left="360"/>
+              <w:pStyle w:val="ListParagraph"/>
+              <w:numPr>
+                <w:ilvl w:val="0"/>
+                <w:numId w:val="4"/>
+              </w:numPr>
+              <w:tabs>
+                <w:tab w:val="left" w:pos="1712"/>
+              </w:tabs>
               <w:cnfStyle w:val="000000000000" w:firstRow="0" w:lastRow="0" w:firstColumn="0" w:lastColumn="0" w:oddVBand="0" w:evenVBand="0" w:oddHBand="0" w:evenHBand="0" w:firstRowFirstColumn="0" w:firstRowLastColumn="0" w:lastRowFirstColumn="0" w:lastRowLastColumn="0"/>
               <w:rPr>
                 <w:rFonts w:asciiTheme="majorBidi" w:eastAsiaTheme="majorEastAsia" w:hAnsiTheme="majorBidi" w:cstheme="majorBidi"/>
                 <w:color w:val="0F4761" w:themeColor="accent1" w:themeShade="BF"/>
               </w:rPr>
             </w:pPr>
+            <w:r>
+              <w:rPr>
+                <w:rFonts w:asciiTheme="majorBidi" w:eastAsiaTheme="majorEastAsia" w:hAnsiTheme="majorBidi" w:cstheme="majorBidi"/>
+                <w:color w:val="0F4761" w:themeColor="accent1" w:themeShade="BF"/>
+              </w:rPr>
+              <w:t xml:space="preserve">The system checks the required </w:t>
+            </w:r>
+            <w:r>
+              <w:rPr>
+                <w:rFonts w:asciiTheme="majorBidi" w:eastAsiaTheme="majorEastAsia" w:hAnsiTheme="majorBidi" w:cstheme="majorBidi"/>
+                <w:color w:val="0F4761" w:themeColor="accent1" w:themeShade="BF"/>
+              </w:rPr>
+              <w:t>order details are complete and valid</w:t>
+            </w:r>
           </w:p>
         </w:tc>
       </w:tr>
@@ -1716,6 +2029,11 @@
           </w:tcPr>
           <w:p>
             <w:pPr>
+              <w:pStyle w:val="ListParagraph"/>
+              <w:numPr>
+                <w:ilvl w:val="0"/>
+                <w:numId w:val="4"/>
+              </w:numPr>
               <w:tabs>
                 <w:tab w:val="left" w:pos="1712"/>
               </w:tabs>
@@ -1725,6 +2043,20 @@
                 <w:color w:val="0F4761" w:themeColor="accent1" w:themeShade="BF"/>
               </w:rPr>
             </w:pPr>
+            <w:r>
+              <w:rPr>
+                <w:rFonts w:asciiTheme="majorBidi" w:eastAsiaTheme="majorEastAsia" w:hAnsiTheme="majorBidi" w:cstheme="majorBidi"/>
+                <w:color w:val="0F4761" w:themeColor="accent1" w:themeShade="BF"/>
+              </w:rPr>
+              <w:t xml:space="preserve">The system </w:t>
+            </w:r>
+            <w:r>
+              <w:rPr>
+                <w:rFonts w:asciiTheme="majorBidi" w:eastAsiaTheme="majorEastAsia" w:hAnsiTheme="majorBidi" w:cstheme="majorBidi"/>
+                <w:color w:val="0F4761" w:themeColor="accent1" w:themeShade="BF"/>
+              </w:rPr>
+              <w:t>records the order.</w:t>
+            </w:r>
           </w:p>
         </w:tc>
       </w:tr>
@@ -1758,6 +2090,10 @@
           <w:p>
             <w:pPr>
               <w:pStyle w:val="ListParagraph"/>
+              <w:numPr>
+                <w:ilvl w:val="0"/>
+                <w:numId w:val="4"/>
+              </w:numPr>
               <w:tabs>
                 <w:tab w:val="left" w:pos="1712"/>
               </w:tabs>
@@ -1767,6 +2103,34 @@
                 <w:color w:val="0F4761" w:themeColor="accent1" w:themeShade="BF"/>
               </w:rPr>
             </w:pPr>
+            <w:r>
+              <w:rPr>
+                <w:rFonts w:asciiTheme="majorBidi" w:eastAsiaTheme="majorEastAsia" w:hAnsiTheme="majorBidi" w:cstheme="majorBidi"/>
+                <w:color w:val="0F4761" w:themeColor="accent1" w:themeShade="BF"/>
+              </w:rPr>
+              <w:t>The system forward</w:t>
+            </w:r>
+            <w:r>
+              <w:rPr>
+                <w:rFonts w:asciiTheme="majorBidi" w:eastAsiaTheme="majorEastAsia" w:hAnsiTheme="majorBidi" w:cstheme="majorBidi"/>
+                <w:color w:val="0F4761" w:themeColor="accent1" w:themeShade="BF"/>
+              </w:rPr>
+              <w:t>s</w:t>
+            </w:r>
+            <w:r>
+              <w:rPr>
+                <w:rFonts w:asciiTheme="majorBidi" w:eastAsiaTheme="majorEastAsia" w:hAnsiTheme="majorBidi" w:cstheme="majorBidi"/>
+                <w:color w:val="0F4761" w:themeColor="accent1" w:themeShade="BF"/>
+              </w:rPr>
+              <w:t xml:space="preserve"> the necessary order</w:t>
+            </w:r>
+            <w:r>
+              <w:rPr>
+                <w:rFonts w:asciiTheme="majorBidi" w:eastAsiaTheme="majorEastAsia" w:hAnsiTheme="majorBidi" w:cstheme="majorBidi"/>
+                <w:color w:val="0F4761" w:themeColor="accent1" w:themeShade="BF"/>
+              </w:rPr>
+              <w:t xml:space="preserve"> information to the selected supplier.</w:t>
+            </w:r>
           </w:p>
         </w:tc>
       </w:tr>
@@ -1801,6 +2165,10 @@
           <w:p>
             <w:pPr>
               <w:pStyle w:val="ListParagraph"/>
+              <w:numPr>
+                <w:ilvl w:val="0"/>
+                <w:numId w:val="4"/>
+              </w:numPr>
               <w:tabs>
                 <w:tab w:val="left" w:pos="1712"/>
               </w:tabs>
@@ -1810,6 +2178,20 @@
                 <w:color w:val="0F4761" w:themeColor="accent1" w:themeShade="BF"/>
               </w:rPr>
             </w:pPr>
+            <w:r>
+              <w:rPr>
+                <w:rFonts w:asciiTheme="majorBidi" w:eastAsiaTheme="majorEastAsia" w:hAnsiTheme="majorBidi" w:cstheme="majorBidi"/>
+                <w:color w:val="0F4761" w:themeColor="accent1" w:themeShade="BF"/>
+              </w:rPr>
+              <w:t xml:space="preserve">The system informs the inventory manager </w:t>
+            </w:r>
+            <w:r>
+              <w:rPr>
+                <w:rFonts w:asciiTheme="majorBidi" w:eastAsiaTheme="majorEastAsia" w:hAnsiTheme="majorBidi" w:cstheme="majorBidi"/>
+                <w:color w:val="0F4761" w:themeColor="accent1" w:themeShade="BF"/>
+              </w:rPr>
+              <w:t>that the order was recorded and sent.</w:t>
+            </w:r>
           </w:p>
         </w:tc>
       </w:tr>
@@ -1820,48 +2202,6 @@
         <w:tc>
           <w:tcPr>
             <w:cnfStyle w:val="001000000000" w:firstRow="0" w:lastRow="0" w:firstColumn="1" w:lastColumn="0" w:oddVBand="0" w:evenVBand="0" w:oddHBand="0" w:evenHBand="0" w:firstRowFirstColumn="0" w:firstRowLastColumn="0" w:lastRowFirstColumn="0" w:lastRowLastColumn="0"/>
-            <w:tcW w:w="3986" w:type="dxa"/>
-          </w:tcPr>
-          <w:p>
-            <w:pPr>
-              <w:tabs>
-                <w:tab w:val="left" w:pos="1712"/>
-              </w:tabs>
-              <w:jc w:val="both"/>
-              <w:rPr>
-                <w:rFonts w:asciiTheme="majorBidi" w:hAnsiTheme="majorBidi" w:cstheme="majorBidi"/>
-                <w:color w:val="0F4761" w:themeColor="accent1" w:themeShade="BF"/>
-              </w:rPr>
-            </w:pPr>
-          </w:p>
-        </w:tc>
-        <w:tc>
-          <w:tcPr>
-            <w:tcW w:w="5763" w:type="dxa"/>
-          </w:tcPr>
-          <w:p>
-            <w:pPr>
-              <w:pStyle w:val="ListParagraph"/>
-              <w:tabs>
-                <w:tab w:val="left" w:pos="1712"/>
-              </w:tabs>
-              <w:cnfStyle w:val="000000000000" w:firstRow="0" w:lastRow="0" w:firstColumn="0" w:lastColumn="0" w:oddVBand="0" w:evenVBand="0" w:oddHBand="0" w:evenHBand="0" w:firstRowFirstColumn="0" w:firstRowLastColumn="0" w:lastRowFirstColumn="0" w:lastRowLastColumn="0"/>
-              <w:rPr>
-                <w:rFonts w:asciiTheme="majorBidi" w:eastAsiaTheme="majorEastAsia" w:hAnsiTheme="majorBidi" w:cstheme="majorBidi"/>
-                <w:color w:val="0F4761" w:themeColor="accent1" w:themeShade="BF"/>
-              </w:rPr>
-            </w:pPr>
-          </w:p>
-        </w:tc>
-      </w:tr>
-      <w:tr>
-        <w:trPr>
-          <w:cnfStyle w:val="000000100000" w:firstRow="0" w:lastRow="0" w:firstColumn="0" w:lastColumn="0" w:oddVBand="0" w:evenVBand="0" w:oddHBand="1" w:evenHBand="0" w:firstRowFirstColumn="0" w:firstRowLastColumn="0" w:lastRowFirstColumn="0" w:lastRowLastColumn="0"/>
-          <w:trHeight w:val="573"/>
-        </w:trPr>
-        <w:tc>
-          <w:tcPr>
-            <w:cnfStyle w:val="001000000000" w:firstRow="0" w:lastRow="0" w:firstColumn="1" w:lastColumn="0" w:oddVBand="0" w:evenVBand="0" w:oddHBand="0" w:evenHBand="0" w:firstRowFirstColumn="0" w:firstRowLastColumn="0" w:lastRowFirstColumn="0" w:lastRowLastColumn="0"/>
             <w:tcW w:w="9749" w:type="dxa"/>
             <w:gridSpan w:val="2"/>
           </w:tcPr>
@@ -1881,6 +2221,151 @@
                 <w:rFonts w:asciiTheme="majorBidi" w:hAnsiTheme="majorBidi" w:cstheme="majorBidi"/>
               </w:rPr>
               <w:t>Alternative flows:</w:t>
+            </w:r>
+          </w:p>
+          <w:p>
+            <w:pPr>
+              <w:tabs>
+                <w:tab w:val="left" w:pos="1712"/>
+              </w:tabs>
+              <w:rPr>
+                <w:rFonts w:asciiTheme="majorBidi" w:hAnsiTheme="majorBidi" w:cstheme="majorBidi"/>
+                <w:b w:val="0"/>
+                <w:bCs w:val="0"/>
+              </w:rPr>
+            </w:pPr>
+            <w:r>
+              <w:rPr>
+                <w:rFonts w:asciiTheme="majorBidi" w:hAnsiTheme="majorBidi" w:cstheme="majorBidi"/>
+              </w:rPr>
+              <w:t>2.a</w:t>
+            </w:r>
+            <w:r>
+              <w:rPr>
+                <w:rFonts w:asciiTheme="majorBidi" w:hAnsiTheme="majorBidi" w:cstheme="majorBidi"/>
+              </w:rPr>
+              <w:t xml:space="preserve"> invalid or missing details: if a re</w:t>
+            </w:r>
+            <w:r>
+              <w:rPr>
+                <w:rFonts w:asciiTheme="majorBidi" w:hAnsiTheme="majorBidi" w:cstheme="majorBidi"/>
+              </w:rPr>
+              <w:t xml:space="preserve">quired detail is invalid </w:t>
+            </w:r>
+            <w:r>
+              <w:rPr>
+                <w:rFonts w:asciiTheme="majorBidi" w:hAnsiTheme="majorBidi" w:cstheme="majorBidi"/>
+              </w:rPr>
+              <w:t xml:space="preserve">or missing like no item for </w:t>
+            </w:r>
+            <w:r>
+              <w:rPr>
+                <w:rFonts w:asciiTheme="majorBidi" w:hAnsiTheme="majorBidi" w:cstheme="majorBidi"/>
+              </w:rPr>
+              <w:lastRenderedPageBreak/>
+              <w:t xml:space="preserve">example </w:t>
+            </w:r>
+            <w:r>
+              <w:rPr>
+                <w:rFonts w:asciiTheme="majorBidi" w:hAnsiTheme="majorBidi" w:cstheme="majorBidi"/>
+              </w:rPr>
+              <w:t>or invalid quantity, the system informs the inventory manager</w:t>
+            </w:r>
+            <w:r>
+              <w:rPr>
+                <w:rFonts w:asciiTheme="majorBidi" w:hAnsiTheme="majorBidi" w:cstheme="majorBidi"/>
+              </w:rPr>
+              <w:t xml:space="preserve"> which details to retur</w:t>
+            </w:r>
+            <w:r>
+              <w:rPr>
+                <w:rFonts w:asciiTheme="majorBidi" w:hAnsiTheme="majorBidi" w:cstheme="majorBidi"/>
+              </w:rPr>
+              <w:t>ns to step1</w:t>
+            </w:r>
+            <w:r>
+              <w:rPr>
+                <w:rFonts w:asciiTheme="majorBidi" w:hAnsiTheme="majorBidi" w:cstheme="majorBidi"/>
+              </w:rPr>
+              <w:t>.</w:t>
+            </w:r>
+          </w:p>
+          <w:p>
+            <w:pPr>
+              <w:tabs>
+                <w:tab w:val="left" w:pos="1712"/>
+              </w:tabs>
+              <w:rPr>
+                <w:rFonts w:asciiTheme="majorBidi" w:hAnsiTheme="majorBidi" w:cstheme="majorBidi"/>
+                <w:b w:val="0"/>
+                <w:bCs w:val="0"/>
+              </w:rPr>
+            </w:pPr>
+          </w:p>
+          <w:p>
+            <w:pPr>
+              <w:tabs>
+                <w:tab w:val="left" w:pos="1712"/>
+              </w:tabs>
+              <w:rPr>
+                <w:rFonts w:asciiTheme="majorBidi" w:hAnsiTheme="majorBidi" w:cstheme="majorBidi"/>
+                <w:b w:val="0"/>
+                <w:bCs w:val="0"/>
+              </w:rPr>
+            </w:pPr>
+            <w:r>
+              <w:rPr>
+                <w:rFonts w:asciiTheme="majorBidi" w:hAnsiTheme="majorBidi" w:cstheme="majorBidi"/>
+              </w:rPr>
+              <w:t xml:space="preserve">4.a order </w:t>
+            </w:r>
+            <w:r>
+              <w:rPr>
+                <w:rFonts w:asciiTheme="majorBidi" w:hAnsiTheme="majorBidi" w:cstheme="majorBidi"/>
+              </w:rPr>
+              <w:t>can</w:t>
+            </w:r>
+            <w:r>
+              <w:rPr>
+                <w:rFonts w:asciiTheme="majorBidi" w:hAnsiTheme="majorBidi" w:cstheme="majorBidi"/>
+              </w:rPr>
+              <w:t>’t be sent to the supplier: if the order information can’t be deliver</w:t>
+            </w:r>
+            <w:r>
+              <w:rPr>
+                <w:rFonts w:asciiTheme="majorBidi" w:hAnsiTheme="majorBidi" w:cstheme="majorBidi"/>
+              </w:rPr>
+              <w:t>ed to the supp</w:t>
+            </w:r>
+            <w:r>
+              <w:rPr>
+                <w:rFonts w:asciiTheme="majorBidi" w:hAnsiTheme="majorBidi" w:cstheme="majorBidi"/>
+              </w:rPr>
+              <w:t>lier, the system keeps the recor</w:t>
+            </w:r>
+            <w:r>
+              <w:rPr>
+                <w:rFonts w:asciiTheme="majorBidi" w:hAnsiTheme="majorBidi" w:cstheme="majorBidi"/>
+              </w:rPr>
+              <w:t>ded order, infor</w:t>
+            </w:r>
+            <w:r>
+              <w:rPr>
+                <w:rFonts w:asciiTheme="majorBidi" w:hAnsiTheme="majorBidi" w:cstheme="majorBidi"/>
+              </w:rPr>
+              <w:t xml:space="preserve">ms the inventory manager that it wasn’t </w:t>
+            </w:r>
+            <w:r>
+              <w:rPr>
+                <w:rFonts w:asciiTheme="majorBidi" w:hAnsiTheme="majorBidi" w:cstheme="majorBidi"/>
+              </w:rPr>
+              <w:t>sent, and the order can be sent again later</w:t>
+            </w:r>
+            <w:r>
+              <w:rPr>
+                <w:rFonts w:asciiTheme="majorBidi" w:hAnsiTheme="majorBidi" w:cstheme="majorBidi"/>
+              </w:rPr>
+              <w:t>.</w:t>
             </w:r>
           </w:p>
           <w:p>
@@ -1948,7 +2433,6 @@
               <w:rPr>
                 <w:rFonts w:asciiTheme="majorBidi" w:hAnsiTheme="majorBidi" w:cstheme="majorBidi"/>
               </w:rPr>
-              <w:lastRenderedPageBreak/>
               <w:t>Use case ID:</w:t>
             </w:r>
           </w:p>
@@ -3322,7 +3806,6 @@
               <w:rPr>
                 <w:rFonts w:asciiTheme="majorBidi" w:hAnsiTheme="majorBidi" w:cstheme="majorBidi"/>
               </w:rPr>
-              <w:lastRenderedPageBreak/>
               <w:t>Use case ID:</w:t>
             </w:r>
           </w:p>
@@ -3967,6 +4450,7 @@
       </w:pPr>
       <w:bookmarkStart w:id="3" w:name="_Toc241324523"/>
       <w:r>
+        <w:lastRenderedPageBreak/>
         <w:t>Class Diagram:</w:t>
       </w:r>
       <w:bookmarkEnd w:id="3"/>
@@ -4026,8 +4510,275 @@
 </file>
 
 <file path=word/numbering.xml><?xml version="1.0" encoding="utf-8"?>
-<w:numbering xmlns:wpc="http://schemas.microsoft.com/office/word/2010/wordprocessingCanvas" xmlns:cx="http://schemas.microsoft.com/office/drawing/2014/chartex" xmlns:cx1="http://schemas.microsoft.com/office/drawing/2015/9/8/chartex" xmlns:cx2="http://schemas.microsoft.com/office/drawing/2015/10/21/chartex" xmlns:cx3="http://schemas.microsoft.com/office/drawing/2016/5/9/chartex" xmlns:cx4="http://schemas.microsoft.com/office/drawing/2016/5/10/chartex" xmlns:cx5="http://schemas.microsoft.com/office/drawing/2016/5/11/chartex" xmlns:cx6="http://schemas.microsoft.com/office/drawing/2016/5/12/chartex" xmlns:cx7="http://schemas.microsoft.com/office/drawing/2016/5/13/chartex" xmlns:cx8="http://schemas.microsoft.com/office/drawing/2016/5/14/chartex" xmlns:mc="http://schemas.openxmlformats.org/markup-compatibility/2006" xmlns:aink="http://schemas.microsoft.com/office/drawing/2016/ink" xmlns:am3d="http://schemas.microsoft.com/office/drawing/2017/model3d" xmlns:o="urn:schemas-microsoft-com:office:office" xmlns:oel="http://schemas.microsoft.com/office/2019/extlst" xmlns:r="http://schemas.openxmlformats.org/officeDocument/2006/relationships" xmlns:m="http://schemas.openxmlformats.org/officeDocument/2006/math" xmlns:v="urn:schemas-microsoft-com:vml" xmlns:wp14="http://schemas.microsoft.com/office/word/2010/wordprocessingDrawing" xmlns:wp="http://schemas.openxmlformats.org/drawingml/2006/wordprocessingDrawing" xmlns:w10="urn:schemas-microsoft-com:office:word" xmlns:w="http://schemas.openxmlformats.org/wordprocessingml/2006/main" xmlns:w14="http://schemas.microsoft.com/office/word/2010/wordml" xmlns:w15="http://schemas.microsoft.com/office/word/2012/wordml" xmlns:w16cex="http://schemas.microsoft.com/office/word/2018/wordml/cex" xmlns:w16cid="http://schemas.microsoft.com/office/word/2016/wordml/cid" xmlns:w16="http://schemas.microsoft.com/office/word/2018/wordml" xmlns:w16du="http://schemas.microsoft.com/office/word/2023/wordml/word16du" xmlns:w16sdtdh="http://schemas.microsoft.com/office/word/2020/wordml/sdtdatahash" xmlns:w16se="http://schemas.microsoft.com/office/word/2015/wordml/symex" xmlns:wpg="http://schemas.microsoft.com/office/word/2010/wordprocessingGroup" xmlns:wpi="http://schemas.microsoft.com/office/word/2010/wordprocessingInk" xmlns:wne="http://schemas.microsoft.com/office/word/2006/wordml" xmlns:wps="http://schemas.microsoft.com/office/word/2010/wordprocessingShape" mc:Ignorable="w14 w15 w16se w16cid w16 w16cex w16sdtdh w16du wp14">
+<w:numbering xmlns:wpc="http://schemas.microsoft.com/office/word/2010/wordprocessingCanvas" xmlns:cx="http://schemas.microsoft.com/office/drawing/2014/chartex" xmlns:cx1="http://schemas.microsoft.com/office/drawing/2015/9/8/chartex" xmlns:cx2="http://schemas.microsoft.com/office/drawing/2015/10/21/chartex" xmlns:cx3="http://schemas.microsoft.com/office/drawing/2016/5/9/chartex" xmlns:cx4="http://schemas.microsoft.com/office/drawing/2016/5/10/chartex" xmlns:cx5="http://schemas.microsoft.com/office/drawing/2016/5/11/chartex" xmlns:cx6="http://schemas.microsoft.com/office/drawing/2016/5/12/chartex" xmlns:cx7="http://schemas.microsoft.com/office/drawing/2016/5/13/chartex" xmlns:cx8="http://schemas.microsoft.com/office/drawing/2016/5/14/chartex" xmlns:mc="http://schemas.openxmlformats.org/markup-compatibility/2006" xmlns:aink="http://schemas.microsoft.com/office/drawing/2016/ink" xmlns:am3d="http://schemas.microsoft.com/office/drawing/2017/model3d" xmlns:o="urn:schemas-microsoft-com:office:office" xmlns:r="http://schemas.openxmlformats.org/officeDocument/2006/relationships" xmlns:m="http://schemas.openxmlformats.org/officeDocument/2006/math" xmlns:v="urn:schemas-microsoft-com:vml" xmlns:wp14="http://schemas.microsoft.com/office/word/2010/wordprocessingDrawing" xmlns:wp="http://schemas.openxmlformats.org/drawingml/2006/wordprocessingDrawing" xmlns:w10="urn:schemas-microsoft-com:office:word" xmlns:w="http://schemas.openxmlformats.org/wordprocessingml/2006/main" xmlns:w14="http://schemas.microsoft.com/office/word/2010/wordml" xmlns:w15="http://schemas.microsoft.com/office/word/2012/wordml" xmlns:w16cex="http://schemas.microsoft.com/office/word/2018/wordml/cex" xmlns:w16cid="http://schemas.microsoft.com/office/word/2016/wordml/cid" xmlns:w16="http://schemas.microsoft.com/office/word/2018/wordml" xmlns:w16sdtdh="http://schemas.microsoft.com/office/word/2020/wordml/sdtdatahash" xmlns:w16se="http://schemas.microsoft.com/office/word/2015/wordml/symex" xmlns:wpg="http://schemas.microsoft.com/office/word/2010/wordprocessingGroup" xmlns:wpi="http://schemas.microsoft.com/office/word/2010/wordprocessingInk" xmlns:wne="http://schemas.microsoft.com/office/word/2006/wordml" xmlns:wps="http://schemas.microsoft.com/office/word/2010/wordprocessingShape" mc:Ignorable="w14 w15 w16se w16cid w16 w16cex w16sdtdh wp14">
   <w:abstractNum w:abstractNumId="0" w15:restartNumberingAfterBreak="0">
+    <w:nsid w:val="0DEB2C70"/>
+    <w:multiLevelType w:val="hybridMultilevel"/>
+    <w:tmpl w:val="1E0ADC3E"/>
+    <w:lvl w:ilvl="0" w:tplc="0409000F">
+      <w:start w:val="1"/>
+      <w:numFmt w:val="decimal"/>
+      <w:lvlText w:val="%1."/>
+      <w:lvlJc w:val="left"/>
+      <w:pPr>
+        <w:ind w:left="720" w:hanging="360"/>
+      </w:pPr>
+      <w:rPr>
+        <w:rFonts w:hint="default"/>
+      </w:rPr>
+    </w:lvl>
+    <w:lvl w:ilvl="1" w:tplc="04090019" w:tentative="1">
+      <w:start w:val="1"/>
+      <w:numFmt w:val="lowerLetter"/>
+      <w:lvlText w:val="%2."/>
+      <w:lvlJc w:val="left"/>
+      <w:pPr>
+        <w:ind w:left="1440" w:hanging="360"/>
+      </w:pPr>
+    </w:lvl>
+    <w:lvl w:ilvl="2" w:tplc="0409001B" w:tentative="1">
+      <w:start w:val="1"/>
+      <w:numFmt w:val="lowerRoman"/>
+      <w:lvlText w:val="%3."/>
+      <w:lvlJc w:val="right"/>
+      <w:pPr>
+        <w:ind w:left="2160" w:hanging="180"/>
+      </w:pPr>
+    </w:lvl>
+    <w:lvl w:ilvl="3" w:tplc="0409000F" w:tentative="1">
+      <w:start w:val="1"/>
+      <w:numFmt w:val="decimal"/>
+      <w:lvlText w:val="%4."/>
+      <w:lvlJc w:val="left"/>
+      <w:pPr>
+        <w:ind w:left="2880" w:hanging="360"/>
+      </w:pPr>
+    </w:lvl>
+    <w:lvl w:ilvl="4" w:tplc="04090019" w:tentative="1">
+      <w:start w:val="1"/>
+      <w:numFmt w:val="lowerLetter"/>
+      <w:lvlText w:val="%5."/>
+      <w:lvlJc w:val="left"/>
+      <w:pPr>
+        <w:ind w:left="3600" w:hanging="360"/>
+      </w:pPr>
+    </w:lvl>
+    <w:lvl w:ilvl="5" w:tplc="0409001B" w:tentative="1">
+      <w:start w:val="1"/>
+      <w:numFmt w:val="lowerRoman"/>
+      <w:lvlText w:val="%6."/>
+      <w:lvlJc w:val="right"/>
+      <w:pPr>
+        <w:ind w:left="4320" w:hanging="180"/>
+      </w:pPr>
+    </w:lvl>
+    <w:lvl w:ilvl="6" w:tplc="0409000F" w:tentative="1">
+      <w:start w:val="1"/>
+      <w:numFmt w:val="decimal"/>
+      <w:lvlText w:val="%7."/>
+      <w:lvlJc w:val="left"/>
+      <w:pPr>
+        <w:ind w:left="5040" w:hanging="360"/>
+      </w:pPr>
+    </w:lvl>
+    <w:lvl w:ilvl="7" w:tplc="04090019" w:tentative="1">
+      <w:start w:val="1"/>
+      <w:numFmt w:val="lowerLetter"/>
+      <w:lvlText w:val="%8."/>
+      <w:lvlJc w:val="left"/>
+      <w:pPr>
+        <w:ind w:left="5760" w:hanging="360"/>
+      </w:pPr>
+    </w:lvl>
+    <w:lvl w:ilvl="8" w:tplc="0409001B" w:tentative="1">
+      <w:start w:val="1"/>
+      <w:numFmt w:val="lowerRoman"/>
+      <w:lvlText w:val="%9."/>
+      <w:lvlJc w:val="right"/>
+      <w:pPr>
+        <w:ind w:left="6480" w:hanging="180"/>
+      </w:pPr>
+    </w:lvl>
+  </w:abstractNum>
+  <w:abstractNum w:abstractNumId="1" w15:restartNumberingAfterBreak="0">
+    <w:nsid w:val="12515507"/>
+    <w:multiLevelType w:val="hybridMultilevel"/>
+    <w:tmpl w:val="26C25DA6"/>
+    <w:lvl w:ilvl="0" w:tplc="0409000F">
+      <w:start w:val="1"/>
+      <w:numFmt w:val="decimal"/>
+      <w:lvlText w:val="%1."/>
+      <w:lvlJc w:val="left"/>
+      <w:pPr>
+        <w:ind w:left="720" w:hanging="360"/>
+      </w:pPr>
+      <w:rPr>
+        <w:rFonts w:hint="default"/>
+      </w:rPr>
+    </w:lvl>
+    <w:lvl w:ilvl="1" w:tplc="04090019" w:tentative="1">
+      <w:start w:val="1"/>
+      <w:numFmt w:val="lowerLetter"/>
+      <w:lvlText w:val="%2."/>
+      <w:lvlJc w:val="left"/>
+      <w:pPr>
+        <w:ind w:left="1440" w:hanging="360"/>
+      </w:pPr>
+    </w:lvl>
+    <w:lvl w:ilvl="2" w:tplc="0409001B" w:tentative="1">
+      <w:start w:val="1"/>
+      <w:numFmt w:val="lowerRoman"/>
+      <w:lvlText w:val="%3."/>
+      <w:lvlJc w:val="right"/>
+      <w:pPr>
+        <w:ind w:left="2160" w:hanging="180"/>
+      </w:pPr>
+    </w:lvl>
+    <w:lvl w:ilvl="3" w:tplc="0409000F" w:tentative="1">
+      <w:start w:val="1"/>
+      <w:numFmt w:val="decimal"/>
+      <w:lvlText w:val="%4."/>
+      <w:lvlJc w:val="left"/>
+      <w:pPr>
+        <w:ind w:left="2880" w:hanging="360"/>
+      </w:pPr>
+    </w:lvl>
+    <w:lvl w:ilvl="4" w:tplc="04090019" w:tentative="1">
+      <w:start w:val="1"/>
+      <w:numFmt w:val="lowerLetter"/>
+      <w:lvlText w:val="%5."/>
+      <w:lvlJc w:val="left"/>
+      <w:pPr>
+        <w:ind w:left="3600" w:hanging="360"/>
+      </w:pPr>
+    </w:lvl>
+    <w:lvl w:ilvl="5" w:tplc="0409001B" w:tentative="1">
+      <w:start w:val="1"/>
+      <w:numFmt w:val="lowerRoman"/>
+      <w:lvlText w:val="%6."/>
+      <w:lvlJc w:val="right"/>
+      <w:pPr>
+        <w:ind w:left="4320" w:hanging="180"/>
+      </w:pPr>
+    </w:lvl>
+    <w:lvl w:ilvl="6" w:tplc="0409000F" w:tentative="1">
+      <w:start w:val="1"/>
+      <w:numFmt w:val="decimal"/>
+      <w:lvlText w:val="%7."/>
+      <w:lvlJc w:val="left"/>
+      <w:pPr>
+        <w:ind w:left="5040" w:hanging="360"/>
+      </w:pPr>
+    </w:lvl>
+    <w:lvl w:ilvl="7" w:tplc="04090019" w:tentative="1">
+      <w:start w:val="1"/>
+      <w:numFmt w:val="lowerLetter"/>
+      <w:lvlText w:val="%8."/>
+      <w:lvlJc w:val="left"/>
+      <w:pPr>
+        <w:ind w:left="5760" w:hanging="360"/>
+      </w:pPr>
+    </w:lvl>
+    <w:lvl w:ilvl="8" w:tplc="0409001B" w:tentative="1">
+      <w:start w:val="1"/>
+      <w:numFmt w:val="lowerRoman"/>
+      <w:lvlText w:val="%9."/>
+      <w:lvlJc w:val="right"/>
+      <w:pPr>
+        <w:ind w:left="6480" w:hanging="180"/>
+      </w:pPr>
+    </w:lvl>
+  </w:abstractNum>
+  <w:abstractNum w:abstractNumId="2" w15:restartNumberingAfterBreak="0">
+    <w:nsid w:val="18CF7308"/>
+    <w:multiLevelType w:val="hybridMultilevel"/>
+    <w:tmpl w:val="F1E8E42E"/>
+    <w:lvl w:ilvl="0" w:tplc="0409000F">
+      <w:start w:val="1"/>
+      <w:numFmt w:val="decimal"/>
+      <w:lvlText w:val="%1."/>
+      <w:lvlJc w:val="left"/>
+      <w:pPr>
+        <w:ind w:left="720" w:hanging="360"/>
+      </w:pPr>
+      <w:rPr>
+        <w:rFonts w:hint="default"/>
+      </w:rPr>
+    </w:lvl>
+    <w:lvl w:ilvl="1" w:tplc="04090019" w:tentative="1">
+      <w:start w:val="1"/>
+      <w:numFmt w:val="lowerLetter"/>
+      <w:lvlText w:val="%2."/>
+      <w:lvlJc w:val="left"/>
+      <w:pPr>
+        <w:ind w:left="1440" w:hanging="360"/>
+      </w:pPr>
+    </w:lvl>
+    <w:lvl w:ilvl="2" w:tplc="0409001B" w:tentative="1">
+      <w:start w:val="1"/>
+      <w:numFmt w:val="lowerRoman"/>
+      <w:lvlText w:val="%3."/>
+      <w:lvlJc w:val="right"/>
+      <w:pPr>
+        <w:ind w:left="2160" w:hanging="180"/>
+      </w:pPr>
+    </w:lvl>
+    <w:lvl w:ilvl="3" w:tplc="0409000F" w:tentative="1">
+      <w:start w:val="1"/>
+      <w:numFmt w:val="decimal"/>
+      <w:lvlText w:val="%4."/>
+      <w:lvlJc w:val="left"/>
+      <w:pPr>
+        <w:ind w:left="2880" w:hanging="360"/>
+      </w:pPr>
+    </w:lvl>
+    <w:lvl w:ilvl="4" w:tplc="04090019" w:tentative="1">
+      <w:start w:val="1"/>
+      <w:numFmt w:val="lowerLetter"/>
+      <w:lvlText w:val="%5."/>
+      <w:lvlJc w:val="left"/>
+      <w:pPr>
+        <w:ind w:left="3600" w:hanging="360"/>
+      </w:pPr>
+    </w:lvl>
+    <w:lvl w:ilvl="5" w:tplc="0409001B" w:tentative="1">
+      <w:start w:val="1"/>
+      <w:numFmt w:val="lowerRoman"/>
+      <w:lvlText w:val="%6."/>
+      <w:lvlJc w:val="right"/>
+      <w:pPr>
+        <w:ind w:left="4320" w:hanging="180"/>
+      </w:pPr>
+    </w:lvl>
+    <w:lvl w:ilvl="6" w:tplc="0409000F" w:tentative="1">
+      <w:start w:val="1"/>
+      <w:numFmt w:val="decimal"/>
+      <w:lvlText w:val="%7."/>
+      <w:lvlJc w:val="left"/>
+      <w:pPr>
+        <w:ind w:left="5040" w:hanging="360"/>
+      </w:pPr>
+    </w:lvl>
+    <w:lvl w:ilvl="7" w:tplc="04090019" w:tentative="1">
+      <w:start w:val="1"/>
+      <w:numFmt w:val="lowerLetter"/>
+      <w:lvlText w:val="%8."/>
+      <w:lvlJc w:val="left"/>
+      <w:pPr>
+        <w:ind w:left="5760" w:hanging="360"/>
+      </w:pPr>
+    </w:lvl>
+    <w:lvl w:ilvl="8" w:tplc="0409001B" w:tentative="1">
+      <w:start w:val="1"/>
+      <w:numFmt w:val="lowerRoman"/>
+      <w:lvlText w:val="%9."/>
+      <w:lvlJc w:val="right"/>
+      <w:pPr>
+        <w:ind w:left="6480" w:hanging="180"/>
+      </w:pPr>
+    </w:lvl>
+  </w:abstractNum>
+  <w:abstractNum w:abstractNumId="3" w15:restartNumberingAfterBreak="0">
     <w:nsid w:val="33D65F52"/>
     <w:multiLevelType w:val="hybridMultilevel"/>
     <w:tmpl w:val="28DCDC98"/>
@@ -4116,14 +4867,23 @@
       </w:pPr>
     </w:lvl>
   </w:abstractNum>
-  <w:num w:numId="1" w16cid:durableId="95096326">
+  <w:num w:numId="1">
+    <w:abstractNumId w:val="3"/>
+  </w:num>
+  <w:num w:numId="2">
     <w:abstractNumId w:val="0"/>
+  </w:num>
+  <w:num w:numId="3">
+    <w:abstractNumId w:val="2"/>
+  </w:num>
+  <w:num w:numId="4">
+    <w:abstractNumId w:val="1"/>
   </w:num>
 </w:numbering>
 </file>
 
 <file path=word/styles.xml><?xml version="1.0" encoding="utf-8"?>
-<w:styles xmlns:mc="http://schemas.openxmlformats.org/markup-compatibility/2006" xmlns:r="http://schemas.openxmlformats.org/officeDocument/2006/relationships" xmlns:w="http://schemas.openxmlformats.org/wordprocessingml/2006/main" xmlns:w14="http://schemas.microsoft.com/office/word/2010/wordml" xmlns:w15="http://schemas.microsoft.com/office/word/2012/wordml" xmlns:w16cex="http://schemas.microsoft.com/office/word/2018/wordml/cex" xmlns:w16cid="http://schemas.microsoft.com/office/word/2016/wordml/cid" xmlns:w16="http://schemas.microsoft.com/office/word/2018/wordml" xmlns:w16du="http://schemas.microsoft.com/office/word/2023/wordml/word16du" xmlns:w16sdtdh="http://schemas.microsoft.com/office/word/2020/wordml/sdtdatahash" xmlns:w16se="http://schemas.microsoft.com/office/word/2015/wordml/symex" mc:Ignorable="w14 w15 w16se w16cid w16 w16cex w16sdtdh w16du">
+<w:styles xmlns:mc="http://schemas.openxmlformats.org/markup-compatibility/2006" xmlns:r="http://schemas.openxmlformats.org/officeDocument/2006/relationships" xmlns:w="http://schemas.openxmlformats.org/wordprocessingml/2006/main" xmlns:w14="http://schemas.microsoft.com/office/word/2010/wordml" xmlns:w15="http://schemas.microsoft.com/office/word/2012/wordml" xmlns:w16cex="http://schemas.microsoft.com/office/word/2018/wordml/cex" xmlns:w16cid="http://schemas.microsoft.com/office/word/2016/wordml/cid" xmlns:w16="http://schemas.microsoft.com/office/word/2018/wordml" xmlns:w16sdtdh="http://schemas.microsoft.com/office/word/2020/wordml/sdtdatahash" xmlns:w16se="http://schemas.microsoft.com/office/word/2015/wordml/symex" mc:Ignorable="w14 w15 w16se w16cid w16 w16cex w16sdtdh">
   <w:docDefaults>
     <w:rPrDefault>
       <w:rPr>
@@ -5672,6 +6432,18 @@
 </file>
 
 <file path=customXml/item1.xml><?xml version="1.0" encoding="utf-8"?>
+<p:properties xmlns:p="http://schemas.microsoft.com/office/2006/metadata/properties" xmlns:xsi="http://www.w3.org/2001/XMLSchema-instance" xmlns:pc="http://schemas.microsoft.com/office/infopath/2007/PartnerControls">
+  <documentManagement>
+    <_activity xmlns="9210e303-4db0-42ac-b6b8-24500562c8b2" xsi:nil="true"/>
+  </documentManagement>
+</p:properties>
+</file>
+
+<file path=customXml/item2.xml><?xml version="1.0" encoding="utf-8"?>
+<b:Sources xmlns:b="http://schemas.openxmlformats.org/officeDocument/2006/bibliography" xmlns="http://schemas.openxmlformats.org/officeDocument/2006/bibliography" SelectedStyle="\IEEE2006OfficeOnline.xsl" StyleName="IEEE" Version="2006"/>
+</file>
+
+<file path=customXml/item3.xml><?xml version="1.0" encoding="utf-8"?>
 <ct:contentTypeSchema xmlns:ct="http://schemas.microsoft.com/office/2006/metadata/contentType" xmlns:ma="http://schemas.microsoft.com/office/2006/metadata/properties/metaAttributes" ct:_="" ma:_="" ma:contentTypeName="Document" ma:contentTypeID="0x010100148864BC2EAEDD42BC57B16E4AF06D7C" ma:contentTypeVersion="13" ma:contentTypeDescription="Create a new document." ma:contentTypeScope="" ma:versionID="6941418d34628fd7f6b2f7a2ca92f9bb">
   <xsd:schema xmlns:xsd="http://www.w3.org/2001/XMLSchema" xmlns:xs="http://www.w3.org/2001/XMLSchema" xmlns:p="http://schemas.microsoft.com/office/2006/metadata/properties" xmlns:ns3="9210e303-4db0-42ac-b6b8-24500562c8b2" xmlns:ns4="6b076794-3730-4228-b86a-754f9248d7c7" targetNamespace="http://schemas.microsoft.com/office/2006/metadata/properties" ma:root="true" ma:fieldsID="cbbf47863635f1f2ffb9b7aef809ac31" ns3:_="" ns4:_="">
     <xsd:import namespace="9210e303-4db0-42ac-b6b8-24500562c8b2"/>
@@ -5890,18 +6662,6 @@
 </ct:contentTypeSchema>
 </file>
 
-<file path=customXml/item2.xml><?xml version="1.0" encoding="utf-8"?>
-<b:Sources xmlns:b="http://schemas.openxmlformats.org/officeDocument/2006/bibliography" xmlns="http://schemas.openxmlformats.org/officeDocument/2006/bibliography" SelectedStyle="\IEEE2006OfficeOnline.xsl" StyleName="IEEE" Version="2006"/>
-</file>
-
-<file path=customXml/item3.xml><?xml version="1.0" encoding="utf-8"?>
-<p:properties xmlns:p="http://schemas.microsoft.com/office/2006/metadata/properties" xmlns:xsi="http://www.w3.org/2001/XMLSchema-instance" xmlns:pc="http://schemas.microsoft.com/office/infopath/2007/PartnerControls">
-  <documentManagement>
-    <_activity xmlns="9210e303-4db0-42ac-b6b8-24500562c8b2" xsi:nil="true"/>
-  </documentManagement>
-</p:properties>
-</file>
-
 <file path=customXml/item4.xml><?xml version="1.0" encoding="utf-8"?>
 <?mso-contentType ?>
 <FormTemplates xmlns="http://schemas.microsoft.com/sharepoint/v3/contenttype/forms">
@@ -5912,6 +6672,24 @@
 </file>
 
 <file path=customXml/itemProps1.xml><?xml version="1.0" encoding="utf-8"?>
+<ds:datastoreItem xmlns:ds="http://schemas.openxmlformats.org/officeDocument/2006/customXml" ds:itemID="{67E724C4-35CF-4029-B68D-73D6026A3A33}">
+  <ds:schemaRefs>
+    <ds:schemaRef ds:uri="http://schemas.microsoft.com/office/2006/metadata/properties"/>
+    <ds:schemaRef ds:uri="http://schemas.microsoft.com/office/infopath/2007/PartnerControls"/>
+    <ds:schemaRef ds:uri="9210e303-4db0-42ac-b6b8-24500562c8b2"/>
+  </ds:schemaRefs>
+</ds:datastoreItem>
+</file>
+
+<file path=customXml/itemProps2.xml><?xml version="1.0" encoding="utf-8"?>
+<ds:datastoreItem xmlns:ds="http://schemas.openxmlformats.org/officeDocument/2006/customXml" ds:itemID="{5FCBA94C-8CB9-4B39-8A30-3DCC5E968D89}">
+  <ds:schemaRefs>
+    <ds:schemaRef ds:uri="http://schemas.openxmlformats.org/officeDocument/2006/bibliography"/>
+  </ds:schemaRefs>
+</ds:datastoreItem>
+</file>
+
+<file path=customXml/itemProps3.xml><?xml version="1.0" encoding="utf-8"?>
 <ds:datastoreItem xmlns:ds="http://schemas.openxmlformats.org/officeDocument/2006/customXml" ds:itemID="{E75EF819-2D7E-4D59-9C95-857028C31781}">
   <ds:schemaRefs>
     <ds:schemaRef ds:uri="http://schemas.microsoft.com/office/2006/metadata/contentType"/>
@@ -5930,24 +6708,6 @@
 </ds:datastoreItem>
 </file>
 
-<file path=customXml/itemProps2.xml><?xml version="1.0" encoding="utf-8"?>
-<ds:datastoreItem xmlns:ds="http://schemas.openxmlformats.org/officeDocument/2006/customXml" ds:itemID="{5FCBA94C-8CB9-4B39-8A30-3DCC5E968D89}">
-  <ds:schemaRefs>
-    <ds:schemaRef ds:uri="http://schemas.openxmlformats.org/officeDocument/2006/bibliography"/>
-  </ds:schemaRefs>
-</ds:datastoreItem>
-</file>
-
-<file path=customXml/itemProps3.xml><?xml version="1.0" encoding="utf-8"?>
-<ds:datastoreItem xmlns:ds="http://schemas.openxmlformats.org/officeDocument/2006/customXml" ds:itemID="{67E724C4-35CF-4029-B68D-73D6026A3A33}">
-  <ds:schemaRefs>
-    <ds:schemaRef ds:uri="http://schemas.microsoft.com/office/2006/metadata/properties"/>
-    <ds:schemaRef ds:uri="http://schemas.microsoft.com/office/infopath/2007/PartnerControls"/>
-    <ds:schemaRef ds:uri="9210e303-4db0-42ac-b6b8-24500562c8b2"/>
-  </ds:schemaRefs>
-</ds:datastoreItem>
-</file>
-
 <file path=customXml/itemProps4.xml><?xml version="1.0" encoding="utf-8"?>
 <ds:datastoreItem xmlns:ds="http://schemas.openxmlformats.org/officeDocument/2006/customXml" ds:itemID="{A41FD3EE-FE10-48DC-BCB0-EB1F55367212}">
   <ds:schemaRefs>

--- a/mileston 1/MILESTON1-REPORT.docx
+++ b/mileston 1/MILESTON1-REPORT.docx
@@ -1,6 +1,6 @@
 
 <file path=word/document.xml><?xml version="1.0" encoding="utf-8"?>
-<w:document xmlns:wpc="http://schemas.microsoft.com/office/word/2010/wordprocessingCanvas" xmlns:cx="http://schemas.microsoft.com/office/drawing/2014/chartex" xmlns:cx1="http://schemas.microsoft.com/office/drawing/2015/9/8/chartex" xmlns:cx2="http://schemas.microsoft.com/office/drawing/2015/10/21/chartex" xmlns:cx3="http://schemas.microsoft.com/office/drawing/2016/5/9/chartex" xmlns:cx4="http://schemas.microsoft.com/office/drawing/2016/5/10/chartex" xmlns:cx5="http://schemas.microsoft.com/office/drawing/2016/5/11/chartex" xmlns:cx6="http://schemas.microsoft.com/office/drawing/2016/5/12/chartex" xmlns:cx7="http://schemas.microsoft.com/office/drawing/2016/5/13/chartex" xmlns:cx8="http://schemas.microsoft.com/office/drawing/2016/5/14/chartex" xmlns:mc="http://schemas.openxmlformats.org/markup-compatibility/2006" xmlns:aink="http://schemas.microsoft.com/office/drawing/2016/ink" xmlns:am3d="http://schemas.microsoft.com/office/drawing/2017/model3d" xmlns:o="urn:schemas-microsoft-com:office:office" xmlns:r="http://schemas.openxmlformats.org/officeDocument/2006/relationships" xmlns:m="http://schemas.openxmlformats.org/officeDocument/2006/math" xmlns:v="urn:schemas-microsoft-com:vml" xmlns:wp14="http://schemas.microsoft.com/office/word/2010/wordprocessingDrawing" xmlns:wp="http://schemas.openxmlformats.org/drawingml/2006/wordprocessingDrawing" xmlns:w10="urn:schemas-microsoft-com:office:word" xmlns:w="http://schemas.openxmlformats.org/wordprocessingml/2006/main" xmlns:w14="http://schemas.microsoft.com/office/word/2010/wordml" xmlns:w15="http://schemas.microsoft.com/office/word/2012/wordml" xmlns:w16cex="http://schemas.microsoft.com/office/word/2018/wordml/cex" xmlns:w16cid="http://schemas.microsoft.com/office/word/2016/wordml/cid" xmlns:w16="http://schemas.microsoft.com/office/word/2018/wordml" xmlns:w16sdtdh="http://schemas.microsoft.com/office/word/2020/wordml/sdtdatahash" xmlns:w16se="http://schemas.microsoft.com/office/word/2015/wordml/symex" xmlns:wpg="http://schemas.microsoft.com/office/word/2010/wordprocessingGroup" xmlns:wpi="http://schemas.microsoft.com/office/word/2010/wordprocessingInk" xmlns:wne="http://schemas.microsoft.com/office/word/2006/wordml" xmlns:wps="http://schemas.microsoft.com/office/word/2010/wordprocessingShape" mc:Ignorable="w14 w15 w16se w16cid w16 w16cex w16sdtdh wp14">
+<w:document xmlns:wpc="http://schemas.microsoft.com/office/word/2010/wordprocessingCanvas" xmlns:cx="http://schemas.microsoft.com/office/drawing/2014/chartex" xmlns:cx1="http://schemas.microsoft.com/office/drawing/2015/9/8/chartex" xmlns:mc="http://schemas.openxmlformats.org/markup-compatibility/2006" xmlns:o="urn:schemas-microsoft-com:office:office" xmlns:r="http://schemas.openxmlformats.org/officeDocument/2006/relationships" xmlns:m="http://schemas.openxmlformats.org/officeDocument/2006/math" xmlns:v="urn:schemas-microsoft-com:vml" xmlns:wp14="http://schemas.microsoft.com/office/word/2010/wordprocessingDrawing" xmlns:wp="http://schemas.openxmlformats.org/drawingml/2006/wordprocessingDrawing" xmlns:w10="urn:schemas-microsoft-com:office:word" xmlns:w="http://schemas.openxmlformats.org/wordprocessingml/2006/main" xmlns:w14="http://schemas.microsoft.com/office/word/2010/wordml" xmlns:w15="http://schemas.microsoft.com/office/word/2012/wordml" xmlns:w16se="http://schemas.microsoft.com/office/word/2015/wordml/symex" xmlns:wpg="http://schemas.microsoft.com/office/word/2010/wordprocessingGroup" xmlns:wpi="http://schemas.microsoft.com/office/word/2010/wordprocessingInk" xmlns:wne="http://schemas.microsoft.com/office/word/2006/wordml" xmlns:wps="http://schemas.microsoft.com/office/word/2010/wordprocessingShape" mc:Ignorable="w14 w15 w16se wp14">
   <w:body>
     <w:p>
       <w:pPr>
@@ -328,13 +328,23 @@
                 <w:szCs w:val="32"/>
               </w:rPr>
             </w:pPr>
+            <w:proofErr w:type="spellStart"/>
             <w:r>
               <w:rPr>
                 <w:rFonts w:asciiTheme="majorBidi" w:hAnsiTheme="majorBidi" w:cstheme="majorBidi"/>
                 <w:sz w:val="32"/>
                 <w:szCs w:val="32"/>
               </w:rPr>
-              <w:t>Shimaa Mohamed</w:t>
+              <w:t>Shimaa</w:t>
+            </w:r>
+            <w:proofErr w:type="spellEnd"/>
+            <w:r>
+              <w:rPr>
+                <w:rFonts w:asciiTheme="majorBidi" w:hAnsiTheme="majorBidi" w:cstheme="majorBidi"/>
+                <w:sz w:val="32"/>
+                <w:szCs w:val="32"/>
+              </w:rPr>
+              <w:t xml:space="preserve"> Mohamed</w:t>
             </w:r>
           </w:p>
         </w:tc>
@@ -423,14 +433,34 @@
                 <w:szCs w:val="32"/>
               </w:rPr>
             </w:pPr>
+            <w:proofErr w:type="spellStart"/>
             <w:r>
               <w:rPr>
                 <w:rFonts w:asciiTheme="majorBidi" w:hAnsiTheme="majorBidi" w:cstheme="majorBidi"/>
                 <w:sz w:val="32"/>
                 <w:szCs w:val="32"/>
               </w:rPr>
-              <w:t>Shaima Al-Sayadi</w:t>
-            </w:r>
+              <w:t>Shaima</w:t>
+            </w:r>
+            <w:proofErr w:type="spellEnd"/>
+            <w:r>
+              <w:rPr>
+                <w:rFonts w:asciiTheme="majorBidi" w:hAnsiTheme="majorBidi" w:cstheme="majorBidi"/>
+                <w:sz w:val="32"/>
+                <w:szCs w:val="32"/>
+              </w:rPr>
+              <w:t xml:space="preserve"> Al-</w:t>
+            </w:r>
+            <w:proofErr w:type="spellStart"/>
+            <w:r>
+              <w:rPr>
+                <w:rFonts w:asciiTheme="majorBidi" w:hAnsiTheme="majorBidi" w:cstheme="majorBidi"/>
+                <w:sz w:val="32"/>
+                <w:szCs w:val="32"/>
+              </w:rPr>
+              <w:t>Sayadi</w:t>
+            </w:r>
+            <w:proofErr w:type="spellEnd"/>
           </w:p>
         </w:tc>
         <w:tc>
@@ -517,14 +547,34 @@
                 <w:szCs w:val="32"/>
               </w:rPr>
             </w:pPr>
+            <w:proofErr w:type="spellStart"/>
             <w:r>
               <w:rPr>
                 <w:rFonts w:asciiTheme="majorBidi" w:hAnsiTheme="majorBidi" w:cstheme="majorBidi"/>
                 <w:sz w:val="32"/>
                 <w:szCs w:val="32"/>
               </w:rPr>
-              <w:t>Shouq Al-Mannai</w:t>
-            </w:r>
+              <w:t>Shouq</w:t>
+            </w:r>
+            <w:proofErr w:type="spellEnd"/>
+            <w:r>
+              <w:rPr>
+                <w:rFonts w:asciiTheme="majorBidi" w:hAnsiTheme="majorBidi" w:cstheme="majorBidi"/>
+                <w:sz w:val="32"/>
+                <w:szCs w:val="32"/>
+              </w:rPr>
+              <w:t xml:space="preserve"> Al-</w:t>
+            </w:r>
+            <w:proofErr w:type="spellStart"/>
+            <w:r>
+              <w:rPr>
+                <w:rFonts w:asciiTheme="majorBidi" w:hAnsiTheme="majorBidi" w:cstheme="majorBidi"/>
+                <w:sz w:val="32"/>
+                <w:szCs w:val="32"/>
+              </w:rPr>
+              <w:t>Mannai</w:t>
+            </w:r>
+            <w:proofErr w:type="spellEnd"/>
           </w:p>
         </w:tc>
         <w:tc>
@@ -1410,7 +1460,25 @@
                 <w:color w:val="0F4761" w:themeColor="accent1" w:themeShade="BF"/>
                 <w:lang w:bidi="ar-QA"/>
               </w:rPr>
-              <w:t xml:space="preserve"> an order for goods that PearlMart need</w:t>
+              <w:t xml:space="preserve"> an order for goods that </w:t>
+            </w:r>
+            <w:proofErr w:type="spellStart"/>
+            <w:r>
+              <w:rPr>
+                <w:rFonts w:asciiTheme="majorBidi" w:eastAsiaTheme="majorEastAsia" w:hAnsiTheme="majorBidi" w:cstheme="majorBidi"/>
+                <w:color w:val="0F4761" w:themeColor="accent1" w:themeShade="BF"/>
+                <w:lang w:bidi="ar-QA"/>
+              </w:rPr>
+              <w:t>PearlMart</w:t>
+            </w:r>
+            <w:proofErr w:type="spellEnd"/>
+            <w:r>
+              <w:rPr>
+                <w:rFonts w:asciiTheme="majorBidi" w:eastAsiaTheme="majorEastAsia" w:hAnsiTheme="majorBidi" w:cstheme="majorBidi"/>
+                <w:color w:val="0F4761" w:themeColor="accent1" w:themeShade="BF"/>
+                <w:lang w:bidi="ar-QA"/>
+              </w:rPr>
+              <w:t xml:space="preserve"> need</w:t>
             </w:r>
             <w:r>
               <w:rPr>
@@ -1725,12 +1793,14 @@
                 <w:color w:val="0F4761" w:themeColor="accent1" w:themeShade="BF"/>
               </w:rPr>
             </w:pPr>
+            <w:proofErr w:type="spellStart"/>
             <w:r>
               <w:rPr>
                 <w:rFonts w:asciiTheme="majorBidi" w:hAnsiTheme="majorBidi" w:cstheme="majorBidi"/>
               </w:rPr>
               <w:t>Postconditions</w:t>
             </w:r>
+            <w:proofErr w:type="spellEnd"/>
           </w:p>
         </w:tc>
         <w:tc>
@@ -2238,8 +2308,18 @@
               <w:rPr>
                 <w:rFonts w:asciiTheme="majorBidi" w:hAnsiTheme="majorBidi" w:cstheme="majorBidi"/>
               </w:rPr>
-              <w:t>2.a</w:t>
-            </w:r>
+              <w:t>2.</w:t>
+            </w:r>
+            <w:proofErr w:type="spellStart"/>
+            <w:proofErr w:type="gramStart"/>
+            <w:r>
+              <w:rPr>
+                <w:rFonts w:asciiTheme="majorBidi" w:hAnsiTheme="majorBidi" w:cstheme="majorBidi"/>
+              </w:rPr>
+              <w:t>a</w:t>
+            </w:r>
+            <w:proofErr w:type="spellEnd"/>
+            <w:proofErr w:type="gramEnd"/>
             <w:r>
               <w:rPr>
                 <w:rFonts w:asciiTheme="majorBidi" w:hAnsiTheme="majorBidi" w:cstheme="majorBidi"/>
@@ -2317,7 +2397,23 @@
               <w:rPr>
                 <w:rFonts w:asciiTheme="majorBidi" w:hAnsiTheme="majorBidi" w:cstheme="majorBidi"/>
               </w:rPr>
-              <w:t xml:space="preserve">4.a order </w:t>
+              <w:t>4.</w:t>
+            </w:r>
+            <w:proofErr w:type="spellStart"/>
+            <w:proofErr w:type="gramStart"/>
+            <w:r>
+              <w:rPr>
+                <w:rFonts w:asciiTheme="majorBidi" w:hAnsiTheme="majorBidi" w:cstheme="majorBidi"/>
+              </w:rPr>
+              <w:t>a</w:t>
+            </w:r>
+            <w:proofErr w:type="spellEnd"/>
+            <w:proofErr w:type="gramEnd"/>
+            <w:r>
+              <w:rPr>
+                <w:rFonts w:asciiTheme="majorBidi" w:hAnsiTheme="majorBidi" w:cstheme="majorBidi"/>
+              </w:rPr>
+              <w:t xml:space="preserve"> order </w:t>
             </w:r>
             <w:r>
               <w:rPr>
@@ -2461,13 +2557,7 @@
               <w:rPr>
                 <w:rFonts w:asciiTheme="majorBidi" w:eastAsiaTheme="majorEastAsia" w:hAnsiTheme="majorBidi" w:cstheme="majorBidi"/>
               </w:rPr>
-              <w:t>Sell item UC00</w:t>
-            </w:r>
-            <w:r>
-              <w:rPr>
-                <w:rFonts w:asciiTheme="majorBidi" w:eastAsiaTheme="majorEastAsia" w:hAnsiTheme="majorBidi" w:cstheme="majorBidi"/>
-              </w:rPr>
-              <w:t>2</w:t>
+              <w:t>Process sale</w:t>
             </w:r>
           </w:p>
         </w:tc>
@@ -2519,6 +2609,13 @@
                 <w:color w:val="0F4761" w:themeColor="accent1" w:themeShade="BF"/>
               </w:rPr>
             </w:pPr>
+            <w:r>
+              <w:rPr>
+                <w:rFonts w:asciiTheme="majorBidi" w:eastAsiaTheme="majorEastAsia" w:hAnsiTheme="majorBidi" w:cstheme="majorBidi"/>
+                <w:color w:val="0F4761" w:themeColor="accent1" w:themeShade="BF"/>
+              </w:rPr>
+              <w:t>The salesperson process the items selected by a customer. The system checks the availability , calculate amount and generate receipt</w:t>
+            </w:r>
           </w:p>
         </w:tc>
       </w:tr>
@@ -2567,6 +2664,32 @@
                 <w:color w:val="0F4761" w:themeColor="accent1" w:themeShade="BF"/>
               </w:rPr>
             </w:pPr>
+            <w:r>
+              <w:rPr>
+                <w:rFonts w:asciiTheme="majorBidi" w:eastAsiaTheme="majorEastAsia" w:hAnsiTheme="majorBidi" w:cstheme="majorBidi"/>
+                <w:color w:val="0F4761" w:themeColor="accent1" w:themeShade="BF"/>
+              </w:rPr>
+              <w:t>Primary: Salesperson</w:t>
+            </w:r>
+          </w:p>
+          <w:p>
+            <w:pPr>
+              <w:tabs>
+                <w:tab w:val="left" w:pos="1712"/>
+              </w:tabs>
+              <w:cnfStyle w:val="000000000000" w:firstRow="0" w:lastRow="0" w:firstColumn="0" w:lastColumn="0" w:oddVBand="0" w:evenVBand="0" w:oddHBand="0" w:evenHBand="0" w:firstRowFirstColumn="0" w:firstRowLastColumn="0" w:lastRowFirstColumn="0" w:lastRowLastColumn="0"/>
+              <w:rPr>
+                <w:rFonts w:asciiTheme="majorBidi" w:eastAsiaTheme="majorEastAsia" w:hAnsiTheme="majorBidi" w:cstheme="majorBidi"/>
+                <w:color w:val="0F4761" w:themeColor="accent1" w:themeShade="BF"/>
+              </w:rPr>
+            </w:pPr>
+            <w:r>
+              <w:rPr>
+                <w:rFonts w:asciiTheme="majorBidi" w:eastAsiaTheme="majorEastAsia" w:hAnsiTheme="majorBidi" w:cstheme="majorBidi"/>
+                <w:color w:val="0F4761" w:themeColor="accent1" w:themeShade="BF"/>
+              </w:rPr>
+              <w:t>Secondary: customer</w:t>
+            </w:r>
           </w:p>
         </w:tc>
       </w:tr>
@@ -2617,6 +2740,13 @@
                 <w:color w:val="0F4761" w:themeColor="accent1" w:themeShade="BF"/>
               </w:rPr>
             </w:pPr>
+            <w:r>
+              <w:rPr>
+                <w:rFonts w:asciiTheme="majorBidi" w:eastAsiaTheme="majorEastAsia" w:hAnsiTheme="majorBidi" w:cstheme="majorBidi"/>
+                <w:color w:val="0F4761" w:themeColor="accent1" w:themeShade="BF"/>
+              </w:rPr>
+              <w:t>A customer want to purchase item at billing counter</w:t>
+            </w:r>
           </w:p>
         </w:tc>
       </w:tr>
@@ -2657,7 +2787,6 @@
           </w:tcPr>
           <w:p>
             <w:pPr>
-              <w:pStyle w:val="ListParagraph"/>
               <w:tabs>
                 <w:tab w:val="left" w:pos="1712"/>
               </w:tabs>
@@ -2667,6 +2796,32 @@
                 <w:color w:val="0F4761" w:themeColor="accent1" w:themeShade="BF"/>
               </w:rPr>
             </w:pPr>
+            <w:r>
+              <w:rPr>
+                <w:rFonts w:asciiTheme="majorBidi" w:eastAsiaTheme="majorEastAsia" w:hAnsiTheme="majorBidi" w:cstheme="majorBidi"/>
+                <w:color w:val="0F4761" w:themeColor="accent1" w:themeShade="BF"/>
+              </w:rPr>
+              <w:t>The salesperson is logged in to the system</w:t>
+            </w:r>
+          </w:p>
+          <w:p>
+            <w:pPr>
+              <w:tabs>
+                <w:tab w:val="left" w:pos="1712"/>
+              </w:tabs>
+              <w:cnfStyle w:val="000000000000" w:firstRow="0" w:lastRow="0" w:firstColumn="0" w:lastColumn="0" w:oddVBand="0" w:evenVBand="0" w:oddHBand="0" w:evenHBand="0" w:firstRowFirstColumn="0" w:firstRowLastColumn="0" w:lastRowFirstColumn="0" w:lastRowLastColumn="0"/>
+              <w:rPr>
+                <w:rFonts w:asciiTheme="majorBidi" w:eastAsiaTheme="majorEastAsia" w:hAnsiTheme="majorBidi" w:cstheme="majorBidi"/>
+                <w:color w:val="0F4761" w:themeColor="accent1" w:themeShade="BF"/>
+              </w:rPr>
+            </w:pPr>
+            <w:r>
+              <w:rPr>
+                <w:rFonts w:asciiTheme="majorBidi" w:eastAsiaTheme="majorEastAsia" w:hAnsiTheme="majorBidi" w:cstheme="majorBidi"/>
+                <w:color w:val="0F4761" w:themeColor="accent1" w:themeShade="BF"/>
+              </w:rPr>
+              <w:t>The customer has selected the item to purchase</w:t>
+            </w:r>
           </w:p>
         </w:tc>
       </w:tr>
@@ -2694,12 +2849,14 @@
                 <w:color w:val="0F4761" w:themeColor="accent1" w:themeShade="BF"/>
               </w:rPr>
             </w:pPr>
+            <w:proofErr w:type="spellStart"/>
             <w:r>
               <w:rPr>
                 <w:rFonts w:asciiTheme="majorBidi" w:hAnsiTheme="majorBidi" w:cstheme="majorBidi"/>
               </w:rPr>
               <w:t>Postconditions</w:t>
             </w:r>
+            <w:proofErr w:type="spellEnd"/>
           </w:p>
         </w:tc>
         <w:tc>
@@ -2708,7 +2865,6 @@
           </w:tcPr>
           <w:p>
             <w:pPr>
-              <w:pStyle w:val="ListParagraph"/>
               <w:tabs>
                 <w:tab w:val="left" w:pos="1712"/>
               </w:tabs>
@@ -2718,6 +2874,46 @@
                 <w:color w:val="0F4761" w:themeColor="accent1" w:themeShade="BF"/>
               </w:rPr>
             </w:pPr>
+            <w:r>
+              <w:rPr>
+                <w:rFonts w:asciiTheme="majorBidi" w:eastAsiaTheme="majorEastAsia" w:hAnsiTheme="majorBidi" w:cstheme="majorBidi"/>
+                <w:color w:val="0F4761" w:themeColor="accent1" w:themeShade="BF"/>
+              </w:rPr>
+              <w:t>1-</w:t>
+            </w:r>
+            <w:r>
+              <w:rPr>
+                <w:rFonts w:asciiTheme="majorBidi" w:eastAsiaTheme="majorEastAsia" w:hAnsiTheme="majorBidi" w:cstheme="majorBidi"/>
+                <w:color w:val="0F4761" w:themeColor="accent1" w:themeShade="BF"/>
+              </w:rPr>
+              <w:t>A receipt is generated for completed transaction</w:t>
+            </w:r>
+          </w:p>
+          <w:p>
+            <w:pPr>
+              <w:tabs>
+                <w:tab w:val="left" w:pos="1712"/>
+              </w:tabs>
+              <w:cnfStyle w:val="000000100000" w:firstRow="0" w:lastRow="0" w:firstColumn="0" w:lastColumn="0" w:oddVBand="0" w:evenVBand="0" w:oddHBand="1" w:evenHBand="0" w:firstRowFirstColumn="0" w:firstRowLastColumn="0" w:lastRowFirstColumn="0" w:lastRowLastColumn="0"/>
+              <w:rPr>
+                <w:rFonts w:asciiTheme="majorBidi" w:eastAsiaTheme="majorEastAsia" w:hAnsiTheme="majorBidi" w:cstheme="majorBidi"/>
+                <w:color w:val="0F4761" w:themeColor="accent1" w:themeShade="BF"/>
+              </w:rPr>
+            </w:pPr>
+            <w:r>
+              <w:rPr>
+                <w:rFonts w:asciiTheme="majorBidi" w:eastAsiaTheme="majorEastAsia" w:hAnsiTheme="majorBidi" w:cstheme="majorBidi"/>
+                <w:color w:val="0F4761" w:themeColor="accent1" w:themeShade="BF"/>
+              </w:rPr>
+              <w:t>2-</w:t>
+            </w:r>
+            <w:r>
+              <w:rPr>
+                <w:rFonts w:asciiTheme="majorBidi" w:eastAsiaTheme="majorEastAsia" w:hAnsiTheme="majorBidi" w:cstheme="majorBidi"/>
+                <w:color w:val="0F4761" w:themeColor="accent1" w:themeShade="BF"/>
+              </w:rPr>
+              <w:t xml:space="preserve">The purchased quantities are deducted from inventory </w:t>
+            </w:r>
           </w:p>
         </w:tc>
       </w:tr>
@@ -2779,6 +2975,8 @@
               </w:rPr>
               <w:t>Actor Action</w:t>
             </w:r>
+            <w:bookmarkStart w:id="3" w:name="_GoBack"/>
+            <w:bookmarkEnd w:id="3"/>
           </w:p>
         </w:tc>
         <w:tc>
@@ -2823,11 +3021,47 @@
               <w:tabs>
                 <w:tab w:val="left" w:pos="1712"/>
               </w:tabs>
-              <w:jc w:val="both"/>
-              <w:rPr>
-                <w:rFonts w:asciiTheme="majorBidi" w:hAnsiTheme="majorBidi" w:cstheme="majorBidi"/>
-              </w:rPr>
-            </w:pPr>
+              <w:rPr>
+                <w:rFonts w:asciiTheme="majorBidi" w:hAnsiTheme="majorBidi" w:cstheme="majorBidi"/>
+              </w:rPr>
+            </w:pPr>
+            <w:r>
+              <w:rPr>
+                <w:rFonts w:asciiTheme="majorBidi" w:hAnsiTheme="majorBidi" w:cstheme="majorBidi"/>
+              </w:rPr>
+              <w:t>1-the salesperson scans the item barcodes or enters its identifier and specify</w:t>
+            </w:r>
+            <w:r>
+              <w:rPr>
+                <w:rFonts w:asciiTheme="majorBidi" w:hAnsiTheme="majorBidi" w:cstheme="majorBidi"/>
+                <w:color w:val="0F4761" w:themeColor="accent1" w:themeShade="BF"/>
+              </w:rPr>
+              <w:t xml:space="preserve"> </w:t>
+            </w:r>
+            <w:r>
+              <w:rPr>
+                <w:rFonts w:asciiTheme="majorBidi" w:hAnsiTheme="majorBidi" w:cstheme="majorBidi"/>
+              </w:rPr>
+              <w:t>the</w:t>
+            </w:r>
+            <w:r>
+              <w:rPr>
+                <w:rFonts w:asciiTheme="majorBidi" w:hAnsiTheme="majorBidi" w:cstheme="majorBidi"/>
+              </w:rPr>
+              <w:t xml:space="preserve"> quantity </w:t>
+            </w:r>
+            <w:r>
+              <w:rPr>
+                <w:rFonts w:asciiTheme="majorBidi" w:hAnsiTheme="majorBidi" w:cstheme="majorBidi"/>
+              </w:rPr>
+              <w:t>being</w:t>
+            </w:r>
+            <w:r>
+              <w:rPr>
+                <w:rFonts w:asciiTheme="majorBidi" w:hAnsiTheme="majorBidi" w:cstheme="majorBidi"/>
+              </w:rPr>
+              <w:t xml:space="preserve"> purchased</w:t>
+            </w:r>
           </w:p>
         </w:tc>
         <w:tc>
@@ -2839,13 +3073,19 @@
               <w:tabs>
                 <w:tab w:val="left" w:pos="1712"/>
               </w:tabs>
-              <w:ind w:left="360"/>
               <w:cnfStyle w:val="000000000000" w:firstRow="0" w:lastRow="0" w:firstColumn="0" w:lastColumn="0" w:oddVBand="0" w:evenVBand="0" w:oddHBand="0" w:evenHBand="0" w:firstRowFirstColumn="0" w:firstRowLastColumn="0" w:lastRowFirstColumn="0" w:lastRowLastColumn="0"/>
               <w:rPr>
                 <w:rFonts w:asciiTheme="majorBidi" w:eastAsiaTheme="majorEastAsia" w:hAnsiTheme="majorBidi" w:cstheme="majorBidi"/>
                 <w:color w:val="0F4761" w:themeColor="accent1" w:themeShade="BF"/>
               </w:rPr>
             </w:pPr>
+            <w:r>
+              <w:rPr>
+                <w:rFonts w:asciiTheme="majorBidi" w:eastAsiaTheme="majorEastAsia" w:hAnsiTheme="majorBidi" w:cstheme="majorBidi"/>
+                <w:color w:val="0F4761" w:themeColor="accent1" w:themeShade="BF"/>
+              </w:rPr>
+              <w:t>2-the system retrieves the item information</w:t>
+            </w:r>
           </w:p>
         </w:tc>
       </w:tr>
@@ -2861,7 +3101,6 @@
           </w:tcPr>
           <w:p>
             <w:pPr>
-              <w:pStyle w:val="ListParagraph"/>
               <w:tabs>
                 <w:tab w:val="left" w:pos="1712"/>
               </w:tabs>
@@ -2888,6 +3127,13 @@
                 <w:color w:val="0F4761" w:themeColor="accent1" w:themeShade="BF"/>
               </w:rPr>
             </w:pPr>
+            <w:r>
+              <w:rPr>
+                <w:rFonts w:asciiTheme="majorBidi" w:eastAsiaTheme="majorEastAsia" w:hAnsiTheme="majorBidi" w:cstheme="majorBidi"/>
+                <w:color w:val="0F4761" w:themeColor="accent1" w:themeShade="BF"/>
+              </w:rPr>
+              <w:t>3-the system checks whether the requested quantity is available</w:t>
+            </w:r>
           </w:p>
         </w:tc>
       </w:tr>
@@ -2920,7 +3166,6 @@
           </w:tcPr>
           <w:p>
             <w:pPr>
-              <w:pStyle w:val="ListParagraph"/>
               <w:tabs>
                 <w:tab w:val="left" w:pos="1712"/>
               </w:tabs>
@@ -2930,6 +3175,13 @@
                 <w:color w:val="0F4761" w:themeColor="accent1" w:themeShade="BF"/>
               </w:rPr>
             </w:pPr>
+            <w:r>
+              <w:rPr>
+                <w:rFonts w:asciiTheme="majorBidi" w:eastAsiaTheme="majorEastAsia" w:hAnsiTheme="majorBidi" w:cstheme="majorBidi"/>
+                <w:color w:val="0F4761" w:themeColor="accent1" w:themeShade="BF"/>
+              </w:rPr>
+              <w:t>4-the system determines the selling amount for each valid item and calculate discount and taxes</w:t>
+            </w:r>
           </w:p>
         </w:tc>
       </w:tr>
@@ -2945,16 +3197,19 @@
           </w:tcPr>
           <w:p>
             <w:pPr>
-              <w:pStyle w:val="ListParagraph"/>
-              <w:tabs>
-                <w:tab w:val="left" w:pos="1712"/>
-              </w:tabs>
-              <w:jc w:val="both"/>
-              <w:rPr>
-                <w:rFonts w:asciiTheme="majorBidi" w:hAnsiTheme="majorBidi" w:cstheme="majorBidi"/>
-                <w:color w:val="0F4761" w:themeColor="accent1" w:themeShade="BF"/>
-              </w:rPr>
-            </w:pPr>
+              <w:tabs>
+                <w:tab w:val="left" w:pos="1712"/>
+              </w:tabs>
+              <w:rPr>
+                <w:rFonts w:asciiTheme="majorBidi" w:hAnsiTheme="majorBidi" w:cstheme="majorBidi"/>
+              </w:rPr>
+            </w:pPr>
+            <w:r>
+              <w:rPr>
+                <w:rFonts w:asciiTheme="majorBidi" w:hAnsiTheme="majorBidi" w:cstheme="majorBidi"/>
+              </w:rPr>
+              <w:t>5-The salesperson finishes processing all selected item</w:t>
+            </w:r>
           </w:p>
         </w:tc>
         <w:tc>
@@ -2963,7 +3218,6 @@
           </w:tcPr>
           <w:p>
             <w:pPr>
-              <w:pStyle w:val="ListParagraph"/>
               <w:tabs>
                 <w:tab w:val="left" w:pos="1712"/>
               </w:tabs>
@@ -2990,7 +3244,6 @@
               <w:tabs>
                 <w:tab w:val="left" w:pos="1712"/>
               </w:tabs>
-              <w:jc w:val="both"/>
               <w:rPr>
                 <w:rFonts w:asciiTheme="majorBidi" w:hAnsiTheme="majorBidi" w:cstheme="majorBidi"/>
                 <w:color w:val="0F4761" w:themeColor="accent1" w:themeShade="BF"/>
@@ -3004,7 +3257,6 @@
           </w:tcPr>
           <w:p>
             <w:pPr>
-              <w:pStyle w:val="ListParagraph"/>
               <w:tabs>
                 <w:tab w:val="left" w:pos="1712"/>
               </w:tabs>
@@ -3014,6 +3266,13 @@
                 <w:color w:val="0F4761" w:themeColor="accent1" w:themeShade="BF"/>
               </w:rPr>
             </w:pPr>
+            <w:r>
+              <w:rPr>
+                <w:rFonts w:asciiTheme="majorBidi" w:eastAsiaTheme="majorEastAsia" w:hAnsiTheme="majorBidi" w:cstheme="majorBidi"/>
+                <w:color w:val="0F4761" w:themeColor="accent1" w:themeShade="BF"/>
+              </w:rPr>
+              <w:t>6-The system calculate the final amount to be paid</w:t>
+            </w:r>
           </w:p>
         </w:tc>
       </w:tr>
@@ -3025,87 +3284,61 @@
         <w:tc>
           <w:tcPr>
             <w:cnfStyle w:val="001000000000" w:firstRow="0" w:lastRow="0" w:firstColumn="1" w:lastColumn="0" w:oddVBand="0" w:evenVBand="0" w:oddHBand="0" w:evenHBand="0" w:firstRowFirstColumn="0" w:firstRowLastColumn="0" w:lastRowFirstColumn="0" w:lastRowLastColumn="0"/>
-            <w:tcW w:w="9749" w:type="dxa"/>
-            <w:gridSpan w:val="2"/>
-          </w:tcPr>
-          <w:p>
-            <w:pPr>
-              <w:tabs>
-                <w:tab w:val="left" w:pos="1712"/>
-              </w:tabs>
-              <w:rPr>
-                <w:rFonts w:asciiTheme="majorBidi" w:hAnsiTheme="majorBidi" w:cstheme="majorBidi"/>
-                <w:b w:val="0"/>
-                <w:bCs w:val="0"/>
-              </w:rPr>
-            </w:pPr>
-            <w:r>
-              <w:rPr>
-                <w:rFonts w:asciiTheme="majorBidi" w:hAnsiTheme="majorBidi" w:cstheme="majorBidi"/>
-              </w:rPr>
-              <w:t>Alternative flows:</w:t>
-            </w:r>
-          </w:p>
-          <w:p>
-            <w:pPr>
-              <w:tabs>
-                <w:tab w:val="left" w:pos="1712"/>
-              </w:tabs>
-              <w:rPr>
-                <w:rFonts w:asciiTheme="majorBidi" w:eastAsiaTheme="majorEastAsia" w:hAnsiTheme="majorBidi" w:cstheme="majorBidi"/>
-                <w:color w:val="0F4761" w:themeColor="accent1" w:themeShade="BF"/>
-              </w:rPr>
-            </w:pPr>
+            <w:tcW w:w="3986" w:type="dxa"/>
+          </w:tcPr>
+          <w:p>
+            <w:pPr>
+              <w:tabs>
+                <w:tab w:val="left" w:pos="1712"/>
+              </w:tabs>
+              <w:jc w:val="both"/>
+              <w:rPr>
+                <w:rFonts w:asciiTheme="majorBidi" w:hAnsiTheme="majorBidi" w:cstheme="majorBidi"/>
+                <w:color w:val="0F4761" w:themeColor="accent1" w:themeShade="BF"/>
+              </w:rPr>
+            </w:pPr>
+          </w:p>
+        </w:tc>
+        <w:tc>
+          <w:tcPr>
+            <w:tcW w:w="5763" w:type="dxa"/>
+          </w:tcPr>
+          <w:p>
+            <w:pPr>
+              <w:tabs>
+                <w:tab w:val="left" w:pos="1712"/>
+              </w:tabs>
+              <w:cnfStyle w:val="000000100000" w:firstRow="0" w:lastRow="0" w:firstColumn="0" w:lastColumn="0" w:oddVBand="0" w:evenVBand="0" w:oddHBand="1" w:evenHBand="0" w:firstRowFirstColumn="0" w:firstRowLastColumn="0" w:lastRowFirstColumn="0" w:lastRowLastColumn="0"/>
+              <w:rPr>
+                <w:rFonts w:asciiTheme="majorBidi" w:eastAsiaTheme="majorEastAsia" w:hAnsiTheme="majorBidi" w:cstheme="majorBidi"/>
+                <w:color w:val="0F4761" w:themeColor="accent1" w:themeShade="BF"/>
+              </w:rPr>
+            </w:pPr>
+            <w:r>
+              <w:rPr>
+                <w:rFonts w:asciiTheme="majorBidi" w:eastAsiaTheme="majorEastAsia" w:hAnsiTheme="majorBidi" w:cstheme="majorBidi"/>
+                <w:color w:val="0F4761" w:themeColor="accent1" w:themeShade="BF"/>
+              </w:rPr>
+              <w:t>7</w:t>
+            </w:r>
+            <w:r>
+              <w:rPr>
+                <w:rFonts w:asciiTheme="majorBidi" w:eastAsiaTheme="majorEastAsia" w:hAnsiTheme="majorBidi" w:cstheme="majorBidi"/>
+                <w:color w:val="0F4761" w:themeColor="accent1" w:themeShade="BF"/>
+              </w:rPr>
+              <w:t>-the system generate a receipt containing the purchase items</w:t>
+            </w:r>
           </w:p>
         </w:tc>
       </w:tr>
-    </w:tbl>
-    <w:p>
-      <w:pPr>
-        <w:pStyle w:val="Heading1"/>
-      </w:pPr>
-    </w:p>
-    <w:p/>
-    <w:p/>
-    <w:p/>
-    <w:p/>
-    <w:p/>
-    <w:p/>
-    <w:p/>
-    <w:p/>
-    <w:p/>
-    <w:tbl>
-      <w:tblPr>
-        <w:tblStyle w:val="GridTable5Dark-Accent4"/>
-        <w:tblW w:w="9749" w:type="dxa"/>
-        <w:tblBorders>
-          <w:top w:val="single" w:sz="4" w:space="0" w:color="auto"/>
-          <w:left w:val="single" w:sz="4" w:space="0" w:color="auto"/>
-          <w:bottom w:val="single" w:sz="4" w:space="0" w:color="auto"/>
-          <w:right w:val="single" w:sz="4" w:space="0" w:color="auto"/>
-          <w:insideH w:val="single" w:sz="4" w:space="0" w:color="auto"/>
-          <w:insideV w:val="single" w:sz="4" w:space="0" w:color="auto"/>
-        </w:tblBorders>
-        <w:tblLook w:val="04A0" w:firstRow="1" w:lastRow="0" w:firstColumn="1" w:lastColumn="0" w:noHBand="0" w:noVBand="1"/>
-      </w:tblPr>
-      <w:tblGrid>
-        <w:gridCol w:w="3986"/>
-        <w:gridCol w:w="5763"/>
-      </w:tblGrid>
       <w:tr>
         <w:trPr>
-          <w:cnfStyle w:val="100000000000" w:firstRow="1" w:lastRow="0" w:firstColumn="0" w:lastColumn="0" w:oddVBand="0" w:evenVBand="0" w:oddHBand="0" w:evenHBand="0" w:firstRowFirstColumn="0" w:firstRowLastColumn="0" w:lastRowFirstColumn="0" w:lastRowLastColumn="0"/>
           <w:trHeight w:val="573"/>
         </w:trPr>
         <w:tc>
           <w:tcPr>
             <w:cnfStyle w:val="001000000000" w:firstRow="0" w:lastRow="0" w:firstColumn="1" w:lastColumn="0" w:oddVBand="0" w:evenVBand="0" w:oddHBand="0" w:evenHBand="0" w:firstRowFirstColumn="0" w:firstRowLastColumn="0" w:lastRowFirstColumn="0" w:lastRowLastColumn="0"/>
             <w:tcW w:w="3986" w:type="dxa"/>
-            <w:tcBorders>
-              <w:top w:val="none" w:sz="0" w:space="0" w:color="auto"/>
-              <w:left w:val="none" w:sz="0" w:space="0" w:color="auto"/>
-              <w:right w:val="none" w:sz="0" w:space="0" w:color="auto"/>
-            </w:tcBorders>
           </w:tcPr>
           <w:p>
             <w:pPr>
@@ -3114,49 +3347,40 @@
               </w:tabs>
               <w:jc w:val="both"/>
               <w:rPr>
-                <w:rFonts w:asciiTheme="majorBidi" w:eastAsiaTheme="majorEastAsia" w:hAnsiTheme="majorBidi" w:cstheme="majorBidi"/>
-                <w:color w:val="0F4761" w:themeColor="accent1" w:themeShade="BF"/>
-              </w:rPr>
-            </w:pPr>
-            <w:r>
-              <w:rPr>
-                <w:rFonts w:asciiTheme="majorBidi" w:hAnsiTheme="majorBidi" w:cstheme="majorBidi"/>
-              </w:rPr>
-              <w:t>Use case ID:</w:t>
-            </w:r>
+                <w:rFonts w:asciiTheme="majorBidi" w:hAnsiTheme="majorBidi" w:cstheme="majorBidi"/>
+                <w:color w:val="0F4761" w:themeColor="accent1" w:themeShade="BF"/>
+              </w:rPr>
+            </w:pPr>
           </w:p>
         </w:tc>
         <w:tc>
           <w:tcPr>
             <w:tcW w:w="5763" w:type="dxa"/>
-            <w:tcBorders>
-              <w:top w:val="none" w:sz="0" w:space="0" w:color="auto"/>
-              <w:left w:val="none" w:sz="0" w:space="0" w:color="auto"/>
-              <w:right w:val="none" w:sz="0" w:space="0" w:color="auto"/>
-            </w:tcBorders>
-          </w:tcPr>
-          <w:p>
-            <w:pPr>
-              <w:tabs>
-                <w:tab w:val="left" w:pos="1712"/>
-              </w:tabs>
-              <w:cnfStyle w:val="100000000000" w:firstRow="1" w:lastRow="0" w:firstColumn="0" w:lastColumn="0" w:oddVBand="0" w:evenVBand="0" w:oddHBand="0" w:evenHBand="0" w:firstRowFirstColumn="0" w:firstRowLastColumn="0" w:lastRowFirstColumn="0" w:lastRowLastColumn="0"/>
-              <w:rPr>
-                <w:rFonts w:asciiTheme="majorBidi" w:eastAsiaTheme="majorEastAsia" w:hAnsiTheme="majorBidi" w:cstheme="majorBidi"/>
-                <w:color w:val="0F4761" w:themeColor="accent1" w:themeShade="BF"/>
-              </w:rPr>
-            </w:pPr>
-            <w:r>
-              <w:rPr>
-                <w:rFonts w:asciiTheme="majorBidi" w:eastAsiaTheme="majorEastAsia" w:hAnsiTheme="majorBidi" w:cstheme="majorBidi"/>
-              </w:rPr>
-              <w:t>Sell item UC00</w:t>
-            </w:r>
-            <w:r>
-              <w:rPr>
-                <w:rFonts w:asciiTheme="majorBidi" w:eastAsiaTheme="majorEastAsia" w:hAnsiTheme="majorBidi" w:cstheme="majorBidi"/>
-              </w:rPr>
-              <w:t>3</w:t>
+          </w:tcPr>
+          <w:p>
+            <w:pPr>
+              <w:tabs>
+                <w:tab w:val="left" w:pos="1712"/>
+              </w:tabs>
+              <w:cnfStyle w:val="000000000000" w:firstRow="0" w:lastRow="0" w:firstColumn="0" w:lastColumn="0" w:oddVBand="0" w:evenVBand="0" w:oddHBand="0" w:evenHBand="0" w:firstRowFirstColumn="0" w:firstRowLastColumn="0" w:lastRowFirstColumn="0" w:lastRowLastColumn="0"/>
+              <w:rPr>
+                <w:rFonts w:asciiTheme="majorBidi" w:eastAsiaTheme="majorEastAsia" w:hAnsiTheme="majorBidi" w:cstheme="majorBidi"/>
+                <w:color w:val="0F4761" w:themeColor="accent1" w:themeShade="BF"/>
+              </w:rPr>
+            </w:pPr>
+            <w:r>
+              <w:rPr>
+                <w:rFonts w:asciiTheme="majorBidi" w:eastAsiaTheme="majorEastAsia" w:hAnsiTheme="majorBidi" w:cstheme="majorBidi"/>
+                <w:color w:val="0F4761" w:themeColor="accent1" w:themeShade="BF"/>
+              </w:rPr>
+              <w:t>8-</w:t>
+            </w:r>
+            <w:r>
+              <w:rPr>
+                <w:rFonts w:asciiTheme="majorBidi" w:eastAsiaTheme="majorEastAsia" w:hAnsiTheme="majorBidi" w:cstheme="majorBidi"/>
+                <w:color w:val="0F4761" w:themeColor="accent1" w:themeShade="BF"/>
+              </w:rPr>
+              <w:t xml:space="preserve">the system deduct the purchased quantity from inventory </w:t>
             </w:r>
           </w:p>
         </w:tc>
@@ -3169,554 +3393,26 @@
         <w:tc>
           <w:tcPr>
             <w:cnfStyle w:val="001000000000" w:firstRow="0" w:lastRow="0" w:firstColumn="1" w:lastColumn="0" w:oddVBand="0" w:evenVBand="0" w:oddHBand="0" w:evenHBand="0" w:firstRowFirstColumn="0" w:firstRowLastColumn="0" w:lastRowFirstColumn="0" w:lastRowLastColumn="0"/>
-            <w:tcW w:w="3986" w:type="dxa"/>
-            <w:tcBorders>
-              <w:left w:val="none" w:sz="0" w:space="0" w:color="auto"/>
-            </w:tcBorders>
-          </w:tcPr>
-          <w:p>
-            <w:pPr>
-              <w:tabs>
-                <w:tab w:val="left" w:pos="1712"/>
-              </w:tabs>
-              <w:jc w:val="both"/>
-              <w:rPr>
-                <w:rFonts w:asciiTheme="majorBidi" w:eastAsiaTheme="majorEastAsia" w:hAnsiTheme="majorBidi" w:cstheme="majorBidi"/>
-                <w:color w:val="0F4761" w:themeColor="accent1" w:themeShade="BF"/>
-              </w:rPr>
-            </w:pPr>
-            <w:r>
-              <w:rPr>
-                <w:rFonts w:asciiTheme="majorBidi" w:hAnsiTheme="majorBidi" w:cstheme="majorBidi"/>
-              </w:rPr>
-              <w:t>Brief description</w:t>
-            </w:r>
-          </w:p>
-        </w:tc>
-        <w:tc>
-          <w:tcPr>
-            <w:tcW w:w="5763" w:type="dxa"/>
-          </w:tcPr>
-          <w:p>
-            <w:pPr>
-              <w:tabs>
-                <w:tab w:val="left" w:pos="1712"/>
-              </w:tabs>
-              <w:cnfStyle w:val="000000100000" w:firstRow="0" w:lastRow="0" w:firstColumn="0" w:lastColumn="0" w:oddVBand="0" w:evenVBand="0" w:oddHBand="1" w:evenHBand="0" w:firstRowFirstColumn="0" w:firstRowLastColumn="0" w:lastRowFirstColumn="0" w:lastRowLastColumn="0"/>
-              <w:rPr>
-                <w:rFonts w:asciiTheme="majorBidi" w:eastAsiaTheme="majorEastAsia" w:hAnsiTheme="majorBidi" w:cstheme="majorBidi"/>
-                <w:color w:val="0F4761" w:themeColor="accent1" w:themeShade="BF"/>
-              </w:rPr>
-            </w:pPr>
-          </w:p>
-        </w:tc>
-      </w:tr>
-      <w:tr>
-        <w:trPr>
-          <w:trHeight w:val="573"/>
-        </w:trPr>
-        <w:tc>
-          <w:tcPr>
-            <w:cnfStyle w:val="001000000000" w:firstRow="0" w:lastRow="0" w:firstColumn="1" w:lastColumn="0" w:oddVBand="0" w:evenVBand="0" w:oddHBand="0" w:evenHBand="0" w:firstRowFirstColumn="0" w:firstRowLastColumn="0" w:lastRowFirstColumn="0" w:lastRowLastColumn="0"/>
-            <w:tcW w:w="3986" w:type="dxa"/>
-            <w:tcBorders>
-              <w:left w:val="none" w:sz="0" w:space="0" w:color="auto"/>
-            </w:tcBorders>
-          </w:tcPr>
-          <w:p>
-            <w:pPr>
-              <w:tabs>
-                <w:tab w:val="left" w:pos="999"/>
-              </w:tabs>
-              <w:rPr>
-                <w:rFonts w:asciiTheme="majorBidi" w:eastAsiaTheme="majorEastAsia" w:hAnsiTheme="majorBidi" w:cstheme="majorBidi"/>
-                <w:color w:val="0F4761" w:themeColor="accent1" w:themeShade="BF"/>
-              </w:rPr>
-            </w:pPr>
-            <w:r>
-              <w:rPr>
-                <w:rFonts w:asciiTheme="majorBidi" w:hAnsiTheme="majorBidi" w:cstheme="majorBidi"/>
-              </w:rPr>
-              <w:t>Primary actors</w:t>
-            </w:r>
-          </w:p>
-        </w:tc>
-        <w:tc>
-          <w:tcPr>
-            <w:tcW w:w="5763" w:type="dxa"/>
-          </w:tcPr>
-          <w:p>
-            <w:pPr>
-              <w:tabs>
-                <w:tab w:val="left" w:pos="1712"/>
-              </w:tabs>
-              <w:cnfStyle w:val="000000000000" w:firstRow="0" w:lastRow="0" w:firstColumn="0" w:lastColumn="0" w:oddVBand="0" w:evenVBand="0" w:oddHBand="0" w:evenHBand="0" w:firstRowFirstColumn="0" w:firstRowLastColumn="0" w:lastRowFirstColumn="0" w:lastRowLastColumn="0"/>
-              <w:rPr>
-                <w:rFonts w:asciiTheme="majorBidi" w:eastAsiaTheme="majorEastAsia" w:hAnsiTheme="majorBidi" w:cstheme="majorBidi"/>
-                <w:color w:val="0F4761" w:themeColor="accent1" w:themeShade="BF"/>
-              </w:rPr>
-            </w:pPr>
-          </w:p>
-        </w:tc>
-      </w:tr>
-      <w:tr>
-        <w:trPr>
-          <w:cnfStyle w:val="000000100000" w:firstRow="0" w:lastRow="0" w:firstColumn="0" w:lastColumn="0" w:oddVBand="0" w:evenVBand="0" w:oddHBand="1" w:evenHBand="0" w:firstRowFirstColumn="0" w:firstRowLastColumn="0" w:lastRowFirstColumn="0" w:lastRowLastColumn="0"/>
-          <w:trHeight w:val="593"/>
-        </w:trPr>
-        <w:tc>
-          <w:tcPr>
-            <w:cnfStyle w:val="001000000000" w:firstRow="0" w:lastRow="0" w:firstColumn="1" w:lastColumn="0" w:oddVBand="0" w:evenVBand="0" w:oddHBand="0" w:evenHBand="0" w:firstRowFirstColumn="0" w:firstRowLastColumn="0" w:lastRowFirstColumn="0" w:lastRowLastColumn="0"/>
-            <w:tcW w:w="3986" w:type="dxa"/>
-            <w:tcBorders>
-              <w:left w:val="none" w:sz="0" w:space="0" w:color="auto"/>
-            </w:tcBorders>
-          </w:tcPr>
-          <w:p>
-            <w:pPr>
-              <w:tabs>
-                <w:tab w:val="left" w:pos="1712"/>
-              </w:tabs>
-              <w:jc w:val="both"/>
-              <w:rPr>
-                <w:rFonts w:asciiTheme="majorBidi" w:eastAsiaTheme="majorEastAsia" w:hAnsiTheme="majorBidi" w:cstheme="majorBidi"/>
-                <w:color w:val="0F4761" w:themeColor="accent1" w:themeShade="BF"/>
-              </w:rPr>
-            </w:pPr>
-            <w:r>
-              <w:rPr>
-                <w:rFonts w:asciiTheme="majorBidi" w:hAnsiTheme="majorBidi" w:cstheme="majorBidi"/>
-              </w:rPr>
-              <w:t>Trigger</w:t>
-            </w:r>
-          </w:p>
-        </w:tc>
-        <w:tc>
-          <w:tcPr>
-            <w:tcW w:w="5763" w:type="dxa"/>
-          </w:tcPr>
-          <w:p>
-            <w:pPr>
-              <w:tabs>
-                <w:tab w:val="left" w:pos="1712"/>
-              </w:tabs>
-              <w:cnfStyle w:val="000000100000" w:firstRow="0" w:lastRow="0" w:firstColumn="0" w:lastColumn="0" w:oddVBand="0" w:evenVBand="0" w:oddHBand="1" w:evenHBand="0" w:firstRowFirstColumn="0" w:firstRowLastColumn="0" w:lastRowFirstColumn="0" w:lastRowLastColumn="0"/>
-              <w:rPr>
-                <w:rFonts w:asciiTheme="majorBidi" w:eastAsiaTheme="majorEastAsia" w:hAnsiTheme="majorBidi" w:cstheme="majorBidi"/>
-                <w:color w:val="0F4761" w:themeColor="accent1" w:themeShade="BF"/>
-              </w:rPr>
-            </w:pPr>
-          </w:p>
-        </w:tc>
-      </w:tr>
-      <w:tr>
-        <w:trPr>
-          <w:trHeight w:val="573"/>
-        </w:trPr>
-        <w:tc>
-          <w:tcPr>
-            <w:cnfStyle w:val="001000000000" w:firstRow="0" w:lastRow="0" w:firstColumn="1" w:lastColumn="0" w:oddVBand="0" w:evenVBand="0" w:oddHBand="0" w:evenHBand="0" w:firstRowFirstColumn="0" w:firstRowLastColumn="0" w:lastRowFirstColumn="0" w:lastRowLastColumn="0"/>
-            <w:tcW w:w="3986" w:type="dxa"/>
-            <w:tcBorders>
-              <w:left w:val="none" w:sz="0" w:space="0" w:color="auto"/>
-            </w:tcBorders>
-          </w:tcPr>
-          <w:p>
-            <w:pPr>
-              <w:tabs>
-                <w:tab w:val="left" w:pos="1712"/>
-              </w:tabs>
-              <w:jc w:val="both"/>
-              <w:rPr>
-                <w:rFonts w:asciiTheme="majorBidi" w:eastAsiaTheme="majorEastAsia" w:hAnsiTheme="majorBidi" w:cstheme="majorBidi"/>
-                <w:color w:val="0F4761" w:themeColor="accent1" w:themeShade="BF"/>
-              </w:rPr>
-            </w:pPr>
-            <w:r>
-              <w:rPr>
-                <w:rFonts w:asciiTheme="majorBidi" w:hAnsiTheme="majorBidi" w:cstheme="majorBidi"/>
-              </w:rPr>
-              <w:t>Preconditions</w:t>
-            </w:r>
-          </w:p>
-        </w:tc>
-        <w:tc>
-          <w:tcPr>
-            <w:tcW w:w="5763" w:type="dxa"/>
-          </w:tcPr>
-          <w:p>
-            <w:pPr>
-              <w:pStyle w:val="ListParagraph"/>
-              <w:tabs>
-                <w:tab w:val="left" w:pos="1712"/>
-              </w:tabs>
-              <w:cnfStyle w:val="000000000000" w:firstRow="0" w:lastRow="0" w:firstColumn="0" w:lastColumn="0" w:oddVBand="0" w:evenVBand="0" w:oddHBand="0" w:evenHBand="0" w:firstRowFirstColumn="0" w:firstRowLastColumn="0" w:lastRowFirstColumn="0" w:lastRowLastColumn="0"/>
-              <w:rPr>
-                <w:rFonts w:asciiTheme="majorBidi" w:eastAsiaTheme="majorEastAsia" w:hAnsiTheme="majorBidi" w:cstheme="majorBidi"/>
-                <w:color w:val="0F4761" w:themeColor="accent1" w:themeShade="BF"/>
-              </w:rPr>
-            </w:pPr>
-          </w:p>
-        </w:tc>
-      </w:tr>
-      <w:tr>
-        <w:trPr>
-          <w:cnfStyle w:val="000000100000" w:firstRow="0" w:lastRow="0" w:firstColumn="0" w:lastColumn="0" w:oddVBand="0" w:evenVBand="0" w:oddHBand="1" w:evenHBand="0" w:firstRowFirstColumn="0" w:firstRowLastColumn="0" w:lastRowFirstColumn="0" w:lastRowLastColumn="0"/>
-          <w:trHeight w:val="573"/>
-        </w:trPr>
-        <w:tc>
-          <w:tcPr>
-            <w:cnfStyle w:val="001000000000" w:firstRow="0" w:lastRow="0" w:firstColumn="1" w:lastColumn="0" w:oddVBand="0" w:evenVBand="0" w:oddHBand="0" w:evenHBand="0" w:firstRowFirstColumn="0" w:firstRowLastColumn="0" w:lastRowFirstColumn="0" w:lastRowLastColumn="0"/>
-            <w:tcW w:w="3986" w:type="dxa"/>
-            <w:tcBorders>
-              <w:left w:val="none" w:sz="0" w:space="0" w:color="auto"/>
-            </w:tcBorders>
-          </w:tcPr>
-          <w:p>
-            <w:pPr>
-              <w:tabs>
-                <w:tab w:val="left" w:pos="1712"/>
-              </w:tabs>
-              <w:jc w:val="both"/>
-              <w:rPr>
-                <w:rFonts w:asciiTheme="majorBidi" w:eastAsiaTheme="majorEastAsia" w:hAnsiTheme="majorBidi" w:cstheme="majorBidi"/>
-                <w:color w:val="0F4761" w:themeColor="accent1" w:themeShade="BF"/>
-              </w:rPr>
-            </w:pPr>
-            <w:r>
-              <w:rPr>
-                <w:rFonts w:asciiTheme="majorBidi" w:hAnsiTheme="majorBidi" w:cstheme="majorBidi"/>
-              </w:rPr>
-              <w:t>Postconditions</w:t>
-            </w:r>
-          </w:p>
-        </w:tc>
-        <w:tc>
-          <w:tcPr>
-            <w:tcW w:w="5763" w:type="dxa"/>
-          </w:tcPr>
-          <w:p>
-            <w:pPr>
-              <w:pStyle w:val="ListParagraph"/>
-              <w:tabs>
-                <w:tab w:val="left" w:pos="1712"/>
-              </w:tabs>
-              <w:cnfStyle w:val="000000100000" w:firstRow="0" w:lastRow="0" w:firstColumn="0" w:lastColumn="0" w:oddVBand="0" w:evenVBand="0" w:oddHBand="1" w:evenHBand="0" w:firstRowFirstColumn="0" w:firstRowLastColumn="0" w:lastRowFirstColumn="0" w:lastRowLastColumn="0"/>
-              <w:rPr>
-                <w:rFonts w:asciiTheme="majorBidi" w:eastAsiaTheme="majorEastAsia" w:hAnsiTheme="majorBidi" w:cstheme="majorBidi"/>
-                <w:color w:val="0F4761" w:themeColor="accent1" w:themeShade="BF"/>
-              </w:rPr>
-            </w:pPr>
-          </w:p>
-        </w:tc>
-      </w:tr>
-      <w:tr>
-        <w:trPr>
-          <w:trHeight w:val="573"/>
-        </w:trPr>
-        <w:tc>
-          <w:tcPr>
-            <w:cnfStyle w:val="001000000000" w:firstRow="0" w:lastRow="0" w:firstColumn="1" w:lastColumn="0" w:oddVBand="0" w:evenVBand="0" w:oddHBand="0" w:evenHBand="0" w:firstRowFirstColumn="0" w:firstRowLastColumn="0" w:lastRowFirstColumn="0" w:lastRowLastColumn="0"/>
             <w:tcW w:w="9749" w:type="dxa"/>
             <w:gridSpan w:val="2"/>
-            <w:shd w:val="clear" w:color="auto" w:fill="0B769F" w:themeFill="accent4" w:themeFillShade="BF"/>
-          </w:tcPr>
-          <w:p>
-            <w:pPr>
-              <w:tabs>
-                <w:tab w:val="left" w:pos="1712"/>
-              </w:tabs>
-              <w:rPr>
-                <w:rFonts w:asciiTheme="majorBidi" w:eastAsiaTheme="majorEastAsia" w:hAnsiTheme="majorBidi" w:cstheme="majorBidi"/>
-                <w:color w:val="0F4761" w:themeColor="accent1" w:themeShade="BF"/>
-              </w:rPr>
-            </w:pPr>
-            <w:r>
-              <w:rPr>
-                <w:rFonts w:asciiTheme="majorBidi" w:hAnsiTheme="majorBidi" w:cstheme="majorBidi"/>
-              </w:rPr>
-              <w:t>Main Success Scenario</w:t>
-            </w:r>
-          </w:p>
-        </w:tc>
-      </w:tr>
-      <w:tr>
-        <w:trPr>
-          <w:cnfStyle w:val="000000100000" w:firstRow="0" w:lastRow="0" w:firstColumn="0" w:lastColumn="0" w:oddVBand="0" w:evenVBand="0" w:oddHBand="1" w:evenHBand="0" w:firstRowFirstColumn="0" w:firstRowLastColumn="0" w:lastRowFirstColumn="0" w:lastRowLastColumn="0"/>
-          <w:trHeight w:val="573"/>
-        </w:trPr>
-        <w:tc>
-          <w:tcPr>
-            <w:cnfStyle w:val="001000000000" w:firstRow="0" w:lastRow="0" w:firstColumn="1" w:lastColumn="0" w:oddVBand="0" w:evenVBand="0" w:oddHBand="0" w:evenHBand="0" w:firstRowFirstColumn="0" w:firstRowLastColumn="0" w:lastRowFirstColumn="0" w:lastRowLastColumn="0"/>
-            <w:tcW w:w="3986" w:type="dxa"/>
-          </w:tcPr>
-          <w:p>
-            <w:pPr>
-              <w:tabs>
-                <w:tab w:val="left" w:pos="1712"/>
-              </w:tabs>
-              <w:jc w:val="both"/>
-              <w:rPr>
-                <w:rFonts w:asciiTheme="majorBidi" w:hAnsiTheme="majorBidi" w:cstheme="majorBidi"/>
-                <w:color w:val="0E2841" w:themeColor="text2"/>
-              </w:rPr>
-            </w:pPr>
-            <w:r>
-              <w:rPr>
-                <w:rFonts w:asciiTheme="majorBidi" w:hAnsiTheme="majorBidi" w:cstheme="majorBidi"/>
-                <w:color w:val="0E2841" w:themeColor="text2"/>
-              </w:rPr>
-              <w:t>Actor Action</w:t>
-            </w:r>
-          </w:p>
-        </w:tc>
-        <w:tc>
-          <w:tcPr>
-            <w:tcW w:w="5763" w:type="dxa"/>
-          </w:tcPr>
-          <w:p>
-            <w:pPr>
-              <w:tabs>
-                <w:tab w:val="left" w:pos="1712"/>
-              </w:tabs>
-              <w:cnfStyle w:val="000000100000" w:firstRow="0" w:lastRow="0" w:firstColumn="0" w:lastColumn="0" w:oddVBand="0" w:evenVBand="0" w:oddHBand="1" w:evenHBand="0" w:firstRowFirstColumn="0" w:firstRowLastColumn="0" w:lastRowFirstColumn="0" w:lastRowLastColumn="0"/>
-              <w:rPr>
-                <w:rFonts w:asciiTheme="majorBidi" w:eastAsiaTheme="majorEastAsia" w:hAnsiTheme="majorBidi" w:cstheme="majorBidi"/>
-                <w:b/>
-                <w:bCs/>
-                <w:color w:val="0F4761" w:themeColor="accent1" w:themeShade="BF"/>
-              </w:rPr>
-            </w:pPr>
-            <w:r>
-              <w:rPr>
-                <w:rFonts w:asciiTheme="majorBidi" w:hAnsiTheme="majorBidi" w:cstheme="majorBidi"/>
-                <w:b/>
-                <w:bCs/>
-              </w:rPr>
-              <w:t>System Response</w:t>
-            </w:r>
-          </w:p>
-        </w:tc>
-      </w:tr>
-      <w:tr>
-        <w:trPr>
-          <w:trHeight w:val="573"/>
-        </w:trPr>
-        <w:tc>
-          <w:tcPr>
-            <w:cnfStyle w:val="001000000000" w:firstRow="0" w:lastRow="0" w:firstColumn="1" w:lastColumn="0" w:oddVBand="0" w:evenVBand="0" w:oddHBand="0" w:evenHBand="0" w:firstRowFirstColumn="0" w:firstRowLastColumn="0" w:lastRowFirstColumn="0" w:lastRowLastColumn="0"/>
-            <w:tcW w:w="3986" w:type="dxa"/>
-          </w:tcPr>
-          <w:p>
-            <w:pPr>
-              <w:tabs>
-                <w:tab w:val="left" w:pos="1712"/>
-              </w:tabs>
-              <w:jc w:val="both"/>
-              <w:rPr>
-                <w:rFonts w:asciiTheme="majorBidi" w:hAnsiTheme="majorBidi" w:cstheme="majorBidi"/>
-              </w:rPr>
-            </w:pPr>
-          </w:p>
-        </w:tc>
-        <w:tc>
-          <w:tcPr>
-            <w:tcW w:w="5763" w:type="dxa"/>
-          </w:tcPr>
-          <w:p>
-            <w:pPr>
-              <w:tabs>
-                <w:tab w:val="left" w:pos="1712"/>
-              </w:tabs>
-              <w:ind w:left="360"/>
-              <w:cnfStyle w:val="000000000000" w:firstRow="0" w:lastRow="0" w:firstColumn="0" w:lastColumn="0" w:oddVBand="0" w:evenVBand="0" w:oddHBand="0" w:evenHBand="0" w:firstRowFirstColumn="0" w:firstRowLastColumn="0" w:lastRowFirstColumn="0" w:lastRowLastColumn="0"/>
-              <w:rPr>
-                <w:rFonts w:asciiTheme="majorBidi" w:eastAsiaTheme="majorEastAsia" w:hAnsiTheme="majorBidi" w:cstheme="majorBidi"/>
-                <w:color w:val="0F4761" w:themeColor="accent1" w:themeShade="BF"/>
-              </w:rPr>
-            </w:pPr>
-          </w:p>
-        </w:tc>
-      </w:tr>
-      <w:tr>
-        <w:trPr>
-          <w:cnfStyle w:val="000000100000" w:firstRow="0" w:lastRow="0" w:firstColumn="0" w:lastColumn="0" w:oddVBand="0" w:evenVBand="0" w:oddHBand="1" w:evenHBand="0" w:firstRowFirstColumn="0" w:firstRowLastColumn="0" w:lastRowFirstColumn="0" w:lastRowLastColumn="0"/>
-          <w:trHeight w:val="573"/>
-        </w:trPr>
-        <w:tc>
-          <w:tcPr>
-            <w:cnfStyle w:val="001000000000" w:firstRow="0" w:lastRow="0" w:firstColumn="1" w:lastColumn="0" w:oddVBand="0" w:evenVBand="0" w:oddHBand="0" w:evenHBand="0" w:firstRowFirstColumn="0" w:firstRowLastColumn="0" w:lastRowFirstColumn="0" w:lastRowLastColumn="0"/>
-            <w:tcW w:w="3986" w:type="dxa"/>
-          </w:tcPr>
-          <w:p>
-            <w:pPr>
-              <w:pStyle w:val="ListParagraph"/>
-              <w:tabs>
-                <w:tab w:val="left" w:pos="1712"/>
-              </w:tabs>
-              <w:jc w:val="both"/>
-              <w:rPr>
-                <w:rFonts w:asciiTheme="majorBidi" w:hAnsiTheme="majorBidi" w:cstheme="majorBidi"/>
-                <w:color w:val="0F4761" w:themeColor="accent1" w:themeShade="BF"/>
-              </w:rPr>
-            </w:pPr>
-          </w:p>
-        </w:tc>
-        <w:tc>
-          <w:tcPr>
-            <w:tcW w:w="5763" w:type="dxa"/>
-          </w:tcPr>
-          <w:p>
-            <w:pPr>
-              <w:tabs>
-                <w:tab w:val="left" w:pos="1712"/>
-              </w:tabs>
-              <w:cnfStyle w:val="000000100000" w:firstRow="0" w:lastRow="0" w:firstColumn="0" w:lastColumn="0" w:oddVBand="0" w:evenVBand="0" w:oddHBand="1" w:evenHBand="0" w:firstRowFirstColumn="0" w:firstRowLastColumn="0" w:lastRowFirstColumn="0" w:lastRowLastColumn="0"/>
-              <w:rPr>
-                <w:rFonts w:asciiTheme="majorBidi" w:eastAsiaTheme="majorEastAsia" w:hAnsiTheme="majorBidi" w:cstheme="majorBidi"/>
-                <w:color w:val="0F4761" w:themeColor="accent1" w:themeShade="BF"/>
-              </w:rPr>
-            </w:pPr>
-          </w:p>
-        </w:tc>
-      </w:tr>
-      <w:tr>
-        <w:trPr>
-          <w:trHeight w:val="573"/>
-        </w:trPr>
-        <w:tc>
-          <w:tcPr>
-            <w:cnfStyle w:val="001000000000" w:firstRow="0" w:lastRow="0" w:firstColumn="1" w:lastColumn="0" w:oddVBand="0" w:evenVBand="0" w:oddHBand="0" w:evenHBand="0" w:firstRowFirstColumn="0" w:firstRowLastColumn="0" w:lastRowFirstColumn="0" w:lastRowLastColumn="0"/>
-            <w:tcW w:w="3986" w:type="dxa"/>
-          </w:tcPr>
-          <w:p>
-            <w:pPr>
-              <w:pStyle w:val="ListParagraph"/>
-              <w:tabs>
-                <w:tab w:val="left" w:pos="1712"/>
-              </w:tabs>
-              <w:jc w:val="both"/>
-              <w:rPr>
-                <w:rFonts w:asciiTheme="majorBidi" w:hAnsiTheme="majorBidi" w:cstheme="majorBidi"/>
-                <w:color w:val="0F4761" w:themeColor="accent1" w:themeShade="BF"/>
-              </w:rPr>
-            </w:pPr>
-          </w:p>
-        </w:tc>
-        <w:tc>
-          <w:tcPr>
-            <w:tcW w:w="5763" w:type="dxa"/>
-          </w:tcPr>
-          <w:p>
-            <w:pPr>
-              <w:pStyle w:val="ListParagraph"/>
-              <w:tabs>
-                <w:tab w:val="left" w:pos="1712"/>
-              </w:tabs>
-              <w:cnfStyle w:val="000000000000" w:firstRow="0" w:lastRow="0" w:firstColumn="0" w:lastColumn="0" w:oddVBand="0" w:evenVBand="0" w:oddHBand="0" w:evenHBand="0" w:firstRowFirstColumn="0" w:firstRowLastColumn="0" w:lastRowFirstColumn="0" w:lastRowLastColumn="0"/>
-              <w:rPr>
-                <w:rFonts w:asciiTheme="majorBidi" w:eastAsiaTheme="majorEastAsia" w:hAnsiTheme="majorBidi" w:cstheme="majorBidi"/>
-                <w:color w:val="0F4761" w:themeColor="accent1" w:themeShade="BF"/>
-              </w:rPr>
-            </w:pPr>
-          </w:p>
-        </w:tc>
-      </w:tr>
-      <w:tr>
-        <w:trPr>
-          <w:cnfStyle w:val="000000100000" w:firstRow="0" w:lastRow="0" w:firstColumn="0" w:lastColumn="0" w:oddVBand="0" w:evenVBand="0" w:oddHBand="1" w:evenHBand="0" w:firstRowFirstColumn="0" w:firstRowLastColumn="0" w:lastRowFirstColumn="0" w:lastRowLastColumn="0"/>
-          <w:trHeight w:val="573"/>
-        </w:trPr>
-        <w:tc>
-          <w:tcPr>
-            <w:cnfStyle w:val="001000000000" w:firstRow="0" w:lastRow="0" w:firstColumn="1" w:lastColumn="0" w:oddVBand="0" w:evenVBand="0" w:oddHBand="0" w:evenHBand="0" w:firstRowFirstColumn="0" w:firstRowLastColumn="0" w:lastRowFirstColumn="0" w:lastRowLastColumn="0"/>
-            <w:tcW w:w="3986" w:type="dxa"/>
-          </w:tcPr>
-          <w:p>
-            <w:pPr>
-              <w:pStyle w:val="ListParagraph"/>
-              <w:tabs>
-                <w:tab w:val="left" w:pos="1712"/>
-              </w:tabs>
-              <w:jc w:val="both"/>
-              <w:rPr>
-                <w:rFonts w:asciiTheme="majorBidi" w:hAnsiTheme="majorBidi" w:cstheme="majorBidi"/>
-                <w:color w:val="0F4761" w:themeColor="accent1" w:themeShade="BF"/>
-              </w:rPr>
-            </w:pPr>
-          </w:p>
-        </w:tc>
-        <w:tc>
-          <w:tcPr>
-            <w:tcW w:w="5763" w:type="dxa"/>
-          </w:tcPr>
-          <w:p>
-            <w:pPr>
-              <w:pStyle w:val="ListParagraph"/>
-              <w:tabs>
-                <w:tab w:val="left" w:pos="1712"/>
-              </w:tabs>
-              <w:cnfStyle w:val="000000100000" w:firstRow="0" w:lastRow="0" w:firstColumn="0" w:lastColumn="0" w:oddVBand="0" w:evenVBand="0" w:oddHBand="1" w:evenHBand="0" w:firstRowFirstColumn="0" w:firstRowLastColumn="0" w:lastRowFirstColumn="0" w:lastRowLastColumn="0"/>
-              <w:rPr>
-                <w:rFonts w:asciiTheme="majorBidi" w:eastAsiaTheme="majorEastAsia" w:hAnsiTheme="majorBidi" w:cstheme="majorBidi"/>
-                <w:color w:val="0F4761" w:themeColor="accent1" w:themeShade="BF"/>
-              </w:rPr>
-            </w:pPr>
-          </w:p>
-        </w:tc>
-      </w:tr>
-      <w:tr>
-        <w:trPr>
-          <w:trHeight w:val="573"/>
-        </w:trPr>
-        <w:tc>
-          <w:tcPr>
-            <w:cnfStyle w:val="001000000000" w:firstRow="0" w:lastRow="0" w:firstColumn="1" w:lastColumn="0" w:oddVBand="0" w:evenVBand="0" w:oddHBand="0" w:evenHBand="0" w:firstRowFirstColumn="0" w:firstRowLastColumn="0" w:lastRowFirstColumn="0" w:lastRowLastColumn="0"/>
-            <w:tcW w:w="3986" w:type="dxa"/>
-          </w:tcPr>
-          <w:p>
-            <w:pPr>
-              <w:tabs>
-                <w:tab w:val="left" w:pos="1712"/>
-              </w:tabs>
-              <w:jc w:val="both"/>
-              <w:rPr>
-                <w:rFonts w:asciiTheme="majorBidi" w:hAnsiTheme="majorBidi" w:cstheme="majorBidi"/>
-                <w:color w:val="0F4761" w:themeColor="accent1" w:themeShade="BF"/>
-              </w:rPr>
-            </w:pPr>
-          </w:p>
-        </w:tc>
-        <w:tc>
-          <w:tcPr>
-            <w:tcW w:w="5763" w:type="dxa"/>
-          </w:tcPr>
-          <w:p>
-            <w:pPr>
-              <w:pStyle w:val="ListParagraph"/>
-              <w:tabs>
-                <w:tab w:val="left" w:pos="1712"/>
-              </w:tabs>
-              <w:cnfStyle w:val="000000000000" w:firstRow="0" w:lastRow="0" w:firstColumn="0" w:lastColumn="0" w:oddVBand="0" w:evenVBand="0" w:oddHBand="0" w:evenHBand="0" w:firstRowFirstColumn="0" w:firstRowLastColumn="0" w:lastRowFirstColumn="0" w:lastRowLastColumn="0"/>
-              <w:rPr>
-                <w:rFonts w:asciiTheme="majorBidi" w:eastAsiaTheme="majorEastAsia" w:hAnsiTheme="majorBidi" w:cstheme="majorBidi"/>
-                <w:color w:val="0F4761" w:themeColor="accent1" w:themeShade="BF"/>
-              </w:rPr>
-            </w:pPr>
-          </w:p>
-        </w:tc>
-      </w:tr>
-      <w:tr>
-        <w:trPr>
-          <w:cnfStyle w:val="000000100000" w:firstRow="0" w:lastRow="0" w:firstColumn="0" w:lastColumn="0" w:oddVBand="0" w:evenVBand="0" w:oddHBand="1" w:evenHBand="0" w:firstRowFirstColumn="0" w:firstRowLastColumn="0" w:lastRowFirstColumn="0" w:lastRowLastColumn="0"/>
-          <w:trHeight w:val="573"/>
-        </w:trPr>
-        <w:tc>
-          <w:tcPr>
-            <w:cnfStyle w:val="001000000000" w:firstRow="0" w:lastRow="0" w:firstColumn="1" w:lastColumn="0" w:oddVBand="0" w:evenVBand="0" w:oddHBand="0" w:evenHBand="0" w:firstRowFirstColumn="0" w:firstRowLastColumn="0" w:lastRowFirstColumn="0" w:lastRowLastColumn="0"/>
-            <w:tcW w:w="9749" w:type="dxa"/>
-            <w:gridSpan w:val="2"/>
-          </w:tcPr>
+          </w:tcPr>
+          <w:p>
+            <w:pPr>
+              <w:tabs>
+                <w:tab w:val="left" w:pos="1712"/>
+              </w:tabs>
+              <w:rPr>
+                <w:rFonts w:asciiTheme="majorBidi" w:hAnsiTheme="majorBidi" w:cstheme="majorBidi"/>
+              </w:rPr>
+            </w:pPr>
+            <w:r>
+              <w:rPr>
+                <w:rFonts w:asciiTheme="majorBidi" w:hAnsiTheme="majorBidi" w:cstheme="majorBidi"/>
+              </w:rPr>
+              <w:lastRenderedPageBreak/>
+              <w:t>Alternative flows:</w:t>
+            </w:r>
+          </w:p>
           <w:p>
             <w:pPr>
               <w:tabs>
@@ -3732,7 +3428,21 @@
               <w:rPr>
                 <w:rFonts w:asciiTheme="majorBidi" w:hAnsiTheme="majorBidi" w:cstheme="majorBidi"/>
               </w:rPr>
-              <w:t>Alternative flows:</w:t>
+              <w:t>3</w:t>
+            </w:r>
+            <w:proofErr w:type="gramStart"/>
+            <w:r>
+              <w:rPr>
+                <w:rFonts w:asciiTheme="majorBidi" w:hAnsiTheme="majorBidi" w:cstheme="majorBidi"/>
+              </w:rPr>
+              <w:t>a.If</w:t>
+            </w:r>
+            <w:proofErr w:type="gramEnd"/>
+            <w:r>
+              <w:rPr>
+                <w:rFonts w:asciiTheme="majorBidi" w:hAnsiTheme="majorBidi" w:cstheme="majorBidi"/>
+              </w:rPr>
+              <w:t xml:space="preserve"> the requested quantity is unavailable, the system informs the salesperson that the quantity is unavailable</w:t>
             </w:r>
           </w:p>
           <w:p>
@@ -3840,7 +3550,7 @@
               <w:rPr>
                 <w:rFonts w:asciiTheme="majorBidi" w:eastAsiaTheme="majorEastAsia" w:hAnsiTheme="majorBidi" w:cstheme="majorBidi"/>
               </w:rPr>
-              <w:t>4</w:t>
+              <w:t>3</w:t>
             </w:r>
           </w:p>
         </w:tc>
@@ -4067,12 +3777,701 @@
                 <w:color w:val="0F4761" w:themeColor="accent1" w:themeShade="BF"/>
               </w:rPr>
             </w:pPr>
+            <w:proofErr w:type="spellStart"/>
             <w:r>
               <w:rPr>
                 <w:rFonts w:asciiTheme="majorBidi" w:hAnsiTheme="majorBidi" w:cstheme="majorBidi"/>
               </w:rPr>
               <w:t>Postconditions</w:t>
             </w:r>
+            <w:proofErr w:type="spellEnd"/>
+          </w:p>
+        </w:tc>
+        <w:tc>
+          <w:tcPr>
+            <w:tcW w:w="5763" w:type="dxa"/>
+          </w:tcPr>
+          <w:p>
+            <w:pPr>
+              <w:pStyle w:val="ListParagraph"/>
+              <w:tabs>
+                <w:tab w:val="left" w:pos="1712"/>
+              </w:tabs>
+              <w:cnfStyle w:val="000000100000" w:firstRow="0" w:lastRow="0" w:firstColumn="0" w:lastColumn="0" w:oddVBand="0" w:evenVBand="0" w:oddHBand="1" w:evenHBand="0" w:firstRowFirstColumn="0" w:firstRowLastColumn="0" w:lastRowFirstColumn="0" w:lastRowLastColumn="0"/>
+              <w:rPr>
+                <w:rFonts w:asciiTheme="majorBidi" w:eastAsiaTheme="majorEastAsia" w:hAnsiTheme="majorBidi" w:cstheme="majorBidi"/>
+                <w:color w:val="0F4761" w:themeColor="accent1" w:themeShade="BF"/>
+              </w:rPr>
+            </w:pPr>
+          </w:p>
+        </w:tc>
+      </w:tr>
+      <w:tr>
+        <w:trPr>
+          <w:trHeight w:val="573"/>
+        </w:trPr>
+        <w:tc>
+          <w:tcPr>
+            <w:cnfStyle w:val="001000000000" w:firstRow="0" w:lastRow="0" w:firstColumn="1" w:lastColumn="0" w:oddVBand="0" w:evenVBand="0" w:oddHBand="0" w:evenHBand="0" w:firstRowFirstColumn="0" w:firstRowLastColumn="0" w:lastRowFirstColumn="0" w:lastRowLastColumn="0"/>
+            <w:tcW w:w="9749" w:type="dxa"/>
+            <w:gridSpan w:val="2"/>
+            <w:shd w:val="clear" w:color="auto" w:fill="0B769F" w:themeFill="accent4" w:themeFillShade="BF"/>
+          </w:tcPr>
+          <w:p>
+            <w:pPr>
+              <w:tabs>
+                <w:tab w:val="left" w:pos="1712"/>
+              </w:tabs>
+              <w:rPr>
+                <w:rFonts w:asciiTheme="majorBidi" w:eastAsiaTheme="majorEastAsia" w:hAnsiTheme="majorBidi" w:cstheme="majorBidi"/>
+                <w:color w:val="0F4761" w:themeColor="accent1" w:themeShade="BF"/>
+              </w:rPr>
+            </w:pPr>
+            <w:r>
+              <w:rPr>
+                <w:rFonts w:asciiTheme="majorBidi" w:hAnsiTheme="majorBidi" w:cstheme="majorBidi"/>
+              </w:rPr>
+              <w:t>Main Success Scenario</w:t>
+            </w:r>
+          </w:p>
+        </w:tc>
+      </w:tr>
+      <w:tr>
+        <w:trPr>
+          <w:cnfStyle w:val="000000100000" w:firstRow="0" w:lastRow="0" w:firstColumn="0" w:lastColumn="0" w:oddVBand="0" w:evenVBand="0" w:oddHBand="1" w:evenHBand="0" w:firstRowFirstColumn="0" w:firstRowLastColumn="0" w:lastRowFirstColumn="0" w:lastRowLastColumn="0"/>
+          <w:trHeight w:val="573"/>
+        </w:trPr>
+        <w:tc>
+          <w:tcPr>
+            <w:cnfStyle w:val="001000000000" w:firstRow="0" w:lastRow="0" w:firstColumn="1" w:lastColumn="0" w:oddVBand="0" w:evenVBand="0" w:oddHBand="0" w:evenHBand="0" w:firstRowFirstColumn="0" w:firstRowLastColumn="0" w:lastRowFirstColumn="0" w:lastRowLastColumn="0"/>
+            <w:tcW w:w="3986" w:type="dxa"/>
+          </w:tcPr>
+          <w:p>
+            <w:pPr>
+              <w:tabs>
+                <w:tab w:val="left" w:pos="1712"/>
+              </w:tabs>
+              <w:jc w:val="both"/>
+              <w:rPr>
+                <w:rFonts w:asciiTheme="majorBidi" w:hAnsiTheme="majorBidi" w:cstheme="majorBidi"/>
+                <w:color w:val="0E2841" w:themeColor="text2"/>
+              </w:rPr>
+            </w:pPr>
+            <w:r>
+              <w:rPr>
+                <w:rFonts w:asciiTheme="majorBidi" w:hAnsiTheme="majorBidi" w:cstheme="majorBidi"/>
+                <w:color w:val="0E2841" w:themeColor="text2"/>
+              </w:rPr>
+              <w:t>Actor Action</w:t>
+            </w:r>
+          </w:p>
+        </w:tc>
+        <w:tc>
+          <w:tcPr>
+            <w:tcW w:w="5763" w:type="dxa"/>
+          </w:tcPr>
+          <w:p>
+            <w:pPr>
+              <w:tabs>
+                <w:tab w:val="left" w:pos="1712"/>
+              </w:tabs>
+              <w:cnfStyle w:val="000000100000" w:firstRow="0" w:lastRow="0" w:firstColumn="0" w:lastColumn="0" w:oddVBand="0" w:evenVBand="0" w:oddHBand="1" w:evenHBand="0" w:firstRowFirstColumn="0" w:firstRowLastColumn="0" w:lastRowFirstColumn="0" w:lastRowLastColumn="0"/>
+              <w:rPr>
+                <w:rFonts w:asciiTheme="majorBidi" w:eastAsiaTheme="majorEastAsia" w:hAnsiTheme="majorBidi" w:cstheme="majorBidi"/>
+                <w:b/>
+                <w:bCs/>
+                <w:color w:val="0F4761" w:themeColor="accent1" w:themeShade="BF"/>
+              </w:rPr>
+            </w:pPr>
+            <w:r>
+              <w:rPr>
+                <w:rFonts w:asciiTheme="majorBidi" w:hAnsiTheme="majorBidi" w:cstheme="majorBidi"/>
+                <w:b/>
+                <w:bCs/>
+              </w:rPr>
+              <w:t>System Response</w:t>
+            </w:r>
+          </w:p>
+        </w:tc>
+      </w:tr>
+      <w:tr>
+        <w:trPr>
+          <w:trHeight w:val="573"/>
+        </w:trPr>
+        <w:tc>
+          <w:tcPr>
+            <w:cnfStyle w:val="001000000000" w:firstRow="0" w:lastRow="0" w:firstColumn="1" w:lastColumn="0" w:oddVBand="0" w:evenVBand="0" w:oddHBand="0" w:evenHBand="0" w:firstRowFirstColumn="0" w:firstRowLastColumn="0" w:lastRowFirstColumn="0" w:lastRowLastColumn="0"/>
+            <w:tcW w:w="3986" w:type="dxa"/>
+          </w:tcPr>
+          <w:p>
+            <w:pPr>
+              <w:tabs>
+                <w:tab w:val="left" w:pos="1712"/>
+              </w:tabs>
+              <w:jc w:val="both"/>
+              <w:rPr>
+                <w:rFonts w:asciiTheme="majorBidi" w:hAnsiTheme="majorBidi" w:cstheme="majorBidi"/>
+              </w:rPr>
+            </w:pPr>
+          </w:p>
+        </w:tc>
+        <w:tc>
+          <w:tcPr>
+            <w:tcW w:w="5763" w:type="dxa"/>
+          </w:tcPr>
+          <w:p>
+            <w:pPr>
+              <w:tabs>
+                <w:tab w:val="left" w:pos="1712"/>
+              </w:tabs>
+              <w:ind w:left="360"/>
+              <w:cnfStyle w:val="000000000000" w:firstRow="0" w:lastRow="0" w:firstColumn="0" w:lastColumn="0" w:oddVBand="0" w:evenVBand="0" w:oddHBand="0" w:evenHBand="0" w:firstRowFirstColumn="0" w:firstRowLastColumn="0" w:lastRowFirstColumn="0" w:lastRowLastColumn="0"/>
+              <w:rPr>
+                <w:rFonts w:asciiTheme="majorBidi" w:eastAsiaTheme="majorEastAsia" w:hAnsiTheme="majorBidi" w:cstheme="majorBidi"/>
+                <w:color w:val="0F4761" w:themeColor="accent1" w:themeShade="BF"/>
+              </w:rPr>
+            </w:pPr>
+          </w:p>
+        </w:tc>
+      </w:tr>
+      <w:tr>
+        <w:trPr>
+          <w:cnfStyle w:val="000000100000" w:firstRow="0" w:lastRow="0" w:firstColumn="0" w:lastColumn="0" w:oddVBand="0" w:evenVBand="0" w:oddHBand="1" w:evenHBand="0" w:firstRowFirstColumn="0" w:firstRowLastColumn="0" w:lastRowFirstColumn="0" w:lastRowLastColumn="0"/>
+          <w:trHeight w:val="573"/>
+        </w:trPr>
+        <w:tc>
+          <w:tcPr>
+            <w:cnfStyle w:val="001000000000" w:firstRow="0" w:lastRow="0" w:firstColumn="1" w:lastColumn="0" w:oddVBand="0" w:evenVBand="0" w:oddHBand="0" w:evenHBand="0" w:firstRowFirstColumn="0" w:firstRowLastColumn="0" w:lastRowFirstColumn="0" w:lastRowLastColumn="0"/>
+            <w:tcW w:w="3986" w:type="dxa"/>
+          </w:tcPr>
+          <w:p>
+            <w:pPr>
+              <w:pStyle w:val="ListParagraph"/>
+              <w:tabs>
+                <w:tab w:val="left" w:pos="1712"/>
+              </w:tabs>
+              <w:jc w:val="both"/>
+              <w:rPr>
+                <w:rFonts w:asciiTheme="majorBidi" w:hAnsiTheme="majorBidi" w:cstheme="majorBidi"/>
+                <w:color w:val="0F4761" w:themeColor="accent1" w:themeShade="BF"/>
+              </w:rPr>
+            </w:pPr>
+          </w:p>
+        </w:tc>
+        <w:tc>
+          <w:tcPr>
+            <w:tcW w:w="5763" w:type="dxa"/>
+          </w:tcPr>
+          <w:p>
+            <w:pPr>
+              <w:tabs>
+                <w:tab w:val="left" w:pos="1712"/>
+              </w:tabs>
+              <w:cnfStyle w:val="000000100000" w:firstRow="0" w:lastRow="0" w:firstColumn="0" w:lastColumn="0" w:oddVBand="0" w:evenVBand="0" w:oddHBand="1" w:evenHBand="0" w:firstRowFirstColumn="0" w:firstRowLastColumn="0" w:lastRowFirstColumn="0" w:lastRowLastColumn="0"/>
+              <w:rPr>
+                <w:rFonts w:asciiTheme="majorBidi" w:eastAsiaTheme="majorEastAsia" w:hAnsiTheme="majorBidi" w:cstheme="majorBidi"/>
+                <w:color w:val="0F4761" w:themeColor="accent1" w:themeShade="BF"/>
+              </w:rPr>
+            </w:pPr>
+          </w:p>
+        </w:tc>
+      </w:tr>
+      <w:tr>
+        <w:trPr>
+          <w:trHeight w:val="573"/>
+        </w:trPr>
+        <w:tc>
+          <w:tcPr>
+            <w:cnfStyle w:val="001000000000" w:firstRow="0" w:lastRow="0" w:firstColumn="1" w:lastColumn="0" w:oddVBand="0" w:evenVBand="0" w:oddHBand="0" w:evenHBand="0" w:firstRowFirstColumn="0" w:firstRowLastColumn="0" w:lastRowFirstColumn="0" w:lastRowLastColumn="0"/>
+            <w:tcW w:w="3986" w:type="dxa"/>
+          </w:tcPr>
+          <w:p>
+            <w:pPr>
+              <w:pStyle w:val="ListParagraph"/>
+              <w:tabs>
+                <w:tab w:val="left" w:pos="1712"/>
+              </w:tabs>
+              <w:jc w:val="both"/>
+              <w:rPr>
+                <w:rFonts w:asciiTheme="majorBidi" w:hAnsiTheme="majorBidi" w:cstheme="majorBidi"/>
+                <w:color w:val="0F4761" w:themeColor="accent1" w:themeShade="BF"/>
+              </w:rPr>
+            </w:pPr>
+          </w:p>
+        </w:tc>
+        <w:tc>
+          <w:tcPr>
+            <w:tcW w:w="5763" w:type="dxa"/>
+          </w:tcPr>
+          <w:p>
+            <w:pPr>
+              <w:pStyle w:val="ListParagraph"/>
+              <w:tabs>
+                <w:tab w:val="left" w:pos="1712"/>
+              </w:tabs>
+              <w:cnfStyle w:val="000000000000" w:firstRow="0" w:lastRow="0" w:firstColumn="0" w:lastColumn="0" w:oddVBand="0" w:evenVBand="0" w:oddHBand="0" w:evenHBand="0" w:firstRowFirstColumn="0" w:firstRowLastColumn="0" w:lastRowFirstColumn="0" w:lastRowLastColumn="0"/>
+              <w:rPr>
+                <w:rFonts w:asciiTheme="majorBidi" w:eastAsiaTheme="majorEastAsia" w:hAnsiTheme="majorBidi" w:cstheme="majorBidi"/>
+                <w:color w:val="0F4761" w:themeColor="accent1" w:themeShade="BF"/>
+              </w:rPr>
+            </w:pPr>
+          </w:p>
+        </w:tc>
+      </w:tr>
+      <w:tr>
+        <w:trPr>
+          <w:cnfStyle w:val="000000100000" w:firstRow="0" w:lastRow="0" w:firstColumn="0" w:lastColumn="0" w:oddVBand="0" w:evenVBand="0" w:oddHBand="1" w:evenHBand="0" w:firstRowFirstColumn="0" w:firstRowLastColumn="0" w:lastRowFirstColumn="0" w:lastRowLastColumn="0"/>
+          <w:trHeight w:val="573"/>
+        </w:trPr>
+        <w:tc>
+          <w:tcPr>
+            <w:cnfStyle w:val="001000000000" w:firstRow="0" w:lastRow="0" w:firstColumn="1" w:lastColumn="0" w:oddVBand="0" w:evenVBand="0" w:oddHBand="0" w:evenHBand="0" w:firstRowFirstColumn="0" w:firstRowLastColumn="0" w:lastRowFirstColumn="0" w:lastRowLastColumn="0"/>
+            <w:tcW w:w="3986" w:type="dxa"/>
+          </w:tcPr>
+          <w:p>
+            <w:pPr>
+              <w:pStyle w:val="ListParagraph"/>
+              <w:tabs>
+                <w:tab w:val="left" w:pos="1712"/>
+              </w:tabs>
+              <w:jc w:val="both"/>
+              <w:rPr>
+                <w:rFonts w:asciiTheme="majorBidi" w:hAnsiTheme="majorBidi" w:cstheme="majorBidi"/>
+                <w:color w:val="0F4761" w:themeColor="accent1" w:themeShade="BF"/>
+              </w:rPr>
+            </w:pPr>
+          </w:p>
+        </w:tc>
+        <w:tc>
+          <w:tcPr>
+            <w:tcW w:w="5763" w:type="dxa"/>
+          </w:tcPr>
+          <w:p>
+            <w:pPr>
+              <w:pStyle w:val="ListParagraph"/>
+              <w:tabs>
+                <w:tab w:val="left" w:pos="1712"/>
+              </w:tabs>
+              <w:cnfStyle w:val="000000100000" w:firstRow="0" w:lastRow="0" w:firstColumn="0" w:lastColumn="0" w:oddVBand="0" w:evenVBand="0" w:oddHBand="1" w:evenHBand="0" w:firstRowFirstColumn="0" w:firstRowLastColumn="0" w:lastRowFirstColumn="0" w:lastRowLastColumn="0"/>
+              <w:rPr>
+                <w:rFonts w:asciiTheme="majorBidi" w:eastAsiaTheme="majorEastAsia" w:hAnsiTheme="majorBidi" w:cstheme="majorBidi"/>
+                <w:color w:val="0F4761" w:themeColor="accent1" w:themeShade="BF"/>
+              </w:rPr>
+            </w:pPr>
+          </w:p>
+        </w:tc>
+      </w:tr>
+      <w:tr>
+        <w:trPr>
+          <w:trHeight w:val="573"/>
+        </w:trPr>
+        <w:tc>
+          <w:tcPr>
+            <w:cnfStyle w:val="001000000000" w:firstRow="0" w:lastRow="0" w:firstColumn="1" w:lastColumn="0" w:oddVBand="0" w:evenVBand="0" w:oddHBand="0" w:evenHBand="0" w:firstRowFirstColumn="0" w:firstRowLastColumn="0" w:lastRowFirstColumn="0" w:lastRowLastColumn="0"/>
+            <w:tcW w:w="3986" w:type="dxa"/>
+          </w:tcPr>
+          <w:p>
+            <w:pPr>
+              <w:tabs>
+                <w:tab w:val="left" w:pos="1712"/>
+              </w:tabs>
+              <w:jc w:val="both"/>
+              <w:rPr>
+                <w:rFonts w:asciiTheme="majorBidi" w:hAnsiTheme="majorBidi" w:cstheme="majorBidi"/>
+                <w:color w:val="0F4761" w:themeColor="accent1" w:themeShade="BF"/>
+              </w:rPr>
+            </w:pPr>
+          </w:p>
+        </w:tc>
+        <w:tc>
+          <w:tcPr>
+            <w:tcW w:w="5763" w:type="dxa"/>
+          </w:tcPr>
+          <w:p>
+            <w:pPr>
+              <w:pStyle w:val="ListParagraph"/>
+              <w:tabs>
+                <w:tab w:val="left" w:pos="1712"/>
+              </w:tabs>
+              <w:cnfStyle w:val="000000000000" w:firstRow="0" w:lastRow="0" w:firstColumn="0" w:lastColumn="0" w:oddVBand="0" w:evenVBand="0" w:oddHBand="0" w:evenHBand="0" w:firstRowFirstColumn="0" w:firstRowLastColumn="0" w:lastRowFirstColumn="0" w:lastRowLastColumn="0"/>
+              <w:rPr>
+                <w:rFonts w:asciiTheme="majorBidi" w:eastAsiaTheme="majorEastAsia" w:hAnsiTheme="majorBidi" w:cstheme="majorBidi"/>
+                <w:color w:val="0F4761" w:themeColor="accent1" w:themeShade="BF"/>
+              </w:rPr>
+            </w:pPr>
+          </w:p>
+        </w:tc>
+      </w:tr>
+      <w:tr>
+        <w:trPr>
+          <w:cnfStyle w:val="000000100000" w:firstRow="0" w:lastRow="0" w:firstColumn="0" w:lastColumn="0" w:oddVBand="0" w:evenVBand="0" w:oddHBand="1" w:evenHBand="0" w:firstRowFirstColumn="0" w:firstRowLastColumn="0" w:lastRowFirstColumn="0" w:lastRowLastColumn="0"/>
+          <w:trHeight w:val="573"/>
+        </w:trPr>
+        <w:tc>
+          <w:tcPr>
+            <w:cnfStyle w:val="001000000000" w:firstRow="0" w:lastRow="0" w:firstColumn="1" w:lastColumn="0" w:oddVBand="0" w:evenVBand="0" w:oddHBand="0" w:evenHBand="0" w:firstRowFirstColumn="0" w:firstRowLastColumn="0" w:lastRowFirstColumn="0" w:lastRowLastColumn="0"/>
+            <w:tcW w:w="9749" w:type="dxa"/>
+            <w:gridSpan w:val="2"/>
+          </w:tcPr>
+          <w:p>
+            <w:pPr>
+              <w:tabs>
+                <w:tab w:val="left" w:pos="1712"/>
+              </w:tabs>
+              <w:rPr>
+                <w:rFonts w:asciiTheme="majorBidi" w:hAnsiTheme="majorBidi" w:cstheme="majorBidi"/>
+                <w:b w:val="0"/>
+                <w:bCs w:val="0"/>
+              </w:rPr>
+            </w:pPr>
+            <w:r>
+              <w:rPr>
+                <w:rFonts w:asciiTheme="majorBidi" w:hAnsiTheme="majorBidi" w:cstheme="majorBidi"/>
+              </w:rPr>
+              <w:lastRenderedPageBreak/>
+              <w:t>Alternative flows:</w:t>
+            </w:r>
+          </w:p>
+          <w:p>
+            <w:pPr>
+              <w:tabs>
+                <w:tab w:val="left" w:pos="1712"/>
+              </w:tabs>
+              <w:rPr>
+                <w:rFonts w:asciiTheme="majorBidi" w:eastAsiaTheme="majorEastAsia" w:hAnsiTheme="majorBidi" w:cstheme="majorBidi"/>
+                <w:color w:val="0F4761" w:themeColor="accent1" w:themeShade="BF"/>
+              </w:rPr>
+            </w:pPr>
+          </w:p>
+        </w:tc>
+      </w:tr>
+    </w:tbl>
+    <w:p/>
+    <w:p/>
+    <w:p/>
+    <w:p/>
+    <w:p/>
+    <w:p/>
+    <w:p/>
+    <w:p/>
+    <w:p/>
+    <w:tbl>
+      <w:tblPr>
+        <w:tblStyle w:val="GridTable5Dark-Accent4"/>
+        <w:tblW w:w="9749" w:type="dxa"/>
+        <w:tblBorders>
+          <w:top w:val="single" w:sz="4" w:space="0" w:color="auto"/>
+          <w:left w:val="single" w:sz="4" w:space="0" w:color="auto"/>
+          <w:bottom w:val="single" w:sz="4" w:space="0" w:color="auto"/>
+          <w:right w:val="single" w:sz="4" w:space="0" w:color="auto"/>
+          <w:insideH w:val="single" w:sz="4" w:space="0" w:color="auto"/>
+          <w:insideV w:val="single" w:sz="4" w:space="0" w:color="auto"/>
+        </w:tblBorders>
+        <w:tblLook w:val="04A0" w:firstRow="1" w:lastRow="0" w:firstColumn="1" w:lastColumn="0" w:noHBand="0" w:noVBand="1"/>
+      </w:tblPr>
+      <w:tblGrid>
+        <w:gridCol w:w="3986"/>
+        <w:gridCol w:w="5763"/>
+      </w:tblGrid>
+      <w:tr>
+        <w:trPr>
+          <w:cnfStyle w:val="100000000000" w:firstRow="1" w:lastRow="0" w:firstColumn="0" w:lastColumn="0" w:oddVBand="0" w:evenVBand="0" w:oddHBand="0" w:evenHBand="0" w:firstRowFirstColumn="0" w:firstRowLastColumn="0" w:lastRowFirstColumn="0" w:lastRowLastColumn="0"/>
+          <w:trHeight w:val="573"/>
+        </w:trPr>
+        <w:tc>
+          <w:tcPr>
+            <w:cnfStyle w:val="001000000000" w:firstRow="0" w:lastRow="0" w:firstColumn="1" w:lastColumn="0" w:oddVBand="0" w:evenVBand="0" w:oddHBand="0" w:evenHBand="0" w:firstRowFirstColumn="0" w:firstRowLastColumn="0" w:lastRowFirstColumn="0" w:lastRowLastColumn="0"/>
+            <w:tcW w:w="3986" w:type="dxa"/>
+            <w:tcBorders>
+              <w:top w:val="none" w:sz="0" w:space="0" w:color="auto"/>
+              <w:left w:val="none" w:sz="0" w:space="0" w:color="auto"/>
+              <w:right w:val="none" w:sz="0" w:space="0" w:color="auto"/>
+            </w:tcBorders>
+          </w:tcPr>
+          <w:p>
+            <w:pPr>
+              <w:tabs>
+                <w:tab w:val="left" w:pos="1712"/>
+              </w:tabs>
+              <w:jc w:val="both"/>
+              <w:rPr>
+                <w:rFonts w:asciiTheme="majorBidi" w:eastAsiaTheme="majorEastAsia" w:hAnsiTheme="majorBidi" w:cstheme="majorBidi"/>
+                <w:color w:val="0F4761" w:themeColor="accent1" w:themeShade="BF"/>
+              </w:rPr>
+            </w:pPr>
+            <w:r>
+              <w:rPr>
+                <w:rFonts w:asciiTheme="majorBidi" w:hAnsiTheme="majorBidi" w:cstheme="majorBidi"/>
+              </w:rPr>
+              <w:t>Use case ID:</w:t>
+            </w:r>
+          </w:p>
+        </w:tc>
+        <w:tc>
+          <w:tcPr>
+            <w:tcW w:w="5763" w:type="dxa"/>
+            <w:tcBorders>
+              <w:top w:val="none" w:sz="0" w:space="0" w:color="auto"/>
+              <w:left w:val="none" w:sz="0" w:space="0" w:color="auto"/>
+              <w:right w:val="none" w:sz="0" w:space="0" w:color="auto"/>
+            </w:tcBorders>
+          </w:tcPr>
+          <w:p>
+            <w:pPr>
+              <w:tabs>
+                <w:tab w:val="left" w:pos="1712"/>
+              </w:tabs>
+              <w:cnfStyle w:val="100000000000" w:firstRow="1" w:lastRow="0" w:firstColumn="0" w:lastColumn="0" w:oddVBand="0" w:evenVBand="0" w:oddHBand="0" w:evenHBand="0" w:firstRowFirstColumn="0" w:firstRowLastColumn="0" w:lastRowFirstColumn="0" w:lastRowLastColumn="0"/>
+              <w:rPr>
+                <w:rFonts w:asciiTheme="majorBidi" w:eastAsiaTheme="majorEastAsia" w:hAnsiTheme="majorBidi" w:cstheme="majorBidi"/>
+                <w:color w:val="0F4761" w:themeColor="accent1" w:themeShade="BF"/>
+              </w:rPr>
+            </w:pPr>
+            <w:r>
+              <w:rPr>
+                <w:rFonts w:asciiTheme="majorBidi" w:eastAsiaTheme="majorEastAsia" w:hAnsiTheme="majorBidi" w:cstheme="majorBidi"/>
+              </w:rPr>
+              <w:t>Sell item UC00</w:t>
+            </w:r>
+            <w:r>
+              <w:rPr>
+                <w:rFonts w:asciiTheme="majorBidi" w:eastAsiaTheme="majorEastAsia" w:hAnsiTheme="majorBidi" w:cstheme="majorBidi"/>
+              </w:rPr>
+              <w:t>4</w:t>
+            </w:r>
+          </w:p>
+        </w:tc>
+      </w:tr>
+      <w:tr>
+        <w:trPr>
+          <w:cnfStyle w:val="000000100000" w:firstRow="0" w:lastRow="0" w:firstColumn="0" w:lastColumn="0" w:oddVBand="0" w:evenVBand="0" w:oddHBand="1" w:evenHBand="0" w:firstRowFirstColumn="0" w:firstRowLastColumn="0" w:lastRowFirstColumn="0" w:lastRowLastColumn="0"/>
+          <w:trHeight w:val="573"/>
+        </w:trPr>
+        <w:tc>
+          <w:tcPr>
+            <w:cnfStyle w:val="001000000000" w:firstRow="0" w:lastRow="0" w:firstColumn="1" w:lastColumn="0" w:oddVBand="0" w:evenVBand="0" w:oddHBand="0" w:evenHBand="0" w:firstRowFirstColumn="0" w:firstRowLastColumn="0" w:lastRowFirstColumn="0" w:lastRowLastColumn="0"/>
+            <w:tcW w:w="3986" w:type="dxa"/>
+            <w:tcBorders>
+              <w:left w:val="none" w:sz="0" w:space="0" w:color="auto"/>
+            </w:tcBorders>
+          </w:tcPr>
+          <w:p>
+            <w:pPr>
+              <w:tabs>
+                <w:tab w:val="left" w:pos="1712"/>
+              </w:tabs>
+              <w:jc w:val="both"/>
+              <w:rPr>
+                <w:rFonts w:asciiTheme="majorBidi" w:eastAsiaTheme="majorEastAsia" w:hAnsiTheme="majorBidi" w:cstheme="majorBidi"/>
+                <w:color w:val="0F4761" w:themeColor="accent1" w:themeShade="BF"/>
+              </w:rPr>
+            </w:pPr>
+            <w:r>
+              <w:rPr>
+                <w:rFonts w:asciiTheme="majorBidi" w:hAnsiTheme="majorBidi" w:cstheme="majorBidi"/>
+              </w:rPr>
+              <w:t>Brief description</w:t>
+            </w:r>
+          </w:p>
+        </w:tc>
+        <w:tc>
+          <w:tcPr>
+            <w:tcW w:w="5763" w:type="dxa"/>
+          </w:tcPr>
+          <w:p>
+            <w:pPr>
+              <w:tabs>
+                <w:tab w:val="left" w:pos="1712"/>
+              </w:tabs>
+              <w:cnfStyle w:val="000000100000" w:firstRow="0" w:lastRow="0" w:firstColumn="0" w:lastColumn="0" w:oddVBand="0" w:evenVBand="0" w:oddHBand="1" w:evenHBand="0" w:firstRowFirstColumn="0" w:firstRowLastColumn="0" w:lastRowFirstColumn="0" w:lastRowLastColumn="0"/>
+              <w:rPr>
+                <w:rFonts w:asciiTheme="majorBidi" w:eastAsiaTheme="majorEastAsia" w:hAnsiTheme="majorBidi" w:cstheme="majorBidi"/>
+                <w:color w:val="0F4761" w:themeColor="accent1" w:themeShade="BF"/>
+              </w:rPr>
+            </w:pPr>
+          </w:p>
+        </w:tc>
+      </w:tr>
+      <w:tr>
+        <w:trPr>
+          <w:trHeight w:val="573"/>
+        </w:trPr>
+        <w:tc>
+          <w:tcPr>
+            <w:cnfStyle w:val="001000000000" w:firstRow="0" w:lastRow="0" w:firstColumn="1" w:lastColumn="0" w:oddVBand="0" w:evenVBand="0" w:oddHBand="0" w:evenHBand="0" w:firstRowFirstColumn="0" w:firstRowLastColumn="0" w:lastRowFirstColumn="0" w:lastRowLastColumn="0"/>
+            <w:tcW w:w="3986" w:type="dxa"/>
+            <w:tcBorders>
+              <w:left w:val="none" w:sz="0" w:space="0" w:color="auto"/>
+            </w:tcBorders>
+          </w:tcPr>
+          <w:p>
+            <w:pPr>
+              <w:tabs>
+                <w:tab w:val="left" w:pos="999"/>
+              </w:tabs>
+              <w:rPr>
+                <w:rFonts w:asciiTheme="majorBidi" w:eastAsiaTheme="majorEastAsia" w:hAnsiTheme="majorBidi" w:cstheme="majorBidi"/>
+                <w:color w:val="0F4761" w:themeColor="accent1" w:themeShade="BF"/>
+              </w:rPr>
+            </w:pPr>
+            <w:r>
+              <w:rPr>
+                <w:rFonts w:asciiTheme="majorBidi" w:hAnsiTheme="majorBidi" w:cstheme="majorBidi"/>
+              </w:rPr>
+              <w:t>Primary actors</w:t>
+            </w:r>
+          </w:p>
+        </w:tc>
+        <w:tc>
+          <w:tcPr>
+            <w:tcW w:w="5763" w:type="dxa"/>
+          </w:tcPr>
+          <w:p>
+            <w:pPr>
+              <w:tabs>
+                <w:tab w:val="left" w:pos="1712"/>
+              </w:tabs>
+              <w:cnfStyle w:val="000000000000" w:firstRow="0" w:lastRow="0" w:firstColumn="0" w:lastColumn="0" w:oddVBand="0" w:evenVBand="0" w:oddHBand="0" w:evenHBand="0" w:firstRowFirstColumn="0" w:firstRowLastColumn="0" w:lastRowFirstColumn="0" w:lastRowLastColumn="0"/>
+              <w:rPr>
+                <w:rFonts w:asciiTheme="majorBidi" w:eastAsiaTheme="majorEastAsia" w:hAnsiTheme="majorBidi" w:cstheme="majorBidi"/>
+                <w:color w:val="0F4761" w:themeColor="accent1" w:themeShade="BF"/>
+              </w:rPr>
+            </w:pPr>
+          </w:p>
+        </w:tc>
+      </w:tr>
+      <w:tr>
+        <w:trPr>
+          <w:cnfStyle w:val="000000100000" w:firstRow="0" w:lastRow="0" w:firstColumn="0" w:lastColumn="0" w:oddVBand="0" w:evenVBand="0" w:oddHBand="1" w:evenHBand="0" w:firstRowFirstColumn="0" w:firstRowLastColumn="0" w:lastRowFirstColumn="0" w:lastRowLastColumn="0"/>
+          <w:trHeight w:val="593"/>
+        </w:trPr>
+        <w:tc>
+          <w:tcPr>
+            <w:cnfStyle w:val="001000000000" w:firstRow="0" w:lastRow="0" w:firstColumn="1" w:lastColumn="0" w:oddVBand="0" w:evenVBand="0" w:oddHBand="0" w:evenHBand="0" w:firstRowFirstColumn="0" w:firstRowLastColumn="0" w:lastRowFirstColumn="0" w:lastRowLastColumn="0"/>
+            <w:tcW w:w="3986" w:type="dxa"/>
+            <w:tcBorders>
+              <w:left w:val="none" w:sz="0" w:space="0" w:color="auto"/>
+            </w:tcBorders>
+          </w:tcPr>
+          <w:p>
+            <w:pPr>
+              <w:tabs>
+                <w:tab w:val="left" w:pos="1712"/>
+              </w:tabs>
+              <w:jc w:val="both"/>
+              <w:rPr>
+                <w:rFonts w:asciiTheme="majorBidi" w:eastAsiaTheme="majorEastAsia" w:hAnsiTheme="majorBidi" w:cstheme="majorBidi"/>
+                <w:color w:val="0F4761" w:themeColor="accent1" w:themeShade="BF"/>
+              </w:rPr>
+            </w:pPr>
+            <w:r>
+              <w:rPr>
+                <w:rFonts w:asciiTheme="majorBidi" w:hAnsiTheme="majorBidi" w:cstheme="majorBidi"/>
+              </w:rPr>
+              <w:t>Trigger</w:t>
+            </w:r>
+          </w:p>
+        </w:tc>
+        <w:tc>
+          <w:tcPr>
+            <w:tcW w:w="5763" w:type="dxa"/>
+          </w:tcPr>
+          <w:p>
+            <w:pPr>
+              <w:tabs>
+                <w:tab w:val="left" w:pos="1712"/>
+              </w:tabs>
+              <w:cnfStyle w:val="000000100000" w:firstRow="0" w:lastRow="0" w:firstColumn="0" w:lastColumn="0" w:oddVBand="0" w:evenVBand="0" w:oddHBand="1" w:evenHBand="0" w:firstRowFirstColumn="0" w:firstRowLastColumn="0" w:lastRowFirstColumn="0" w:lastRowLastColumn="0"/>
+              <w:rPr>
+                <w:rFonts w:asciiTheme="majorBidi" w:eastAsiaTheme="majorEastAsia" w:hAnsiTheme="majorBidi" w:cstheme="majorBidi"/>
+                <w:color w:val="0F4761" w:themeColor="accent1" w:themeShade="BF"/>
+              </w:rPr>
+            </w:pPr>
+          </w:p>
+        </w:tc>
+      </w:tr>
+      <w:tr>
+        <w:trPr>
+          <w:trHeight w:val="573"/>
+        </w:trPr>
+        <w:tc>
+          <w:tcPr>
+            <w:cnfStyle w:val="001000000000" w:firstRow="0" w:lastRow="0" w:firstColumn="1" w:lastColumn="0" w:oddVBand="0" w:evenVBand="0" w:oddHBand="0" w:evenHBand="0" w:firstRowFirstColumn="0" w:firstRowLastColumn="0" w:lastRowFirstColumn="0" w:lastRowLastColumn="0"/>
+            <w:tcW w:w="3986" w:type="dxa"/>
+            <w:tcBorders>
+              <w:left w:val="none" w:sz="0" w:space="0" w:color="auto"/>
+            </w:tcBorders>
+          </w:tcPr>
+          <w:p>
+            <w:pPr>
+              <w:tabs>
+                <w:tab w:val="left" w:pos="1712"/>
+              </w:tabs>
+              <w:jc w:val="both"/>
+              <w:rPr>
+                <w:rFonts w:asciiTheme="majorBidi" w:eastAsiaTheme="majorEastAsia" w:hAnsiTheme="majorBidi" w:cstheme="majorBidi"/>
+                <w:color w:val="0F4761" w:themeColor="accent1" w:themeShade="BF"/>
+              </w:rPr>
+            </w:pPr>
+            <w:r>
+              <w:rPr>
+                <w:rFonts w:asciiTheme="majorBidi" w:hAnsiTheme="majorBidi" w:cstheme="majorBidi"/>
+              </w:rPr>
+              <w:t>Preconditions</w:t>
+            </w:r>
+          </w:p>
+        </w:tc>
+        <w:tc>
+          <w:tcPr>
+            <w:tcW w:w="5763" w:type="dxa"/>
+          </w:tcPr>
+          <w:p>
+            <w:pPr>
+              <w:pStyle w:val="ListParagraph"/>
+              <w:tabs>
+                <w:tab w:val="left" w:pos="1712"/>
+              </w:tabs>
+              <w:cnfStyle w:val="000000000000" w:firstRow="0" w:lastRow="0" w:firstColumn="0" w:lastColumn="0" w:oddVBand="0" w:evenVBand="0" w:oddHBand="0" w:evenHBand="0" w:firstRowFirstColumn="0" w:firstRowLastColumn="0" w:lastRowFirstColumn="0" w:lastRowLastColumn="0"/>
+              <w:rPr>
+                <w:rFonts w:asciiTheme="majorBidi" w:eastAsiaTheme="majorEastAsia" w:hAnsiTheme="majorBidi" w:cstheme="majorBidi"/>
+                <w:color w:val="0F4761" w:themeColor="accent1" w:themeShade="BF"/>
+              </w:rPr>
+            </w:pPr>
+          </w:p>
+        </w:tc>
+      </w:tr>
+      <w:tr>
+        <w:trPr>
+          <w:cnfStyle w:val="000000100000" w:firstRow="0" w:lastRow="0" w:firstColumn="0" w:lastColumn="0" w:oddVBand="0" w:evenVBand="0" w:oddHBand="1" w:evenHBand="0" w:firstRowFirstColumn="0" w:firstRowLastColumn="0" w:lastRowFirstColumn="0" w:lastRowLastColumn="0"/>
+          <w:trHeight w:val="573"/>
+        </w:trPr>
+        <w:tc>
+          <w:tcPr>
+            <w:cnfStyle w:val="001000000000" w:firstRow="0" w:lastRow="0" w:firstColumn="1" w:lastColumn="0" w:oddVBand="0" w:evenVBand="0" w:oddHBand="0" w:evenHBand="0" w:firstRowFirstColumn="0" w:firstRowLastColumn="0" w:lastRowFirstColumn="0" w:lastRowLastColumn="0"/>
+            <w:tcW w:w="3986" w:type="dxa"/>
+            <w:tcBorders>
+              <w:left w:val="none" w:sz="0" w:space="0" w:color="auto"/>
+            </w:tcBorders>
+          </w:tcPr>
+          <w:p>
+            <w:pPr>
+              <w:tabs>
+                <w:tab w:val="left" w:pos="1712"/>
+              </w:tabs>
+              <w:jc w:val="both"/>
+              <w:rPr>
+                <w:rFonts w:asciiTheme="majorBidi" w:eastAsiaTheme="majorEastAsia" w:hAnsiTheme="majorBidi" w:cstheme="majorBidi"/>
+                <w:color w:val="0F4761" w:themeColor="accent1" w:themeShade="BF"/>
+              </w:rPr>
+            </w:pPr>
+            <w:proofErr w:type="spellStart"/>
+            <w:r>
+              <w:rPr>
+                <w:rFonts w:asciiTheme="majorBidi" w:hAnsiTheme="majorBidi" w:cstheme="majorBidi"/>
+              </w:rPr>
+              <w:t>Postconditions</w:t>
+            </w:r>
+            <w:proofErr w:type="spellEnd"/>
           </w:p>
         </w:tc>
         <w:tc>
@@ -4448,25 +4847,24 @@
       <w:pPr>
         <w:pStyle w:val="Heading1"/>
       </w:pPr>
-      <w:bookmarkStart w:id="3" w:name="_Toc241324523"/>
+      <w:bookmarkStart w:id="4" w:name="_Toc241324523"/>
       <w:r>
-        <w:lastRenderedPageBreak/>
         <w:t>Class Diagram:</w:t>
       </w:r>
-      <w:bookmarkEnd w:id="3"/>
+      <w:bookmarkEnd w:id="4"/>
     </w:p>
     <w:p>
       <w:pPr>
         <w:pStyle w:val="Heading1"/>
       </w:pPr>
-      <w:bookmarkStart w:id="4" w:name="_Toc241324524"/>
+      <w:bookmarkStart w:id="5" w:name="_Toc241324524"/>
       <w:r>
         <w:t>GitHub</w:t>
       </w:r>
       <w:r>
         <w:t xml:space="preserve"> </w:t>
       </w:r>
-      <w:bookmarkEnd w:id="4"/>
+      <w:bookmarkEnd w:id="5"/>
       <w:r>
         <w:t>Repository URL:</w:t>
       </w:r>
@@ -4510,7 +4908,7 @@
 </file>
 
 <file path=word/numbering.xml><?xml version="1.0" encoding="utf-8"?>
-<w:numbering xmlns:wpc="http://schemas.microsoft.com/office/word/2010/wordprocessingCanvas" xmlns:cx="http://schemas.microsoft.com/office/drawing/2014/chartex" xmlns:cx1="http://schemas.microsoft.com/office/drawing/2015/9/8/chartex" xmlns:cx2="http://schemas.microsoft.com/office/drawing/2015/10/21/chartex" xmlns:cx3="http://schemas.microsoft.com/office/drawing/2016/5/9/chartex" xmlns:cx4="http://schemas.microsoft.com/office/drawing/2016/5/10/chartex" xmlns:cx5="http://schemas.microsoft.com/office/drawing/2016/5/11/chartex" xmlns:cx6="http://schemas.microsoft.com/office/drawing/2016/5/12/chartex" xmlns:cx7="http://schemas.microsoft.com/office/drawing/2016/5/13/chartex" xmlns:cx8="http://schemas.microsoft.com/office/drawing/2016/5/14/chartex" xmlns:mc="http://schemas.openxmlformats.org/markup-compatibility/2006" xmlns:aink="http://schemas.microsoft.com/office/drawing/2016/ink" xmlns:am3d="http://schemas.microsoft.com/office/drawing/2017/model3d" xmlns:o="urn:schemas-microsoft-com:office:office" xmlns:r="http://schemas.openxmlformats.org/officeDocument/2006/relationships" xmlns:m="http://schemas.openxmlformats.org/officeDocument/2006/math" xmlns:v="urn:schemas-microsoft-com:vml" xmlns:wp14="http://schemas.microsoft.com/office/word/2010/wordprocessingDrawing" xmlns:wp="http://schemas.openxmlformats.org/drawingml/2006/wordprocessingDrawing" xmlns:w10="urn:schemas-microsoft-com:office:word" xmlns:w="http://schemas.openxmlformats.org/wordprocessingml/2006/main" xmlns:w14="http://schemas.microsoft.com/office/word/2010/wordml" xmlns:w15="http://schemas.microsoft.com/office/word/2012/wordml" xmlns:w16cex="http://schemas.microsoft.com/office/word/2018/wordml/cex" xmlns:w16cid="http://schemas.microsoft.com/office/word/2016/wordml/cid" xmlns:w16="http://schemas.microsoft.com/office/word/2018/wordml" xmlns:w16sdtdh="http://schemas.microsoft.com/office/word/2020/wordml/sdtdatahash" xmlns:w16se="http://schemas.microsoft.com/office/word/2015/wordml/symex" xmlns:wpg="http://schemas.microsoft.com/office/word/2010/wordprocessingGroup" xmlns:wpi="http://schemas.microsoft.com/office/word/2010/wordprocessingInk" xmlns:wne="http://schemas.microsoft.com/office/word/2006/wordml" xmlns:wps="http://schemas.microsoft.com/office/word/2010/wordprocessingShape" mc:Ignorable="w14 w15 w16se w16cid w16 w16cex w16sdtdh wp14">
+<w:numbering xmlns:wpc="http://schemas.microsoft.com/office/word/2010/wordprocessingCanvas" xmlns:cx="http://schemas.microsoft.com/office/drawing/2014/chartex" xmlns:cx1="http://schemas.microsoft.com/office/drawing/2015/9/8/chartex" xmlns:mc="http://schemas.openxmlformats.org/markup-compatibility/2006" xmlns:o="urn:schemas-microsoft-com:office:office" xmlns:r="http://schemas.openxmlformats.org/officeDocument/2006/relationships" xmlns:m="http://schemas.openxmlformats.org/officeDocument/2006/math" xmlns:v="urn:schemas-microsoft-com:vml" xmlns:wp14="http://schemas.microsoft.com/office/word/2010/wordprocessingDrawing" xmlns:wp="http://schemas.openxmlformats.org/drawingml/2006/wordprocessingDrawing" xmlns:w10="urn:schemas-microsoft-com:office:word" xmlns:w="http://schemas.openxmlformats.org/wordprocessingml/2006/main" xmlns:w14="http://schemas.microsoft.com/office/word/2010/wordml" xmlns:w15="http://schemas.microsoft.com/office/word/2012/wordml" xmlns:w16se="http://schemas.microsoft.com/office/word/2015/wordml/symex" xmlns:wpg="http://schemas.microsoft.com/office/word/2010/wordprocessingGroup" xmlns:wpi="http://schemas.microsoft.com/office/word/2010/wordprocessingInk" xmlns:wne="http://schemas.microsoft.com/office/word/2006/wordml" xmlns:wps="http://schemas.microsoft.com/office/word/2010/wordprocessingShape" mc:Ignorable="w14 w15 w16se wp14">
   <w:abstractNum w:abstractNumId="0" w15:restartNumberingAfterBreak="0">
     <w:nsid w:val="0DEB2C70"/>
     <w:multiLevelType w:val="hybridMultilevel"/>
@@ -4883,7 +5281,7 @@
 </file>
 
 <file path=word/styles.xml><?xml version="1.0" encoding="utf-8"?>
-<w:styles xmlns:mc="http://schemas.openxmlformats.org/markup-compatibility/2006" xmlns:r="http://schemas.openxmlformats.org/officeDocument/2006/relationships" xmlns:w="http://schemas.openxmlformats.org/wordprocessingml/2006/main" xmlns:w14="http://schemas.microsoft.com/office/word/2010/wordml" xmlns:w15="http://schemas.microsoft.com/office/word/2012/wordml" xmlns:w16cex="http://schemas.microsoft.com/office/word/2018/wordml/cex" xmlns:w16cid="http://schemas.microsoft.com/office/word/2016/wordml/cid" xmlns:w16="http://schemas.microsoft.com/office/word/2018/wordml" xmlns:w16sdtdh="http://schemas.microsoft.com/office/word/2020/wordml/sdtdatahash" xmlns:w16se="http://schemas.microsoft.com/office/word/2015/wordml/symex" mc:Ignorable="w14 w15 w16se w16cid w16 w16cex w16sdtdh">
+<w:styles xmlns:mc="http://schemas.openxmlformats.org/markup-compatibility/2006" xmlns:r="http://schemas.openxmlformats.org/officeDocument/2006/relationships" xmlns:w="http://schemas.openxmlformats.org/wordprocessingml/2006/main" xmlns:w14="http://schemas.microsoft.com/office/word/2010/wordml" xmlns:w15="http://schemas.microsoft.com/office/word/2012/wordml" xmlns:w16se="http://schemas.microsoft.com/office/word/2015/wordml/symex" mc:Ignorable="w14 w15 w16se">
   <w:docDefaults>
     <w:rPrDefault>
       <w:rPr>
@@ -4901,7 +5299,7 @@
       </w:pPr>
     </w:pPrDefault>
   </w:docDefaults>
-  <w:latentStyles w:defLockedState="0" w:defUIPriority="99" w:defSemiHidden="0" w:defUnhideWhenUsed="0" w:defQFormat="0" w:count="376">
+  <w:latentStyles w:defLockedState="0" w:defUIPriority="99" w:defSemiHidden="0" w:defUnhideWhenUsed="0" w:defQFormat="0" w:count="371">
     <w:lsdException w:name="Normal" w:uiPriority="0" w:qFormat="1"/>
     <w:lsdException w:name="heading 1" w:uiPriority="9" w:qFormat="1"/>
     <w:lsdException w:name="heading 2" w:semiHidden="1" w:uiPriority="9" w:unhideWhenUsed="1" w:qFormat="1"/>
@@ -5273,11 +5671,6 @@
     <w:lsdException w:name="List Table 5 Dark Accent 6" w:uiPriority="50"/>
     <w:lsdException w:name="List Table 6 Colorful Accent 6" w:uiPriority="51"/>
     <w:lsdException w:name="List Table 7 Colorful Accent 6" w:uiPriority="52"/>
-    <w:lsdException w:name="Mention" w:semiHidden="1" w:unhideWhenUsed="1"/>
-    <w:lsdException w:name="Smart Hyperlink" w:semiHidden="1" w:unhideWhenUsed="1"/>
-    <w:lsdException w:name="Hashtag" w:semiHidden="1" w:unhideWhenUsed="1"/>
-    <w:lsdException w:name="Unresolved Mention" w:semiHidden="1" w:unhideWhenUsed="1"/>
-    <w:lsdException w:name="Smart Link" w:semiHidden="1" w:unhideWhenUsed="1"/>
   </w:latentStyles>
   <w:style w:type="paragraph" w:default="1" w:styleId="Normal">
     <w:name w:val="Normal"/>
@@ -6011,7 +6404,7 @@
       <w:u w:val="single"/>
     </w:rPr>
   </w:style>
-  <w:style w:type="character" w:styleId="UnresolvedMention">
+  <w:style w:type="character" w:customStyle="1" w:styleId="UnresolvedMention">
     <w:name w:val="Unresolved Mention"/>
     <w:basedOn w:val="DefaultParagraphFont"/>
     <w:uiPriority w:val="99"/>
@@ -6132,6 +6525,34 @@
         <w:shd w:val="clear" w:color="auto" w:fill="95DCF7" w:themeFill="accent4" w:themeFillTint="66"/>
       </w:tcPr>
     </w:tblStylePr>
+  </w:style>
+  <w:style w:type="paragraph" w:styleId="NormalWeb">
+    <w:name w:val="Normal (Web)"/>
+    <w:basedOn w:val="Normal"/>
+    <w:uiPriority w:val="99"/>
+    <w:semiHidden/>
+    <w:unhideWhenUsed/>
+    <w:rsid w:val="00E5574E"/>
+    <w:pPr>
+      <w:spacing w:before="100" w:beforeAutospacing="1" w:after="100" w:afterAutospacing="1" w:line="240" w:lineRule="auto"/>
+    </w:pPr>
+    <w:rPr>
+      <w:rFonts w:ascii="Times New Roman" w:eastAsia="Times New Roman" w:hAnsi="Times New Roman" w:cs="Times New Roman"/>
+      <w:kern w:val="0"/>
+      <w:sz w:val="24"/>
+      <w:szCs w:val="24"/>
+    </w:rPr>
+  </w:style>
+  <w:style w:type="character" w:styleId="Strong">
+    <w:name w:val="Strong"/>
+    <w:basedOn w:val="DefaultParagraphFont"/>
+    <w:uiPriority w:val="22"/>
+    <w:qFormat/>
+    <w:rsid w:val="00E5574E"/>
+    <w:rPr>
+      <w:b/>
+      <w:bCs/>
+    </w:rPr>
   </w:style>
 </w:styles>
 </file>
@@ -6432,18 +6853,15 @@
 </file>
 
 <file path=customXml/item1.xml><?xml version="1.0" encoding="utf-8"?>
-<p:properties xmlns:p="http://schemas.microsoft.com/office/2006/metadata/properties" xmlns:xsi="http://www.w3.org/2001/XMLSchema-instance" xmlns:pc="http://schemas.microsoft.com/office/infopath/2007/PartnerControls">
-  <documentManagement>
-    <_activity xmlns="9210e303-4db0-42ac-b6b8-24500562c8b2" xsi:nil="true"/>
-  </documentManagement>
-</p:properties>
+<?mso-contentType ?>
+<FormTemplates xmlns="http://schemas.microsoft.com/sharepoint/v3/contenttype/forms">
+  <Display>DocumentLibraryForm</Display>
+  <Edit>DocumentLibraryForm</Edit>
+  <New>DocumentLibraryForm</New>
+</FormTemplates>
 </file>
 
 <file path=customXml/item2.xml><?xml version="1.0" encoding="utf-8"?>
-<b:Sources xmlns:b="http://schemas.openxmlformats.org/officeDocument/2006/bibliography" xmlns="http://schemas.openxmlformats.org/officeDocument/2006/bibliography" SelectedStyle="\IEEE2006OfficeOnline.xsl" StyleName="IEEE" Version="2006"/>
-</file>
-
-<file path=customXml/item3.xml><?xml version="1.0" encoding="utf-8"?>
 <ct:contentTypeSchema xmlns:ct="http://schemas.microsoft.com/office/2006/metadata/contentType" xmlns:ma="http://schemas.microsoft.com/office/2006/metadata/properties/metaAttributes" ct:_="" ma:_="" ma:contentTypeName="Document" ma:contentTypeID="0x010100148864BC2EAEDD42BC57B16E4AF06D7C" ma:contentTypeVersion="13" ma:contentTypeDescription="Create a new document." ma:contentTypeScope="" ma:versionID="6941418d34628fd7f6b2f7a2ca92f9bb">
   <xsd:schema xmlns:xsd="http://www.w3.org/2001/XMLSchema" xmlns:xs="http://www.w3.org/2001/XMLSchema" xmlns:p="http://schemas.microsoft.com/office/2006/metadata/properties" xmlns:ns3="9210e303-4db0-42ac-b6b8-24500562c8b2" xmlns:ns4="6b076794-3730-4228-b86a-754f9248d7c7" targetNamespace="http://schemas.microsoft.com/office/2006/metadata/properties" ma:root="true" ma:fieldsID="cbbf47863635f1f2ffb9b7aef809ac31" ns3:_="" ns4:_="">
     <xsd:import namespace="9210e303-4db0-42ac-b6b8-24500562c8b2"/>
@@ -6662,34 +7080,27 @@
 </ct:contentTypeSchema>
 </file>
 
+<file path=customXml/item3.xml><?xml version="1.0" encoding="utf-8"?>
+<p:properties xmlns:p="http://schemas.microsoft.com/office/2006/metadata/properties" xmlns:xsi="http://www.w3.org/2001/XMLSchema-instance" xmlns:pc="http://schemas.microsoft.com/office/infopath/2007/PartnerControls">
+  <documentManagement>
+    <_activity xmlns="9210e303-4db0-42ac-b6b8-24500562c8b2" xsi:nil="true"/>
+  </documentManagement>
+</p:properties>
+</file>
+
 <file path=customXml/item4.xml><?xml version="1.0" encoding="utf-8"?>
-<?mso-contentType ?>
-<FormTemplates xmlns="http://schemas.microsoft.com/sharepoint/v3/contenttype/forms">
-  <Display>DocumentLibraryForm</Display>
-  <Edit>DocumentLibraryForm</Edit>
-  <New>DocumentLibraryForm</New>
-</FormTemplates>
+<b:Sources xmlns:b="http://schemas.openxmlformats.org/officeDocument/2006/bibliography" xmlns="http://schemas.openxmlformats.org/officeDocument/2006/bibliography" SelectedStyle="\IEEE2006OfficeOnline.xsl" StyleName="IEEE" Version="2006"/>
 </file>
 
 <file path=customXml/itemProps1.xml><?xml version="1.0" encoding="utf-8"?>
-<ds:datastoreItem xmlns:ds="http://schemas.openxmlformats.org/officeDocument/2006/customXml" ds:itemID="{67E724C4-35CF-4029-B68D-73D6026A3A33}">
+<ds:datastoreItem xmlns:ds="http://schemas.openxmlformats.org/officeDocument/2006/customXml" ds:itemID="{A41FD3EE-FE10-48DC-BCB0-EB1F55367212}">
   <ds:schemaRefs>
-    <ds:schemaRef ds:uri="http://schemas.microsoft.com/office/2006/metadata/properties"/>
-    <ds:schemaRef ds:uri="http://schemas.microsoft.com/office/infopath/2007/PartnerControls"/>
-    <ds:schemaRef ds:uri="9210e303-4db0-42ac-b6b8-24500562c8b2"/>
+    <ds:schemaRef ds:uri="http://schemas.microsoft.com/sharepoint/v3/contenttype/forms"/>
   </ds:schemaRefs>
 </ds:datastoreItem>
 </file>
 
 <file path=customXml/itemProps2.xml><?xml version="1.0" encoding="utf-8"?>
-<ds:datastoreItem xmlns:ds="http://schemas.openxmlformats.org/officeDocument/2006/customXml" ds:itemID="{5FCBA94C-8CB9-4B39-8A30-3DCC5E968D89}">
-  <ds:schemaRefs>
-    <ds:schemaRef ds:uri="http://schemas.openxmlformats.org/officeDocument/2006/bibliography"/>
-  </ds:schemaRefs>
-</ds:datastoreItem>
-</file>
-
-<file path=customXml/itemProps3.xml><?xml version="1.0" encoding="utf-8"?>
 <ds:datastoreItem xmlns:ds="http://schemas.openxmlformats.org/officeDocument/2006/customXml" ds:itemID="{E75EF819-2D7E-4D59-9C95-857028C31781}">
   <ds:schemaRefs>
     <ds:schemaRef ds:uri="http://schemas.microsoft.com/office/2006/metadata/contentType"/>
@@ -6708,10 +7119,20 @@
 </ds:datastoreItem>
 </file>
 
+<file path=customXml/itemProps3.xml><?xml version="1.0" encoding="utf-8"?>
+<ds:datastoreItem xmlns:ds="http://schemas.openxmlformats.org/officeDocument/2006/customXml" ds:itemID="{67E724C4-35CF-4029-B68D-73D6026A3A33}">
+  <ds:schemaRefs>
+    <ds:schemaRef ds:uri="http://schemas.microsoft.com/office/2006/metadata/properties"/>
+    <ds:schemaRef ds:uri="http://schemas.microsoft.com/office/infopath/2007/PartnerControls"/>
+    <ds:schemaRef ds:uri="9210e303-4db0-42ac-b6b8-24500562c8b2"/>
+  </ds:schemaRefs>
+</ds:datastoreItem>
+</file>
+
 <file path=customXml/itemProps4.xml><?xml version="1.0" encoding="utf-8"?>
-<ds:datastoreItem xmlns:ds="http://schemas.openxmlformats.org/officeDocument/2006/customXml" ds:itemID="{A41FD3EE-FE10-48DC-BCB0-EB1F55367212}">
+<ds:datastoreItem xmlns:ds="http://schemas.openxmlformats.org/officeDocument/2006/customXml" ds:itemID="{FDCD4CC9-BE53-4169-BE5A-BE954EC573EF}">
   <ds:schemaRefs>
-    <ds:schemaRef ds:uri="http://schemas.microsoft.com/sharepoint/v3/contenttype/forms"/>
+    <ds:schemaRef ds:uri="http://schemas.openxmlformats.org/officeDocument/2006/bibliography"/>
   </ds:schemaRefs>
 </ds:datastoreItem>
 </file>
--- a/mileston 1/MILESTON1-REPORT.docx
+++ b/mileston 1/MILESTON1-REPORT.docx
@@ -1,6 +1,6 @@
 
 <file path=word/document.xml><?xml version="1.0" encoding="utf-8"?>
-<w:document xmlns:wpc="http://schemas.microsoft.com/office/word/2010/wordprocessingCanvas" xmlns:cx="http://schemas.microsoft.com/office/drawing/2014/chartex" xmlns:cx1="http://schemas.microsoft.com/office/drawing/2015/9/8/chartex" xmlns:mc="http://schemas.openxmlformats.org/markup-compatibility/2006" xmlns:o="urn:schemas-microsoft-com:office:office" xmlns:r="http://schemas.openxmlformats.org/officeDocument/2006/relationships" xmlns:m="http://schemas.openxmlformats.org/officeDocument/2006/math" xmlns:v="urn:schemas-microsoft-com:vml" xmlns:wp14="http://schemas.microsoft.com/office/word/2010/wordprocessingDrawing" xmlns:wp="http://schemas.openxmlformats.org/drawingml/2006/wordprocessingDrawing" xmlns:w10="urn:schemas-microsoft-com:office:word" xmlns:w="http://schemas.openxmlformats.org/wordprocessingml/2006/main" xmlns:w14="http://schemas.microsoft.com/office/word/2010/wordml" xmlns:w15="http://schemas.microsoft.com/office/word/2012/wordml" xmlns:w16se="http://schemas.microsoft.com/office/word/2015/wordml/symex" xmlns:wpg="http://schemas.microsoft.com/office/word/2010/wordprocessingGroup" xmlns:wpi="http://schemas.microsoft.com/office/word/2010/wordprocessingInk" xmlns:wne="http://schemas.microsoft.com/office/word/2006/wordml" xmlns:wps="http://schemas.microsoft.com/office/word/2010/wordprocessingShape" mc:Ignorable="w14 w15 w16se wp14">
+<w:document xmlns:wpc="http://schemas.microsoft.com/office/word/2010/wordprocessingCanvas" xmlns:cx="http://schemas.microsoft.com/office/drawing/2014/chartex" xmlns:cx1="http://schemas.microsoft.com/office/drawing/2015/9/8/chartex" xmlns:cx2="http://schemas.microsoft.com/office/drawing/2015/10/21/chartex" xmlns:cx3="http://schemas.microsoft.com/office/drawing/2016/5/9/chartex" xmlns:cx4="http://schemas.microsoft.com/office/drawing/2016/5/10/chartex" xmlns:cx5="http://schemas.microsoft.com/office/drawing/2016/5/11/chartex" xmlns:cx6="http://schemas.microsoft.com/office/drawing/2016/5/12/chartex" xmlns:cx7="http://schemas.microsoft.com/office/drawing/2016/5/13/chartex" xmlns:cx8="http://schemas.microsoft.com/office/drawing/2016/5/14/chartex" xmlns:mc="http://schemas.openxmlformats.org/markup-compatibility/2006" xmlns:aink="http://schemas.microsoft.com/office/drawing/2016/ink" xmlns:am3d="http://schemas.microsoft.com/office/drawing/2017/model3d" xmlns:o="urn:schemas-microsoft-com:office:office" xmlns:r="http://schemas.openxmlformats.org/officeDocument/2006/relationships" xmlns:m="http://schemas.openxmlformats.org/officeDocument/2006/math" xmlns:v="urn:schemas-microsoft-com:vml" xmlns:wp14="http://schemas.microsoft.com/office/word/2010/wordprocessingDrawing" xmlns:wp="http://schemas.openxmlformats.org/drawingml/2006/wordprocessingDrawing" xmlns:w10="urn:schemas-microsoft-com:office:word" xmlns:w="http://schemas.openxmlformats.org/wordprocessingml/2006/main" xmlns:w14="http://schemas.microsoft.com/office/word/2010/wordml" xmlns:w15="http://schemas.microsoft.com/office/word/2012/wordml" xmlns:w16cex="http://schemas.microsoft.com/office/word/2018/wordml/cex" xmlns:w16cid="http://schemas.microsoft.com/office/word/2016/wordml/cid" xmlns:w16="http://schemas.microsoft.com/office/word/2018/wordml" xmlns:w16sdtdh="http://schemas.microsoft.com/office/word/2020/wordml/sdtdatahash" xmlns:w16se="http://schemas.microsoft.com/office/word/2015/wordml/symex" xmlns:wpg="http://schemas.microsoft.com/office/word/2010/wordprocessingGroup" xmlns:wpi="http://schemas.microsoft.com/office/word/2010/wordprocessingInk" xmlns:wne="http://schemas.microsoft.com/office/word/2006/wordml" xmlns:wps="http://schemas.microsoft.com/office/word/2010/wordprocessingShape" mc:Ignorable="w14 w15 w16se w16cid w16 w16cex w16sdtdh wp14">
   <w:body>
     <w:p>
       <w:pPr>
@@ -433,34 +433,14 @@
                 <w:szCs w:val="32"/>
               </w:rPr>
             </w:pPr>
-            <w:proofErr w:type="spellStart"/>
             <w:r>
               <w:rPr>
                 <w:rFonts w:asciiTheme="majorBidi" w:hAnsiTheme="majorBidi" w:cstheme="majorBidi"/>
                 <w:sz w:val="32"/>
                 <w:szCs w:val="32"/>
               </w:rPr>
-              <w:t>Shaima</w:t>
-            </w:r>
-            <w:proofErr w:type="spellEnd"/>
-            <w:r>
-              <w:rPr>
-                <w:rFonts w:asciiTheme="majorBidi" w:hAnsiTheme="majorBidi" w:cstheme="majorBidi"/>
-                <w:sz w:val="32"/>
-                <w:szCs w:val="32"/>
-              </w:rPr>
-              <w:t xml:space="preserve"> Al-</w:t>
-            </w:r>
-            <w:proofErr w:type="spellStart"/>
-            <w:r>
-              <w:rPr>
-                <w:rFonts w:asciiTheme="majorBidi" w:hAnsiTheme="majorBidi" w:cstheme="majorBidi"/>
-                <w:sz w:val="32"/>
-                <w:szCs w:val="32"/>
-              </w:rPr>
-              <w:t>Sayadi</w:t>
-            </w:r>
-            <w:proofErr w:type="spellEnd"/>
+              <w:t>Shaima Al-Sayadi</w:t>
+            </w:r>
           </w:p>
         </w:tc>
         <w:tc>
@@ -1793,14 +1773,12 @@
                 <w:color w:val="0F4761" w:themeColor="accent1" w:themeShade="BF"/>
               </w:rPr>
             </w:pPr>
-            <w:proofErr w:type="spellStart"/>
             <w:r>
               <w:rPr>
                 <w:rFonts w:asciiTheme="majorBidi" w:hAnsiTheme="majorBidi" w:cstheme="majorBidi"/>
               </w:rPr>
               <w:t>Postconditions</w:t>
             </w:r>
-            <w:proofErr w:type="spellEnd"/>
           </w:p>
         </w:tc>
         <w:tc>
@@ -2311,7 +2289,6 @@
               <w:t>2.</w:t>
             </w:r>
             <w:proofErr w:type="spellStart"/>
-            <w:proofErr w:type="gramStart"/>
             <w:r>
               <w:rPr>
                 <w:rFonts w:asciiTheme="majorBidi" w:hAnsiTheme="majorBidi" w:cstheme="majorBidi"/>
@@ -2319,7 +2296,6 @@
               <w:t>a</w:t>
             </w:r>
             <w:proofErr w:type="spellEnd"/>
-            <w:proofErr w:type="gramEnd"/>
             <w:r>
               <w:rPr>
                 <w:rFonts w:asciiTheme="majorBidi" w:hAnsiTheme="majorBidi" w:cstheme="majorBidi"/>
@@ -2400,7 +2376,6 @@
               <w:t>4.</w:t>
             </w:r>
             <w:proofErr w:type="spellStart"/>
-            <w:proofErr w:type="gramStart"/>
             <w:r>
               <w:rPr>
                 <w:rFonts w:asciiTheme="majorBidi" w:hAnsiTheme="majorBidi" w:cstheme="majorBidi"/>
@@ -2408,7 +2383,6 @@
               <w:t>a</w:t>
             </w:r>
             <w:proofErr w:type="spellEnd"/>
-            <w:proofErr w:type="gramEnd"/>
             <w:r>
               <w:rPr>
                 <w:rFonts w:asciiTheme="majorBidi" w:hAnsiTheme="majorBidi" w:cstheme="majorBidi"/>
@@ -2849,14 +2823,12 @@
                 <w:color w:val="0F4761" w:themeColor="accent1" w:themeShade="BF"/>
               </w:rPr>
             </w:pPr>
-            <w:proofErr w:type="spellStart"/>
             <w:r>
               <w:rPr>
                 <w:rFonts w:asciiTheme="majorBidi" w:hAnsiTheme="majorBidi" w:cstheme="majorBidi"/>
               </w:rPr>
               <w:t>Postconditions</w:t>
             </w:r>
-            <w:proofErr w:type="spellEnd"/>
           </w:p>
         </w:tc>
         <w:tc>
@@ -2975,8 +2947,6 @@
               </w:rPr>
               <w:t>Actor Action</w:t>
             </w:r>
-            <w:bookmarkStart w:id="3" w:name="_GoBack"/>
-            <w:bookmarkEnd w:id="3"/>
           </w:p>
         </w:tc>
         <w:tc>
@@ -3042,25 +3012,7 @@
               <w:rPr>
                 <w:rFonts w:asciiTheme="majorBidi" w:hAnsiTheme="majorBidi" w:cstheme="majorBidi"/>
               </w:rPr>
-              <w:t>the</w:t>
-            </w:r>
-            <w:r>
-              <w:rPr>
-                <w:rFonts w:asciiTheme="majorBidi" w:hAnsiTheme="majorBidi" w:cstheme="majorBidi"/>
-              </w:rPr>
-              <w:t xml:space="preserve"> quantity </w:t>
-            </w:r>
-            <w:r>
-              <w:rPr>
-                <w:rFonts w:asciiTheme="majorBidi" w:hAnsiTheme="majorBidi" w:cstheme="majorBidi"/>
-              </w:rPr>
-              <w:t>being</w:t>
-            </w:r>
-            <w:r>
-              <w:rPr>
-                <w:rFonts w:asciiTheme="majorBidi" w:hAnsiTheme="majorBidi" w:cstheme="majorBidi"/>
-              </w:rPr>
-              <w:t xml:space="preserve"> purchased</w:t>
+              <w:t>the quantity being purchased</w:t>
             </w:r>
           </w:p>
         </w:tc>
@@ -3544,13 +3496,13 @@
               <w:rPr>
                 <w:rFonts w:asciiTheme="majorBidi" w:eastAsiaTheme="majorEastAsia" w:hAnsiTheme="majorBidi" w:cstheme="majorBidi"/>
               </w:rPr>
-              <w:t>Sell item UC00</w:t>
-            </w:r>
-            <w:r>
-              <w:rPr>
-                <w:rFonts w:asciiTheme="majorBidi" w:eastAsiaTheme="majorEastAsia" w:hAnsiTheme="majorBidi" w:cstheme="majorBidi"/>
-              </w:rPr>
-              <w:t>3</w:t>
+              <w:t>Re</w:t>
+            </w:r>
+            <w:r>
+              <w:rPr>
+                <w:rFonts w:asciiTheme="majorBidi" w:eastAsiaTheme="majorEastAsia" w:hAnsiTheme="majorBidi" w:cstheme="majorBidi"/>
+              </w:rPr>
+              <w:t>placement</w:t>
             </w:r>
           </w:p>
         </w:tc>
@@ -3777,14 +3729,12 @@
                 <w:color w:val="0F4761" w:themeColor="accent1" w:themeShade="BF"/>
               </w:rPr>
             </w:pPr>
-            <w:proofErr w:type="spellStart"/>
             <w:r>
               <w:rPr>
                 <w:rFonts w:asciiTheme="majorBidi" w:hAnsiTheme="majorBidi" w:cstheme="majorBidi"/>
               </w:rPr>
               <w:t>Postconditions</w:t>
             </w:r>
-            <w:proofErr w:type="spellEnd"/>
           </w:p>
         </w:tc>
         <w:tc>
@@ -4231,13 +4181,13 @@
               <w:rPr>
                 <w:rFonts w:asciiTheme="majorBidi" w:eastAsiaTheme="majorEastAsia" w:hAnsiTheme="majorBidi" w:cstheme="majorBidi"/>
               </w:rPr>
-              <w:t>Sell item UC00</w:t>
-            </w:r>
-            <w:r>
-              <w:rPr>
-                <w:rFonts w:asciiTheme="majorBidi" w:eastAsiaTheme="majorEastAsia" w:hAnsiTheme="majorBidi" w:cstheme="majorBidi"/>
-              </w:rPr>
-              <w:t>4</w:t>
+              <w:t>Track exp</w:t>
+            </w:r>
+            <w:r>
+              <w:rPr>
+                <w:rFonts w:asciiTheme="majorBidi" w:eastAsiaTheme="majorEastAsia" w:hAnsiTheme="majorBidi" w:cstheme="majorBidi"/>
+              </w:rPr>
+              <w:t>iration</w:t>
             </w:r>
           </w:p>
         </w:tc>
@@ -4464,14 +4414,12 @@
                 <w:color w:val="0F4761" w:themeColor="accent1" w:themeShade="BF"/>
               </w:rPr>
             </w:pPr>
-            <w:proofErr w:type="spellStart"/>
             <w:r>
               <w:rPr>
                 <w:rFonts w:asciiTheme="majorBidi" w:hAnsiTheme="majorBidi" w:cstheme="majorBidi"/>
               </w:rPr>
               <w:t>Postconditions</w:t>
             </w:r>
-            <w:proofErr w:type="spellEnd"/>
           </w:p>
         </w:tc>
         <w:tc>
@@ -4847,24 +4795,24 @@
       <w:pPr>
         <w:pStyle w:val="Heading1"/>
       </w:pPr>
-      <w:bookmarkStart w:id="4" w:name="_Toc241324523"/>
+      <w:bookmarkStart w:id="3" w:name="_Toc241324523"/>
       <w:r>
         <w:t>Class Diagram:</w:t>
       </w:r>
-      <w:bookmarkEnd w:id="4"/>
+      <w:bookmarkEnd w:id="3"/>
     </w:p>
     <w:p>
       <w:pPr>
         <w:pStyle w:val="Heading1"/>
       </w:pPr>
-      <w:bookmarkStart w:id="5" w:name="_Toc241324524"/>
+      <w:bookmarkStart w:id="4" w:name="_Toc241324524"/>
       <w:r>
         <w:t>GitHub</w:t>
       </w:r>
       <w:r>
         <w:t xml:space="preserve"> </w:t>
       </w:r>
-      <w:bookmarkEnd w:id="5"/>
+      <w:bookmarkEnd w:id="4"/>
       <w:r>
         <w:t>Repository URL:</w:t>
       </w:r>
@@ -4908,7 +4856,7 @@
 </file>
 
 <file path=word/numbering.xml><?xml version="1.0" encoding="utf-8"?>
-<w:numbering xmlns:wpc="http://schemas.microsoft.com/office/word/2010/wordprocessingCanvas" xmlns:cx="http://schemas.microsoft.com/office/drawing/2014/chartex" xmlns:cx1="http://schemas.microsoft.com/office/drawing/2015/9/8/chartex" xmlns:mc="http://schemas.openxmlformats.org/markup-compatibility/2006" xmlns:o="urn:schemas-microsoft-com:office:office" xmlns:r="http://schemas.openxmlformats.org/officeDocument/2006/relationships" xmlns:m="http://schemas.openxmlformats.org/officeDocument/2006/math" xmlns:v="urn:schemas-microsoft-com:vml" xmlns:wp14="http://schemas.microsoft.com/office/word/2010/wordprocessingDrawing" xmlns:wp="http://schemas.openxmlformats.org/drawingml/2006/wordprocessingDrawing" xmlns:w10="urn:schemas-microsoft-com:office:word" xmlns:w="http://schemas.openxmlformats.org/wordprocessingml/2006/main" xmlns:w14="http://schemas.microsoft.com/office/word/2010/wordml" xmlns:w15="http://schemas.microsoft.com/office/word/2012/wordml" xmlns:w16se="http://schemas.microsoft.com/office/word/2015/wordml/symex" xmlns:wpg="http://schemas.microsoft.com/office/word/2010/wordprocessingGroup" xmlns:wpi="http://schemas.microsoft.com/office/word/2010/wordprocessingInk" xmlns:wne="http://schemas.microsoft.com/office/word/2006/wordml" xmlns:wps="http://schemas.microsoft.com/office/word/2010/wordprocessingShape" mc:Ignorable="w14 w15 w16se wp14">
+<w:numbering xmlns:wpc="http://schemas.microsoft.com/office/word/2010/wordprocessingCanvas" xmlns:cx="http://schemas.microsoft.com/office/drawing/2014/chartex" xmlns:cx1="http://schemas.microsoft.com/office/drawing/2015/9/8/chartex" xmlns:cx2="http://schemas.microsoft.com/office/drawing/2015/10/21/chartex" xmlns:cx3="http://schemas.microsoft.com/office/drawing/2016/5/9/chartex" xmlns:cx4="http://schemas.microsoft.com/office/drawing/2016/5/10/chartex" xmlns:cx5="http://schemas.microsoft.com/office/drawing/2016/5/11/chartex" xmlns:cx6="http://schemas.microsoft.com/office/drawing/2016/5/12/chartex" xmlns:cx7="http://schemas.microsoft.com/office/drawing/2016/5/13/chartex" xmlns:cx8="http://schemas.microsoft.com/office/drawing/2016/5/14/chartex" xmlns:mc="http://schemas.openxmlformats.org/markup-compatibility/2006" xmlns:aink="http://schemas.microsoft.com/office/drawing/2016/ink" xmlns:am3d="http://schemas.microsoft.com/office/drawing/2017/model3d" xmlns:o="urn:schemas-microsoft-com:office:office" xmlns:r="http://schemas.openxmlformats.org/officeDocument/2006/relationships" xmlns:m="http://schemas.openxmlformats.org/officeDocument/2006/math" xmlns:v="urn:schemas-microsoft-com:vml" xmlns:wp14="http://schemas.microsoft.com/office/word/2010/wordprocessingDrawing" xmlns:wp="http://schemas.openxmlformats.org/drawingml/2006/wordprocessingDrawing" xmlns:w10="urn:schemas-microsoft-com:office:word" xmlns:w="http://schemas.openxmlformats.org/wordprocessingml/2006/main" xmlns:w14="http://schemas.microsoft.com/office/word/2010/wordml" xmlns:w15="http://schemas.microsoft.com/office/word/2012/wordml" xmlns:w16cex="http://schemas.microsoft.com/office/word/2018/wordml/cex" xmlns:w16cid="http://schemas.microsoft.com/office/word/2016/wordml/cid" xmlns:w16="http://schemas.microsoft.com/office/word/2018/wordml" xmlns:w16sdtdh="http://schemas.microsoft.com/office/word/2020/wordml/sdtdatahash" xmlns:w16se="http://schemas.microsoft.com/office/word/2015/wordml/symex" xmlns:wpg="http://schemas.microsoft.com/office/word/2010/wordprocessingGroup" xmlns:wpi="http://schemas.microsoft.com/office/word/2010/wordprocessingInk" xmlns:wne="http://schemas.microsoft.com/office/word/2006/wordml" xmlns:wps="http://schemas.microsoft.com/office/word/2010/wordprocessingShape" mc:Ignorable="w14 w15 w16se w16cid w16 w16cex w16sdtdh wp14">
   <w:abstractNum w:abstractNumId="0" w15:restartNumberingAfterBreak="0">
     <w:nsid w:val="0DEB2C70"/>
     <w:multiLevelType w:val="hybridMultilevel"/>
@@ -5281,7 +5229,7 @@
 </file>
 
 <file path=word/styles.xml><?xml version="1.0" encoding="utf-8"?>
-<w:styles xmlns:mc="http://schemas.openxmlformats.org/markup-compatibility/2006" xmlns:r="http://schemas.openxmlformats.org/officeDocument/2006/relationships" xmlns:w="http://schemas.openxmlformats.org/wordprocessingml/2006/main" xmlns:w14="http://schemas.microsoft.com/office/word/2010/wordml" xmlns:w15="http://schemas.microsoft.com/office/word/2012/wordml" xmlns:w16se="http://schemas.microsoft.com/office/word/2015/wordml/symex" mc:Ignorable="w14 w15 w16se">
+<w:styles xmlns:mc="http://schemas.openxmlformats.org/markup-compatibility/2006" xmlns:r="http://schemas.openxmlformats.org/officeDocument/2006/relationships" xmlns:w="http://schemas.openxmlformats.org/wordprocessingml/2006/main" xmlns:w14="http://schemas.microsoft.com/office/word/2010/wordml" xmlns:w15="http://schemas.microsoft.com/office/word/2012/wordml" xmlns:w16cex="http://schemas.microsoft.com/office/word/2018/wordml/cex" xmlns:w16cid="http://schemas.microsoft.com/office/word/2016/wordml/cid" xmlns:w16="http://schemas.microsoft.com/office/word/2018/wordml" xmlns:w16sdtdh="http://schemas.microsoft.com/office/word/2020/wordml/sdtdatahash" xmlns:w16se="http://schemas.microsoft.com/office/word/2015/wordml/symex" mc:Ignorable="w14 w15 w16se w16cid w16 w16cex w16sdtdh">
   <w:docDefaults>
     <w:rPrDefault>
       <w:rPr>
@@ -5299,7 +5247,7 @@
       </w:pPr>
     </w:pPrDefault>
   </w:docDefaults>
-  <w:latentStyles w:defLockedState="0" w:defUIPriority="99" w:defSemiHidden="0" w:defUnhideWhenUsed="0" w:defQFormat="0" w:count="371">
+  <w:latentStyles w:defLockedState="0" w:defUIPriority="99" w:defSemiHidden="0" w:defUnhideWhenUsed="0" w:defQFormat="0" w:count="376">
     <w:lsdException w:name="Normal" w:uiPriority="0" w:qFormat="1"/>
     <w:lsdException w:name="heading 1" w:uiPriority="9" w:qFormat="1"/>
     <w:lsdException w:name="heading 2" w:semiHidden="1" w:uiPriority="9" w:unhideWhenUsed="1" w:qFormat="1"/>
@@ -5405,7 +5353,6 @@
     <w:lsdException w:name="HTML Sample" w:semiHidden="1" w:unhideWhenUsed="1"/>
     <w:lsdException w:name="HTML Typewriter" w:semiHidden="1" w:unhideWhenUsed="1"/>
     <w:lsdException w:name="HTML Variable" w:semiHidden="1" w:unhideWhenUsed="1"/>
-    <w:lsdException w:name="Normal Table" w:semiHidden="1" w:unhideWhenUsed="1"/>
     <w:lsdException w:name="annotation subject" w:semiHidden="1" w:unhideWhenUsed="1"/>
     <w:lsdException w:name="No List" w:semiHidden="1" w:unhideWhenUsed="1"/>
     <w:lsdException w:name="Outline List 1" w:semiHidden="1" w:unhideWhenUsed="1"/>
@@ -5448,11 +5395,8 @@
     <w:lsdException w:name="Table Contemporary" w:semiHidden="1" w:unhideWhenUsed="1"/>
     <w:lsdException w:name="Table Elegant" w:semiHidden="1" w:unhideWhenUsed="1"/>
     <w:lsdException w:name="Table Professional" w:semiHidden="1" w:unhideWhenUsed="1"/>
-    <w:lsdException w:name="Table Subtle 1" w:semiHidden="1" w:unhideWhenUsed="1"/>
     <w:lsdException w:name="Table Subtle 2" w:semiHidden="1" w:unhideWhenUsed="1"/>
     <w:lsdException w:name="Table Web 1" w:semiHidden="1" w:unhideWhenUsed="1"/>
-    <w:lsdException w:name="Table Web 2" w:semiHidden="1" w:unhideWhenUsed="1"/>
-    <w:lsdException w:name="Table Web 3" w:semiHidden="1" w:unhideWhenUsed="1"/>
     <w:lsdException w:name="Balloon Text" w:semiHidden="1" w:unhideWhenUsed="1"/>
     <w:lsdException w:name="Table Grid" w:uiPriority="39"/>
     <w:lsdException w:name="Table Theme" w:semiHidden="1" w:unhideWhenUsed="1"/>
@@ -5671,6 +5615,11 @@
     <w:lsdException w:name="List Table 5 Dark Accent 6" w:uiPriority="50"/>
     <w:lsdException w:name="List Table 6 Colorful Accent 6" w:uiPriority="51"/>
     <w:lsdException w:name="List Table 7 Colorful Accent 6" w:uiPriority="52"/>
+    <w:lsdException w:name="Mention" w:semiHidden="1" w:unhideWhenUsed="1"/>
+    <w:lsdException w:name="Smart Hyperlink" w:semiHidden="1" w:unhideWhenUsed="1"/>
+    <w:lsdException w:name="Hashtag" w:semiHidden="1" w:unhideWhenUsed="1"/>
+    <w:lsdException w:name="Unresolved Mention" w:semiHidden="1" w:unhideWhenUsed="1"/>
+    <w:lsdException w:name="Smart Link" w:semiHidden="1" w:unhideWhenUsed="1"/>
   </w:latentStyles>
   <w:style w:type="paragraph" w:default="1" w:styleId="Normal">
     <w:name w:val="Normal"/>
@@ -6404,8 +6353,8 @@
       <w:u w:val="single"/>
     </w:rPr>
   </w:style>
-  <w:style w:type="character" w:customStyle="1" w:styleId="UnresolvedMention">
-    <w:name w:val="Unresolved Mention"/>
+  <w:style w:type="character" w:customStyle="1" w:styleId="UnresolvedMention1">
+    <w:name w:val="Unresolved Mention1"/>
     <w:basedOn w:val="DefaultParagraphFont"/>
     <w:uiPriority w:val="99"/>
     <w:semiHidden/>
@@ -6853,12 +6802,11 @@
 </file>
 
 <file path=customXml/item1.xml><?xml version="1.0" encoding="utf-8"?>
-<?mso-contentType ?>
-<FormTemplates xmlns="http://schemas.microsoft.com/sharepoint/v3/contenttype/forms">
-  <Display>DocumentLibraryForm</Display>
-  <Edit>DocumentLibraryForm</Edit>
-  <New>DocumentLibraryForm</New>
-</FormTemplates>
+<p:properties xmlns:p="http://schemas.microsoft.com/office/2006/metadata/properties" xmlns:xsi="http://www.w3.org/2001/XMLSchema-instance" xmlns:pc="http://schemas.microsoft.com/office/infopath/2007/PartnerControls">
+  <documentManagement>
+    <_activity xmlns="9210e303-4db0-42ac-b6b8-24500562c8b2" xsi:nil="true"/>
+  </documentManagement>
+</p:properties>
 </file>
 
 <file path=customXml/item2.xml><?xml version="1.0" encoding="utf-8"?>
@@ -7081,11 +7029,12 @@
 </file>
 
 <file path=customXml/item3.xml><?xml version="1.0" encoding="utf-8"?>
-<p:properties xmlns:p="http://schemas.microsoft.com/office/2006/metadata/properties" xmlns:xsi="http://www.w3.org/2001/XMLSchema-instance" xmlns:pc="http://schemas.microsoft.com/office/infopath/2007/PartnerControls">
-  <documentManagement>
-    <_activity xmlns="9210e303-4db0-42ac-b6b8-24500562c8b2" xsi:nil="true"/>
-  </documentManagement>
-</p:properties>
+<?mso-contentType ?>
+<FormTemplates xmlns="http://schemas.microsoft.com/sharepoint/v3/contenttype/forms">
+  <Display>DocumentLibraryForm</Display>
+  <Edit>DocumentLibraryForm</Edit>
+  <New>DocumentLibraryForm</New>
+</FormTemplates>
 </file>
 
 <file path=customXml/item4.xml><?xml version="1.0" encoding="utf-8"?>
@@ -7093,9 +7042,11 @@
 </file>
 
 <file path=customXml/itemProps1.xml><?xml version="1.0" encoding="utf-8"?>
-<ds:datastoreItem xmlns:ds="http://schemas.openxmlformats.org/officeDocument/2006/customXml" ds:itemID="{A41FD3EE-FE10-48DC-BCB0-EB1F55367212}">
+<ds:datastoreItem xmlns:ds="http://schemas.openxmlformats.org/officeDocument/2006/customXml" ds:itemID="{67E724C4-35CF-4029-B68D-73D6026A3A33}">
   <ds:schemaRefs>
-    <ds:schemaRef ds:uri="http://schemas.microsoft.com/sharepoint/v3/contenttype/forms"/>
+    <ds:schemaRef ds:uri="http://schemas.microsoft.com/office/2006/metadata/properties"/>
+    <ds:schemaRef ds:uri="http://schemas.microsoft.com/office/infopath/2007/PartnerControls"/>
+    <ds:schemaRef ds:uri="9210e303-4db0-42ac-b6b8-24500562c8b2"/>
   </ds:schemaRefs>
 </ds:datastoreItem>
 </file>
@@ -7120,11 +7071,9 @@
 </file>
 
 <file path=customXml/itemProps3.xml><?xml version="1.0" encoding="utf-8"?>
-<ds:datastoreItem xmlns:ds="http://schemas.openxmlformats.org/officeDocument/2006/customXml" ds:itemID="{67E724C4-35CF-4029-B68D-73D6026A3A33}">
+<ds:datastoreItem xmlns:ds="http://schemas.openxmlformats.org/officeDocument/2006/customXml" ds:itemID="{A41FD3EE-FE10-48DC-BCB0-EB1F55367212}">
   <ds:schemaRefs>
-    <ds:schemaRef ds:uri="http://schemas.microsoft.com/office/2006/metadata/properties"/>
-    <ds:schemaRef ds:uri="http://schemas.microsoft.com/office/infopath/2007/PartnerControls"/>
-    <ds:schemaRef ds:uri="9210e303-4db0-42ac-b6b8-24500562c8b2"/>
+    <ds:schemaRef ds:uri="http://schemas.microsoft.com/sharepoint/v3/contenttype/forms"/>
   </ds:schemaRefs>
 </ds:datastoreItem>
 </file>

--- a/mileston 1/MILESTON1-REPORT.docx
+++ b/mileston 1/MILESTON1-REPORT.docx
@@ -328,23 +328,13 @@
                 <w:szCs w:val="32"/>
               </w:rPr>
             </w:pPr>
-            <w:proofErr w:type="spellStart"/>
             <w:r>
               <w:rPr>
                 <w:rFonts w:asciiTheme="majorBidi" w:hAnsiTheme="majorBidi" w:cstheme="majorBidi"/>
                 <w:sz w:val="32"/>
                 <w:szCs w:val="32"/>
               </w:rPr>
-              <w:t>Shimaa</w:t>
-            </w:r>
-            <w:proofErr w:type="spellEnd"/>
-            <w:r>
-              <w:rPr>
-                <w:rFonts w:asciiTheme="majorBidi" w:hAnsiTheme="majorBidi" w:cstheme="majorBidi"/>
-                <w:sz w:val="32"/>
-                <w:szCs w:val="32"/>
-              </w:rPr>
-              <w:t xml:space="preserve"> Mohamed</w:t>
+              <w:t>Shimaa Mohamed</w:t>
             </w:r>
           </w:p>
         </w:tc>
@@ -527,34 +517,14 @@
                 <w:szCs w:val="32"/>
               </w:rPr>
             </w:pPr>
-            <w:proofErr w:type="spellStart"/>
             <w:r>
               <w:rPr>
                 <w:rFonts w:asciiTheme="majorBidi" w:hAnsiTheme="majorBidi" w:cstheme="majorBidi"/>
                 <w:sz w:val="32"/>
                 <w:szCs w:val="32"/>
               </w:rPr>
-              <w:t>Shouq</w:t>
-            </w:r>
-            <w:proofErr w:type="spellEnd"/>
-            <w:r>
-              <w:rPr>
-                <w:rFonts w:asciiTheme="majorBidi" w:hAnsiTheme="majorBidi" w:cstheme="majorBidi"/>
-                <w:sz w:val="32"/>
-                <w:szCs w:val="32"/>
-              </w:rPr>
-              <w:t xml:space="preserve"> Al-</w:t>
-            </w:r>
-            <w:proofErr w:type="spellStart"/>
-            <w:r>
-              <w:rPr>
-                <w:rFonts w:asciiTheme="majorBidi" w:hAnsiTheme="majorBidi" w:cstheme="majorBidi"/>
-                <w:sz w:val="32"/>
-                <w:szCs w:val="32"/>
-              </w:rPr>
-              <w:t>Mannai</w:t>
-            </w:r>
-            <w:proofErr w:type="spellEnd"/>
+              <w:t>Shouq Al-Mannai</w:t>
+            </w:r>
           </w:p>
         </w:tc>
         <w:tc>
@@ -1440,25 +1410,7 @@
                 <w:color w:val="0F4761" w:themeColor="accent1" w:themeShade="BF"/>
                 <w:lang w:bidi="ar-QA"/>
               </w:rPr>
-              <w:t xml:space="preserve"> an order for goods that </w:t>
-            </w:r>
-            <w:proofErr w:type="spellStart"/>
-            <w:r>
-              <w:rPr>
-                <w:rFonts w:asciiTheme="majorBidi" w:eastAsiaTheme="majorEastAsia" w:hAnsiTheme="majorBidi" w:cstheme="majorBidi"/>
-                <w:color w:val="0F4761" w:themeColor="accent1" w:themeShade="BF"/>
-                <w:lang w:bidi="ar-QA"/>
-              </w:rPr>
-              <w:t>PearlMart</w:t>
-            </w:r>
-            <w:proofErr w:type="spellEnd"/>
-            <w:r>
-              <w:rPr>
-                <w:rFonts w:asciiTheme="majorBidi" w:eastAsiaTheme="majorEastAsia" w:hAnsiTheme="majorBidi" w:cstheme="majorBidi"/>
-                <w:color w:val="0F4761" w:themeColor="accent1" w:themeShade="BF"/>
-                <w:lang w:bidi="ar-QA"/>
-              </w:rPr>
-              <w:t xml:space="preserve"> need</w:t>
+              <w:t xml:space="preserve"> an order for goods that PearlMart need</w:t>
             </w:r>
             <w:r>
               <w:rPr>
@@ -2286,21 +2238,13 @@
               <w:rPr>
                 <w:rFonts w:asciiTheme="majorBidi" w:hAnsiTheme="majorBidi" w:cstheme="majorBidi"/>
               </w:rPr>
-              <w:t>2.</w:t>
-            </w:r>
-            <w:proofErr w:type="spellStart"/>
-            <w:r>
-              <w:rPr>
-                <w:rFonts w:asciiTheme="majorBidi" w:hAnsiTheme="majorBidi" w:cstheme="majorBidi"/>
-              </w:rPr>
-              <w:t>a</w:t>
-            </w:r>
-            <w:proofErr w:type="spellEnd"/>
-            <w:r>
-              <w:rPr>
-                <w:rFonts w:asciiTheme="majorBidi" w:hAnsiTheme="majorBidi" w:cstheme="majorBidi"/>
-              </w:rPr>
-              <w:t xml:space="preserve"> invalid or missing details: if a re</w:t>
+              <w:t>2.a</w:t>
+            </w:r>
+            <w:r>
+              <w:rPr>
+                <w:rFonts w:asciiTheme="majorBidi" w:hAnsiTheme="majorBidi" w:cstheme="majorBidi"/>
+              </w:rPr>
+              <w:t xml:space="preserve"> if a re</w:t>
             </w:r>
             <w:r>
               <w:rPr>
@@ -2312,20 +2256,20 @@
               <w:rPr>
                 <w:rFonts w:asciiTheme="majorBidi" w:hAnsiTheme="majorBidi" w:cstheme="majorBidi"/>
               </w:rPr>
-              <w:t xml:space="preserve">or missing like no item for </w:t>
+              <w:t xml:space="preserve">or missing like no item for example </w:t>
+            </w:r>
+            <w:r>
+              <w:rPr>
+                <w:rFonts w:asciiTheme="majorBidi" w:hAnsiTheme="majorBidi" w:cstheme="majorBidi"/>
+              </w:rPr>
+              <w:t xml:space="preserve">or invalid quantity, the </w:t>
             </w:r>
             <w:r>
               <w:rPr>
                 <w:rFonts w:asciiTheme="majorBidi" w:hAnsiTheme="majorBidi" w:cstheme="majorBidi"/>
               </w:rPr>
               <w:lastRenderedPageBreak/>
-              <w:t xml:space="preserve">example </w:t>
-            </w:r>
-            <w:r>
-              <w:rPr>
-                <w:rFonts w:asciiTheme="majorBidi" w:hAnsiTheme="majorBidi" w:cstheme="majorBidi"/>
-              </w:rPr>
-              <w:t>or invalid quantity, the system informs the inventory manager</w:t>
+              <w:t>system informs the inventory manager</w:t>
             </w:r>
             <w:r>
               <w:rPr>
@@ -2373,33 +2317,13 @@
               <w:rPr>
                 <w:rFonts w:asciiTheme="majorBidi" w:hAnsiTheme="majorBidi" w:cstheme="majorBidi"/>
               </w:rPr>
-              <w:t>4.</w:t>
-            </w:r>
-            <w:proofErr w:type="spellStart"/>
-            <w:r>
-              <w:rPr>
-                <w:rFonts w:asciiTheme="majorBidi" w:hAnsiTheme="majorBidi" w:cstheme="majorBidi"/>
-              </w:rPr>
-              <w:t>a</w:t>
-            </w:r>
-            <w:proofErr w:type="spellEnd"/>
-            <w:r>
-              <w:rPr>
-                <w:rFonts w:asciiTheme="majorBidi" w:hAnsiTheme="majorBidi" w:cstheme="majorBidi"/>
-              </w:rPr>
-              <w:t xml:space="preserve"> order </w:t>
-            </w:r>
-            <w:r>
-              <w:rPr>
-                <w:rFonts w:asciiTheme="majorBidi" w:hAnsiTheme="majorBidi" w:cstheme="majorBidi"/>
-              </w:rPr>
-              <w:t>can</w:t>
-            </w:r>
-            <w:r>
-              <w:rPr>
-                <w:rFonts w:asciiTheme="majorBidi" w:hAnsiTheme="majorBidi" w:cstheme="majorBidi"/>
-              </w:rPr>
-              <w:t>’t be sent to the supplier: if the order information can’t be deliver</w:t>
+              <w:t xml:space="preserve">4.a </w:t>
+            </w:r>
+            <w:r>
+              <w:rPr>
+                <w:rFonts w:asciiTheme="majorBidi" w:hAnsiTheme="majorBidi" w:cstheme="majorBidi"/>
+              </w:rPr>
+              <w:t>if the order information can’t be deliver</w:t>
             </w:r>
             <w:r>
               <w:rPr>
@@ -3361,7 +3285,6 @@
               <w:rPr>
                 <w:rFonts w:asciiTheme="majorBidi" w:hAnsiTheme="majorBidi" w:cstheme="majorBidi"/>
               </w:rPr>
-              <w:lastRenderedPageBreak/>
               <w:t>Alternative flows:</w:t>
             </w:r>
           </w:p>
@@ -3380,21 +3303,14 @@
               <w:rPr>
                 <w:rFonts w:asciiTheme="majorBidi" w:hAnsiTheme="majorBidi" w:cstheme="majorBidi"/>
               </w:rPr>
-              <w:t>3</w:t>
-            </w:r>
-            <w:proofErr w:type="gramStart"/>
-            <w:r>
-              <w:rPr>
-                <w:rFonts w:asciiTheme="majorBidi" w:hAnsiTheme="majorBidi" w:cstheme="majorBidi"/>
-              </w:rPr>
-              <w:t>a.If</w:t>
-            </w:r>
-            <w:proofErr w:type="gramEnd"/>
-            <w:r>
-              <w:rPr>
-                <w:rFonts w:asciiTheme="majorBidi" w:hAnsiTheme="majorBidi" w:cstheme="majorBidi"/>
-              </w:rPr>
-              <w:t xml:space="preserve"> the requested quantity is unavailable, the system informs the salesperson that the quantity is unavailable</w:t>
+              <w:t xml:space="preserve">3a.If the requested quantity is unavailable, the system informs the salesperson that the </w:t>
+            </w:r>
+            <w:r>
+              <w:rPr>
+                <w:rFonts w:asciiTheme="majorBidi" w:hAnsiTheme="majorBidi" w:cstheme="majorBidi"/>
+              </w:rPr>
+              <w:lastRenderedPageBreak/>
+              <w:t>quantity is unavailable</w:t>
             </w:r>
           </w:p>
           <w:p>
@@ -3502,7 +3418,13 @@
               <w:rPr>
                 <w:rFonts w:asciiTheme="majorBidi" w:eastAsiaTheme="majorEastAsia" w:hAnsiTheme="majorBidi" w:cstheme="majorBidi"/>
               </w:rPr>
-              <w:t>placement</w:t>
+              <w:t>place</w:t>
+            </w:r>
+            <w:r>
+              <w:rPr>
+                <w:rFonts w:asciiTheme="majorBidi" w:eastAsiaTheme="majorEastAsia" w:hAnsiTheme="majorBidi" w:cstheme="majorBidi"/>
+              </w:rPr>
+              <w:t xml:space="preserve"> item </w:t>
             </w:r>
           </w:p>
         </w:tc>
@@ -3548,12 +3470,76 @@
               <w:tabs>
                 <w:tab w:val="left" w:pos="1712"/>
               </w:tabs>
+              <w:jc w:val="both"/>
               <w:cnfStyle w:val="000000100000" w:firstRow="0" w:lastRow="0" w:firstColumn="0" w:lastColumn="0" w:oddVBand="0" w:evenVBand="0" w:oddHBand="1" w:evenHBand="0" w:firstRowFirstColumn="0" w:firstRowLastColumn="0" w:lastRowFirstColumn="0" w:lastRowLastColumn="0"/>
               <w:rPr>
                 <w:rFonts w:asciiTheme="majorBidi" w:eastAsiaTheme="majorEastAsia" w:hAnsiTheme="majorBidi" w:cstheme="majorBidi"/>
                 <w:color w:val="0F4761" w:themeColor="accent1" w:themeShade="BF"/>
               </w:rPr>
             </w:pPr>
+            <w:r>
+              <w:rPr>
+                <w:rFonts w:asciiTheme="majorBidi" w:eastAsiaTheme="majorEastAsia" w:hAnsiTheme="majorBidi" w:cstheme="majorBidi"/>
+                <w:color w:val="0F4761" w:themeColor="accent1" w:themeShade="BF"/>
+              </w:rPr>
+              <w:t xml:space="preserve">A </w:t>
+            </w:r>
+            <w:r>
+              <w:rPr>
+                <w:rFonts w:asciiTheme="majorBidi" w:eastAsiaTheme="majorEastAsia" w:hAnsiTheme="majorBidi" w:cstheme="majorBidi"/>
+                <w:color w:val="0F4761" w:themeColor="accent1" w:themeShade="BF"/>
+              </w:rPr>
+              <w:t xml:space="preserve">customer requests replacement </w:t>
+            </w:r>
+            <w:r>
+              <w:rPr>
+                <w:rFonts w:asciiTheme="majorBidi" w:eastAsiaTheme="majorEastAsia" w:hAnsiTheme="majorBidi" w:cstheme="majorBidi"/>
+                <w:color w:val="0F4761" w:themeColor="accent1" w:themeShade="BF"/>
+              </w:rPr>
+              <w:t>of a purchased item</w:t>
+            </w:r>
+            <w:r>
+              <w:rPr>
+                <w:rFonts w:asciiTheme="majorBidi" w:eastAsiaTheme="majorEastAsia" w:hAnsiTheme="majorBidi" w:cstheme="majorBidi"/>
+                <w:color w:val="0F4761" w:themeColor="accent1" w:themeShade="BF"/>
+              </w:rPr>
+              <w:t xml:space="preserve">. The </w:t>
+            </w:r>
+            <w:r>
+              <w:rPr>
+                <w:rFonts w:asciiTheme="majorBidi" w:eastAsiaTheme="majorEastAsia" w:hAnsiTheme="majorBidi" w:cstheme="majorBidi"/>
+                <w:color w:val="0F4761" w:themeColor="accent1" w:themeShade="BF"/>
+              </w:rPr>
+              <w:t xml:space="preserve">salesperson enters the transaction </w:t>
+            </w:r>
+            <w:r>
+              <w:rPr>
+                <w:rFonts w:asciiTheme="majorBidi" w:eastAsiaTheme="majorEastAsia" w:hAnsiTheme="majorBidi" w:cstheme="majorBidi"/>
+                <w:color w:val="0F4761" w:themeColor="accent1" w:themeShade="BF"/>
+              </w:rPr>
+              <w:t>and item information, the system verifies the re</w:t>
+            </w:r>
+            <w:r>
+              <w:rPr>
+                <w:rFonts w:asciiTheme="majorBidi" w:eastAsiaTheme="majorEastAsia" w:hAnsiTheme="majorBidi" w:cstheme="majorBidi"/>
+                <w:color w:val="0F4761" w:themeColor="accent1" w:themeShade="BF"/>
+              </w:rPr>
+              <w:t>quest, and if it’s accepted</w:t>
+            </w:r>
+            <w:r>
+              <w:rPr>
+                <w:rFonts w:asciiTheme="majorBidi" w:eastAsiaTheme="majorEastAsia" w:hAnsiTheme="majorBidi" w:cstheme="majorBidi"/>
+                <w:color w:val="0F4761" w:themeColor="accent1" w:themeShade="BF"/>
+              </w:rPr>
+              <w:t>, records the replacement</w:t>
+            </w:r>
+            <w:r>
+              <w:rPr>
+                <w:rFonts w:asciiTheme="majorBidi" w:eastAsiaTheme="majorEastAsia" w:hAnsiTheme="majorBidi" w:cstheme="majorBidi"/>
+                <w:color w:val="0F4761" w:themeColor="accent1" w:themeShade="BF"/>
+              </w:rPr>
+              <w:t xml:space="preserve"> and updates the inventory.</w:t>
+            </w:r>
           </w:p>
         </w:tc>
       </w:tr>
@@ -3602,6 +3588,32 @@
                 <w:color w:val="0F4761" w:themeColor="accent1" w:themeShade="BF"/>
               </w:rPr>
             </w:pPr>
+            <w:r>
+              <w:rPr>
+                <w:rFonts w:asciiTheme="majorBidi" w:eastAsiaTheme="majorEastAsia" w:hAnsiTheme="majorBidi" w:cstheme="majorBidi"/>
+                <w:color w:val="0F4761" w:themeColor="accent1" w:themeShade="BF"/>
+              </w:rPr>
+              <w:t xml:space="preserve">Salesperson </w:t>
+            </w:r>
+          </w:p>
+          <w:p>
+            <w:pPr>
+              <w:tabs>
+                <w:tab w:val="left" w:pos="1712"/>
+              </w:tabs>
+              <w:cnfStyle w:val="000000000000" w:firstRow="0" w:lastRow="0" w:firstColumn="0" w:lastColumn="0" w:oddVBand="0" w:evenVBand="0" w:oddHBand="0" w:evenHBand="0" w:firstRowFirstColumn="0" w:firstRowLastColumn="0" w:lastRowFirstColumn="0" w:lastRowLastColumn="0"/>
+              <w:rPr>
+                <w:rFonts w:asciiTheme="majorBidi" w:eastAsiaTheme="majorEastAsia" w:hAnsiTheme="majorBidi" w:cstheme="majorBidi"/>
+                <w:color w:val="0F4761" w:themeColor="accent1" w:themeShade="BF"/>
+              </w:rPr>
+            </w:pPr>
+            <w:r>
+              <w:rPr>
+                <w:rFonts w:asciiTheme="majorBidi" w:eastAsiaTheme="majorEastAsia" w:hAnsiTheme="majorBidi" w:cstheme="majorBidi"/>
+                <w:color w:val="0F4761" w:themeColor="accent1" w:themeShade="BF"/>
+              </w:rPr>
+              <w:t>Customer (secondary actor)</w:t>
+            </w:r>
           </w:p>
         </w:tc>
       </w:tr>
@@ -3652,6 +3664,34 @@
                 <w:color w:val="0F4761" w:themeColor="accent1" w:themeShade="BF"/>
               </w:rPr>
             </w:pPr>
+            <w:r>
+              <w:rPr>
+                <w:rFonts w:asciiTheme="majorBidi" w:eastAsiaTheme="majorEastAsia" w:hAnsiTheme="majorBidi" w:cstheme="majorBidi"/>
+                <w:color w:val="0F4761" w:themeColor="accent1" w:themeShade="BF"/>
+              </w:rPr>
+              <w:t xml:space="preserve">A customer </w:t>
+            </w:r>
+            <w:r>
+              <w:rPr>
+                <w:rFonts w:asciiTheme="majorBidi" w:eastAsiaTheme="majorEastAsia" w:hAnsiTheme="majorBidi" w:cstheme="majorBidi"/>
+                <w:color w:val="0F4761" w:themeColor="accent1" w:themeShade="BF"/>
+              </w:rPr>
+              <w:t>asks</w:t>
+            </w:r>
+            <w:r>
+              <w:rPr>
+                <w:rFonts w:asciiTheme="majorBidi" w:eastAsiaTheme="majorEastAsia" w:hAnsiTheme="majorBidi" w:cstheme="majorBidi"/>
+                <w:color w:val="0F4761" w:themeColor="accent1" w:themeShade="BF"/>
+              </w:rPr>
+              <w:t xml:space="preserve"> the salesperson </w:t>
+            </w:r>
+            <w:r>
+              <w:rPr>
+                <w:rFonts w:asciiTheme="majorBidi" w:eastAsiaTheme="majorEastAsia" w:hAnsiTheme="majorBidi" w:cstheme="majorBidi"/>
+                <w:color w:val="0F4761" w:themeColor="accent1" w:themeShade="BF"/>
+              </w:rPr>
+              <w:t xml:space="preserve">to replace a purchased item. </w:t>
+            </w:r>
           </w:p>
         </w:tc>
       </w:tr>
@@ -3693,6 +3733,10 @@
           <w:p>
             <w:pPr>
               <w:pStyle w:val="ListParagraph"/>
+              <w:numPr>
+                <w:ilvl w:val="0"/>
+                <w:numId w:val="5"/>
+              </w:numPr>
               <w:tabs>
                 <w:tab w:val="left" w:pos="1712"/>
               </w:tabs>
@@ -3702,6 +3746,44 @@
                 <w:color w:val="0F4761" w:themeColor="accent1" w:themeShade="BF"/>
               </w:rPr>
             </w:pPr>
+            <w:r>
+              <w:rPr>
+                <w:rFonts w:asciiTheme="majorBidi" w:eastAsiaTheme="majorEastAsia" w:hAnsiTheme="majorBidi" w:cstheme="majorBidi"/>
+                <w:color w:val="0F4761" w:themeColor="accent1" w:themeShade="BF"/>
+              </w:rPr>
+              <w:t>The salesperson is logged in and authorized.</w:t>
+            </w:r>
+          </w:p>
+          <w:p>
+            <w:pPr>
+              <w:pStyle w:val="ListParagraph"/>
+              <w:numPr>
+                <w:ilvl w:val="0"/>
+                <w:numId w:val="5"/>
+              </w:numPr>
+              <w:tabs>
+                <w:tab w:val="left" w:pos="1712"/>
+              </w:tabs>
+              <w:cnfStyle w:val="000000000000" w:firstRow="0" w:lastRow="0" w:firstColumn="0" w:lastColumn="0" w:oddVBand="0" w:evenVBand="0" w:oddHBand="0" w:evenHBand="0" w:firstRowFirstColumn="0" w:firstRowLastColumn="0" w:lastRowFirstColumn="0" w:lastRowLastColumn="0"/>
+              <w:rPr>
+                <w:rFonts w:asciiTheme="majorBidi" w:eastAsiaTheme="majorEastAsia" w:hAnsiTheme="majorBidi" w:cstheme="majorBidi"/>
+                <w:color w:val="0F4761" w:themeColor="accent1" w:themeShade="BF"/>
+              </w:rPr>
+            </w:pPr>
+            <w:r>
+              <w:rPr>
+                <w:rFonts w:asciiTheme="majorBidi" w:eastAsiaTheme="majorEastAsia" w:hAnsiTheme="majorBidi" w:cstheme="majorBidi"/>
+                <w:color w:val="0F4761" w:themeColor="accent1" w:themeShade="BF"/>
+              </w:rPr>
+              <w:t>The customer previously purchased the item, and the sale trans</w:t>
+            </w:r>
+            <w:r>
+              <w:rPr>
+                <w:rFonts w:asciiTheme="majorBidi" w:eastAsiaTheme="majorEastAsia" w:hAnsiTheme="majorBidi" w:cstheme="majorBidi"/>
+                <w:color w:val="0F4761" w:themeColor="accent1" w:themeShade="BF"/>
+              </w:rPr>
+              <w:t>action is recorded in the system.</w:t>
+            </w:r>
           </w:p>
         </w:tc>
       </w:tr>
@@ -3744,6 +3826,10 @@
           <w:p>
             <w:pPr>
               <w:pStyle w:val="ListParagraph"/>
+              <w:numPr>
+                <w:ilvl w:val="0"/>
+                <w:numId w:val="6"/>
+              </w:numPr>
               <w:tabs>
                 <w:tab w:val="left" w:pos="1712"/>
               </w:tabs>
@@ -3753,6 +3839,44 @@
                 <w:color w:val="0F4761" w:themeColor="accent1" w:themeShade="BF"/>
               </w:rPr>
             </w:pPr>
+            <w:r>
+              <w:rPr>
+                <w:rFonts w:asciiTheme="majorBidi" w:eastAsiaTheme="majorEastAsia" w:hAnsiTheme="majorBidi" w:cstheme="majorBidi"/>
+                <w:color w:val="0F4761" w:themeColor="accent1" w:themeShade="BF"/>
+              </w:rPr>
+              <w:t>The replacement is recorded in the system.</w:t>
+            </w:r>
+          </w:p>
+          <w:p>
+            <w:pPr>
+              <w:pStyle w:val="ListParagraph"/>
+              <w:numPr>
+                <w:ilvl w:val="0"/>
+                <w:numId w:val="6"/>
+              </w:numPr>
+              <w:tabs>
+                <w:tab w:val="left" w:pos="1712"/>
+              </w:tabs>
+              <w:cnfStyle w:val="000000100000" w:firstRow="0" w:lastRow="0" w:firstColumn="0" w:lastColumn="0" w:oddVBand="0" w:evenVBand="0" w:oddHBand="1" w:evenHBand="0" w:firstRowFirstColumn="0" w:firstRowLastColumn="0" w:lastRowFirstColumn="0" w:lastRowLastColumn="0"/>
+              <w:rPr>
+                <w:rFonts w:asciiTheme="majorBidi" w:eastAsiaTheme="majorEastAsia" w:hAnsiTheme="majorBidi" w:cstheme="majorBidi"/>
+                <w:color w:val="0F4761" w:themeColor="accent1" w:themeShade="BF"/>
+              </w:rPr>
+            </w:pPr>
+            <w:r>
+              <w:rPr>
+                <w:rFonts w:asciiTheme="majorBidi" w:eastAsiaTheme="majorEastAsia" w:hAnsiTheme="majorBidi" w:cstheme="majorBidi"/>
+                <w:color w:val="0F4761" w:themeColor="accent1" w:themeShade="BF"/>
+              </w:rPr>
+              <w:t xml:space="preserve">The inventory quantities of the items involved </w:t>
+            </w:r>
+            <w:r>
+              <w:rPr>
+                <w:rFonts w:asciiTheme="majorBidi" w:eastAsiaTheme="majorEastAsia" w:hAnsiTheme="majorBidi" w:cstheme="majorBidi"/>
+                <w:color w:val="0F4761" w:themeColor="accent1" w:themeShade="BF"/>
+              </w:rPr>
+              <w:t xml:space="preserve">are updated. </w:t>
+            </w:r>
           </w:p>
         </w:tc>
       </w:tr>
@@ -3855,6 +3979,11 @@
           </w:tcPr>
           <w:p>
             <w:pPr>
+              <w:pStyle w:val="ListParagraph"/>
+              <w:numPr>
+                <w:ilvl w:val="0"/>
+                <w:numId w:val="7"/>
+              </w:numPr>
               <w:tabs>
                 <w:tab w:val="left" w:pos="1712"/>
               </w:tabs>
@@ -3863,6 +3992,30 @@
                 <w:rFonts w:asciiTheme="majorBidi" w:hAnsiTheme="majorBidi" w:cstheme="majorBidi"/>
               </w:rPr>
             </w:pPr>
+            <w:r>
+              <w:rPr>
+                <w:rFonts w:asciiTheme="majorBidi" w:hAnsiTheme="majorBidi" w:cstheme="majorBidi"/>
+              </w:rPr>
+              <w:t>The customer requ</w:t>
+            </w:r>
+            <w:r>
+              <w:rPr>
+                <w:rFonts w:asciiTheme="majorBidi" w:hAnsiTheme="majorBidi" w:cstheme="majorBidi"/>
+              </w:rPr>
+              <w:t xml:space="preserve">ests a replacement and the salesperson enters the </w:t>
+            </w:r>
+            <w:r>
+              <w:rPr>
+                <w:rFonts w:asciiTheme="majorBidi" w:hAnsiTheme="majorBidi" w:cstheme="majorBidi"/>
+              </w:rPr>
+              <w:t xml:space="preserve">required transaction information </w:t>
+            </w:r>
+            <w:r>
+              <w:rPr>
+                <w:rFonts w:asciiTheme="majorBidi" w:hAnsiTheme="majorBidi" w:cstheme="majorBidi"/>
+              </w:rPr>
+              <w:t>and the item information.</w:t>
+            </w:r>
           </w:p>
         </w:tc>
         <w:tc>
@@ -3871,16 +4024,55 @@
           </w:tcPr>
           <w:p>
             <w:pPr>
-              <w:tabs>
-                <w:tab w:val="left" w:pos="1712"/>
-              </w:tabs>
-              <w:ind w:left="360"/>
+              <w:pStyle w:val="ListParagraph"/>
+              <w:numPr>
+                <w:ilvl w:val="0"/>
+                <w:numId w:val="7"/>
+              </w:numPr>
+              <w:tabs>
+                <w:tab w:val="left" w:pos="1712"/>
+              </w:tabs>
               <w:cnfStyle w:val="000000000000" w:firstRow="0" w:lastRow="0" w:firstColumn="0" w:lastColumn="0" w:oddVBand="0" w:evenVBand="0" w:oddHBand="0" w:evenHBand="0" w:firstRowFirstColumn="0" w:firstRowLastColumn="0" w:lastRowFirstColumn="0" w:lastRowLastColumn="0"/>
               <w:rPr>
                 <w:rFonts w:asciiTheme="majorBidi" w:eastAsiaTheme="majorEastAsia" w:hAnsiTheme="majorBidi" w:cstheme="majorBidi"/>
                 <w:color w:val="0F4761" w:themeColor="accent1" w:themeShade="BF"/>
               </w:rPr>
             </w:pPr>
+            <w:r>
+              <w:rPr>
+                <w:rFonts w:asciiTheme="majorBidi" w:eastAsiaTheme="majorEastAsia" w:hAnsiTheme="majorBidi" w:cstheme="majorBidi"/>
+                <w:color w:val="0F4761" w:themeColor="accent1" w:themeShade="BF"/>
+              </w:rPr>
+              <w:t xml:space="preserve">The system </w:t>
+            </w:r>
+            <w:r>
+              <w:rPr>
+                <w:rFonts w:asciiTheme="majorBidi" w:eastAsiaTheme="majorEastAsia" w:hAnsiTheme="majorBidi" w:cstheme="majorBidi"/>
+                <w:color w:val="0F4761" w:themeColor="accent1" w:themeShade="BF"/>
+              </w:rPr>
+              <w:t>retrieves the co</w:t>
+            </w:r>
+            <w:r>
+              <w:rPr>
+                <w:rFonts w:asciiTheme="majorBidi" w:eastAsiaTheme="majorEastAsia" w:hAnsiTheme="majorBidi" w:cstheme="majorBidi"/>
+                <w:color w:val="0F4761" w:themeColor="accent1" w:themeShade="BF"/>
+              </w:rPr>
+              <w:t>rresp</w:t>
+            </w:r>
+            <w:r>
+              <w:rPr>
+                <w:rFonts w:asciiTheme="majorBidi" w:eastAsiaTheme="majorEastAsia" w:hAnsiTheme="majorBidi" w:cstheme="majorBidi"/>
+                <w:color w:val="0F4761" w:themeColor="accent1" w:themeShade="BF"/>
+              </w:rPr>
+              <w:t>onding transaction and item information</w:t>
+            </w:r>
+            <w:r>
+              <w:rPr>
+                <w:rFonts w:asciiTheme="majorBidi" w:eastAsiaTheme="majorEastAsia" w:hAnsiTheme="majorBidi" w:cstheme="majorBidi"/>
+                <w:color w:val="0F4761" w:themeColor="accent1" w:themeShade="BF"/>
+              </w:rPr>
+              <w:t>.</w:t>
+            </w:r>
           </w:p>
         </w:tc>
       </w:tr>
@@ -3896,24 +4088,28 @@
           </w:tcPr>
           <w:p>
             <w:pPr>
+              <w:tabs>
+                <w:tab w:val="left" w:pos="1712"/>
+              </w:tabs>
+              <w:jc w:val="both"/>
+              <w:rPr>
+                <w:rFonts w:asciiTheme="majorBidi" w:hAnsiTheme="majorBidi" w:cstheme="majorBidi"/>
+                <w:color w:val="0F4761" w:themeColor="accent1" w:themeShade="BF"/>
+              </w:rPr>
+            </w:pPr>
+          </w:p>
+        </w:tc>
+        <w:tc>
+          <w:tcPr>
+            <w:tcW w:w="5763" w:type="dxa"/>
+          </w:tcPr>
+          <w:p>
+            <w:pPr>
               <w:pStyle w:val="ListParagraph"/>
-              <w:tabs>
-                <w:tab w:val="left" w:pos="1712"/>
-              </w:tabs>
-              <w:jc w:val="both"/>
-              <w:rPr>
-                <w:rFonts w:asciiTheme="majorBidi" w:hAnsiTheme="majorBidi" w:cstheme="majorBidi"/>
-                <w:color w:val="0F4761" w:themeColor="accent1" w:themeShade="BF"/>
-              </w:rPr>
-            </w:pPr>
-          </w:p>
-        </w:tc>
-        <w:tc>
-          <w:tcPr>
-            <w:tcW w:w="5763" w:type="dxa"/>
-          </w:tcPr>
-          <w:p>
-            <w:pPr>
+              <w:numPr>
+                <w:ilvl w:val="0"/>
+                <w:numId w:val="7"/>
+              </w:numPr>
               <w:tabs>
                 <w:tab w:val="left" w:pos="1712"/>
               </w:tabs>
@@ -3923,6 +4119,20 @@
                 <w:color w:val="0F4761" w:themeColor="accent1" w:themeShade="BF"/>
               </w:rPr>
             </w:pPr>
+            <w:r>
+              <w:rPr>
+                <w:rFonts w:asciiTheme="majorBidi" w:eastAsiaTheme="majorEastAsia" w:hAnsiTheme="majorBidi" w:cstheme="majorBidi"/>
+                <w:color w:val="0F4761" w:themeColor="accent1" w:themeShade="BF"/>
+              </w:rPr>
+              <w:t xml:space="preserve">The system </w:t>
+            </w:r>
+            <w:r>
+              <w:rPr>
+                <w:rFonts w:asciiTheme="majorBidi" w:eastAsiaTheme="majorEastAsia" w:hAnsiTheme="majorBidi" w:cstheme="majorBidi"/>
+                <w:color w:val="0F4761" w:themeColor="accent1" w:themeShade="BF"/>
+              </w:rPr>
+              <w:t>verifies the request according to the store.</w:t>
+            </w:r>
           </w:p>
         </w:tc>
       </w:tr>
@@ -3956,6 +4166,10 @@
           <w:p>
             <w:pPr>
               <w:pStyle w:val="ListParagraph"/>
+              <w:numPr>
+                <w:ilvl w:val="0"/>
+                <w:numId w:val="7"/>
+              </w:numPr>
               <w:tabs>
                 <w:tab w:val="left" w:pos="1712"/>
               </w:tabs>
@@ -3965,6 +4179,20 @@
                 <w:color w:val="0F4761" w:themeColor="accent1" w:themeShade="BF"/>
               </w:rPr>
             </w:pPr>
+            <w:r>
+              <w:rPr>
+                <w:rFonts w:asciiTheme="majorBidi" w:eastAsiaTheme="majorEastAsia" w:hAnsiTheme="majorBidi" w:cstheme="majorBidi"/>
+                <w:color w:val="0F4761" w:themeColor="accent1" w:themeShade="BF"/>
+              </w:rPr>
+              <w:t xml:space="preserve">The system checks the </w:t>
+            </w:r>
+            <w:r>
+              <w:rPr>
+                <w:rFonts w:asciiTheme="majorBidi" w:eastAsiaTheme="majorEastAsia" w:hAnsiTheme="majorBidi" w:cstheme="majorBidi"/>
+                <w:color w:val="0F4761" w:themeColor="accent1" w:themeShade="BF"/>
+              </w:rPr>
+              <w:t>replacement item is available in the required quantity.</w:t>
+            </w:r>
           </w:p>
         </w:tc>
       </w:tr>
@@ -3999,6 +4227,10 @@
           <w:p>
             <w:pPr>
               <w:pStyle w:val="ListParagraph"/>
+              <w:numPr>
+                <w:ilvl w:val="0"/>
+                <w:numId w:val="7"/>
+              </w:numPr>
               <w:tabs>
                 <w:tab w:val="left" w:pos="1712"/>
               </w:tabs>
@@ -4008,6 +4240,27 @@
                 <w:color w:val="0F4761" w:themeColor="accent1" w:themeShade="BF"/>
               </w:rPr>
             </w:pPr>
+            <w:r>
+              <w:rPr>
+                <w:rFonts w:asciiTheme="majorBidi" w:eastAsiaTheme="majorEastAsia" w:hAnsiTheme="majorBidi" w:cstheme="majorBidi"/>
+                <w:color w:val="0F4761" w:themeColor="accent1" w:themeShade="BF"/>
+              </w:rPr>
+              <w:t>The system records the replacement and</w:t>
+            </w:r>
+            <w:r>
+              <w:rPr>
+                <w:rFonts w:asciiTheme="majorBidi" w:eastAsiaTheme="majorEastAsia" w:hAnsiTheme="majorBidi" w:cstheme="majorBidi"/>
+                <w:color w:val="0F4761" w:themeColor="accent1" w:themeShade="BF"/>
+              </w:rPr>
+              <w:t xml:space="preserve"> </w:t>
+            </w:r>
+            <w:r>
+              <w:rPr>
+                <w:rFonts w:asciiTheme="majorBidi" w:eastAsiaTheme="majorEastAsia" w:hAnsiTheme="majorBidi" w:cstheme="majorBidi"/>
+                <w:color w:val="0F4761" w:themeColor="accent1" w:themeShade="BF"/>
+              </w:rPr>
+              <w:t>updates the inventory.</w:t>
+            </w:r>
           </w:p>
         </w:tc>
       </w:tr>
@@ -4040,6 +4293,10 @@
           <w:p>
             <w:pPr>
               <w:pStyle w:val="ListParagraph"/>
+              <w:numPr>
+                <w:ilvl w:val="0"/>
+                <w:numId w:val="7"/>
+              </w:numPr>
               <w:tabs>
                 <w:tab w:val="left" w:pos="1712"/>
               </w:tabs>
@@ -4049,6 +4306,27 @@
                 <w:color w:val="0F4761" w:themeColor="accent1" w:themeShade="BF"/>
               </w:rPr>
             </w:pPr>
+            <w:r>
+              <w:rPr>
+                <w:rFonts w:asciiTheme="majorBidi" w:eastAsiaTheme="majorEastAsia" w:hAnsiTheme="majorBidi" w:cstheme="majorBidi"/>
+                <w:color w:val="0F4761" w:themeColor="accent1" w:themeShade="BF"/>
+              </w:rPr>
+              <w:t>The system inform</w:t>
+            </w:r>
+            <w:r>
+              <w:rPr>
+                <w:rFonts w:asciiTheme="majorBidi" w:eastAsiaTheme="majorEastAsia" w:hAnsiTheme="majorBidi" w:cstheme="majorBidi"/>
+                <w:color w:val="0F4761" w:themeColor="accent1" w:themeShade="BF"/>
+              </w:rPr>
+              <w:t>s the salesperson that the replacem</w:t>
+            </w:r>
+            <w:r>
+              <w:rPr>
+                <w:rFonts w:asciiTheme="majorBidi" w:eastAsiaTheme="majorEastAsia" w:hAnsiTheme="majorBidi" w:cstheme="majorBidi"/>
+                <w:color w:val="0F4761" w:themeColor="accent1" w:themeShade="BF"/>
+              </w:rPr>
+              <w:t>ent was accepted and completed.</w:t>
+            </w:r>
           </w:p>
         </w:tc>
       </w:tr>
@@ -4078,9 +4356,242 @@
               <w:rPr>
                 <w:rFonts w:asciiTheme="majorBidi" w:hAnsiTheme="majorBidi" w:cstheme="majorBidi"/>
               </w:rPr>
-              <w:lastRenderedPageBreak/>
               <w:t>Alternative flows:</w:t>
             </w:r>
+          </w:p>
+          <w:p>
+            <w:pPr>
+              <w:tabs>
+                <w:tab w:val="left" w:pos="1712"/>
+              </w:tabs>
+              <w:rPr>
+                <w:rFonts w:asciiTheme="majorBidi" w:hAnsiTheme="majorBidi" w:cstheme="majorBidi"/>
+                <w:b w:val="0"/>
+                <w:bCs w:val="0"/>
+              </w:rPr>
+            </w:pPr>
+            <w:r>
+              <w:rPr>
+                <w:rFonts w:asciiTheme="majorBidi" w:hAnsiTheme="majorBidi" w:cstheme="majorBidi"/>
+              </w:rPr>
+              <w:t xml:space="preserve">2.a </w:t>
+            </w:r>
+            <w:r>
+              <w:rPr>
+                <w:rFonts w:asciiTheme="majorBidi" w:hAnsiTheme="majorBidi" w:cstheme="majorBidi"/>
+              </w:rPr>
+              <w:t>if the system can’t find the tran</w:t>
+            </w:r>
+            <w:r>
+              <w:rPr>
+                <w:rFonts w:asciiTheme="majorBidi" w:hAnsiTheme="majorBidi" w:cstheme="majorBidi"/>
+              </w:rPr>
+              <w:t xml:space="preserve">saction or the item in it, the system informs the salesperson </w:t>
+            </w:r>
+            <w:r>
+              <w:rPr>
+                <w:rFonts w:asciiTheme="majorBidi" w:hAnsiTheme="majorBidi" w:cstheme="majorBidi"/>
+              </w:rPr>
+              <w:t>and</w:t>
+            </w:r>
+            <w:r>
+              <w:rPr>
+                <w:rFonts w:asciiTheme="majorBidi" w:hAnsiTheme="majorBidi" w:cstheme="majorBidi"/>
+              </w:rPr>
+              <w:t xml:space="preserve"> </w:t>
+            </w:r>
+            <w:r>
+              <w:rPr>
+                <w:rFonts w:asciiTheme="majorBidi" w:hAnsiTheme="majorBidi" w:cstheme="majorBidi"/>
+              </w:rPr>
+              <w:t>nothing is recorde</w:t>
+            </w:r>
+            <w:r>
+              <w:rPr>
+                <w:rFonts w:asciiTheme="majorBidi" w:hAnsiTheme="majorBidi" w:cstheme="majorBidi"/>
+                <w:b w:val="0"/>
+                <w:bCs w:val="0"/>
+              </w:rPr>
+              <w:t>d</w:t>
+            </w:r>
+            <w:r>
+              <w:rPr>
+                <w:rFonts w:asciiTheme="majorBidi" w:hAnsiTheme="majorBidi" w:cstheme="majorBidi"/>
+              </w:rPr>
+              <w:t>.</w:t>
+            </w:r>
+          </w:p>
+          <w:p>
+            <w:pPr>
+              <w:tabs>
+                <w:tab w:val="left" w:pos="1712"/>
+              </w:tabs>
+              <w:rPr>
+                <w:rFonts w:asciiTheme="majorBidi" w:hAnsiTheme="majorBidi" w:cstheme="majorBidi"/>
+                <w:b w:val="0"/>
+                <w:bCs w:val="0"/>
+              </w:rPr>
+            </w:pPr>
+          </w:p>
+          <w:p>
+            <w:pPr>
+              <w:tabs>
+                <w:tab w:val="left" w:pos="1712"/>
+              </w:tabs>
+              <w:rPr>
+                <w:rFonts w:asciiTheme="majorBidi" w:hAnsiTheme="majorBidi" w:cstheme="majorBidi"/>
+                <w:b w:val="0"/>
+                <w:bCs w:val="0"/>
+              </w:rPr>
+            </w:pPr>
+            <w:r>
+              <w:rPr>
+                <w:rFonts w:asciiTheme="majorBidi" w:hAnsiTheme="majorBidi" w:cstheme="majorBidi"/>
+              </w:rPr>
+              <w:t>3.a</w:t>
+            </w:r>
+            <w:r>
+              <w:rPr>
+                <w:rFonts w:asciiTheme="majorBidi" w:hAnsiTheme="majorBidi" w:cstheme="majorBidi"/>
+              </w:rPr>
+              <w:t xml:space="preserve">: if the request dose not satisfy </w:t>
+            </w:r>
+            <w:r>
+              <w:rPr>
+                <w:rFonts w:asciiTheme="majorBidi" w:hAnsiTheme="majorBidi" w:cstheme="majorBidi"/>
+              </w:rPr>
+              <w:t xml:space="preserve">the store policy, the system </w:t>
+            </w:r>
+            <w:r>
+              <w:rPr>
+                <w:rFonts w:asciiTheme="majorBidi" w:hAnsiTheme="majorBidi" w:cstheme="majorBidi"/>
+              </w:rPr>
+              <w:t>rejects</w:t>
+            </w:r>
+            <w:r>
+              <w:rPr>
+                <w:rFonts w:asciiTheme="majorBidi" w:hAnsiTheme="majorBidi" w:cstheme="majorBidi"/>
+              </w:rPr>
+              <w:t xml:space="preserve"> the replacement </w:t>
+            </w:r>
+            <w:r>
+              <w:rPr>
+                <w:rFonts w:asciiTheme="majorBidi" w:hAnsiTheme="majorBidi" w:cstheme="majorBidi"/>
+              </w:rPr>
+              <w:t>and informs the salesperson of the reason</w:t>
+            </w:r>
+            <w:r>
+              <w:rPr>
+                <w:rFonts w:asciiTheme="majorBidi" w:hAnsiTheme="majorBidi" w:cstheme="majorBidi"/>
+              </w:rPr>
+              <w:t xml:space="preserve">. </w:t>
+            </w:r>
+            <w:r>
+              <w:rPr>
+                <w:rFonts w:asciiTheme="majorBidi" w:hAnsiTheme="majorBidi" w:cstheme="majorBidi"/>
+              </w:rPr>
+              <w:t xml:space="preserve">Nothing is recorded and inventory is </w:t>
+            </w:r>
+            <w:r>
+              <w:rPr>
+                <w:rFonts w:asciiTheme="majorBidi" w:hAnsiTheme="majorBidi" w:cstheme="majorBidi"/>
+              </w:rPr>
+              <w:t>unchang</w:t>
+            </w:r>
+            <w:r>
+              <w:rPr>
+                <w:rFonts w:asciiTheme="majorBidi" w:hAnsiTheme="majorBidi" w:cstheme="majorBidi"/>
+                <w:b w:val="0"/>
+                <w:bCs w:val="0"/>
+              </w:rPr>
+              <w:t>ed</w:t>
+            </w:r>
+            <w:r>
+              <w:rPr>
+                <w:rFonts w:asciiTheme="majorBidi" w:hAnsiTheme="majorBidi" w:cstheme="majorBidi"/>
+              </w:rPr>
+              <w:t>.</w:t>
+            </w:r>
+          </w:p>
+          <w:p>
+            <w:pPr>
+              <w:tabs>
+                <w:tab w:val="left" w:pos="1712"/>
+              </w:tabs>
+              <w:rPr>
+                <w:rFonts w:asciiTheme="majorBidi" w:hAnsiTheme="majorBidi" w:cstheme="majorBidi"/>
+                <w:b w:val="0"/>
+                <w:bCs w:val="0"/>
+              </w:rPr>
+            </w:pPr>
+          </w:p>
+          <w:p>
+            <w:pPr>
+              <w:tabs>
+                <w:tab w:val="left" w:pos="1712"/>
+              </w:tabs>
+              <w:rPr>
+                <w:rFonts w:asciiTheme="majorBidi" w:hAnsiTheme="majorBidi" w:cstheme="majorBidi"/>
+                <w:b w:val="0"/>
+                <w:bCs w:val="0"/>
+              </w:rPr>
+            </w:pPr>
+            <w:r>
+              <w:rPr>
+                <w:rFonts w:asciiTheme="majorBidi" w:hAnsiTheme="majorBidi" w:cstheme="majorBidi"/>
+              </w:rPr>
+              <w:t xml:space="preserve">4.a </w:t>
+            </w:r>
+            <w:r>
+              <w:rPr>
+                <w:rFonts w:asciiTheme="majorBidi" w:hAnsiTheme="majorBidi" w:cstheme="majorBidi"/>
+              </w:rPr>
+              <w:t xml:space="preserve">if the requested replacement </w:t>
+            </w:r>
+            <w:r>
+              <w:rPr>
+                <w:rFonts w:asciiTheme="majorBidi" w:hAnsiTheme="majorBidi" w:cstheme="majorBidi"/>
+              </w:rPr>
+              <w:t xml:space="preserve">item is not available in the required quantity, the </w:t>
+            </w:r>
+            <w:r>
+              <w:rPr>
+                <w:rFonts w:asciiTheme="majorBidi" w:hAnsiTheme="majorBidi" w:cstheme="majorBidi"/>
+              </w:rPr>
+              <w:t xml:space="preserve">system informs the salesperson, the replacement is not </w:t>
+            </w:r>
+            <w:r>
+              <w:rPr>
+                <w:rFonts w:asciiTheme="majorBidi" w:hAnsiTheme="majorBidi" w:cstheme="majorBidi"/>
+              </w:rPr>
+              <w:t>recorde</w:t>
+            </w:r>
+            <w:r>
+              <w:rPr>
+                <w:rFonts w:asciiTheme="majorBidi" w:hAnsiTheme="majorBidi" w:cstheme="majorBidi"/>
+                <w:b w:val="0"/>
+                <w:bCs w:val="0"/>
+              </w:rPr>
+              <w:t>d</w:t>
+            </w:r>
+            <w:r>
+              <w:rPr>
+                <w:rFonts w:asciiTheme="majorBidi" w:hAnsiTheme="majorBidi" w:cstheme="majorBidi"/>
+              </w:rPr>
+              <w:t>.</w:t>
+            </w:r>
+          </w:p>
+          <w:p>
+            <w:pPr>
+              <w:tabs>
+                <w:tab w:val="left" w:pos="1712"/>
+              </w:tabs>
+              <w:rPr>
+                <w:rFonts w:asciiTheme="majorBidi" w:hAnsiTheme="majorBidi" w:cstheme="majorBidi"/>
+                <w:b w:val="0"/>
+                <w:bCs w:val="0"/>
+              </w:rPr>
+            </w:pPr>
           </w:p>
           <w:p>
             <w:pPr>
@@ -4239,6 +4750,41 @@
                 <w:color w:val="0F4761" w:themeColor="accent1" w:themeShade="BF"/>
               </w:rPr>
             </w:pPr>
+            <w:r>
+              <w:rPr>
+                <w:rFonts w:asciiTheme="majorBidi" w:eastAsiaTheme="majorEastAsia" w:hAnsiTheme="majorBidi" w:cstheme="majorBidi"/>
+                <w:color w:val="0F4761" w:themeColor="accent1" w:themeShade="BF"/>
+              </w:rPr>
+              <w:t>A</w:t>
+            </w:r>
+            <w:r>
+              <w:rPr>
+                <w:rFonts w:asciiTheme="majorBidi" w:eastAsiaTheme="majorEastAsia" w:hAnsiTheme="majorBidi" w:cstheme="majorBidi"/>
+                <w:color w:val="0F4761" w:themeColor="accent1" w:themeShade="BF"/>
+              </w:rPr>
+              <w:t xml:space="preserve"> </w:t>
+            </w:r>
+            <w:r>
+              <w:rPr>
+                <w:rFonts w:asciiTheme="majorBidi" w:eastAsiaTheme="majorEastAsia" w:hAnsiTheme="majorBidi" w:cstheme="majorBidi"/>
+                <w:color w:val="0F4761" w:themeColor="accent1" w:themeShade="BF"/>
+              </w:rPr>
+              <w:t>store manager</w:t>
+            </w:r>
+            <w:r>
+              <w:rPr>
+                <w:rFonts w:asciiTheme="majorBidi" w:eastAsiaTheme="majorEastAsia" w:hAnsiTheme="majorBidi" w:cstheme="majorBidi"/>
+                <w:color w:val="0F4761" w:themeColor="accent1" w:themeShade="BF"/>
+              </w:rPr>
+              <w:t xml:space="preserve"> requests information about expired goods. The system </w:t>
+            </w:r>
+            <w:r>
+              <w:rPr>
+                <w:rFonts w:asciiTheme="majorBidi" w:eastAsiaTheme="majorEastAsia" w:hAnsiTheme="majorBidi" w:cstheme="majorBidi"/>
+                <w:color w:val="0F4761" w:themeColor="accent1" w:themeShade="BF"/>
+              </w:rPr>
+              <w:t xml:space="preserve">identifies the expired item and displays their details, and the employee may then remove them from the inventory. </w:t>
+            </w:r>
           </w:p>
         </w:tc>
       </w:tr>
@@ -4287,6 +4833,20 @@
                 <w:color w:val="0F4761" w:themeColor="accent1" w:themeShade="BF"/>
               </w:rPr>
             </w:pPr>
+            <w:r>
+              <w:rPr>
+                <w:rFonts w:asciiTheme="majorBidi" w:eastAsiaTheme="majorEastAsia" w:hAnsiTheme="majorBidi" w:cstheme="majorBidi"/>
+                <w:color w:val="0F4761" w:themeColor="accent1" w:themeShade="BF"/>
+              </w:rPr>
+              <w:t>Store Ma</w:t>
+            </w:r>
+            <w:r>
+              <w:rPr>
+                <w:rFonts w:asciiTheme="majorBidi" w:eastAsiaTheme="majorEastAsia" w:hAnsiTheme="majorBidi" w:cstheme="majorBidi"/>
+                <w:color w:val="0F4761" w:themeColor="accent1" w:themeShade="BF"/>
+              </w:rPr>
+              <w:t>nager.</w:t>
+            </w:r>
           </w:p>
         </w:tc>
       </w:tr>
@@ -4337,6 +4897,34 @@
                 <w:color w:val="0F4761" w:themeColor="accent1" w:themeShade="BF"/>
               </w:rPr>
             </w:pPr>
+            <w:r>
+              <w:rPr>
+                <w:rFonts w:asciiTheme="majorBidi" w:eastAsiaTheme="majorEastAsia" w:hAnsiTheme="majorBidi" w:cstheme="majorBidi"/>
+                <w:color w:val="0F4761" w:themeColor="accent1" w:themeShade="BF"/>
+              </w:rPr>
+              <w:t xml:space="preserve">The </w:t>
+            </w:r>
+            <w:r>
+              <w:rPr>
+                <w:rFonts w:asciiTheme="majorBidi" w:eastAsiaTheme="majorEastAsia" w:hAnsiTheme="majorBidi" w:cstheme="majorBidi"/>
+                <w:color w:val="0F4761" w:themeColor="accent1" w:themeShade="BF"/>
+              </w:rPr>
+              <w:t>store manager</w:t>
+            </w:r>
+            <w:r>
+              <w:rPr>
+                <w:rFonts w:asciiTheme="majorBidi" w:eastAsiaTheme="majorEastAsia" w:hAnsiTheme="majorBidi" w:cstheme="majorBidi"/>
+                <w:color w:val="0F4761" w:themeColor="accent1" w:themeShade="BF"/>
+              </w:rPr>
+              <w:t xml:space="preserve"> requests information </w:t>
+            </w:r>
+            <w:r>
+              <w:rPr>
+                <w:rFonts w:asciiTheme="majorBidi" w:eastAsiaTheme="majorEastAsia" w:hAnsiTheme="majorBidi" w:cstheme="majorBidi"/>
+                <w:color w:val="0F4761" w:themeColor="accent1" w:themeShade="BF"/>
+              </w:rPr>
+              <w:t>about expired goods.</w:t>
+            </w:r>
           </w:p>
         </w:tc>
       </w:tr>
@@ -4375,6 +4963,82 @@
           <w:tcPr>
             <w:tcW w:w="5763" w:type="dxa"/>
           </w:tcPr>
+          <w:p>
+            <w:pPr>
+              <w:pStyle w:val="ListParagraph"/>
+              <w:numPr>
+                <w:ilvl w:val="0"/>
+                <w:numId w:val="9"/>
+              </w:numPr>
+              <w:tabs>
+                <w:tab w:val="left" w:pos="1712"/>
+              </w:tabs>
+              <w:cnfStyle w:val="000000000000" w:firstRow="0" w:lastRow="0" w:firstColumn="0" w:lastColumn="0" w:oddVBand="0" w:evenVBand="0" w:oddHBand="0" w:evenHBand="0" w:firstRowFirstColumn="0" w:firstRowLastColumn="0" w:lastRowFirstColumn="0" w:lastRowLastColumn="0"/>
+              <w:rPr>
+                <w:rFonts w:asciiTheme="majorBidi" w:eastAsiaTheme="majorEastAsia" w:hAnsiTheme="majorBidi" w:cstheme="majorBidi"/>
+                <w:color w:val="0F4761" w:themeColor="accent1" w:themeShade="BF"/>
+              </w:rPr>
+            </w:pPr>
+            <w:r>
+              <w:rPr>
+                <w:rFonts w:asciiTheme="majorBidi" w:eastAsiaTheme="majorEastAsia" w:hAnsiTheme="majorBidi" w:cstheme="majorBidi"/>
+                <w:color w:val="0F4761" w:themeColor="accent1" w:themeShade="BF"/>
+              </w:rPr>
+              <w:t xml:space="preserve">The </w:t>
+            </w:r>
+            <w:r>
+              <w:rPr>
+                <w:rFonts w:asciiTheme="majorBidi" w:eastAsiaTheme="majorEastAsia" w:hAnsiTheme="majorBidi" w:cstheme="majorBidi"/>
+                <w:color w:val="0F4761" w:themeColor="accent1" w:themeShade="BF"/>
+              </w:rPr>
+              <w:t>store manager</w:t>
+            </w:r>
+            <w:r>
+              <w:rPr>
+                <w:rFonts w:asciiTheme="majorBidi" w:eastAsiaTheme="majorEastAsia" w:hAnsiTheme="majorBidi" w:cstheme="majorBidi"/>
+                <w:color w:val="0F4761" w:themeColor="accent1" w:themeShade="BF"/>
+              </w:rPr>
+              <w:t xml:space="preserve"> </w:t>
+            </w:r>
+            <w:r>
+              <w:rPr>
+                <w:rFonts w:asciiTheme="majorBidi" w:eastAsiaTheme="majorEastAsia" w:hAnsiTheme="majorBidi" w:cstheme="majorBidi"/>
+                <w:color w:val="0F4761" w:themeColor="accent1" w:themeShade="BF"/>
+              </w:rPr>
+              <w:t>is logged in the and authorized.</w:t>
+            </w:r>
+          </w:p>
+          <w:p>
+            <w:pPr>
+              <w:pStyle w:val="ListParagraph"/>
+              <w:numPr>
+                <w:ilvl w:val="0"/>
+                <w:numId w:val="9"/>
+              </w:numPr>
+              <w:tabs>
+                <w:tab w:val="left" w:pos="1712"/>
+              </w:tabs>
+              <w:cnfStyle w:val="000000000000" w:firstRow="0" w:lastRow="0" w:firstColumn="0" w:lastColumn="0" w:oddVBand="0" w:evenVBand="0" w:oddHBand="0" w:evenHBand="0" w:firstRowFirstColumn="0" w:firstRowLastColumn="0" w:lastRowFirstColumn="0" w:lastRowLastColumn="0"/>
+              <w:rPr>
+                <w:rFonts w:asciiTheme="majorBidi" w:eastAsiaTheme="majorEastAsia" w:hAnsiTheme="majorBidi" w:cstheme="majorBidi"/>
+                <w:color w:val="0F4761" w:themeColor="accent1" w:themeShade="BF"/>
+              </w:rPr>
+            </w:pPr>
+            <w:r>
+              <w:rPr>
+                <w:rFonts w:asciiTheme="majorBidi" w:eastAsiaTheme="majorEastAsia" w:hAnsiTheme="majorBidi" w:cstheme="majorBidi"/>
+                <w:color w:val="0F4761" w:themeColor="accent1" w:themeShade="BF"/>
+              </w:rPr>
+              <w:t>The inventory contai</w:t>
+            </w:r>
+            <w:r>
+              <w:rPr>
+                <w:rFonts w:asciiTheme="majorBidi" w:eastAsiaTheme="majorEastAsia" w:hAnsiTheme="majorBidi" w:cstheme="majorBidi"/>
+                <w:color w:val="0F4761" w:themeColor="accent1" w:themeShade="BF"/>
+              </w:rPr>
+              <w:t>ns items that have expiration dates.</w:t>
+            </w:r>
+          </w:p>
           <w:p>
             <w:pPr>
               <w:pStyle w:val="ListParagraph"/>
@@ -4418,6 +5082,7 @@
               <w:rPr>
                 <w:rFonts w:asciiTheme="majorBidi" w:hAnsiTheme="majorBidi" w:cstheme="majorBidi"/>
               </w:rPr>
+              <w:lastRenderedPageBreak/>
               <w:t>Postconditions</w:t>
             </w:r>
           </w:p>
@@ -4429,6 +5094,10 @@
           <w:p>
             <w:pPr>
               <w:pStyle w:val="ListParagraph"/>
+              <w:numPr>
+                <w:ilvl w:val="0"/>
+                <w:numId w:val="10"/>
+              </w:numPr>
               <w:tabs>
                 <w:tab w:val="left" w:pos="1712"/>
               </w:tabs>
@@ -4438,6 +5107,58 @@
                 <w:color w:val="0F4761" w:themeColor="accent1" w:themeShade="BF"/>
               </w:rPr>
             </w:pPr>
+            <w:r>
+              <w:rPr>
+                <w:rFonts w:asciiTheme="majorBidi" w:eastAsiaTheme="majorEastAsia" w:hAnsiTheme="majorBidi" w:cstheme="majorBidi"/>
+                <w:color w:val="0F4761" w:themeColor="accent1" w:themeShade="BF"/>
+              </w:rPr>
+              <w:t>The list expired items and their detail</w:t>
+            </w:r>
+            <w:r>
+              <w:rPr>
+                <w:rFonts w:asciiTheme="majorBidi" w:eastAsiaTheme="majorEastAsia" w:hAnsiTheme="majorBidi" w:cstheme="majorBidi"/>
+                <w:color w:val="0F4761" w:themeColor="accent1" w:themeShade="BF"/>
+              </w:rPr>
+              <w:t>s was displayed to the store manager.</w:t>
+            </w:r>
+          </w:p>
+          <w:p>
+            <w:pPr>
+              <w:pStyle w:val="ListParagraph"/>
+              <w:numPr>
+                <w:ilvl w:val="0"/>
+                <w:numId w:val="10"/>
+              </w:numPr>
+              <w:tabs>
+                <w:tab w:val="left" w:pos="1712"/>
+              </w:tabs>
+              <w:cnfStyle w:val="000000100000" w:firstRow="0" w:lastRow="0" w:firstColumn="0" w:lastColumn="0" w:oddVBand="0" w:evenVBand="0" w:oddHBand="1" w:evenHBand="0" w:firstRowFirstColumn="0" w:firstRowLastColumn="0" w:lastRowFirstColumn="0" w:lastRowLastColumn="0"/>
+              <w:rPr>
+                <w:rFonts w:asciiTheme="majorBidi" w:eastAsiaTheme="majorEastAsia" w:hAnsiTheme="majorBidi" w:cstheme="majorBidi"/>
+                <w:color w:val="0F4761" w:themeColor="accent1" w:themeShade="BF"/>
+              </w:rPr>
+            </w:pPr>
+            <w:r>
+              <w:rPr>
+                <w:rFonts w:asciiTheme="majorBidi" w:eastAsiaTheme="majorEastAsia" w:hAnsiTheme="majorBidi" w:cstheme="majorBidi"/>
+                <w:color w:val="0F4761" w:themeColor="accent1" w:themeShade="BF"/>
+              </w:rPr>
+              <w:t>I</w:t>
+            </w:r>
+            <w:r>
+              <w:rPr>
+                <w:rFonts w:asciiTheme="majorBidi" w:eastAsiaTheme="majorEastAsia" w:hAnsiTheme="majorBidi" w:cstheme="majorBidi"/>
+                <w:color w:val="0F4761" w:themeColor="accent1" w:themeShade="BF"/>
+              </w:rPr>
+              <w:t>f the store manager chose to remove goods, the selected expired goods</w:t>
+            </w:r>
+            <w:r>
+              <w:rPr>
+                <w:rFonts w:asciiTheme="majorBidi" w:eastAsiaTheme="majorEastAsia" w:hAnsiTheme="majorBidi" w:cstheme="majorBidi"/>
+                <w:color w:val="0F4761" w:themeColor="accent1" w:themeShade="BF"/>
+              </w:rPr>
+              <w:t xml:space="preserve"> were removed from the inventory. </w:t>
+            </w:r>
           </w:p>
         </w:tc>
       </w:tr>
@@ -4540,6 +5261,11 @@
           </w:tcPr>
           <w:p>
             <w:pPr>
+              <w:pStyle w:val="ListParagraph"/>
+              <w:numPr>
+                <w:ilvl w:val="0"/>
+                <w:numId w:val="11"/>
+              </w:numPr>
               <w:tabs>
                 <w:tab w:val="left" w:pos="1712"/>
               </w:tabs>
@@ -4548,6 +5274,24 @@
                 <w:rFonts w:asciiTheme="majorBidi" w:hAnsiTheme="majorBidi" w:cstheme="majorBidi"/>
               </w:rPr>
             </w:pPr>
+            <w:r>
+              <w:rPr>
+                <w:rFonts w:asciiTheme="majorBidi" w:hAnsiTheme="majorBidi" w:cstheme="majorBidi"/>
+              </w:rPr>
+              <w:t xml:space="preserve">The </w:t>
+            </w:r>
+            <w:r>
+              <w:rPr>
+                <w:rFonts w:asciiTheme="majorBidi" w:hAnsiTheme="majorBidi" w:cstheme="majorBidi"/>
+              </w:rPr>
+              <w:t>store manager</w:t>
+            </w:r>
+            <w:r>
+              <w:rPr>
+                <w:rFonts w:asciiTheme="majorBidi" w:hAnsiTheme="majorBidi" w:cstheme="majorBidi"/>
+              </w:rPr>
+              <w:t xml:space="preserve"> requests information about expired goods.</w:t>
+            </w:r>
           </w:p>
         </w:tc>
         <w:tc>
@@ -4556,16 +5300,41 @@
           </w:tcPr>
           <w:p>
             <w:pPr>
-              <w:tabs>
-                <w:tab w:val="left" w:pos="1712"/>
-              </w:tabs>
-              <w:ind w:left="360"/>
+              <w:pStyle w:val="ListParagraph"/>
+              <w:numPr>
+                <w:ilvl w:val="0"/>
+                <w:numId w:val="11"/>
+              </w:numPr>
+              <w:tabs>
+                <w:tab w:val="left" w:pos="1712"/>
+              </w:tabs>
               <w:cnfStyle w:val="000000000000" w:firstRow="0" w:lastRow="0" w:firstColumn="0" w:lastColumn="0" w:oddVBand="0" w:evenVBand="0" w:oddHBand="0" w:evenHBand="0" w:firstRowFirstColumn="0" w:firstRowLastColumn="0" w:lastRowFirstColumn="0" w:lastRowLastColumn="0"/>
               <w:rPr>
                 <w:rFonts w:asciiTheme="majorBidi" w:eastAsiaTheme="majorEastAsia" w:hAnsiTheme="majorBidi" w:cstheme="majorBidi"/>
                 <w:color w:val="0F4761" w:themeColor="accent1" w:themeShade="BF"/>
               </w:rPr>
             </w:pPr>
+            <w:r>
+              <w:rPr>
+                <w:rFonts w:asciiTheme="majorBidi" w:eastAsiaTheme="majorEastAsia" w:hAnsiTheme="majorBidi" w:cstheme="majorBidi"/>
+                <w:color w:val="0F4761" w:themeColor="accent1" w:themeShade="BF"/>
+              </w:rPr>
+              <w:t>The system ide</w:t>
+            </w:r>
+            <w:r>
+              <w:rPr>
+                <w:rFonts w:asciiTheme="majorBidi" w:eastAsiaTheme="majorEastAsia" w:hAnsiTheme="majorBidi" w:cstheme="majorBidi"/>
+                <w:color w:val="0F4761" w:themeColor="accent1" w:themeShade="BF"/>
+              </w:rPr>
+              <w:t>ntifies the items whose expiration date has passed</w:t>
+            </w:r>
+            <w:r>
+              <w:rPr>
+                <w:rFonts w:asciiTheme="majorBidi" w:eastAsiaTheme="majorEastAsia" w:hAnsiTheme="majorBidi" w:cstheme="majorBidi"/>
+                <w:color w:val="0F4761" w:themeColor="accent1" w:themeShade="BF"/>
+              </w:rPr>
+              <w:t>.</w:t>
+            </w:r>
           </w:p>
         </w:tc>
       </w:tr>
@@ -4599,6 +5368,11 @@
           </w:tcPr>
           <w:p>
             <w:pPr>
+              <w:pStyle w:val="ListParagraph"/>
+              <w:numPr>
+                <w:ilvl w:val="0"/>
+                <w:numId w:val="11"/>
+              </w:numPr>
               <w:tabs>
                 <w:tab w:val="left" w:pos="1712"/>
               </w:tabs>
@@ -4608,6 +5382,20 @@
                 <w:color w:val="0F4761" w:themeColor="accent1" w:themeShade="BF"/>
               </w:rPr>
             </w:pPr>
+            <w:r>
+              <w:rPr>
+                <w:rFonts w:asciiTheme="majorBidi" w:eastAsiaTheme="majorEastAsia" w:hAnsiTheme="majorBidi" w:cstheme="majorBidi"/>
+                <w:color w:val="0F4761" w:themeColor="accent1" w:themeShade="BF"/>
+              </w:rPr>
+              <w:t>The system displays the deta</w:t>
+            </w:r>
+            <w:r>
+              <w:rPr>
+                <w:rFonts w:asciiTheme="majorBidi" w:eastAsiaTheme="majorEastAsia" w:hAnsiTheme="majorBidi" w:cstheme="majorBidi"/>
+                <w:color w:val="0F4761" w:themeColor="accent1" w:themeShade="BF"/>
+              </w:rPr>
+              <w:t>ils of the expired items.</w:t>
+            </w:r>
           </w:p>
         </w:tc>
       </w:tr>
@@ -4623,6 +5411,10 @@
           <w:p>
             <w:pPr>
               <w:pStyle w:val="ListParagraph"/>
+              <w:numPr>
+                <w:ilvl w:val="0"/>
+                <w:numId w:val="11"/>
+              </w:numPr>
               <w:tabs>
                 <w:tab w:val="left" w:pos="1712"/>
               </w:tabs>
@@ -4632,6 +5424,57 @@
                 <w:color w:val="0F4761" w:themeColor="accent1" w:themeShade="BF"/>
               </w:rPr>
             </w:pPr>
+            <w:r>
+              <w:rPr>
+                <w:rFonts w:asciiTheme="majorBidi" w:hAnsiTheme="majorBidi" w:cstheme="majorBidi"/>
+                <w:color w:val="0F4761" w:themeColor="accent1" w:themeShade="BF"/>
+              </w:rPr>
+              <w:t xml:space="preserve">If the store manager </w:t>
+            </w:r>
+            <w:r>
+              <w:rPr>
+                <w:rFonts w:asciiTheme="majorBidi" w:hAnsiTheme="majorBidi" w:cstheme="majorBidi"/>
+                <w:color w:val="0F4761" w:themeColor="accent1" w:themeShade="BF"/>
+              </w:rPr>
+              <w:t xml:space="preserve">chooses to remove expired goods, the </w:t>
+            </w:r>
+            <w:r>
+              <w:rPr>
+                <w:rFonts w:asciiTheme="majorBidi" w:hAnsiTheme="majorBidi" w:cstheme="majorBidi"/>
+                <w:color w:val="0F4761" w:themeColor="accent1" w:themeShade="BF"/>
+              </w:rPr>
+              <w:t xml:space="preserve">store manager </w:t>
+            </w:r>
+            <w:r>
+              <w:rPr>
+                <w:rFonts w:asciiTheme="majorBidi" w:hAnsiTheme="majorBidi" w:cstheme="majorBidi"/>
+                <w:color w:val="0F4761" w:themeColor="accent1" w:themeShade="BF"/>
+              </w:rPr>
+              <w:t>select</w:t>
+            </w:r>
+            <w:r>
+              <w:rPr>
+                <w:rFonts w:asciiTheme="majorBidi" w:hAnsiTheme="majorBidi" w:cstheme="majorBidi"/>
+                <w:b w:val="0"/>
+                <w:bCs w:val="0"/>
+                <w:color w:val="0F4761" w:themeColor="accent1" w:themeShade="BF"/>
+              </w:rPr>
+              <w:t>s</w:t>
+            </w:r>
+            <w:r>
+              <w:rPr>
+                <w:rFonts w:asciiTheme="majorBidi" w:hAnsiTheme="majorBidi" w:cstheme="majorBidi"/>
+                <w:color w:val="0F4761" w:themeColor="accent1" w:themeShade="BF"/>
+              </w:rPr>
+              <w:t xml:space="preserve"> the goods to remove</w:t>
+            </w:r>
+            <w:r>
+              <w:rPr>
+                <w:rFonts w:asciiTheme="majorBidi" w:hAnsiTheme="majorBidi" w:cstheme="majorBidi"/>
+                <w:color w:val="0F4761" w:themeColor="accent1" w:themeShade="BF"/>
+              </w:rPr>
+              <w:t xml:space="preserve">. </w:t>
+            </w:r>
           </w:p>
         </w:tc>
         <w:tc>
@@ -4641,6 +5484,10 @@
           <w:p>
             <w:pPr>
               <w:pStyle w:val="ListParagraph"/>
+              <w:numPr>
+                <w:ilvl w:val="0"/>
+                <w:numId w:val="11"/>
+              </w:numPr>
               <w:tabs>
                 <w:tab w:val="left" w:pos="1712"/>
               </w:tabs>
@@ -4650,6 +5497,20 @@
                 <w:color w:val="0F4761" w:themeColor="accent1" w:themeShade="BF"/>
               </w:rPr>
             </w:pPr>
+            <w:r>
+              <w:rPr>
+                <w:rFonts w:asciiTheme="majorBidi" w:eastAsiaTheme="majorEastAsia" w:hAnsiTheme="majorBidi" w:cstheme="majorBidi"/>
+                <w:color w:val="0F4761" w:themeColor="accent1" w:themeShade="BF"/>
+              </w:rPr>
+              <w:t>The system extends to remove goods and remove</w:t>
+            </w:r>
+            <w:r>
+              <w:rPr>
+                <w:rFonts w:asciiTheme="majorBidi" w:eastAsiaTheme="majorEastAsia" w:hAnsiTheme="majorBidi" w:cstheme="majorBidi"/>
+                <w:color w:val="0F4761" w:themeColor="accent1" w:themeShade="BF"/>
+              </w:rPr>
+              <w:t>s the selected goods from the inventory.</w:t>
+            </w:r>
           </w:p>
         </w:tc>
       </w:tr>
@@ -4661,90 +5522,6 @@
         <w:tc>
           <w:tcPr>
             <w:cnfStyle w:val="001000000000" w:firstRow="0" w:lastRow="0" w:firstColumn="1" w:lastColumn="0" w:oddVBand="0" w:evenVBand="0" w:oddHBand="0" w:evenHBand="0" w:firstRowFirstColumn="0" w:firstRowLastColumn="0" w:lastRowFirstColumn="0" w:lastRowLastColumn="0"/>
-            <w:tcW w:w="3986" w:type="dxa"/>
-          </w:tcPr>
-          <w:p>
-            <w:pPr>
-              <w:pStyle w:val="ListParagraph"/>
-              <w:tabs>
-                <w:tab w:val="left" w:pos="1712"/>
-              </w:tabs>
-              <w:jc w:val="both"/>
-              <w:rPr>
-                <w:rFonts w:asciiTheme="majorBidi" w:hAnsiTheme="majorBidi" w:cstheme="majorBidi"/>
-                <w:color w:val="0F4761" w:themeColor="accent1" w:themeShade="BF"/>
-              </w:rPr>
-            </w:pPr>
-          </w:p>
-        </w:tc>
-        <w:tc>
-          <w:tcPr>
-            <w:tcW w:w="5763" w:type="dxa"/>
-          </w:tcPr>
-          <w:p>
-            <w:pPr>
-              <w:pStyle w:val="ListParagraph"/>
-              <w:tabs>
-                <w:tab w:val="left" w:pos="1712"/>
-              </w:tabs>
-              <w:cnfStyle w:val="000000100000" w:firstRow="0" w:lastRow="0" w:firstColumn="0" w:lastColumn="0" w:oddVBand="0" w:evenVBand="0" w:oddHBand="1" w:evenHBand="0" w:firstRowFirstColumn="0" w:firstRowLastColumn="0" w:lastRowFirstColumn="0" w:lastRowLastColumn="0"/>
-              <w:rPr>
-                <w:rFonts w:asciiTheme="majorBidi" w:eastAsiaTheme="majorEastAsia" w:hAnsiTheme="majorBidi" w:cstheme="majorBidi"/>
-                <w:color w:val="0F4761" w:themeColor="accent1" w:themeShade="BF"/>
-              </w:rPr>
-            </w:pPr>
-          </w:p>
-        </w:tc>
-      </w:tr>
-      <w:tr>
-        <w:trPr>
-          <w:trHeight w:val="573"/>
-        </w:trPr>
-        <w:tc>
-          <w:tcPr>
-            <w:cnfStyle w:val="001000000000" w:firstRow="0" w:lastRow="0" w:firstColumn="1" w:lastColumn="0" w:oddVBand="0" w:evenVBand="0" w:oddHBand="0" w:evenHBand="0" w:firstRowFirstColumn="0" w:firstRowLastColumn="0" w:lastRowFirstColumn="0" w:lastRowLastColumn="0"/>
-            <w:tcW w:w="3986" w:type="dxa"/>
-          </w:tcPr>
-          <w:p>
-            <w:pPr>
-              <w:tabs>
-                <w:tab w:val="left" w:pos="1712"/>
-              </w:tabs>
-              <w:jc w:val="both"/>
-              <w:rPr>
-                <w:rFonts w:asciiTheme="majorBidi" w:hAnsiTheme="majorBidi" w:cstheme="majorBidi"/>
-                <w:color w:val="0F4761" w:themeColor="accent1" w:themeShade="BF"/>
-              </w:rPr>
-            </w:pPr>
-          </w:p>
-        </w:tc>
-        <w:tc>
-          <w:tcPr>
-            <w:tcW w:w="5763" w:type="dxa"/>
-          </w:tcPr>
-          <w:p>
-            <w:pPr>
-              <w:pStyle w:val="ListParagraph"/>
-              <w:tabs>
-                <w:tab w:val="left" w:pos="1712"/>
-              </w:tabs>
-              <w:cnfStyle w:val="000000000000" w:firstRow="0" w:lastRow="0" w:firstColumn="0" w:lastColumn="0" w:oddVBand="0" w:evenVBand="0" w:oddHBand="0" w:evenHBand="0" w:firstRowFirstColumn="0" w:firstRowLastColumn="0" w:lastRowFirstColumn="0" w:lastRowLastColumn="0"/>
-              <w:rPr>
-                <w:rFonts w:asciiTheme="majorBidi" w:eastAsiaTheme="majorEastAsia" w:hAnsiTheme="majorBidi" w:cstheme="majorBidi"/>
-                <w:color w:val="0F4761" w:themeColor="accent1" w:themeShade="BF"/>
-              </w:rPr>
-            </w:pPr>
-          </w:p>
-        </w:tc>
-      </w:tr>
-      <w:tr>
-        <w:trPr>
-          <w:cnfStyle w:val="000000100000" w:firstRow="0" w:lastRow="0" w:firstColumn="0" w:lastColumn="0" w:oddVBand="0" w:evenVBand="0" w:oddHBand="1" w:evenHBand="0" w:firstRowFirstColumn="0" w:firstRowLastColumn="0" w:lastRowFirstColumn="0" w:lastRowLastColumn="0"/>
-          <w:trHeight w:val="573"/>
-        </w:trPr>
-        <w:tc>
-          <w:tcPr>
-            <w:cnfStyle w:val="001000000000" w:firstRow="0" w:lastRow="0" w:firstColumn="1" w:lastColumn="0" w:oddVBand="0" w:evenVBand="0" w:oddHBand="0" w:evenHBand="0" w:firstRowFirstColumn="0" w:firstRowLastColumn="0" w:lastRowFirstColumn="0" w:lastRowLastColumn="0"/>
             <w:tcW w:w="9749" w:type="dxa"/>
             <w:gridSpan w:val="2"/>
           </w:tcPr>
@@ -4764,6 +5541,84 @@
                 <w:rFonts w:asciiTheme="majorBidi" w:hAnsiTheme="majorBidi" w:cstheme="majorBidi"/>
               </w:rPr>
               <w:t>Alternative flows:</w:t>
+            </w:r>
+          </w:p>
+          <w:p>
+            <w:pPr>
+              <w:tabs>
+                <w:tab w:val="left" w:pos="1712"/>
+              </w:tabs>
+              <w:rPr>
+                <w:rFonts w:asciiTheme="majorBidi" w:hAnsiTheme="majorBidi" w:cstheme="majorBidi"/>
+                <w:b w:val="0"/>
+                <w:bCs w:val="0"/>
+              </w:rPr>
+            </w:pPr>
+            <w:r>
+              <w:rPr>
+                <w:rFonts w:asciiTheme="majorBidi" w:hAnsiTheme="majorBidi" w:cstheme="majorBidi"/>
+              </w:rPr>
+              <w:t>2.a if no item has passed its exp</w:t>
+            </w:r>
+            <w:r>
+              <w:rPr>
+                <w:rFonts w:asciiTheme="majorBidi" w:hAnsiTheme="majorBidi" w:cstheme="majorBidi"/>
+              </w:rPr>
+              <w:t xml:space="preserve">iration date, the system informs the </w:t>
+            </w:r>
+            <w:r>
+              <w:rPr>
+                <w:rFonts w:asciiTheme="majorBidi" w:hAnsiTheme="majorBidi" w:cstheme="majorBidi"/>
+              </w:rPr>
+              <w:t>store manager</w:t>
+            </w:r>
+            <w:r>
+              <w:rPr>
+                <w:rFonts w:asciiTheme="majorBidi" w:hAnsiTheme="majorBidi" w:cstheme="majorBidi"/>
+              </w:rPr>
+              <w:t xml:space="preserve"> that there are no exp</w:t>
+            </w:r>
+            <w:r>
+              <w:rPr>
+                <w:rFonts w:asciiTheme="majorBidi" w:hAnsiTheme="majorBidi" w:cstheme="majorBidi"/>
+              </w:rPr>
+              <w:t>ired goods.</w:t>
+            </w:r>
+          </w:p>
+          <w:p>
+            <w:pPr>
+              <w:tabs>
+                <w:tab w:val="left" w:pos="1712"/>
+              </w:tabs>
+              <w:rPr>
+                <w:rFonts w:asciiTheme="majorBidi" w:hAnsiTheme="majorBidi" w:cstheme="majorBidi"/>
+                <w:b w:val="0"/>
+                <w:bCs w:val="0"/>
+              </w:rPr>
+            </w:pPr>
+          </w:p>
+          <w:p>
+            <w:pPr>
+              <w:tabs>
+                <w:tab w:val="left" w:pos="1712"/>
+              </w:tabs>
+              <w:rPr>
+                <w:rFonts w:asciiTheme="majorBidi" w:hAnsiTheme="majorBidi" w:cstheme="majorBidi"/>
+                <w:b w:val="0"/>
+                <w:bCs w:val="0"/>
+              </w:rPr>
+            </w:pPr>
+            <w:r>
+              <w:rPr>
+                <w:rFonts w:asciiTheme="majorBidi" w:hAnsiTheme="majorBidi" w:cstheme="majorBidi"/>
+              </w:rPr>
+              <w:t xml:space="preserve">5.a if the removal can’t be completed </w:t>
+            </w:r>
+            <w:r>
+              <w:rPr>
+                <w:rFonts w:asciiTheme="majorBidi" w:hAnsiTheme="majorBidi" w:cstheme="majorBidi"/>
+              </w:rPr>
+              <w:t>, the system informs the employee and the inventory is unchanged.</w:t>
             </w:r>
           </w:p>
           <w:p>
@@ -4858,6 +5713,184 @@
 <file path=word/numbering.xml><?xml version="1.0" encoding="utf-8"?>
 <w:numbering xmlns:wpc="http://schemas.microsoft.com/office/word/2010/wordprocessingCanvas" xmlns:cx="http://schemas.microsoft.com/office/drawing/2014/chartex" xmlns:cx1="http://schemas.microsoft.com/office/drawing/2015/9/8/chartex" xmlns:cx2="http://schemas.microsoft.com/office/drawing/2015/10/21/chartex" xmlns:cx3="http://schemas.microsoft.com/office/drawing/2016/5/9/chartex" xmlns:cx4="http://schemas.microsoft.com/office/drawing/2016/5/10/chartex" xmlns:cx5="http://schemas.microsoft.com/office/drawing/2016/5/11/chartex" xmlns:cx6="http://schemas.microsoft.com/office/drawing/2016/5/12/chartex" xmlns:cx7="http://schemas.microsoft.com/office/drawing/2016/5/13/chartex" xmlns:cx8="http://schemas.microsoft.com/office/drawing/2016/5/14/chartex" xmlns:mc="http://schemas.openxmlformats.org/markup-compatibility/2006" xmlns:aink="http://schemas.microsoft.com/office/drawing/2016/ink" xmlns:am3d="http://schemas.microsoft.com/office/drawing/2017/model3d" xmlns:o="urn:schemas-microsoft-com:office:office" xmlns:r="http://schemas.openxmlformats.org/officeDocument/2006/relationships" xmlns:m="http://schemas.openxmlformats.org/officeDocument/2006/math" xmlns:v="urn:schemas-microsoft-com:vml" xmlns:wp14="http://schemas.microsoft.com/office/word/2010/wordprocessingDrawing" xmlns:wp="http://schemas.openxmlformats.org/drawingml/2006/wordprocessingDrawing" xmlns:w10="urn:schemas-microsoft-com:office:word" xmlns:w="http://schemas.openxmlformats.org/wordprocessingml/2006/main" xmlns:w14="http://schemas.microsoft.com/office/word/2010/wordml" xmlns:w15="http://schemas.microsoft.com/office/word/2012/wordml" xmlns:w16cex="http://schemas.microsoft.com/office/word/2018/wordml/cex" xmlns:w16cid="http://schemas.microsoft.com/office/word/2016/wordml/cid" xmlns:w16="http://schemas.microsoft.com/office/word/2018/wordml" xmlns:w16sdtdh="http://schemas.microsoft.com/office/word/2020/wordml/sdtdatahash" xmlns:w16se="http://schemas.microsoft.com/office/word/2015/wordml/symex" xmlns:wpg="http://schemas.microsoft.com/office/word/2010/wordprocessingGroup" xmlns:wpi="http://schemas.microsoft.com/office/word/2010/wordprocessingInk" xmlns:wne="http://schemas.microsoft.com/office/word/2006/wordml" xmlns:wps="http://schemas.microsoft.com/office/word/2010/wordprocessingShape" mc:Ignorable="w14 w15 w16se w16cid w16 w16cex w16sdtdh wp14">
   <w:abstractNum w:abstractNumId="0" w15:restartNumberingAfterBreak="0">
+    <w:nsid w:val="0677208B"/>
+    <w:multiLevelType w:val="hybridMultilevel"/>
+    <w:tmpl w:val="68C6E1F2"/>
+    <w:lvl w:ilvl="0" w:tplc="0409000F">
+      <w:start w:val="1"/>
+      <w:numFmt w:val="decimal"/>
+      <w:lvlText w:val="%1."/>
+      <w:lvlJc w:val="left"/>
+      <w:pPr>
+        <w:ind w:left="720" w:hanging="360"/>
+      </w:pPr>
+      <w:rPr>
+        <w:rFonts w:hint="default"/>
+      </w:rPr>
+    </w:lvl>
+    <w:lvl w:ilvl="1" w:tplc="04090019" w:tentative="1">
+      <w:start w:val="1"/>
+      <w:numFmt w:val="lowerLetter"/>
+      <w:lvlText w:val="%2."/>
+      <w:lvlJc w:val="left"/>
+      <w:pPr>
+        <w:ind w:left="1440" w:hanging="360"/>
+      </w:pPr>
+    </w:lvl>
+    <w:lvl w:ilvl="2" w:tplc="0409001B" w:tentative="1">
+      <w:start w:val="1"/>
+      <w:numFmt w:val="lowerRoman"/>
+      <w:lvlText w:val="%3."/>
+      <w:lvlJc w:val="right"/>
+      <w:pPr>
+        <w:ind w:left="2160" w:hanging="180"/>
+      </w:pPr>
+    </w:lvl>
+    <w:lvl w:ilvl="3" w:tplc="0409000F" w:tentative="1">
+      <w:start w:val="1"/>
+      <w:numFmt w:val="decimal"/>
+      <w:lvlText w:val="%4."/>
+      <w:lvlJc w:val="left"/>
+      <w:pPr>
+        <w:ind w:left="2880" w:hanging="360"/>
+      </w:pPr>
+    </w:lvl>
+    <w:lvl w:ilvl="4" w:tplc="04090019" w:tentative="1">
+      <w:start w:val="1"/>
+      <w:numFmt w:val="lowerLetter"/>
+      <w:lvlText w:val="%5."/>
+      <w:lvlJc w:val="left"/>
+      <w:pPr>
+        <w:ind w:left="3600" w:hanging="360"/>
+      </w:pPr>
+    </w:lvl>
+    <w:lvl w:ilvl="5" w:tplc="0409001B" w:tentative="1">
+      <w:start w:val="1"/>
+      <w:numFmt w:val="lowerRoman"/>
+      <w:lvlText w:val="%6."/>
+      <w:lvlJc w:val="right"/>
+      <w:pPr>
+        <w:ind w:left="4320" w:hanging="180"/>
+      </w:pPr>
+    </w:lvl>
+    <w:lvl w:ilvl="6" w:tplc="0409000F" w:tentative="1">
+      <w:start w:val="1"/>
+      <w:numFmt w:val="decimal"/>
+      <w:lvlText w:val="%7."/>
+      <w:lvlJc w:val="left"/>
+      <w:pPr>
+        <w:ind w:left="5040" w:hanging="360"/>
+      </w:pPr>
+    </w:lvl>
+    <w:lvl w:ilvl="7" w:tplc="04090019" w:tentative="1">
+      <w:start w:val="1"/>
+      <w:numFmt w:val="lowerLetter"/>
+      <w:lvlText w:val="%8."/>
+      <w:lvlJc w:val="left"/>
+      <w:pPr>
+        <w:ind w:left="5760" w:hanging="360"/>
+      </w:pPr>
+    </w:lvl>
+    <w:lvl w:ilvl="8" w:tplc="0409001B" w:tentative="1">
+      <w:start w:val="1"/>
+      <w:numFmt w:val="lowerRoman"/>
+      <w:lvlText w:val="%9."/>
+      <w:lvlJc w:val="right"/>
+      <w:pPr>
+        <w:ind w:left="6480" w:hanging="180"/>
+      </w:pPr>
+    </w:lvl>
+  </w:abstractNum>
+  <w:abstractNum w:abstractNumId="1" w15:restartNumberingAfterBreak="0">
+    <w:nsid w:val="0AD96118"/>
+    <w:multiLevelType w:val="hybridMultilevel"/>
+    <w:tmpl w:val="81F6231C"/>
+    <w:lvl w:ilvl="0" w:tplc="0409000F">
+      <w:start w:val="1"/>
+      <w:numFmt w:val="decimal"/>
+      <w:lvlText w:val="%1."/>
+      <w:lvlJc w:val="left"/>
+      <w:pPr>
+        <w:ind w:left="720" w:hanging="360"/>
+      </w:pPr>
+      <w:rPr>
+        <w:rFonts w:hint="default"/>
+      </w:rPr>
+    </w:lvl>
+    <w:lvl w:ilvl="1" w:tplc="04090019" w:tentative="1">
+      <w:start w:val="1"/>
+      <w:numFmt w:val="lowerLetter"/>
+      <w:lvlText w:val="%2."/>
+      <w:lvlJc w:val="left"/>
+      <w:pPr>
+        <w:ind w:left="1440" w:hanging="360"/>
+      </w:pPr>
+    </w:lvl>
+    <w:lvl w:ilvl="2" w:tplc="0409001B" w:tentative="1">
+      <w:start w:val="1"/>
+      <w:numFmt w:val="lowerRoman"/>
+      <w:lvlText w:val="%3."/>
+      <w:lvlJc w:val="right"/>
+      <w:pPr>
+        <w:ind w:left="2160" w:hanging="180"/>
+      </w:pPr>
+    </w:lvl>
+    <w:lvl w:ilvl="3" w:tplc="0409000F" w:tentative="1">
+      <w:start w:val="1"/>
+      <w:numFmt w:val="decimal"/>
+      <w:lvlText w:val="%4."/>
+      <w:lvlJc w:val="left"/>
+      <w:pPr>
+        <w:ind w:left="2880" w:hanging="360"/>
+      </w:pPr>
+    </w:lvl>
+    <w:lvl w:ilvl="4" w:tplc="04090019" w:tentative="1">
+      <w:start w:val="1"/>
+      <w:numFmt w:val="lowerLetter"/>
+      <w:lvlText w:val="%5."/>
+      <w:lvlJc w:val="left"/>
+      <w:pPr>
+        <w:ind w:left="3600" w:hanging="360"/>
+      </w:pPr>
+    </w:lvl>
+    <w:lvl w:ilvl="5" w:tplc="0409001B" w:tentative="1">
+      <w:start w:val="1"/>
+      <w:numFmt w:val="lowerRoman"/>
+      <w:lvlText w:val="%6."/>
+      <w:lvlJc w:val="right"/>
+      <w:pPr>
+        <w:ind w:left="4320" w:hanging="180"/>
+      </w:pPr>
+    </w:lvl>
+    <w:lvl w:ilvl="6" w:tplc="0409000F" w:tentative="1">
+      <w:start w:val="1"/>
+      <w:numFmt w:val="decimal"/>
+      <w:lvlText w:val="%7."/>
+      <w:lvlJc w:val="left"/>
+      <w:pPr>
+        <w:ind w:left="5040" w:hanging="360"/>
+      </w:pPr>
+    </w:lvl>
+    <w:lvl w:ilvl="7" w:tplc="04090019" w:tentative="1">
+      <w:start w:val="1"/>
+      <w:numFmt w:val="lowerLetter"/>
+      <w:lvlText w:val="%8."/>
+      <w:lvlJc w:val="left"/>
+      <w:pPr>
+        <w:ind w:left="5760" w:hanging="360"/>
+      </w:pPr>
+    </w:lvl>
+    <w:lvl w:ilvl="8" w:tplc="0409001B" w:tentative="1">
+      <w:start w:val="1"/>
+      <w:numFmt w:val="lowerRoman"/>
+      <w:lvlText w:val="%9."/>
+      <w:lvlJc w:val="right"/>
+      <w:pPr>
+        <w:ind w:left="6480" w:hanging="180"/>
+      </w:pPr>
+    </w:lvl>
+  </w:abstractNum>
+  <w:abstractNum w:abstractNumId="2" w15:restartNumberingAfterBreak="0">
     <w:nsid w:val="0DEB2C70"/>
     <w:multiLevelType w:val="hybridMultilevel"/>
     <w:tmpl w:val="1E0ADC3E"/>
@@ -4946,7 +5979,7 @@
       </w:pPr>
     </w:lvl>
   </w:abstractNum>
-  <w:abstractNum w:abstractNumId="1" w15:restartNumberingAfterBreak="0">
+  <w:abstractNum w:abstractNumId="3" w15:restartNumberingAfterBreak="0">
     <w:nsid w:val="12515507"/>
     <w:multiLevelType w:val="hybridMultilevel"/>
     <w:tmpl w:val="26C25DA6"/>
@@ -5035,7 +6068,96 @@
       </w:pPr>
     </w:lvl>
   </w:abstractNum>
-  <w:abstractNum w:abstractNumId="2" w15:restartNumberingAfterBreak="0">
+  <w:abstractNum w:abstractNumId="4" w15:restartNumberingAfterBreak="0">
+    <w:nsid w:val="132346CE"/>
+    <w:multiLevelType w:val="hybridMultilevel"/>
+    <w:tmpl w:val="7C4C07F2"/>
+    <w:lvl w:ilvl="0" w:tplc="0409000F">
+      <w:start w:val="1"/>
+      <w:numFmt w:val="decimal"/>
+      <w:lvlText w:val="%1."/>
+      <w:lvlJc w:val="left"/>
+      <w:pPr>
+        <w:ind w:left="720" w:hanging="360"/>
+      </w:pPr>
+      <w:rPr>
+        <w:rFonts w:hint="default"/>
+      </w:rPr>
+    </w:lvl>
+    <w:lvl w:ilvl="1" w:tplc="04090019" w:tentative="1">
+      <w:start w:val="1"/>
+      <w:numFmt w:val="lowerLetter"/>
+      <w:lvlText w:val="%2."/>
+      <w:lvlJc w:val="left"/>
+      <w:pPr>
+        <w:ind w:left="1440" w:hanging="360"/>
+      </w:pPr>
+    </w:lvl>
+    <w:lvl w:ilvl="2" w:tplc="0409001B" w:tentative="1">
+      <w:start w:val="1"/>
+      <w:numFmt w:val="lowerRoman"/>
+      <w:lvlText w:val="%3."/>
+      <w:lvlJc w:val="right"/>
+      <w:pPr>
+        <w:ind w:left="2160" w:hanging="180"/>
+      </w:pPr>
+    </w:lvl>
+    <w:lvl w:ilvl="3" w:tplc="0409000F" w:tentative="1">
+      <w:start w:val="1"/>
+      <w:numFmt w:val="decimal"/>
+      <w:lvlText w:val="%4."/>
+      <w:lvlJc w:val="left"/>
+      <w:pPr>
+        <w:ind w:left="2880" w:hanging="360"/>
+      </w:pPr>
+    </w:lvl>
+    <w:lvl w:ilvl="4" w:tplc="04090019" w:tentative="1">
+      <w:start w:val="1"/>
+      <w:numFmt w:val="lowerLetter"/>
+      <w:lvlText w:val="%5."/>
+      <w:lvlJc w:val="left"/>
+      <w:pPr>
+        <w:ind w:left="3600" w:hanging="360"/>
+      </w:pPr>
+    </w:lvl>
+    <w:lvl w:ilvl="5" w:tplc="0409001B" w:tentative="1">
+      <w:start w:val="1"/>
+      <w:numFmt w:val="lowerRoman"/>
+      <w:lvlText w:val="%6."/>
+      <w:lvlJc w:val="right"/>
+      <w:pPr>
+        <w:ind w:left="4320" w:hanging="180"/>
+      </w:pPr>
+    </w:lvl>
+    <w:lvl w:ilvl="6" w:tplc="0409000F" w:tentative="1">
+      <w:start w:val="1"/>
+      <w:numFmt w:val="decimal"/>
+      <w:lvlText w:val="%7."/>
+      <w:lvlJc w:val="left"/>
+      <w:pPr>
+        <w:ind w:left="5040" w:hanging="360"/>
+      </w:pPr>
+    </w:lvl>
+    <w:lvl w:ilvl="7" w:tplc="04090019" w:tentative="1">
+      <w:start w:val="1"/>
+      <w:numFmt w:val="lowerLetter"/>
+      <w:lvlText w:val="%8."/>
+      <w:lvlJc w:val="left"/>
+      <w:pPr>
+        <w:ind w:left="5760" w:hanging="360"/>
+      </w:pPr>
+    </w:lvl>
+    <w:lvl w:ilvl="8" w:tplc="0409001B" w:tentative="1">
+      <w:start w:val="1"/>
+      <w:numFmt w:val="lowerRoman"/>
+      <w:lvlText w:val="%9."/>
+      <w:lvlJc w:val="right"/>
+      <w:pPr>
+        <w:ind w:left="6480" w:hanging="180"/>
+      </w:pPr>
+    </w:lvl>
+  </w:abstractNum>
+  <w:abstractNum w:abstractNumId="5" w15:restartNumberingAfterBreak="0">
     <w:nsid w:val="18CF7308"/>
     <w:multiLevelType w:val="hybridMultilevel"/>
     <w:tmpl w:val="F1E8E42E"/>
@@ -5124,7 +6246,96 @@
       </w:pPr>
     </w:lvl>
   </w:abstractNum>
-  <w:abstractNum w:abstractNumId="3" w15:restartNumberingAfterBreak="0">
+  <w:abstractNum w:abstractNumId="6" w15:restartNumberingAfterBreak="0">
+    <w:nsid w:val="22793E37"/>
+    <w:multiLevelType w:val="hybridMultilevel"/>
+    <w:tmpl w:val="A53EE2E0"/>
+    <w:lvl w:ilvl="0" w:tplc="0409000F">
+      <w:start w:val="1"/>
+      <w:numFmt w:val="decimal"/>
+      <w:lvlText w:val="%1."/>
+      <w:lvlJc w:val="left"/>
+      <w:pPr>
+        <w:ind w:left="720" w:hanging="360"/>
+      </w:pPr>
+      <w:rPr>
+        <w:rFonts w:hint="default"/>
+      </w:rPr>
+    </w:lvl>
+    <w:lvl w:ilvl="1" w:tplc="04090019" w:tentative="1">
+      <w:start w:val="1"/>
+      <w:numFmt w:val="lowerLetter"/>
+      <w:lvlText w:val="%2."/>
+      <w:lvlJc w:val="left"/>
+      <w:pPr>
+        <w:ind w:left="1440" w:hanging="360"/>
+      </w:pPr>
+    </w:lvl>
+    <w:lvl w:ilvl="2" w:tplc="0409001B" w:tentative="1">
+      <w:start w:val="1"/>
+      <w:numFmt w:val="lowerRoman"/>
+      <w:lvlText w:val="%3."/>
+      <w:lvlJc w:val="right"/>
+      <w:pPr>
+        <w:ind w:left="2160" w:hanging="180"/>
+      </w:pPr>
+    </w:lvl>
+    <w:lvl w:ilvl="3" w:tplc="0409000F" w:tentative="1">
+      <w:start w:val="1"/>
+      <w:numFmt w:val="decimal"/>
+      <w:lvlText w:val="%4."/>
+      <w:lvlJc w:val="left"/>
+      <w:pPr>
+        <w:ind w:left="2880" w:hanging="360"/>
+      </w:pPr>
+    </w:lvl>
+    <w:lvl w:ilvl="4" w:tplc="04090019" w:tentative="1">
+      <w:start w:val="1"/>
+      <w:numFmt w:val="lowerLetter"/>
+      <w:lvlText w:val="%5."/>
+      <w:lvlJc w:val="left"/>
+      <w:pPr>
+        <w:ind w:left="3600" w:hanging="360"/>
+      </w:pPr>
+    </w:lvl>
+    <w:lvl w:ilvl="5" w:tplc="0409001B" w:tentative="1">
+      <w:start w:val="1"/>
+      <w:numFmt w:val="lowerRoman"/>
+      <w:lvlText w:val="%6."/>
+      <w:lvlJc w:val="right"/>
+      <w:pPr>
+        <w:ind w:left="4320" w:hanging="180"/>
+      </w:pPr>
+    </w:lvl>
+    <w:lvl w:ilvl="6" w:tplc="0409000F" w:tentative="1">
+      <w:start w:val="1"/>
+      <w:numFmt w:val="decimal"/>
+      <w:lvlText w:val="%7."/>
+      <w:lvlJc w:val="left"/>
+      <w:pPr>
+        <w:ind w:left="5040" w:hanging="360"/>
+      </w:pPr>
+    </w:lvl>
+    <w:lvl w:ilvl="7" w:tplc="04090019" w:tentative="1">
+      <w:start w:val="1"/>
+      <w:numFmt w:val="lowerLetter"/>
+      <w:lvlText w:val="%8."/>
+      <w:lvlJc w:val="left"/>
+      <w:pPr>
+        <w:ind w:left="5760" w:hanging="360"/>
+      </w:pPr>
+    </w:lvl>
+    <w:lvl w:ilvl="8" w:tplc="0409001B" w:tentative="1">
+      <w:start w:val="1"/>
+      <w:numFmt w:val="lowerRoman"/>
+      <w:lvlText w:val="%9."/>
+      <w:lvlJc w:val="right"/>
+      <w:pPr>
+        <w:ind w:left="6480" w:hanging="180"/>
+      </w:pPr>
+    </w:lvl>
+  </w:abstractNum>
+  <w:abstractNum w:abstractNumId="7" w15:restartNumberingAfterBreak="0">
     <w:nsid w:val="33D65F52"/>
     <w:multiLevelType w:val="hybridMultilevel"/>
     <w:tmpl w:val="28DCDC98"/>
@@ -5213,17 +6424,305 @@
       </w:pPr>
     </w:lvl>
   </w:abstractNum>
+  <w:abstractNum w:abstractNumId="8" w15:restartNumberingAfterBreak="0">
+    <w:nsid w:val="3D7038C6"/>
+    <w:multiLevelType w:val="hybridMultilevel"/>
+    <w:tmpl w:val="655029E8"/>
+    <w:lvl w:ilvl="0" w:tplc="0409000F">
+      <w:start w:val="1"/>
+      <w:numFmt w:val="decimal"/>
+      <w:lvlText w:val="%1."/>
+      <w:lvlJc w:val="left"/>
+      <w:pPr>
+        <w:ind w:left="720" w:hanging="360"/>
+      </w:pPr>
+      <w:rPr>
+        <w:rFonts w:hint="default"/>
+      </w:rPr>
+    </w:lvl>
+    <w:lvl w:ilvl="1" w:tplc="04090019" w:tentative="1">
+      <w:start w:val="1"/>
+      <w:numFmt w:val="lowerLetter"/>
+      <w:lvlText w:val="%2."/>
+      <w:lvlJc w:val="left"/>
+      <w:pPr>
+        <w:ind w:left="1440" w:hanging="360"/>
+      </w:pPr>
+    </w:lvl>
+    <w:lvl w:ilvl="2" w:tplc="0409001B" w:tentative="1">
+      <w:start w:val="1"/>
+      <w:numFmt w:val="lowerRoman"/>
+      <w:lvlText w:val="%3."/>
+      <w:lvlJc w:val="right"/>
+      <w:pPr>
+        <w:ind w:left="2160" w:hanging="180"/>
+      </w:pPr>
+    </w:lvl>
+    <w:lvl w:ilvl="3" w:tplc="0409000F" w:tentative="1">
+      <w:start w:val="1"/>
+      <w:numFmt w:val="decimal"/>
+      <w:lvlText w:val="%4."/>
+      <w:lvlJc w:val="left"/>
+      <w:pPr>
+        <w:ind w:left="2880" w:hanging="360"/>
+      </w:pPr>
+    </w:lvl>
+    <w:lvl w:ilvl="4" w:tplc="04090019" w:tentative="1">
+      <w:start w:val="1"/>
+      <w:numFmt w:val="lowerLetter"/>
+      <w:lvlText w:val="%5."/>
+      <w:lvlJc w:val="left"/>
+      <w:pPr>
+        <w:ind w:left="3600" w:hanging="360"/>
+      </w:pPr>
+    </w:lvl>
+    <w:lvl w:ilvl="5" w:tplc="0409001B" w:tentative="1">
+      <w:start w:val="1"/>
+      <w:numFmt w:val="lowerRoman"/>
+      <w:lvlText w:val="%6."/>
+      <w:lvlJc w:val="right"/>
+      <w:pPr>
+        <w:ind w:left="4320" w:hanging="180"/>
+      </w:pPr>
+    </w:lvl>
+    <w:lvl w:ilvl="6" w:tplc="0409000F" w:tentative="1">
+      <w:start w:val="1"/>
+      <w:numFmt w:val="decimal"/>
+      <w:lvlText w:val="%7."/>
+      <w:lvlJc w:val="left"/>
+      <w:pPr>
+        <w:ind w:left="5040" w:hanging="360"/>
+      </w:pPr>
+    </w:lvl>
+    <w:lvl w:ilvl="7" w:tplc="04090019" w:tentative="1">
+      <w:start w:val="1"/>
+      <w:numFmt w:val="lowerLetter"/>
+      <w:lvlText w:val="%8."/>
+      <w:lvlJc w:val="left"/>
+      <w:pPr>
+        <w:ind w:left="5760" w:hanging="360"/>
+      </w:pPr>
+    </w:lvl>
+    <w:lvl w:ilvl="8" w:tplc="0409001B" w:tentative="1">
+      <w:start w:val="1"/>
+      <w:numFmt w:val="lowerRoman"/>
+      <w:lvlText w:val="%9."/>
+      <w:lvlJc w:val="right"/>
+      <w:pPr>
+        <w:ind w:left="6480" w:hanging="180"/>
+      </w:pPr>
+    </w:lvl>
+  </w:abstractNum>
+  <w:abstractNum w:abstractNumId="9" w15:restartNumberingAfterBreak="0">
+    <w:nsid w:val="4F610099"/>
+    <w:multiLevelType w:val="hybridMultilevel"/>
+    <w:tmpl w:val="7D06E798"/>
+    <w:lvl w:ilvl="0" w:tplc="0409000F">
+      <w:start w:val="1"/>
+      <w:numFmt w:val="decimal"/>
+      <w:lvlText w:val="%1."/>
+      <w:lvlJc w:val="left"/>
+      <w:pPr>
+        <w:ind w:left="720" w:hanging="360"/>
+      </w:pPr>
+      <w:rPr>
+        <w:rFonts w:hint="default"/>
+      </w:rPr>
+    </w:lvl>
+    <w:lvl w:ilvl="1" w:tplc="04090019" w:tentative="1">
+      <w:start w:val="1"/>
+      <w:numFmt w:val="lowerLetter"/>
+      <w:lvlText w:val="%2."/>
+      <w:lvlJc w:val="left"/>
+      <w:pPr>
+        <w:ind w:left="1440" w:hanging="360"/>
+      </w:pPr>
+    </w:lvl>
+    <w:lvl w:ilvl="2" w:tplc="0409001B" w:tentative="1">
+      <w:start w:val="1"/>
+      <w:numFmt w:val="lowerRoman"/>
+      <w:lvlText w:val="%3."/>
+      <w:lvlJc w:val="right"/>
+      <w:pPr>
+        <w:ind w:left="2160" w:hanging="180"/>
+      </w:pPr>
+    </w:lvl>
+    <w:lvl w:ilvl="3" w:tplc="0409000F" w:tentative="1">
+      <w:start w:val="1"/>
+      <w:numFmt w:val="decimal"/>
+      <w:lvlText w:val="%4."/>
+      <w:lvlJc w:val="left"/>
+      <w:pPr>
+        <w:ind w:left="2880" w:hanging="360"/>
+      </w:pPr>
+    </w:lvl>
+    <w:lvl w:ilvl="4" w:tplc="04090019" w:tentative="1">
+      <w:start w:val="1"/>
+      <w:numFmt w:val="lowerLetter"/>
+      <w:lvlText w:val="%5."/>
+      <w:lvlJc w:val="left"/>
+      <w:pPr>
+        <w:ind w:left="3600" w:hanging="360"/>
+      </w:pPr>
+    </w:lvl>
+    <w:lvl w:ilvl="5" w:tplc="0409001B" w:tentative="1">
+      <w:start w:val="1"/>
+      <w:numFmt w:val="lowerRoman"/>
+      <w:lvlText w:val="%6."/>
+      <w:lvlJc w:val="right"/>
+      <w:pPr>
+        <w:ind w:left="4320" w:hanging="180"/>
+      </w:pPr>
+    </w:lvl>
+    <w:lvl w:ilvl="6" w:tplc="0409000F" w:tentative="1">
+      <w:start w:val="1"/>
+      <w:numFmt w:val="decimal"/>
+      <w:lvlText w:val="%7."/>
+      <w:lvlJc w:val="left"/>
+      <w:pPr>
+        <w:ind w:left="5040" w:hanging="360"/>
+      </w:pPr>
+    </w:lvl>
+    <w:lvl w:ilvl="7" w:tplc="04090019" w:tentative="1">
+      <w:start w:val="1"/>
+      <w:numFmt w:val="lowerLetter"/>
+      <w:lvlText w:val="%8."/>
+      <w:lvlJc w:val="left"/>
+      <w:pPr>
+        <w:ind w:left="5760" w:hanging="360"/>
+      </w:pPr>
+    </w:lvl>
+    <w:lvl w:ilvl="8" w:tplc="0409001B" w:tentative="1">
+      <w:start w:val="1"/>
+      <w:numFmt w:val="lowerRoman"/>
+      <w:lvlText w:val="%9."/>
+      <w:lvlJc w:val="right"/>
+      <w:pPr>
+        <w:ind w:left="6480" w:hanging="180"/>
+      </w:pPr>
+    </w:lvl>
+  </w:abstractNum>
+  <w:abstractNum w:abstractNumId="10" w15:restartNumberingAfterBreak="0">
+    <w:nsid w:val="5FCE3140"/>
+    <w:multiLevelType w:val="hybridMultilevel"/>
+    <w:tmpl w:val="5ACE1AEC"/>
+    <w:lvl w:ilvl="0" w:tplc="0409000F">
+      <w:start w:val="1"/>
+      <w:numFmt w:val="decimal"/>
+      <w:lvlText w:val="%1."/>
+      <w:lvlJc w:val="left"/>
+      <w:pPr>
+        <w:ind w:left="720" w:hanging="360"/>
+      </w:pPr>
+      <w:rPr>
+        <w:rFonts w:hint="default"/>
+      </w:rPr>
+    </w:lvl>
+    <w:lvl w:ilvl="1" w:tplc="04090019" w:tentative="1">
+      <w:start w:val="1"/>
+      <w:numFmt w:val="lowerLetter"/>
+      <w:lvlText w:val="%2."/>
+      <w:lvlJc w:val="left"/>
+      <w:pPr>
+        <w:ind w:left="1440" w:hanging="360"/>
+      </w:pPr>
+    </w:lvl>
+    <w:lvl w:ilvl="2" w:tplc="0409001B" w:tentative="1">
+      <w:start w:val="1"/>
+      <w:numFmt w:val="lowerRoman"/>
+      <w:lvlText w:val="%3."/>
+      <w:lvlJc w:val="right"/>
+      <w:pPr>
+        <w:ind w:left="2160" w:hanging="180"/>
+      </w:pPr>
+    </w:lvl>
+    <w:lvl w:ilvl="3" w:tplc="0409000F" w:tentative="1">
+      <w:start w:val="1"/>
+      <w:numFmt w:val="decimal"/>
+      <w:lvlText w:val="%4."/>
+      <w:lvlJc w:val="left"/>
+      <w:pPr>
+        <w:ind w:left="2880" w:hanging="360"/>
+      </w:pPr>
+    </w:lvl>
+    <w:lvl w:ilvl="4" w:tplc="04090019" w:tentative="1">
+      <w:start w:val="1"/>
+      <w:numFmt w:val="lowerLetter"/>
+      <w:lvlText w:val="%5."/>
+      <w:lvlJc w:val="left"/>
+      <w:pPr>
+        <w:ind w:left="3600" w:hanging="360"/>
+      </w:pPr>
+    </w:lvl>
+    <w:lvl w:ilvl="5" w:tplc="0409001B" w:tentative="1">
+      <w:start w:val="1"/>
+      <w:numFmt w:val="lowerRoman"/>
+      <w:lvlText w:val="%6."/>
+      <w:lvlJc w:val="right"/>
+      <w:pPr>
+        <w:ind w:left="4320" w:hanging="180"/>
+      </w:pPr>
+    </w:lvl>
+    <w:lvl w:ilvl="6" w:tplc="0409000F" w:tentative="1">
+      <w:start w:val="1"/>
+      <w:numFmt w:val="decimal"/>
+      <w:lvlText w:val="%7."/>
+      <w:lvlJc w:val="left"/>
+      <w:pPr>
+        <w:ind w:left="5040" w:hanging="360"/>
+      </w:pPr>
+    </w:lvl>
+    <w:lvl w:ilvl="7" w:tplc="04090019" w:tentative="1">
+      <w:start w:val="1"/>
+      <w:numFmt w:val="lowerLetter"/>
+      <w:lvlText w:val="%8."/>
+      <w:lvlJc w:val="left"/>
+      <w:pPr>
+        <w:ind w:left="5760" w:hanging="360"/>
+      </w:pPr>
+    </w:lvl>
+    <w:lvl w:ilvl="8" w:tplc="0409001B" w:tentative="1">
+      <w:start w:val="1"/>
+      <w:numFmt w:val="lowerRoman"/>
+      <w:lvlText w:val="%9."/>
+      <w:lvlJc w:val="right"/>
+      <w:pPr>
+        <w:ind w:left="6480" w:hanging="180"/>
+      </w:pPr>
+    </w:lvl>
+  </w:abstractNum>
   <w:num w:numId="1">
+    <w:abstractNumId w:val="7"/>
+  </w:num>
+  <w:num w:numId="2">
+    <w:abstractNumId w:val="2"/>
+  </w:num>
+  <w:num w:numId="3">
+    <w:abstractNumId w:val="5"/>
+  </w:num>
+  <w:num w:numId="4">
     <w:abstractNumId w:val="3"/>
   </w:num>
-  <w:num w:numId="2">
+  <w:num w:numId="5">
+    <w:abstractNumId w:val="6"/>
+  </w:num>
+  <w:num w:numId="6">
+    <w:abstractNumId w:val="10"/>
+  </w:num>
+  <w:num w:numId="7">
+    <w:abstractNumId w:val="9"/>
+  </w:num>
+  <w:num w:numId="8">
+    <w:abstractNumId w:val="4"/>
+  </w:num>
+  <w:num w:numId="9">
+    <w:abstractNumId w:val="1"/>
+  </w:num>
+  <w:num w:numId="10">
+    <w:abstractNumId w:val="8"/>
+  </w:num>
+  <w:num w:numId="11">
     <w:abstractNumId w:val="0"/>
-  </w:num>
-  <w:num w:numId="3">
-    <w:abstractNumId w:val="2"/>
-  </w:num>
-  <w:num w:numId="4">
-    <w:abstractNumId w:val="1"/>
   </w:num>
 </w:numbering>
 </file>
@@ -5353,6 +6852,7 @@
     <w:lsdException w:name="HTML Sample" w:semiHidden="1" w:unhideWhenUsed="1"/>
     <w:lsdException w:name="HTML Typewriter" w:semiHidden="1" w:unhideWhenUsed="1"/>
     <w:lsdException w:name="HTML Variable" w:semiHidden="1" w:unhideWhenUsed="1"/>
+    <w:lsdException w:name="Normal Table" w:semiHidden="1" w:unhideWhenUsed="1"/>
     <w:lsdException w:name="annotation subject" w:semiHidden="1" w:unhideWhenUsed="1"/>
     <w:lsdException w:name="No List" w:semiHidden="1" w:unhideWhenUsed="1"/>
     <w:lsdException w:name="Outline List 1" w:semiHidden="1" w:unhideWhenUsed="1"/>
@@ -5395,8 +6895,11 @@
     <w:lsdException w:name="Table Contemporary" w:semiHidden="1" w:unhideWhenUsed="1"/>
     <w:lsdException w:name="Table Elegant" w:semiHidden="1" w:unhideWhenUsed="1"/>
     <w:lsdException w:name="Table Professional" w:semiHidden="1" w:unhideWhenUsed="1"/>
+    <w:lsdException w:name="Table Subtle 1" w:semiHidden="1" w:unhideWhenUsed="1"/>
     <w:lsdException w:name="Table Subtle 2" w:semiHidden="1" w:unhideWhenUsed="1"/>
     <w:lsdException w:name="Table Web 1" w:semiHidden="1" w:unhideWhenUsed="1"/>
+    <w:lsdException w:name="Table Web 2" w:semiHidden="1" w:unhideWhenUsed="1"/>
+    <w:lsdException w:name="Table Web 3" w:semiHidden="1" w:unhideWhenUsed="1"/>
     <w:lsdException w:name="Balloon Text" w:semiHidden="1" w:unhideWhenUsed="1"/>
     <w:lsdException w:name="Table Grid" w:uiPriority="39"/>
     <w:lsdException w:name="Table Theme" w:semiHidden="1" w:unhideWhenUsed="1"/>
@@ -6802,11 +8305,12 @@
 </file>
 
 <file path=customXml/item1.xml><?xml version="1.0" encoding="utf-8"?>
-<p:properties xmlns:p="http://schemas.microsoft.com/office/2006/metadata/properties" xmlns:xsi="http://www.w3.org/2001/XMLSchema-instance" xmlns:pc="http://schemas.microsoft.com/office/infopath/2007/PartnerControls">
-  <documentManagement>
-    <_activity xmlns="9210e303-4db0-42ac-b6b8-24500562c8b2" xsi:nil="true"/>
-  </documentManagement>
-</p:properties>
+<?mso-contentType ?>
+<FormTemplates xmlns="http://schemas.microsoft.com/sharepoint/v3/contenttype/forms">
+  <Display>DocumentLibraryForm</Display>
+  <Edit>DocumentLibraryForm</Edit>
+  <New>DocumentLibraryForm</New>
+</FormTemplates>
 </file>
 
 <file path=customXml/item2.xml><?xml version="1.0" encoding="utf-8"?>
@@ -7029,12 +8533,11 @@
 </file>
 
 <file path=customXml/item3.xml><?xml version="1.0" encoding="utf-8"?>
-<?mso-contentType ?>
-<FormTemplates xmlns="http://schemas.microsoft.com/sharepoint/v3/contenttype/forms">
-  <Display>DocumentLibraryForm</Display>
-  <Edit>DocumentLibraryForm</Edit>
-  <New>DocumentLibraryForm</New>
-</FormTemplates>
+<p:properties xmlns:p="http://schemas.microsoft.com/office/2006/metadata/properties" xmlns:xsi="http://www.w3.org/2001/XMLSchema-instance" xmlns:pc="http://schemas.microsoft.com/office/infopath/2007/PartnerControls">
+  <documentManagement>
+    <_activity xmlns="9210e303-4db0-42ac-b6b8-24500562c8b2" xsi:nil="true"/>
+  </documentManagement>
+</p:properties>
 </file>
 
 <file path=customXml/item4.xml><?xml version="1.0" encoding="utf-8"?>
@@ -7042,11 +8545,9 @@
 </file>
 
 <file path=customXml/itemProps1.xml><?xml version="1.0" encoding="utf-8"?>
-<ds:datastoreItem xmlns:ds="http://schemas.openxmlformats.org/officeDocument/2006/customXml" ds:itemID="{67E724C4-35CF-4029-B68D-73D6026A3A33}">
+<ds:datastoreItem xmlns:ds="http://schemas.openxmlformats.org/officeDocument/2006/customXml" ds:itemID="{A41FD3EE-FE10-48DC-BCB0-EB1F55367212}">
   <ds:schemaRefs>
-    <ds:schemaRef ds:uri="http://schemas.microsoft.com/office/2006/metadata/properties"/>
-    <ds:schemaRef ds:uri="http://schemas.microsoft.com/office/infopath/2007/PartnerControls"/>
-    <ds:schemaRef ds:uri="9210e303-4db0-42ac-b6b8-24500562c8b2"/>
+    <ds:schemaRef ds:uri="http://schemas.microsoft.com/sharepoint/v3/contenttype/forms"/>
   </ds:schemaRefs>
 </ds:datastoreItem>
 </file>
@@ -7071,9 +8572,11 @@
 </file>
 
 <file path=customXml/itemProps3.xml><?xml version="1.0" encoding="utf-8"?>
-<ds:datastoreItem xmlns:ds="http://schemas.openxmlformats.org/officeDocument/2006/customXml" ds:itemID="{A41FD3EE-FE10-48DC-BCB0-EB1F55367212}">
+<ds:datastoreItem xmlns:ds="http://schemas.openxmlformats.org/officeDocument/2006/customXml" ds:itemID="{67E724C4-35CF-4029-B68D-73D6026A3A33}">
   <ds:schemaRefs>
-    <ds:schemaRef ds:uri="http://schemas.microsoft.com/sharepoint/v3/contenttype/forms"/>
+    <ds:schemaRef ds:uri="http://schemas.microsoft.com/office/2006/metadata/properties"/>
+    <ds:schemaRef ds:uri="http://schemas.microsoft.com/office/infopath/2007/PartnerControls"/>
+    <ds:schemaRef ds:uri="9210e303-4db0-42ac-b6b8-24500562c8b2"/>
   </ds:schemaRefs>
 </ds:datastoreItem>
 </file>

--- a/mileston 1/MILESTON1-REPORT.docx
+++ b/mileston 1/MILESTON1-REPORT.docx
@@ -328,13 +328,23 @@
                 <w:szCs w:val="32"/>
               </w:rPr>
             </w:pPr>
+            <w:proofErr w:type="spellStart"/>
             <w:r>
               <w:rPr>
                 <w:rFonts w:asciiTheme="majorBidi" w:hAnsiTheme="majorBidi" w:cstheme="majorBidi"/>
                 <w:sz w:val="32"/>
                 <w:szCs w:val="32"/>
               </w:rPr>
-              <w:t>Shimaa Mohamed</w:t>
+              <w:t>Shimaa</w:t>
+            </w:r>
+            <w:proofErr w:type="spellEnd"/>
+            <w:r>
+              <w:rPr>
+                <w:rFonts w:asciiTheme="majorBidi" w:hAnsiTheme="majorBidi" w:cstheme="majorBidi"/>
+                <w:sz w:val="32"/>
+                <w:szCs w:val="32"/>
+              </w:rPr>
+              <w:t xml:space="preserve"> Mohamed</w:t>
             </w:r>
           </w:p>
         </w:tc>
@@ -517,14 +527,34 @@
                 <w:szCs w:val="32"/>
               </w:rPr>
             </w:pPr>
+            <w:proofErr w:type="spellStart"/>
             <w:r>
               <w:rPr>
                 <w:rFonts w:asciiTheme="majorBidi" w:hAnsiTheme="majorBidi" w:cstheme="majorBidi"/>
                 <w:sz w:val="32"/>
                 <w:szCs w:val="32"/>
               </w:rPr>
-              <w:t>Shouq Al-Mannai</w:t>
-            </w:r>
+              <w:t>Shouq</w:t>
+            </w:r>
+            <w:proofErr w:type="spellEnd"/>
+            <w:r>
+              <w:rPr>
+                <w:rFonts w:asciiTheme="majorBidi" w:hAnsiTheme="majorBidi" w:cstheme="majorBidi"/>
+                <w:sz w:val="32"/>
+                <w:szCs w:val="32"/>
+              </w:rPr>
+              <w:t xml:space="preserve"> Al-</w:t>
+            </w:r>
+            <w:proofErr w:type="spellStart"/>
+            <w:r>
+              <w:rPr>
+                <w:rFonts w:asciiTheme="majorBidi" w:hAnsiTheme="majorBidi" w:cstheme="majorBidi"/>
+                <w:sz w:val="32"/>
+                <w:szCs w:val="32"/>
+              </w:rPr>
+              <w:t>Mannai</w:t>
+            </w:r>
+            <w:proofErr w:type="spellEnd"/>
           </w:p>
         </w:tc>
         <w:tc>
@@ -1410,7 +1440,25 @@
                 <w:color w:val="0F4761" w:themeColor="accent1" w:themeShade="BF"/>
                 <w:lang w:bidi="ar-QA"/>
               </w:rPr>
-              <w:t xml:space="preserve"> an order for goods that PearlMart need</w:t>
+              <w:t xml:space="preserve"> an order for goods that </w:t>
+            </w:r>
+            <w:proofErr w:type="spellStart"/>
+            <w:r>
+              <w:rPr>
+                <w:rFonts w:asciiTheme="majorBidi" w:eastAsiaTheme="majorEastAsia" w:hAnsiTheme="majorBidi" w:cstheme="majorBidi"/>
+                <w:color w:val="0F4761" w:themeColor="accent1" w:themeShade="BF"/>
+                <w:lang w:bidi="ar-QA"/>
+              </w:rPr>
+              <w:t>PearlMart</w:t>
+            </w:r>
+            <w:proofErr w:type="spellEnd"/>
+            <w:r>
+              <w:rPr>
+                <w:rFonts w:asciiTheme="majorBidi" w:eastAsiaTheme="majorEastAsia" w:hAnsiTheme="majorBidi" w:cstheme="majorBidi"/>
+                <w:color w:val="0F4761" w:themeColor="accent1" w:themeShade="BF"/>
+                <w:lang w:bidi="ar-QA"/>
+              </w:rPr>
+              <w:t xml:space="preserve"> need</w:t>
             </w:r>
             <w:r>
               <w:rPr>
@@ -2238,8 +2286,16 @@
               <w:rPr>
                 <w:rFonts w:asciiTheme="majorBidi" w:hAnsiTheme="majorBidi" w:cstheme="majorBidi"/>
               </w:rPr>
-              <w:t>2.a</w:t>
-            </w:r>
+              <w:t>2.</w:t>
+            </w:r>
+            <w:proofErr w:type="spellStart"/>
+            <w:r>
+              <w:rPr>
+                <w:rFonts w:asciiTheme="majorBidi" w:hAnsiTheme="majorBidi" w:cstheme="majorBidi"/>
+              </w:rPr>
+              <w:t>a</w:t>
+            </w:r>
+            <w:proofErr w:type="spellEnd"/>
             <w:r>
               <w:rPr>
                 <w:rFonts w:asciiTheme="majorBidi" w:hAnsiTheme="majorBidi" w:cstheme="majorBidi"/>
@@ -2317,7 +2373,21 @@
               <w:rPr>
                 <w:rFonts w:asciiTheme="majorBidi" w:hAnsiTheme="majorBidi" w:cstheme="majorBidi"/>
               </w:rPr>
-              <w:t xml:space="preserve">4.a </w:t>
+              <w:t>4.</w:t>
+            </w:r>
+            <w:proofErr w:type="spellStart"/>
+            <w:r>
+              <w:rPr>
+                <w:rFonts w:asciiTheme="majorBidi" w:hAnsiTheme="majorBidi" w:cstheme="majorBidi"/>
+              </w:rPr>
+              <w:t>a</w:t>
+            </w:r>
+            <w:proofErr w:type="spellEnd"/>
+            <w:r>
+              <w:rPr>
+                <w:rFonts w:asciiTheme="majorBidi" w:hAnsiTheme="majorBidi" w:cstheme="majorBidi"/>
+              </w:rPr>
+              <w:t xml:space="preserve"> </w:t>
             </w:r>
             <w:r>
               <w:rPr>
@@ -3303,7 +3373,21 @@
               <w:rPr>
                 <w:rFonts w:asciiTheme="majorBidi" w:hAnsiTheme="majorBidi" w:cstheme="majorBidi"/>
               </w:rPr>
-              <w:t xml:space="preserve">3a.If the requested quantity is unavailable, the system informs the salesperson that the </w:t>
+              <w:t>3</w:t>
+            </w:r>
+            <w:proofErr w:type="gramStart"/>
+            <w:r>
+              <w:rPr>
+                <w:rFonts w:asciiTheme="majorBidi" w:hAnsiTheme="majorBidi" w:cstheme="majorBidi"/>
+              </w:rPr>
+              <w:t>a.If</w:t>
+            </w:r>
+            <w:proofErr w:type="gramEnd"/>
+            <w:r>
+              <w:rPr>
+                <w:rFonts w:asciiTheme="majorBidi" w:hAnsiTheme="majorBidi" w:cstheme="majorBidi"/>
+              </w:rPr>
+              <w:t xml:space="preserve"> the requested quantity is unavailable, the system informs the salesperson that the </w:t>
             </w:r>
             <w:r>
               <w:rPr>
@@ -4374,7 +4458,21 @@
               <w:rPr>
                 <w:rFonts w:asciiTheme="majorBidi" w:hAnsiTheme="majorBidi" w:cstheme="majorBidi"/>
               </w:rPr>
-              <w:t xml:space="preserve">2.a </w:t>
+              <w:t>2.</w:t>
+            </w:r>
+            <w:proofErr w:type="spellStart"/>
+            <w:r>
+              <w:rPr>
+                <w:rFonts w:asciiTheme="majorBidi" w:hAnsiTheme="majorBidi" w:cstheme="majorBidi"/>
+              </w:rPr>
+              <w:t>a</w:t>
+            </w:r>
+            <w:proofErr w:type="spellEnd"/>
+            <w:r>
+              <w:rPr>
+                <w:rFonts w:asciiTheme="majorBidi" w:hAnsiTheme="majorBidi" w:cstheme="majorBidi"/>
+              </w:rPr>
+              <w:t xml:space="preserve"> </w:t>
             </w:r>
             <w:r>
               <w:rPr>
@@ -5612,13 +5710,41 @@
               <w:rPr>
                 <w:rFonts w:asciiTheme="majorBidi" w:hAnsiTheme="majorBidi" w:cstheme="majorBidi"/>
               </w:rPr>
-              <w:t xml:space="preserve">5.a if the removal can’t be completed </w:t>
-            </w:r>
-            <w:r>
-              <w:rPr>
-                <w:rFonts w:asciiTheme="majorBidi" w:hAnsiTheme="majorBidi" w:cstheme="majorBidi"/>
-              </w:rPr>
-              <w:t>, the system informs the employee and the inventory is unchanged.</w:t>
+              <w:t>5.</w:t>
+            </w:r>
+            <w:proofErr w:type="spellStart"/>
+            <w:r>
+              <w:rPr>
+                <w:rFonts w:asciiTheme="majorBidi" w:hAnsiTheme="majorBidi" w:cstheme="majorBidi"/>
+              </w:rPr>
+              <w:t>a</w:t>
+            </w:r>
+            <w:proofErr w:type="spellEnd"/>
+            <w:r>
+              <w:rPr>
+                <w:rFonts w:asciiTheme="majorBidi" w:hAnsiTheme="majorBidi" w:cstheme="majorBidi"/>
+              </w:rPr>
+              <w:t xml:space="preserve"> if the removal can’t be </w:t>
+            </w:r>
+            <w:proofErr w:type="gramStart"/>
+            <w:r>
+              <w:rPr>
+                <w:rFonts w:asciiTheme="majorBidi" w:hAnsiTheme="majorBidi" w:cstheme="majorBidi"/>
+              </w:rPr>
+              <w:t xml:space="preserve">completed </w:t>
+            </w:r>
+            <w:r>
+              <w:rPr>
+                <w:rFonts w:asciiTheme="majorBidi" w:hAnsiTheme="majorBidi" w:cstheme="majorBidi"/>
+              </w:rPr>
+              <w:t>,</w:t>
+            </w:r>
+            <w:proofErr w:type="gramEnd"/>
+            <w:r>
+              <w:rPr>
+                <w:rFonts w:asciiTheme="majorBidi" w:hAnsiTheme="majorBidi" w:cstheme="majorBidi"/>
+              </w:rPr>
+              <w:t xml:space="preserve"> the system informs the employee and the inventory is unchanged.</w:t>
             </w:r>
           </w:p>
           <w:p>

--- a/mileston 1/MILESTON1-REPORT.docx
+++ b/mileston 1/MILESTON1-REPORT.docx
@@ -1,19 +1,19 @@
 
 <file path=word/document.xml><?xml version="1.0" encoding="utf-8"?>
-<w:document xmlns:wpc="http://schemas.microsoft.com/office/word/2010/wordprocessingCanvas" xmlns:cx="http://schemas.microsoft.com/office/drawing/2014/chartex" xmlns:cx1="http://schemas.microsoft.com/office/drawing/2015/9/8/chartex" xmlns:cx2="http://schemas.microsoft.com/office/drawing/2015/10/21/chartex" xmlns:cx3="http://schemas.microsoft.com/office/drawing/2016/5/9/chartex" xmlns:cx4="http://schemas.microsoft.com/office/drawing/2016/5/10/chartex" xmlns:cx5="http://schemas.microsoft.com/office/drawing/2016/5/11/chartex" xmlns:cx6="http://schemas.microsoft.com/office/drawing/2016/5/12/chartex" xmlns:cx7="http://schemas.microsoft.com/office/drawing/2016/5/13/chartex" xmlns:cx8="http://schemas.microsoft.com/office/drawing/2016/5/14/chartex" xmlns:mc="http://schemas.openxmlformats.org/markup-compatibility/2006" xmlns:aink="http://schemas.microsoft.com/office/drawing/2016/ink" xmlns:am3d="http://schemas.microsoft.com/office/drawing/2017/model3d" xmlns:o="urn:schemas-microsoft-com:office:office" xmlns:r="http://schemas.openxmlformats.org/officeDocument/2006/relationships" xmlns:m="http://schemas.openxmlformats.org/officeDocument/2006/math" xmlns:v="urn:schemas-microsoft-com:vml" xmlns:wp14="http://schemas.microsoft.com/office/word/2010/wordprocessingDrawing" xmlns:wp="http://schemas.openxmlformats.org/drawingml/2006/wordprocessingDrawing" xmlns:w10="urn:schemas-microsoft-com:office:word" xmlns:w="http://schemas.openxmlformats.org/wordprocessingml/2006/main" xmlns:w14="http://schemas.microsoft.com/office/word/2010/wordml" xmlns:w15="http://schemas.microsoft.com/office/word/2012/wordml" xmlns:w16cex="http://schemas.microsoft.com/office/word/2018/wordml/cex" xmlns:w16cid="http://schemas.microsoft.com/office/word/2016/wordml/cid" xmlns:w16="http://schemas.microsoft.com/office/word/2018/wordml" xmlns:w16sdtdh="http://schemas.microsoft.com/office/word/2020/wordml/sdtdatahash" xmlns:w16se="http://schemas.microsoft.com/office/word/2015/wordml/symex" xmlns:wpg="http://schemas.microsoft.com/office/word/2010/wordprocessingGroup" xmlns:wpi="http://schemas.microsoft.com/office/word/2010/wordprocessingInk" xmlns:wne="http://schemas.microsoft.com/office/word/2006/wordml" xmlns:wps="http://schemas.microsoft.com/office/word/2010/wordprocessingShape" mc:Ignorable="w14 w15 w16se w16cid w16 w16cex w16sdtdh wp14">
+<w:document xmlns:wpc="http://schemas.microsoft.com/office/word/2010/wordprocessingCanvas" xmlns:cx="http://schemas.microsoft.com/office/drawing/2014/chartex" xmlns:cx1="http://schemas.microsoft.com/office/drawing/2015/9/8/chartex" xmlns:cx2="http://schemas.microsoft.com/office/drawing/2015/10/21/chartex" xmlns:cx3="http://schemas.microsoft.com/office/drawing/2016/5/9/chartex" xmlns:cx4="http://schemas.microsoft.com/office/drawing/2016/5/10/chartex" xmlns:cx5="http://schemas.microsoft.com/office/drawing/2016/5/11/chartex" xmlns:cx6="http://schemas.microsoft.com/office/drawing/2016/5/12/chartex" xmlns:cx7="http://schemas.microsoft.com/office/drawing/2016/5/13/chartex" xmlns:cx8="http://schemas.microsoft.com/office/drawing/2016/5/14/chartex" xmlns:mc="http://schemas.openxmlformats.org/markup-compatibility/2006" xmlns:aink="http://schemas.microsoft.com/office/drawing/2016/ink" xmlns:am3d="http://schemas.microsoft.com/office/drawing/2017/model3d" xmlns:o="urn:schemas-microsoft-com:office:office" xmlns:oel="http://schemas.microsoft.com/office/2019/extlst" xmlns:r="http://schemas.openxmlformats.org/officeDocument/2006/relationships" xmlns:m="http://schemas.openxmlformats.org/officeDocument/2006/math" xmlns:v="urn:schemas-microsoft-com:vml" xmlns:wp14="http://schemas.microsoft.com/office/word/2010/wordprocessingDrawing" xmlns:wp="http://schemas.openxmlformats.org/drawingml/2006/wordprocessingDrawing" xmlns:w10="urn:schemas-microsoft-com:office:word" xmlns:w="http://schemas.openxmlformats.org/wordprocessingml/2006/main" xmlns:w14="http://schemas.microsoft.com/office/word/2010/wordml" xmlns:w15="http://schemas.microsoft.com/office/word/2012/wordml" xmlns:w16cex="http://schemas.microsoft.com/office/word/2018/wordml/cex" xmlns:w16cid="http://schemas.microsoft.com/office/word/2016/wordml/cid" xmlns:w16="http://schemas.microsoft.com/office/word/2018/wordml" xmlns:w16du="http://schemas.microsoft.com/office/word/2023/wordml/word16du" xmlns:w16sdtdh="http://schemas.microsoft.com/office/word/2020/wordml/sdtdatahash" xmlns:w16se="http://schemas.microsoft.com/office/word/2015/wordml/symex" xmlns:wpg="http://schemas.microsoft.com/office/word/2010/wordprocessingGroup" xmlns:wpi="http://schemas.microsoft.com/office/word/2010/wordprocessingInk" xmlns:wne="http://schemas.microsoft.com/office/word/2006/wordml" xmlns:wps="http://schemas.microsoft.com/office/word/2010/wordprocessingShape" mc:Ignorable="w14 w15 w16se w16cid w16 w16cex w16sdtdh w16du wp14">
   <w:body>
     <w:p>
       <w:pPr>
         <w:rPr>
-          <w:sz w:val="32"/>
-          <w:szCs w:val="32"/>
+          <w:sz w:val="40"/>
+          <w:szCs w:val="40"/>
         </w:rPr>
       </w:pPr>
       <w:r>
         <w:rPr>
           <w:rFonts w:hint="cs"/>
-          <w:sz w:val="32"/>
-          <w:szCs w:val="32"/>
+          <w:sz w:val="40"/>
+          <w:szCs w:val="40"/>
           <w:rtl/>
         </w:rPr>
         <w:t xml:space="preserve"> </w:t>
@@ -22,8 +22,8 @@
     <w:p>
       <w:pPr>
         <w:rPr>
-          <w:sz w:val="32"/>
-          <w:szCs w:val="32"/>
+          <w:sz w:val="40"/>
+          <w:szCs w:val="40"/>
         </w:rPr>
       </w:pPr>
     </w:p>
@@ -31,8 +31,8 @@
       <w:pPr>
         <w:rPr>
           <w:rFonts w:asciiTheme="majorBidi" w:hAnsiTheme="majorBidi" w:cstheme="majorBidi"/>
-          <w:sz w:val="32"/>
-          <w:szCs w:val="32"/>
+          <w:sz w:val="40"/>
+          <w:szCs w:val="40"/>
         </w:rPr>
       </w:pPr>
     </w:p>
@@ -40,8 +40,8 @@
       <w:pPr>
         <w:rPr>
           <w:rFonts w:asciiTheme="majorBidi" w:hAnsiTheme="majorBidi" w:cstheme="majorBidi"/>
-          <w:sz w:val="32"/>
-          <w:szCs w:val="32"/>
+          <w:sz w:val="40"/>
+          <w:szCs w:val="40"/>
         </w:rPr>
       </w:pPr>
     </w:p>
@@ -49,8 +49,8 @@
       <w:pPr>
         <w:rPr>
           <w:rFonts w:asciiTheme="majorBidi" w:hAnsiTheme="majorBidi" w:cstheme="majorBidi"/>
-          <w:sz w:val="32"/>
-          <w:szCs w:val="32"/>
+          <w:sz w:val="40"/>
+          <w:szCs w:val="40"/>
         </w:rPr>
       </w:pPr>
     </w:p>
@@ -62,15 +62,16 @@
         <w:jc w:val="center"/>
         <w:rPr>
           <w:rFonts w:asciiTheme="majorBidi" w:hAnsiTheme="majorBidi" w:cstheme="majorBidi"/>
-          <w:sz w:val="32"/>
-          <w:szCs w:val="32"/>
-        </w:rPr>
-      </w:pPr>
+          <w:sz w:val="40"/>
+          <w:szCs w:val="40"/>
+        </w:rPr>
+      </w:pPr>
+      <w:bookmarkStart w:id="0" w:name="_Hlk243258718"/>
       <w:r>
         <w:rPr>
           <w:rFonts w:asciiTheme="majorBidi" w:hAnsiTheme="majorBidi" w:cstheme="majorBidi"/>
-          <w:sz w:val="32"/>
-          <w:szCs w:val="32"/>
+          <w:sz w:val="40"/>
+          <w:szCs w:val="40"/>
         </w:rPr>
         <w:t>CMPS310 project</w:t>
       </w:r>
@@ -83,15 +84,15 @@
         <w:jc w:val="center"/>
         <w:rPr>
           <w:rFonts w:asciiTheme="majorBidi" w:hAnsiTheme="majorBidi" w:cstheme="majorBidi"/>
-          <w:sz w:val="32"/>
-          <w:szCs w:val="32"/>
+          <w:sz w:val="40"/>
+          <w:szCs w:val="40"/>
         </w:rPr>
       </w:pPr>
       <w:r>
         <w:rPr>
           <w:rFonts w:asciiTheme="majorBidi" w:hAnsiTheme="majorBidi" w:cstheme="majorBidi"/>
-          <w:sz w:val="32"/>
-          <w:szCs w:val="32"/>
+          <w:sz w:val="40"/>
+          <w:szCs w:val="40"/>
         </w:rPr>
         <w:t>Pearl Mart</w:t>
       </w:r>
@@ -104,47 +105,47 @@
         <w:jc w:val="center"/>
         <w:rPr>
           <w:rFonts w:asciiTheme="majorBidi" w:hAnsiTheme="majorBidi" w:cstheme="majorBidi"/>
-          <w:sz w:val="32"/>
-          <w:szCs w:val="32"/>
+          <w:sz w:val="40"/>
+          <w:szCs w:val="40"/>
         </w:rPr>
       </w:pPr>
       <w:r>
         <w:rPr>
           <w:rFonts w:asciiTheme="majorBidi" w:hAnsiTheme="majorBidi" w:cstheme="majorBidi"/>
-          <w:sz w:val="32"/>
-          <w:szCs w:val="32"/>
+          <w:sz w:val="40"/>
+          <w:szCs w:val="40"/>
         </w:rPr>
         <w:t>Fall</w:t>
       </w:r>
       <w:r>
         <w:rPr>
           <w:rFonts w:asciiTheme="majorBidi" w:hAnsiTheme="majorBidi" w:cstheme="majorBidi"/>
-          <w:sz w:val="32"/>
-          <w:szCs w:val="32"/>
+          <w:sz w:val="40"/>
+          <w:szCs w:val="40"/>
         </w:rPr>
         <w:t>20</w:t>
       </w:r>
       <w:r>
         <w:rPr>
           <w:rFonts w:asciiTheme="majorBidi" w:hAnsiTheme="majorBidi" w:cstheme="majorBidi"/>
-          <w:sz w:val="32"/>
-          <w:szCs w:val="32"/>
+          <w:sz w:val="40"/>
+          <w:szCs w:val="40"/>
         </w:rPr>
         <w:t>26</w:t>
       </w:r>
       <w:r>
         <w:rPr>
           <w:rFonts w:asciiTheme="majorBidi" w:hAnsiTheme="majorBidi" w:cstheme="majorBidi"/>
-          <w:sz w:val="32"/>
-          <w:szCs w:val="32"/>
+          <w:sz w:val="40"/>
+          <w:szCs w:val="40"/>
         </w:rPr>
         <w:t xml:space="preserve"> </w:t>
       </w:r>
       <w:r>
         <w:rPr>
           <w:rFonts w:asciiTheme="majorBidi" w:hAnsiTheme="majorBidi" w:cstheme="majorBidi"/>
-          <w:sz w:val="32"/>
-          <w:szCs w:val="32"/>
+          <w:sz w:val="40"/>
+          <w:szCs w:val="40"/>
         </w:rPr>
         <w:t>- L52</w:t>
       </w:r>
@@ -188,15 +189,15 @@
               <w:jc w:val="center"/>
               <w:rPr>
                 <w:rFonts w:asciiTheme="majorBidi" w:hAnsiTheme="majorBidi" w:cstheme="majorBidi"/>
-                <w:sz w:val="32"/>
-                <w:szCs w:val="32"/>
-              </w:rPr>
-            </w:pPr>
-            <w:r>
-              <w:rPr>
-                <w:rFonts w:asciiTheme="majorBidi" w:hAnsiTheme="majorBidi" w:cstheme="majorBidi"/>
-                <w:sz w:val="32"/>
-                <w:szCs w:val="32"/>
+                <w:sz w:val="40"/>
+                <w:szCs w:val="40"/>
+              </w:rPr>
+            </w:pPr>
+            <w:r>
+              <w:rPr>
+                <w:rFonts w:asciiTheme="majorBidi" w:hAnsiTheme="majorBidi" w:cstheme="majorBidi"/>
+                <w:sz w:val="40"/>
+                <w:szCs w:val="40"/>
               </w:rPr>
               <w:t>Group 4</w:t>
             </w:r>
@@ -223,16 +224,16 @@
               <w:rPr>
                 <w:rFonts w:asciiTheme="majorBidi" w:hAnsiTheme="majorBidi" w:cstheme="majorBidi"/>
                 <w:color w:val="FFFFFF" w:themeColor="background1"/>
-                <w:sz w:val="32"/>
-                <w:szCs w:val="32"/>
+                <w:sz w:val="40"/>
+                <w:szCs w:val="40"/>
               </w:rPr>
             </w:pPr>
             <w:r>
               <w:rPr>
                 <w:rFonts w:asciiTheme="majorBidi" w:hAnsiTheme="majorBidi" w:cstheme="majorBidi"/>
                 <w:color w:val="FFFFFF" w:themeColor="background1"/>
-                <w:sz w:val="32"/>
-                <w:szCs w:val="32"/>
+                <w:sz w:val="40"/>
+                <w:szCs w:val="40"/>
               </w:rPr>
               <w:t>Student name</w:t>
             </w:r>
@@ -255,8 +256,8 @@
                 <w:b/>
                 <w:bCs/>
                 <w:color w:val="FFFFFF" w:themeColor="background1"/>
-                <w:sz w:val="32"/>
-                <w:szCs w:val="32"/>
+                <w:sz w:val="40"/>
+                <w:szCs w:val="40"/>
               </w:rPr>
             </w:pPr>
             <w:r>
@@ -265,8 +266,8 @@
                 <w:b/>
                 <w:bCs/>
                 <w:color w:val="FFFFFF" w:themeColor="background1"/>
-                <w:sz w:val="32"/>
-                <w:szCs w:val="32"/>
+                <w:sz w:val="40"/>
+                <w:szCs w:val="40"/>
               </w:rPr>
               <w:t>QUID</w:t>
             </w:r>
@@ -289,8 +290,8 @@
                 <w:b/>
                 <w:bCs/>
                 <w:color w:val="FFFFFF" w:themeColor="background1"/>
-                <w:sz w:val="32"/>
-                <w:szCs w:val="32"/>
+                <w:sz w:val="40"/>
+                <w:szCs w:val="40"/>
               </w:rPr>
             </w:pPr>
             <w:r>
@@ -299,10 +300,22 @@
                 <w:b/>
                 <w:bCs/>
                 <w:color w:val="FFFFFF" w:themeColor="background1"/>
-                <w:sz w:val="32"/>
-                <w:szCs w:val="32"/>
+                <w:sz w:val="40"/>
+                <w:szCs w:val="40"/>
               </w:rPr>
               <w:t>Effort</w:t>
+            </w:r>
+            <w:r>
+              <w:rPr>
+                <w:rFonts w:asciiTheme="majorBidi" w:hAnsiTheme="majorBidi" w:cstheme="majorBidi" w:hint="cs"/>
+                <w:b/>
+                <w:bCs/>
+                <w:color w:val="FFFFFF" w:themeColor="background1"/>
+                <w:sz w:val="40"/>
+                <w:szCs w:val="40"/>
+                <w:rtl/>
+              </w:rPr>
+              <w:t>%</w:t>
             </w:r>
           </w:p>
         </w:tc>
@@ -324,27 +337,17 @@
               <w:jc w:val="center"/>
               <w:rPr>
                 <w:rFonts w:asciiTheme="majorBidi" w:hAnsiTheme="majorBidi" w:cstheme="majorBidi"/>
-                <w:sz w:val="32"/>
-                <w:szCs w:val="32"/>
-              </w:rPr>
-            </w:pPr>
-            <w:proofErr w:type="spellStart"/>
-            <w:r>
-              <w:rPr>
-                <w:rFonts w:asciiTheme="majorBidi" w:hAnsiTheme="majorBidi" w:cstheme="majorBidi"/>
-                <w:sz w:val="32"/>
-                <w:szCs w:val="32"/>
-              </w:rPr>
-              <w:t>Shimaa</w:t>
-            </w:r>
-            <w:proofErr w:type="spellEnd"/>
-            <w:r>
-              <w:rPr>
-                <w:rFonts w:asciiTheme="majorBidi" w:hAnsiTheme="majorBidi" w:cstheme="majorBidi"/>
-                <w:sz w:val="32"/>
-                <w:szCs w:val="32"/>
-              </w:rPr>
-              <w:t xml:space="preserve"> Mohamed</w:t>
+                <w:sz w:val="40"/>
+                <w:szCs w:val="40"/>
+              </w:rPr>
+            </w:pPr>
+            <w:r>
+              <w:rPr>
+                <w:rFonts w:asciiTheme="majorBidi" w:hAnsiTheme="majorBidi" w:cstheme="majorBidi"/>
+                <w:sz w:val="40"/>
+                <w:szCs w:val="40"/>
+              </w:rPr>
+              <w:t>Shimaa Mohamed</w:t>
             </w:r>
           </w:p>
         </w:tc>
@@ -363,8 +366,8 @@
                 <w:rFonts w:asciiTheme="majorBidi" w:hAnsiTheme="majorBidi" w:cstheme="majorBidi"/>
                 <w:b/>
                 <w:bCs/>
-                <w:sz w:val="32"/>
-                <w:szCs w:val="32"/>
+                <w:sz w:val="40"/>
+                <w:szCs w:val="40"/>
               </w:rPr>
             </w:pPr>
             <w:r>
@@ -372,8 +375,8 @@
                 <w:rFonts w:asciiTheme="majorBidi" w:hAnsiTheme="majorBidi" w:cstheme="majorBidi"/>
                 <w:b/>
                 <w:bCs/>
-                <w:sz w:val="32"/>
-                <w:szCs w:val="32"/>
+                <w:sz w:val="40"/>
+                <w:szCs w:val="40"/>
               </w:rPr>
               <w:t>202212290</w:t>
             </w:r>
@@ -394,8 +397,8 @@
                 <w:rFonts w:asciiTheme="majorBidi" w:hAnsiTheme="majorBidi" w:cstheme="majorBidi"/>
                 <w:b/>
                 <w:bCs/>
-                <w:sz w:val="32"/>
-                <w:szCs w:val="32"/>
+                <w:sz w:val="40"/>
+                <w:szCs w:val="40"/>
               </w:rPr>
             </w:pPr>
             <w:r>
@@ -403,8 +406,8 @@
                 <w:rFonts w:asciiTheme="majorBidi" w:hAnsiTheme="majorBidi" w:cstheme="majorBidi"/>
                 <w:b/>
                 <w:bCs/>
-                <w:sz w:val="32"/>
-                <w:szCs w:val="32"/>
+                <w:sz w:val="40"/>
+                <w:szCs w:val="40"/>
               </w:rPr>
               <w:t>33.3%</w:t>
             </w:r>
@@ -429,15 +432,15 @@
               <w:jc w:val="center"/>
               <w:rPr>
                 <w:rFonts w:asciiTheme="majorBidi" w:hAnsiTheme="majorBidi" w:cstheme="majorBidi"/>
-                <w:sz w:val="32"/>
-                <w:szCs w:val="32"/>
-              </w:rPr>
-            </w:pPr>
-            <w:r>
-              <w:rPr>
-                <w:rFonts w:asciiTheme="majorBidi" w:hAnsiTheme="majorBidi" w:cstheme="majorBidi"/>
-                <w:sz w:val="32"/>
-                <w:szCs w:val="32"/>
+                <w:sz w:val="40"/>
+                <w:szCs w:val="40"/>
+              </w:rPr>
+            </w:pPr>
+            <w:r>
+              <w:rPr>
+                <w:rFonts w:asciiTheme="majorBidi" w:hAnsiTheme="majorBidi" w:cstheme="majorBidi"/>
+                <w:sz w:val="40"/>
+                <w:szCs w:val="40"/>
               </w:rPr>
               <w:t>Shaima Al-Sayadi</w:t>
             </w:r>
@@ -458,8 +461,8 @@
                 <w:rFonts w:asciiTheme="majorBidi" w:hAnsiTheme="majorBidi" w:cstheme="majorBidi"/>
                 <w:b/>
                 <w:bCs/>
-                <w:sz w:val="32"/>
-                <w:szCs w:val="32"/>
+                <w:sz w:val="40"/>
+                <w:szCs w:val="40"/>
               </w:rPr>
             </w:pPr>
             <w:r>
@@ -467,8 +470,8 @@
                 <w:rFonts w:asciiTheme="majorBidi" w:hAnsiTheme="majorBidi" w:cstheme="majorBidi"/>
                 <w:b/>
                 <w:bCs/>
-                <w:sz w:val="32"/>
-                <w:szCs w:val="32"/>
+                <w:sz w:val="40"/>
+                <w:szCs w:val="40"/>
               </w:rPr>
               <w:t>202204874</w:t>
             </w:r>
@@ -489,8 +492,8 @@
                 <w:rFonts w:asciiTheme="majorBidi" w:hAnsiTheme="majorBidi" w:cstheme="majorBidi"/>
                 <w:b/>
                 <w:bCs/>
-                <w:sz w:val="32"/>
-                <w:szCs w:val="32"/>
+                <w:sz w:val="40"/>
+                <w:szCs w:val="40"/>
               </w:rPr>
             </w:pPr>
             <w:r>
@@ -498,8 +501,8 @@
                 <w:rFonts w:asciiTheme="majorBidi" w:hAnsiTheme="majorBidi" w:cstheme="majorBidi"/>
                 <w:b/>
                 <w:bCs/>
-                <w:sz w:val="32"/>
-                <w:szCs w:val="32"/>
+                <w:sz w:val="40"/>
+                <w:szCs w:val="40"/>
               </w:rPr>
               <w:t>33.3%</w:t>
             </w:r>
@@ -523,38 +526,18 @@
               <w:jc w:val="center"/>
               <w:rPr>
                 <w:rFonts w:asciiTheme="majorBidi" w:hAnsiTheme="majorBidi" w:cstheme="majorBidi"/>
-                <w:sz w:val="32"/>
-                <w:szCs w:val="32"/>
-              </w:rPr>
-            </w:pPr>
-            <w:proofErr w:type="spellStart"/>
-            <w:r>
-              <w:rPr>
-                <w:rFonts w:asciiTheme="majorBidi" w:hAnsiTheme="majorBidi" w:cstheme="majorBidi"/>
-                <w:sz w:val="32"/>
-                <w:szCs w:val="32"/>
-              </w:rPr>
-              <w:t>Shouq</w:t>
-            </w:r>
-            <w:proofErr w:type="spellEnd"/>
-            <w:r>
-              <w:rPr>
-                <w:rFonts w:asciiTheme="majorBidi" w:hAnsiTheme="majorBidi" w:cstheme="majorBidi"/>
-                <w:sz w:val="32"/>
-                <w:szCs w:val="32"/>
-              </w:rPr>
-              <w:t xml:space="preserve"> Al-</w:t>
-            </w:r>
-            <w:proofErr w:type="spellStart"/>
-            <w:r>
-              <w:rPr>
-                <w:rFonts w:asciiTheme="majorBidi" w:hAnsiTheme="majorBidi" w:cstheme="majorBidi"/>
-                <w:sz w:val="32"/>
-                <w:szCs w:val="32"/>
-              </w:rPr>
-              <w:t>Mannai</w:t>
-            </w:r>
-            <w:proofErr w:type="spellEnd"/>
+                <w:sz w:val="40"/>
+                <w:szCs w:val="40"/>
+              </w:rPr>
+            </w:pPr>
+            <w:r>
+              <w:rPr>
+                <w:rFonts w:asciiTheme="majorBidi" w:hAnsiTheme="majorBidi" w:cstheme="majorBidi"/>
+                <w:sz w:val="40"/>
+                <w:szCs w:val="40"/>
+              </w:rPr>
+              <w:t>Shouq Al-Mannai</w:t>
+            </w:r>
           </w:p>
         </w:tc>
         <w:tc>
@@ -572,8 +555,8 @@
                 <w:rFonts w:asciiTheme="majorBidi" w:hAnsiTheme="majorBidi" w:cstheme="majorBidi"/>
                 <w:b/>
                 <w:bCs/>
-                <w:sz w:val="32"/>
-                <w:szCs w:val="32"/>
+                <w:sz w:val="40"/>
+                <w:szCs w:val="40"/>
               </w:rPr>
             </w:pPr>
             <w:r>
@@ -581,8 +564,8 @@
                 <w:rFonts w:asciiTheme="majorBidi" w:hAnsiTheme="majorBidi" w:cstheme="majorBidi"/>
                 <w:b/>
                 <w:bCs/>
-                <w:sz w:val="32"/>
-                <w:szCs w:val="32"/>
+                <w:sz w:val="40"/>
+                <w:szCs w:val="40"/>
               </w:rPr>
               <w:t>202402316</w:t>
             </w:r>
@@ -603,8 +586,8 @@
                 <w:rFonts w:asciiTheme="majorBidi" w:hAnsiTheme="majorBidi" w:cstheme="majorBidi"/>
                 <w:b/>
                 <w:bCs/>
-                <w:sz w:val="32"/>
-                <w:szCs w:val="32"/>
+                <w:sz w:val="40"/>
+                <w:szCs w:val="40"/>
               </w:rPr>
             </w:pPr>
             <w:r>
@@ -612,14 +595,15 @@
                 <w:rFonts w:asciiTheme="majorBidi" w:hAnsiTheme="majorBidi" w:cstheme="majorBidi"/>
                 <w:b/>
                 <w:bCs/>
-                <w:sz w:val="32"/>
-                <w:szCs w:val="32"/>
+                <w:sz w:val="40"/>
+                <w:szCs w:val="40"/>
               </w:rPr>
               <w:t>33.3%</w:t>
             </w:r>
           </w:p>
         </w:tc>
       </w:tr>
+      <w:bookmarkEnd w:id="0"/>
     </w:tbl>
     <w:p>
       <w:pPr>
@@ -629,8 +613,8 @@
         <w:jc w:val="center"/>
         <w:rPr>
           <w:rFonts w:asciiTheme="majorBidi" w:hAnsiTheme="majorBidi" w:cstheme="majorBidi"/>
-          <w:sz w:val="32"/>
-          <w:szCs w:val="32"/>
+          <w:sz w:val="40"/>
+          <w:szCs w:val="40"/>
         </w:rPr>
       </w:pPr>
     </w:p>
@@ -638,8 +622,8 @@
       <w:pPr>
         <w:rPr>
           <w:rFonts w:asciiTheme="majorBidi" w:hAnsiTheme="majorBidi" w:cstheme="majorBidi"/>
-          <w:sz w:val="32"/>
-          <w:szCs w:val="32"/>
+          <w:sz w:val="40"/>
+          <w:szCs w:val="40"/>
         </w:rPr>
       </w:pPr>
     </w:p>
@@ -647,8 +631,8 @@
       <w:pPr>
         <w:rPr>
           <w:rFonts w:asciiTheme="majorBidi" w:hAnsiTheme="majorBidi" w:cstheme="majorBidi"/>
-          <w:sz w:val="32"/>
-          <w:szCs w:val="32"/>
+          <w:sz w:val="40"/>
+          <w:szCs w:val="40"/>
         </w:rPr>
       </w:pPr>
     </w:p>
@@ -656,8 +640,8 @@
       <w:pPr>
         <w:rPr>
           <w:rFonts w:asciiTheme="majorBidi" w:hAnsiTheme="majorBidi" w:cstheme="majorBidi"/>
-          <w:sz w:val="32"/>
-          <w:szCs w:val="32"/>
+          <w:sz w:val="40"/>
+          <w:szCs w:val="40"/>
         </w:rPr>
       </w:pPr>
     </w:p>
@@ -665,8 +649,8 @@
       <w:pPr>
         <w:rPr>
           <w:rFonts w:asciiTheme="majorBidi" w:hAnsiTheme="majorBidi" w:cstheme="majorBidi"/>
-          <w:sz w:val="32"/>
-          <w:szCs w:val="32"/>
+          <w:sz w:val="40"/>
+          <w:szCs w:val="40"/>
         </w:rPr>
       </w:pPr>
     </w:p>
@@ -674,8 +658,8 @@
       <w:pPr>
         <w:rPr>
           <w:rFonts w:asciiTheme="majorBidi" w:hAnsiTheme="majorBidi" w:cstheme="majorBidi"/>
-          <w:sz w:val="32"/>
-          <w:szCs w:val="32"/>
+          <w:sz w:val="40"/>
+          <w:szCs w:val="40"/>
         </w:rPr>
       </w:pPr>
     </w:p>
@@ -683,8 +667,8 @@
       <w:pPr>
         <w:rPr>
           <w:rFonts w:asciiTheme="majorBidi" w:hAnsiTheme="majorBidi" w:cstheme="majorBidi"/>
-          <w:sz w:val="32"/>
-          <w:szCs w:val="32"/>
+          <w:sz w:val="40"/>
+          <w:szCs w:val="40"/>
         </w:rPr>
       </w:pPr>
     </w:p>
@@ -694,8 +678,8 @@
           <w:rFonts w:asciiTheme="minorHAnsi" w:eastAsiaTheme="minorHAnsi" w:hAnsiTheme="minorHAnsi" w:cstheme="minorBidi"/>
           <w:color w:val="auto"/>
           <w:kern w:val="2"/>
-          <w:sz w:val="72"/>
-          <w:szCs w:val="72"/>
+          <w:sz w:val="144"/>
+          <w:szCs w:val="144"/>
         </w:rPr>
         <w:id w:val="-1009913296"/>
         <w:docPartObj>
@@ -708,8 +692,8 @@
           <w:b/>
           <w:bCs/>
           <w:noProof/>
-          <w:sz w:val="48"/>
-          <w:szCs w:val="48"/>
+          <w:sz w:val="56"/>
+          <w:szCs w:val="56"/>
         </w:rPr>
       </w:sdtEndPr>
       <w:sdtContent>
@@ -718,14 +702,14 @@
             <w:pStyle w:val="TOCHeading"/>
             <w:spacing w:line="720" w:lineRule="auto"/>
             <w:rPr>
-              <w:sz w:val="72"/>
-              <w:szCs w:val="72"/>
+              <w:sz w:val="48"/>
+              <w:szCs w:val="48"/>
             </w:rPr>
           </w:pPr>
           <w:r>
             <w:rPr>
-              <w:sz w:val="72"/>
-              <w:szCs w:val="72"/>
+              <w:sz w:val="48"/>
+              <w:szCs w:val="48"/>
             </w:rPr>
             <w:t>Contents</w:t>
           </w:r>
@@ -738,39 +722,40 @@
             </w:tabs>
             <w:spacing w:line="720" w:lineRule="auto"/>
             <w:rPr>
+              <w:rFonts w:eastAsiaTheme="minorEastAsia"/>
               <w:noProof/>
-              <w:sz w:val="48"/>
-              <w:szCs w:val="48"/>
+              <w:sz w:val="32"/>
+              <w:szCs w:val="32"/>
             </w:rPr>
           </w:pPr>
           <w:r>
             <w:rPr>
-              <w:sz w:val="48"/>
-              <w:szCs w:val="48"/>
+              <w:sz w:val="36"/>
+              <w:szCs w:val="36"/>
             </w:rPr>
             <w:fldChar w:fldCharType="begin"/>
           </w:r>
           <w:r>
             <w:rPr>
-              <w:sz w:val="48"/>
-              <w:szCs w:val="48"/>
+              <w:sz w:val="36"/>
+              <w:szCs w:val="36"/>
             </w:rPr>
             <w:instrText xml:space="preserve"> TOC \o "1-3" \h \z \u </w:instrText>
           </w:r>
           <w:r>
             <w:rPr>
-              <w:sz w:val="48"/>
-              <w:szCs w:val="48"/>
+              <w:sz w:val="36"/>
+              <w:szCs w:val="36"/>
             </w:rPr>
             <w:fldChar w:fldCharType="separate"/>
           </w:r>
-          <w:hyperlink w:anchor="_Toc241324520" w:history="1">
+          <w:hyperlink w:anchor="_Toc243260023" w:history="1">
             <w:r>
               <w:rPr>
                 <w:rStyle w:val="Hyperlink"/>
                 <w:noProof/>
-                <w:sz w:val="48"/>
-                <w:szCs w:val="48"/>
+                <w:sz w:val="28"/>
+                <w:szCs w:val="28"/>
               </w:rPr>
               <w:t>Data Flow Diagram (DFD):</w:t>
             </w:r>
@@ -778,8 +763,8 @@
               <w:rPr>
                 <w:noProof/>
                 <w:webHidden/>
-                <w:sz w:val="48"/>
-                <w:szCs w:val="48"/>
+                <w:sz w:val="28"/>
+                <w:szCs w:val="28"/>
               </w:rPr>
               <w:tab/>
             </w:r>
@@ -787,8 +772,8 @@
               <w:rPr>
                 <w:noProof/>
                 <w:webHidden/>
-                <w:sz w:val="48"/>
-                <w:szCs w:val="48"/>
+                <w:sz w:val="28"/>
+                <w:szCs w:val="28"/>
               </w:rPr>
               <w:fldChar w:fldCharType="begin"/>
             </w:r>
@@ -796,25 +781,25 @@
               <w:rPr>
                 <w:noProof/>
                 <w:webHidden/>
-                <w:sz w:val="48"/>
-                <w:szCs w:val="48"/>
-              </w:rPr>
-              <w:instrText xml:space="preserve"> PAGEREF _Toc241324520 \h </w:instrText>
+                <w:sz w:val="28"/>
+                <w:szCs w:val="28"/>
+              </w:rPr>
+              <w:instrText xml:space="preserve"> PAGEREF _Toc243260023 \h </w:instrText>
             </w:r>
             <w:r>
               <w:rPr>
                 <w:noProof/>
                 <w:webHidden/>
-                <w:sz w:val="48"/>
-                <w:szCs w:val="48"/>
+                <w:sz w:val="28"/>
+                <w:szCs w:val="28"/>
               </w:rPr>
             </w:r>
             <w:r>
               <w:rPr>
                 <w:noProof/>
                 <w:webHidden/>
-                <w:sz w:val="48"/>
-                <w:szCs w:val="48"/>
+                <w:sz w:val="28"/>
+                <w:szCs w:val="28"/>
               </w:rPr>
               <w:fldChar w:fldCharType="separate"/>
             </w:r>
@@ -822,17 +807,17 @@
               <w:rPr>
                 <w:noProof/>
                 <w:webHidden/>
-                <w:sz w:val="48"/>
-                <w:szCs w:val="48"/>
-              </w:rPr>
-              <w:t>3</w:t>
+                <w:sz w:val="28"/>
+                <w:szCs w:val="28"/>
+              </w:rPr>
+              <w:t>2</w:t>
             </w:r>
             <w:r>
               <w:rPr>
                 <w:noProof/>
                 <w:webHidden/>
-                <w:sz w:val="48"/>
-                <w:szCs w:val="48"/>
+                <w:sz w:val="28"/>
+                <w:szCs w:val="28"/>
               </w:rPr>
               <w:fldChar w:fldCharType="end"/>
             </w:r>
@@ -846,27 +831,28 @@
             </w:tabs>
             <w:spacing w:line="720" w:lineRule="auto"/>
             <w:rPr>
+              <w:rFonts w:eastAsiaTheme="minorEastAsia"/>
               <w:noProof/>
-              <w:sz w:val="48"/>
-              <w:szCs w:val="48"/>
+              <w:sz w:val="32"/>
+              <w:szCs w:val="32"/>
             </w:rPr>
           </w:pPr>
-          <w:hyperlink w:anchor="_Toc241324521" w:history="1">
+          <w:hyperlink w:anchor="_Toc243260024" w:history="1">
             <w:r>
               <w:rPr>
                 <w:rStyle w:val="Hyperlink"/>
                 <w:noProof/>
-                <w:sz w:val="48"/>
-                <w:szCs w:val="48"/>
-              </w:rPr>
-              <w:t>Use Case Diagram:</w:t>
+                <w:sz w:val="28"/>
+                <w:szCs w:val="28"/>
+              </w:rPr>
+              <w:t>Comparing between DFD and Use Case diagram:</w:t>
             </w:r>
             <w:r>
               <w:rPr>
                 <w:noProof/>
                 <w:webHidden/>
-                <w:sz w:val="48"/>
-                <w:szCs w:val="48"/>
+                <w:sz w:val="28"/>
+                <w:szCs w:val="28"/>
               </w:rPr>
               <w:tab/>
             </w:r>
@@ -874,8 +860,8 @@
               <w:rPr>
                 <w:noProof/>
                 <w:webHidden/>
-                <w:sz w:val="48"/>
-                <w:szCs w:val="48"/>
+                <w:sz w:val="28"/>
+                <w:szCs w:val="28"/>
               </w:rPr>
               <w:fldChar w:fldCharType="begin"/>
             </w:r>
@@ -883,25 +869,25 @@
               <w:rPr>
                 <w:noProof/>
                 <w:webHidden/>
-                <w:sz w:val="48"/>
-                <w:szCs w:val="48"/>
-              </w:rPr>
-              <w:instrText xml:space="preserve"> PAGEREF _Toc241324521 \h </w:instrText>
+                <w:sz w:val="28"/>
+                <w:szCs w:val="28"/>
+              </w:rPr>
+              <w:instrText xml:space="preserve"> PAGEREF _Toc243260024 \h </w:instrText>
             </w:r>
             <w:r>
               <w:rPr>
                 <w:noProof/>
                 <w:webHidden/>
-                <w:sz w:val="48"/>
-                <w:szCs w:val="48"/>
+                <w:sz w:val="28"/>
+                <w:szCs w:val="28"/>
               </w:rPr>
             </w:r>
             <w:r>
               <w:rPr>
                 <w:noProof/>
                 <w:webHidden/>
-                <w:sz w:val="48"/>
-                <w:szCs w:val="48"/>
+                <w:sz w:val="28"/>
+                <w:szCs w:val="28"/>
               </w:rPr>
               <w:fldChar w:fldCharType="separate"/>
             </w:r>
@@ -909,17 +895,107 @@
               <w:rPr>
                 <w:noProof/>
                 <w:webHidden/>
-                <w:sz w:val="48"/>
-                <w:szCs w:val="48"/>
-              </w:rPr>
-              <w:t>3</w:t>
+                <w:sz w:val="28"/>
+                <w:szCs w:val="28"/>
+              </w:rPr>
+              <w:t>4</w:t>
             </w:r>
             <w:r>
               <w:rPr>
                 <w:noProof/>
                 <w:webHidden/>
-                <w:sz w:val="48"/>
-                <w:szCs w:val="48"/>
+                <w:sz w:val="28"/>
+                <w:szCs w:val="28"/>
+              </w:rPr>
+              <w:fldChar w:fldCharType="end"/>
+            </w:r>
+          </w:hyperlink>
+        </w:p>
+        <w:p>
+          <w:pPr>
+            <w:pStyle w:val="TOC2"/>
+            <w:tabs>
+              <w:tab w:val="right" w:leader="dot" w:pos="9350"/>
+            </w:tabs>
+            <w:spacing w:line="720" w:lineRule="auto"/>
+            <w:ind w:left="0"/>
+            <w:rPr>
+              <w:rFonts w:eastAsiaTheme="minorEastAsia"/>
+              <w:noProof/>
+              <w:sz w:val="32"/>
+              <w:szCs w:val="32"/>
+            </w:rPr>
+          </w:pPr>
+          <w:hyperlink w:anchor="_Toc243260025" w:history="1">
+            <w:r>
+              <w:rPr>
+                <w:rStyle w:val="Hyperlink"/>
+                <w:rFonts w:eastAsia="Times New Roman"/>
+                <w:noProof/>
+                <w:sz w:val="28"/>
+                <w:szCs w:val="28"/>
+              </w:rPr>
+              <w:t>Sprints Summary:</w:t>
+            </w:r>
+            <w:r>
+              <w:rPr>
+                <w:noProof/>
+                <w:webHidden/>
+                <w:sz w:val="28"/>
+                <w:szCs w:val="28"/>
+              </w:rPr>
+              <w:tab/>
+            </w:r>
+            <w:r>
+              <w:rPr>
+                <w:noProof/>
+                <w:webHidden/>
+                <w:sz w:val="28"/>
+                <w:szCs w:val="28"/>
+              </w:rPr>
+              <w:fldChar w:fldCharType="begin"/>
+            </w:r>
+            <w:r>
+              <w:rPr>
+                <w:noProof/>
+                <w:webHidden/>
+                <w:sz w:val="28"/>
+                <w:szCs w:val="28"/>
+              </w:rPr>
+              <w:instrText xml:space="preserve"> PAGEREF _Toc243260025 \h </w:instrText>
+            </w:r>
+            <w:r>
+              <w:rPr>
+                <w:noProof/>
+                <w:webHidden/>
+                <w:sz w:val="28"/>
+                <w:szCs w:val="28"/>
+              </w:rPr>
+            </w:r>
+            <w:r>
+              <w:rPr>
+                <w:noProof/>
+                <w:webHidden/>
+                <w:sz w:val="28"/>
+                <w:szCs w:val="28"/>
+              </w:rPr>
+              <w:fldChar w:fldCharType="separate"/>
+            </w:r>
+            <w:r>
+              <w:rPr>
+                <w:noProof/>
+                <w:webHidden/>
+                <w:sz w:val="28"/>
+                <w:szCs w:val="28"/>
+              </w:rPr>
+              <w:t>5</w:t>
+            </w:r>
+            <w:r>
+              <w:rPr>
+                <w:noProof/>
+                <w:webHidden/>
+                <w:sz w:val="28"/>
+                <w:szCs w:val="28"/>
               </w:rPr>
               <w:fldChar w:fldCharType="end"/>
             </w:r>
@@ -933,27 +1009,28 @@
             </w:tabs>
             <w:spacing w:line="720" w:lineRule="auto"/>
             <w:rPr>
+              <w:rFonts w:eastAsiaTheme="minorEastAsia"/>
               <w:noProof/>
-              <w:sz w:val="48"/>
-              <w:szCs w:val="48"/>
+              <w:sz w:val="32"/>
+              <w:szCs w:val="32"/>
             </w:rPr>
           </w:pPr>
-          <w:hyperlink w:anchor="_Toc241324522" w:history="1">
+          <w:hyperlink w:anchor="_Toc243260026" w:history="1">
             <w:r>
               <w:rPr>
                 <w:rStyle w:val="Hyperlink"/>
                 <w:noProof/>
-                <w:sz w:val="48"/>
-                <w:szCs w:val="48"/>
-              </w:rPr>
-              <w:t>Use case Specification:</w:t>
+                <w:sz w:val="28"/>
+                <w:szCs w:val="28"/>
+              </w:rPr>
+              <w:t>Use Case Diagram:</w:t>
             </w:r>
             <w:r>
               <w:rPr>
                 <w:noProof/>
                 <w:webHidden/>
-                <w:sz w:val="48"/>
-                <w:szCs w:val="48"/>
+                <w:sz w:val="28"/>
+                <w:szCs w:val="28"/>
               </w:rPr>
               <w:tab/>
             </w:r>
@@ -961,8 +1038,8 @@
               <w:rPr>
                 <w:noProof/>
                 <w:webHidden/>
-                <w:sz w:val="48"/>
-                <w:szCs w:val="48"/>
+                <w:sz w:val="28"/>
+                <w:szCs w:val="28"/>
               </w:rPr>
               <w:fldChar w:fldCharType="begin"/>
             </w:r>
@@ -970,25 +1047,25 @@
               <w:rPr>
                 <w:noProof/>
                 <w:webHidden/>
-                <w:sz w:val="48"/>
-                <w:szCs w:val="48"/>
-              </w:rPr>
-              <w:instrText xml:space="preserve"> PAGEREF _Toc241324522 \h </w:instrText>
+                <w:sz w:val="28"/>
+                <w:szCs w:val="28"/>
+              </w:rPr>
+              <w:instrText xml:space="preserve"> PAGEREF _Toc243260026 \h </w:instrText>
             </w:r>
             <w:r>
               <w:rPr>
                 <w:noProof/>
                 <w:webHidden/>
-                <w:sz w:val="48"/>
-                <w:szCs w:val="48"/>
+                <w:sz w:val="28"/>
+                <w:szCs w:val="28"/>
               </w:rPr>
             </w:r>
             <w:r>
               <w:rPr>
                 <w:noProof/>
                 <w:webHidden/>
-                <w:sz w:val="48"/>
-                <w:szCs w:val="48"/>
+                <w:sz w:val="28"/>
+                <w:szCs w:val="28"/>
               </w:rPr>
               <w:fldChar w:fldCharType="separate"/>
             </w:r>
@@ -996,17 +1073,17 @@
               <w:rPr>
                 <w:noProof/>
                 <w:webHidden/>
-                <w:sz w:val="48"/>
-                <w:szCs w:val="48"/>
-              </w:rPr>
-              <w:t>3</w:t>
+                <w:sz w:val="28"/>
+                <w:szCs w:val="28"/>
+              </w:rPr>
+              <w:t>6</w:t>
             </w:r>
             <w:r>
               <w:rPr>
                 <w:noProof/>
                 <w:webHidden/>
-                <w:sz w:val="48"/>
-                <w:szCs w:val="48"/>
+                <w:sz w:val="28"/>
+                <w:szCs w:val="28"/>
               </w:rPr>
               <w:fldChar w:fldCharType="end"/>
             </w:r>
@@ -1020,27 +1097,28 @@
             </w:tabs>
             <w:spacing w:line="720" w:lineRule="auto"/>
             <w:rPr>
+              <w:rFonts w:eastAsiaTheme="minorEastAsia"/>
               <w:noProof/>
-              <w:sz w:val="48"/>
-              <w:szCs w:val="48"/>
+              <w:sz w:val="32"/>
+              <w:szCs w:val="32"/>
             </w:rPr>
           </w:pPr>
-          <w:hyperlink w:anchor="_Toc241324523" w:history="1">
+          <w:hyperlink w:anchor="_Toc243260027" w:history="1">
             <w:r>
               <w:rPr>
                 <w:rStyle w:val="Hyperlink"/>
                 <w:noProof/>
-                <w:sz w:val="48"/>
-                <w:szCs w:val="48"/>
-              </w:rPr>
-              <w:t>Class Diagram:</w:t>
+                <w:sz w:val="28"/>
+                <w:szCs w:val="28"/>
+              </w:rPr>
+              <w:t>Use case Specification:</w:t>
             </w:r>
             <w:r>
               <w:rPr>
                 <w:noProof/>
                 <w:webHidden/>
-                <w:sz w:val="48"/>
-                <w:szCs w:val="48"/>
+                <w:sz w:val="28"/>
+                <w:szCs w:val="28"/>
               </w:rPr>
               <w:tab/>
             </w:r>
@@ -1048,8 +1126,8 @@
               <w:rPr>
                 <w:noProof/>
                 <w:webHidden/>
-                <w:sz w:val="48"/>
-                <w:szCs w:val="48"/>
+                <w:sz w:val="28"/>
+                <w:szCs w:val="28"/>
               </w:rPr>
               <w:fldChar w:fldCharType="begin"/>
             </w:r>
@@ -1057,25 +1135,25 @@
               <w:rPr>
                 <w:noProof/>
                 <w:webHidden/>
-                <w:sz w:val="48"/>
-                <w:szCs w:val="48"/>
-              </w:rPr>
-              <w:instrText xml:space="preserve"> PAGEREF _Toc241324523 \h </w:instrText>
+                <w:sz w:val="28"/>
+                <w:szCs w:val="28"/>
+              </w:rPr>
+              <w:instrText xml:space="preserve"> PAGEREF _Toc243260027 \h </w:instrText>
             </w:r>
             <w:r>
               <w:rPr>
                 <w:noProof/>
                 <w:webHidden/>
-                <w:sz w:val="48"/>
-                <w:szCs w:val="48"/>
+                <w:sz w:val="28"/>
+                <w:szCs w:val="28"/>
               </w:rPr>
             </w:r>
             <w:r>
               <w:rPr>
                 <w:noProof/>
                 <w:webHidden/>
-                <w:sz w:val="48"/>
-                <w:szCs w:val="48"/>
+                <w:sz w:val="28"/>
+                <w:szCs w:val="28"/>
               </w:rPr>
               <w:fldChar w:fldCharType="separate"/>
             </w:r>
@@ -1083,17 +1161,17 @@
               <w:rPr>
                 <w:noProof/>
                 <w:webHidden/>
-                <w:sz w:val="48"/>
-                <w:szCs w:val="48"/>
-              </w:rPr>
-              <w:t>3</w:t>
+                <w:sz w:val="28"/>
+                <w:szCs w:val="28"/>
+              </w:rPr>
+              <w:t>7</w:t>
             </w:r>
             <w:r>
               <w:rPr>
                 <w:noProof/>
                 <w:webHidden/>
-                <w:sz w:val="48"/>
-                <w:szCs w:val="48"/>
+                <w:sz w:val="28"/>
+                <w:szCs w:val="28"/>
               </w:rPr>
               <w:fldChar w:fldCharType="end"/>
             </w:r>
@@ -1107,27 +1185,28 @@
             </w:tabs>
             <w:spacing w:line="720" w:lineRule="auto"/>
             <w:rPr>
+              <w:rFonts w:eastAsiaTheme="minorEastAsia"/>
               <w:noProof/>
-              <w:sz w:val="48"/>
-              <w:szCs w:val="48"/>
+              <w:sz w:val="32"/>
+              <w:szCs w:val="32"/>
             </w:rPr>
           </w:pPr>
-          <w:hyperlink w:anchor="_Toc241324524" w:history="1">
+          <w:hyperlink w:anchor="_Toc243260028" w:history="1">
             <w:r>
               <w:rPr>
                 <w:rStyle w:val="Hyperlink"/>
                 <w:noProof/>
-                <w:sz w:val="48"/>
-                <w:szCs w:val="48"/>
-              </w:rPr>
-              <w:t>GitHub Repository  URL</w:t>
+                <w:sz w:val="28"/>
+                <w:szCs w:val="28"/>
+              </w:rPr>
+              <w:t>Class Diagram:</w:t>
             </w:r>
             <w:r>
               <w:rPr>
                 <w:noProof/>
                 <w:webHidden/>
-                <w:sz w:val="48"/>
-                <w:szCs w:val="48"/>
+                <w:sz w:val="28"/>
+                <w:szCs w:val="28"/>
               </w:rPr>
               <w:tab/>
             </w:r>
@@ -1135,8 +1214,8 @@
               <w:rPr>
                 <w:noProof/>
                 <w:webHidden/>
-                <w:sz w:val="48"/>
-                <w:szCs w:val="48"/>
+                <w:sz w:val="28"/>
+                <w:szCs w:val="28"/>
               </w:rPr>
               <w:fldChar w:fldCharType="begin"/>
             </w:r>
@@ -1144,25 +1223,25 @@
               <w:rPr>
                 <w:noProof/>
                 <w:webHidden/>
-                <w:sz w:val="48"/>
-                <w:szCs w:val="48"/>
-              </w:rPr>
-              <w:instrText xml:space="preserve"> PAGEREF _Toc241324524 \h </w:instrText>
+                <w:sz w:val="28"/>
+                <w:szCs w:val="28"/>
+              </w:rPr>
+              <w:instrText xml:space="preserve"> PAGEREF _Toc243260028 \h </w:instrText>
             </w:r>
             <w:r>
               <w:rPr>
                 <w:noProof/>
                 <w:webHidden/>
-                <w:sz w:val="48"/>
-                <w:szCs w:val="48"/>
+                <w:sz w:val="28"/>
+                <w:szCs w:val="28"/>
               </w:rPr>
             </w:r>
             <w:r>
               <w:rPr>
                 <w:noProof/>
                 <w:webHidden/>
-                <w:sz w:val="48"/>
-                <w:szCs w:val="48"/>
+                <w:sz w:val="28"/>
+                <w:szCs w:val="28"/>
               </w:rPr>
               <w:fldChar w:fldCharType="separate"/>
             </w:r>
@@ -1170,17 +1249,105 @@
               <w:rPr>
                 <w:noProof/>
                 <w:webHidden/>
-                <w:sz w:val="48"/>
-                <w:szCs w:val="48"/>
-              </w:rPr>
-              <w:t>3</w:t>
+                <w:sz w:val="28"/>
+                <w:szCs w:val="28"/>
+              </w:rPr>
+              <w:t>11</w:t>
             </w:r>
             <w:r>
               <w:rPr>
                 <w:noProof/>
                 <w:webHidden/>
-                <w:sz w:val="48"/>
-                <w:szCs w:val="48"/>
+                <w:sz w:val="28"/>
+                <w:szCs w:val="28"/>
+              </w:rPr>
+              <w:fldChar w:fldCharType="end"/>
+            </w:r>
+          </w:hyperlink>
+        </w:p>
+        <w:p>
+          <w:pPr>
+            <w:pStyle w:val="TOC1"/>
+            <w:tabs>
+              <w:tab w:val="right" w:leader="dot" w:pos="9350"/>
+            </w:tabs>
+            <w:spacing w:line="720" w:lineRule="auto"/>
+            <w:rPr>
+              <w:rFonts w:eastAsiaTheme="minorEastAsia"/>
+              <w:noProof/>
+              <w:sz w:val="32"/>
+              <w:szCs w:val="32"/>
+            </w:rPr>
+          </w:pPr>
+          <w:hyperlink w:anchor="_Toc243260029" w:history="1">
+            <w:r>
+              <w:rPr>
+                <w:rStyle w:val="Hyperlink"/>
+                <w:noProof/>
+                <w:sz w:val="28"/>
+                <w:szCs w:val="28"/>
+              </w:rPr>
+              <w:t>GitHub Repository URL:</w:t>
+            </w:r>
+            <w:r>
+              <w:rPr>
+                <w:noProof/>
+                <w:webHidden/>
+                <w:sz w:val="28"/>
+                <w:szCs w:val="28"/>
+              </w:rPr>
+              <w:tab/>
+            </w:r>
+            <w:r>
+              <w:rPr>
+                <w:noProof/>
+                <w:webHidden/>
+                <w:sz w:val="28"/>
+                <w:szCs w:val="28"/>
+              </w:rPr>
+              <w:fldChar w:fldCharType="begin"/>
+            </w:r>
+            <w:r>
+              <w:rPr>
+                <w:noProof/>
+                <w:webHidden/>
+                <w:sz w:val="28"/>
+                <w:szCs w:val="28"/>
+              </w:rPr>
+              <w:instrText xml:space="preserve"> PAGEREF _Toc243260029 \h </w:instrText>
+            </w:r>
+            <w:r>
+              <w:rPr>
+                <w:noProof/>
+                <w:webHidden/>
+                <w:sz w:val="28"/>
+                <w:szCs w:val="28"/>
+              </w:rPr>
+            </w:r>
+            <w:r>
+              <w:rPr>
+                <w:noProof/>
+                <w:webHidden/>
+                <w:sz w:val="28"/>
+                <w:szCs w:val="28"/>
+              </w:rPr>
+              <w:fldChar w:fldCharType="separate"/>
+            </w:r>
+            <w:r>
+              <w:rPr>
+                <w:noProof/>
+                <w:webHidden/>
+                <w:sz w:val="28"/>
+                <w:szCs w:val="28"/>
+              </w:rPr>
+              <w:t>12</w:t>
+            </w:r>
+            <w:r>
+              <w:rPr>
+                <w:noProof/>
+                <w:webHidden/>
+                <w:sz w:val="28"/>
+                <w:szCs w:val="28"/>
               </w:rPr>
               <w:fldChar w:fldCharType="end"/>
             </w:r>
@@ -1190,8 +1357,8 @@
           <w:pPr>
             <w:spacing w:line="720" w:lineRule="auto"/>
             <w:rPr>
-              <w:sz w:val="48"/>
-              <w:szCs w:val="48"/>
+              <w:sz w:val="56"/>
+              <w:szCs w:val="56"/>
             </w:rPr>
           </w:pPr>
           <w:r>
@@ -1199,8 +1366,8 @@
               <w:b/>
               <w:bCs/>
               <w:noProof/>
-              <w:sz w:val="48"/>
-              <w:szCs w:val="48"/>
+              <w:sz w:val="36"/>
+              <w:szCs w:val="36"/>
             </w:rPr>
             <w:fldChar w:fldCharType="end"/>
           </w:r>
@@ -1210,54 +1377,1817 @@
     <w:p>
       <w:pPr>
         <w:pStyle w:val="Heading1"/>
-      </w:pPr>
-      <w:bookmarkStart w:id="0" w:name="_Toc241324520"/>
-      <w:r>
+        <w:rPr>
+          <w:sz w:val="48"/>
+          <w:szCs w:val="48"/>
+        </w:rPr>
+      </w:pPr>
+      <w:bookmarkStart w:id="1" w:name="_Toc243260023"/>
+      <w:r>
+        <w:rPr>
+          <w:sz w:val="48"/>
+          <w:szCs w:val="48"/>
+        </w:rPr>
         <w:lastRenderedPageBreak/>
         <w:t>Data Flow Diagram (DFD):</w:t>
-      </w:r>
-      <w:bookmarkEnd w:id="0"/>
-    </w:p>
-    <w:p>
-      <w:pPr>
-        <w:pStyle w:val="Heading1"/>
-      </w:pPr>
-      <w:bookmarkStart w:id="1" w:name="_Toc241324521"/>
-      <w:r>
-        <w:t>Use Case Diagram:</w:t>
       </w:r>
       <w:bookmarkEnd w:id="1"/>
     </w:p>
     <w:p>
       <w:pPr>
+        <w:rPr>
+          <w:sz w:val="28"/>
+          <w:szCs w:val="28"/>
+          <w:rtl/>
+        </w:rPr>
+      </w:pPr>
+      <w:r>
+        <w:rPr>
+          <w:sz w:val="28"/>
+          <w:szCs w:val="28"/>
+        </w:rPr>
+        <w:t>Level 0:</w:t>
+      </w:r>
+    </w:p>
+    <w:p>
+      <w:pPr>
+        <w:rPr>
+          <w:sz w:val="28"/>
+          <w:szCs w:val="28"/>
+        </w:rPr>
+      </w:pPr>
+      <w:r>
+        <w:rPr>
+          <w:noProof/>
+          <w:sz w:val="28"/>
+          <w:szCs w:val="28"/>
+        </w:rPr>
+        <w:drawing>
+          <wp:inline distT="0" distB="0" distL="0" distR="0" wp14:anchorId="21D89BE8" wp14:editId="105AF373">
+            <wp:extent cx="5943600" cy="3118485"/>
+            <wp:effectExtent l="0" t="0" r="0" b="0"/>
+            <wp:docPr id="558515930" name="Picture 6"/>
+            <wp:cNvGraphicFramePr>
+              <a:graphicFrameLocks xmlns:a="http://schemas.openxmlformats.org/drawingml/2006/main" noChangeAspect="1"/>
+            </wp:cNvGraphicFramePr>
+            <a:graphic xmlns:a="http://schemas.openxmlformats.org/drawingml/2006/main">
+              <a:graphicData uri="http://schemas.openxmlformats.org/drawingml/2006/picture">
+                <pic:pic xmlns:pic="http://schemas.openxmlformats.org/drawingml/2006/picture">
+                  <pic:nvPicPr>
+                    <pic:cNvPr id="558515930" name="Picture 558515930"/>
+                    <pic:cNvPicPr/>
+                  </pic:nvPicPr>
+                  <pic:blipFill>
+                    <a:blip r:embed="rId9">
+                      <a:extLst>
+                        <a:ext uri="{28A0092B-C50C-407E-A947-70E740481C1C}">
+                          <a14:useLocalDpi xmlns:a14="http://schemas.microsoft.com/office/drawing/2010/main" val="0"/>
+                        </a:ext>
+                      </a:extLst>
+                    </a:blip>
+                    <a:stretch>
+                      <a:fillRect/>
+                    </a:stretch>
+                  </pic:blipFill>
+                  <pic:spPr>
+                    <a:xfrm>
+                      <a:off x="0" y="0"/>
+                      <a:ext cx="5943600" cy="3118485"/>
+                    </a:xfrm>
+                    <a:prstGeom prst="rect">
+                      <a:avLst/>
+                    </a:prstGeom>
+                  </pic:spPr>
+                </pic:pic>
+              </a:graphicData>
+            </a:graphic>
+          </wp:inline>
+        </w:drawing>
+      </w:r>
+    </w:p>
+    <w:p>
+      <w:pPr>
+        <w:rPr>
+          <w:sz w:val="28"/>
+          <w:szCs w:val="28"/>
+        </w:rPr>
+      </w:pPr>
+      <w:r>
+        <w:rPr>
+          <w:noProof/>
+          <w:sz w:val="28"/>
+          <w:szCs w:val="28"/>
+        </w:rPr>
+        <w:drawing>
+          <wp:anchor distT="0" distB="0" distL="114300" distR="114300" simplePos="0" relativeHeight="251662336" behindDoc="1" locked="0" layoutInCell="1" allowOverlap="1" wp14:anchorId="139EF860" wp14:editId="06182C70">
+            <wp:simplePos x="0" y="0"/>
+            <wp:positionH relativeFrom="column">
+              <wp:posOffset>68580</wp:posOffset>
+            </wp:positionH>
+            <wp:positionV relativeFrom="paragraph">
+              <wp:posOffset>221615</wp:posOffset>
+            </wp:positionV>
+            <wp:extent cx="5875020" cy="4276725"/>
+            <wp:effectExtent l="0" t="0" r="0" b="0"/>
+            <wp:wrapTight wrapText="bothSides">
+              <wp:wrapPolygon edited="0">
+                <wp:start x="0" y="0"/>
+                <wp:lineTo x="0" y="21552"/>
+                <wp:lineTo x="21502" y="21552"/>
+                <wp:lineTo x="21502" y="0"/>
+                <wp:lineTo x="0" y="0"/>
+              </wp:wrapPolygon>
+            </wp:wrapTight>
+            <wp:docPr id="1446076685" name="Picture 3" descr="A diagram of a company&#10;&#10;Description automatically generated"/>
+            <wp:cNvGraphicFramePr>
+              <a:graphicFrameLocks xmlns:a="http://schemas.openxmlformats.org/drawingml/2006/main" noChangeAspect="1"/>
+            </wp:cNvGraphicFramePr>
+            <a:graphic xmlns:a="http://schemas.openxmlformats.org/drawingml/2006/main">
+              <a:graphicData uri="http://schemas.openxmlformats.org/drawingml/2006/picture">
+                <pic:pic xmlns:pic="http://schemas.openxmlformats.org/drawingml/2006/picture">
+                  <pic:nvPicPr>
+                    <pic:cNvPr id="1446076685" name="Picture 3" descr="A diagram of a company&#10;&#10;Description automatically generated"/>
+                    <pic:cNvPicPr>
+                      <a:picLocks noChangeAspect="1" noChangeArrowheads="1"/>
+                    </pic:cNvPicPr>
+                  </pic:nvPicPr>
+                  <pic:blipFill>
+                    <a:blip r:embed="rId10">
+                      <a:extLst>
+                        <a:ext uri="{28A0092B-C50C-407E-A947-70E740481C1C}">
+                          <a14:useLocalDpi xmlns:a14="http://schemas.microsoft.com/office/drawing/2010/main" val="0"/>
+                        </a:ext>
+                      </a:extLst>
+                    </a:blip>
+                    <a:srcRect/>
+                    <a:stretch>
+                      <a:fillRect/>
+                    </a:stretch>
+                  </pic:blipFill>
+                  <pic:spPr bwMode="auto">
+                    <a:xfrm>
+                      <a:off x="0" y="0"/>
+                      <a:ext cx="5875020" cy="4276725"/>
+                    </a:xfrm>
+                    <a:prstGeom prst="rect">
+                      <a:avLst/>
+                    </a:prstGeom>
+                    <a:noFill/>
+                    <a:ln>
+                      <a:noFill/>
+                    </a:ln>
+                  </pic:spPr>
+                </pic:pic>
+              </a:graphicData>
+            </a:graphic>
+            <wp14:sizeRelH relativeFrom="margin">
+              <wp14:pctWidth>0</wp14:pctWidth>
+            </wp14:sizeRelH>
+            <wp14:sizeRelV relativeFrom="margin">
+              <wp14:pctHeight>0</wp14:pctHeight>
+            </wp14:sizeRelV>
+          </wp:anchor>
+        </w:drawing>
+      </w:r>
+      <w:r>
+        <w:rPr>
+          <w:sz w:val="28"/>
+          <w:szCs w:val="28"/>
+        </w:rPr>
+        <w:t>Level1:</w:t>
+      </w:r>
+    </w:p>
+    <w:p>
+      <w:pPr>
+        <w:rPr>
+          <w:sz w:val="28"/>
+          <w:szCs w:val="28"/>
+        </w:rPr>
+      </w:pPr>
+      <w:r>
+        <w:rPr>
+          <w:sz w:val="28"/>
+          <w:szCs w:val="28"/>
+        </w:rPr>
+        <w:lastRenderedPageBreak/>
+        <w:t>Level 2:</w:t>
+      </w:r>
+    </w:p>
+    <w:p>
+      <w:pPr>
+        <w:rPr>
+          <w:sz w:val="28"/>
+          <w:szCs w:val="28"/>
+          <w:rtl/>
+        </w:rPr>
+      </w:pPr>
+    </w:p>
+    <w:p>
+      <w:pPr>
+        <w:rPr>
+          <w:sz w:val="28"/>
+          <w:szCs w:val="28"/>
+          <w:rtl/>
+        </w:rPr>
+      </w:pPr>
+      <w:r>
+        <w:rPr>
+          <w:rFonts w:ascii="Times New Roman" w:eastAsia="Times New Roman" w:hAnsi="Times New Roman" w:cs="Times New Roman"/>
+          <w:noProof/>
+          <w:kern w:val="0"/>
+          <w:sz w:val="32"/>
+          <w:szCs w:val="32"/>
+          <w14:ligatures w14:val="none"/>
+        </w:rPr>
+        <w:drawing>
+          <wp:inline distT="0" distB="0" distL="0" distR="0" wp14:anchorId="289EC21B" wp14:editId="792FEBCB">
+            <wp:extent cx="5943600" cy="3460115"/>
+            <wp:effectExtent l="0" t="0" r="0" b="0"/>
+            <wp:docPr id="922010304" name="Picture 1"/>
+            <wp:cNvGraphicFramePr>
+              <a:graphicFrameLocks xmlns:a="http://schemas.openxmlformats.org/drawingml/2006/main" noChangeAspect="1"/>
+            </wp:cNvGraphicFramePr>
+            <a:graphic xmlns:a="http://schemas.openxmlformats.org/drawingml/2006/main">
+              <a:graphicData uri="http://schemas.openxmlformats.org/drawingml/2006/picture">
+                <pic:pic xmlns:pic="http://schemas.openxmlformats.org/drawingml/2006/picture">
+                  <pic:nvPicPr>
+                    <pic:cNvPr id="0" name="Picture 1"/>
+                    <pic:cNvPicPr>
+                      <a:picLocks noChangeAspect="1" noChangeArrowheads="1"/>
+                    </pic:cNvPicPr>
+                  </pic:nvPicPr>
+                  <pic:blipFill>
+                    <a:blip r:embed="rId11">
+                      <a:extLst>
+                        <a:ext uri="{28A0092B-C50C-407E-A947-70E740481C1C}">
+                          <a14:useLocalDpi xmlns:a14="http://schemas.microsoft.com/office/drawing/2010/main" val="0"/>
+                        </a:ext>
+                      </a:extLst>
+                    </a:blip>
+                    <a:srcRect/>
+                    <a:stretch>
+                      <a:fillRect/>
+                    </a:stretch>
+                  </pic:blipFill>
+                  <pic:spPr bwMode="auto">
+                    <a:xfrm>
+                      <a:off x="0" y="0"/>
+                      <a:ext cx="5943600" cy="3460115"/>
+                    </a:xfrm>
+                    <a:prstGeom prst="rect">
+                      <a:avLst/>
+                    </a:prstGeom>
+                    <a:noFill/>
+                    <a:ln>
+                      <a:noFill/>
+                    </a:ln>
+                  </pic:spPr>
+                </pic:pic>
+              </a:graphicData>
+            </a:graphic>
+          </wp:inline>
+        </w:drawing>
+      </w:r>
+    </w:p>
+    <w:p>
+      <w:pPr>
+        <w:rPr>
+          <w:rFonts w:hint="cs"/>
+          <w:sz w:val="28"/>
+          <w:szCs w:val="28"/>
+          <w:rtl/>
+          <w:lang w:bidi="ar-QA"/>
+        </w:rPr>
+      </w:pPr>
+    </w:p>
+    <w:p>
+      <w:pPr>
         <w:pStyle w:val="Heading1"/>
-      </w:pPr>
-      <w:bookmarkStart w:id="2" w:name="_Toc241324522"/>
-      <w:r>
-        <w:t>Use case Specification:</w:t>
+        <w:rPr>
+          <w:sz w:val="44"/>
+          <w:szCs w:val="44"/>
+        </w:rPr>
+      </w:pPr>
+      <w:bookmarkStart w:id="2" w:name="_Toc243260024"/>
+      <w:r>
+        <w:rPr>
+          <w:sz w:val="44"/>
+          <w:szCs w:val="44"/>
+        </w:rPr>
+        <w:t>Comparing between DFD and Use Case diagram:</w:t>
       </w:r>
       <w:bookmarkEnd w:id="2"/>
     </w:p>
     <w:p>
-      <w:r>
+      <w:pPr>
+        <w:spacing w:before="100" w:beforeAutospacing="1" w:after="100" w:afterAutospacing="1" w:line="240" w:lineRule="auto"/>
+        <w:rPr>
+          <w:rFonts w:ascii="Times New Roman" w:eastAsia="Times New Roman" w:hAnsi="Times New Roman" w:cs="Times New Roman"/>
+          <w:kern w:val="0"/>
+          <w:sz w:val="32"/>
+          <w:szCs w:val="32"/>
+          <w14:ligatures w14:val="none"/>
+        </w:rPr>
+      </w:pPr>
+      <w:r>
+        <w:rPr>
+          <w:rFonts w:ascii="Times New Roman" w:eastAsia="Times New Roman" w:hAnsi="Times New Roman" w:cs="Times New Roman"/>
+          <w:b/>
+          <w:bCs/>
+          <w:kern w:val="0"/>
+          <w:sz w:val="32"/>
+          <w:szCs w:val="32"/>
+          <w14:ligatures w14:val="none"/>
+        </w:rPr>
+        <w:t>The DFD</w:t>
+      </w:r>
+      <w:r>
+        <w:rPr>
+          <w:rFonts w:ascii="Times New Roman" w:eastAsia="Times New Roman" w:hAnsi="Times New Roman" w:cs="Times New Roman"/>
+          <w:kern w:val="0"/>
+          <w:sz w:val="32"/>
+          <w:szCs w:val="32"/>
+          <w14:ligatures w14:val="none"/>
+        </w:rPr>
+        <w:t xml:space="preserve"> shows what data moves through </w:t>
+      </w:r>
+      <w:proofErr w:type="spellStart"/>
+      <w:r>
+        <w:rPr>
+          <w:rFonts w:ascii="Times New Roman" w:eastAsia="Times New Roman" w:hAnsi="Times New Roman" w:cs="Times New Roman"/>
+          <w:kern w:val="0"/>
+          <w:sz w:val="32"/>
+          <w:szCs w:val="32"/>
+          <w14:ligatures w14:val="none"/>
+        </w:rPr>
+        <w:t>PearlMart</w:t>
+      </w:r>
+      <w:proofErr w:type="spellEnd"/>
+      <w:r>
+        <w:rPr>
+          <w:rFonts w:ascii="Times New Roman" w:eastAsia="Times New Roman" w:hAnsi="Times New Roman" w:cs="Times New Roman"/>
+          <w:kern w:val="0"/>
+          <w:sz w:val="32"/>
+          <w:szCs w:val="32"/>
+          <w14:ligatures w14:val="none"/>
+        </w:rPr>
+        <w:t xml:space="preserve"> and where it is kept. It shows that:</w:t>
+      </w:r>
+    </w:p>
+    <w:p>
+      <w:pPr>
+        <w:numPr>
+          <w:ilvl w:val="0"/>
+          <w:numId w:val="12"/>
+        </w:numPr>
+        <w:spacing w:before="100" w:beforeAutospacing="1" w:after="100" w:afterAutospacing="1" w:line="240" w:lineRule="auto"/>
+        <w:rPr>
+          <w:rFonts w:ascii="Times New Roman" w:eastAsia="Times New Roman" w:hAnsi="Times New Roman" w:cs="Times New Roman"/>
+          <w:kern w:val="0"/>
+          <w:sz w:val="32"/>
+          <w:szCs w:val="32"/>
+          <w14:ligatures w14:val="none"/>
+        </w:rPr>
+      </w:pPr>
+      <w:r>
+        <w:rPr>
+          <w:rFonts w:ascii="Times New Roman" w:eastAsia="Times New Roman" w:hAnsi="Times New Roman" w:cs="Times New Roman"/>
+          <w:kern w:val="0"/>
+          <w:sz w:val="32"/>
+          <w:szCs w:val="32"/>
+          <w14:ligatures w14:val="none"/>
+        </w:rPr>
+        <w:t>The Goods Inventory is read and written by many processes (add, remove, sale, replacement, receiving). This is how the brief’s requirement for consistent data between the warehouse and the billing counter is met.</w:t>
+      </w:r>
+    </w:p>
+    <w:p>
+      <w:pPr>
+        <w:numPr>
+          <w:ilvl w:val="0"/>
+          <w:numId w:val="12"/>
+        </w:numPr>
+        <w:spacing w:before="100" w:beforeAutospacing="1" w:after="100" w:afterAutospacing="1" w:line="240" w:lineRule="auto"/>
+        <w:rPr>
+          <w:rFonts w:ascii="Times New Roman" w:eastAsia="Times New Roman" w:hAnsi="Times New Roman" w:cs="Times New Roman"/>
+          <w:kern w:val="0"/>
+          <w:sz w:val="32"/>
+          <w:szCs w:val="32"/>
+          <w14:ligatures w14:val="none"/>
+        </w:rPr>
+      </w:pPr>
+      <w:r>
+        <w:rPr>
+          <w:rFonts w:ascii="Times New Roman" w:eastAsia="Times New Roman" w:hAnsi="Times New Roman" w:cs="Times New Roman"/>
+          <w:kern w:val="0"/>
+          <w:sz w:val="32"/>
+          <w:szCs w:val="32"/>
+          <w14:ligatures w14:val="none"/>
+        </w:rPr>
+        <w:t xml:space="preserve">Sales, </w:t>
+      </w:r>
+      <w:proofErr w:type="gramStart"/>
+      <w:r>
+        <w:rPr>
+          <w:rFonts w:ascii="Times New Roman" w:eastAsia="Times New Roman" w:hAnsi="Times New Roman" w:cs="Times New Roman"/>
+          <w:kern w:val="0"/>
+          <w:sz w:val="32"/>
+          <w:szCs w:val="32"/>
+          <w14:ligatures w14:val="none"/>
+        </w:rPr>
+        <w:t>cancellations</w:t>
+      </w:r>
+      <w:proofErr w:type="gramEnd"/>
+      <w:r>
+        <w:rPr>
+          <w:rFonts w:ascii="Times New Roman" w:eastAsia="Times New Roman" w:hAnsi="Times New Roman" w:cs="Times New Roman"/>
+          <w:kern w:val="0"/>
+          <w:sz w:val="32"/>
+          <w:szCs w:val="32"/>
+          <w14:ligatures w14:val="none"/>
+        </w:rPr>
+        <w:t xml:space="preserve"> and replacements all leave records in the Transaction Records store.</w:t>
+      </w:r>
+    </w:p>
+    <w:p>
+      <w:pPr>
+        <w:numPr>
+          <w:ilvl w:val="0"/>
+          <w:numId w:val="12"/>
+        </w:numPr>
+        <w:spacing w:before="100" w:beforeAutospacing="1" w:after="100" w:afterAutospacing="1" w:line="240" w:lineRule="auto"/>
+        <w:rPr>
+          <w:rFonts w:ascii="Times New Roman" w:eastAsia="Times New Roman" w:hAnsi="Times New Roman" w:cs="Times New Roman"/>
+          <w:kern w:val="0"/>
+          <w:sz w:val="32"/>
+          <w:szCs w:val="32"/>
+          <w14:ligatures w14:val="none"/>
+        </w:rPr>
+      </w:pPr>
+      <w:r>
+        <w:rPr>
+          <w:rFonts w:ascii="Times New Roman" w:eastAsia="Times New Roman" w:hAnsi="Times New Roman" w:cs="Times New Roman"/>
+          <w:kern w:val="0"/>
+          <w:sz w:val="32"/>
+          <w:szCs w:val="32"/>
+          <w14:ligatures w14:val="none"/>
+        </w:rPr>
+        <w:t>The Supplier exchanges only order and delivery data with the system.</w:t>
+      </w:r>
+    </w:p>
+    <w:p>
+      <w:pPr>
+        <w:numPr>
+          <w:ilvl w:val="0"/>
+          <w:numId w:val="12"/>
+        </w:numPr>
+        <w:spacing w:before="100" w:beforeAutospacing="1" w:after="100" w:afterAutospacing="1" w:line="240" w:lineRule="auto"/>
+        <w:rPr>
+          <w:rFonts w:ascii="Times New Roman" w:eastAsia="Times New Roman" w:hAnsi="Times New Roman" w:cs="Times New Roman"/>
+          <w:kern w:val="0"/>
+          <w:sz w:val="32"/>
+          <w:szCs w:val="32"/>
+          <w14:ligatures w14:val="none"/>
+        </w:rPr>
+      </w:pPr>
+      <w:r>
+        <w:rPr>
+          <w:rFonts w:ascii="Times New Roman" w:eastAsia="Times New Roman" w:hAnsi="Times New Roman" w:cs="Times New Roman"/>
+          <w:kern w:val="0"/>
+          <w:sz w:val="32"/>
+          <w:szCs w:val="32"/>
+          <w14:ligatures w14:val="none"/>
+        </w:rPr>
+        <w:t>Customer requests are held in a store until the Inventory Manager reviews them.</w:t>
+      </w:r>
+    </w:p>
+    <w:p>
+      <w:pPr>
+        <w:spacing w:before="100" w:beforeAutospacing="1" w:after="100" w:afterAutospacing="1" w:line="240" w:lineRule="auto"/>
+        <w:rPr>
+          <w:rFonts w:ascii="Times New Roman" w:eastAsia="Times New Roman" w:hAnsi="Times New Roman" w:cs="Times New Roman"/>
+          <w:kern w:val="0"/>
+          <w:sz w:val="32"/>
+          <w:szCs w:val="32"/>
+          <w14:ligatures w14:val="none"/>
+        </w:rPr>
+      </w:pPr>
+      <w:r>
+        <w:rPr>
+          <w:rFonts w:ascii="Times New Roman" w:eastAsia="Times New Roman" w:hAnsi="Times New Roman" w:cs="Times New Roman"/>
+          <w:b/>
+          <w:bCs/>
+          <w:kern w:val="0"/>
+          <w:sz w:val="32"/>
+          <w:szCs w:val="32"/>
+          <w14:ligatures w14:val="none"/>
+        </w:rPr>
+        <w:lastRenderedPageBreak/>
+        <w:t>The use case diagram</w:t>
+      </w:r>
+      <w:r>
+        <w:rPr>
+          <w:rFonts w:ascii="Times New Roman" w:eastAsia="Times New Roman" w:hAnsi="Times New Roman" w:cs="Times New Roman"/>
+          <w:kern w:val="0"/>
+          <w:sz w:val="32"/>
+          <w:szCs w:val="32"/>
+          <w14:ligatures w14:val="none"/>
+        </w:rPr>
+        <w:t xml:space="preserve"> shows who uses </w:t>
+      </w:r>
+      <w:proofErr w:type="spellStart"/>
+      <w:r>
+        <w:rPr>
+          <w:rFonts w:ascii="Times New Roman" w:eastAsia="Times New Roman" w:hAnsi="Times New Roman" w:cs="Times New Roman"/>
+          <w:kern w:val="0"/>
+          <w:sz w:val="32"/>
+          <w:szCs w:val="32"/>
+          <w14:ligatures w14:val="none"/>
+        </w:rPr>
+        <w:t>PearlMart</w:t>
+      </w:r>
+      <w:proofErr w:type="spellEnd"/>
+      <w:r>
+        <w:rPr>
+          <w:rFonts w:ascii="Times New Roman" w:eastAsia="Times New Roman" w:hAnsi="Times New Roman" w:cs="Times New Roman"/>
+          <w:kern w:val="0"/>
+          <w:sz w:val="32"/>
+          <w:szCs w:val="32"/>
+          <w14:ligatures w14:val="none"/>
+        </w:rPr>
+        <w:t xml:space="preserve"> and what each role can ask the system to do. It shows that:</w:t>
+      </w:r>
+    </w:p>
+    <w:p>
+      <w:pPr>
+        <w:numPr>
+          <w:ilvl w:val="0"/>
+          <w:numId w:val="13"/>
+        </w:numPr>
+        <w:spacing w:before="100" w:beforeAutospacing="1" w:after="100" w:afterAutospacing="1" w:line="240" w:lineRule="auto"/>
+        <w:rPr>
+          <w:rFonts w:ascii="Times New Roman" w:eastAsia="Times New Roman" w:hAnsi="Times New Roman" w:cs="Times New Roman"/>
+          <w:kern w:val="0"/>
+          <w:sz w:val="32"/>
+          <w:szCs w:val="32"/>
+          <w14:ligatures w14:val="none"/>
+        </w:rPr>
+      </w:pPr>
+      <w:r>
+        <w:rPr>
+          <w:rFonts w:ascii="Times New Roman" w:eastAsia="Times New Roman" w:hAnsi="Times New Roman" w:cs="Times New Roman"/>
+          <w:kern w:val="0"/>
+          <w:sz w:val="32"/>
+          <w:szCs w:val="32"/>
+          <w14:ligatures w14:val="none"/>
+        </w:rPr>
+        <w:t>Store Manager, Inventory Manager and Salesperson are all kinds of “</w:t>
+      </w:r>
+      <w:r>
+        <w:rPr>
+          <w:rFonts w:ascii="Times New Roman" w:eastAsia="Times New Roman" w:hAnsi="Times New Roman" w:cs="Times New Roman"/>
+          <w:kern w:val="0"/>
+          <w:sz w:val="32"/>
+          <w:szCs w:val="32"/>
+          <w14:ligatures w14:val="none"/>
+        </w:rPr>
+        <w:t>user</w:t>
+      </w:r>
+      <w:r>
+        <w:rPr>
+          <w:rFonts w:ascii="Times New Roman" w:eastAsia="Times New Roman" w:hAnsi="Times New Roman" w:cs="Times New Roman"/>
+          <w:kern w:val="0"/>
+          <w:sz w:val="32"/>
+          <w:szCs w:val="32"/>
+          <w14:ligatures w14:val="none"/>
+        </w:rPr>
+        <w:t>”, so they share log in and change password.</w:t>
+      </w:r>
+    </w:p>
+    <w:p>
+      <w:pPr>
+        <w:numPr>
+          <w:ilvl w:val="0"/>
+          <w:numId w:val="13"/>
+        </w:numPr>
+        <w:spacing w:before="100" w:beforeAutospacing="1" w:after="100" w:afterAutospacing="1" w:line="240" w:lineRule="auto"/>
+        <w:rPr>
+          <w:rFonts w:ascii="Times New Roman" w:eastAsia="Times New Roman" w:hAnsi="Times New Roman" w:cs="Times New Roman"/>
+          <w:kern w:val="0"/>
+          <w:sz w:val="32"/>
+          <w:szCs w:val="32"/>
+          <w14:ligatures w14:val="none"/>
+        </w:rPr>
+      </w:pPr>
+      <w:r>
+        <w:rPr>
+          <w:rFonts w:ascii="Times New Roman" w:eastAsia="Times New Roman" w:hAnsi="Times New Roman" w:cs="Times New Roman"/>
+          <w:kern w:val="0"/>
+          <w:sz w:val="32"/>
+          <w:szCs w:val="32"/>
+          <w14:ligatures w14:val="none"/>
+        </w:rPr>
+        <w:t>The Supplier and Customer sit outside the system and take part only in specific goals (prepare supplier order, verify received order, request new item, replace</w:t>
+      </w:r>
+      <w:r>
+        <w:rPr>
+          <w:rFonts w:ascii="Times New Roman" w:eastAsia="Times New Roman" w:hAnsi="Times New Roman" w:cs="Times New Roman"/>
+          <w:kern w:val="0"/>
+          <w:sz w:val="32"/>
+          <w:szCs w:val="32"/>
+          <w14:ligatures w14:val="none"/>
+        </w:rPr>
+        <w:t xml:space="preserve"> Good</w:t>
+      </w:r>
+      <w:r>
+        <w:rPr>
+          <w:rFonts w:ascii="Times New Roman" w:eastAsia="Times New Roman" w:hAnsi="Times New Roman" w:cs="Times New Roman"/>
+          <w:kern w:val="0"/>
+          <w:sz w:val="32"/>
+          <w:szCs w:val="32"/>
+          <w14:ligatures w14:val="none"/>
+        </w:rPr>
+        <w:t>).</w:t>
+      </w:r>
+    </w:p>
+    <w:p>
+      <w:pPr>
+        <w:numPr>
+          <w:ilvl w:val="0"/>
+          <w:numId w:val="13"/>
+        </w:numPr>
+        <w:spacing w:before="100" w:beforeAutospacing="1" w:after="100" w:afterAutospacing="1" w:line="240" w:lineRule="auto"/>
+        <w:rPr>
+          <w:rFonts w:ascii="Times New Roman" w:eastAsia="Times New Roman" w:hAnsi="Times New Roman" w:cs="Times New Roman"/>
+          <w:kern w:val="0"/>
+          <w:sz w:val="32"/>
+          <w:szCs w:val="32"/>
+          <w14:ligatures w14:val="none"/>
+        </w:rPr>
+      </w:pPr>
+      <w:r>
+        <w:rPr>
+          <w:rFonts w:ascii="Times New Roman" w:eastAsia="Times New Roman" w:hAnsi="Times New Roman" w:cs="Times New Roman"/>
+          <w:kern w:val="0"/>
+          <w:sz w:val="32"/>
+          <w:szCs w:val="32"/>
+          <w14:ligatures w14:val="none"/>
+        </w:rPr>
+        <w:t>Process sale always includes generate receipt, while cancel receipt is optional.</w:t>
+      </w:r>
+    </w:p>
+    <w:p>
+      <w:pPr>
+        <w:numPr>
+          <w:ilvl w:val="0"/>
+          <w:numId w:val="13"/>
+        </w:numPr>
+        <w:spacing w:before="100" w:beforeAutospacing="1" w:after="100" w:afterAutospacing="1" w:line="240" w:lineRule="auto"/>
+        <w:rPr>
+          <w:rFonts w:ascii="Times New Roman" w:eastAsia="Times New Roman" w:hAnsi="Times New Roman" w:cs="Times New Roman"/>
+          <w:kern w:val="0"/>
+          <w:sz w:val="32"/>
+          <w:szCs w:val="32"/>
+          <w14:ligatures w14:val="none"/>
+        </w:rPr>
+      </w:pPr>
+      <w:r>
+        <w:rPr>
+          <w:rFonts w:ascii="Times New Roman" w:eastAsia="Times New Roman" w:hAnsi="Times New Roman" w:cs="Times New Roman"/>
+          <w:kern w:val="0"/>
+          <w:sz w:val="32"/>
+          <w:szCs w:val="32"/>
+          <w14:ligatures w14:val="none"/>
+        </w:rPr>
+        <w:t>Remove good is optional after track expiration.</w:t>
+      </w:r>
+    </w:p>
+    <w:tbl>
+      <w:tblPr>
+        <w:tblStyle w:val="GridTable5Dark-Accent1"/>
+        <w:tblW w:w="9936" w:type="dxa"/>
+        <w:tblLook w:val="04A0" w:firstRow="1" w:lastRow="0" w:firstColumn="1" w:lastColumn="0" w:noHBand="0" w:noVBand="1"/>
+      </w:tblPr>
+      <w:tblGrid>
+        <w:gridCol w:w="3312"/>
+        <w:gridCol w:w="3312"/>
+        <w:gridCol w:w="3312"/>
+      </w:tblGrid>
+      <w:tr>
+        <w:trPr>
+          <w:cnfStyle w:val="100000000000" w:firstRow="1" w:lastRow="0" w:firstColumn="0" w:lastColumn="0" w:oddVBand="0" w:evenVBand="0" w:oddHBand="0" w:evenHBand="0" w:firstRowFirstColumn="0" w:firstRowLastColumn="0" w:lastRowFirstColumn="0" w:lastRowLastColumn="0"/>
+          <w:trHeight w:val="20"/>
+        </w:trPr>
+        <w:tc>
+          <w:tcPr>
+            <w:cnfStyle w:val="001000000000" w:firstRow="0" w:lastRow="0" w:firstColumn="1" w:lastColumn="0" w:oddVBand="0" w:evenVBand="0" w:oddHBand="0" w:evenHBand="0" w:firstRowFirstColumn="0" w:firstRowLastColumn="0" w:lastRowFirstColumn="0" w:lastRowLastColumn="0"/>
+            <w:tcW w:w="3312" w:type="dxa"/>
+          </w:tcPr>
+          <w:p>
+            <w:pPr>
+              <w:spacing w:before="100" w:beforeAutospacing="1" w:after="100" w:afterAutospacing="1"/>
+              <w:rPr>
+                <w:rFonts w:ascii="Times New Roman" w:eastAsia="Times New Roman" w:hAnsi="Times New Roman" w:cs="Times New Roman"/>
+                <w:kern w:val="0"/>
+                <w:sz w:val="32"/>
+                <w:szCs w:val="32"/>
+                <w14:ligatures w14:val="none"/>
+              </w:rPr>
+            </w:pPr>
+          </w:p>
+        </w:tc>
+        <w:tc>
+          <w:tcPr>
+            <w:tcW w:w="3312" w:type="dxa"/>
+          </w:tcPr>
+          <w:p>
+            <w:pPr>
+              <w:spacing w:before="100" w:beforeAutospacing="1" w:after="100" w:afterAutospacing="1"/>
+              <w:cnfStyle w:val="100000000000" w:firstRow="1" w:lastRow="0" w:firstColumn="0" w:lastColumn="0" w:oddVBand="0" w:evenVBand="0" w:oddHBand="0" w:evenHBand="0" w:firstRowFirstColumn="0" w:firstRowLastColumn="0" w:lastRowFirstColumn="0" w:lastRowLastColumn="0"/>
+              <w:rPr>
+                <w:rFonts w:ascii="Times New Roman" w:eastAsia="Times New Roman" w:hAnsi="Times New Roman" w:cs="Times New Roman"/>
+                <w:kern w:val="0"/>
+                <w:sz w:val="32"/>
+                <w:szCs w:val="32"/>
+                <w14:ligatures w14:val="none"/>
+              </w:rPr>
+            </w:pPr>
+            <w:r>
+              <w:rPr>
+                <w:rFonts w:ascii="Times New Roman" w:eastAsia="Times New Roman" w:hAnsi="Times New Roman" w:cs="Times New Roman"/>
+                <w:kern w:val="0"/>
+                <w:sz w:val="32"/>
+                <w:szCs w:val="32"/>
+                <w14:ligatures w14:val="none"/>
+              </w:rPr>
+              <w:t>Use Case</w:t>
+            </w:r>
+          </w:p>
+        </w:tc>
+        <w:tc>
+          <w:tcPr>
+            <w:tcW w:w="3312" w:type="dxa"/>
+          </w:tcPr>
+          <w:p>
+            <w:pPr>
+              <w:spacing w:before="100" w:beforeAutospacing="1" w:after="100" w:afterAutospacing="1"/>
+              <w:cnfStyle w:val="100000000000" w:firstRow="1" w:lastRow="0" w:firstColumn="0" w:lastColumn="0" w:oddVBand="0" w:evenVBand="0" w:oddHBand="0" w:evenHBand="0" w:firstRowFirstColumn="0" w:firstRowLastColumn="0" w:lastRowFirstColumn="0" w:lastRowLastColumn="0"/>
+              <w:rPr>
+                <w:rFonts w:ascii="Times New Roman" w:eastAsia="Times New Roman" w:hAnsi="Times New Roman" w:cs="Times New Roman"/>
+                <w:kern w:val="0"/>
+                <w:sz w:val="32"/>
+                <w:szCs w:val="32"/>
+                <w14:ligatures w14:val="none"/>
+              </w:rPr>
+            </w:pPr>
+            <w:r>
+              <w:rPr>
+                <w:rFonts w:ascii="Times New Roman" w:eastAsia="Times New Roman" w:hAnsi="Times New Roman" w:cs="Times New Roman"/>
+                <w:kern w:val="0"/>
+                <w:sz w:val="32"/>
+                <w:szCs w:val="32"/>
+                <w14:ligatures w14:val="none"/>
+              </w:rPr>
+              <w:t>DFD</w:t>
+            </w:r>
+          </w:p>
+        </w:tc>
+      </w:tr>
+      <w:tr>
+        <w:trPr>
+          <w:cnfStyle w:val="000000100000" w:firstRow="0" w:lastRow="0" w:firstColumn="0" w:lastColumn="0" w:oddVBand="0" w:evenVBand="0" w:oddHBand="1" w:evenHBand="0" w:firstRowFirstColumn="0" w:firstRowLastColumn="0" w:lastRowFirstColumn="0" w:lastRowLastColumn="0"/>
+          <w:trHeight w:val="20"/>
+        </w:trPr>
+        <w:tc>
+          <w:tcPr>
+            <w:cnfStyle w:val="001000000000" w:firstRow="0" w:lastRow="0" w:firstColumn="1" w:lastColumn="0" w:oddVBand="0" w:evenVBand="0" w:oddHBand="0" w:evenHBand="0" w:firstRowFirstColumn="0" w:firstRowLastColumn="0" w:lastRowFirstColumn="0" w:lastRowLastColumn="0"/>
+            <w:tcW w:w="3312" w:type="dxa"/>
+          </w:tcPr>
+          <w:p>
+            <w:pPr>
+              <w:spacing w:before="100" w:beforeAutospacing="1" w:after="100" w:afterAutospacing="1"/>
+              <w:rPr>
+                <w:rFonts w:ascii="Times New Roman" w:eastAsia="Times New Roman" w:hAnsi="Times New Roman" w:cs="Times New Roman"/>
+                <w:kern w:val="0"/>
+                <w:sz w:val="32"/>
+                <w:szCs w:val="32"/>
+                <w14:ligatures w14:val="none"/>
+              </w:rPr>
+            </w:pPr>
+            <w:r>
+              <w:rPr>
+                <w:rFonts w:ascii="Times New Roman" w:eastAsia="Times New Roman" w:hAnsi="Times New Roman" w:cs="Times New Roman"/>
+                <w:kern w:val="0"/>
+                <w:sz w:val="32"/>
+                <w:szCs w:val="32"/>
+                <w14:ligatures w14:val="none"/>
+              </w:rPr>
+              <w:t>Strength</w:t>
+            </w:r>
+          </w:p>
+          <w:p>
+            <w:pPr>
+              <w:spacing w:before="100" w:beforeAutospacing="1" w:after="100" w:afterAutospacing="1"/>
+              <w:rPr>
+                <w:rFonts w:ascii="Times New Roman" w:eastAsia="Times New Roman" w:hAnsi="Times New Roman" w:cs="Times New Roman"/>
+                <w:kern w:val="0"/>
+                <w:sz w:val="32"/>
+                <w:szCs w:val="32"/>
+                <w14:ligatures w14:val="none"/>
+              </w:rPr>
+            </w:pPr>
+          </w:p>
+        </w:tc>
+        <w:tc>
+          <w:tcPr>
+            <w:tcW w:w="3312" w:type="dxa"/>
+          </w:tcPr>
+          <w:p>
+            <w:pPr>
+              <w:spacing w:before="100" w:beforeAutospacing="1" w:after="100" w:afterAutospacing="1"/>
+              <w:cnfStyle w:val="000000100000" w:firstRow="0" w:lastRow="0" w:firstColumn="0" w:lastColumn="0" w:oddVBand="0" w:evenVBand="0" w:oddHBand="1" w:evenHBand="0" w:firstRowFirstColumn="0" w:firstRowLastColumn="0" w:lastRowFirstColumn="0" w:lastRowLastColumn="0"/>
+              <w:rPr>
+                <w:rFonts w:ascii="Times New Roman" w:eastAsia="Times New Roman" w:hAnsi="Times New Roman" w:cs="Times New Roman"/>
+                <w:kern w:val="0"/>
+                <w:sz w:val="32"/>
+                <w:szCs w:val="32"/>
+                <w14:ligatures w14:val="none"/>
+              </w:rPr>
+            </w:pPr>
+            <w:r>
+              <w:rPr>
+                <w:rFonts w:ascii="Times New Roman" w:eastAsia="Times New Roman" w:hAnsi="Times New Roman" w:cs="Times New Roman"/>
+                <w:kern w:val="0"/>
+                <w:sz w:val="32"/>
+                <w:szCs w:val="32"/>
+                <w14:ligatures w14:val="none"/>
+              </w:rPr>
+              <w:t xml:space="preserve">Easy for the client to validate; shows roles and responsibilities; shows optional and mandatory </w:t>
+            </w:r>
+            <w:r>
+              <w:rPr>
+                <w:rFonts w:ascii="Times New Roman" w:eastAsia="Times New Roman" w:hAnsi="Times New Roman" w:cs="Times New Roman"/>
+                <w:kern w:val="0"/>
+                <w:sz w:val="32"/>
+                <w:szCs w:val="32"/>
+                <w14:ligatures w14:val="none"/>
+              </w:rPr>
+              <w:t>behavior</w:t>
+            </w:r>
+            <w:r>
+              <w:rPr>
+                <w:rFonts w:ascii="Times New Roman" w:eastAsia="Times New Roman" w:hAnsi="Times New Roman" w:cs="Times New Roman"/>
+                <w:kern w:val="0"/>
+                <w:sz w:val="32"/>
+                <w:szCs w:val="32"/>
+                <w14:ligatures w14:val="none"/>
+              </w:rPr>
+              <w:t xml:space="preserve"> (include, extend</w:t>
+            </w:r>
+            <w:proofErr w:type="gramStart"/>
+            <w:r>
+              <w:rPr>
+                <w:rFonts w:ascii="Times New Roman" w:eastAsia="Times New Roman" w:hAnsi="Times New Roman" w:cs="Times New Roman"/>
+                <w:kern w:val="0"/>
+                <w:sz w:val="32"/>
+                <w:szCs w:val="32"/>
+                <w14:ligatures w14:val="none"/>
+              </w:rPr>
+              <w:t>)</w:t>
+            </w:r>
+            <w:r>
+              <w:rPr>
+                <w:rFonts w:ascii="Times New Roman" w:eastAsia="Times New Roman" w:hAnsi="Times New Roman" w:cs="Times New Roman"/>
+                <w:kern w:val="0"/>
+                <w:sz w:val="32"/>
+                <w:szCs w:val="32"/>
+                <w14:ligatures w14:val="none"/>
+              </w:rPr>
+              <w:t>,</w:t>
+            </w:r>
+            <w:r>
+              <w:rPr>
+                <w:rFonts w:ascii="Times New Roman" w:eastAsia="Times New Roman" w:hAnsi="Times New Roman" w:cs="Times New Roman"/>
+                <w:kern w:val="0"/>
+                <w:sz w:val="32"/>
+                <w:szCs w:val="32"/>
+                <w14:ligatures w14:val="none"/>
+              </w:rPr>
+              <w:t>a</w:t>
+            </w:r>
+            <w:proofErr w:type="gramEnd"/>
+            <w:r>
+              <w:rPr>
+                <w:rFonts w:ascii="Times New Roman" w:eastAsia="Times New Roman" w:hAnsi="Times New Roman" w:cs="Times New Roman"/>
+                <w:kern w:val="0"/>
+                <w:sz w:val="32"/>
+                <w:szCs w:val="32"/>
+                <w14:ligatures w14:val="none"/>
+              </w:rPr>
+              <w:t xml:space="preserve"> good basis for use case </w:t>
+            </w:r>
+            <w:r>
+              <w:rPr>
+                <w:rFonts w:ascii="Times New Roman" w:eastAsia="Times New Roman" w:hAnsi="Times New Roman" w:cs="Times New Roman"/>
+                <w:kern w:val="0"/>
+                <w:sz w:val="32"/>
+                <w:szCs w:val="32"/>
+                <w14:ligatures w14:val="none"/>
+              </w:rPr>
+              <w:t>specifications.</w:t>
+            </w:r>
+          </w:p>
+        </w:tc>
+        <w:tc>
+          <w:tcPr>
+            <w:tcW w:w="3312" w:type="dxa"/>
+          </w:tcPr>
+          <w:p>
+            <w:pPr>
+              <w:spacing w:before="100" w:beforeAutospacing="1" w:after="100" w:afterAutospacing="1" w:line="240" w:lineRule="auto"/>
+              <w:cnfStyle w:val="000000100000" w:firstRow="0" w:lastRow="0" w:firstColumn="0" w:lastColumn="0" w:oddVBand="0" w:evenVBand="0" w:oddHBand="1" w:evenHBand="0" w:firstRowFirstColumn="0" w:firstRowLastColumn="0" w:lastRowFirstColumn="0" w:lastRowLastColumn="0"/>
+              <w:rPr>
+                <w:rFonts w:ascii="Times New Roman" w:eastAsia="Times New Roman" w:hAnsi="Times New Roman" w:cs="Times New Roman"/>
+                <w:kern w:val="0"/>
+                <w:sz w:val="32"/>
+                <w:szCs w:val="32"/>
+                <w14:ligatures w14:val="none"/>
+              </w:rPr>
+            </w:pPr>
+            <w:r>
+              <w:rPr>
+                <w:rFonts w:ascii="Times New Roman" w:eastAsia="Times New Roman" w:hAnsi="Times New Roman" w:cs="Times New Roman"/>
+                <w:kern w:val="0"/>
+                <w:sz w:val="32"/>
+                <w:szCs w:val="32"/>
+                <w14:ligatures w14:val="none"/>
+              </w:rPr>
+              <w:t>Shows data inputs, outputs and storage; exposes missing data</w:t>
+            </w:r>
+            <w:r>
+              <w:rPr>
+                <w:rFonts w:ascii="Times New Roman" w:eastAsia="Times New Roman" w:hAnsi="Times New Roman" w:cs="Times New Roman"/>
+                <w:kern w:val="0"/>
+                <w:sz w:val="32"/>
+                <w:szCs w:val="32"/>
+                <w14:ligatures w14:val="none"/>
+              </w:rPr>
+              <w:t>,</w:t>
+            </w:r>
+            <w:r>
+              <w:rPr>
+                <w:rFonts w:ascii="Times New Roman" w:eastAsia="Times New Roman" w:hAnsi="Times New Roman" w:cs="Times New Roman"/>
+                <w:kern w:val="0"/>
+                <w:sz w:val="32"/>
+                <w:szCs w:val="32"/>
+                <w14:ligatures w14:val="none"/>
+              </w:rPr>
+              <w:t xml:space="preserve"> supports balancing between levels shows where inconsistency could </w:t>
+            </w:r>
+            <w:proofErr w:type="gramStart"/>
+            <w:r>
+              <w:rPr>
+                <w:rFonts w:ascii="Times New Roman" w:eastAsia="Times New Roman" w:hAnsi="Times New Roman" w:cs="Times New Roman"/>
+                <w:kern w:val="0"/>
+                <w:sz w:val="32"/>
+                <w:szCs w:val="32"/>
+                <w14:ligatures w14:val="none"/>
+              </w:rPr>
+              <w:t>arise</w:t>
+            </w:r>
+            <w:proofErr w:type="gramEnd"/>
+          </w:p>
+          <w:p>
+            <w:pPr>
+              <w:spacing w:before="100" w:beforeAutospacing="1" w:after="100" w:afterAutospacing="1"/>
+              <w:cnfStyle w:val="000000100000" w:firstRow="0" w:lastRow="0" w:firstColumn="0" w:lastColumn="0" w:oddVBand="0" w:evenVBand="0" w:oddHBand="1" w:evenHBand="0" w:firstRowFirstColumn="0" w:firstRowLastColumn="0" w:lastRowFirstColumn="0" w:lastRowLastColumn="0"/>
+              <w:rPr>
+                <w:rFonts w:ascii="Times New Roman" w:eastAsia="Times New Roman" w:hAnsi="Times New Roman" w:cs="Times New Roman"/>
+                <w:kern w:val="0"/>
+                <w:sz w:val="32"/>
+                <w:szCs w:val="32"/>
+                <w14:ligatures w14:val="none"/>
+              </w:rPr>
+            </w:pPr>
+          </w:p>
+          <w:p>
+            <w:pPr>
+              <w:cnfStyle w:val="000000100000" w:firstRow="0" w:lastRow="0" w:firstColumn="0" w:lastColumn="0" w:oddVBand="0" w:evenVBand="0" w:oddHBand="1" w:evenHBand="0" w:firstRowFirstColumn="0" w:firstRowLastColumn="0" w:lastRowFirstColumn="0" w:lastRowLastColumn="0"/>
+              <w:rPr>
+                <w:rFonts w:ascii="Times New Roman" w:eastAsia="Times New Roman" w:hAnsi="Times New Roman" w:cs="Times New Roman"/>
+                <w:sz w:val="32"/>
+                <w:szCs w:val="32"/>
+              </w:rPr>
+            </w:pPr>
+          </w:p>
+        </w:tc>
+      </w:tr>
+      <w:tr>
+        <w:trPr>
+          <w:trHeight w:val="20"/>
+        </w:trPr>
+        <w:tc>
+          <w:tcPr>
+            <w:cnfStyle w:val="001000000000" w:firstRow="0" w:lastRow="0" w:firstColumn="1" w:lastColumn="0" w:oddVBand="0" w:evenVBand="0" w:oddHBand="0" w:evenHBand="0" w:firstRowFirstColumn="0" w:firstRowLastColumn="0" w:lastRowFirstColumn="0" w:lastRowLastColumn="0"/>
+            <w:tcW w:w="3312" w:type="dxa"/>
+          </w:tcPr>
+          <w:p>
+            <w:pPr>
+              <w:spacing w:before="100" w:beforeAutospacing="1" w:after="100" w:afterAutospacing="1"/>
+              <w:rPr>
+                <w:rFonts w:ascii="Times New Roman" w:eastAsia="Times New Roman" w:hAnsi="Times New Roman" w:cs="Times New Roman"/>
+                <w:kern w:val="0"/>
+                <w:sz w:val="32"/>
+                <w:szCs w:val="32"/>
+                <w14:ligatures w14:val="none"/>
+              </w:rPr>
+            </w:pPr>
+            <w:r>
+              <w:rPr>
+                <w:rFonts w:ascii="Times New Roman" w:eastAsia="Times New Roman" w:hAnsi="Times New Roman" w:cs="Times New Roman"/>
+                <w:kern w:val="0"/>
+                <w:sz w:val="32"/>
+                <w:szCs w:val="32"/>
+                <w14:ligatures w14:val="none"/>
+              </w:rPr>
+              <w:t>Limitation</w:t>
+            </w:r>
+          </w:p>
+        </w:tc>
+        <w:tc>
+          <w:tcPr>
+            <w:tcW w:w="3312" w:type="dxa"/>
+          </w:tcPr>
+          <w:p>
+            <w:pPr>
+              <w:spacing w:before="100" w:beforeAutospacing="1" w:after="100" w:afterAutospacing="1" w:line="240" w:lineRule="auto"/>
+              <w:cnfStyle w:val="000000000000" w:firstRow="0" w:lastRow="0" w:firstColumn="0" w:lastColumn="0" w:oddVBand="0" w:evenVBand="0" w:oddHBand="0" w:evenHBand="0" w:firstRowFirstColumn="0" w:firstRowLastColumn="0" w:lastRowFirstColumn="0" w:lastRowLastColumn="0"/>
+              <w:rPr>
+                <w:rFonts w:ascii="Times New Roman" w:eastAsia="Times New Roman" w:hAnsi="Times New Roman" w:cs="Times New Roman"/>
+                <w:kern w:val="0"/>
+                <w:sz w:val="32"/>
+                <w:szCs w:val="32"/>
+                <w14:ligatures w14:val="none"/>
+              </w:rPr>
+            </w:pPr>
+            <w:r>
+              <w:rPr>
+                <w:rFonts w:ascii="Times New Roman" w:eastAsia="Times New Roman" w:hAnsi="Times New Roman" w:cs="Times New Roman"/>
+                <w:kern w:val="0"/>
+                <w:sz w:val="32"/>
+                <w:szCs w:val="32"/>
+                <w14:ligatures w14:val="none"/>
+              </w:rPr>
+              <w:t xml:space="preserve">Shows no data, no order of steps and no validation rules (for example, the stock check); does not show which records change; says nothing about </w:t>
+            </w:r>
+            <w:r>
+              <w:rPr>
+                <w:rFonts w:ascii="Times New Roman" w:eastAsia="Times New Roman" w:hAnsi="Times New Roman" w:cs="Times New Roman"/>
+                <w:kern w:val="0"/>
+                <w:sz w:val="32"/>
+                <w:szCs w:val="32"/>
+                <w14:ligatures w14:val="none"/>
+              </w:rPr>
+              <w:t>storage.</w:t>
+            </w:r>
+          </w:p>
+          <w:p>
+            <w:pPr>
+              <w:spacing w:before="100" w:beforeAutospacing="1" w:after="100" w:afterAutospacing="1"/>
+              <w:cnfStyle w:val="000000000000" w:firstRow="0" w:lastRow="0" w:firstColumn="0" w:lastColumn="0" w:oddVBand="0" w:evenVBand="0" w:oddHBand="0" w:evenHBand="0" w:firstRowFirstColumn="0" w:firstRowLastColumn="0" w:lastRowFirstColumn="0" w:lastRowLastColumn="0"/>
+              <w:rPr>
+                <w:rFonts w:ascii="Times New Roman" w:eastAsia="Times New Roman" w:hAnsi="Times New Roman" w:cs="Times New Roman"/>
+                <w:kern w:val="0"/>
+                <w:sz w:val="32"/>
+                <w:szCs w:val="32"/>
+                <w14:ligatures w14:val="none"/>
+              </w:rPr>
+            </w:pPr>
+          </w:p>
+        </w:tc>
+        <w:tc>
+          <w:tcPr>
+            <w:tcW w:w="3312" w:type="dxa"/>
+          </w:tcPr>
+          <w:p>
+            <w:pPr>
+              <w:spacing w:before="100" w:beforeAutospacing="1" w:after="100" w:afterAutospacing="1" w:line="240" w:lineRule="auto"/>
+              <w:cnfStyle w:val="000000000000" w:firstRow="0" w:lastRow="0" w:firstColumn="0" w:lastColumn="0" w:oddVBand="0" w:evenVBand="0" w:oddHBand="0" w:evenHBand="0" w:firstRowFirstColumn="0" w:firstRowLastColumn="0" w:lastRowFirstColumn="0" w:lastRowLastColumn="0"/>
+              <w:rPr>
+                <w:rFonts w:ascii="Times New Roman" w:eastAsia="Times New Roman" w:hAnsi="Times New Roman" w:cs="Times New Roman"/>
+                <w:kern w:val="0"/>
+                <w:sz w:val="32"/>
+                <w:szCs w:val="32"/>
+                <w14:ligatures w14:val="none"/>
+              </w:rPr>
+            </w:pPr>
+            <w:r>
+              <w:rPr>
+                <w:rFonts w:ascii="Times New Roman" w:eastAsia="Times New Roman" w:hAnsi="Times New Roman" w:cs="Times New Roman"/>
+                <w:kern w:val="0"/>
+                <w:sz w:val="32"/>
+                <w:szCs w:val="32"/>
+                <w14:ligatures w14:val="none"/>
+              </w:rPr>
+              <w:t xml:space="preserve">Does not show who is </w:t>
+            </w:r>
+            <w:r>
+              <w:rPr>
+                <w:rFonts w:ascii="Times New Roman" w:eastAsia="Times New Roman" w:hAnsi="Times New Roman" w:cs="Times New Roman"/>
+                <w:kern w:val="0"/>
+                <w:sz w:val="32"/>
+                <w:szCs w:val="32"/>
+                <w14:ligatures w14:val="none"/>
+              </w:rPr>
+              <w:t>authorized</w:t>
+            </w:r>
+            <w:r>
+              <w:rPr>
+                <w:rFonts w:ascii="Times New Roman" w:eastAsia="Times New Roman" w:hAnsi="Times New Roman" w:cs="Times New Roman"/>
+                <w:kern w:val="0"/>
+                <w:sz w:val="32"/>
+                <w:szCs w:val="32"/>
+                <w14:ligatures w14:val="none"/>
+              </w:rPr>
+              <w:t xml:space="preserve"> to do what; does not show optional or conditional </w:t>
+            </w:r>
+            <w:r>
+              <w:rPr>
+                <w:rFonts w:ascii="Times New Roman" w:eastAsia="Times New Roman" w:hAnsi="Times New Roman" w:cs="Times New Roman"/>
+                <w:kern w:val="0"/>
+                <w:sz w:val="32"/>
+                <w:szCs w:val="32"/>
+                <w14:ligatures w14:val="none"/>
+              </w:rPr>
+              <w:t>behavior</w:t>
+            </w:r>
+            <w:r>
+              <w:rPr>
+                <w:rFonts w:ascii="Times New Roman" w:eastAsia="Times New Roman" w:hAnsi="Times New Roman" w:cs="Times New Roman"/>
+                <w:kern w:val="0"/>
+                <w:sz w:val="32"/>
+                <w:szCs w:val="32"/>
+                <w14:ligatures w14:val="none"/>
+              </w:rPr>
+              <w:t xml:space="preserve">; says nothing about time or sequence; can become </w:t>
+            </w:r>
+            <w:r>
+              <w:rPr>
+                <w:rFonts w:ascii="Times New Roman" w:eastAsia="Times New Roman" w:hAnsi="Times New Roman" w:cs="Times New Roman"/>
+                <w:kern w:val="0"/>
+                <w:sz w:val="32"/>
+                <w:szCs w:val="32"/>
+                <w14:ligatures w14:val="none"/>
+              </w:rPr>
+              <w:t>cluttered.</w:t>
+            </w:r>
+          </w:p>
+          <w:p>
+            <w:pPr>
+              <w:spacing w:before="100" w:beforeAutospacing="1" w:after="100" w:afterAutospacing="1"/>
+              <w:ind w:firstLine="720"/>
+              <w:cnfStyle w:val="000000000000" w:firstRow="0" w:lastRow="0" w:firstColumn="0" w:lastColumn="0" w:oddVBand="0" w:evenVBand="0" w:oddHBand="0" w:evenHBand="0" w:firstRowFirstColumn="0" w:firstRowLastColumn="0" w:lastRowFirstColumn="0" w:lastRowLastColumn="0"/>
+              <w:rPr>
+                <w:rFonts w:ascii="Times New Roman" w:eastAsia="Times New Roman" w:hAnsi="Times New Roman" w:cs="Times New Roman"/>
+                <w:kern w:val="0"/>
+                <w:sz w:val="32"/>
+                <w:szCs w:val="32"/>
+                <w14:ligatures w14:val="none"/>
+              </w:rPr>
+            </w:pPr>
+          </w:p>
+          <w:p>
+            <w:pPr>
+              <w:cnfStyle w:val="000000000000" w:firstRow="0" w:lastRow="0" w:firstColumn="0" w:lastColumn="0" w:oddVBand="0" w:evenVBand="0" w:oddHBand="0" w:evenHBand="0" w:firstRowFirstColumn="0" w:firstRowLastColumn="0" w:lastRowFirstColumn="0" w:lastRowLastColumn="0"/>
+              <w:rPr>
+                <w:rFonts w:ascii="Times New Roman" w:eastAsia="Times New Roman" w:hAnsi="Times New Roman" w:cs="Times New Roman"/>
+                <w:sz w:val="32"/>
+                <w:szCs w:val="32"/>
+              </w:rPr>
+            </w:pPr>
+          </w:p>
+        </w:tc>
+      </w:tr>
+    </w:tbl>
+    <w:p>
+      <w:pPr>
+        <w:pStyle w:val="Heading2"/>
+        <w:rPr>
+          <w:rFonts w:eastAsia="Times New Roman"/>
+          <w:sz w:val="40"/>
+          <w:szCs w:val="40"/>
+        </w:rPr>
+      </w:pPr>
+      <w:bookmarkStart w:id="3" w:name="_Toc243260025"/>
+      <w:r>
+        <w:rPr>
+          <w:rFonts w:eastAsia="Times New Roman"/>
+          <w:sz w:val="40"/>
+          <w:szCs w:val="40"/>
+        </w:rPr>
+        <w:lastRenderedPageBreak/>
+        <w:t>Sprints Summary:</w:t>
+      </w:r>
+      <w:bookmarkEnd w:id="3"/>
+    </w:p>
+    <w:p>
+      <w:pPr>
+        <w:rPr>
+          <w:color w:val="215E99" w:themeColor="text2" w:themeTint="BF"/>
+          <w:sz w:val="36"/>
+          <w:szCs w:val="36"/>
+        </w:rPr>
+      </w:pPr>
+      <w:r>
+        <w:rPr>
+          <w:color w:val="215E99" w:themeColor="text2" w:themeTint="BF"/>
+          <w:sz w:val="36"/>
+          <w:szCs w:val="36"/>
+        </w:rPr>
+        <w:t>Sprint 1:</w:t>
+      </w:r>
+    </w:p>
+    <w:p>
+      <w:pPr>
+        <w:pStyle w:val="ListParagraph"/>
+        <w:numPr>
+          <w:ilvl w:val="0"/>
+          <w:numId w:val="14"/>
+        </w:numPr>
+        <w:rPr>
+          <w:sz w:val="28"/>
+          <w:szCs w:val="28"/>
+        </w:rPr>
+      </w:pPr>
+      <w:r>
+        <w:rPr>
+          <w:b/>
+          <w:bCs/>
+          <w:color w:val="215E99" w:themeColor="text2" w:themeTint="BF"/>
+          <w:sz w:val="28"/>
+          <w:szCs w:val="28"/>
+        </w:rPr>
+        <w:t>Completed work:</w:t>
+      </w:r>
+      <w:r>
+        <w:rPr>
+          <w:sz w:val="28"/>
+          <w:szCs w:val="28"/>
+        </w:rPr>
+        <w:t xml:space="preserve"> </w:t>
+      </w:r>
+      <w:r>
+        <w:rPr>
+          <w:sz w:val="28"/>
+          <w:szCs w:val="28"/>
+        </w:rPr>
+        <w:t>focused on initial modeling tasks, successfully completing the Data Flow Diagrams (DFD) and Use Case diagram</w:t>
+      </w:r>
+      <w:r>
+        <w:rPr>
+          <w:sz w:val="28"/>
+          <w:szCs w:val="28"/>
+        </w:rPr>
+        <w:t>.</w:t>
+      </w:r>
+    </w:p>
+    <w:p>
+      <w:pPr>
+        <w:pStyle w:val="ListParagraph"/>
+        <w:numPr>
+          <w:ilvl w:val="0"/>
+          <w:numId w:val="14"/>
+        </w:numPr>
+        <w:rPr>
+          <w:sz w:val="28"/>
+          <w:szCs w:val="28"/>
+        </w:rPr>
+      </w:pPr>
+      <w:r>
+        <w:rPr>
+          <w:b/>
+          <w:bCs/>
+          <w:color w:val="215E99" w:themeColor="text2" w:themeTint="BF"/>
+          <w:sz w:val="28"/>
+          <w:szCs w:val="28"/>
+        </w:rPr>
+        <w:t>Feedback</w:t>
+      </w:r>
+      <w:r>
+        <w:rPr>
+          <w:color w:val="215E99" w:themeColor="text2" w:themeTint="BF"/>
+          <w:sz w:val="28"/>
+          <w:szCs w:val="28"/>
+        </w:rPr>
+        <w:t>:</w:t>
+      </w:r>
+      <w:r>
+        <w:rPr>
+          <w:sz w:val="28"/>
+          <w:szCs w:val="28"/>
+        </w:rPr>
+        <w:t xml:space="preserve"> Stakeholders noted that while the high-level functional flow was clear, the initial requirements lacked detailed backend class specifications.</w:t>
+      </w:r>
+    </w:p>
+    <w:p>
+      <w:pPr>
+        <w:pStyle w:val="ListParagraph"/>
+        <w:numPr>
+          <w:ilvl w:val="0"/>
+          <w:numId w:val="14"/>
+        </w:numPr>
+        <w:rPr>
+          <w:sz w:val="28"/>
+          <w:szCs w:val="28"/>
+        </w:rPr>
+      </w:pPr>
+      <w:r>
+        <w:rPr>
+          <w:b/>
+          <w:bCs/>
+          <w:color w:val="215E99" w:themeColor="text2" w:themeTint="BF"/>
+          <w:sz w:val="28"/>
+          <w:szCs w:val="28"/>
+        </w:rPr>
+        <w:t>Difficulties</w:t>
+      </w:r>
+      <w:r>
+        <w:rPr>
+          <w:color w:val="215E99" w:themeColor="text2" w:themeTint="BF"/>
+          <w:sz w:val="28"/>
+          <w:szCs w:val="28"/>
+        </w:rPr>
+        <w:t>:</w:t>
+      </w:r>
+      <w:r>
+        <w:rPr>
+          <w:sz w:val="28"/>
+          <w:szCs w:val="28"/>
+        </w:rPr>
+        <w:t xml:space="preserve"> The team experienced challenges bridging conceptual data flows with concrete object-oriented components.</w:t>
+      </w:r>
+    </w:p>
+    <w:p>
+      <w:pPr>
+        <w:pStyle w:val="ListParagraph"/>
+        <w:numPr>
+          <w:ilvl w:val="0"/>
+          <w:numId w:val="14"/>
+        </w:numPr>
+        <w:rPr>
+          <w:sz w:val="28"/>
+          <w:szCs w:val="28"/>
+        </w:rPr>
+      </w:pPr>
+      <w:r>
+        <w:rPr>
+          <w:b/>
+          <w:bCs/>
+          <w:color w:val="215E99" w:themeColor="text2" w:themeTint="BF"/>
+          <w:sz w:val="28"/>
+          <w:szCs w:val="28"/>
+        </w:rPr>
+        <w:t>Improvement Action</w:t>
+      </w:r>
+      <w:r>
+        <w:rPr>
+          <w:color w:val="215E99" w:themeColor="text2" w:themeTint="BF"/>
+          <w:sz w:val="28"/>
+          <w:szCs w:val="28"/>
+        </w:rPr>
+        <w:t>:</w:t>
+      </w:r>
+      <w:r>
+        <w:rPr>
+          <w:sz w:val="28"/>
+          <w:szCs w:val="28"/>
+        </w:rPr>
+        <w:t xml:space="preserve"> Establish a clearer translation pipeline from requirements and use cases into structured architectural class designs for the subsequent iteration.</w:t>
+      </w:r>
+    </w:p>
+    <w:p>
+      <w:pPr>
+        <w:rPr>
+          <w:color w:val="215E99" w:themeColor="text2" w:themeTint="BF"/>
+          <w:sz w:val="36"/>
+          <w:szCs w:val="36"/>
+        </w:rPr>
+      </w:pPr>
+      <w:r>
+        <w:rPr>
+          <w:color w:val="215E99" w:themeColor="text2" w:themeTint="BF"/>
+          <w:sz w:val="36"/>
+          <w:szCs w:val="36"/>
+        </w:rPr>
+        <w:t>Sprint 2:</w:t>
+      </w:r>
+    </w:p>
+    <w:p>
+      <w:pPr>
+        <w:pStyle w:val="ListParagraph"/>
+        <w:numPr>
+          <w:ilvl w:val="0"/>
+          <w:numId w:val="15"/>
+        </w:numPr>
+        <w:spacing w:after="100" w:afterAutospacing="1" w:line="240" w:lineRule="auto"/>
+        <w:rPr>
+          <w:rFonts w:ascii="Times New Roman" w:eastAsia="Times New Roman" w:hAnsi="Symbol" w:cs="Times New Roman"/>
+          <w:kern w:val="0"/>
+          <w:sz w:val="32"/>
+          <w:szCs w:val="32"/>
+          <w14:ligatures w14:val="none"/>
+        </w:rPr>
+      </w:pPr>
+      <w:r>
+        <w:rPr>
+          <w:rFonts w:ascii="Times New Roman" w:eastAsia="Times New Roman" w:hAnsi="Symbol" w:cs="Times New Roman"/>
+          <w:b/>
+          <w:bCs/>
+          <w:color w:val="215E99" w:themeColor="text2" w:themeTint="BF"/>
+          <w:kern w:val="0"/>
+          <w:sz w:val="32"/>
+          <w:szCs w:val="32"/>
+          <w14:ligatures w14:val="none"/>
+        </w:rPr>
+        <w:t>Completed Work</w:t>
+      </w:r>
+      <w:r>
+        <w:rPr>
+          <w:rFonts w:ascii="Times New Roman" w:eastAsia="Times New Roman" w:hAnsi="Symbol" w:cs="Times New Roman"/>
+          <w:color w:val="215E99" w:themeColor="text2" w:themeTint="BF"/>
+          <w:kern w:val="0"/>
+          <w:sz w:val="32"/>
+          <w:szCs w:val="32"/>
+          <w14:ligatures w14:val="none"/>
+        </w:rPr>
+        <w:t>:</w:t>
+      </w:r>
+      <w:r>
+        <w:rPr>
+          <w:rFonts w:ascii="Times New Roman" w:eastAsia="Times New Roman" w:hAnsi="Symbol" w:cs="Times New Roman"/>
+          <w:kern w:val="0"/>
+          <w:sz w:val="32"/>
+          <w:szCs w:val="32"/>
+          <w14:ligatures w14:val="none"/>
+        </w:rPr>
+        <w:t xml:space="preserve"> Building on the previous cycle, the team successfully delivered the detailed system specifications and the comprehensive Class Diagram. </w:t>
+      </w:r>
+    </w:p>
+    <w:p>
+      <w:pPr>
+        <w:pStyle w:val="ListParagraph"/>
+        <w:numPr>
+          <w:ilvl w:val="0"/>
+          <w:numId w:val="15"/>
+        </w:numPr>
+        <w:spacing w:after="100" w:afterAutospacing="1" w:line="240" w:lineRule="auto"/>
+        <w:rPr>
+          <w:rFonts w:ascii="Times New Roman" w:eastAsia="Times New Roman" w:hAnsi="Symbol" w:cs="Times New Roman"/>
+          <w:kern w:val="0"/>
+          <w:sz w:val="32"/>
+          <w:szCs w:val="32"/>
+          <w14:ligatures w14:val="none"/>
+        </w:rPr>
+      </w:pPr>
+      <w:r>
+        <w:rPr>
+          <w:rFonts w:ascii="Times New Roman" w:eastAsia="Times New Roman" w:hAnsi="Symbol" w:cs="Times New Roman"/>
+          <w:b/>
+          <w:bCs/>
+          <w:color w:val="215E99" w:themeColor="text2" w:themeTint="BF"/>
+          <w:kern w:val="0"/>
+          <w:sz w:val="32"/>
+          <w:szCs w:val="32"/>
+          <w14:ligatures w14:val="none"/>
+        </w:rPr>
+        <w:t>Application of Sprint 1 Retrospective</w:t>
+      </w:r>
+      <w:r>
+        <w:rPr>
+          <w:rFonts w:ascii="Times New Roman" w:eastAsia="Times New Roman" w:hAnsi="Symbol" w:cs="Times New Roman"/>
+          <w:color w:val="215E99" w:themeColor="text2" w:themeTint="BF"/>
+          <w:kern w:val="0"/>
+          <w:sz w:val="32"/>
+          <w:szCs w:val="32"/>
+          <w14:ligatures w14:val="none"/>
+        </w:rPr>
+        <w:t>:</w:t>
+      </w:r>
+      <w:r>
+        <w:rPr>
+          <w:rFonts w:ascii="Times New Roman" w:eastAsia="Times New Roman" w:hAnsi="Symbol" w:cs="Times New Roman"/>
+          <w:kern w:val="0"/>
+          <w:sz w:val="32"/>
+          <w:szCs w:val="32"/>
+          <w14:ligatures w14:val="none"/>
+        </w:rPr>
+        <w:t xml:space="preserve"> Sprint 2 directly applied the first retrospective's feedback by transitioning smoothly from high-level behavioral models (DFD and use cases from Sprint 1) into rigorous structural design models (specifications and class diagrams). </w:t>
+      </w:r>
+    </w:p>
+    <w:p>
+      <w:pPr>
+        <w:pStyle w:val="ListParagraph"/>
+        <w:numPr>
+          <w:ilvl w:val="0"/>
+          <w:numId w:val="15"/>
+        </w:numPr>
+        <w:spacing w:after="100" w:afterAutospacing="1" w:line="240" w:lineRule="auto"/>
+        <w:rPr>
+          <w:rFonts w:ascii="Times New Roman" w:eastAsia="Times New Roman" w:hAnsi="Symbol" w:cs="Times New Roman"/>
+          <w:kern w:val="0"/>
+          <w:sz w:val="32"/>
+          <w:szCs w:val="32"/>
+          <w14:ligatures w14:val="none"/>
+        </w:rPr>
+      </w:pPr>
+      <w:r>
+        <w:rPr>
+          <w:rFonts w:ascii="Times New Roman" w:eastAsia="Times New Roman" w:hAnsi="Symbol" w:cs="Times New Roman"/>
+          <w:b/>
+          <w:bCs/>
+          <w:color w:val="215E99" w:themeColor="text2" w:themeTint="BF"/>
+          <w:kern w:val="0"/>
+          <w:sz w:val="32"/>
+          <w:szCs w:val="32"/>
+          <w14:ligatures w14:val="none"/>
+        </w:rPr>
+        <w:t>Feedback</w:t>
+      </w:r>
+      <w:r>
+        <w:rPr>
+          <w:rFonts w:ascii="Times New Roman" w:eastAsia="Times New Roman" w:hAnsi="Symbol" w:cs="Times New Roman"/>
+          <w:color w:val="215E99" w:themeColor="text2" w:themeTint="BF"/>
+          <w:kern w:val="0"/>
+          <w:sz w:val="32"/>
+          <w:szCs w:val="32"/>
+          <w14:ligatures w14:val="none"/>
+        </w:rPr>
+        <w:t>:</w:t>
+      </w:r>
+      <w:r>
+        <w:rPr>
+          <w:rFonts w:ascii="Times New Roman" w:eastAsia="Times New Roman" w:hAnsi="Symbol" w:cs="Times New Roman"/>
+          <w:kern w:val="0"/>
+          <w:sz w:val="32"/>
+          <w:szCs w:val="32"/>
+          <w14:ligatures w14:val="none"/>
+        </w:rPr>
+        <w:t xml:space="preserve"> Reviewers praised the improved clarity and direct traceability between the user requirements and the newly defined class attributes and operations.</w:t>
+      </w:r>
+    </w:p>
+    <w:p>
+      <w:pPr>
+        <w:pStyle w:val="ListParagraph"/>
+        <w:numPr>
+          <w:ilvl w:val="0"/>
+          <w:numId w:val="15"/>
+        </w:numPr>
+        <w:spacing w:after="100" w:afterAutospacing="1" w:line="240" w:lineRule="auto"/>
+        <w:rPr>
+          <w:rFonts w:ascii="Times New Roman" w:eastAsia="Times New Roman" w:hAnsi="Symbol" w:cs="Times New Roman"/>
+          <w:kern w:val="0"/>
+          <w:sz w:val="32"/>
+          <w:szCs w:val="32"/>
+          <w14:ligatures w14:val="none"/>
+        </w:rPr>
+      </w:pPr>
+      <w:r>
+        <w:rPr>
+          <w:rFonts w:ascii="Times New Roman" w:eastAsia="Times New Roman" w:hAnsi="Symbol" w:cs="Times New Roman"/>
+          <w:b/>
+          <w:bCs/>
+          <w:color w:val="215E99" w:themeColor="text2" w:themeTint="BF"/>
+          <w:kern w:val="0"/>
+          <w:sz w:val="32"/>
+          <w:szCs w:val="32"/>
+          <w14:ligatures w14:val="none"/>
+        </w:rPr>
+        <w:t>Difficulties</w:t>
+      </w:r>
+      <w:r>
+        <w:rPr>
+          <w:rFonts w:ascii="Times New Roman" w:eastAsia="Times New Roman" w:hAnsi="Symbol" w:cs="Times New Roman"/>
+          <w:kern w:val="0"/>
+          <w:sz w:val="32"/>
+          <w:szCs w:val="32"/>
+          <w14:ligatures w14:val="none"/>
+        </w:rPr>
+        <w:t>: Managing attribute visibility and mapping precise data types across complex object associations required careful revision.</w:t>
+      </w:r>
+    </w:p>
+    <w:p>
+      <w:pPr>
+        <w:pStyle w:val="ListParagraph"/>
+        <w:numPr>
+          <w:ilvl w:val="0"/>
+          <w:numId w:val="15"/>
+        </w:numPr>
+        <w:spacing w:after="100" w:afterAutospacing="1" w:line="240" w:lineRule="auto"/>
+        <w:rPr>
+          <w:rFonts w:ascii="Times New Roman" w:eastAsia="Times New Roman" w:hAnsi="Symbol" w:cs="Times New Roman"/>
+          <w:kern w:val="0"/>
+          <w:sz w:val="32"/>
+          <w:szCs w:val="32"/>
+          <w14:ligatures w14:val="none"/>
+        </w:rPr>
+      </w:pPr>
+      <w:r>
+        <w:rPr>
+          <w:rFonts w:ascii="Times New Roman" w:eastAsia="Times New Roman" w:hAnsi="Symbol" w:cs="Times New Roman"/>
+          <w:b/>
+          <w:bCs/>
+          <w:color w:val="215E99" w:themeColor="text2" w:themeTint="BF"/>
+          <w:kern w:val="0"/>
+          <w:sz w:val="32"/>
+          <w:szCs w:val="32"/>
+          <w14:ligatures w14:val="none"/>
+        </w:rPr>
+        <w:t>Improvement Action</w:t>
+      </w:r>
+      <w:r>
+        <w:rPr>
+          <w:rFonts w:ascii="Times New Roman" w:eastAsia="Times New Roman" w:hAnsi="Symbol" w:cs="Times New Roman"/>
+          <w:color w:val="215E99" w:themeColor="text2" w:themeTint="BF"/>
+          <w:kern w:val="0"/>
+          <w:sz w:val="32"/>
+          <w:szCs w:val="32"/>
+          <w14:ligatures w14:val="none"/>
+        </w:rPr>
+        <w:t>:</w:t>
+      </w:r>
+      <w:r>
+        <w:rPr>
+          <w:rFonts w:ascii="Times New Roman" w:eastAsia="Times New Roman" w:hAnsi="Symbol" w:cs="Times New Roman"/>
+          <w:kern w:val="0"/>
+          <w:sz w:val="32"/>
+          <w:szCs w:val="32"/>
+          <w14:ligatures w14:val="none"/>
+        </w:rPr>
+        <w:t xml:space="preserve"> Incorporate automated verification checks for schema consistency before moving into the implementation phase.</w:t>
+      </w:r>
+    </w:p>
+    <w:p>
+      <w:pPr>
+        <w:pStyle w:val="Heading1"/>
+        <w:rPr>
+          <w:sz w:val="48"/>
+          <w:szCs w:val="48"/>
+        </w:rPr>
+      </w:pPr>
+      <w:bookmarkStart w:id="4" w:name="_Toc243260026"/>
+      <w:r>
+        <w:rPr>
+          <w:sz w:val="48"/>
+          <w:szCs w:val="48"/>
+        </w:rPr>
+        <w:lastRenderedPageBreak/>
+        <w:t>Use Case Diagram:</w:t>
+      </w:r>
+      <w:bookmarkEnd w:id="4"/>
+    </w:p>
+    <w:p>
+      <w:pPr>
+        <w:spacing w:after="100" w:afterAutospacing="1" w:line="240" w:lineRule="auto"/>
+        <w:jc w:val="center"/>
+        <w:rPr>
+          <w:rFonts w:ascii="Arial" w:eastAsia="Times New Roman" w:hAnsi="Arial" w:cs="Arial"/>
+          <w:kern w:val="0"/>
+          <w:sz w:val="32"/>
+          <w:szCs w:val="32"/>
+          <w14:ligatures w14:val="none"/>
+        </w:rPr>
+      </w:pPr>
+      <w:r>
+        <w:rPr>
+          <w:noProof/>
+          <w:sz w:val="28"/>
+          <w:szCs w:val="28"/>
+        </w:rPr>
+        <w:drawing>
+          <wp:inline distT="0" distB="0" distL="0" distR="0" wp14:anchorId="4523F029" wp14:editId="66AF7FA3">
+            <wp:extent cx="4825093" cy="6058687"/>
+            <wp:effectExtent l="0" t="0" r="0" b="0"/>
+            <wp:docPr id="2085789059" name="Picture 8" descr="A diagram of a diagram&#10;&#10;Description automatically generated"/>
+            <wp:cNvGraphicFramePr>
+              <a:graphicFrameLocks xmlns:a="http://schemas.openxmlformats.org/drawingml/2006/main" noChangeAspect="1"/>
+            </wp:cNvGraphicFramePr>
+            <a:graphic xmlns:a="http://schemas.openxmlformats.org/drawingml/2006/main">
+              <a:graphicData uri="http://schemas.openxmlformats.org/drawingml/2006/picture">
+                <pic:pic xmlns:pic="http://schemas.openxmlformats.org/drawingml/2006/picture">
+                  <pic:nvPicPr>
+                    <pic:cNvPr id="2085789059" name="Picture 8" descr="A diagram of a diagram&#10;&#10;Description automatically generated"/>
+                    <pic:cNvPicPr/>
+                  </pic:nvPicPr>
+                  <pic:blipFill>
+                    <a:blip r:embed="rId12">
+                      <a:extLst>
+                        <a:ext uri="{28A0092B-C50C-407E-A947-70E740481C1C}">
+                          <a14:useLocalDpi xmlns:a14="http://schemas.microsoft.com/office/drawing/2010/main" val="0"/>
+                        </a:ext>
+                      </a:extLst>
+                    </a:blip>
+                    <a:stretch>
+                      <a:fillRect/>
+                    </a:stretch>
+                  </pic:blipFill>
+                  <pic:spPr>
+                    <a:xfrm>
+                      <a:off x="0" y="0"/>
+                      <a:ext cx="4846406" cy="6085448"/>
+                    </a:xfrm>
+                    <a:prstGeom prst="rect">
+                      <a:avLst/>
+                    </a:prstGeom>
+                  </pic:spPr>
+                </pic:pic>
+              </a:graphicData>
+            </a:graphic>
+          </wp:inline>
+        </w:drawing>
+      </w:r>
+    </w:p>
+    <w:p>
+      <w:pPr>
+        <w:pStyle w:val="Heading1"/>
+        <w:rPr>
+          <w:sz w:val="48"/>
+          <w:szCs w:val="48"/>
+        </w:rPr>
+      </w:pPr>
+      <w:bookmarkStart w:id="5" w:name="_Toc243260027"/>
+    </w:p>
+    <w:p/>
+    <w:p>
+      <w:pPr>
+        <w:pStyle w:val="Heading1"/>
+        <w:rPr>
+          <w:sz w:val="48"/>
+          <w:szCs w:val="48"/>
+        </w:rPr>
+      </w:pPr>
+      <w:r>
+        <w:rPr>
+          <w:sz w:val="48"/>
+          <w:szCs w:val="48"/>
+        </w:rPr>
+        <w:lastRenderedPageBreak/>
+        <w:t>Use case Specification:</w:t>
+      </w:r>
+      <w:bookmarkEnd w:id="5"/>
+    </w:p>
+    <w:p>
+      <w:pPr>
+        <w:rPr>
+          <w:sz w:val="28"/>
+          <w:szCs w:val="28"/>
+        </w:rPr>
+      </w:pPr>
+      <w:r>
+        <w:rPr>
+          <w:sz w:val="28"/>
+          <w:szCs w:val="28"/>
+        </w:rPr>
         <w:tab/>
       </w:r>
       <w:r>
+        <w:rPr>
+          <w:sz w:val="28"/>
+          <w:szCs w:val="28"/>
+        </w:rPr>
         <w:tab/>
       </w:r>
       <w:r>
+        <w:rPr>
+          <w:sz w:val="28"/>
+          <w:szCs w:val="28"/>
+        </w:rPr>
         <w:tab/>
       </w:r>
       <w:r>
+        <w:rPr>
+          <w:sz w:val="28"/>
+          <w:szCs w:val="28"/>
+        </w:rPr>
         <w:tab/>
       </w:r>
       <w:r>
+        <w:rPr>
+          <w:sz w:val="28"/>
+          <w:szCs w:val="28"/>
+        </w:rPr>
         <w:tab/>
       </w:r>
       <w:r>
+        <w:rPr>
+          <w:sz w:val="28"/>
+          <w:szCs w:val="28"/>
+        </w:rPr>
         <w:tab/>
       </w:r>
       <w:r>
+        <w:rPr>
+          <w:sz w:val="28"/>
+          <w:szCs w:val="28"/>
+        </w:rPr>
         <w:tab/>
       </w:r>
     </w:p>
@@ -1303,13 +3233,43 @@
               <w:rPr>
                 <w:rFonts w:asciiTheme="majorBidi" w:eastAsiaTheme="majorEastAsia" w:hAnsiTheme="majorBidi" w:cstheme="majorBidi"/>
                 <w:color w:val="0F4761" w:themeColor="accent1" w:themeShade="BF"/>
-              </w:rPr>
-            </w:pPr>
-            <w:r>
-              <w:rPr>
-                <w:rFonts w:asciiTheme="majorBidi" w:hAnsiTheme="majorBidi" w:cstheme="majorBidi"/>
+                <w:sz w:val="32"/>
+                <w:szCs w:val="32"/>
+              </w:rPr>
+            </w:pPr>
+            <w:r>
+              <w:rPr>
+                <w:rFonts w:asciiTheme="majorBidi" w:hAnsiTheme="majorBidi" w:cstheme="majorBidi"/>
+                <w:sz w:val="32"/>
+                <w:szCs w:val="32"/>
               </w:rPr>
               <w:t>Use case ID:</w:t>
+            </w:r>
+            <w:r>
+              <w:rPr>
+                <w:rFonts w:asciiTheme="majorBidi" w:hAnsiTheme="majorBidi" w:cstheme="majorBidi" w:hint="cs"/>
+                <w:sz w:val="32"/>
+                <w:szCs w:val="32"/>
+                <w:rtl/>
+              </w:rPr>
+              <w:t xml:space="preserve"> </w:t>
+            </w:r>
+            <w:r>
+              <w:rPr>
+                <w:rFonts w:asciiTheme="majorBidi" w:hAnsiTheme="majorBidi" w:cstheme="majorBidi"/>
+                <w:sz w:val="32"/>
+                <w:szCs w:val="32"/>
+              </w:rPr>
+              <w:t>UC</w:t>
+            </w:r>
+            <w:r>
+              <w:rPr>
+                <w:rFonts w:asciiTheme="majorBidi" w:hAnsiTheme="majorBidi" w:cstheme="majorBidi" w:hint="cs"/>
+                <w:sz w:val="32"/>
+                <w:szCs w:val="32"/>
+                <w:rtl/>
+              </w:rPr>
+              <w:t>11</w:t>
             </w:r>
           </w:p>
         </w:tc>
@@ -1331,23 +3291,31 @@
               <w:rPr>
                 <w:rFonts w:asciiTheme="majorBidi" w:eastAsiaTheme="majorEastAsia" w:hAnsiTheme="majorBidi" w:cstheme="majorBidi"/>
                 <w:color w:val="0F4761" w:themeColor="accent1" w:themeShade="BF"/>
-              </w:rPr>
-            </w:pPr>
-            <w:r>
-              <w:rPr>
-                <w:rFonts w:asciiTheme="majorBidi" w:eastAsiaTheme="majorEastAsia" w:hAnsiTheme="majorBidi" w:cstheme="majorBidi"/>
+                <w:sz w:val="32"/>
+                <w:szCs w:val="32"/>
+              </w:rPr>
+            </w:pPr>
+            <w:r>
+              <w:rPr>
+                <w:rFonts w:asciiTheme="majorBidi" w:eastAsiaTheme="majorEastAsia" w:hAnsiTheme="majorBidi" w:cstheme="majorBidi"/>
+                <w:sz w:val="32"/>
+                <w:szCs w:val="32"/>
               </w:rPr>
               <w:t>P</w:t>
             </w:r>
             <w:r>
               <w:rPr>
                 <w:rFonts w:asciiTheme="majorBidi" w:eastAsiaTheme="majorEastAsia" w:hAnsiTheme="majorBidi" w:cstheme="majorBidi"/>
+                <w:sz w:val="32"/>
+                <w:szCs w:val="32"/>
               </w:rPr>
               <w:t>rep</w:t>
             </w:r>
             <w:r>
               <w:rPr>
                 <w:rFonts w:asciiTheme="majorBidi" w:eastAsiaTheme="majorEastAsia" w:hAnsiTheme="majorBidi" w:cstheme="majorBidi"/>
+                <w:sz w:val="32"/>
+                <w:szCs w:val="32"/>
               </w:rPr>
               <w:t>are supplier order</w:t>
             </w:r>
@@ -1376,11 +3344,15 @@
               <w:rPr>
                 <w:rFonts w:asciiTheme="majorBidi" w:eastAsiaTheme="majorEastAsia" w:hAnsiTheme="majorBidi" w:cstheme="majorBidi"/>
                 <w:color w:val="0F4761" w:themeColor="accent1" w:themeShade="BF"/>
-              </w:rPr>
-            </w:pPr>
-            <w:r>
-              <w:rPr>
-                <w:rFonts w:asciiTheme="majorBidi" w:hAnsiTheme="majorBidi" w:cstheme="majorBidi"/>
+                <w:sz w:val="32"/>
+                <w:szCs w:val="32"/>
+              </w:rPr>
+            </w:pPr>
+            <w:r>
+              <w:rPr>
+                <w:rFonts w:asciiTheme="majorBidi" w:hAnsiTheme="majorBidi" w:cstheme="majorBidi"/>
+                <w:sz w:val="32"/>
+                <w:szCs w:val="32"/>
               </w:rPr>
               <w:t>Brief description</w:t>
             </w:r>
@@ -1399,6 +3371,8 @@
               <w:rPr>
                 <w:rFonts w:asciiTheme="majorBidi" w:eastAsiaTheme="majorEastAsia" w:hAnsiTheme="majorBidi" w:cstheme="majorBidi"/>
                 <w:color w:val="0F4761" w:themeColor="accent1" w:themeShade="BF"/>
+                <w:sz w:val="32"/>
+                <w:szCs w:val="32"/>
                 <w:lang w:bidi="ar-QA"/>
               </w:rPr>
             </w:pPr>
@@ -1406,6 +3380,8 @@
               <w:rPr>
                 <w:rFonts w:asciiTheme="majorBidi" w:eastAsiaTheme="majorEastAsia" w:hAnsiTheme="majorBidi" w:cstheme="majorBidi"/>
                 <w:color w:val="0F4761" w:themeColor="accent1" w:themeShade="BF"/>
+                <w:sz w:val="32"/>
+                <w:szCs w:val="32"/>
                 <w:lang w:bidi="ar-QA"/>
               </w:rPr>
               <w:t xml:space="preserve">The </w:t>
@@ -1414,6 +3390,8 @@
               <w:rPr>
                 <w:rFonts w:asciiTheme="majorBidi" w:eastAsiaTheme="majorEastAsia" w:hAnsiTheme="majorBidi" w:cstheme="majorBidi"/>
                 <w:color w:val="0F4761" w:themeColor="accent1" w:themeShade="BF"/>
+                <w:sz w:val="32"/>
+                <w:szCs w:val="32"/>
                 <w:lang w:bidi="ar-QA"/>
               </w:rPr>
               <w:t>Inventory Manager</w:t>
@@ -1422,6 +3400,8 @@
               <w:rPr>
                 <w:rFonts w:asciiTheme="majorBidi" w:eastAsiaTheme="majorEastAsia" w:hAnsiTheme="majorBidi" w:cstheme="majorBidi"/>
                 <w:color w:val="0F4761" w:themeColor="accent1" w:themeShade="BF"/>
+                <w:sz w:val="32"/>
+                <w:szCs w:val="32"/>
                 <w:lang w:bidi="ar-QA"/>
               </w:rPr>
               <w:t xml:space="preserve"> </w:t>
@@ -1430,6 +3410,8 @@
               <w:rPr>
                 <w:rFonts w:asciiTheme="majorBidi" w:eastAsiaTheme="majorEastAsia" w:hAnsiTheme="majorBidi" w:cstheme="majorBidi"/>
                 <w:color w:val="0F4761" w:themeColor="accent1" w:themeShade="BF"/>
+                <w:sz w:val="32"/>
+                <w:szCs w:val="32"/>
                 <w:lang w:bidi="ar-QA"/>
               </w:rPr>
               <w:t>places</w:t>
@@ -1438,6 +3420,8 @@
               <w:rPr>
                 <w:rFonts w:asciiTheme="majorBidi" w:eastAsiaTheme="majorEastAsia" w:hAnsiTheme="majorBidi" w:cstheme="majorBidi"/>
                 <w:color w:val="0F4761" w:themeColor="accent1" w:themeShade="BF"/>
+                <w:sz w:val="32"/>
+                <w:szCs w:val="32"/>
                 <w:lang w:bidi="ar-QA"/>
               </w:rPr>
               <w:t xml:space="preserve"> an order for goods that </w:t>
@@ -1447,6 +3431,8 @@
               <w:rPr>
                 <w:rFonts w:asciiTheme="majorBidi" w:eastAsiaTheme="majorEastAsia" w:hAnsiTheme="majorBidi" w:cstheme="majorBidi"/>
                 <w:color w:val="0F4761" w:themeColor="accent1" w:themeShade="BF"/>
+                <w:sz w:val="32"/>
+                <w:szCs w:val="32"/>
                 <w:lang w:bidi="ar-QA"/>
               </w:rPr>
               <w:t>PearlMart</w:t>
@@ -1456,6 +3442,8 @@
               <w:rPr>
                 <w:rFonts w:asciiTheme="majorBidi" w:eastAsiaTheme="majorEastAsia" w:hAnsiTheme="majorBidi" w:cstheme="majorBidi"/>
                 <w:color w:val="0F4761" w:themeColor="accent1" w:themeShade="BF"/>
+                <w:sz w:val="32"/>
+                <w:szCs w:val="32"/>
                 <w:lang w:bidi="ar-QA"/>
               </w:rPr>
               <w:t xml:space="preserve"> need</w:t>
@@ -1464,6 +3452,8 @@
               <w:rPr>
                 <w:rFonts w:asciiTheme="majorBidi" w:eastAsiaTheme="majorEastAsia" w:hAnsiTheme="majorBidi" w:cstheme="majorBidi"/>
                 <w:color w:val="0F4761" w:themeColor="accent1" w:themeShade="BF"/>
+                <w:sz w:val="32"/>
+                <w:szCs w:val="32"/>
                 <w:lang w:bidi="ar-QA"/>
               </w:rPr>
               <w:t xml:space="preserve">s, </w:t>
@@ -1472,6 +3462,8 @@
               <w:rPr>
                 <w:rFonts w:asciiTheme="majorBidi" w:eastAsiaTheme="majorEastAsia" w:hAnsiTheme="majorBidi" w:cstheme="majorBidi"/>
                 <w:color w:val="0F4761" w:themeColor="accent1" w:themeShade="BF"/>
+                <w:sz w:val="32"/>
+                <w:szCs w:val="32"/>
                 <w:lang w:bidi="ar-QA"/>
               </w:rPr>
               <w:t xml:space="preserve">and the system </w:t>
@@ -1480,6 +3472,8 @@
               <w:rPr>
                 <w:rFonts w:asciiTheme="majorBidi" w:eastAsiaTheme="majorEastAsia" w:hAnsiTheme="majorBidi" w:cstheme="majorBidi"/>
                 <w:color w:val="0F4761" w:themeColor="accent1" w:themeShade="BF"/>
+                <w:sz w:val="32"/>
+                <w:szCs w:val="32"/>
                 <w:lang w:bidi="ar-QA"/>
               </w:rPr>
               <w:t xml:space="preserve">records the order and sends </w:t>
@@ -1488,6 +3482,8 @@
               <w:rPr>
                 <w:rFonts w:asciiTheme="majorBidi" w:eastAsiaTheme="majorEastAsia" w:hAnsiTheme="majorBidi" w:cstheme="majorBidi"/>
                 <w:color w:val="0F4761" w:themeColor="accent1" w:themeShade="BF"/>
+                <w:sz w:val="32"/>
+                <w:szCs w:val="32"/>
                 <w:lang w:bidi="ar-QA"/>
               </w:rPr>
               <w:t xml:space="preserve">its </w:t>
@@ -1496,6 +3492,8 @@
               <w:rPr>
                 <w:rFonts w:asciiTheme="majorBidi" w:eastAsiaTheme="majorEastAsia" w:hAnsiTheme="majorBidi" w:cstheme="majorBidi"/>
                 <w:color w:val="0F4761" w:themeColor="accent1" w:themeShade="BF"/>
+                <w:sz w:val="32"/>
+                <w:szCs w:val="32"/>
                 <w:lang w:bidi="ar-QA"/>
               </w:rPr>
               <w:t xml:space="preserve">details to the </w:t>
@@ -1504,6 +3502,8 @@
               <w:rPr>
                 <w:rFonts w:asciiTheme="majorBidi" w:eastAsiaTheme="majorEastAsia" w:hAnsiTheme="majorBidi" w:cstheme="majorBidi"/>
                 <w:color w:val="0F4761" w:themeColor="accent1" w:themeShade="BF"/>
+                <w:sz w:val="32"/>
+                <w:szCs w:val="32"/>
                 <w:lang w:bidi="ar-QA"/>
               </w:rPr>
               <w:t>selected</w:t>
@@ -1512,6 +3512,8 @@
               <w:rPr>
                 <w:rFonts w:asciiTheme="majorBidi" w:eastAsiaTheme="majorEastAsia" w:hAnsiTheme="majorBidi" w:cstheme="majorBidi"/>
                 <w:color w:val="0F4761" w:themeColor="accent1" w:themeShade="BF"/>
+                <w:sz w:val="32"/>
+                <w:szCs w:val="32"/>
                 <w:lang w:bidi="ar-QA"/>
               </w:rPr>
               <w:t xml:space="preserve"> supplier.</w:t>
@@ -1539,11 +3541,15 @@
               <w:rPr>
                 <w:rFonts w:asciiTheme="majorBidi" w:eastAsiaTheme="majorEastAsia" w:hAnsiTheme="majorBidi" w:cstheme="majorBidi"/>
                 <w:color w:val="0F4761" w:themeColor="accent1" w:themeShade="BF"/>
-              </w:rPr>
-            </w:pPr>
-            <w:r>
-              <w:rPr>
-                <w:rFonts w:asciiTheme="majorBidi" w:hAnsiTheme="majorBidi" w:cstheme="majorBidi"/>
+                <w:sz w:val="32"/>
+                <w:szCs w:val="32"/>
+              </w:rPr>
+            </w:pPr>
+            <w:r>
+              <w:rPr>
+                <w:rFonts w:asciiTheme="majorBidi" w:hAnsiTheme="majorBidi" w:cstheme="majorBidi"/>
+                <w:sz w:val="32"/>
+                <w:szCs w:val="32"/>
               </w:rPr>
               <w:t>Primary actors</w:t>
             </w:r>
@@ -1562,12 +3568,16 @@
               <w:rPr>
                 <w:rFonts w:asciiTheme="majorBidi" w:eastAsiaTheme="majorEastAsia" w:hAnsiTheme="majorBidi" w:cstheme="majorBidi"/>
                 <w:color w:val="0F4761" w:themeColor="accent1" w:themeShade="BF"/>
-              </w:rPr>
-            </w:pPr>
-            <w:r>
-              <w:rPr>
-                <w:rFonts w:asciiTheme="majorBidi" w:eastAsiaTheme="majorEastAsia" w:hAnsiTheme="majorBidi" w:cstheme="majorBidi"/>
-                <w:color w:val="0F4761" w:themeColor="accent1" w:themeShade="BF"/>
+                <w:sz w:val="32"/>
+                <w:szCs w:val="32"/>
+              </w:rPr>
+            </w:pPr>
+            <w:r>
+              <w:rPr>
+                <w:rFonts w:asciiTheme="majorBidi" w:eastAsiaTheme="majorEastAsia" w:hAnsiTheme="majorBidi" w:cstheme="majorBidi"/>
+                <w:color w:val="0F4761" w:themeColor="accent1" w:themeShade="BF"/>
+                <w:sz w:val="32"/>
+                <w:szCs w:val="32"/>
               </w:rPr>
               <w:t>Inventory Manag</w:t>
             </w:r>
@@ -1575,6 +3585,8 @@
               <w:rPr>
                 <w:rFonts w:asciiTheme="majorBidi" w:eastAsiaTheme="majorEastAsia" w:hAnsiTheme="majorBidi" w:cstheme="majorBidi"/>
                 <w:color w:val="0F4761" w:themeColor="accent1" w:themeShade="BF"/>
+                <w:sz w:val="32"/>
+                <w:szCs w:val="32"/>
               </w:rPr>
               <w:t>er</w:t>
             </w:r>
@@ -1588,14 +3600,18 @@
               <w:rPr>
                 <w:rFonts w:asciiTheme="majorBidi" w:eastAsiaTheme="majorEastAsia" w:hAnsiTheme="majorBidi" w:cstheme="majorBidi"/>
                 <w:color w:val="0F4761" w:themeColor="accent1" w:themeShade="BF"/>
-              </w:rPr>
-            </w:pPr>
-            <w:r>
-              <w:rPr>
-                <w:rFonts w:asciiTheme="majorBidi" w:eastAsiaTheme="majorEastAsia" w:hAnsiTheme="majorBidi" w:cstheme="majorBidi"/>
-                <w:color w:val="0F4761" w:themeColor="accent1" w:themeShade="BF"/>
-              </w:rPr>
-              <w:t>Supplier (secondary actor)</w:t>
+                <w:sz w:val="32"/>
+                <w:szCs w:val="32"/>
+              </w:rPr>
+            </w:pPr>
+            <w:r>
+              <w:rPr>
+                <w:rFonts w:asciiTheme="majorBidi" w:eastAsiaTheme="majorEastAsia" w:hAnsiTheme="majorBidi" w:cstheme="majorBidi"/>
+                <w:color w:val="0F4761" w:themeColor="accent1" w:themeShade="BF"/>
+                <w:sz w:val="32"/>
+                <w:szCs w:val="32"/>
+              </w:rPr>
+              <w:t xml:space="preserve">Supplier </w:t>
             </w:r>
           </w:p>
         </w:tc>
@@ -1622,11 +3638,15 @@
               <w:rPr>
                 <w:rFonts w:asciiTheme="majorBidi" w:eastAsiaTheme="majorEastAsia" w:hAnsiTheme="majorBidi" w:cstheme="majorBidi"/>
                 <w:color w:val="0F4761" w:themeColor="accent1" w:themeShade="BF"/>
-              </w:rPr>
-            </w:pPr>
-            <w:r>
-              <w:rPr>
-                <w:rFonts w:asciiTheme="majorBidi" w:hAnsiTheme="majorBidi" w:cstheme="majorBidi"/>
+                <w:sz w:val="32"/>
+                <w:szCs w:val="32"/>
+              </w:rPr>
+            </w:pPr>
+            <w:r>
+              <w:rPr>
+                <w:rFonts w:asciiTheme="majorBidi" w:hAnsiTheme="majorBidi" w:cstheme="majorBidi"/>
+                <w:sz w:val="32"/>
+                <w:szCs w:val="32"/>
               </w:rPr>
               <w:t>Trigger</w:t>
             </w:r>
@@ -1645,21 +3665,47 @@
               <w:rPr>
                 <w:rFonts w:asciiTheme="majorBidi" w:eastAsiaTheme="majorEastAsia" w:hAnsiTheme="majorBidi" w:cstheme="majorBidi"/>
                 <w:color w:val="0F4761" w:themeColor="accent1" w:themeShade="BF"/>
-              </w:rPr>
-            </w:pPr>
-            <w:r>
-              <w:rPr>
-                <w:rFonts w:asciiTheme="majorBidi" w:eastAsiaTheme="majorEastAsia" w:hAnsiTheme="majorBidi" w:cstheme="majorBidi"/>
-                <w:color w:val="0F4761" w:themeColor="accent1" w:themeShade="BF"/>
-              </w:rPr>
-              <w:t>Additional goods are re</w:t>
-            </w:r>
-            <w:r>
-              <w:rPr>
-                <w:rFonts w:asciiTheme="majorBidi" w:eastAsiaTheme="majorEastAsia" w:hAnsiTheme="majorBidi" w:cstheme="majorBidi"/>
-                <w:color w:val="0F4761" w:themeColor="accent1" w:themeShade="BF"/>
-              </w:rPr>
-              <w:t>quired and the Inventory Manager starts a new supplier order.</w:t>
+                <w:sz w:val="32"/>
+                <w:szCs w:val="32"/>
+              </w:rPr>
+            </w:pPr>
+            <w:r>
+              <w:rPr>
+                <w:rFonts w:asciiTheme="majorBidi" w:eastAsiaTheme="majorEastAsia" w:hAnsiTheme="majorBidi" w:cstheme="majorBidi"/>
+                <w:color w:val="0F4761" w:themeColor="accent1" w:themeShade="BF"/>
+                <w:sz w:val="32"/>
+                <w:szCs w:val="32"/>
+              </w:rPr>
+              <w:t xml:space="preserve">Additional goods are </w:t>
+            </w:r>
+            <w:proofErr w:type="gramStart"/>
+            <w:r>
+              <w:rPr>
+                <w:rFonts w:asciiTheme="majorBidi" w:eastAsiaTheme="majorEastAsia" w:hAnsiTheme="majorBidi" w:cstheme="majorBidi"/>
+                <w:color w:val="0F4761" w:themeColor="accent1" w:themeShade="BF"/>
+                <w:sz w:val="32"/>
+                <w:szCs w:val="32"/>
+              </w:rPr>
+              <w:t>re</w:t>
+            </w:r>
+            <w:r>
+              <w:rPr>
+                <w:rFonts w:asciiTheme="majorBidi" w:eastAsiaTheme="majorEastAsia" w:hAnsiTheme="majorBidi" w:cstheme="majorBidi"/>
+                <w:color w:val="0F4761" w:themeColor="accent1" w:themeShade="BF"/>
+                <w:sz w:val="32"/>
+                <w:szCs w:val="32"/>
+              </w:rPr>
+              <w:t>quired</w:t>
+            </w:r>
+            <w:proofErr w:type="gramEnd"/>
+            <w:r>
+              <w:rPr>
+                <w:rFonts w:asciiTheme="majorBidi" w:eastAsiaTheme="majorEastAsia" w:hAnsiTheme="majorBidi" w:cstheme="majorBidi"/>
+                <w:color w:val="0F4761" w:themeColor="accent1" w:themeShade="BF"/>
+                <w:sz w:val="32"/>
+                <w:szCs w:val="32"/>
+              </w:rPr>
+              <w:t xml:space="preserve"> and the Inventory Manager starts a new supplier order.</w:t>
             </w:r>
           </w:p>
         </w:tc>
@@ -1685,11 +3731,15 @@
               <w:rPr>
                 <w:rFonts w:asciiTheme="majorBidi" w:eastAsiaTheme="majorEastAsia" w:hAnsiTheme="majorBidi" w:cstheme="majorBidi"/>
                 <w:color w:val="0F4761" w:themeColor="accent1" w:themeShade="BF"/>
-              </w:rPr>
-            </w:pPr>
-            <w:r>
-              <w:rPr>
-                <w:rFonts w:asciiTheme="majorBidi" w:hAnsiTheme="majorBidi" w:cstheme="majorBidi"/>
+                <w:sz w:val="32"/>
+                <w:szCs w:val="32"/>
+              </w:rPr>
+            </w:pPr>
+            <w:r>
+              <w:rPr>
+                <w:rFonts w:asciiTheme="majorBidi" w:hAnsiTheme="majorBidi" w:cstheme="majorBidi"/>
+                <w:sz w:val="32"/>
+                <w:szCs w:val="32"/>
               </w:rPr>
               <w:t>Preconditions</w:t>
             </w:r>
@@ -1713,12 +3763,16 @@
               <w:rPr>
                 <w:rFonts w:asciiTheme="majorBidi" w:eastAsiaTheme="majorEastAsia" w:hAnsiTheme="majorBidi" w:cstheme="majorBidi"/>
                 <w:color w:val="0F4761" w:themeColor="accent1" w:themeShade="BF"/>
-              </w:rPr>
-            </w:pPr>
-            <w:r>
-              <w:rPr>
-                <w:rFonts w:asciiTheme="majorBidi" w:eastAsiaTheme="majorEastAsia" w:hAnsiTheme="majorBidi" w:cstheme="majorBidi"/>
-                <w:color w:val="0F4761" w:themeColor="accent1" w:themeShade="BF"/>
+                <w:sz w:val="32"/>
+                <w:szCs w:val="32"/>
+              </w:rPr>
+            </w:pPr>
+            <w:r>
+              <w:rPr>
+                <w:rFonts w:asciiTheme="majorBidi" w:eastAsiaTheme="majorEastAsia" w:hAnsiTheme="majorBidi" w:cstheme="majorBidi"/>
+                <w:color w:val="0F4761" w:themeColor="accent1" w:themeShade="BF"/>
+                <w:sz w:val="32"/>
+                <w:szCs w:val="32"/>
               </w:rPr>
               <w:t>The Inventory Manager is logged in and authorized.</w:t>
             </w:r>
@@ -1737,12 +3791,16 @@
               <w:rPr>
                 <w:rFonts w:asciiTheme="majorBidi" w:eastAsiaTheme="majorEastAsia" w:hAnsiTheme="majorBidi" w:cstheme="majorBidi"/>
                 <w:color w:val="0F4761" w:themeColor="accent1" w:themeShade="BF"/>
-              </w:rPr>
-            </w:pPr>
-            <w:r>
-              <w:rPr>
-                <w:rFonts w:asciiTheme="majorBidi" w:eastAsiaTheme="majorEastAsia" w:hAnsiTheme="majorBidi" w:cstheme="majorBidi"/>
-                <w:color w:val="0F4761" w:themeColor="accent1" w:themeShade="BF"/>
+                <w:sz w:val="32"/>
+                <w:szCs w:val="32"/>
+              </w:rPr>
+            </w:pPr>
+            <w:r>
+              <w:rPr>
+                <w:rFonts w:asciiTheme="majorBidi" w:eastAsiaTheme="majorEastAsia" w:hAnsiTheme="majorBidi" w:cstheme="majorBidi"/>
+                <w:color w:val="0F4761" w:themeColor="accent1" w:themeShade="BF"/>
+                <w:sz w:val="32"/>
+                <w:szCs w:val="32"/>
               </w:rPr>
               <w:t>The Supplier to be used for the order is known to the system.</w:t>
             </w:r>
@@ -1771,11 +3829,15 @@
               <w:rPr>
                 <w:rFonts w:asciiTheme="majorBidi" w:eastAsiaTheme="majorEastAsia" w:hAnsiTheme="majorBidi" w:cstheme="majorBidi"/>
                 <w:color w:val="0F4761" w:themeColor="accent1" w:themeShade="BF"/>
-              </w:rPr>
-            </w:pPr>
-            <w:r>
-              <w:rPr>
-                <w:rFonts w:asciiTheme="majorBidi" w:hAnsiTheme="majorBidi" w:cstheme="majorBidi"/>
+                <w:sz w:val="32"/>
+                <w:szCs w:val="32"/>
+              </w:rPr>
+            </w:pPr>
+            <w:r>
+              <w:rPr>
+                <w:rFonts w:asciiTheme="majorBidi" w:hAnsiTheme="majorBidi" w:cstheme="majorBidi"/>
+                <w:sz w:val="32"/>
+                <w:szCs w:val="32"/>
               </w:rPr>
               <w:t>Postconditions</w:t>
             </w:r>
@@ -1799,12 +3861,16 @@
               <w:rPr>
                 <w:rFonts w:asciiTheme="majorBidi" w:eastAsiaTheme="majorEastAsia" w:hAnsiTheme="majorBidi" w:cstheme="majorBidi"/>
                 <w:color w:val="0F4761" w:themeColor="accent1" w:themeShade="BF"/>
-              </w:rPr>
-            </w:pPr>
-            <w:r>
-              <w:rPr>
-                <w:rFonts w:asciiTheme="majorBidi" w:eastAsiaTheme="majorEastAsia" w:hAnsiTheme="majorBidi" w:cstheme="majorBidi"/>
-                <w:color w:val="0F4761" w:themeColor="accent1" w:themeShade="BF"/>
+                <w:sz w:val="32"/>
+                <w:szCs w:val="32"/>
+              </w:rPr>
+            </w:pPr>
+            <w:r>
+              <w:rPr>
+                <w:rFonts w:asciiTheme="majorBidi" w:eastAsiaTheme="majorEastAsia" w:hAnsiTheme="majorBidi" w:cstheme="majorBidi"/>
+                <w:color w:val="0F4761" w:themeColor="accent1" w:themeShade="BF"/>
+                <w:sz w:val="32"/>
+                <w:szCs w:val="32"/>
               </w:rPr>
               <w:t xml:space="preserve">The supplier order is recorded </w:t>
             </w:r>
@@ -1812,6 +3878,8 @@
               <w:rPr>
                 <w:rFonts w:asciiTheme="majorBidi" w:eastAsiaTheme="majorEastAsia" w:hAnsiTheme="majorBidi" w:cstheme="majorBidi"/>
                 <w:color w:val="0F4761" w:themeColor="accent1" w:themeShade="BF"/>
+                <w:sz w:val="32"/>
+                <w:szCs w:val="32"/>
               </w:rPr>
               <w:t>in the system.</w:t>
             </w:r>
@@ -1830,12 +3898,16 @@
               <w:rPr>
                 <w:rFonts w:asciiTheme="majorBidi" w:eastAsiaTheme="majorEastAsia" w:hAnsiTheme="majorBidi" w:cstheme="majorBidi"/>
                 <w:color w:val="0F4761" w:themeColor="accent1" w:themeShade="BF"/>
-              </w:rPr>
-            </w:pPr>
-            <w:r>
-              <w:rPr>
-                <w:rFonts w:asciiTheme="majorBidi" w:eastAsiaTheme="majorEastAsia" w:hAnsiTheme="majorBidi" w:cstheme="majorBidi"/>
-                <w:color w:val="0F4761" w:themeColor="accent1" w:themeShade="BF"/>
+                <w:sz w:val="32"/>
+                <w:szCs w:val="32"/>
+              </w:rPr>
+            </w:pPr>
+            <w:r>
+              <w:rPr>
+                <w:rFonts w:asciiTheme="majorBidi" w:eastAsiaTheme="majorEastAsia" w:hAnsiTheme="majorBidi" w:cstheme="majorBidi"/>
+                <w:color w:val="0F4761" w:themeColor="accent1" w:themeShade="BF"/>
+                <w:sz w:val="32"/>
+                <w:szCs w:val="32"/>
               </w:rPr>
               <w:t>The order information has been sent to the selected supplier.</w:t>
             </w:r>
@@ -1861,11 +3933,15 @@
               <w:rPr>
                 <w:rFonts w:asciiTheme="majorBidi" w:eastAsiaTheme="majorEastAsia" w:hAnsiTheme="majorBidi" w:cstheme="majorBidi"/>
                 <w:color w:val="0F4761" w:themeColor="accent1" w:themeShade="BF"/>
-              </w:rPr>
-            </w:pPr>
-            <w:r>
-              <w:rPr>
-                <w:rFonts w:asciiTheme="majorBidi" w:hAnsiTheme="majorBidi" w:cstheme="majorBidi"/>
+                <w:sz w:val="32"/>
+                <w:szCs w:val="32"/>
+              </w:rPr>
+            </w:pPr>
+            <w:r>
+              <w:rPr>
+                <w:rFonts w:asciiTheme="majorBidi" w:hAnsiTheme="majorBidi" w:cstheme="majorBidi"/>
+                <w:sz w:val="32"/>
+                <w:szCs w:val="32"/>
               </w:rPr>
               <w:t>Main Success Scenario</w:t>
             </w:r>
@@ -1891,12 +3967,16 @@
               <w:rPr>
                 <w:rFonts w:asciiTheme="majorBidi" w:hAnsiTheme="majorBidi" w:cstheme="majorBidi"/>
                 <w:color w:val="0E2841" w:themeColor="text2"/>
+                <w:sz w:val="32"/>
+                <w:szCs w:val="32"/>
               </w:rPr>
             </w:pPr>
             <w:r>
               <w:rPr>
                 <w:rFonts w:asciiTheme="majorBidi" w:hAnsiTheme="majorBidi" w:cstheme="majorBidi"/>
                 <w:color w:val="0E2841" w:themeColor="text2"/>
+                <w:sz w:val="32"/>
+                <w:szCs w:val="32"/>
               </w:rPr>
               <w:t>Actor Action</w:t>
             </w:r>
@@ -1917,6 +3997,8 @@
                 <w:b/>
                 <w:bCs/>
                 <w:color w:val="0F4761" w:themeColor="accent1" w:themeShade="BF"/>
+                <w:sz w:val="32"/>
+                <w:szCs w:val="32"/>
               </w:rPr>
             </w:pPr>
             <w:r>
@@ -1924,6 +4006,8 @@
                 <w:rFonts w:asciiTheme="majorBidi" w:hAnsiTheme="majorBidi" w:cstheme="majorBidi"/>
                 <w:b/>
                 <w:bCs/>
+                <w:sz w:val="32"/>
+                <w:szCs w:val="32"/>
               </w:rPr>
               <w:t>System Response</w:t>
             </w:r>
@@ -1952,59 +4036,95 @@
               <w:jc w:val="lowKashida"/>
               <w:rPr>
                 <w:rFonts w:asciiTheme="majorBidi" w:hAnsiTheme="majorBidi" w:cstheme="majorBidi"/>
-              </w:rPr>
-            </w:pPr>
-            <w:r>
-              <w:rPr>
-                <w:rFonts w:asciiTheme="majorBidi" w:hAnsiTheme="majorBidi" w:cstheme="majorBidi"/>
-              </w:rPr>
-              <w:t>The inventory manager selects</w:t>
-            </w:r>
-            <w:r>
-              <w:rPr>
-                <w:rFonts w:asciiTheme="majorBidi" w:hAnsiTheme="majorBidi" w:cstheme="majorBidi"/>
+                <w:sz w:val="32"/>
+                <w:szCs w:val="32"/>
+              </w:rPr>
+            </w:pPr>
+            <w:r>
+              <w:rPr>
+                <w:rFonts w:asciiTheme="majorBidi" w:hAnsiTheme="majorBidi" w:cstheme="majorBidi"/>
+                <w:sz w:val="32"/>
+                <w:szCs w:val="32"/>
+              </w:rPr>
+              <w:t>The</w:t>
+            </w:r>
+            <w:r>
+              <w:rPr>
+                <w:rFonts w:asciiTheme="majorBidi" w:hAnsiTheme="majorBidi" w:cstheme="majorBidi"/>
+                <w:sz w:val="32"/>
+                <w:szCs w:val="32"/>
               </w:rPr>
               <w:t xml:space="preserve"> </w:t>
             </w:r>
             <w:r>
               <w:rPr>
                 <w:rFonts w:asciiTheme="majorBidi" w:hAnsiTheme="majorBidi" w:cstheme="majorBidi"/>
+                <w:sz w:val="32"/>
+                <w:szCs w:val="32"/>
+              </w:rPr>
+              <w:t>inventory manager selects</w:t>
+            </w:r>
+            <w:r>
+              <w:rPr>
+                <w:rFonts w:asciiTheme="majorBidi" w:hAnsiTheme="majorBidi" w:cstheme="majorBidi"/>
+                <w:sz w:val="32"/>
+                <w:szCs w:val="32"/>
+              </w:rPr>
+              <w:t xml:space="preserve"> </w:t>
+            </w:r>
+            <w:r>
+              <w:rPr>
+                <w:rFonts w:asciiTheme="majorBidi" w:hAnsiTheme="majorBidi" w:cstheme="majorBidi"/>
+                <w:sz w:val="32"/>
+                <w:szCs w:val="32"/>
               </w:rPr>
               <w:t>the su</w:t>
             </w:r>
             <w:r>
               <w:rPr>
                 <w:rFonts w:asciiTheme="majorBidi" w:hAnsiTheme="majorBidi" w:cstheme="majorBidi"/>
+                <w:sz w:val="32"/>
+                <w:szCs w:val="32"/>
               </w:rPr>
               <w:t xml:space="preserve">pplier and enters </w:t>
             </w:r>
             <w:r>
               <w:rPr>
                 <w:rFonts w:asciiTheme="majorBidi" w:hAnsiTheme="majorBidi" w:cstheme="majorBidi"/>
+                <w:sz w:val="32"/>
+                <w:szCs w:val="32"/>
               </w:rPr>
               <w:t>the order details</w:t>
             </w:r>
             <w:r>
               <w:rPr>
                 <w:rFonts w:asciiTheme="majorBidi" w:hAnsiTheme="majorBidi" w:cstheme="majorBidi"/>
+                <w:sz w:val="32"/>
+                <w:szCs w:val="32"/>
               </w:rPr>
               <w:t>: the re</w:t>
             </w:r>
             <w:r>
               <w:rPr>
                 <w:rFonts w:asciiTheme="majorBidi" w:hAnsiTheme="majorBidi" w:cstheme="majorBidi"/>
+                <w:sz w:val="32"/>
+                <w:szCs w:val="32"/>
               </w:rPr>
               <w:t>quired items, quantity</w:t>
             </w:r>
             <w:r>
               <w:rPr>
                 <w:rFonts w:asciiTheme="majorBidi" w:hAnsiTheme="majorBidi" w:cstheme="majorBidi"/>
+                <w:sz w:val="32"/>
+                <w:szCs w:val="32"/>
               </w:rPr>
               <w:t>, delivery address, contact information, and any comments.</w:t>
             </w:r>
             <w:r>
               <w:rPr>
                 <w:rFonts w:asciiTheme="majorBidi" w:hAnsiTheme="majorBidi" w:cstheme="majorBidi"/>
+                <w:sz w:val="32"/>
+                <w:szCs w:val="32"/>
               </w:rPr>
               <w:t xml:space="preserve"> </w:t>
             </w:r>
@@ -2028,19 +4148,43 @@
               <w:rPr>
                 <w:rFonts w:asciiTheme="majorBidi" w:eastAsiaTheme="majorEastAsia" w:hAnsiTheme="majorBidi" w:cstheme="majorBidi"/>
                 <w:color w:val="0F4761" w:themeColor="accent1" w:themeShade="BF"/>
-              </w:rPr>
-            </w:pPr>
-            <w:r>
-              <w:rPr>
-                <w:rFonts w:asciiTheme="majorBidi" w:eastAsiaTheme="majorEastAsia" w:hAnsiTheme="majorBidi" w:cstheme="majorBidi"/>
-                <w:color w:val="0F4761" w:themeColor="accent1" w:themeShade="BF"/>
-              </w:rPr>
-              <w:t xml:space="preserve">The system checks the required </w:t>
-            </w:r>
-            <w:r>
-              <w:rPr>
-                <w:rFonts w:asciiTheme="majorBidi" w:eastAsiaTheme="majorEastAsia" w:hAnsiTheme="majorBidi" w:cstheme="majorBidi"/>
-                <w:color w:val="0F4761" w:themeColor="accent1" w:themeShade="BF"/>
+                <w:sz w:val="32"/>
+                <w:szCs w:val="32"/>
+              </w:rPr>
+            </w:pPr>
+            <w:r>
+              <w:rPr>
+                <w:rFonts w:asciiTheme="majorBidi" w:eastAsiaTheme="majorEastAsia" w:hAnsiTheme="majorBidi" w:cstheme="majorBidi"/>
+                <w:color w:val="0F4761" w:themeColor="accent1" w:themeShade="BF"/>
+                <w:sz w:val="32"/>
+                <w:szCs w:val="32"/>
+              </w:rPr>
+              <w:t>check</w:t>
+            </w:r>
+            <w:r>
+              <w:rPr>
+                <w:rFonts w:asciiTheme="majorBidi" w:eastAsiaTheme="majorEastAsia" w:hAnsiTheme="majorBidi" w:cstheme="majorBidi"/>
+                <w:color w:val="0F4761" w:themeColor="accent1" w:themeShade="BF"/>
+                <w:sz w:val="32"/>
+                <w:szCs w:val="32"/>
+              </w:rPr>
+              <w:t>s</w:t>
+            </w:r>
+            <w:r>
+              <w:rPr>
+                <w:rFonts w:asciiTheme="majorBidi" w:eastAsiaTheme="majorEastAsia" w:hAnsiTheme="majorBidi" w:cstheme="majorBidi"/>
+                <w:color w:val="0F4761" w:themeColor="accent1" w:themeShade="BF"/>
+                <w:sz w:val="32"/>
+                <w:szCs w:val="32"/>
+              </w:rPr>
+              <w:t xml:space="preserve"> the required </w:t>
+            </w:r>
+            <w:r>
+              <w:rPr>
+                <w:rFonts w:asciiTheme="majorBidi" w:eastAsiaTheme="majorEastAsia" w:hAnsiTheme="majorBidi" w:cstheme="majorBidi"/>
+                <w:color w:val="0F4761" w:themeColor="accent1" w:themeShade="BF"/>
+                <w:sz w:val="32"/>
+                <w:szCs w:val="32"/>
               </w:rPr>
               <w:t>order details are complete and valid</w:t>
             </w:r>
@@ -2067,6 +4211,8 @@
               <w:rPr>
                 <w:rFonts w:asciiTheme="majorBidi" w:hAnsiTheme="majorBidi" w:cstheme="majorBidi"/>
                 <w:color w:val="0F4761" w:themeColor="accent1" w:themeShade="BF"/>
+                <w:sz w:val="32"/>
+                <w:szCs w:val="32"/>
               </w:rPr>
             </w:pPr>
           </w:p>
@@ -2089,21 +4235,36 @@
               <w:rPr>
                 <w:rFonts w:asciiTheme="majorBidi" w:eastAsiaTheme="majorEastAsia" w:hAnsiTheme="majorBidi" w:cstheme="majorBidi"/>
                 <w:color w:val="0F4761" w:themeColor="accent1" w:themeShade="BF"/>
-              </w:rPr>
-            </w:pPr>
-            <w:r>
-              <w:rPr>
-                <w:rFonts w:asciiTheme="majorBidi" w:eastAsiaTheme="majorEastAsia" w:hAnsiTheme="majorBidi" w:cstheme="majorBidi"/>
-                <w:color w:val="0F4761" w:themeColor="accent1" w:themeShade="BF"/>
-              </w:rPr>
-              <w:t xml:space="preserve">The system </w:t>
-            </w:r>
-            <w:r>
-              <w:rPr>
-                <w:rFonts w:asciiTheme="majorBidi" w:eastAsiaTheme="majorEastAsia" w:hAnsiTheme="majorBidi" w:cstheme="majorBidi"/>
-                <w:color w:val="0F4761" w:themeColor="accent1" w:themeShade="BF"/>
-              </w:rPr>
-              <w:t>records the order.</w:t>
+                <w:sz w:val="32"/>
+                <w:szCs w:val="32"/>
+              </w:rPr>
+            </w:pPr>
+            <w:r>
+              <w:rPr>
+                <w:rFonts w:asciiTheme="majorBidi" w:eastAsiaTheme="majorEastAsia" w:hAnsiTheme="majorBidi" w:cstheme="majorBidi"/>
+                <w:color w:val="0F4761" w:themeColor="accent1" w:themeShade="BF"/>
+                <w:sz w:val="32"/>
+                <w:szCs w:val="32"/>
+              </w:rPr>
+              <w:t>record</w:t>
+            </w:r>
+            <w:r>
+              <w:rPr>
+                <w:rFonts w:asciiTheme="majorBidi" w:eastAsiaTheme="majorEastAsia" w:hAnsiTheme="majorBidi" w:cstheme="majorBidi"/>
+                <w:color w:val="0F4761" w:themeColor="accent1" w:themeShade="BF"/>
+                <w:sz w:val="32"/>
+                <w:szCs w:val="32"/>
+              </w:rPr>
+              <w:t>s</w:t>
+            </w:r>
+            <w:r>
+              <w:rPr>
+                <w:rFonts w:asciiTheme="majorBidi" w:eastAsiaTheme="majorEastAsia" w:hAnsiTheme="majorBidi" w:cstheme="majorBidi"/>
+                <w:color w:val="0F4761" w:themeColor="accent1" w:themeShade="BF"/>
+                <w:sz w:val="32"/>
+                <w:szCs w:val="32"/>
+              </w:rPr>
+              <w:t xml:space="preserve"> the order.</w:t>
             </w:r>
           </w:p>
         </w:tc>
@@ -2127,6 +4288,8 @@
               <w:rPr>
                 <w:rFonts w:asciiTheme="majorBidi" w:hAnsiTheme="majorBidi" w:cstheme="majorBidi"/>
                 <w:color w:val="0F4761" w:themeColor="accent1" w:themeShade="BF"/>
+                <w:sz w:val="32"/>
+                <w:szCs w:val="32"/>
               </w:rPr>
             </w:pPr>
           </w:p>
@@ -2149,19 +4312,25 @@
               <w:rPr>
                 <w:rFonts w:asciiTheme="majorBidi" w:eastAsiaTheme="majorEastAsia" w:hAnsiTheme="majorBidi" w:cstheme="majorBidi"/>
                 <w:color w:val="0F4761" w:themeColor="accent1" w:themeShade="BF"/>
-              </w:rPr>
-            </w:pPr>
-            <w:r>
-              <w:rPr>
-                <w:rFonts w:asciiTheme="majorBidi" w:eastAsiaTheme="majorEastAsia" w:hAnsiTheme="majorBidi" w:cstheme="majorBidi"/>
-                <w:color w:val="0F4761" w:themeColor="accent1" w:themeShade="BF"/>
-              </w:rPr>
-              <w:t>The system forward</w:t>
-            </w:r>
-            <w:r>
-              <w:rPr>
-                <w:rFonts w:asciiTheme="majorBidi" w:eastAsiaTheme="majorEastAsia" w:hAnsiTheme="majorBidi" w:cstheme="majorBidi"/>
-                <w:color w:val="0F4761" w:themeColor="accent1" w:themeShade="BF"/>
+                <w:sz w:val="32"/>
+                <w:szCs w:val="32"/>
+              </w:rPr>
+            </w:pPr>
+            <w:r>
+              <w:rPr>
+                <w:rFonts w:asciiTheme="majorBidi" w:eastAsiaTheme="majorEastAsia" w:hAnsiTheme="majorBidi" w:cstheme="majorBidi"/>
+                <w:color w:val="0F4761" w:themeColor="accent1" w:themeShade="BF"/>
+                <w:sz w:val="32"/>
+                <w:szCs w:val="32"/>
+              </w:rPr>
+              <w:t>forward</w:t>
+            </w:r>
+            <w:r>
+              <w:rPr>
+                <w:rFonts w:asciiTheme="majorBidi" w:eastAsiaTheme="majorEastAsia" w:hAnsiTheme="majorBidi" w:cstheme="majorBidi"/>
+                <w:color w:val="0F4761" w:themeColor="accent1" w:themeShade="BF"/>
+                <w:sz w:val="32"/>
+                <w:szCs w:val="32"/>
               </w:rPr>
               <w:t>s</w:t>
             </w:r>
@@ -2169,6 +4338,8 @@
               <w:rPr>
                 <w:rFonts w:asciiTheme="majorBidi" w:eastAsiaTheme="majorEastAsia" w:hAnsiTheme="majorBidi" w:cstheme="majorBidi"/>
                 <w:color w:val="0F4761" w:themeColor="accent1" w:themeShade="BF"/>
+                <w:sz w:val="32"/>
+                <w:szCs w:val="32"/>
               </w:rPr>
               <w:t xml:space="preserve"> the necessary order</w:t>
             </w:r>
@@ -2176,6 +4347,8 @@
               <w:rPr>
                 <w:rFonts w:asciiTheme="majorBidi" w:eastAsiaTheme="majorEastAsia" w:hAnsiTheme="majorBidi" w:cstheme="majorBidi"/>
                 <w:color w:val="0F4761" w:themeColor="accent1" w:themeShade="BF"/>
+                <w:sz w:val="32"/>
+                <w:szCs w:val="32"/>
               </w:rPr>
               <w:t xml:space="preserve"> information to the selected supplier.</w:t>
             </w:r>
@@ -2202,6 +4375,8 @@
               <w:rPr>
                 <w:rFonts w:asciiTheme="majorBidi" w:hAnsiTheme="majorBidi" w:cstheme="majorBidi"/>
                 <w:color w:val="0F4761" w:themeColor="accent1" w:themeShade="BF"/>
+                <w:sz w:val="32"/>
+                <w:szCs w:val="32"/>
               </w:rPr>
             </w:pPr>
           </w:p>
@@ -2224,19 +4399,25 @@
               <w:rPr>
                 <w:rFonts w:asciiTheme="majorBidi" w:eastAsiaTheme="majorEastAsia" w:hAnsiTheme="majorBidi" w:cstheme="majorBidi"/>
                 <w:color w:val="0F4761" w:themeColor="accent1" w:themeShade="BF"/>
-              </w:rPr>
-            </w:pPr>
-            <w:r>
-              <w:rPr>
-                <w:rFonts w:asciiTheme="majorBidi" w:eastAsiaTheme="majorEastAsia" w:hAnsiTheme="majorBidi" w:cstheme="majorBidi"/>
-                <w:color w:val="0F4761" w:themeColor="accent1" w:themeShade="BF"/>
-              </w:rPr>
-              <w:t xml:space="preserve">The system informs the inventory manager </w:t>
-            </w:r>
-            <w:r>
-              <w:rPr>
-                <w:rFonts w:asciiTheme="majorBidi" w:eastAsiaTheme="majorEastAsia" w:hAnsiTheme="majorBidi" w:cstheme="majorBidi"/>
-                <w:color w:val="0F4761" w:themeColor="accent1" w:themeShade="BF"/>
+                <w:sz w:val="32"/>
+                <w:szCs w:val="32"/>
+              </w:rPr>
+            </w:pPr>
+            <w:r>
+              <w:rPr>
+                <w:rFonts w:asciiTheme="majorBidi" w:eastAsiaTheme="majorEastAsia" w:hAnsiTheme="majorBidi" w:cstheme="majorBidi"/>
+                <w:color w:val="0F4761" w:themeColor="accent1" w:themeShade="BF"/>
+                <w:sz w:val="32"/>
+                <w:szCs w:val="32"/>
+              </w:rPr>
+              <w:t xml:space="preserve">informs the inventory manager </w:t>
+            </w:r>
+            <w:r>
+              <w:rPr>
+                <w:rFonts w:asciiTheme="majorBidi" w:eastAsiaTheme="majorEastAsia" w:hAnsiTheme="majorBidi" w:cstheme="majorBidi"/>
+                <w:color w:val="0F4761" w:themeColor="accent1" w:themeShade="BF"/>
+                <w:sz w:val="32"/>
+                <w:szCs w:val="32"/>
               </w:rPr>
               <w:t>that the order was recorded and sent.</w:t>
             </w:r>
@@ -2262,11 +4443,15 @@
                 <w:rFonts w:asciiTheme="majorBidi" w:hAnsiTheme="majorBidi" w:cstheme="majorBidi"/>
                 <w:b w:val="0"/>
                 <w:bCs w:val="0"/>
-              </w:rPr>
-            </w:pPr>
-            <w:r>
-              <w:rPr>
-                <w:rFonts w:asciiTheme="majorBidi" w:hAnsiTheme="majorBidi" w:cstheme="majorBidi"/>
+                <w:sz w:val="32"/>
+                <w:szCs w:val="32"/>
+              </w:rPr>
+            </w:pPr>
+            <w:r>
+              <w:rPr>
+                <w:rFonts w:asciiTheme="majorBidi" w:hAnsiTheme="majorBidi" w:cstheme="majorBidi"/>
+                <w:sz w:val="32"/>
+                <w:szCs w:val="32"/>
               </w:rPr>
               <w:t>Alternative flows:</w:t>
             </w:r>
@@ -2280,11 +4465,15 @@
                 <w:rFonts w:asciiTheme="majorBidi" w:hAnsiTheme="majorBidi" w:cstheme="majorBidi"/>
                 <w:b w:val="0"/>
                 <w:bCs w:val="0"/>
-              </w:rPr>
-            </w:pPr>
-            <w:r>
-              <w:rPr>
-                <w:rFonts w:asciiTheme="majorBidi" w:hAnsiTheme="majorBidi" w:cstheme="majorBidi"/>
+                <w:sz w:val="32"/>
+                <w:szCs w:val="32"/>
+              </w:rPr>
+            </w:pPr>
+            <w:r>
+              <w:rPr>
+                <w:rFonts w:asciiTheme="majorBidi" w:hAnsiTheme="majorBidi" w:cstheme="majorBidi"/>
+                <w:sz w:val="32"/>
+                <w:szCs w:val="32"/>
               </w:rPr>
               <w:t>2.</w:t>
             </w:r>
@@ -2292,6 +4481,8 @@
             <w:r>
               <w:rPr>
                 <w:rFonts w:asciiTheme="majorBidi" w:hAnsiTheme="majorBidi" w:cstheme="majorBidi"/>
+                <w:sz w:val="32"/>
+                <w:szCs w:val="32"/>
               </w:rPr>
               <w:t>a</w:t>
             </w:r>
@@ -2299,49 +4490,56 @@
             <w:r>
               <w:rPr>
                 <w:rFonts w:asciiTheme="majorBidi" w:hAnsiTheme="majorBidi" w:cstheme="majorBidi"/>
+                <w:sz w:val="32"/>
+                <w:szCs w:val="32"/>
               </w:rPr>
               <w:t xml:space="preserve"> if a re</w:t>
             </w:r>
             <w:r>
               <w:rPr>
                 <w:rFonts w:asciiTheme="majorBidi" w:hAnsiTheme="majorBidi" w:cstheme="majorBidi"/>
+                <w:sz w:val="32"/>
+                <w:szCs w:val="32"/>
               </w:rPr>
               <w:t xml:space="preserve">quired detail is invalid </w:t>
             </w:r>
             <w:r>
               <w:rPr>
                 <w:rFonts w:asciiTheme="majorBidi" w:hAnsiTheme="majorBidi" w:cstheme="majorBidi"/>
+                <w:sz w:val="32"/>
+                <w:szCs w:val="32"/>
               </w:rPr>
               <w:t xml:space="preserve">or missing like no item for example </w:t>
             </w:r>
             <w:r>
               <w:rPr>
                 <w:rFonts w:asciiTheme="majorBidi" w:hAnsiTheme="majorBidi" w:cstheme="majorBidi"/>
-              </w:rPr>
-              <w:t xml:space="preserve">or invalid quantity, the </w:t>
-            </w:r>
-            <w:r>
-              <w:rPr>
-                <w:rFonts w:asciiTheme="majorBidi" w:hAnsiTheme="majorBidi" w:cstheme="majorBidi"/>
-              </w:rPr>
-              <w:lastRenderedPageBreak/>
-              <w:t>system informs the inventory manager</w:t>
-            </w:r>
-            <w:r>
-              <w:rPr>
-                <w:rFonts w:asciiTheme="majorBidi" w:hAnsiTheme="majorBidi" w:cstheme="majorBidi"/>
+                <w:sz w:val="32"/>
+                <w:szCs w:val="32"/>
+              </w:rPr>
+              <w:t>or invalid quantity, the system informs the inventory manager</w:t>
+            </w:r>
+            <w:r>
+              <w:rPr>
+                <w:rFonts w:asciiTheme="majorBidi" w:hAnsiTheme="majorBidi" w:cstheme="majorBidi"/>
+                <w:sz w:val="32"/>
+                <w:szCs w:val="32"/>
               </w:rPr>
               <w:t xml:space="preserve"> which details to retur</w:t>
             </w:r>
             <w:r>
               <w:rPr>
                 <w:rFonts w:asciiTheme="majorBidi" w:hAnsiTheme="majorBidi" w:cstheme="majorBidi"/>
+                <w:sz w:val="32"/>
+                <w:szCs w:val="32"/>
               </w:rPr>
               <w:t>ns to step1</w:t>
             </w:r>
             <w:r>
               <w:rPr>
                 <w:rFonts w:asciiTheme="majorBidi" w:hAnsiTheme="majorBidi" w:cstheme="majorBidi"/>
+                <w:sz w:val="32"/>
+                <w:szCs w:val="32"/>
               </w:rPr>
               <w:t>.</w:t>
             </w:r>
@@ -2355,6 +4553,8 @@
                 <w:rFonts w:asciiTheme="majorBidi" w:hAnsiTheme="majorBidi" w:cstheme="majorBidi"/>
                 <w:b w:val="0"/>
                 <w:bCs w:val="0"/>
+                <w:sz w:val="32"/>
+                <w:szCs w:val="32"/>
               </w:rPr>
             </w:pPr>
           </w:p>
@@ -2367,11 +4567,15 @@
                 <w:rFonts w:asciiTheme="majorBidi" w:hAnsiTheme="majorBidi" w:cstheme="majorBidi"/>
                 <w:b w:val="0"/>
                 <w:bCs w:val="0"/>
-              </w:rPr>
-            </w:pPr>
-            <w:r>
-              <w:rPr>
-                <w:rFonts w:asciiTheme="majorBidi" w:hAnsiTheme="majorBidi" w:cstheme="majorBidi"/>
+                <w:sz w:val="32"/>
+                <w:szCs w:val="32"/>
+              </w:rPr>
+            </w:pPr>
+            <w:r>
+              <w:rPr>
+                <w:rFonts w:asciiTheme="majorBidi" w:hAnsiTheme="majorBidi" w:cstheme="majorBidi"/>
+                <w:sz w:val="32"/>
+                <w:szCs w:val="32"/>
               </w:rPr>
               <w:t>4.</w:t>
             </w:r>
@@ -2379,6 +4583,8 @@
             <w:r>
               <w:rPr>
                 <w:rFonts w:asciiTheme="majorBidi" w:hAnsiTheme="majorBidi" w:cstheme="majorBidi"/>
+                <w:sz w:val="32"/>
+                <w:szCs w:val="32"/>
               </w:rPr>
               <w:t>a</w:t>
             </w:r>
@@ -2386,48 +4592,64 @@
             <w:r>
               <w:rPr>
                 <w:rFonts w:asciiTheme="majorBidi" w:hAnsiTheme="majorBidi" w:cstheme="majorBidi"/>
+                <w:sz w:val="32"/>
+                <w:szCs w:val="32"/>
               </w:rPr>
               <w:t xml:space="preserve"> </w:t>
             </w:r>
             <w:r>
               <w:rPr>
                 <w:rFonts w:asciiTheme="majorBidi" w:hAnsiTheme="majorBidi" w:cstheme="majorBidi"/>
+                <w:sz w:val="32"/>
+                <w:szCs w:val="32"/>
               </w:rPr>
               <w:t>if the order information can’t be deliver</w:t>
             </w:r>
             <w:r>
               <w:rPr>
                 <w:rFonts w:asciiTheme="majorBidi" w:hAnsiTheme="majorBidi" w:cstheme="majorBidi"/>
+                <w:sz w:val="32"/>
+                <w:szCs w:val="32"/>
               </w:rPr>
               <w:t>ed to the supp</w:t>
             </w:r>
             <w:r>
               <w:rPr>
                 <w:rFonts w:asciiTheme="majorBidi" w:hAnsiTheme="majorBidi" w:cstheme="majorBidi"/>
+                <w:sz w:val="32"/>
+                <w:szCs w:val="32"/>
               </w:rPr>
               <w:t>lier, the system keeps the recor</w:t>
             </w:r>
             <w:r>
               <w:rPr>
                 <w:rFonts w:asciiTheme="majorBidi" w:hAnsiTheme="majorBidi" w:cstheme="majorBidi"/>
+                <w:sz w:val="32"/>
+                <w:szCs w:val="32"/>
               </w:rPr>
               <w:t>ded order, infor</w:t>
             </w:r>
             <w:r>
               <w:rPr>
                 <w:rFonts w:asciiTheme="majorBidi" w:hAnsiTheme="majorBidi" w:cstheme="majorBidi"/>
+                <w:sz w:val="32"/>
+                <w:szCs w:val="32"/>
               </w:rPr>
               <w:t xml:space="preserve">ms the inventory manager that it wasn’t </w:t>
             </w:r>
             <w:r>
               <w:rPr>
                 <w:rFonts w:asciiTheme="majorBidi" w:hAnsiTheme="majorBidi" w:cstheme="majorBidi"/>
+                <w:sz w:val="32"/>
+                <w:szCs w:val="32"/>
               </w:rPr>
               <w:t>sent, and the order can be sent again later</w:t>
             </w:r>
             <w:r>
               <w:rPr>
                 <w:rFonts w:asciiTheme="majorBidi" w:hAnsiTheme="majorBidi" w:cstheme="majorBidi"/>
+                <w:sz w:val="32"/>
+                <w:szCs w:val="32"/>
               </w:rPr>
               <w:t>.</w:t>
             </w:r>
@@ -2440,15 +4662,134 @@
               <w:rPr>
                 <w:rFonts w:asciiTheme="majorBidi" w:eastAsiaTheme="majorEastAsia" w:hAnsiTheme="majorBidi" w:cstheme="majorBidi"/>
                 <w:color w:val="0F4761" w:themeColor="accent1" w:themeShade="BF"/>
+                <w:sz w:val="32"/>
+                <w:szCs w:val="32"/>
               </w:rPr>
             </w:pPr>
           </w:p>
         </w:tc>
       </w:tr>
     </w:tbl>
-    <w:p/>
-    <w:p/>
-    <w:p/>
+    <w:p>
+      <w:pPr>
+        <w:rPr>
+          <w:sz w:val="28"/>
+          <w:szCs w:val="28"/>
+        </w:rPr>
+      </w:pPr>
+    </w:p>
+    <w:p>
+      <w:pPr>
+        <w:rPr>
+          <w:sz w:val="28"/>
+          <w:szCs w:val="28"/>
+        </w:rPr>
+      </w:pPr>
+    </w:p>
+    <w:p>
+      <w:pPr>
+        <w:rPr>
+          <w:sz w:val="28"/>
+          <w:szCs w:val="28"/>
+        </w:rPr>
+      </w:pPr>
+    </w:p>
+    <w:p>
+      <w:pPr>
+        <w:rPr>
+          <w:sz w:val="28"/>
+          <w:szCs w:val="28"/>
+        </w:rPr>
+      </w:pPr>
+    </w:p>
+    <w:p>
+      <w:pPr>
+        <w:rPr>
+          <w:sz w:val="28"/>
+          <w:szCs w:val="28"/>
+        </w:rPr>
+      </w:pPr>
+    </w:p>
+    <w:p>
+      <w:pPr>
+        <w:rPr>
+          <w:sz w:val="28"/>
+          <w:szCs w:val="28"/>
+        </w:rPr>
+      </w:pPr>
+    </w:p>
+    <w:p>
+      <w:pPr>
+        <w:rPr>
+          <w:sz w:val="28"/>
+          <w:szCs w:val="28"/>
+        </w:rPr>
+      </w:pPr>
+    </w:p>
+    <w:p>
+      <w:pPr>
+        <w:rPr>
+          <w:sz w:val="28"/>
+          <w:szCs w:val="28"/>
+        </w:rPr>
+      </w:pPr>
+    </w:p>
+    <w:p>
+      <w:pPr>
+        <w:rPr>
+          <w:sz w:val="28"/>
+          <w:szCs w:val="28"/>
+        </w:rPr>
+      </w:pPr>
+    </w:p>
+    <w:p>
+      <w:pPr>
+        <w:rPr>
+          <w:sz w:val="28"/>
+          <w:szCs w:val="28"/>
+        </w:rPr>
+      </w:pPr>
+    </w:p>
+    <w:p>
+      <w:pPr>
+        <w:rPr>
+          <w:sz w:val="28"/>
+          <w:szCs w:val="28"/>
+        </w:rPr>
+      </w:pPr>
+    </w:p>
+    <w:p>
+      <w:pPr>
+        <w:rPr>
+          <w:sz w:val="28"/>
+          <w:szCs w:val="28"/>
+        </w:rPr>
+      </w:pPr>
+    </w:p>
+    <w:p>
+      <w:pPr>
+        <w:rPr>
+          <w:sz w:val="28"/>
+          <w:szCs w:val="28"/>
+        </w:rPr>
+      </w:pPr>
+    </w:p>
+    <w:p>
+      <w:pPr>
+        <w:rPr>
+          <w:sz w:val="28"/>
+          <w:szCs w:val="28"/>
+        </w:rPr>
+      </w:pPr>
+    </w:p>
+    <w:p>
+      <w:pPr>
+        <w:rPr>
+          <w:sz w:val="28"/>
+          <w:szCs w:val="28"/>
+        </w:rPr>
+      </w:pPr>
+    </w:p>
     <w:tbl>
       <w:tblPr>
         <w:tblStyle w:val="GridTable5Dark-Accent4"/>
@@ -2491,13 +4832,53 @@
               <w:rPr>
                 <w:rFonts w:asciiTheme="majorBidi" w:eastAsiaTheme="majorEastAsia" w:hAnsiTheme="majorBidi" w:cstheme="majorBidi"/>
                 <w:color w:val="0F4761" w:themeColor="accent1" w:themeShade="BF"/>
-              </w:rPr>
-            </w:pPr>
-            <w:r>
-              <w:rPr>
-                <w:rFonts w:asciiTheme="majorBidi" w:hAnsiTheme="majorBidi" w:cstheme="majorBidi"/>
-              </w:rPr>
-              <w:t>Use case ID:</w:t>
+                <w:sz w:val="32"/>
+                <w:szCs w:val="32"/>
+              </w:rPr>
+            </w:pPr>
+            <w:r>
+              <w:rPr>
+                <w:rFonts w:asciiTheme="majorBidi" w:hAnsiTheme="majorBidi" w:cstheme="majorBidi"/>
+                <w:sz w:val="32"/>
+                <w:szCs w:val="32"/>
+              </w:rPr>
+              <w:lastRenderedPageBreak/>
+              <w:t xml:space="preserve">Use case </w:t>
+            </w:r>
+            <w:proofErr w:type="gramStart"/>
+            <w:r>
+              <w:rPr>
+                <w:rFonts w:asciiTheme="majorBidi" w:hAnsiTheme="majorBidi" w:cstheme="majorBidi"/>
+                <w:sz w:val="32"/>
+                <w:szCs w:val="32"/>
+              </w:rPr>
+              <w:t>ID:</w:t>
+            </w:r>
+            <w:r>
+              <w:rPr>
+                <w:rFonts w:asciiTheme="majorBidi" w:hAnsiTheme="majorBidi" w:cstheme="majorBidi"/>
+                <w:sz w:val="32"/>
+                <w:szCs w:val="32"/>
+              </w:rPr>
+              <w:t>UC</w:t>
+            </w:r>
+            <w:proofErr w:type="gramEnd"/>
+            <w:r>
+              <w:rPr>
+                <w:rFonts w:asciiTheme="majorBidi" w:hAnsiTheme="majorBidi" w:cstheme="majorBidi"/>
+                <w:sz w:val="32"/>
+                <w:szCs w:val="32"/>
+              </w:rPr>
+              <w:t>0</w:t>
+            </w:r>
+            <w:r>
+              <w:rPr>
+                <w:rFonts w:asciiTheme="majorBidi" w:hAnsiTheme="majorBidi" w:cstheme="majorBidi" w:hint="cs"/>
+                <w:sz w:val="32"/>
+                <w:szCs w:val="32"/>
+                <w:rtl/>
+              </w:rPr>
+              <w:t>7</w:t>
             </w:r>
           </w:p>
         </w:tc>
@@ -2519,11 +4900,15 @@
               <w:rPr>
                 <w:rFonts w:asciiTheme="majorBidi" w:eastAsiaTheme="majorEastAsia" w:hAnsiTheme="majorBidi" w:cstheme="majorBidi"/>
                 <w:color w:val="0F4761" w:themeColor="accent1" w:themeShade="BF"/>
-              </w:rPr>
-            </w:pPr>
-            <w:r>
-              <w:rPr>
-                <w:rFonts w:asciiTheme="majorBidi" w:eastAsiaTheme="majorEastAsia" w:hAnsiTheme="majorBidi" w:cstheme="majorBidi"/>
+                <w:sz w:val="32"/>
+                <w:szCs w:val="32"/>
+              </w:rPr>
+            </w:pPr>
+            <w:r>
+              <w:rPr>
+                <w:rFonts w:asciiTheme="majorBidi" w:eastAsiaTheme="majorEastAsia" w:hAnsiTheme="majorBidi" w:cstheme="majorBidi"/>
+                <w:sz w:val="32"/>
+                <w:szCs w:val="32"/>
               </w:rPr>
               <w:t>Process sale</w:t>
             </w:r>
@@ -2552,11 +4937,15 @@
               <w:rPr>
                 <w:rFonts w:asciiTheme="majorBidi" w:eastAsiaTheme="majorEastAsia" w:hAnsiTheme="majorBidi" w:cstheme="majorBidi"/>
                 <w:color w:val="0F4761" w:themeColor="accent1" w:themeShade="BF"/>
-              </w:rPr>
-            </w:pPr>
-            <w:r>
-              <w:rPr>
-                <w:rFonts w:asciiTheme="majorBidi" w:hAnsiTheme="majorBidi" w:cstheme="majorBidi"/>
+                <w:sz w:val="32"/>
+                <w:szCs w:val="32"/>
+              </w:rPr>
+            </w:pPr>
+            <w:r>
+              <w:rPr>
+                <w:rFonts w:asciiTheme="majorBidi" w:hAnsiTheme="majorBidi" w:cstheme="majorBidi"/>
+                <w:sz w:val="32"/>
+                <w:szCs w:val="32"/>
               </w:rPr>
               <w:t>Brief description</w:t>
             </w:r>
@@ -2575,14 +4964,58 @@
               <w:rPr>
                 <w:rFonts w:asciiTheme="majorBidi" w:eastAsiaTheme="majorEastAsia" w:hAnsiTheme="majorBidi" w:cstheme="majorBidi"/>
                 <w:color w:val="0F4761" w:themeColor="accent1" w:themeShade="BF"/>
-              </w:rPr>
-            </w:pPr>
-            <w:r>
-              <w:rPr>
-                <w:rFonts w:asciiTheme="majorBidi" w:eastAsiaTheme="majorEastAsia" w:hAnsiTheme="majorBidi" w:cstheme="majorBidi"/>
-                <w:color w:val="0F4761" w:themeColor="accent1" w:themeShade="BF"/>
-              </w:rPr>
-              <w:t>The salesperson process the items selected by a customer. The system checks the availability , calculate amount and generate receipt</w:t>
+                <w:sz w:val="32"/>
+                <w:szCs w:val="32"/>
+              </w:rPr>
+            </w:pPr>
+            <w:r>
+              <w:rPr>
+                <w:rFonts w:asciiTheme="majorBidi" w:eastAsiaTheme="majorEastAsia" w:hAnsiTheme="majorBidi" w:cstheme="majorBidi"/>
+                <w:color w:val="0F4761" w:themeColor="accent1" w:themeShade="BF"/>
+                <w:sz w:val="32"/>
+                <w:szCs w:val="32"/>
+              </w:rPr>
+              <w:t xml:space="preserve">The salesperson </w:t>
+            </w:r>
+            <w:proofErr w:type="gramStart"/>
+            <w:r>
+              <w:rPr>
+                <w:rFonts w:asciiTheme="majorBidi" w:eastAsiaTheme="majorEastAsia" w:hAnsiTheme="majorBidi" w:cstheme="majorBidi"/>
+                <w:color w:val="0F4761" w:themeColor="accent1" w:themeShade="BF"/>
+                <w:sz w:val="32"/>
+                <w:szCs w:val="32"/>
+              </w:rPr>
+              <w:t>process</w:t>
+            </w:r>
+            <w:proofErr w:type="gramEnd"/>
+            <w:r>
+              <w:rPr>
+                <w:rFonts w:asciiTheme="majorBidi" w:eastAsiaTheme="majorEastAsia" w:hAnsiTheme="majorBidi" w:cstheme="majorBidi"/>
+                <w:color w:val="0F4761" w:themeColor="accent1" w:themeShade="BF"/>
+                <w:sz w:val="32"/>
+                <w:szCs w:val="32"/>
+              </w:rPr>
+              <w:t xml:space="preserve"> the items selected by a customer. The system checks the </w:t>
+            </w:r>
+            <w:proofErr w:type="gramStart"/>
+            <w:r>
+              <w:rPr>
+                <w:rFonts w:asciiTheme="majorBidi" w:eastAsiaTheme="majorEastAsia" w:hAnsiTheme="majorBidi" w:cstheme="majorBidi"/>
+                <w:color w:val="0F4761" w:themeColor="accent1" w:themeShade="BF"/>
+                <w:sz w:val="32"/>
+                <w:szCs w:val="32"/>
+              </w:rPr>
+              <w:t>availability ,</w:t>
+            </w:r>
+            <w:proofErr w:type="gramEnd"/>
+            <w:r>
+              <w:rPr>
+                <w:rFonts w:asciiTheme="majorBidi" w:eastAsiaTheme="majorEastAsia" w:hAnsiTheme="majorBidi" w:cstheme="majorBidi"/>
+                <w:color w:val="0F4761" w:themeColor="accent1" w:themeShade="BF"/>
+                <w:sz w:val="32"/>
+                <w:szCs w:val="32"/>
+              </w:rPr>
+              <w:t xml:space="preserve"> calculate amount and generate receipt</w:t>
             </w:r>
           </w:p>
         </w:tc>
@@ -2607,11 +5040,15 @@
               <w:rPr>
                 <w:rFonts w:asciiTheme="majorBidi" w:eastAsiaTheme="majorEastAsia" w:hAnsiTheme="majorBidi" w:cstheme="majorBidi"/>
                 <w:color w:val="0F4761" w:themeColor="accent1" w:themeShade="BF"/>
-              </w:rPr>
-            </w:pPr>
-            <w:r>
-              <w:rPr>
-                <w:rFonts w:asciiTheme="majorBidi" w:hAnsiTheme="majorBidi" w:cstheme="majorBidi"/>
+                <w:sz w:val="32"/>
+                <w:szCs w:val="32"/>
+              </w:rPr>
+            </w:pPr>
+            <w:r>
+              <w:rPr>
+                <w:rFonts w:asciiTheme="majorBidi" w:hAnsiTheme="majorBidi" w:cstheme="majorBidi"/>
+                <w:sz w:val="32"/>
+                <w:szCs w:val="32"/>
               </w:rPr>
               <w:t>Primary actors</w:t>
             </w:r>
@@ -2630,14 +5067,18 @@
               <w:rPr>
                 <w:rFonts w:asciiTheme="majorBidi" w:eastAsiaTheme="majorEastAsia" w:hAnsiTheme="majorBidi" w:cstheme="majorBidi"/>
                 <w:color w:val="0F4761" w:themeColor="accent1" w:themeShade="BF"/>
-              </w:rPr>
-            </w:pPr>
-            <w:r>
-              <w:rPr>
-                <w:rFonts w:asciiTheme="majorBidi" w:eastAsiaTheme="majorEastAsia" w:hAnsiTheme="majorBidi" w:cstheme="majorBidi"/>
-                <w:color w:val="0F4761" w:themeColor="accent1" w:themeShade="BF"/>
-              </w:rPr>
-              <w:t>Primary: Salesperson</w:t>
+                <w:sz w:val="32"/>
+                <w:szCs w:val="32"/>
+              </w:rPr>
+            </w:pPr>
+            <w:r>
+              <w:rPr>
+                <w:rFonts w:asciiTheme="majorBidi" w:eastAsiaTheme="majorEastAsia" w:hAnsiTheme="majorBidi" w:cstheme="majorBidi"/>
+                <w:color w:val="0F4761" w:themeColor="accent1" w:themeShade="BF"/>
+                <w:sz w:val="32"/>
+                <w:szCs w:val="32"/>
+              </w:rPr>
+              <w:t>Salesperson</w:t>
             </w:r>
           </w:p>
           <w:p>
@@ -2649,14 +5090,27 @@
               <w:rPr>
                 <w:rFonts w:asciiTheme="majorBidi" w:eastAsiaTheme="majorEastAsia" w:hAnsiTheme="majorBidi" w:cstheme="majorBidi"/>
                 <w:color w:val="0F4761" w:themeColor="accent1" w:themeShade="BF"/>
-              </w:rPr>
-            </w:pPr>
-            <w:r>
-              <w:rPr>
-                <w:rFonts w:asciiTheme="majorBidi" w:eastAsiaTheme="majorEastAsia" w:hAnsiTheme="majorBidi" w:cstheme="majorBidi"/>
-                <w:color w:val="0F4761" w:themeColor="accent1" w:themeShade="BF"/>
-              </w:rPr>
-              <w:t>Secondary: customer</w:t>
+                <w:sz w:val="32"/>
+                <w:szCs w:val="32"/>
+              </w:rPr>
+            </w:pPr>
+            <w:r>
+              <w:rPr>
+                <w:rFonts w:asciiTheme="majorBidi" w:eastAsiaTheme="majorEastAsia" w:hAnsiTheme="majorBidi" w:cstheme="majorBidi"/>
+                <w:color w:val="0F4761" w:themeColor="accent1" w:themeShade="BF"/>
+                <w:sz w:val="32"/>
+                <w:szCs w:val="32"/>
+              </w:rPr>
+              <w:t>C</w:t>
+            </w:r>
+            <w:r>
+              <w:rPr>
+                <w:rFonts w:asciiTheme="majorBidi" w:eastAsiaTheme="majorEastAsia" w:hAnsiTheme="majorBidi" w:cstheme="majorBidi"/>
+                <w:color w:val="0F4761" w:themeColor="accent1" w:themeShade="BF"/>
+                <w:sz w:val="32"/>
+                <w:szCs w:val="32"/>
+              </w:rPr>
+              <w:t>ustomer</w:t>
             </w:r>
           </w:p>
         </w:tc>
@@ -2683,11 +5137,15 @@
               <w:rPr>
                 <w:rFonts w:asciiTheme="majorBidi" w:eastAsiaTheme="majorEastAsia" w:hAnsiTheme="majorBidi" w:cstheme="majorBidi"/>
                 <w:color w:val="0F4761" w:themeColor="accent1" w:themeShade="BF"/>
-              </w:rPr>
-            </w:pPr>
-            <w:r>
-              <w:rPr>
-                <w:rFonts w:asciiTheme="majorBidi" w:hAnsiTheme="majorBidi" w:cstheme="majorBidi"/>
+                <w:sz w:val="32"/>
+                <w:szCs w:val="32"/>
+              </w:rPr>
+            </w:pPr>
+            <w:r>
+              <w:rPr>
+                <w:rFonts w:asciiTheme="majorBidi" w:hAnsiTheme="majorBidi" w:cstheme="majorBidi"/>
+                <w:sz w:val="32"/>
+                <w:szCs w:val="32"/>
               </w:rPr>
               <w:t>Trigger</w:t>
             </w:r>
@@ -2706,14 +5164,38 @@
               <w:rPr>
                 <w:rFonts w:asciiTheme="majorBidi" w:eastAsiaTheme="majorEastAsia" w:hAnsiTheme="majorBidi" w:cstheme="majorBidi"/>
                 <w:color w:val="0F4761" w:themeColor="accent1" w:themeShade="BF"/>
-              </w:rPr>
-            </w:pPr>
-            <w:r>
-              <w:rPr>
-                <w:rFonts w:asciiTheme="majorBidi" w:eastAsiaTheme="majorEastAsia" w:hAnsiTheme="majorBidi" w:cstheme="majorBidi"/>
-                <w:color w:val="0F4761" w:themeColor="accent1" w:themeShade="BF"/>
-              </w:rPr>
-              <w:t>A customer want to purchase item at billing counter</w:t>
+                <w:sz w:val="32"/>
+                <w:szCs w:val="32"/>
+              </w:rPr>
+            </w:pPr>
+            <w:r>
+              <w:rPr>
+                <w:rFonts w:asciiTheme="majorBidi" w:eastAsiaTheme="majorEastAsia" w:hAnsiTheme="majorBidi" w:cstheme="majorBidi"/>
+                <w:color w:val="0F4761" w:themeColor="accent1" w:themeShade="BF"/>
+                <w:sz w:val="32"/>
+                <w:szCs w:val="32"/>
+              </w:rPr>
+              <w:t xml:space="preserve">A customer </w:t>
+            </w:r>
+            <w:proofErr w:type="gramStart"/>
+            <w:r>
+              <w:rPr>
+                <w:rFonts w:asciiTheme="majorBidi" w:eastAsiaTheme="majorEastAsia" w:hAnsiTheme="majorBidi" w:cstheme="majorBidi"/>
+                <w:color w:val="0F4761" w:themeColor="accent1" w:themeShade="BF"/>
+                <w:sz w:val="32"/>
+                <w:szCs w:val="32"/>
+              </w:rPr>
+              <w:t>want</w:t>
+            </w:r>
+            <w:proofErr w:type="gramEnd"/>
+            <w:r>
+              <w:rPr>
+                <w:rFonts w:asciiTheme="majorBidi" w:eastAsiaTheme="majorEastAsia" w:hAnsiTheme="majorBidi" w:cstheme="majorBidi"/>
+                <w:color w:val="0F4761" w:themeColor="accent1" w:themeShade="BF"/>
+                <w:sz w:val="32"/>
+                <w:szCs w:val="32"/>
+              </w:rPr>
+              <w:t xml:space="preserve"> to purchase item at billing counter</w:t>
             </w:r>
           </w:p>
         </w:tc>
@@ -2739,11 +5221,15 @@
               <w:rPr>
                 <w:rFonts w:asciiTheme="majorBidi" w:eastAsiaTheme="majorEastAsia" w:hAnsiTheme="majorBidi" w:cstheme="majorBidi"/>
                 <w:color w:val="0F4761" w:themeColor="accent1" w:themeShade="BF"/>
-              </w:rPr>
-            </w:pPr>
-            <w:r>
-              <w:rPr>
-                <w:rFonts w:asciiTheme="majorBidi" w:hAnsiTheme="majorBidi" w:cstheme="majorBidi"/>
+                <w:sz w:val="32"/>
+                <w:szCs w:val="32"/>
+              </w:rPr>
+            </w:pPr>
+            <w:r>
+              <w:rPr>
+                <w:rFonts w:asciiTheme="majorBidi" w:hAnsiTheme="majorBidi" w:cstheme="majorBidi"/>
+                <w:sz w:val="32"/>
+                <w:szCs w:val="32"/>
               </w:rPr>
               <w:t>Preconditions</w:t>
             </w:r>
@@ -2762,15 +5248,30 @@
               <w:rPr>
                 <w:rFonts w:asciiTheme="majorBidi" w:eastAsiaTheme="majorEastAsia" w:hAnsiTheme="majorBidi" w:cstheme="majorBidi"/>
                 <w:color w:val="0F4761" w:themeColor="accent1" w:themeShade="BF"/>
-              </w:rPr>
-            </w:pPr>
-            <w:r>
-              <w:rPr>
-                <w:rFonts w:asciiTheme="majorBidi" w:eastAsiaTheme="majorEastAsia" w:hAnsiTheme="majorBidi" w:cstheme="majorBidi"/>
-                <w:color w:val="0F4761" w:themeColor="accent1" w:themeShade="BF"/>
-              </w:rPr>
-              <w:t>The salesperson is logged in to the system</w:t>
-            </w:r>
+                <w:sz w:val="32"/>
+                <w:szCs w:val="32"/>
+              </w:rPr>
+            </w:pPr>
+            <w:r>
+              <w:rPr>
+                <w:rFonts w:asciiTheme="majorBidi" w:eastAsiaTheme="majorEastAsia" w:hAnsiTheme="majorBidi" w:cstheme="majorBidi"/>
+                <w:color w:val="0F4761" w:themeColor="accent1" w:themeShade="BF"/>
+                <w:sz w:val="32"/>
+                <w:szCs w:val="32"/>
+              </w:rPr>
+              <w:t xml:space="preserve">The salesperson is logged in to the </w:t>
+            </w:r>
+            <w:proofErr w:type="gramStart"/>
+            <w:r>
+              <w:rPr>
+                <w:rFonts w:asciiTheme="majorBidi" w:eastAsiaTheme="majorEastAsia" w:hAnsiTheme="majorBidi" w:cstheme="majorBidi"/>
+                <w:color w:val="0F4761" w:themeColor="accent1" w:themeShade="BF"/>
+                <w:sz w:val="32"/>
+                <w:szCs w:val="32"/>
+              </w:rPr>
+              <w:t>system</w:t>
+            </w:r>
+            <w:proofErr w:type="gramEnd"/>
           </w:p>
           <w:p>
             <w:pPr>
@@ -2781,12 +5282,16 @@
               <w:rPr>
                 <w:rFonts w:asciiTheme="majorBidi" w:eastAsiaTheme="majorEastAsia" w:hAnsiTheme="majorBidi" w:cstheme="majorBidi"/>
                 <w:color w:val="0F4761" w:themeColor="accent1" w:themeShade="BF"/>
-              </w:rPr>
-            </w:pPr>
-            <w:r>
-              <w:rPr>
-                <w:rFonts w:asciiTheme="majorBidi" w:eastAsiaTheme="majorEastAsia" w:hAnsiTheme="majorBidi" w:cstheme="majorBidi"/>
-                <w:color w:val="0F4761" w:themeColor="accent1" w:themeShade="BF"/>
+                <w:sz w:val="32"/>
+                <w:szCs w:val="32"/>
+              </w:rPr>
+            </w:pPr>
+            <w:r>
+              <w:rPr>
+                <w:rFonts w:asciiTheme="majorBidi" w:eastAsiaTheme="majorEastAsia" w:hAnsiTheme="majorBidi" w:cstheme="majorBidi"/>
+                <w:color w:val="0F4761" w:themeColor="accent1" w:themeShade="BF"/>
+                <w:sz w:val="32"/>
+                <w:szCs w:val="32"/>
               </w:rPr>
               <w:t>The customer has selected the item to purchase</w:t>
             </w:r>
@@ -2815,11 +5320,15 @@
               <w:rPr>
                 <w:rFonts w:asciiTheme="majorBidi" w:eastAsiaTheme="majorEastAsia" w:hAnsiTheme="majorBidi" w:cstheme="majorBidi"/>
                 <w:color w:val="0F4761" w:themeColor="accent1" w:themeShade="BF"/>
-              </w:rPr>
-            </w:pPr>
-            <w:r>
-              <w:rPr>
-                <w:rFonts w:asciiTheme="majorBidi" w:hAnsiTheme="majorBidi" w:cstheme="majorBidi"/>
+                <w:sz w:val="32"/>
+                <w:szCs w:val="32"/>
+              </w:rPr>
+            </w:pPr>
+            <w:r>
+              <w:rPr>
+                <w:rFonts w:asciiTheme="majorBidi" w:hAnsiTheme="majorBidi" w:cstheme="majorBidi"/>
+                <w:sz w:val="32"/>
+                <w:szCs w:val="32"/>
               </w:rPr>
               <w:t>Postconditions</w:t>
             </w:r>
@@ -2838,21 +5347,18 @@
               <w:rPr>
                 <w:rFonts w:asciiTheme="majorBidi" w:eastAsiaTheme="majorEastAsia" w:hAnsiTheme="majorBidi" w:cstheme="majorBidi"/>
                 <w:color w:val="0F4761" w:themeColor="accent1" w:themeShade="BF"/>
-              </w:rPr>
-            </w:pPr>
-            <w:r>
-              <w:rPr>
-                <w:rFonts w:asciiTheme="majorBidi" w:eastAsiaTheme="majorEastAsia" w:hAnsiTheme="majorBidi" w:cstheme="majorBidi"/>
-                <w:color w:val="0F4761" w:themeColor="accent1" w:themeShade="BF"/>
-              </w:rPr>
-              <w:t>1-</w:t>
-            </w:r>
-            <w:r>
-              <w:rPr>
-                <w:rFonts w:asciiTheme="majorBidi" w:eastAsiaTheme="majorEastAsia" w:hAnsiTheme="majorBidi" w:cstheme="majorBidi"/>
-                <w:color w:val="0F4761" w:themeColor="accent1" w:themeShade="BF"/>
-              </w:rPr>
-              <w:t>A receipt is generated for completed transaction</w:t>
+                <w:sz w:val="32"/>
+                <w:szCs w:val="32"/>
+              </w:rPr>
+            </w:pPr>
+            <w:r>
+              <w:rPr>
+                <w:rFonts w:asciiTheme="majorBidi" w:eastAsiaTheme="majorEastAsia" w:hAnsiTheme="majorBidi" w:cstheme="majorBidi"/>
+                <w:color w:val="0F4761" w:themeColor="accent1" w:themeShade="BF"/>
+                <w:sz w:val="32"/>
+                <w:szCs w:val="32"/>
+              </w:rPr>
+              <w:t>1-A receipt is generated for completed transaction</w:t>
             </w:r>
           </w:p>
           <w:p>
@@ -2864,21 +5370,18 @@
               <w:rPr>
                 <w:rFonts w:asciiTheme="majorBidi" w:eastAsiaTheme="majorEastAsia" w:hAnsiTheme="majorBidi" w:cstheme="majorBidi"/>
                 <w:color w:val="0F4761" w:themeColor="accent1" w:themeShade="BF"/>
-              </w:rPr>
-            </w:pPr>
-            <w:r>
-              <w:rPr>
-                <w:rFonts w:asciiTheme="majorBidi" w:eastAsiaTheme="majorEastAsia" w:hAnsiTheme="majorBidi" w:cstheme="majorBidi"/>
-                <w:color w:val="0F4761" w:themeColor="accent1" w:themeShade="BF"/>
-              </w:rPr>
-              <w:t>2-</w:t>
-            </w:r>
-            <w:r>
-              <w:rPr>
-                <w:rFonts w:asciiTheme="majorBidi" w:eastAsiaTheme="majorEastAsia" w:hAnsiTheme="majorBidi" w:cstheme="majorBidi"/>
-                <w:color w:val="0F4761" w:themeColor="accent1" w:themeShade="BF"/>
-              </w:rPr>
-              <w:t xml:space="preserve">The purchased quantities are deducted from inventory </w:t>
+                <w:sz w:val="32"/>
+                <w:szCs w:val="32"/>
+              </w:rPr>
+            </w:pPr>
+            <w:r>
+              <w:rPr>
+                <w:rFonts w:asciiTheme="majorBidi" w:eastAsiaTheme="majorEastAsia" w:hAnsiTheme="majorBidi" w:cstheme="majorBidi"/>
+                <w:color w:val="0F4761" w:themeColor="accent1" w:themeShade="BF"/>
+                <w:sz w:val="32"/>
+                <w:szCs w:val="32"/>
+              </w:rPr>
+              <w:t xml:space="preserve">2-The purchased quantities are deducted from inventory </w:t>
             </w:r>
           </w:p>
         </w:tc>
@@ -2902,11 +5405,15 @@
               <w:rPr>
                 <w:rFonts w:asciiTheme="majorBidi" w:eastAsiaTheme="majorEastAsia" w:hAnsiTheme="majorBidi" w:cstheme="majorBidi"/>
                 <w:color w:val="0F4761" w:themeColor="accent1" w:themeShade="BF"/>
-              </w:rPr>
-            </w:pPr>
-            <w:r>
-              <w:rPr>
-                <w:rFonts w:asciiTheme="majorBidi" w:hAnsiTheme="majorBidi" w:cstheme="majorBidi"/>
+                <w:sz w:val="32"/>
+                <w:szCs w:val="32"/>
+              </w:rPr>
+            </w:pPr>
+            <w:r>
+              <w:rPr>
+                <w:rFonts w:asciiTheme="majorBidi" w:hAnsiTheme="majorBidi" w:cstheme="majorBidi"/>
+                <w:sz w:val="32"/>
+                <w:szCs w:val="32"/>
               </w:rPr>
               <w:t>Main Success Scenario</w:t>
             </w:r>
@@ -2932,12 +5439,16 @@
               <w:rPr>
                 <w:rFonts w:asciiTheme="majorBidi" w:hAnsiTheme="majorBidi" w:cstheme="majorBidi"/>
                 <w:color w:val="0E2841" w:themeColor="text2"/>
+                <w:sz w:val="32"/>
+                <w:szCs w:val="32"/>
               </w:rPr>
             </w:pPr>
             <w:r>
               <w:rPr>
                 <w:rFonts w:asciiTheme="majorBidi" w:hAnsiTheme="majorBidi" w:cstheme="majorBidi"/>
                 <w:color w:val="0E2841" w:themeColor="text2"/>
+                <w:sz w:val="32"/>
+                <w:szCs w:val="32"/>
               </w:rPr>
               <w:t>Actor Action</w:t>
             </w:r>
@@ -2958,6 +5469,8 @@
                 <w:b/>
                 <w:bCs/>
                 <w:color w:val="0F4761" w:themeColor="accent1" w:themeShade="BF"/>
+                <w:sz w:val="32"/>
+                <w:szCs w:val="32"/>
               </w:rPr>
             </w:pPr>
             <w:r>
@@ -2965,6 +5478,8 @@
                 <w:rFonts w:asciiTheme="majorBidi" w:hAnsiTheme="majorBidi" w:cstheme="majorBidi"/>
                 <w:b/>
                 <w:bCs/>
+                <w:sz w:val="32"/>
+                <w:szCs w:val="32"/>
               </w:rPr>
               <w:t>System Response</w:t>
             </w:r>
@@ -2987,11 +5502,15 @@
               </w:tabs>
               <w:rPr>
                 <w:rFonts w:asciiTheme="majorBidi" w:hAnsiTheme="majorBidi" w:cstheme="majorBidi"/>
-              </w:rPr>
-            </w:pPr>
-            <w:r>
-              <w:rPr>
-                <w:rFonts w:asciiTheme="majorBidi" w:hAnsiTheme="majorBidi" w:cstheme="majorBidi"/>
+                <w:sz w:val="32"/>
+                <w:szCs w:val="32"/>
+              </w:rPr>
+            </w:pPr>
+            <w:r>
+              <w:rPr>
+                <w:rFonts w:asciiTheme="majorBidi" w:hAnsiTheme="majorBidi" w:cstheme="majorBidi"/>
+                <w:sz w:val="32"/>
+                <w:szCs w:val="32"/>
               </w:rPr>
               <w:t>1-the salesperson scans the item barcodes or enters its identifier and specify</w:t>
             </w:r>
@@ -2999,12 +5518,16 @@
               <w:rPr>
                 <w:rFonts w:asciiTheme="majorBidi" w:hAnsiTheme="majorBidi" w:cstheme="majorBidi"/>
                 <w:color w:val="0F4761" w:themeColor="accent1" w:themeShade="BF"/>
+                <w:sz w:val="32"/>
+                <w:szCs w:val="32"/>
               </w:rPr>
               <w:t xml:space="preserve"> </w:t>
             </w:r>
             <w:r>
               <w:rPr>
                 <w:rFonts w:asciiTheme="majorBidi" w:hAnsiTheme="majorBidi" w:cstheme="majorBidi"/>
+                <w:sz w:val="32"/>
+                <w:szCs w:val="32"/>
               </w:rPr>
               <w:t>the quantity being purchased</w:t>
             </w:r>
@@ -3023,14 +5546,18 @@
               <w:rPr>
                 <w:rFonts w:asciiTheme="majorBidi" w:eastAsiaTheme="majorEastAsia" w:hAnsiTheme="majorBidi" w:cstheme="majorBidi"/>
                 <w:color w:val="0F4761" w:themeColor="accent1" w:themeShade="BF"/>
-              </w:rPr>
-            </w:pPr>
-            <w:r>
-              <w:rPr>
-                <w:rFonts w:asciiTheme="majorBidi" w:eastAsiaTheme="majorEastAsia" w:hAnsiTheme="majorBidi" w:cstheme="majorBidi"/>
-                <w:color w:val="0F4761" w:themeColor="accent1" w:themeShade="BF"/>
-              </w:rPr>
-              <w:t>2-the system retrieves the item information</w:t>
+                <w:sz w:val="32"/>
+                <w:szCs w:val="32"/>
+              </w:rPr>
+            </w:pPr>
+            <w:r>
+              <w:rPr>
+                <w:rFonts w:asciiTheme="majorBidi" w:eastAsiaTheme="majorEastAsia" w:hAnsiTheme="majorBidi" w:cstheme="majorBidi"/>
+                <w:color w:val="0F4761" w:themeColor="accent1" w:themeShade="BF"/>
+                <w:sz w:val="32"/>
+                <w:szCs w:val="32"/>
+              </w:rPr>
+              <w:t>2- retrieves the item information</w:t>
             </w:r>
           </w:p>
         </w:tc>
@@ -3054,6 +5581,8 @@
               <w:rPr>
                 <w:rFonts w:asciiTheme="majorBidi" w:hAnsiTheme="majorBidi" w:cstheme="majorBidi"/>
                 <w:color w:val="0F4761" w:themeColor="accent1" w:themeShade="BF"/>
+                <w:sz w:val="32"/>
+                <w:szCs w:val="32"/>
               </w:rPr>
             </w:pPr>
           </w:p>
@@ -3071,14 +5600,18 @@
               <w:rPr>
                 <w:rFonts w:asciiTheme="majorBidi" w:eastAsiaTheme="majorEastAsia" w:hAnsiTheme="majorBidi" w:cstheme="majorBidi"/>
                 <w:color w:val="0F4761" w:themeColor="accent1" w:themeShade="BF"/>
-              </w:rPr>
-            </w:pPr>
-            <w:r>
-              <w:rPr>
-                <w:rFonts w:asciiTheme="majorBidi" w:eastAsiaTheme="majorEastAsia" w:hAnsiTheme="majorBidi" w:cstheme="majorBidi"/>
-                <w:color w:val="0F4761" w:themeColor="accent1" w:themeShade="BF"/>
-              </w:rPr>
-              <w:t>3-the system checks whether the requested quantity is available</w:t>
+                <w:sz w:val="32"/>
+                <w:szCs w:val="32"/>
+              </w:rPr>
+            </w:pPr>
+            <w:r>
+              <w:rPr>
+                <w:rFonts w:asciiTheme="majorBidi" w:eastAsiaTheme="majorEastAsia" w:hAnsiTheme="majorBidi" w:cstheme="majorBidi"/>
+                <w:color w:val="0F4761" w:themeColor="accent1" w:themeShade="BF"/>
+                <w:sz w:val="32"/>
+                <w:szCs w:val="32"/>
+              </w:rPr>
+              <w:t>3- checks whether the requested quantity is available</w:t>
             </w:r>
           </w:p>
         </w:tc>
@@ -3102,6 +5635,8 @@
               <w:rPr>
                 <w:rFonts w:asciiTheme="majorBidi" w:hAnsiTheme="majorBidi" w:cstheme="majorBidi"/>
                 <w:color w:val="0F4761" w:themeColor="accent1" w:themeShade="BF"/>
+                <w:sz w:val="32"/>
+                <w:szCs w:val="32"/>
               </w:rPr>
             </w:pPr>
           </w:p>
@@ -3119,14 +5654,18 @@
               <w:rPr>
                 <w:rFonts w:asciiTheme="majorBidi" w:eastAsiaTheme="majorEastAsia" w:hAnsiTheme="majorBidi" w:cstheme="majorBidi"/>
                 <w:color w:val="0F4761" w:themeColor="accent1" w:themeShade="BF"/>
-              </w:rPr>
-            </w:pPr>
-            <w:r>
-              <w:rPr>
-                <w:rFonts w:asciiTheme="majorBidi" w:eastAsiaTheme="majorEastAsia" w:hAnsiTheme="majorBidi" w:cstheme="majorBidi"/>
-                <w:color w:val="0F4761" w:themeColor="accent1" w:themeShade="BF"/>
-              </w:rPr>
-              <w:t>4-the system determines the selling amount for each valid item and calculate discount and taxes</w:t>
+                <w:sz w:val="32"/>
+                <w:szCs w:val="32"/>
+              </w:rPr>
+            </w:pPr>
+            <w:r>
+              <w:rPr>
+                <w:rFonts w:asciiTheme="majorBidi" w:eastAsiaTheme="majorEastAsia" w:hAnsiTheme="majorBidi" w:cstheme="majorBidi"/>
+                <w:color w:val="0F4761" w:themeColor="accent1" w:themeShade="BF"/>
+                <w:sz w:val="32"/>
+                <w:szCs w:val="32"/>
+              </w:rPr>
+              <w:t>4-determines the selling amount for each valid item and calculate discount and taxes</w:t>
             </w:r>
           </w:p>
         </w:tc>
@@ -3148,11 +5687,15 @@
               </w:tabs>
               <w:rPr>
                 <w:rFonts w:asciiTheme="majorBidi" w:hAnsiTheme="majorBidi" w:cstheme="majorBidi"/>
-              </w:rPr>
-            </w:pPr>
-            <w:r>
-              <w:rPr>
-                <w:rFonts w:asciiTheme="majorBidi" w:hAnsiTheme="majorBidi" w:cstheme="majorBidi"/>
+                <w:sz w:val="32"/>
+                <w:szCs w:val="32"/>
+              </w:rPr>
+            </w:pPr>
+            <w:r>
+              <w:rPr>
+                <w:rFonts w:asciiTheme="majorBidi" w:hAnsiTheme="majorBidi" w:cstheme="majorBidi"/>
+                <w:sz w:val="32"/>
+                <w:szCs w:val="32"/>
               </w:rPr>
               <w:t>5-The salesperson finishes processing all selected item</w:t>
             </w:r>
@@ -3171,6 +5714,8 @@
               <w:rPr>
                 <w:rFonts w:asciiTheme="majorBidi" w:eastAsiaTheme="majorEastAsia" w:hAnsiTheme="majorBidi" w:cstheme="majorBidi"/>
                 <w:color w:val="0F4761" w:themeColor="accent1" w:themeShade="BF"/>
+                <w:sz w:val="32"/>
+                <w:szCs w:val="32"/>
               </w:rPr>
             </w:pPr>
           </w:p>
@@ -3193,6 +5738,8 @@
               <w:rPr>
                 <w:rFonts w:asciiTheme="majorBidi" w:hAnsiTheme="majorBidi" w:cstheme="majorBidi"/>
                 <w:color w:val="0F4761" w:themeColor="accent1" w:themeShade="BF"/>
+                <w:sz w:val="32"/>
+                <w:szCs w:val="32"/>
               </w:rPr>
             </w:pPr>
           </w:p>
@@ -3210,14 +5757,18 @@
               <w:rPr>
                 <w:rFonts w:asciiTheme="majorBidi" w:eastAsiaTheme="majorEastAsia" w:hAnsiTheme="majorBidi" w:cstheme="majorBidi"/>
                 <w:color w:val="0F4761" w:themeColor="accent1" w:themeShade="BF"/>
-              </w:rPr>
-            </w:pPr>
-            <w:r>
-              <w:rPr>
-                <w:rFonts w:asciiTheme="majorBidi" w:eastAsiaTheme="majorEastAsia" w:hAnsiTheme="majorBidi" w:cstheme="majorBidi"/>
-                <w:color w:val="0F4761" w:themeColor="accent1" w:themeShade="BF"/>
-              </w:rPr>
-              <w:t>6-The system calculate the final amount to be paid</w:t>
+                <w:sz w:val="32"/>
+                <w:szCs w:val="32"/>
+              </w:rPr>
+            </w:pPr>
+            <w:r>
+              <w:rPr>
+                <w:rFonts w:asciiTheme="majorBidi" w:eastAsiaTheme="majorEastAsia" w:hAnsiTheme="majorBidi" w:cstheme="majorBidi"/>
+                <w:color w:val="0F4761" w:themeColor="accent1" w:themeShade="BF"/>
+                <w:sz w:val="32"/>
+                <w:szCs w:val="32"/>
+              </w:rPr>
+              <w:t>6-calculate the final amount to be paid</w:t>
             </w:r>
           </w:p>
         </w:tc>
@@ -3241,6 +5792,8 @@
               <w:rPr>
                 <w:rFonts w:asciiTheme="majorBidi" w:hAnsiTheme="majorBidi" w:cstheme="majorBidi"/>
                 <w:color w:val="0F4761" w:themeColor="accent1" w:themeShade="BF"/>
+                <w:sz w:val="32"/>
+                <w:szCs w:val="32"/>
               </w:rPr>
             </w:pPr>
           </w:p>
@@ -3258,12 +5811,16 @@
               <w:rPr>
                 <w:rFonts w:asciiTheme="majorBidi" w:eastAsiaTheme="majorEastAsia" w:hAnsiTheme="majorBidi" w:cstheme="majorBidi"/>
                 <w:color w:val="0F4761" w:themeColor="accent1" w:themeShade="BF"/>
-              </w:rPr>
-            </w:pPr>
-            <w:r>
-              <w:rPr>
-                <w:rFonts w:asciiTheme="majorBidi" w:eastAsiaTheme="majorEastAsia" w:hAnsiTheme="majorBidi" w:cstheme="majorBidi"/>
-                <w:color w:val="0F4761" w:themeColor="accent1" w:themeShade="BF"/>
+                <w:sz w:val="32"/>
+                <w:szCs w:val="32"/>
+              </w:rPr>
+            </w:pPr>
+            <w:r>
+              <w:rPr>
+                <w:rFonts w:asciiTheme="majorBidi" w:eastAsiaTheme="majorEastAsia" w:hAnsiTheme="majorBidi" w:cstheme="majorBidi"/>
+                <w:color w:val="0F4761" w:themeColor="accent1" w:themeShade="BF"/>
+                <w:sz w:val="32"/>
+                <w:szCs w:val="32"/>
               </w:rPr>
               <w:t>7</w:t>
             </w:r>
@@ -3271,8 +5828,10 @@
               <w:rPr>
                 <w:rFonts w:asciiTheme="majorBidi" w:eastAsiaTheme="majorEastAsia" w:hAnsiTheme="majorBidi" w:cstheme="majorBidi"/>
                 <w:color w:val="0F4761" w:themeColor="accent1" w:themeShade="BF"/>
-              </w:rPr>
-              <w:t>-the system generate a receipt containing the purchase items</w:t>
+                <w:sz w:val="32"/>
+                <w:szCs w:val="32"/>
+              </w:rPr>
+              <w:t>- generate a receipt containing the purchase items</w:t>
             </w:r>
           </w:p>
         </w:tc>
@@ -3295,6 +5854,8 @@
               <w:rPr>
                 <w:rFonts w:asciiTheme="majorBidi" w:hAnsiTheme="majorBidi" w:cstheme="majorBidi"/>
                 <w:color w:val="0F4761" w:themeColor="accent1" w:themeShade="BF"/>
+                <w:sz w:val="32"/>
+                <w:szCs w:val="32"/>
               </w:rPr>
             </w:pPr>
           </w:p>
@@ -3312,12 +5873,16 @@
               <w:rPr>
                 <w:rFonts w:asciiTheme="majorBidi" w:eastAsiaTheme="majorEastAsia" w:hAnsiTheme="majorBidi" w:cstheme="majorBidi"/>
                 <w:color w:val="0F4761" w:themeColor="accent1" w:themeShade="BF"/>
-              </w:rPr>
-            </w:pPr>
-            <w:r>
-              <w:rPr>
-                <w:rFonts w:asciiTheme="majorBidi" w:eastAsiaTheme="majorEastAsia" w:hAnsiTheme="majorBidi" w:cstheme="majorBidi"/>
-                <w:color w:val="0F4761" w:themeColor="accent1" w:themeShade="BF"/>
+                <w:sz w:val="32"/>
+                <w:szCs w:val="32"/>
+              </w:rPr>
+            </w:pPr>
+            <w:r>
+              <w:rPr>
+                <w:rFonts w:asciiTheme="majorBidi" w:eastAsiaTheme="majorEastAsia" w:hAnsiTheme="majorBidi" w:cstheme="majorBidi"/>
+                <w:color w:val="0F4761" w:themeColor="accent1" w:themeShade="BF"/>
+                <w:sz w:val="32"/>
+                <w:szCs w:val="32"/>
               </w:rPr>
               <w:t>8-</w:t>
             </w:r>
@@ -3325,8 +5890,10 @@
               <w:rPr>
                 <w:rFonts w:asciiTheme="majorBidi" w:eastAsiaTheme="majorEastAsia" w:hAnsiTheme="majorBidi" w:cstheme="majorBidi"/>
                 <w:color w:val="0F4761" w:themeColor="accent1" w:themeShade="BF"/>
-              </w:rPr>
-              <w:t xml:space="preserve">the system deduct the purchased quantity from inventory </w:t>
+                <w:sz w:val="32"/>
+                <w:szCs w:val="32"/>
+              </w:rPr>
+              <w:t xml:space="preserve"> deduct the purchased quantity from inventory </w:t>
             </w:r>
           </w:p>
         </w:tc>
@@ -3349,11 +5916,15 @@
               </w:tabs>
               <w:rPr>
                 <w:rFonts w:asciiTheme="majorBidi" w:hAnsiTheme="majorBidi" w:cstheme="majorBidi"/>
-              </w:rPr>
-            </w:pPr>
-            <w:r>
-              <w:rPr>
-                <w:rFonts w:asciiTheme="majorBidi" w:hAnsiTheme="majorBidi" w:cstheme="majorBidi"/>
+                <w:sz w:val="32"/>
+                <w:szCs w:val="32"/>
+              </w:rPr>
+            </w:pPr>
+            <w:r>
+              <w:rPr>
+                <w:rFonts w:asciiTheme="majorBidi" w:hAnsiTheme="majorBidi" w:cstheme="majorBidi"/>
+                <w:sz w:val="32"/>
+                <w:szCs w:val="32"/>
               </w:rPr>
               <w:t>Alternative flows:</w:t>
             </w:r>
@@ -3367,11 +5938,15 @@
                 <w:rFonts w:asciiTheme="majorBidi" w:hAnsiTheme="majorBidi" w:cstheme="majorBidi"/>
                 <w:b w:val="0"/>
                 <w:bCs w:val="0"/>
-              </w:rPr>
-            </w:pPr>
-            <w:r>
-              <w:rPr>
-                <w:rFonts w:asciiTheme="majorBidi" w:hAnsiTheme="majorBidi" w:cstheme="majorBidi"/>
+                <w:sz w:val="32"/>
+                <w:szCs w:val="32"/>
+              </w:rPr>
+            </w:pPr>
+            <w:r>
+              <w:rPr>
+                <w:rFonts w:asciiTheme="majorBidi" w:hAnsiTheme="majorBidi" w:cstheme="majorBidi"/>
+                <w:sz w:val="32"/>
+                <w:szCs w:val="32"/>
               </w:rPr>
               <w:t>3</w:t>
             </w:r>
@@ -3379,6 +5954,8 @@
             <w:r>
               <w:rPr>
                 <w:rFonts w:asciiTheme="majorBidi" w:hAnsiTheme="majorBidi" w:cstheme="majorBidi"/>
+                <w:sz w:val="32"/>
+                <w:szCs w:val="32"/>
               </w:rPr>
               <w:t>a.If</w:t>
             </w:r>
@@ -3386,15 +5963,10 @@
             <w:r>
               <w:rPr>
                 <w:rFonts w:asciiTheme="majorBidi" w:hAnsiTheme="majorBidi" w:cstheme="majorBidi"/>
-              </w:rPr>
-              <w:t xml:space="preserve"> the requested quantity is unavailable, the system informs the salesperson that the </w:t>
-            </w:r>
-            <w:r>
-              <w:rPr>
-                <w:rFonts w:asciiTheme="majorBidi" w:hAnsiTheme="majorBidi" w:cstheme="majorBidi"/>
-              </w:rPr>
-              <w:lastRenderedPageBreak/>
-              <w:t>quantity is unavailable</w:t>
+                <w:sz w:val="32"/>
+                <w:szCs w:val="32"/>
+              </w:rPr>
+              <w:t xml:space="preserve"> the requested quantity is unavailable, the system informs the salesperson that the quantity is unavailable</w:t>
             </w:r>
           </w:p>
           <w:p>
@@ -3405,21 +5977,46 @@
               <w:rPr>
                 <w:rFonts w:asciiTheme="majorBidi" w:eastAsiaTheme="majorEastAsia" w:hAnsiTheme="majorBidi" w:cstheme="majorBidi"/>
                 <w:color w:val="0F4761" w:themeColor="accent1" w:themeShade="BF"/>
+                <w:sz w:val="32"/>
+                <w:szCs w:val="32"/>
               </w:rPr>
             </w:pPr>
           </w:p>
         </w:tc>
       </w:tr>
     </w:tbl>
-    <w:p/>
-    <w:p/>
-    <w:p/>
-    <w:p/>
-    <w:p/>
-    <w:p/>
-    <w:p/>
-    <w:p/>
-    <w:p/>
+    <w:p>
+      <w:pPr>
+        <w:rPr>
+          <w:sz w:val="28"/>
+          <w:szCs w:val="28"/>
+        </w:rPr>
+      </w:pPr>
+    </w:p>
+    <w:p>
+      <w:pPr>
+        <w:rPr>
+          <w:sz w:val="28"/>
+          <w:szCs w:val="28"/>
+        </w:rPr>
+      </w:pPr>
+    </w:p>
+    <w:p>
+      <w:pPr>
+        <w:rPr>
+          <w:sz w:val="28"/>
+          <w:szCs w:val="28"/>
+        </w:rPr>
+      </w:pPr>
+    </w:p>
+    <w:p>
+      <w:pPr>
+        <w:rPr>
+          <w:sz w:val="28"/>
+          <w:szCs w:val="28"/>
+        </w:rPr>
+      </w:pPr>
+    </w:p>
     <w:tbl>
       <w:tblPr>
         <w:tblStyle w:val="GridTable5Dark-Accent4"/>
@@ -3462,13 +6059,52 @@
               <w:rPr>
                 <w:rFonts w:asciiTheme="majorBidi" w:eastAsiaTheme="majorEastAsia" w:hAnsiTheme="majorBidi" w:cstheme="majorBidi"/>
                 <w:color w:val="0F4761" w:themeColor="accent1" w:themeShade="BF"/>
-              </w:rPr>
-            </w:pPr>
-            <w:r>
-              <w:rPr>
-                <w:rFonts w:asciiTheme="majorBidi" w:hAnsiTheme="majorBidi" w:cstheme="majorBidi"/>
-              </w:rPr>
-              <w:t>Use case ID:</w:t>
+                <w:sz w:val="32"/>
+                <w:szCs w:val="32"/>
+              </w:rPr>
+            </w:pPr>
+            <w:r>
+              <w:rPr>
+                <w:rFonts w:asciiTheme="majorBidi" w:hAnsiTheme="majorBidi" w:cstheme="majorBidi"/>
+                <w:sz w:val="32"/>
+                <w:szCs w:val="32"/>
+              </w:rPr>
+              <w:t xml:space="preserve">Use case </w:t>
+            </w:r>
+            <w:proofErr w:type="gramStart"/>
+            <w:r>
+              <w:rPr>
+                <w:rFonts w:asciiTheme="majorBidi" w:hAnsiTheme="majorBidi" w:cstheme="majorBidi"/>
+                <w:sz w:val="32"/>
+                <w:szCs w:val="32"/>
+              </w:rPr>
+              <w:t>ID:</w:t>
+            </w:r>
+            <w:r>
+              <w:rPr>
+                <w:rFonts w:asciiTheme="majorBidi" w:hAnsiTheme="majorBidi" w:cstheme="majorBidi"/>
+                <w:sz w:val="32"/>
+                <w:szCs w:val="32"/>
+              </w:rPr>
+              <w:t>UC</w:t>
+            </w:r>
+            <w:proofErr w:type="gramEnd"/>
+            <w:r>
+              <w:rPr>
+                <w:rFonts w:asciiTheme="majorBidi" w:hAnsiTheme="majorBidi" w:cstheme="majorBidi"/>
+                <w:sz w:val="32"/>
+                <w:szCs w:val="32"/>
+              </w:rPr>
+              <w:t>1</w:t>
+            </w:r>
+            <w:r>
+              <w:rPr>
+                <w:rFonts w:asciiTheme="majorBidi" w:hAnsiTheme="majorBidi" w:cstheme="majorBidi" w:hint="cs"/>
+                <w:sz w:val="32"/>
+                <w:szCs w:val="32"/>
+                <w:rtl/>
+              </w:rPr>
+              <w:t>0</w:t>
             </w:r>
           </w:p>
         </w:tc>
@@ -3490,25 +6126,17 @@
               <w:rPr>
                 <w:rFonts w:asciiTheme="majorBidi" w:eastAsiaTheme="majorEastAsia" w:hAnsiTheme="majorBidi" w:cstheme="majorBidi"/>
                 <w:color w:val="0F4761" w:themeColor="accent1" w:themeShade="BF"/>
-              </w:rPr>
-            </w:pPr>
-            <w:r>
-              <w:rPr>
-                <w:rFonts w:asciiTheme="majorBidi" w:eastAsiaTheme="majorEastAsia" w:hAnsiTheme="majorBidi" w:cstheme="majorBidi"/>
-              </w:rPr>
-              <w:t>Re</w:t>
-            </w:r>
-            <w:r>
-              <w:rPr>
-                <w:rFonts w:asciiTheme="majorBidi" w:eastAsiaTheme="majorEastAsia" w:hAnsiTheme="majorBidi" w:cstheme="majorBidi"/>
-              </w:rPr>
-              <w:t>place</w:t>
-            </w:r>
-            <w:r>
-              <w:rPr>
-                <w:rFonts w:asciiTheme="majorBidi" w:eastAsiaTheme="majorEastAsia" w:hAnsiTheme="majorBidi" w:cstheme="majorBidi"/>
-              </w:rPr>
-              <w:t xml:space="preserve"> item </w:t>
+                <w:sz w:val="32"/>
+                <w:szCs w:val="32"/>
+              </w:rPr>
+            </w:pPr>
+            <w:r>
+              <w:rPr>
+                <w:rFonts w:asciiTheme="majorBidi" w:eastAsiaTheme="majorEastAsia" w:hAnsiTheme="majorBidi" w:cstheme="majorBidi"/>
+                <w:sz w:val="32"/>
+                <w:szCs w:val="32"/>
+              </w:rPr>
+              <w:t>Replacing Good</w:t>
             </w:r>
           </w:p>
         </w:tc>
@@ -3535,11 +6163,15 @@
               <w:rPr>
                 <w:rFonts w:asciiTheme="majorBidi" w:eastAsiaTheme="majorEastAsia" w:hAnsiTheme="majorBidi" w:cstheme="majorBidi"/>
                 <w:color w:val="0F4761" w:themeColor="accent1" w:themeShade="BF"/>
-              </w:rPr>
-            </w:pPr>
-            <w:r>
-              <w:rPr>
-                <w:rFonts w:asciiTheme="majorBidi" w:hAnsiTheme="majorBidi" w:cstheme="majorBidi"/>
+                <w:sz w:val="32"/>
+                <w:szCs w:val="32"/>
+              </w:rPr>
+            </w:pPr>
+            <w:r>
+              <w:rPr>
+                <w:rFonts w:asciiTheme="majorBidi" w:hAnsiTheme="majorBidi" w:cstheme="majorBidi"/>
+                <w:sz w:val="32"/>
+                <w:szCs w:val="32"/>
               </w:rPr>
               <w:t>Brief description</w:t>
             </w:r>
@@ -3559,12 +6191,16 @@
               <w:rPr>
                 <w:rFonts w:asciiTheme="majorBidi" w:eastAsiaTheme="majorEastAsia" w:hAnsiTheme="majorBidi" w:cstheme="majorBidi"/>
                 <w:color w:val="0F4761" w:themeColor="accent1" w:themeShade="BF"/>
-              </w:rPr>
-            </w:pPr>
-            <w:r>
-              <w:rPr>
-                <w:rFonts w:asciiTheme="majorBidi" w:eastAsiaTheme="majorEastAsia" w:hAnsiTheme="majorBidi" w:cstheme="majorBidi"/>
-                <w:color w:val="0F4761" w:themeColor="accent1" w:themeShade="BF"/>
+                <w:sz w:val="32"/>
+                <w:szCs w:val="32"/>
+              </w:rPr>
+            </w:pPr>
+            <w:r>
+              <w:rPr>
+                <w:rFonts w:asciiTheme="majorBidi" w:eastAsiaTheme="majorEastAsia" w:hAnsiTheme="majorBidi" w:cstheme="majorBidi"/>
+                <w:color w:val="0F4761" w:themeColor="accent1" w:themeShade="BF"/>
+                <w:sz w:val="32"/>
+                <w:szCs w:val="32"/>
               </w:rPr>
               <w:t xml:space="preserve">A </w:t>
             </w:r>
@@ -3572,6 +6208,8 @@
               <w:rPr>
                 <w:rFonts w:asciiTheme="majorBidi" w:eastAsiaTheme="majorEastAsia" w:hAnsiTheme="majorBidi" w:cstheme="majorBidi"/>
                 <w:color w:val="0F4761" w:themeColor="accent1" w:themeShade="BF"/>
+                <w:sz w:val="32"/>
+                <w:szCs w:val="32"/>
               </w:rPr>
               <w:t xml:space="preserve">customer requests replacement </w:t>
             </w:r>
@@ -3579,6 +6217,8 @@
               <w:rPr>
                 <w:rFonts w:asciiTheme="majorBidi" w:eastAsiaTheme="majorEastAsia" w:hAnsiTheme="majorBidi" w:cstheme="majorBidi"/>
                 <w:color w:val="0F4761" w:themeColor="accent1" w:themeShade="BF"/>
+                <w:sz w:val="32"/>
+                <w:szCs w:val="32"/>
               </w:rPr>
               <w:t>of a purchased item</w:t>
             </w:r>
@@ -3586,6 +6226,8 @@
               <w:rPr>
                 <w:rFonts w:asciiTheme="majorBidi" w:eastAsiaTheme="majorEastAsia" w:hAnsiTheme="majorBidi" w:cstheme="majorBidi"/>
                 <w:color w:val="0F4761" w:themeColor="accent1" w:themeShade="BF"/>
+                <w:sz w:val="32"/>
+                <w:szCs w:val="32"/>
               </w:rPr>
               <w:t xml:space="preserve">. The </w:t>
             </w:r>
@@ -3593,6 +6235,8 @@
               <w:rPr>
                 <w:rFonts w:asciiTheme="majorBidi" w:eastAsiaTheme="majorEastAsia" w:hAnsiTheme="majorBidi" w:cstheme="majorBidi"/>
                 <w:color w:val="0F4761" w:themeColor="accent1" w:themeShade="BF"/>
+                <w:sz w:val="32"/>
+                <w:szCs w:val="32"/>
               </w:rPr>
               <w:t xml:space="preserve">salesperson enters the transaction </w:t>
             </w:r>
@@ -3600,6 +6244,8 @@
               <w:rPr>
                 <w:rFonts w:asciiTheme="majorBidi" w:eastAsiaTheme="majorEastAsia" w:hAnsiTheme="majorBidi" w:cstheme="majorBidi"/>
                 <w:color w:val="0F4761" w:themeColor="accent1" w:themeShade="BF"/>
+                <w:sz w:val="32"/>
+                <w:szCs w:val="32"/>
               </w:rPr>
               <w:t>and item information, the system verifies the re</w:t>
             </w:r>
@@ -3607,6 +6253,8 @@
               <w:rPr>
                 <w:rFonts w:asciiTheme="majorBidi" w:eastAsiaTheme="majorEastAsia" w:hAnsiTheme="majorBidi" w:cstheme="majorBidi"/>
                 <w:color w:val="0F4761" w:themeColor="accent1" w:themeShade="BF"/>
+                <w:sz w:val="32"/>
+                <w:szCs w:val="32"/>
               </w:rPr>
               <w:t>quest, and if it’s accepted</w:t>
             </w:r>
@@ -3614,13 +6262,28 @@
               <w:rPr>
                 <w:rFonts w:asciiTheme="majorBidi" w:eastAsiaTheme="majorEastAsia" w:hAnsiTheme="majorBidi" w:cstheme="majorBidi"/>
                 <w:color w:val="0F4761" w:themeColor="accent1" w:themeShade="BF"/>
-              </w:rPr>
-              <w:t>, records the replacement</w:t>
-            </w:r>
-            <w:r>
-              <w:rPr>
-                <w:rFonts w:asciiTheme="majorBidi" w:eastAsiaTheme="majorEastAsia" w:hAnsiTheme="majorBidi" w:cstheme="majorBidi"/>
-                <w:color w:val="0F4761" w:themeColor="accent1" w:themeShade="BF"/>
+                <w:sz w:val="32"/>
+                <w:szCs w:val="32"/>
+              </w:rPr>
+              <w:t xml:space="preserve">, records the </w:t>
+            </w:r>
+            <w:proofErr w:type="gramStart"/>
+            <w:r>
+              <w:rPr>
+                <w:rFonts w:asciiTheme="majorBidi" w:eastAsiaTheme="majorEastAsia" w:hAnsiTheme="majorBidi" w:cstheme="majorBidi"/>
+                <w:color w:val="0F4761" w:themeColor="accent1" w:themeShade="BF"/>
+                <w:sz w:val="32"/>
+                <w:szCs w:val="32"/>
+              </w:rPr>
+              <w:t>replacement</w:t>
+            </w:r>
+            <w:proofErr w:type="gramEnd"/>
+            <w:r>
+              <w:rPr>
+                <w:rFonts w:asciiTheme="majorBidi" w:eastAsiaTheme="majorEastAsia" w:hAnsiTheme="majorBidi" w:cstheme="majorBidi"/>
+                <w:color w:val="0F4761" w:themeColor="accent1" w:themeShade="BF"/>
+                <w:sz w:val="32"/>
+                <w:szCs w:val="32"/>
               </w:rPr>
               <w:t xml:space="preserve"> and updates the inventory.</w:t>
             </w:r>
@@ -3647,11 +6310,15 @@
               <w:rPr>
                 <w:rFonts w:asciiTheme="majorBidi" w:eastAsiaTheme="majorEastAsia" w:hAnsiTheme="majorBidi" w:cstheme="majorBidi"/>
                 <w:color w:val="0F4761" w:themeColor="accent1" w:themeShade="BF"/>
-              </w:rPr>
-            </w:pPr>
-            <w:r>
-              <w:rPr>
-                <w:rFonts w:asciiTheme="majorBidi" w:hAnsiTheme="majorBidi" w:cstheme="majorBidi"/>
+                <w:sz w:val="32"/>
+                <w:szCs w:val="32"/>
+              </w:rPr>
+            </w:pPr>
+            <w:r>
+              <w:rPr>
+                <w:rFonts w:asciiTheme="majorBidi" w:hAnsiTheme="majorBidi" w:cstheme="majorBidi"/>
+                <w:sz w:val="32"/>
+                <w:szCs w:val="32"/>
               </w:rPr>
               <w:t>Primary actors</w:t>
             </w:r>
@@ -3670,12 +6337,16 @@
               <w:rPr>
                 <w:rFonts w:asciiTheme="majorBidi" w:eastAsiaTheme="majorEastAsia" w:hAnsiTheme="majorBidi" w:cstheme="majorBidi"/>
                 <w:color w:val="0F4761" w:themeColor="accent1" w:themeShade="BF"/>
-              </w:rPr>
-            </w:pPr>
-            <w:r>
-              <w:rPr>
-                <w:rFonts w:asciiTheme="majorBidi" w:eastAsiaTheme="majorEastAsia" w:hAnsiTheme="majorBidi" w:cstheme="majorBidi"/>
-                <w:color w:val="0F4761" w:themeColor="accent1" w:themeShade="BF"/>
+                <w:sz w:val="32"/>
+                <w:szCs w:val="32"/>
+              </w:rPr>
+            </w:pPr>
+            <w:r>
+              <w:rPr>
+                <w:rFonts w:asciiTheme="majorBidi" w:eastAsiaTheme="majorEastAsia" w:hAnsiTheme="majorBidi" w:cstheme="majorBidi"/>
+                <w:color w:val="0F4761" w:themeColor="accent1" w:themeShade="BF"/>
+                <w:sz w:val="32"/>
+                <w:szCs w:val="32"/>
               </w:rPr>
               <w:t xml:space="preserve">Salesperson </w:t>
             </w:r>
@@ -3689,14 +6360,18 @@
               <w:rPr>
                 <w:rFonts w:asciiTheme="majorBidi" w:eastAsiaTheme="majorEastAsia" w:hAnsiTheme="majorBidi" w:cstheme="majorBidi"/>
                 <w:color w:val="0F4761" w:themeColor="accent1" w:themeShade="BF"/>
-              </w:rPr>
-            </w:pPr>
-            <w:r>
-              <w:rPr>
-                <w:rFonts w:asciiTheme="majorBidi" w:eastAsiaTheme="majorEastAsia" w:hAnsiTheme="majorBidi" w:cstheme="majorBidi"/>
-                <w:color w:val="0F4761" w:themeColor="accent1" w:themeShade="BF"/>
-              </w:rPr>
-              <w:t>Customer (secondary actor)</w:t>
+                <w:sz w:val="32"/>
+                <w:szCs w:val="32"/>
+              </w:rPr>
+            </w:pPr>
+            <w:r>
+              <w:rPr>
+                <w:rFonts w:asciiTheme="majorBidi" w:eastAsiaTheme="majorEastAsia" w:hAnsiTheme="majorBidi" w:cstheme="majorBidi"/>
+                <w:color w:val="0F4761" w:themeColor="accent1" w:themeShade="BF"/>
+                <w:sz w:val="32"/>
+                <w:szCs w:val="32"/>
+              </w:rPr>
+              <w:t xml:space="preserve">Customer </w:t>
             </w:r>
           </w:p>
         </w:tc>
@@ -3723,11 +6398,15 @@
               <w:rPr>
                 <w:rFonts w:asciiTheme="majorBidi" w:eastAsiaTheme="majorEastAsia" w:hAnsiTheme="majorBidi" w:cstheme="majorBidi"/>
                 <w:color w:val="0F4761" w:themeColor="accent1" w:themeShade="BF"/>
-              </w:rPr>
-            </w:pPr>
-            <w:r>
-              <w:rPr>
-                <w:rFonts w:asciiTheme="majorBidi" w:hAnsiTheme="majorBidi" w:cstheme="majorBidi"/>
+                <w:sz w:val="32"/>
+                <w:szCs w:val="32"/>
+              </w:rPr>
+            </w:pPr>
+            <w:r>
+              <w:rPr>
+                <w:rFonts w:asciiTheme="majorBidi" w:hAnsiTheme="majorBidi" w:cstheme="majorBidi"/>
+                <w:sz w:val="32"/>
+                <w:szCs w:val="32"/>
               </w:rPr>
               <w:t>Trigger</w:t>
             </w:r>
@@ -3746,12 +6425,16 @@
               <w:rPr>
                 <w:rFonts w:asciiTheme="majorBidi" w:eastAsiaTheme="majorEastAsia" w:hAnsiTheme="majorBidi" w:cstheme="majorBidi"/>
                 <w:color w:val="0F4761" w:themeColor="accent1" w:themeShade="BF"/>
-              </w:rPr>
-            </w:pPr>
-            <w:r>
-              <w:rPr>
-                <w:rFonts w:asciiTheme="majorBidi" w:eastAsiaTheme="majorEastAsia" w:hAnsiTheme="majorBidi" w:cstheme="majorBidi"/>
-                <w:color w:val="0F4761" w:themeColor="accent1" w:themeShade="BF"/>
+                <w:sz w:val="32"/>
+                <w:szCs w:val="32"/>
+              </w:rPr>
+            </w:pPr>
+            <w:r>
+              <w:rPr>
+                <w:rFonts w:asciiTheme="majorBidi" w:eastAsiaTheme="majorEastAsia" w:hAnsiTheme="majorBidi" w:cstheme="majorBidi"/>
+                <w:color w:val="0F4761" w:themeColor="accent1" w:themeShade="BF"/>
+                <w:sz w:val="32"/>
+                <w:szCs w:val="32"/>
               </w:rPr>
               <w:t xml:space="preserve">A customer </w:t>
             </w:r>
@@ -3759,6 +6442,8 @@
               <w:rPr>
                 <w:rFonts w:asciiTheme="majorBidi" w:eastAsiaTheme="majorEastAsia" w:hAnsiTheme="majorBidi" w:cstheme="majorBidi"/>
                 <w:color w:val="0F4761" w:themeColor="accent1" w:themeShade="BF"/>
+                <w:sz w:val="32"/>
+                <w:szCs w:val="32"/>
               </w:rPr>
               <w:t>asks</w:t>
             </w:r>
@@ -3766,6 +6451,8 @@
               <w:rPr>
                 <w:rFonts w:asciiTheme="majorBidi" w:eastAsiaTheme="majorEastAsia" w:hAnsiTheme="majorBidi" w:cstheme="majorBidi"/>
                 <w:color w:val="0F4761" w:themeColor="accent1" w:themeShade="BF"/>
+                <w:sz w:val="32"/>
+                <w:szCs w:val="32"/>
               </w:rPr>
               <w:t xml:space="preserve"> the salesperson </w:t>
             </w:r>
@@ -3773,6 +6460,8 @@
               <w:rPr>
                 <w:rFonts w:asciiTheme="majorBidi" w:eastAsiaTheme="majorEastAsia" w:hAnsiTheme="majorBidi" w:cstheme="majorBidi"/>
                 <w:color w:val="0F4761" w:themeColor="accent1" w:themeShade="BF"/>
+                <w:sz w:val="32"/>
+                <w:szCs w:val="32"/>
               </w:rPr>
               <w:t xml:space="preserve">to replace a purchased item. </w:t>
             </w:r>
@@ -3800,11 +6489,15 @@
               <w:rPr>
                 <w:rFonts w:asciiTheme="majorBidi" w:eastAsiaTheme="majorEastAsia" w:hAnsiTheme="majorBidi" w:cstheme="majorBidi"/>
                 <w:color w:val="0F4761" w:themeColor="accent1" w:themeShade="BF"/>
-              </w:rPr>
-            </w:pPr>
-            <w:r>
-              <w:rPr>
-                <w:rFonts w:asciiTheme="majorBidi" w:hAnsiTheme="majorBidi" w:cstheme="majorBidi"/>
+                <w:sz w:val="32"/>
+                <w:szCs w:val="32"/>
+              </w:rPr>
+            </w:pPr>
+            <w:r>
+              <w:rPr>
+                <w:rFonts w:asciiTheme="majorBidi" w:hAnsiTheme="majorBidi" w:cstheme="majorBidi"/>
+                <w:sz w:val="32"/>
+                <w:szCs w:val="32"/>
               </w:rPr>
               <w:t>Preconditions</w:t>
             </w:r>
@@ -3828,12 +6521,16 @@
               <w:rPr>
                 <w:rFonts w:asciiTheme="majorBidi" w:eastAsiaTheme="majorEastAsia" w:hAnsiTheme="majorBidi" w:cstheme="majorBidi"/>
                 <w:color w:val="0F4761" w:themeColor="accent1" w:themeShade="BF"/>
-              </w:rPr>
-            </w:pPr>
-            <w:r>
-              <w:rPr>
-                <w:rFonts w:asciiTheme="majorBidi" w:eastAsiaTheme="majorEastAsia" w:hAnsiTheme="majorBidi" w:cstheme="majorBidi"/>
-                <w:color w:val="0F4761" w:themeColor="accent1" w:themeShade="BF"/>
+                <w:sz w:val="32"/>
+                <w:szCs w:val="32"/>
+              </w:rPr>
+            </w:pPr>
+            <w:r>
+              <w:rPr>
+                <w:rFonts w:asciiTheme="majorBidi" w:eastAsiaTheme="majorEastAsia" w:hAnsiTheme="majorBidi" w:cstheme="majorBidi"/>
+                <w:color w:val="0F4761" w:themeColor="accent1" w:themeShade="BF"/>
+                <w:sz w:val="32"/>
+                <w:szCs w:val="32"/>
               </w:rPr>
               <w:t>The salesperson is logged in and authorized.</w:t>
             </w:r>
@@ -3852,12 +6549,16 @@
               <w:rPr>
                 <w:rFonts w:asciiTheme="majorBidi" w:eastAsiaTheme="majorEastAsia" w:hAnsiTheme="majorBidi" w:cstheme="majorBidi"/>
                 <w:color w:val="0F4761" w:themeColor="accent1" w:themeShade="BF"/>
-              </w:rPr>
-            </w:pPr>
-            <w:r>
-              <w:rPr>
-                <w:rFonts w:asciiTheme="majorBidi" w:eastAsiaTheme="majorEastAsia" w:hAnsiTheme="majorBidi" w:cstheme="majorBidi"/>
-                <w:color w:val="0F4761" w:themeColor="accent1" w:themeShade="BF"/>
+                <w:sz w:val="32"/>
+                <w:szCs w:val="32"/>
+              </w:rPr>
+            </w:pPr>
+            <w:r>
+              <w:rPr>
+                <w:rFonts w:asciiTheme="majorBidi" w:eastAsiaTheme="majorEastAsia" w:hAnsiTheme="majorBidi" w:cstheme="majorBidi"/>
+                <w:color w:val="0F4761" w:themeColor="accent1" w:themeShade="BF"/>
+                <w:sz w:val="32"/>
+                <w:szCs w:val="32"/>
               </w:rPr>
               <w:t>The customer previously purchased the item, and the sale trans</w:t>
             </w:r>
@@ -3865,6 +6566,8 @@
               <w:rPr>
                 <w:rFonts w:asciiTheme="majorBidi" w:eastAsiaTheme="majorEastAsia" w:hAnsiTheme="majorBidi" w:cstheme="majorBidi"/>
                 <w:color w:val="0F4761" w:themeColor="accent1" w:themeShade="BF"/>
+                <w:sz w:val="32"/>
+                <w:szCs w:val="32"/>
               </w:rPr>
               <w:t>action is recorded in the system.</w:t>
             </w:r>
@@ -3893,11 +6596,15 @@
               <w:rPr>
                 <w:rFonts w:asciiTheme="majorBidi" w:eastAsiaTheme="majorEastAsia" w:hAnsiTheme="majorBidi" w:cstheme="majorBidi"/>
                 <w:color w:val="0F4761" w:themeColor="accent1" w:themeShade="BF"/>
-              </w:rPr>
-            </w:pPr>
-            <w:r>
-              <w:rPr>
-                <w:rFonts w:asciiTheme="majorBidi" w:hAnsiTheme="majorBidi" w:cstheme="majorBidi"/>
+                <w:sz w:val="32"/>
+                <w:szCs w:val="32"/>
+              </w:rPr>
+            </w:pPr>
+            <w:r>
+              <w:rPr>
+                <w:rFonts w:asciiTheme="majorBidi" w:hAnsiTheme="majorBidi" w:cstheme="majorBidi"/>
+                <w:sz w:val="32"/>
+                <w:szCs w:val="32"/>
               </w:rPr>
               <w:t>Postconditions</w:t>
             </w:r>
@@ -3921,12 +6628,16 @@
               <w:rPr>
                 <w:rFonts w:asciiTheme="majorBidi" w:eastAsiaTheme="majorEastAsia" w:hAnsiTheme="majorBidi" w:cstheme="majorBidi"/>
                 <w:color w:val="0F4761" w:themeColor="accent1" w:themeShade="BF"/>
-              </w:rPr>
-            </w:pPr>
-            <w:r>
-              <w:rPr>
-                <w:rFonts w:asciiTheme="majorBidi" w:eastAsiaTheme="majorEastAsia" w:hAnsiTheme="majorBidi" w:cstheme="majorBidi"/>
-                <w:color w:val="0F4761" w:themeColor="accent1" w:themeShade="BF"/>
+                <w:sz w:val="32"/>
+                <w:szCs w:val="32"/>
+              </w:rPr>
+            </w:pPr>
+            <w:r>
+              <w:rPr>
+                <w:rFonts w:asciiTheme="majorBidi" w:eastAsiaTheme="majorEastAsia" w:hAnsiTheme="majorBidi" w:cstheme="majorBidi"/>
+                <w:color w:val="0F4761" w:themeColor="accent1" w:themeShade="BF"/>
+                <w:sz w:val="32"/>
+                <w:szCs w:val="32"/>
               </w:rPr>
               <w:t>The replacement is recorded in the system.</w:t>
             </w:r>
@@ -3945,12 +6656,16 @@
               <w:rPr>
                 <w:rFonts w:asciiTheme="majorBidi" w:eastAsiaTheme="majorEastAsia" w:hAnsiTheme="majorBidi" w:cstheme="majorBidi"/>
                 <w:color w:val="0F4761" w:themeColor="accent1" w:themeShade="BF"/>
-              </w:rPr>
-            </w:pPr>
-            <w:r>
-              <w:rPr>
-                <w:rFonts w:asciiTheme="majorBidi" w:eastAsiaTheme="majorEastAsia" w:hAnsiTheme="majorBidi" w:cstheme="majorBidi"/>
-                <w:color w:val="0F4761" w:themeColor="accent1" w:themeShade="BF"/>
+                <w:sz w:val="32"/>
+                <w:szCs w:val="32"/>
+              </w:rPr>
+            </w:pPr>
+            <w:r>
+              <w:rPr>
+                <w:rFonts w:asciiTheme="majorBidi" w:eastAsiaTheme="majorEastAsia" w:hAnsiTheme="majorBidi" w:cstheme="majorBidi"/>
+                <w:color w:val="0F4761" w:themeColor="accent1" w:themeShade="BF"/>
+                <w:sz w:val="32"/>
+                <w:szCs w:val="32"/>
               </w:rPr>
               <w:t xml:space="preserve">The inventory quantities of the items involved </w:t>
             </w:r>
@@ -3958,6 +6673,8 @@
               <w:rPr>
                 <w:rFonts w:asciiTheme="majorBidi" w:eastAsiaTheme="majorEastAsia" w:hAnsiTheme="majorBidi" w:cstheme="majorBidi"/>
                 <w:color w:val="0F4761" w:themeColor="accent1" w:themeShade="BF"/>
+                <w:sz w:val="32"/>
+                <w:szCs w:val="32"/>
               </w:rPr>
               <w:t xml:space="preserve">are updated. </w:t>
             </w:r>
@@ -3983,11 +6700,15 @@
               <w:rPr>
                 <w:rFonts w:asciiTheme="majorBidi" w:eastAsiaTheme="majorEastAsia" w:hAnsiTheme="majorBidi" w:cstheme="majorBidi"/>
                 <w:color w:val="0F4761" w:themeColor="accent1" w:themeShade="BF"/>
-              </w:rPr>
-            </w:pPr>
-            <w:r>
-              <w:rPr>
-                <w:rFonts w:asciiTheme="majorBidi" w:hAnsiTheme="majorBidi" w:cstheme="majorBidi"/>
+                <w:sz w:val="32"/>
+                <w:szCs w:val="32"/>
+              </w:rPr>
+            </w:pPr>
+            <w:r>
+              <w:rPr>
+                <w:rFonts w:asciiTheme="majorBidi" w:hAnsiTheme="majorBidi" w:cstheme="majorBidi"/>
+                <w:sz w:val="32"/>
+                <w:szCs w:val="32"/>
               </w:rPr>
               <w:t>Main Success Scenario</w:t>
             </w:r>
@@ -4013,13 +6734,18 @@
               <w:rPr>
                 <w:rFonts w:asciiTheme="majorBidi" w:hAnsiTheme="majorBidi" w:cstheme="majorBidi"/>
                 <w:color w:val="0E2841" w:themeColor="text2"/>
+                <w:sz w:val="32"/>
+                <w:szCs w:val="32"/>
               </w:rPr>
             </w:pPr>
             <w:r>
               <w:rPr>
                 <w:rFonts w:asciiTheme="majorBidi" w:hAnsiTheme="majorBidi" w:cstheme="majorBidi"/>
                 <w:color w:val="0E2841" w:themeColor="text2"/>
-              </w:rPr>
+                <w:sz w:val="32"/>
+                <w:szCs w:val="32"/>
+              </w:rPr>
+              <w:lastRenderedPageBreak/>
               <w:t>Actor Action</w:t>
             </w:r>
           </w:p>
@@ -4039,6 +6765,8 @@
                 <w:b/>
                 <w:bCs/>
                 <w:color w:val="0F4761" w:themeColor="accent1" w:themeShade="BF"/>
+                <w:sz w:val="32"/>
+                <w:szCs w:val="32"/>
               </w:rPr>
             </w:pPr>
             <w:r>
@@ -4046,6 +6774,8 @@
                 <w:rFonts w:asciiTheme="majorBidi" w:hAnsiTheme="majorBidi" w:cstheme="majorBidi"/>
                 <w:b/>
                 <w:bCs/>
+                <w:sz w:val="32"/>
+                <w:szCs w:val="32"/>
               </w:rPr>
               <w:t>System Response</w:t>
             </w:r>
@@ -4074,29 +6804,57 @@
               <w:jc w:val="both"/>
               <w:rPr>
                 <w:rFonts w:asciiTheme="majorBidi" w:hAnsiTheme="majorBidi" w:cstheme="majorBidi"/>
-              </w:rPr>
-            </w:pPr>
-            <w:r>
-              <w:rPr>
-                <w:rFonts w:asciiTheme="majorBidi" w:hAnsiTheme="majorBidi" w:cstheme="majorBidi"/>
+                <w:sz w:val="32"/>
+                <w:szCs w:val="32"/>
+              </w:rPr>
+            </w:pPr>
+            <w:r>
+              <w:rPr>
+                <w:rFonts w:asciiTheme="majorBidi" w:hAnsiTheme="majorBidi" w:cstheme="majorBidi"/>
+                <w:sz w:val="32"/>
+                <w:szCs w:val="32"/>
               </w:rPr>
               <w:t>The customer requ</w:t>
             </w:r>
             <w:r>
               <w:rPr>
                 <w:rFonts w:asciiTheme="majorBidi" w:hAnsiTheme="majorBidi" w:cstheme="majorBidi"/>
-              </w:rPr>
-              <w:t xml:space="preserve">ests a replacement and the salesperson enters the </w:t>
-            </w:r>
-            <w:r>
-              <w:rPr>
-                <w:rFonts w:asciiTheme="majorBidi" w:hAnsiTheme="majorBidi" w:cstheme="majorBidi"/>
+                <w:sz w:val="32"/>
+                <w:szCs w:val="32"/>
+              </w:rPr>
+              <w:t xml:space="preserve">ests a </w:t>
+            </w:r>
+            <w:proofErr w:type="gramStart"/>
+            <w:r>
+              <w:rPr>
+                <w:rFonts w:asciiTheme="majorBidi" w:hAnsiTheme="majorBidi" w:cstheme="majorBidi"/>
+                <w:sz w:val="32"/>
+                <w:szCs w:val="32"/>
+              </w:rPr>
+              <w:t>replacement</w:t>
+            </w:r>
+            <w:proofErr w:type="gramEnd"/>
+            <w:r>
+              <w:rPr>
+                <w:rFonts w:asciiTheme="majorBidi" w:hAnsiTheme="majorBidi" w:cstheme="majorBidi"/>
+                <w:sz w:val="32"/>
+                <w:szCs w:val="32"/>
+              </w:rPr>
+              <w:t xml:space="preserve"> and the salesperson enters the </w:t>
+            </w:r>
+            <w:r>
+              <w:rPr>
+                <w:rFonts w:asciiTheme="majorBidi" w:hAnsiTheme="majorBidi" w:cstheme="majorBidi"/>
+                <w:sz w:val="32"/>
+                <w:szCs w:val="32"/>
               </w:rPr>
               <w:t xml:space="preserve">required transaction information </w:t>
             </w:r>
             <w:r>
               <w:rPr>
                 <w:rFonts w:asciiTheme="majorBidi" w:hAnsiTheme="majorBidi" w:cstheme="majorBidi"/>
+                <w:sz w:val="32"/>
+                <w:szCs w:val="32"/>
               </w:rPr>
               <w:t>and the item information.</w:t>
             </w:r>
@@ -4120,19 +6878,16 @@
               <w:rPr>
                 <w:rFonts w:asciiTheme="majorBidi" w:eastAsiaTheme="majorEastAsia" w:hAnsiTheme="majorBidi" w:cstheme="majorBidi"/>
                 <w:color w:val="0F4761" w:themeColor="accent1" w:themeShade="BF"/>
-              </w:rPr>
-            </w:pPr>
-            <w:r>
-              <w:rPr>
-                <w:rFonts w:asciiTheme="majorBidi" w:eastAsiaTheme="majorEastAsia" w:hAnsiTheme="majorBidi" w:cstheme="majorBidi"/>
-                <w:color w:val="0F4761" w:themeColor="accent1" w:themeShade="BF"/>
-              </w:rPr>
-              <w:t xml:space="preserve">The system </w:t>
-            </w:r>
-            <w:r>
-              <w:rPr>
-                <w:rFonts w:asciiTheme="majorBidi" w:eastAsiaTheme="majorEastAsia" w:hAnsiTheme="majorBidi" w:cstheme="majorBidi"/>
-                <w:color w:val="0F4761" w:themeColor="accent1" w:themeShade="BF"/>
+                <w:sz w:val="32"/>
+                <w:szCs w:val="32"/>
+              </w:rPr>
+            </w:pPr>
+            <w:r>
+              <w:rPr>
+                <w:rFonts w:asciiTheme="majorBidi" w:eastAsiaTheme="majorEastAsia" w:hAnsiTheme="majorBidi" w:cstheme="majorBidi"/>
+                <w:color w:val="0F4761" w:themeColor="accent1" w:themeShade="BF"/>
+                <w:sz w:val="32"/>
+                <w:szCs w:val="32"/>
               </w:rPr>
               <w:t>retrieves the co</w:t>
             </w:r>
@@ -4140,6 +6895,8 @@
               <w:rPr>
                 <w:rFonts w:asciiTheme="majorBidi" w:eastAsiaTheme="majorEastAsia" w:hAnsiTheme="majorBidi" w:cstheme="majorBidi"/>
                 <w:color w:val="0F4761" w:themeColor="accent1" w:themeShade="BF"/>
+                <w:sz w:val="32"/>
+                <w:szCs w:val="32"/>
               </w:rPr>
               <w:t>rresp</w:t>
             </w:r>
@@ -4147,6 +6904,8 @@
               <w:rPr>
                 <w:rFonts w:asciiTheme="majorBidi" w:eastAsiaTheme="majorEastAsia" w:hAnsiTheme="majorBidi" w:cstheme="majorBidi"/>
                 <w:color w:val="0F4761" w:themeColor="accent1" w:themeShade="BF"/>
+                <w:sz w:val="32"/>
+                <w:szCs w:val="32"/>
               </w:rPr>
               <w:t>onding transaction and item information</w:t>
             </w:r>
@@ -4154,6 +6913,8 @@
               <w:rPr>
                 <w:rFonts w:asciiTheme="majorBidi" w:eastAsiaTheme="majorEastAsia" w:hAnsiTheme="majorBidi" w:cstheme="majorBidi"/>
                 <w:color w:val="0F4761" w:themeColor="accent1" w:themeShade="BF"/>
+                <w:sz w:val="32"/>
+                <w:szCs w:val="32"/>
               </w:rPr>
               <w:t>.</w:t>
             </w:r>
@@ -4179,6 +6940,8 @@
               <w:rPr>
                 <w:rFonts w:asciiTheme="majorBidi" w:hAnsiTheme="majorBidi" w:cstheme="majorBidi"/>
                 <w:color w:val="0F4761" w:themeColor="accent1" w:themeShade="BF"/>
+                <w:sz w:val="32"/>
+                <w:szCs w:val="32"/>
               </w:rPr>
             </w:pPr>
           </w:p>
@@ -4201,19 +6964,16 @@
               <w:rPr>
                 <w:rFonts w:asciiTheme="majorBidi" w:eastAsiaTheme="majorEastAsia" w:hAnsiTheme="majorBidi" w:cstheme="majorBidi"/>
                 <w:color w:val="0F4761" w:themeColor="accent1" w:themeShade="BF"/>
-              </w:rPr>
-            </w:pPr>
-            <w:r>
-              <w:rPr>
-                <w:rFonts w:asciiTheme="majorBidi" w:eastAsiaTheme="majorEastAsia" w:hAnsiTheme="majorBidi" w:cstheme="majorBidi"/>
-                <w:color w:val="0F4761" w:themeColor="accent1" w:themeShade="BF"/>
-              </w:rPr>
-              <w:t xml:space="preserve">The system </w:t>
-            </w:r>
-            <w:r>
-              <w:rPr>
-                <w:rFonts w:asciiTheme="majorBidi" w:eastAsiaTheme="majorEastAsia" w:hAnsiTheme="majorBidi" w:cstheme="majorBidi"/>
-                <w:color w:val="0F4761" w:themeColor="accent1" w:themeShade="BF"/>
+                <w:sz w:val="32"/>
+                <w:szCs w:val="32"/>
+              </w:rPr>
+            </w:pPr>
+            <w:r>
+              <w:rPr>
+                <w:rFonts w:asciiTheme="majorBidi" w:eastAsiaTheme="majorEastAsia" w:hAnsiTheme="majorBidi" w:cstheme="majorBidi"/>
+                <w:color w:val="0F4761" w:themeColor="accent1" w:themeShade="BF"/>
+                <w:sz w:val="32"/>
+                <w:szCs w:val="32"/>
               </w:rPr>
               <w:t>verifies the request according to the store.</w:t>
             </w:r>
@@ -4239,6 +6999,8 @@
               <w:rPr>
                 <w:rFonts w:asciiTheme="majorBidi" w:hAnsiTheme="majorBidi" w:cstheme="majorBidi"/>
                 <w:color w:val="0F4761" w:themeColor="accent1" w:themeShade="BF"/>
+                <w:sz w:val="32"/>
+                <w:szCs w:val="32"/>
               </w:rPr>
             </w:pPr>
           </w:p>
@@ -4261,19 +7023,25 @@
               <w:rPr>
                 <w:rFonts w:asciiTheme="majorBidi" w:eastAsiaTheme="majorEastAsia" w:hAnsiTheme="majorBidi" w:cstheme="majorBidi"/>
                 <w:color w:val="0F4761" w:themeColor="accent1" w:themeShade="BF"/>
-              </w:rPr>
-            </w:pPr>
-            <w:r>
-              <w:rPr>
-                <w:rFonts w:asciiTheme="majorBidi" w:eastAsiaTheme="majorEastAsia" w:hAnsiTheme="majorBidi" w:cstheme="majorBidi"/>
-                <w:color w:val="0F4761" w:themeColor="accent1" w:themeShade="BF"/>
-              </w:rPr>
-              <w:t xml:space="preserve">The system checks the </w:t>
-            </w:r>
-            <w:r>
-              <w:rPr>
-                <w:rFonts w:asciiTheme="majorBidi" w:eastAsiaTheme="majorEastAsia" w:hAnsiTheme="majorBidi" w:cstheme="majorBidi"/>
-                <w:color w:val="0F4761" w:themeColor="accent1" w:themeShade="BF"/>
+                <w:sz w:val="32"/>
+                <w:szCs w:val="32"/>
+              </w:rPr>
+            </w:pPr>
+            <w:r>
+              <w:rPr>
+                <w:rFonts w:asciiTheme="majorBidi" w:eastAsiaTheme="majorEastAsia" w:hAnsiTheme="majorBidi" w:cstheme="majorBidi"/>
+                <w:color w:val="0F4761" w:themeColor="accent1" w:themeShade="BF"/>
+                <w:sz w:val="32"/>
+                <w:szCs w:val="32"/>
+              </w:rPr>
+              <w:t xml:space="preserve">checks the </w:t>
+            </w:r>
+            <w:r>
+              <w:rPr>
+                <w:rFonts w:asciiTheme="majorBidi" w:eastAsiaTheme="majorEastAsia" w:hAnsiTheme="majorBidi" w:cstheme="majorBidi"/>
+                <w:color w:val="0F4761" w:themeColor="accent1" w:themeShade="BF"/>
+                <w:sz w:val="32"/>
+                <w:szCs w:val="32"/>
               </w:rPr>
               <w:t>replacement item is available in the required quantity.</w:t>
             </w:r>
@@ -4300,6 +7068,8 @@
               <w:rPr>
                 <w:rFonts w:asciiTheme="majorBidi" w:hAnsiTheme="majorBidi" w:cstheme="majorBidi"/>
                 <w:color w:val="0F4761" w:themeColor="accent1" w:themeShade="BF"/>
+                <w:sz w:val="32"/>
+                <w:szCs w:val="32"/>
               </w:rPr>
             </w:pPr>
           </w:p>
@@ -4322,19 +7092,25 @@
               <w:rPr>
                 <w:rFonts w:asciiTheme="majorBidi" w:eastAsiaTheme="majorEastAsia" w:hAnsiTheme="majorBidi" w:cstheme="majorBidi"/>
                 <w:color w:val="0F4761" w:themeColor="accent1" w:themeShade="BF"/>
-              </w:rPr>
-            </w:pPr>
-            <w:r>
-              <w:rPr>
-                <w:rFonts w:asciiTheme="majorBidi" w:eastAsiaTheme="majorEastAsia" w:hAnsiTheme="majorBidi" w:cstheme="majorBidi"/>
-                <w:color w:val="0F4761" w:themeColor="accent1" w:themeShade="BF"/>
-              </w:rPr>
-              <w:t>The system records the replacement and</w:t>
-            </w:r>
-            <w:r>
-              <w:rPr>
-                <w:rFonts w:asciiTheme="majorBidi" w:eastAsiaTheme="majorEastAsia" w:hAnsiTheme="majorBidi" w:cstheme="majorBidi"/>
-                <w:color w:val="0F4761" w:themeColor="accent1" w:themeShade="BF"/>
+                <w:sz w:val="32"/>
+                <w:szCs w:val="32"/>
+              </w:rPr>
+            </w:pPr>
+            <w:r>
+              <w:rPr>
+                <w:rFonts w:asciiTheme="majorBidi" w:eastAsiaTheme="majorEastAsia" w:hAnsiTheme="majorBidi" w:cstheme="majorBidi"/>
+                <w:color w:val="0F4761" w:themeColor="accent1" w:themeShade="BF"/>
+                <w:sz w:val="32"/>
+                <w:szCs w:val="32"/>
+              </w:rPr>
+              <w:t>records the replacement and</w:t>
+            </w:r>
+            <w:r>
+              <w:rPr>
+                <w:rFonts w:asciiTheme="majorBidi" w:eastAsiaTheme="majorEastAsia" w:hAnsiTheme="majorBidi" w:cstheme="majorBidi"/>
+                <w:color w:val="0F4761" w:themeColor="accent1" w:themeShade="BF"/>
+                <w:sz w:val="32"/>
+                <w:szCs w:val="32"/>
               </w:rPr>
               <w:t xml:space="preserve"> </w:t>
             </w:r>
@@ -4342,6 +7118,8 @@
               <w:rPr>
                 <w:rFonts w:asciiTheme="majorBidi" w:eastAsiaTheme="majorEastAsia" w:hAnsiTheme="majorBidi" w:cstheme="majorBidi"/>
                 <w:color w:val="0F4761" w:themeColor="accent1" w:themeShade="BF"/>
+                <w:sz w:val="32"/>
+                <w:szCs w:val="32"/>
               </w:rPr>
               <w:t>updates the inventory.</w:t>
             </w:r>
@@ -4366,6 +7144,8 @@
               <w:rPr>
                 <w:rFonts w:asciiTheme="majorBidi" w:hAnsiTheme="majorBidi" w:cstheme="majorBidi"/>
                 <w:color w:val="0F4761" w:themeColor="accent1" w:themeShade="BF"/>
+                <w:sz w:val="32"/>
+                <w:szCs w:val="32"/>
               </w:rPr>
             </w:pPr>
           </w:p>
@@ -4388,19 +7168,25 @@
               <w:rPr>
                 <w:rFonts w:asciiTheme="majorBidi" w:eastAsiaTheme="majorEastAsia" w:hAnsiTheme="majorBidi" w:cstheme="majorBidi"/>
                 <w:color w:val="0F4761" w:themeColor="accent1" w:themeShade="BF"/>
-              </w:rPr>
-            </w:pPr>
-            <w:r>
-              <w:rPr>
-                <w:rFonts w:asciiTheme="majorBidi" w:eastAsiaTheme="majorEastAsia" w:hAnsiTheme="majorBidi" w:cstheme="majorBidi"/>
-                <w:color w:val="0F4761" w:themeColor="accent1" w:themeShade="BF"/>
-              </w:rPr>
-              <w:t>The system inform</w:t>
-            </w:r>
-            <w:r>
-              <w:rPr>
-                <w:rFonts w:asciiTheme="majorBidi" w:eastAsiaTheme="majorEastAsia" w:hAnsiTheme="majorBidi" w:cstheme="majorBidi"/>
-                <w:color w:val="0F4761" w:themeColor="accent1" w:themeShade="BF"/>
+                <w:sz w:val="32"/>
+                <w:szCs w:val="32"/>
+              </w:rPr>
+            </w:pPr>
+            <w:r>
+              <w:rPr>
+                <w:rFonts w:asciiTheme="majorBidi" w:eastAsiaTheme="majorEastAsia" w:hAnsiTheme="majorBidi" w:cstheme="majorBidi"/>
+                <w:color w:val="0F4761" w:themeColor="accent1" w:themeShade="BF"/>
+                <w:sz w:val="32"/>
+                <w:szCs w:val="32"/>
+              </w:rPr>
+              <w:t>inform</w:t>
+            </w:r>
+            <w:r>
+              <w:rPr>
+                <w:rFonts w:asciiTheme="majorBidi" w:eastAsiaTheme="majorEastAsia" w:hAnsiTheme="majorBidi" w:cstheme="majorBidi"/>
+                <w:color w:val="0F4761" w:themeColor="accent1" w:themeShade="BF"/>
+                <w:sz w:val="32"/>
+                <w:szCs w:val="32"/>
               </w:rPr>
               <w:t>s the salesperson that the replacem</w:t>
             </w:r>
@@ -4408,6 +7194,8 @@
               <w:rPr>
                 <w:rFonts w:asciiTheme="majorBidi" w:eastAsiaTheme="majorEastAsia" w:hAnsiTheme="majorBidi" w:cstheme="majorBidi"/>
                 <w:color w:val="0F4761" w:themeColor="accent1" w:themeShade="BF"/>
+                <w:sz w:val="32"/>
+                <w:szCs w:val="32"/>
               </w:rPr>
               <w:t>ent was accepted and completed.</w:t>
             </w:r>
@@ -4434,11 +7222,15 @@
                 <w:rFonts w:asciiTheme="majorBidi" w:hAnsiTheme="majorBidi" w:cstheme="majorBidi"/>
                 <w:b w:val="0"/>
                 <w:bCs w:val="0"/>
-              </w:rPr>
-            </w:pPr>
-            <w:r>
-              <w:rPr>
-                <w:rFonts w:asciiTheme="majorBidi" w:hAnsiTheme="majorBidi" w:cstheme="majorBidi"/>
+                <w:sz w:val="32"/>
+                <w:szCs w:val="32"/>
+              </w:rPr>
+            </w:pPr>
+            <w:r>
+              <w:rPr>
+                <w:rFonts w:asciiTheme="majorBidi" w:hAnsiTheme="majorBidi" w:cstheme="majorBidi"/>
+                <w:sz w:val="32"/>
+                <w:szCs w:val="32"/>
               </w:rPr>
               <w:t>Alternative flows:</w:t>
             </w:r>
@@ -4452,11 +7244,15 @@
                 <w:rFonts w:asciiTheme="majorBidi" w:hAnsiTheme="majorBidi" w:cstheme="majorBidi"/>
                 <w:b w:val="0"/>
                 <w:bCs w:val="0"/>
-              </w:rPr>
-            </w:pPr>
-            <w:r>
-              <w:rPr>
-                <w:rFonts w:asciiTheme="majorBidi" w:hAnsiTheme="majorBidi" w:cstheme="majorBidi"/>
+                <w:sz w:val="32"/>
+                <w:szCs w:val="32"/>
+              </w:rPr>
+            </w:pPr>
+            <w:r>
+              <w:rPr>
+                <w:rFonts w:asciiTheme="majorBidi" w:hAnsiTheme="majorBidi" w:cstheme="majorBidi"/>
+                <w:sz w:val="32"/>
+                <w:szCs w:val="32"/>
               </w:rPr>
               <w:t>2.</w:t>
             </w:r>
@@ -4464,6 +7260,8 @@
             <w:r>
               <w:rPr>
                 <w:rFonts w:asciiTheme="majorBidi" w:hAnsiTheme="majorBidi" w:cstheme="majorBidi"/>
+                <w:sz w:val="32"/>
+                <w:szCs w:val="32"/>
               </w:rPr>
               <w:t>a</w:t>
             </w:r>
@@ -4471,36 +7269,66 @@
             <w:r>
               <w:rPr>
                 <w:rFonts w:asciiTheme="majorBidi" w:hAnsiTheme="majorBidi" w:cstheme="majorBidi"/>
+                <w:sz w:val="32"/>
+                <w:szCs w:val="32"/>
               </w:rPr>
               <w:t xml:space="preserve"> </w:t>
             </w:r>
             <w:r>
               <w:rPr>
                 <w:rFonts w:asciiTheme="majorBidi" w:hAnsiTheme="majorBidi" w:cstheme="majorBidi"/>
+                <w:sz w:val="32"/>
+                <w:szCs w:val="32"/>
               </w:rPr>
               <w:t>if the system can’t find the tran</w:t>
             </w:r>
             <w:r>
               <w:rPr>
                 <w:rFonts w:asciiTheme="majorBidi" w:hAnsiTheme="majorBidi" w:cstheme="majorBidi"/>
-              </w:rPr>
-              <w:t xml:space="preserve">saction or the item in it, the system informs the salesperson </w:t>
-            </w:r>
-            <w:r>
-              <w:rPr>
-                <w:rFonts w:asciiTheme="majorBidi" w:hAnsiTheme="majorBidi" w:cstheme="majorBidi"/>
+                <w:sz w:val="32"/>
+                <w:szCs w:val="32"/>
+              </w:rPr>
+              <w:t xml:space="preserve">saction or the item in it, the system informs the </w:t>
+            </w:r>
+            <w:proofErr w:type="gramStart"/>
+            <w:r>
+              <w:rPr>
+                <w:rFonts w:asciiTheme="majorBidi" w:hAnsiTheme="majorBidi" w:cstheme="majorBidi"/>
+                <w:sz w:val="32"/>
+                <w:szCs w:val="32"/>
+              </w:rPr>
+              <w:t>salesperson</w:t>
+            </w:r>
+            <w:proofErr w:type="gramEnd"/>
+            <w:r>
+              <w:rPr>
+                <w:rFonts w:asciiTheme="majorBidi" w:hAnsiTheme="majorBidi" w:cstheme="majorBidi"/>
+                <w:sz w:val="32"/>
+                <w:szCs w:val="32"/>
+              </w:rPr>
+              <w:t xml:space="preserve"> </w:t>
+            </w:r>
+            <w:r>
+              <w:rPr>
+                <w:rFonts w:asciiTheme="majorBidi" w:hAnsiTheme="majorBidi" w:cstheme="majorBidi"/>
+                <w:sz w:val="32"/>
+                <w:szCs w:val="32"/>
               </w:rPr>
               <w:t>and</w:t>
             </w:r>
             <w:r>
               <w:rPr>
                 <w:rFonts w:asciiTheme="majorBidi" w:hAnsiTheme="majorBidi" w:cstheme="majorBidi"/>
+                <w:sz w:val="32"/>
+                <w:szCs w:val="32"/>
               </w:rPr>
               <w:t xml:space="preserve"> </w:t>
             </w:r>
             <w:r>
               <w:rPr>
                 <w:rFonts w:asciiTheme="majorBidi" w:hAnsiTheme="majorBidi" w:cstheme="majorBidi"/>
+                <w:sz w:val="32"/>
+                <w:szCs w:val="32"/>
               </w:rPr>
               <w:t>nothing is recorde</w:t>
             </w:r>
@@ -4509,12 +7337,16 @@
                 <w:rFonts w:asciiTheme="majorBidi" w:hAnsiTheme="majorBidi" w:cstheme="majorBidi"/>
                 <w:b w:val="0"/>
                 <w:bCs w:val="0"/>
+                <w:sz w:val="32"/>
+                <w:szCs w:val="32"/>
               </w:rPr>
               <w:t>d</w:t>
             </w:r>
             <w:r>
               <w:rPr>
                 <w:rFonts w:asciiTheme="majorBidi" w:hAnsiTheme="majorBidi" w:cstheme="majorBidi"/>
+                <w:sz w:val="32"/>
+                <w:szCs w:val="32"/>
               </w:rPr>
               <w:t>.</w:t>
             </w:r>
@@ -4528,6 +7360,8 @@
                 <w:rFonts w:asciiTheme="majorBidi" w:hAnsiTheme="majorBidi" w:cstheme="majorBidi"/>
                 <w:b w:val="0"/>
                 <w:bCs w:val="0"/>
+                <w:sz w:val="32"/>
+                <w:szCs w:val="32"/>
               </w:rPr>
             </w:pPr>
           </w:p>
@@ -4540,59 +7374,79 @@
                 <w:rFonts w:asciiTheme="majorBidi" w:hAnsiTheme="majorBidi" w:cstheme="majorBidi"/>
                 <w:b w:val="0"/>
                 <w:bCs w:val="0"/>
-              </w:rPr>
-            </w:pPr>
-            <w:r>
-              <w:rPr>
-                <w:rFonts w:asciiTheme="majorBidi" w:hAnsiTheme="majorBidi" w:cstheme="majorBidi"/>
+                <w:sz w:val="32"/>
+                <w:szCs w:val="32"/>
+              </w:rPr>
+            </w:pPr>
+            <w:r>
+              <w:rPr>
+                <w:rFonts w:asciiTheme="majorBidi" w:hAnsiTheme="majorBidi" w:cstheme="majorBidi"/>
+                <w:sz w:val="32"/>
+                <w:szCs w:val="32"/>
               </w:rPr>
               <w:t>3.a</w:t>
             </w:r>
             <w:r>
               <w:rPr>
                 <w:rFonts w:asciiTheme="majorBidi" w:hAnsiTheme="majorBidi" w:cstheme="majorBidi"/>
+                <w:sz w:val="32"/>
+                <w:szCs w:val="32"/>
               </w:rPr>
               <w:t xml:space="preserve">: if the request dose not satisfy </w:t>
             </w:r>
             <w:r>
               <w:rPr>
                 <w:rFonts w:asciiTheme="majorBidi" w:hAnsiTheme="majorBidi" w:cstheme="majorBidi"/>
+                <w:sz w:val="32"/>
+                <w:szCs w:val="32"/>
               </w:rPr>
               <w:t xml:space="preserve">the store policy, the system </w:t>
             </w:r>
             <w:r>
               <w:rPr>
                 <w:rFonts w:asciiTheme="majorBidi" w:hAnsiTheme="majorBidi" w:cstheme="majorBidi"/>
+                <w:sz w:val="32"/>
+                <w:szCs w:val="32"/>
               </w:rPr>
               <w:t>rejects</w:t>
             </w:r>
             <w:r>
               <w:rPr>
                 <w:rFonts w:asciiTheme="majorBidi" w:hAnsiTheme="majorBidi" w:cstheme="majorBidi"/>
+                <w:sz w:val="32"/>
+                <w:szCs w:val="32"/>
               </w:rPr>
               <w:t xml:space="preserve"> the replacement </w:t>
             </w:r>
             <w:r>
               <w:rPr>
                 <w:rFonts w:asciiTheme="majorBidi" w:hAnsiTheme="majorBidi" w:cstheme="majorBidi"/>
+                <w:sz w:val="32"/>
+                <w:szCs w:val="32"/>
               </w:rPr>
               <w:t>and informs the salesperson of the reason</w:t>
             </w:r>
             <w:r>
               <w:rPr>
                 <w:rFonts w:asciiTheme="majorBidi" w:hAnsiTheme="majorBidi" w:cstheme="majorBidi"/>
+                <w:sz w:val="32"/>
+                <w:szCs w:val="32"/>
               </w:rPr>
               <w:t xml:space="preserve">. </w:t>
             </w:r>
             <w:r>
               <w:rPr>
                 <w:rFonts w:asciiTheme="majorBidi" w:hAnsiTheme="majorBidi" w:cstheme="majorBidi"/>
+                <w:sz w:val="32"/>
+                <w:szCs w:val="32"/>
               </w:rPr>
               <w:t xml:space="preserve">Nothing is recorded and inventory is </w:t>
             </w:r>
             <w:r>
               <w:rPr>
                 <w:rFonts w:asciiTheme="majorBidi" w:hAnsiTheme="majorBidi" w:cstheme="majorBidi"/>
+                <w:sz w:val="32"/>
+                <w:szCs w:val="32"/>
               </w:rPr>
               <w:t>unchang</w:t>
             </w:r>
@@ -4601,12 +7455,16 @@
                 <w:rFonts w:asciiTheme="majorBidi" w:hAnsiTheme="majorBidi" w:cstheme="majorBidi"/>
                 <w:b w:val="0"/>
                 <w:bCs w:val="0"/>
+                <w:sz w:val="32"/>
+                <w:szCs w:val="32"/>
               </w:rPr>
               <w:t>ed</w:t>
             </w:r>
             <w:r>
               <w:rPr>
                 <w:rFonts w:asciiTheme="majorBidi" w:hAnsiTheme="majorBidi" w:cstheme="majorBidi"/>
+                <w:sz w:val="32"/>
+                <w:szCs w:val="32"/>
               </w:rPr>
               <w:t>.</w:t>
             </w:r>
@@ -4620,6 +7478,8 @@
                 <w:rFonts w:asciiTheme="majorBidi" w:hAnsiTheme="majorBidi" w:cstheme="majorBidi"/>
                 <w:b w:val="0"/>
                 <w:bCs w:val="0"/>
+                <w:sz w:val="32"/>
+                <w:szCs w:val="32"/>
               </w:rPr>
             </w:pPr>
           </w:p>
@@ -4632,35 +7492,65 @@
                 <w:rFonts w:asciiTheme="majorBidi" w:hAnsiTheme="majorBidi" w:cstheme="majorBidi"/>
                 <w:b w:val="0"/>
                 <w:bCs w:val="0"/>
-              </w:rPr>
-            </w:pPr>
-            <w:r>
-              <w:rPr>
-                <w:rFonts w:asciiTheme="majorBidi" w:hAnsiTheme="majorBidi" w:cstheme="majorBidi"/>
-              </w:rPr>
-              <w:t xml:space="preserve">4.a </w:t>
-            </w:r>
-            <w:r>
-              <w:rPr>
-                <w:rFonts w:asciiTheme="majorBidi" w:hAnsiTheme="majorBidi" w:cstheme="majorBidi"/>
+                <w:sz w:val="32"/>
+                <w:szCs w:val="32"/>
+              </w:rPr>
+            </w:pPr>
+            <w:r>
+              <w:rPr>
+                <w:rFonts w:asciiTheme="majorBidi" w:hAnsiTheme="majorBidi" w:cstheme="majorBidi"/>
+                <w:sz w:val="32"/>
+                <w:szCs w:val="32"/>
+              </w:rPr>
+              <w:t>4.</w:t>
+            </w:r>
+            <w:proofErr w:type="spellStart"/>
+            <w:r>
+              <w:rPr>
+                <w:rFonts w:asciiTheme="majorBidi" w:hAnsiTheme="majorBidi" w:cstheme="majorBidi"/>
+                <w:sz w:val="32"/>
+                <w:szCs w:val="32"/>
+              </w:rPr>
+              <w:t>a</w:t>
+            </w:r>
+            <w:proofErr w:type="spellEnd"/>
+            <w:r>
+              <w:rPr>
+                <w:rFonts w:asciiTheme="majorBidi" w:hAnsiTheme="majorBidi" w:cstheme="majorBidi"/>
+                <w:sz w:val="32"/>
+                <w:szCs w:val="32"/>
+              </w:rPr>
+              <w:t xml:space="preserve"> </w:t>
+            </w:r>
+            <w:r>
+              <w:rPr>
+                <w:rFonts w:asciiTheme="majorBidi" w:hAnsiTheme="majorBidi" w:cstheme="majorBidi"/>
+                <w:sz w:val="32"/>
+                <w:szCs w:val="32"/>
               </w:rPr>
               <w:t xml:space="preserve">if the requested replacement </w:t>
             </w:r>
             <w:r>
               <w:rPr>
                 <w:rFonts w:asciiTheme="majorBidi" w:hAnsiTheme="majorBidi" w:cstheme="majorBidi"/>
+                <w:sz w:val="32"/>
+                <w:szCs w:val="32"/>
               </w:rPr>
               <w:t xml:space="preserve">item is not available in the required quantity, the </w:t>
             </w:r>
             <w:r>
               <w:rPr>
                 <w:rFonts w:asciiTheme="majorBidi" w:hAnsiTheme="majorBidi" w:cstheme="majorBidi"/>
+                <w:sz w:val="32"/>
+                <w:szCs w:val="32"/>
               </w:rPr>
               <w:t xml:space="preserve">system informs the salesperson, the replacement is not </w:t>
             </w:r>
             <w:r>
               <w:rPr>
                 <w:rFonts w:asciiTheme="majorBidi" w:hAnsiTheme="majorBidi" w:cstheme="majorBidi"/>
+                <w:sz w:val="32"/>
+                <w:szCs w:val="32"/>
               </w:rPr>
               <w:t>recorde</w:t>
             </w:r>
@@ -4669,12 +7559,16 @@
                 <w:rFonts w:asciiTheme="majorBidi" w:hAnsiTheme="majorBidi" w:cstheme="majorBidi"/>
                 <w:b w:val="0"/>
                 <w:bCs w:val="0"/>
+                <w:sz w:val="32"/>
+                <w:szCs w:val="32"/>
               </w:rPr>
               <w:t>d</w:t>
             </w:r>
             <w:r>
               <w:rPr>
                 <w:rFonts w:asciiTheme="majorBidi" w:hAnsiTheme="majorBidi" w:cstheme="majorBidi"/>
+                <w:sz w:val="32"/>
+                <w:szCs w:val="32"/>
               </w:rPr>
               <w:t>.</w:t>
             </w:r>
@@ -4688,6 +7582,8 @@
                 <w:rFonts w:asciiTheme="majorBidi" w:hAnsiTheme="majorBidi" w:cstheme="majorBidi"/>
                 <w:b w:val="0"/>
                 <w:bCs w:val="0"/>
+                <w:sz w:val="32"/>
+                <w:szCs w:val="32"/>
               </w:rPr>
             </w:pPr>
           </w:p>
@@ -4699,21 +7595,38 @@
               <w:rPr>
                 <w:rFonts w:asciiTheme="majorBidi" w:eastAsiaTheme="majorEastAsia" w:hAnsiTheme="majorBidi" w:cstheme="majorBidi"/>
                 <w:color w:val="0F4761" w:themeColor="accent1" w:themeShade="BF"/>
+                <w:sz w:val="32"/>
+                <w:szCs w:val="32"/>
               </w:rPr>
             </w:pPr>
           </w:p>
         </w:tc>
       </w:tr>
     </w:tbl>
-    <w:p/>
-    <w:p/>
-    <w:p/>
-    <w:p/>
-    <w:p/>
-    <w:p/>
-    <w:p/>
-    <w:p/>
-    <w:p/>
+    <w:p>
+      <w:pPr>
+        <w:rPr>
+          <w:sz w:val="28"/>
+          <w:szCs w:val="28"/>
+        </w:rPr>
+      </w:pPr>
+    </w:p>
+    <w:p>
+      <w:pPr>
+        <w:rPr>
+          <w:sz w:val="28"/>
+          <w:szCs w:val="28"/>
+        </w:rPr>
+      </w:pPr>
+    </w:p>
+    <w:p>
+      <w:pPr>
+        <w:rPr>
+          <w:sz w:val="28"/>
+          <w:szCs w:val="28"/>
+        </w:rPr>
+      </w:pPr>
+    </w:p>
     <w:tbl>
       <w:tblPr>
         <w:tblStyle w:val="GridTable5Dark-Accent4"/>
@@ -4756,13 +7669,53 @@
               <w:rPr>
                 <w:rFonts w:asciiTheme="majorBidi" w:eastAsiaTheme="majorEastAsia" w:hAnsiTheme="majorBidi" w:cstheme="majorBidi"/>
                 <w:color w:val="0F4761" w:themeColor="accent1" w:themeShade="BF"/>
-              </w:rPr>
-            </w:pPr>
-            <w:r>
-              <w:rPr>
-                <w:rFonts w:asciiTheme="majorBidi" w:hAnsiTheme="majorBidi" w:cstheme="majorBidi"/>
-              </w:rPr>
-              <w:t>Use case ID:</w:t>
+                <w:sz w:val="32"/>
+                <w:szCs w:val="32"/>
+              </w:rPr>
+            </w:pPr>
+            <w:r>
+              <w:rPr>
+                <w:rFonts w:asciiTheme="majorBidi" w:hAnsiTheme="majorBidi" w:cstheme="majorBidi"/>
+                <w:sz w:val="32"/>
+                <w:szCs w:val="32"/>
+              </w:rPr>
+              <w:lastRenderedPageBreak/>
+              <w:t xml:space="preserve">Use case </w:t>
+            </w:r>
+            <w:proofErr w:type="gramStart"/>
+            <w:r>
+              <w:rPr>
+                <w:rFonts w:asciiTheme="majorBidi" w:hAnsiTheme="majorBidi" w:cstheme="majorBidi"/>
+                <w:sz w:val="32"/>
+                <w:szCs w:val="32"/>
+              </w:rPr>
+              <w:t>ID:</w:t>
+            </w:r>
+            <w:r>
+              <w:rPr>
+                <w:rFonts w:asciiTheme="majorBidi" w:hAnsiTheme="majorBidi" w:cstheme="majorBidi"/>
+                <w:sz w:val="32"/>
+                <w:szCs w:val="32"/>
+              </w:rPr>
+              <w:t>UC</w:t>
+            </w:r>
+            <w:proofErr w:type="gramEnd"/>
+            <w:r>
+              <w:rPr>
+                <w:rFonts w:asciiTheme="majorBidi" w:hAnsiTheme="majorBidi" w:cstheme="majorBidi"/>
+                <w:sz w:val="32"/>
+                <w:szCs w:val="32"/>
+              </w:rPr>
+              <w:t>0</w:t>
+            </w:r>
+            <w:r>
+              <w:rPr>
+                <w:rFonts w:asciiTheme="majorBidi" w:hAnsiTheme="majorBidi" w:cstheme="majorBidi" w:hint="cs"/>
+                <w:sz w:val="32"/>
+                <w:szCs w:val="32"/>
+                <w:rtl/>
+              </w:rPr>
+              <w:t>5</w:t>
             </w:r>
           </w:p>
         </w:tc>
@@ -4784,19 +7737,33 @@
               <w:rPr>
                 <w:rFonts w:asciiTheme="majorBidi" w:eastAsiaTheme="majorEastAsia" w:hAnsiTheme="majorBidi" w:cstheme="majorBidi"/>
                 <w:color w:val="0F4761" w:themeColor="accent1" w:themeShade="BF"/>
-              </w:rPr>
-            </w:pPr>
-            <w:r>
-              <w:rPr>
-                <w:rFonts w:asciiTheme="majorBidi" w:eastAsiaTheme="majorEastAsia" w:hAnsiTheme="majorBidi" w:cstheme="majorBidi"/>
+                <w:sz w:val="32"/>
+                <w:szCs w:val="32"/>
+              </w:rPr>
+            </w:pPr>
+            <w:r>
+              <w:rPr>
+                <w:rFonts w:asciiTheme="majorBidi" w:eastAsiaTheme="majorEastAsia" w:hAnsiTheme="majorBidi" w:cstheme="majorBidi"/>
+                <w:sz w:val="32"/>
+                <w:szCs w:val="32"/>
               </w:rPr>
               <w:t>Track exp</w:t>
             </w:r>
             <w:r>
               <w:rPr>
                 <w:rFonts w:asciiTheme="majorBidi" w:eastAsiaTheme="majorEastAsia" w:hAnsiTheme="majorBidi" w:cstheme="majorBidi"/>
-              </w:rPr>
-              <w:t>iration</w:t>
+                <w:sz w:val="32"/>
+                <w:szCs w:val="32"/>
+              </w:rPr>
+              <w:t>ir</w:t>
+            </w:r>
+            <w:r>
+              <w:rPr>
+                <w:rFonts w:asciiTheme="majorBidi" w:eastAsiaTheme="majorEastAsia" w:hAnsiTheme="majorBidi" w:cstheme="majorBidi"/>
+                <w:sz w:val="32"/>
+                <w:szCs w:val="32"/>
+              </w:rPr>
+              <w:t>ed Goods</w:t>
             </w:r>
           </w:p>
         </w:tc>
@@ -4823,11 +7790,15 @@
               <w:rPr>
                 <w:rFonts w:asciiTheme="majorBidi" w:eastAsiaTheme="majorEastAsia" w:hAnsiTheme="majorBidi" w:cstheme="majorBidi"/>
                 <w:color w:val="0F4761" w:themeColor="accent1" w:themeShade="BF"/>
-              </w:rPr>
-            </w:pPr>
-            <w:r>
-              <w:rPr>
-                <w:rFonts w:asciiTheme="majorBidi" w:hAnsiTheme="majorBidi" w:cstheme="majorBidi"/>
+                <w:sz w:val="32"/>
+                <w:szCs w:val="32"/>
+              </w:rPr>
+            </w:pPr>
+            <w:r>
+              <w:rPr>
+                <w:rFonts w:asciiTheme="majorBidi" w:hAnsiTheme="majorBidi" w:cstheme="majorBidi"/>
+                <w:sz w:val="32"/>
+                <w:szCs w:val="32"/>
               </w:rPr>
               <w:t>Brief description</w:t>
             </w:r>
@@ -4846,12 +7817,16 @@
               <w:rPr>
                 <w:rFonts w:asciiTheme="majorBidi" w:eastAsiaTheme="majorEastAsia" w:hAnsiTheme="majorBidi" w:cstheme="majorBidi"/>
                 <w:color w:val="0F4761" w:themeColor="accent1" w:themeShade="BF"/>
-              </w:rPr>
-            </w:pPr>
-            <w:r>
-              <w:rPr>
-                <w:rFonts w:asciiTheme="majorBidi" w:eastAsiaTheme="majorEastAsia" w:hAnsiTheme="majorBidi" w:cstheme="majorBidi"/>
-                <w:color w:val="0F4761" w:themeColor="accent1" w:themeShade="BF"/>
+                <w:sz w:val="32"/>
+                <w:szCs w:val="32"/>
+              </w:rPr>
+            </w:pPr>
+            <w:r>
+              <w:rPr>
+                <w:rFonts w:asciiTheme="majorBidi" w:eastAsiaTheme="majorEastAsia" w:hAnsiTheme="majorBidi" w:cstheme="majorBidi"/>
+                <w:color w:val="0F4761" w:themeColor="accent1" w:themeShade="BF"/>
+                <w:sz w:val="32"/>
+                <w:szCs w:val="32"/>
               </w:rPr>
               <w:t>A</w:t>
             </w:r>
@@ -4859,6 +7834,8 @@
               <w:rPr>
                 <w:rFonts w:asciiTheme="majorBidi" w:eastAsiaTheme="majorEastAsia" w:hAnsiTheme="majorBidi" w:cstheme="majorBidi"/>
                 <w:color w:val="0F4761" w:themeColor="accent1" w:themeShade="BF"/>
+                <w:sz w:val="32"/>
+                <w:szCs w:val="32"/>
               </w:rPr>
               <w:t xml:space="preserve"> </w:t>
             </w:r>
@@ -4866,6 +7843,8 @@
               <w:rPr>
                 <w:rFonts w:asciiTheme="majorBidi" w:eastAsiaTheme="majorEastAsia" w:hAnsiTheme="majorBidi" w:cstheme="majorBidi"/>
                 <w:color w:val="0F4761" w:themeColor="accent1" w:themeShade="BF"/>
+                <w:sz w:val="32"/>
+                <w:szCs w:val="32"/>
               </w:rPr>
               <w:t>store manager</w:t>
             </w:r>
@@ -4873,6 +7852,8 @@
               <w:rPr>
                 <w:rFonts w:asciiTheme="majorBidi" w:eastAsiaTheme="majorEastAsia" w:hAnsiTheme="majorBidi" w:cstheme="majorBidi"/>
                 <w:color w:val="0F4761" w:themeColor="accent1" w:themeShade="BF"/>
+                <w:sz w:val="32"/>
+                <w:szCs w:val="32"/>
               </w:rPr>
               <w:t xml:space="preserve"> requests information about expired goods. The system </w:t>
             </w:r>
@@ -4880,6 +7861,8 @@
               <w:rPr>
                 <w:rFonts w:asciiTheme="majorBidi" w:eastAsiaTheme="majorEastAsia" w:hAnsiTheme="majorBidi" w:cstheme="majorBidi"/>
                 <w:color w:val="0F4761" w:themeColor="accent1" w:themeShade="BF"/>
+                <w:sz w:val="32"/>
+                <w:szCs w:val="32"/>
               </w:rPr>
               <w:t xml:space="preserve">identifies the expired item and displays their details, and the employee may then remove them from the inventory. </w:t>
             </w:r>
@@ -4906,11 +7889,15 @@
               <w:rPr>
                 <w:rFonts w:asciiTheme="majorBidi" w:eastAsiaTheme="majorEastAsia" w:hAnsiTheme="majorBidi" w:cstheme="majorBidi"/>
                 <w:color w:val="0F4761" w:themeColor="accent1" w:themeShade="BF"/>
-              </w:rPr>
-            </w:pPr>
-            <w:r>
-              <w:rPr>
-                <w:rFonts w:asciiTheme="majorBidi" w:hAnsiTheme="majorBidi" w:cstheme="majorBidi"/>
+                <w:sz w:val="32"/>
+                <w:szCs w:val="32"/>
+              </w:rPr>
+            </w:pPr>
+            <w:r>
+              <w:rPr>
+                <w:rFonts w:asciiTheme="majorBidi" w:hAnsiTheme="majorBidi" w:cstheme="majorBidi"/>
+                <w:sz w:val="32"/>
+                <w:szCs w:val="32"/>
               </w:rPr>
               <w:t>Primary actors</w:t>
             </w:r>
@@ -4929,12 +7916,16 @@
               <w:rPr>
                 <w:rFonts w:asciiTheme="majorBidi" w:eastAsiaTheme="majorEastAsia" w:hAnsiTheme="majorBidi" w:cstheme="majorBidi"/>
                 <w:color w:val="0F4761" w:themeColor="accent1" w:themeShade="BF"/>
-              </w:rPr>
-            </w:pPr>
-            <w:r>
-              <w:rPr>
-                <w:rFonts w:asciiTheme="majorBidi" w:eastAsiaTheme="majorEastAsia" w:hAnsiTheme="majorBidi" w:cstheme="majorBidi"/>
-                <w:color w:val="0F4761" w:themeColor="accent1" w:themeShade="BF"/>
+                <w:sz w:val="32"/>
+                <w:szCs w:val="32"/>
+              </w:rPr>
+            </w:pPr>
+            <w:r>
+              <w:rPr>
+                <w:rFonts w:asciiTheme="majorBidi" w:eastAsiaTheme="majorEastAsia" w:hAnsiTheme="majorBidi" w:cstheme="majorBidi"/>
+                <w:color w:val="0F4761" w:themeColor="accent1" w:themeShade="BF"/>
+                <w:sz w:val="32"/>
+                <w:szCs w:val="32"/>
               </w:rPr>
               <w:t>Store Ma</w:t>
             </w:r>
@@ -4942,6 +7933,8 @@
               <w:rPr>
                 <w:rFonts w:asciiTheme="majorBidi" w:eastAsiaTheme="majorEastAsia" w:hAnsiTheme="majorBidi" w:cstheme="majorBidi"/>
                 <w:color w:val="0F4761" w:themeColor="accent1" w:themeShade="BF"/>
+                <w:sz w:val="32"/>
+                <w:szCs w:val="32"/>
               </w:rPr>
               <w:t>nager.</w:t>
             </w:r>
@@ -4970,11 +7963,15 @@
               <w:rPr>
                 <w:rFonts w:asciiTheme="majorBidi" w:eastAsiaTheme="majorEastAsia" w:hAnsiTheme="majorBidi" w:cstheme="majorBidi"/>
                 <w:color w:val="0F4761" w:themeColor="accent1" w:themeShade="BF"/>
-              </w:rPr>
-            </w:pPr>
-            <w:r>
-              <w:rPr>
-                <w:rFonts w:asciiTheme="majorBidi" w:hAnsiTheme="majorBidi" w:cstheme="majorBidi"/>
+                <w:sz w:val="32"/>
+                <w:szCs w:val="32"/>
+              </w:rPr>
+            </w:pPr>
+            <w:r>
+              <w:rPr>
+                <w:rFonts w:asciiTheme="majorBidi" w:hAnsiTheme="majorBidi" w:cstheme="majorBidi"/>
+                <w:sz w:val="32"/>
+                <w:szCs w:val="32"/>
               </w:rPr>
               <w:t>Trigger</w:t>
             </w:r>
@@ -4993,12 +7990,16 @@
               <w:rPr>
                 <w:rFonts w:asciiTheme="majorBidi" w:eastAsiaTheme="majorEastAsia" w:hAnsiTheme="majorBidi" w:cstheme="majorBidi"/>
                 <w:color w:val="0F4761" w:themeColor="accent1" w:themeShade="BF"/>
-              </w:rPr>
-            </w:pPr>
-            <w:r>
-              <w:rPr>
-                <w:rFonts w:asciiTheme="majorBidi" w:eastAsiaTheme="majorEastAsia" w:hAnsiTheme="majorBidi" w:cstheme="majorBidi"/>
-                <w:color w:val="0F4761" w:themeColor="accent1" w:themeShade="BF"/>
+                <w:sz w:val="32"/>
+                <w:szCs w:val="32"/>
+              </w:rPr>
+            </w:pPr>
+            <w:r>
+              <w:rPr>
+                <w:rFonts w:asciiTheme="majorBidi" w:eastAsiaTheme="majorEastAsia" w:hAnsiTheme="majorBidi" w:cstheme="majorBidi"/>
+                <w:color w:val="0F4761" w:themeColor="accent1" w:themeShade="BF"/>
+                <w:sz w:val="32"/>
+                <w:szCs w:val="32"/>
               </w:rPr>
               <w:t xml:space="preserve">The </w:t>
             </w:r>
@@ -5006,6 +8007,8 @@
               <w:rPr>
                 <w:rFonts w:asciiTheme="majorBidi" w:eastAsiaTheme="majorEastAsia" w:hAnsiTheme="majorBidi" w:cstheme="majorBidi"/>
                 <w:color w:val="0F4761" w:themeColor="accent1" w:themeShade="BF"/>
+                <w:sz w:val="32"/>
+                <w:szCs w:val="32"/>
               </w:rPr>
               <w:t>store manager</w:t>
             </w:r>
@@ -5013,6 +8016,8 @@
               <w:rPr>
                 <w:rFonts w:asciiTheme="majorBidi" w:eastAsiaTheme="majorEastAsia" w:hAnsiTheme="majorBidi" w:cstheme="majorBidi"/>
                 <w:color w:val="0F4761" w:themeColor="accent1" w:themeShade="BF"/>
+                <w:sz w:val="32"/>
+                <w:szCs w:val="32"/>
               </w:rPr>
               <w:t xml:space="preserve"> requests information </w:t>
             </w:r>
@@ -5020,6 +8025,8 @@
               <w:rPr>
                 <w:rFonts w:asciiTheme="majorBidi" w:eastAsiaTheme="majorEastAsia" w:hAnsiTheme="majorBidi" w:cstheme="majorBidi"/>
                 <w:color w:val="0F4761" w:themeColor="accent1" w:themeShade="BF"/>
+                <w:sz w:val="32"/>
+                <w:szCs w:val="32"/>
               </w:rPr>
               <w:t>about expired goods.</w:t>
             </w:r>
@@ -5047,11 +8054,15 @@
               <w:rPr>
                 <w:rFonts w:asciiTheme="majorBidi" w:eastAsiaTheme="majorEastAsia" w:hAnsiTheme="majorBidi" w:cstheme="majorBidi"/>
                 <w:color w:val="0F4761" w:themeColor="accent1" w:themeShade="BF"/>
-              </w:rPr>
-            </w:pPr>
-            <w:r>
-              <w:rPr>
-                <w:rFonts w:asciiTheme="majorBidi" w:hAnsiTheme="majorBidi" w:cstheme="majorBidi"/>
+                <w:sz w:val="32"/>
+                <w:szCs w:val="32"/>
+              </w:rPr>
+            </w:pPr>
+            <w:r>
+              <w:rPr>
+                <w:rFonts w:asciiTheme="majorBidi" w:hAnsiTheme="majorBidi" w:cstheme="majorBidi"/>
+                <w:sz w:val="32"/>
+                <w:szCs w:val="32"/>
               </w:rPr>
               <w:t>Preconditions</w:t>
             </w:r>
@@ -5075,12 +8086,16 @@
               <w:rPr>
                 <w:rFonts w:asciiTheme="majorBidi" w:eastAsiaTheme="majorEastAsia" w:hAnsiTheme="majorBidi" w:cstheme="majorBidi"/>
                 <w:color w:val="0F4761" w:themeColor="accent1" w:themeShade="BF"/>
-              </w:rPr>
-            </w:pPr>
-            <w:r>
-              <w:rPr>
-                <w:rFonts w:asciiTheme="majorBidi" w:eastAsiaTheme="majorEastAsia" w:hAnsiTheme="majorBidi" w:cstheme="majorBidi"/>
-                <w:color w:val="0F4761" w:themeColor="accent1" w:themeShade="BF"/>
+                <w:sz w:val="32"/>
+                <w:szCs w:val="32"/>
+              </w:rPr>
+            </w:pPr>
+            <w:r>
+              <w:rPr>
+                <w:rFonts w:asciiTheme="majorBidi" w:eastAsiaTheme="majorEastAsia" w:hAnsiTheme="majorBidi" w:cstheme="majorBidi"/>
+                <w:color w:val="0F4761" w:themeColor="accent1" w:themeShade="BF"/>
+                <w:sz w:val="32"/>
+                <w:szCs w:val="32"/>
               </w:rPr>
               <w:t xml:space="preserve">The </w:t>
             </w:r>
@@ -5088,6 +8103,8 @@
               <w:rPr>
                 <w:rFonts w:asciiTheme="majorBidi" w:eastAsiaTheme="majorEastAsia" w:hAnsiTheme="majorBidi" w:cstheme="majorBidi"/>
                 <w:color w:val="0F4761" w:themeColor="accent1" w:themeShade="BF"/>
+                <w:sz w:val="32"/>
+                <w:szCs w:val="32"/>
               </w:rPr>
               <w:t>store manager</w:t>
             </w:r>
@@ -5095,6 +8112,8 @@
               <w:rPr>
                 <w:rFonts w:asciiTheme="majorBidi" w:eastAsiaTheme="majorEastAsia" w:hAnsiTheme="majorBidi" w:cstheme="majorBidi"/>
                 <w:color w:val="0F4761" w:themeColor="accent1" w:themeShade="BF"/>
+                <w:sz w:val="32"/>
+                <w:szCs w:val="32"/>
               </w:rPr>
               <w:t xml:space="preserve"> </w:t>
             </w:r>
@@ -5102,6 +8121,8 @@
               <w:rPr>
                 <w:rFonts w:asciiTheme="majorBidi" w:eastAsiaTheme="majorEastAsia" w:hAnsiTheme="majorBidi" w:cstheme="majorBidi"/>
                 <w:color w:val="0F4761" w:themeColor="accent1" w:themeShade="BF"/>
+                <w:sz w:val="32"/>
+                <w:szCs w:val="32"/>
               </w:rPr>
               <w:t>is logged in the and authorized.</w:t>
             </w:r>
@@ -5120,12 +8141,16 @@
               <w:rPr>
                 <w:rFonts w:asciiTheme="majorBidi" w:eastAsiaTheme="majorEastAsia" w:hAnsiTheme="majorBidi" w:cstheme="majorBidi"/>
                 <w:color w:val="0F4761" w:themeColor="accent1" w:themeShade="BF"/>
-              </w:rPr>
-            </w:pPr>
-            <w:r>
-              <w:rPr>
-                <w:rFonts w:asciiTheme="majorBidi" w:eastAsiaTheme="majorEastAsia" w:hAnsiTheme="majorBidi" w:cstheme="majorBidi"/>
-                <w:color w:val="0F4761" w:themeColor="accent1" w:themeShade="BF"/>
+                <w:sz w:val="32"/>
+                <w:szCs w:val="32"/>
+              </w:rPr>
+            </w:pPr>
+            <w:r>
+              <w:rPr>
+                <w:rFonts w:asciiTheme="majorBidi" w:eastAsiaTheme="majorEastAsia" w:hAnsiTheme="majorBidi" w:cstheme="majorBidi"/>
+                <w:color w:val="0F4761" w:themeColor="accent1" w:themeShade="BF"/>
+                <w:sz w:val="32"/>
+                <w:szCs w:val="32"/>
               </w:rPr>
               <w:t>The inventory contai</w:t>
             </w:r>
@@ -5133,6 +8158,8 @@
               <w:rPr>
                 <w:rFonts w:asciiTheme="majorBidi" w:eastAsiaTheme="majorEastAsia" w:hAnsiTheme="majorBidi" w:cstheme="majorBidi"/>
                 <w:color w:val="0F4761" w:themeColor="accent1" w:themeShade="BF"/>
+                <w:sz w:val="32"/>
+                <w:szCs w:val="32"/>
               </w:rPr>
               <w:t>ns items that have expiration dates.</w:t>
             </w:r>
@@ -5147,6 +8174,8 @@
               <w:rPr>
                 <w:rFonts w:asciiTheme="majorBidi" w:eastAsiaTheme="majorEastAsia" w:hAnsiTheme="majorBidi" w:cstheme="majorBidi"/>
                 <w:color w:val="0F4761" w:themeColor="accent1" w:themeShade="BF"/>
+                <w:sz w:val="32"/>
+                <w:szCs w:val="32"/>
               </w:rPr>
             </w:pPr>
           </w:p>
@@ -5174,13 +8203,16 @@
               <w:rPr>
                 <w:rFonts w:asciiTheme="majorBidi" w:eastAsiaTheme="majorEastAsia" w:hAnsiTheme="majorBidi" w:cstheme="majorBidi"/>
                 <w:color w:val="0F4761" w:themeColor="accent1" w:themeShade="BF"/>
-              </w:rPr>
-            </w:pPr>
-            <w:r>
-              <w:rPr>
-                <w:rFonts w:asciiTheme="majorBidi" w:hAnsiTheme="majorBidi" w:cstheme="majorBidi"/>
-              </w:rPr>
-              <w:lastRenderedPageBreak/>
+                <w:sz w:val="32"/>
+                <w:szCs w:val="32"/>
+              </w:rPr>
+            </w:pPr>
+            <w:r>
+              <w:rPr>
+                <w:rFonts w:asciiTheme="majorBidi" w:hAnsiTheme="majorBidi" w:cstheme="majorBidi"/>
+                <w:sz w:val="32"/>
+                <w:szCs w:val="32"/>
+              </w:rPr>
               <w:t>Postconditions</w:t>
             </w:r>
           </w:p>
@@ -5203,12 +8235,16 @@
               <w:rPr>
                 <w:rFonts w:asciiTheme="majorBidi" w:eastAsiaTheme="majorEastAsia" w:hAnsiTheme="majorBidi" w:cstheme="majorBidi"/>
                 <w:color w:val="0F4761" w:themeColor="accent1" w:themeShade="BF"/>
-              </w:rPr>
-            </w:pPr>
-            <w:r>
-              <w:rPr>
-                <w:rFonts w:asciiTheme="majorBidi" w:eastAsiaTheme="majorEastAsia" w:hAnsiTheme="majorBidi" w:cstheme="majorBidi"/>
-                <w:color w:val="0F4761" w:themeColor="accent1" w:themeShade="BF"/>
+                <w:sz w:val="32"/>
+                <w:szCs w:val="32"/>
+              </w:rPr>
+            </w:pPr>
+            <w:r>
+              <w:rPr>
+                <w:rFonts w:asciiTheme="majorBidi" w:eastAsiaTheme="majorEastAsia" w:hAnsiTheme="majorBidi" w:cstheme="majorBidi"/>
+                <w:color w:val="0F4761" w:themeColor="accent1" w:themeShade="BF"/>
+                <w:sz w:val="32"/>
+                <w:szCs w:val="32"/>
               </w:rPr>
               <w:t>The list expired items and their detail</w:t>
             </w:r>
@@ -5216,6 +8252,8 @@
               <w:rPr>
                 <w:rFonts w:asciiTheme="majorBidi" w:eastAsiaTheme="majorEastAsia" w:hAnsiTheme="majorBidi" w:cstheme="majorBidi"/>
                 <w:color w:val="0F4761" w:themeColor="accent1" w:themeShade="BF"/>
+                <w:sz w:val="32"/>
+                <w:szCs w:val="32"/>
               </w:rPr>
               <w:t>s was displayed to the store manager.</w:t>
             </w:r>
@@ -5234,12 +8272,16 @@
               <w:rPr>
                 <w:rFonts w:asciiTheme="majorBidi" w:eastAsiaTheme="majorEastAsia" w:hAnsiTheme="majorBidi" w:cstheme="majorBidi"/>
                 <w:color w:val="0F4761" w:themeColor="accent1" w:themeShade="BF"/>
-              </w:rPr>
-            </w:pPr>
-            <w:r>
-              <w:rPr>
-                <w:rFonts w:asciiTheme="majorBidi" w:eastAsiaTheme="majorEastAsia" w:hAnsiTheme="majorBidi" w:cstheme="majorBidi"/>
-                <w:color w:val="0F4761" w:themeColor="accent1" w:themeShade="BF"/>
+                <w:sz w:val="32"/>
+                <w:szCs w:val="32"/>
+              </w:rPr>
+            </w:pPr>
+            <w:r>
+              <w:rPr>
+                <w:rFonts w:asciiTheme="majorBidi" w:eastAsiaTheme="majorEastAsia" w:hAnsiTheme="majorBidi" w:cstheme="majorBidi"/>
+                <w:color w:val="0F4761" w:themeColor="accent1" w:themeShade="BF"/>
+                <w:sz w:val="32"/>
+                <w:szCs w:val="32"/>
               </w:rPr>
               <w:t>I</w:t>
             </w:r>
@@ -5247,6 +8289,8 @@
               <w:rPr>
                 <w:rFonts w:asciiTheme="majorBidi" w:eastAsiaTheme="majorEastAsia" w:hAnsiTheme="majorBidi" w:cstheme="majorBidi"/>
                 <w:color w:val="0F4761" w:themeColor="accent1" w:themeShade="BF"/>
+                <w:sz w:val="32"/>
+                <w:szCs w:val="32"/>
               </w:rPr>
               <w:t>f the store manager chose to remove goods, the selected expired goods</w:t>
             </w:r>
@@ -5254,6 +8298,8 @@
               <w:rPr>
                 <w:rFonts w:asciiTheme="majorBidi" w:eastAsiaTheme="majorEastAsia" w:hAnsiTheme="majorBidi" w:cstheme="majorBidi"/>
                 <w:color w:val="0F4761" w:themeColor="accent1" w:themeShade="BF"/>
+                <w:sz w:val="32"/>
+                <w:szCs w:val="32"/>
               </w:rPr>
               <w:t xml:space="preserve"> were removed from the inventory. </w:t>
             </w:r>
@@ -5279,11 +8325,15 @@
               <w:rPr>
                 <w:rFonts w:asciiTheme="majorBidi" w:eastAsiaTheme="majorEastAsia" w:hAnsiTheme="majorBidi" w:cstheme="majorBidi"/>
                 <w:color w:val="0F4761" w:themeColor="accent1" w:themeShade="BF"/>
-              </w:rPr>
-            </w:pPr>
-            <w:r>
-              <w:rPr>
-                <w:rFonts w:asciiTheme="majorBidi" w:hAnsiTheme="majorBidi" w:cstheme="majorBidi"/>
+                <w:sz w:val="32"/>
+                <w:szCs w:val="32"/>
+              </w:rPr>
+            </w:pPr>
+            <w:r>
+              <w:rPr>
+                <w:rFonts w:asciiTheme="majorBidi" w:hAnsiTheme="majorBidi" w:cstheme="majorBidi"/>
+                <w:sz w:val="32"/>
+                <w:szCs w:val="32"/>
               </w:rPr>
               <w:t>Main Success Scenario</w:t>
             </w:r>
@@ -5309,12 +8359,16 @@
               <w:rPr>
                 <w:rFonts w:asciiTheme="majorBidi" w:hAnsiTheme="majorBidi" w:cstheme="majorBidi"/>
                 <w:color w:val="0E2841" w:themeColor="text2"/>
+                <w:sz w:val="32"/>
+                <w:szCs w:val="32"/>
               </w:rPr>
             </w:pPr>
             <w:r>
               <w:rPr>
                 <w:rFonts w:asciiTheme="majorBidi" w:hAnsiTheme="majorBidi" w:cstheme="majorBidi"/>
                 <w:color w:val="0E2841" w:themeColor="text2"/>
+                <w:sz w:val="32"/>
+                <w:szCs w:val="32"/>
               </w:rPr>
               <w:t>Actor Action</w:t>
             </w:r>
@@ -5335,6 +8389,8 @@
                 <w:b/>
                 <w:bCs/>
                 <w:color w:val="0F4761" w:themeColor="accent1" w:themeShade="BF"/>
+                <w:sz w:val="32"/>
+                <w:szCs w:val="32"/>
               </w:rPr>
             </w:pPr>
             <w:r>
@@ -5342,6 +8398,8 @@
                 <w:rFonts w:asciiTheme="majorBidi" w:hAnsiTheme="majorBidi" w:cstheme="majorBidi"/>
                 <w:b/>
                 <w:bCs/>
+                <w:sz w:val="32"/>
+                <w:szCs w:val="32"/>
               </w:rPr>
               <w:t>System Response</w:t>
             </w:r>
@@ -5370,23 +8428,31 @@
               <w:jc w:val="both"/>
               <w:rPr>
                 <w:rFonts w:asciiTheme="majorBidi" w:hAnsiTheme="majorBidi" w:cstheme="majorBidi"/>
-              </w:rPr>
-            </w:pPr>
-            <w:r>
-              <w:rPr>
-                <w:rFonts w:asciiTheme="majorBidi" w:hAnsiTheme="majorBidi" w:cstheme="majorBidi"/>
+                <w:sz w:val="32"/>
+                <w:szCs w:val="32"/>
+              </w:rPr>
+            </w:pPr>
+            <w:r>
+              <w:rPr>
+                <w:rFonts w:asciiTheme="majorBidi" w:hAnsiTheme="majorBidi" w:cstheme="majorBidi"/>
+                <w:sz w:val="32"/>
+                <w:szCs w:val="32"/>
               </w:rPr>
               <w:t xml:space="preserve">The </w:t>
             </w:r>
             <w:r>
               <w:rPr>
                 <w:rFonts w:asciiTheme="majorBidi" w:hAnsiTheme="majorBidi" w:cstheme="majorBidi"/>
+                <w:sz w:val="32"/>
+                <w:szCs w:val="32"/>
               </w:rPr>
               <w:t>store manager</w:t>
             </w:r>
             <w:r>
               <w:rPr>
                 <w:rFonts w:asciiTheme="majorBidi" w:hAnsiTheme="majorBidi" w:cstheme="majorBidi"/>
+                <w:sz w:val="32"/>
+                <w:szCs w:val="32"/>
               </w:rPr>
               <w:t xml:space="preserve"> requests information about expired goods.</w:t>
             </w:r>
@@ -5410,19 +8476,25 @@
               <w:rPr>
                 <w:rFonts w:asciiTheme="majorBidi" w:eastAsiaTheme="majorEastAsia" w:hAnsiTheme="majorBidi" w:cstheme="majorBidi"/>
                 <w:color w:val="0F4761" w:themeColor="accent1" w:themeShade="BF"/>
-              </w:rPr>
-            </w:pPr>
-            <w:r>
-              <w:rPr>
-                <w:rFonts w:asciiTheme="majorBidi" w:eastAsiaTheme="majorEastAsia" w:hAnsiTheme="majorBidi" w:cstheme="majorBidi"/>
-                <w:color w:val="0F4761" w:themeColor="accent1" w:themeShade="BF"/>
-              </w:rPr>
-              <w:t>The system ide</w:t>
-            </w:r>
-            <w:r>
-              <w:rPr>
-                <w:rFonts w:asciiTheme="majorBidi" w:eastAsiaTheme="majorEastAsia" w:hAnsiTheme="majorBidi" w:cstheme="majorBidi"/>
-                <w:color w:val="0F4761" w:themeColor="accent1" w:themeShade="BF"/>
+                <w:sz w:val="32"/>
+                <w:szCs w:val="32"/>
+              </w:rPr>
+            </w:pPr>
+            <w:r>
+              <w:rPr>
+                <w:rFonts w:asciiTheme="majorBidi" w:eastAsiaTheme="majorEastAsia" w:hAnsiTheme="majorBidi" w:cstheme="majorBidi"/>
+                <w:color w:val="0F4761" w:themeColor="accent1" w:themeShade="BF"/>
+                <w:sz w:val="32"/>
+                <w:szCs w:val="32"/>
+              </w:rPr>
+              <w:t>ide</w:t>
+            </w:r>
+            <w:r>
+              <w:rPr>
+                <w:rFonts w:asciiTheme="majorBidi" w:eastAsiaTheme="majorEastAsia" w:hAnsiTheme="majorBidi" w:cstheme="majorBidi"/>
+                <w:color w:val="0F4761" w:themeColor="accent1" w:themeShade="BF"/>
+                <w:sz w:val="32"/>
+                <w:szCs w:val="32"/>
               </w:rPr>
               <w:t>ntifies the items whose expiration date has passed</w:t>
             </w:r>
@@ -5430,6 +8502,8 @@
               <w:rPr>
                 <w:rFonts w:asciiTheme="majorBidi" w:eastAsiaTheme="majorEastAsia" w:hAnsiTheme="majorBidi" w:cstheme="majorBidi"/>
                 <w:color w:val="0F4761" w:themeColor="accent1" w:themeShade="BF"/>
+                <w:sz w:val="32"/>
+                <w:szCs w:val="32"/>
               </w:rPr>
               <w:t>.</w:t>
             </w:r>
@@ -5456,6 +8530,8 @@
               <w:rPr>
                 <w:rFonts w:asciiTheme="majorBidi" w:hAnsiTheme="majorBidi" w:cstheme="majorBidi"/>
                 <w:color w:val="0F4761" w:themeColor="accent1" w:themeShade="BF"/>
+                <w:sz w:val="32"/>
+                <w:szCs w:val="32"/>
               </w:rPr>
             </w:pPr>
           </w:p>
@@ -5478,19 +8554,25 @@
               <w:rPr>
                 <w:rFonts w:asciiTheme="majorBidi" w:eastAsiaTheme="majorEastAsia" w:hAnsiTheme="majorBidi" w:cstheme="majorBidi"/>
                 <w:color w:val="0F4761" w:themeColor="accent1" w:themeShade="BF"/>
-              </w:rPr>
-            </w:pPr>
-            <w:r>
-              <w:rPr>
-                <w:rFonts w:asciiTheme="majorBidi" w:eastAsiaTheme="majorEastAsia" w:hAnsiTheme="majorBidi" w:cstheme="majorBidi"/>
-                <w:color w:val="0F4761" w:themeColor="accent1" w:themeShade="BF"/>
-              </w:rPr>
-              <w:t>The system displays the deta</w:t>
-            </w:r>
-            <w:r>
-              <w:rPr>
-                <w:rFonts w:asciiTheme="majorBidi" w:eastAsiaTheme="majorEastAsia" w:hAnsiTheme="majorBidi" w:cstheme="majorBidi"/>
-                <w:color w:val="0F4761" w:themeColor="accent1" w:themeShade="BF"/>
+                <w:sz w:val="32"/>
+                <w:szCs w:val="32"/>
+              </w:rPr>
+            </w:pPr>
+            <w:r>
+              <w:rPr>
+                <w:rFonts w:asciiTheme="majorBidi" w:eastAsiaTheme="majorEastAsia" w:hAnsiTheme="majorBidi" w:cstheme="majorBidi"/>
+                <w:color w:val="0F4761" w:themeColor="accent1" w:themeShade="BF"/>
+                <w:sz w:val="32"/>
+                <w:szCs w:val="32"/>
+              </w:rPr>
+              <w:t>displays the deta</w:t>
+            </w:r>
+            <w:r>
+              <w:rPr>
+                <w:rFonts w:asciiTheme="majorBidi" w:eastAsiaTheme="majorEastAsia" w:hAnsiTheme="majorBidi" w:cstheme="majorBidi"/>
+                <w:color w:val="0F4761" w:themeColor="accent1" w:themeShade="BF"/>
+                <w:sz w:val="32"/>
+                <w:szCs w:val="32"/>
               </w:rPr>
               <w:t>ils of the expired items.</w:t>
             </w:r>
@@ -5520,12 +8602,16 @@
               <w:rPr>
                 <w:rFonts w:asciiTheme="majorBidi" w:hAnsiTheme="majorBidi" w:cstheme="majorBidi"/>
                 <w:color w:val="0F4761" w:themeColor="accent1" w:themeShade="BF"/>
-              </w:rPr>
-            </w:pPr>
-            <w:r>
-              <w:rPr>
-                <w:rFonts w:asciiTheme="majorBidi" w:hAnsiTheme="majorBidi" w:cstheme="majorBidi"/>
-                <w:color w:val="0F4761" w:themeColor="accent1" w:themeShade="BF"/>
+                <w:sz w:val="32"/>
+                <w:szCs w:val="32"/>
+              </w:rPr>
+            </w:pPr>
+            <w:r>
+              <w:rPr>
+                <w:rFonts w:asciiTheme="majorBidi" w:hAnsiTheme="majorBidi" w:cstheme="majorBidi"/>
+                <w:color w:val="0F4761" w:themeColor="accent1" w:themeShade="BF"/>
+                <w:sz w:val="32"/>
+                <w:szCs w:val="32"/>
               </w:rPr>
               <w:t xml:space="preserve">If the store manager </w:t>
             </w:r>
@@ -5533,6 +8619,8 @@
               <w:rPr>
                 <w:rFonts w:asciiTheme="majorBidi" w:hAnsiTheme="majorBidi" w:cstheme="majorBidi"/>
                 <w:color w:val="0F4761" w:themeColor="accent1" w:themeShade="BF"/>
+                <w:sz w:val="32"/>
+                <w:szCs w:val="32"/>
               </w:rPr>
               <w:t xml:space="preserve">chooses to remove expired goods, the </w:t>
             </w:r>
@@ -5540,6 +8628,8 @@
               <w:rPr>
                 <w:rFonts w:asciiTheme="majorBidi" w:hAnsiTheme="majorBidi" w:cstheme="majorBidi"/>
                 <w:color w:val="0F4761" w:themeColor="accent1" w:themeShade="BF"/>
+                <w:sz w:val="32"/>
+                <w:szCs w:val="32"/>
               </w:rPr>
               <w:t xml:space="preserve">store manager </w:t>
             </w:r>
@@ -5547,6 +8637,8 @@
               <w:rPr>
                 <w:rFonts w:asciiTheme="majorBidi" w:hAnsiTheme="majorBidi" w:cstheme="majorBidi"/>
                 <w:color w:val="0F4761" w:themeColor="accent1" w:themeShade="BF"/>
+                <w:sz w:val="32"/>
+                <w:szCs w:val="32"/>
               </w:rPr>
               <w:t>select</w:t>
             </w:r>
@@ -5556,6 +8648,8 @@
                 <w:b w:val="0"/>
                 <w:bCs w:val="0"/>
                 <w:color w:val="0F4761" w:themeColor="accent1" w:themeShade="BF"/>
+                <w:sz w:val="32"/>
+                <w:szCs w:val="32"/>
               </w:rPr>
               <w:t>s</w:t>
             </w:r>
@@ -5563,6 +8657,8 @@
               <w:rPr>
                 <w:rFonts w:asciiTheme="majorBidi" w:hAnsiTheme="majorBidi" w:cstheme="majorBidi"/>
                 <w:color w:val="0F4761" w:themeColor="accent1" w:themeShade="BF"/>
+                <w:sz w:val="32"/>
+                <w:szCs w:val="32"/>
               </w:rPr>
               <w:t xml:space="preserve"> the goods to remove</w:t>
             </w:r>
@@ -5570,6 +8666,8 @@
               <w:rPr>
                 <w:rFonts w:asciiTheme="majorBidi" w:hAnsiTheme="majorBidi" w:cstheme="majorBidi"/>
                 <w:color w:val="0F4761" w:themeColor="accent1" w:themeShade="BF"/>
+                <w:sz w:val="32"/>
+                <w:szCs w:val="32"/>
               </w:rPr>
               <w:t xml:space="preserve">. </w:t>
             </w:r>
@@ -5593,19 +8691,25 @@
               <w:rPr>
                 <w:rFonts w:asciiTheme="majorBidi" w:eastAsiaTheme="majorEastAsia" w:hAnsiTheme="majorBidi" w:cstheme="majorBidi"/>
                 <w:color w:val="0F4761" w:themeColor="accent1" w:themeShade="BF"/>
-              </w:rPr>
-            </w:pPr>
-            <w:r>
-              <w:rPr>
-                <w:rFonts w:asciiTheme="majorBidi" w:eastAsiaTheme="majorEastAsia" w:hAnsiTheme="majorBidi" w:cstheme="majorBidi"/>
-                <w:color w:val="0F4761" w:themeColor="accent1" w:themeShade="BF"/>
-              </w:rPr>
-              <w:t>The system extends to remove goods and remove</w:t>
-            </w:r>
-            <w:r>
-              <w:rPr>
-                <w:rFonts w:asciiTheme="majorBidi" w:eastAsiaTheme="majorEastAsia" w:hAnsiTheme="majorBidi" w:cstheme="majorBidi"/>
-                <w:color w:val="0F4761" w:themeColor="accent1" w:themeShade="BF"/>
+                <w:sz w:val="32"/>
+                <w:szCs w:val="32"/>
+              </w:rPr>
+            </w:pPr>
+            <w:r>
+              <w:rPr>
+                <w:rFonts w:asciiTheme="majorBidi" w:eastAsiaTheme="majorEastAsia" w:hAnsiTheme="majorBidi" w:cstheme="majorBidi"/>
+                <w:color w:val="0F4761" w:themeColor="accent1" w:themeShade="BF"/>
+                <w:sz w:val="32"/>
+                <w:szCs w:val="32"/>
+              </w:rPr>
+              <w:t>extends to remove goods and remove</w:t>
+            </w:r>
+            <w:r>
+              <w:rPr>
+                <w:rFonts w:asciiTheme="majorBidi" w:eastAsiaTheme="majorEastAsia" w:hAnsiTheme="majorBidi" w:cstheme="majorBidi"/>
+                <w:color w:val="0F4761" w:themeColor="accent1" w:themeShade="BF"/>
+                <w:sz w:val="32"/>
+                <w:szCs w:val="32"/>
               </w:rPr>
               <w:t>s the selected goods from the inventory.</w:t>
             </w:r>
@@ -5632,12 +8736,17 @@
                 <w:rFonts w:asciiTheme="majorBidi" w:hAnsiTheme="majorBidi" w:cstheme="majorBidi"/>
                 <w:b w:val="0"/>
                 <w:bCs w:val="0"/>
-              </w:rPr>
-            </w:pPr>
-            <w:r>
-              <w:rPr>
-                <w:rFonts w:asciiTheme="majorBidi" w:hAnsiTheme="majorBidi" w:cstheme="majorBidi"/>
-              </w:rPr>
+                <w:sz w:val="32"/>
+                <w:szCs w:val="32"/>
+              </w:rPr>
+            </w:pPr>
+            <w:r>
+              <w:rPr>
+                <w:rFonts w:asciiTheme="majorBidi" w:hAnsiTheme="majorBidi" w:cstheme="majorBidi"/>
+                <w:sz w:val="32"/>
+                <w:szCs w:val="32"/>
+              </w:rPr>
+              <w:lastRenderedPageBreak/>
               <w:t>Alternative flows:</w:t>
             </w:r>
           </w:p>
@@ -5650,35 +8759,65 @@
                 <w:rFonts w:asciiTheme="majorBidi" w:hAnsiTheme="majorBidi" w:cstheme="majorBidi"/>
                 <w:b w:val="0"/>
                 <w:bCs w:val="0"/>
-              </w:rPr>
-            </w:pPr>
-            <w:r>
-              <w:rPr>
-                <w:rFonts w:asciiTheme="majorBidi" w:hAnsiTheme="majorBidi" w:cstheme="majorBidi"/>
-              </w:rPr>
-              <w:t>2.a if no item has passed its exp</w:t>
-            </w:r>
-            <w:r>
-              <w:rPr>
-                <w:rFonts w:asciiTheme="majorBidi" w:hAnsiTheme="majorBidi" w:cstheme="majorBidi"/>
+                <w:sz w:val="32"/>
+                <w:szCs w:val="32"/>
+              </w:rPr>
+            </w:pPr>
+            <w:r>
+              <w:rPr>
+                <w:rFonts w:asciiTheme="majorBidi" w:hAnsiTheme="majorBidi" w:cstheme="majorBidi"/>
+                <w:sz w:val="32"/>
+                <w:szCs w:val="32"/>
+              </w:rPr>
+              <w:t>2.</w:t>
+            </w:r>
+            <w:proofErr w:type="spellStart"/>
+            <w:r>
+              <w:rPr>
+                <w:rFonts w:asciiTheme="majorBidi" w:hAnsiTheme="majorBidi" w:cstheme="majorBidi"/>
+                <w:sz w:val="32"/>
+                <w:szCs w:val="32"/>
+              </w:rPr>
+              <w:t>a</w:t>
+            </w:r>
+            <w:proofErr w:type="spellEnd"/>
+            <w:r>
+              <w:rPr>
+                <w:rFonts w:asciiTheme="majorBidi" w:hAnsiTheme="majorBidi" w:cstheme="majorBidi"/>
+                <w:sz w:val="32"/>
+                <w:szCs w:val="32"/>
+              </w:rPr>
+              <w:t xml:space="preserve"> if no item has passed its exp</w:t>
+            </w:r>
+            <w:r>
+              <w:rPr>
+                <w:rFonts w:asciiTheme="majorBidi" w:hAnsiTheme="majorBidi" w:cstheme="majorBidi"/>
+                <w:sz w:val="32"/>
+                <w:szCs w:val="32"/>
               </w:rPr>
               <w:t xml:space="preserve">iration date, the system informs the </w:t>
             </w:r>
             <w:r>
               <w:rPr>
                 <w:rFonts w:asciiTheme="majorBidi" w:hAnsiTheme="majorBidi" w:cstheme="majorBidi"/>
+                <w:sz w:val="32"/>
+                <w:szCs w:val="32"/>
               </w:rPr>
               <w:t>store manager</w:t>
             </w:r>
             <w:r>
               <w:rPr>
                 <w:rFonts w:asciiTheme="majorBidi" w:hAnsiTheme="majorBidi" w:cstheme="majorBidi"/>
+                <w:sz w:val="32"/>
+                <w:szCs w:val="32"/>
               </w:rPr>
               <w:t xml:space="preserve"> that there are no exp</w:t>
             </w:r>
             <w:r>
               <w:rPr>
                 <w:rFonts w:asciiTheme="majorBidi" w:hAnsiTheme="majorBidi" w:cstheme="majorBidi"/>
+                <w:sz w:val="32"/>
+                <w:szCs w:val="32"/>
               </w:rPr>
               <w:t>ired goods.</w:t>
             </w:r>
@@ -5692,6 +8831,8 @@
                 <w:rFonts w:asciiTheme="majorBidi" w:hAnsiTheme="majorBidi" w:cstheme="majorBidi"/>
                 <w:b w:val="0"/>
                 <w:bCs w:val="0"/>
+                <w:sz w:val="32"/>
+                <w:szCs w:val="32"/>
               </w:rPr>
             </w:pPr>
           </w:p>
@@ -5704,11 +8845,15 @@
                 <w:rFonts w:asciiTheme="majorBidi" w:hAnsiTheme="majorBidi" w:cstheme="majorBidi"/>
                 <w:b w:val="0"/>
                 <w:bCs w:val="0"/>
-              </w:rPr>
-            </w:pPr>
-            <w:r>
-              <w:rPr>
-                <w:rFonts w:asciiTheme="majorBidi" w:hAnsiTheme="majorBidi" w:cstheme="majorBidi"/>
+                <w:sz w:val="32"/>
+                <w:szCs w:val="32"/>
+              </w:rPr>
+            </w:pPr>
+            <w:r>
+              <w:rPr>
+                <w:rFonts w:asciiTheme="majorBidi" w:hAnsiTheme="majorBidi" w:cstheme="majorBidi"/>
+                <w:sz w:val="32"/>
+                <w:szCs w:val="32"/>
               </w:rPr>
               <w:t>5.</w:t>
             </w:r>
@@ -5716,6 +8861,8 @@
             <w:r>
               <w:rPr>
                 <w:rFonts w:asciiTheme="majorBidi" w:hAnsiTheme="majorBidi" w:cstheme="majorBidi"/>
+                <w:sz w:val="32"/>
+                <w:szCs w:val="32"/>
               </w:rPr>
               <w:t>a</w:t>
             </w:r>
@@ -5723,28 +8870,44 @@
             <w:r>
               <w:rPr>
                 <w:rFonts w:asciiTheme="majorBidi" w:hAnsiTheme="majorBidi" w:cstheme="majorBidi"/>
+                <w:sz w:val="32"/>
+                <w:szCs w:val="32"/>
               </w:rPr>
               <w:t xml:space="preserve"> if the removal can’t be </w:t>
             </w:r>
+            <w:r>
+              <w:rPr>
+                <w:rFonts w:asciiTheme="majorBidi" w:hAnsiTheme="majorBidi" w:cstheme="majorBidi"/>
+                <w:sz w:val="32"/>
+                <w:szCs w:val="32"/>
+              </w:rPr>
+              <w:t>completed,</w:t>
+            </w:r>
+            <w:r>
+              <w:rPr>
+                <w:rFonts w:asciiTheme="majorBidi" w:hAnsiTheme="majorBidi" w:cstheme="majorBidi"/>
+                <w:sz w:val="32"/>
+                <w:szCs w:val="32"/>
+              </w:rPr>
+              <w:t xml:space="preserve"> the system informs the </w:t>
+            </w:r>
             <w:proofErr w:type="gramStart"/>
             <w:r>
               <w:rPr>
                 <w:rFonts w:asciiTheme="majorBidi" w:hAnsiTheme="majorBidi" w:cstheme="majorBidi"/>
-              </w:rPr>
-              <w:t xml:space="preserve">completed </w:t>
-            </w:r>
-            <w:r>
-              <w:rPr>
-                <w:rFonts w:asciiTheme="majorBidi" w:hAnsiTheme="majorBidi" w:cstheme="majorBidi"/>
-              </w:rPr>
-              <w:t>,</w:t>
+                <w:sz w:val="32"/>
+                <w:szCs w:val="32"/>
+              </w:rPr>
+              <w:t>employee</w:t>
             </w:r>
             <w:proofErr w:type="gramEnd"/>
             <w:r>
               <w:rPr>
                 <w:rFonts w:asciiTheme="majorBidi" w:hAnsiTheme="majorBidi" w:cstheme="majorBidi"/>
-              </w:rPr>
-              <w:t xml:space="preserve"> the system informs the employee and the inventory is unchanged.</w:t>
+                <w:sz w:val="32"/>
+                <w:szCs w:val="32"/>
+              </w:rPr>
+              <w:t xml:space="preserve"> and the inventory is unchanged.</w:t>
             </w:r>
           </w:p>
           <w:p>
@@ -5755,6 +8918,8 @@
               <w:rPr>
                 <w:rFonts w:asciiTheme="majorBidi" w:eastAsiaTheme="majorEastAsia" w:hAnsiTheme="majorBidi" w:cstheme="majorBidi"/>
                 <w:color w:val="0F4761" w:themeColor="accent1" w:themeShade="BF"/>
+                <w:sz w:val="32"/>
+                <w:szCs w:val="32"/>
               </w:rPr>
             </w:pPr>
           </w:p>
@@ -5764,62 +8929,855 @@
     <w:p>
       <w:pPr>
         <w:ind w:firstLine="720"/>
+        <w:rPr>
+          <w:sz w:val="28"/>
+          <w:szCs w:val="28"/>
+        </w:rPr>
       </w:pPr>
     </w:p>
     <w:p>
       <w:pPr>
         <w:ind w:firstLine="720"/>
-      </w:pPr>
-    </w:p>
-    <w:p/>
-    <w:p>
-      <w:pPr>
-        <w:pStyle w:val="Heading1"/>
-      </w:pPr>
-      <w:bookmarkStart w:id="3" w:name="_Toc241324523"/>
-      <w:r>
-        <w:t>Class Diagram:</w:t>
-      </w:r>
-      <w:bookmarkEnd w:id="3"/>
+        <w:rPr>
+          <w:sz w:val="28"/>
+          <w:szCs w:val="28"/>
+        </w:rPr>
+      </w:pPr>
     </w:p>
     <w:p>
       <w:pPr>
-        <w:pStyle w:val="Heading1"/>
-      </w:pPr>
-      <w:bookmarkStart w:id="4" w:name="_Toc241324524"/>
-      <w:r>
-        <w:t>GitHub</w:t>
-      </w:r>
-      <w:r>
-        <w:t xml:space="preserve"> </w:t>
-      </w:r>
-      <w:bookmarkEnd w:id="4"/>
-      <w:r>
-        <w:t>Repository URL:</w:t>
-      </w:r>
+        <w:rPr>
+          <w:sz w:val="28"/>
+          <w:szCs w:val="28"/>
+        </w:rPr>
+      </w:pPr>
     </w:p>
     <w:p>
       <w:pPr>
+        <w:pStyle w:val="Heading1"/>
+        <w:rPr>
+          <w:sz w:val="48"/>
+          <w:szCs w:val="48"/>
+        </w:rPr>
+      </w:pPr>
+      <w:bookmarkStart w:id="6" w:name="_Toc243260028"/>
+      <w:r>
+        <w:rPr>
+          <w:sz w:val="48"/>
+          <w:szCs w:val="48"/>
+        </w:rPr>
+        <w:t>Class Diagram:</w:t>
+      </w:r>
+      <w:bookmarkEnd w:id="6"/>
+    </w:p>
+    <w:p>
+      <w:pPr>
+        <w:rPr>
+          <w:sz w:val="28"/>
+          <w:szCs w:val="28"/>
+          <w:rtl/>
+        </w:rPr>
+      </w:pPr>
+      <w:r>
+        <w:rPr>
+          <w:noProof/>
+          <w:sz w:val="28"/>
+          <w:szCs w:val="28"/>
+          <w:rtl/>
+          <w:lang w:val="ar-SA"/>
+        </w:rPr>
+        <w:drawing>
+          <wp:inline distT="0" distB="0" distL="0" distR="0" wp14:anchorId="4F8C3FB6" wp14:editId="4D9CB96D">
+            <wp:extent cx="5943600" cy="4286250"/>
+            <wp:effectExtent l="0" t="0" r="0" b="0"/>
+            <wp:docPr id="1098954927" name="Picture 10" descr="A diagram of a computer program&#10;&#10;Description automatically generated with medium confidence"/>
+            <wp:cNvGraphicFramePr>
+              <a:graphicFrameLocks xmlns:a="http://schemas.openxmlformats.org/drawingml/2006/main" noChangeAspect="1"/>
+            </wp:cNvGraphicFramePr>
+            <a:graphic xmlns:a="http://schemas.openxmlformats.org/drawingml/2006/main">
+              <a:graphicData uri="http://schemas.openxmlformats.org/drawingml/2006/picture">
+                <pic:pic xmlns:pic="http://schemas.openxmlformats.org/drawingml/2006/picture">
+                  <pic:nvPicPr>
+                    <pic:cNvPr id="1098954927" name="Picture 10" descr="A diagram of a computer program&#10;&#10;Description automatically generated with medium confidence"/>
+                    <pic:cNvPicPr/>
+                  </pic:nvPicPr>
+                  <pic:blipFill>
+                    <a:blip r:embed="rId13">
+                      <a:extLst>
+                        <a:ext uri="{28A0092B-C50C-407E-A947-70E740481C1C}">
+                          <a14:useLocalDpi xmlns:a14="http://schemas.microsoft.com/office/drawing/2010/main" val="0"/>
+                        </a:ext>
+                      </a:extLst>
+                    </a:blip>
+                    <a:stretch>
+                      <a:fillRect/>
+                    </a:stretch>
+                  </pic:blipFill>
+                  <pic:spPr>
+                    <a:xfrm>
+                      <a:off x="0" y="0"/>
+                      <a:ext cx="5943600" cy="4286250"/>
+                    </a:xfrm>
+                    <a:prstGeom prst="rect">
+                      <a:avLst/>
+                    </a:prstGeom>
+                  </pic:spPr>
+                </pic:pic>
+              </a:graphicData>
+            </a:graphic>
+          </wp:inline>
+        </w:drawing>
+      </w:r>
+    </w:p>
+    <w:p>
+      <w:pPr>
         <w:rPr>
           <w:rFonts w:asciiTheme="majorBidi" w:hAnsiTheme="majorBidi" w:cstheme="majorBidi"/>
-          <w:sz w:val="24"/>
-          <w:szCs w:val="24"/>
-        </w:rPr>
-      </w:pPr>
-      <w:hyperlink r:id="rId9" w:history="1">
+          <w:sz w:val="28"/>
+          <w:szCs w:val="28"/>
+        </w:rPr>
+      </w:pPr>
+      <w:r>
+        <w:rPr>
+          <w:rFonts w:asciiTheme="majorBidi" w:hAnsiTheme="majorBidi" w:cstheme="majorBidi"/>
+          <w:b/>
+          <w:bCs/>
+          <w:sz w:val="28"/>
+          <w:szCs w:val="28"/>
+        </w:rPr>
+        <w:t>Responsibility assignment:</w:t>
+      </w:r>
+      <w:r>
+        <w:rPr>
+          <w:rFonts w:asciiTheme="majorBidi" w:hAnsiTheme="majorBidi" w:cstheme="majorBidi"/>
+          <w:sz w:val="28"/>
+          <w:szCs w:val="28"/>
+        </w:rPr>
+        <w:t xml:space="preserve"> Each class owns its data and the behavior that works on it. Item manages stock (</w:t>
+      </w:r>
+      <w:proofErr w:type="spellStart"/>
+      <w:proofErr w:type="gramStart"/>
+      <w:r>
+        <w:rPr>
+          <w:rFonts w:asciiTheme="majorBidi" w:hAnsiTheme="majorBidi" w:cstheme="majorBidi"/>
+          <w:sz w:val="28"/>
+          <w:szCs w:val="28"/>
+        </w:rPr>
+        <w:t>reduceQuantity</w:t>
+      </w:r>
+      <w:proofErr w:type="spellEnd"/>
+      <w:r>
+        <w:rPr>
+          <w:rFonts w:asciiTheme="majorBidi" w:hAnsiTheme="majorBidi" w:cstheme="majorBidi"/>
+          <w:sz w:val="28"/>
+          <w:szCs w:val="28"/>
+        </w:rPr>
+        <w:t>(</w:t>
+      </w:r>
+      <w:proofErr w:type="gramEnd"/>
+      <w:r>
+        <w:rPr>
+          <w:rFonts w:asciiTheme="majorBidi" w:hAnsiTheme="majorBidi" w:cstheme="majorBidi"/>
+          <w:sz w:val="28"/>
+          <w:szCs w:val="28"/>
+        </w:rPr>
+        <w:t xml:space="preserve">), </w:t>
+      </w:r>
+      <w:proofErr w:type="spellStart"/>
+      <w:r>
+        <w:rPr>
+          <w:rFonts w:asciiTheme="majorBidi" w:hAnsiTheme="majorBidi" w:cstheme="majorBidi"/>
+          <w:sz w:val="28"/>
+          <w:szCs w:val="28"/>
+        </w:rPr>
+        <w:t>isExpired</w:t>
+      </w:r>
+      <w:proofErr w:type="spellEnd"/>
+      <w:r>
+        <w:rPr>
+          <w:rFonts w:asciiTheme="majorBidi" w:hAnsiTheme="majorBidi" w:cstheme="majorBidi"/>
+          <w:sz w:val="28"/>
+          <w:szCs w:val="28"/>
+        </w:rPr>
+        <w:t xml:space="preserve">()), Sale calculates and </w:t>
+      </w:r>
+      <w:r>
+        <w:rPr>
+          <w:rFonts w:asciiTheme="majorBidi" w:hAnsiTheme="majorBidi" w:cstheme="majorBidi"/>
+          <w:sz w:val="28"/>
+          <w:szCs w:val="28"/>
+        </w:rPr>
+        <w:lastRenderedPageBreak/>
+        <w:t xml:space="preserve">cancels itself, Receipt only generates receipts, and </w:t>
+      </w:r>
+      <w:proofErr w:type="spellStart"/>
+      <w:r>
+        <w:rPr>
+          <w:rFonts w:asciiTheme="majorBidi" w:hAnsiTheme="majorBidi" w:cstheme="majorBidi"/>
+          <w:sz w:val="28"/>
+          <w:szCs w:val="28"/>
+        </w:rPr>
+        <w:t>SupplierOrder</w:t>
+      </w:r>
+      <w:proofErr w:type="spellEnd"/>
+      <w:r>
+        <w:rPr>
+          <w:rFonts w:asciiTheme="majorBidi" w:hAnsiTheme="majorBidi" w:cstheme="majorBidi"/>
+          <w:sz w:val="28"/>
+          <w:szCs w:val="28"/>
+        </w:rPr>
+        <w:t xml:space="preserve"> handles the order lifecycle. Staff classes trigger actions and delegate the work to these domain classes.</w:t>
+      </w:r>
+    </w:p>
+    <w:p>
+      <w:pPr>
+        <w:rPr>
+          <w:rFonts w:asciiTheme="majorBidi" w:hAnsiTheme="majorBidi" w:cstheme="majorBidi"/>
+          <w:sz w:val="28"/>
+          <w:szCs w:val="28"/>
+        </w:rPr>
+      </w:pPr>
+      <w:r>
+        <w:rPr>
+          <w:rFonts w:asciiTheme="majorBidi" w:hAnsiTheme="majorBidi" w:cstheme="majorBidi"/>
+          <w:b/>
+          <w:bCs/>
+          <w:sz w:val="28"/>
+          <w:szCs w:val="28"/>
+        </w:rPr>
+        <w:t>Encapsulation:</w:t>
+      </w:r>
+      <w:r>
+        <w:rPr>
+          <w:rFonts w:asciiTheme="majorBidi" w:hAnsiTheme="majorBidi" w:cstheme="majorBidi"/>
+          <w:sz w:val="28"/>
+          <w:szCs w:val="28"/>
+        </w:rPr>
+        <w:t xml:space="preserve"> All attributes are private and change only through public methods. A salesperson cannot set </w:t>
+      </w:r>
+      <w:proofErr w:type="spellStart"/>
+      <w:r>
+        <w:rPr>
+          <w:rFonts w:asciiTheme="majorBidi" w:hAnsiTheme="majorBidi" w:cstheme="majorBidi"/>
+          <w:sz w:val="28"/>
+          <w:szCs w:val="28"/>
+        </w:rPr>
+        <w:t>Item.quantity</w:t>
+      </w:r>
+      <w:proofErr w:type="spellEnd"/>
+      <w:r>
+        <w:rPr>
+          <w:rFonts w:asciiTheme="majorBidi" w:hAnsiTheme="majorBidi" w:cstheme="majorBidi"/>
+          <w:sz w:val="28"/>
+          <w:szCs w:val="28"/>
+        </w:rPr>
+        <w:t xml:space="preserve"> directly. </w:t>
+      </w:r>
+      <w:proofErr w:type="spellStart"/>
+      <w:proofErr w:type="gramStart"/>
+      <w:r>
+        <w:rPr>
+          <w:rFonts w:asciiTheme="majorBidi" w:hAnsiTheme="majorBidi" w:cstheme="majorBidi"/>
+          <w:sz w:val="28"/>
+          <w:szCs w:val="28"/>
+        </w:rPr>
+        <w:t>processSale</w:t>
+      </w:r>
+      <w:proofErr w:type="spellEnd"/>
+      <w:r>
+        <w:rPr>
+          <w:rFonts w:asciiTheme="majorBidi" w:hAnsiTheme="majorBidi" w:cstheme="majorBidi"/>
+          <w:sz w:val="28"/>
+          <w:szCs w:val="28"/>
+        </w:rPr>
+        <w:t>(</w:t>
+      </w:r>
+      <w:proofErr w:type="gramEnd"/>
+      <w:r>
+        <w:rPr>
+          <w:rFonts w:asciiTheme="majorBidi" w:hAnsiTheme="majorBidi" w:cstheme="majorBidi"/>
+          <w:sz w:val="28"/>
+          <w:szCs w:val="28"/>
+        </w:rPr>
+        <w:t xml:space="preserve">) calls </w:t>
+      </w:r>
+      <w:proofErr w:type="spellStart"/>
+      <w:r>
+        <w:rPr>
+          <w:rFonts w:asciiTheme="majorBidi" w:hAnsiTheme="majorBidi" w:cstheme="majorBidi"/>
+          <w:sz w:val="28"/>
+          <w:szCs w:val="28"/>
+        </w:rPr>
+        <w:t>reduceQuantity</w:t>
+      </w:r>
+      <w:proofErr w:type="spellEnd"/>
+      <w:r>
+        <w:rPr>
+          <w:rFonts w:asciiTheme="majorBidi" w:hAnsiTheme="majorBidi" w:cstheme="majorBidi"/>
+          <w:sz w:val="28"/>
+          <w:szCs w:val="28"/>
+        </w:rPr>
+        <w:t>(), so stock rules live in one place.</w:t>
+      </w:r>
+    </w:p>
+    <w:p>
+      <w:pPr>
+        <w:rPr>
+          <w:rFonts w:asciiTheme="majorBidi" w:hAnsiTheme="majorBidi" w:cstheme="majorBidi"/>
+          <w:sz w:val="28"/>
+          <w:szCs w:val="28"/>
+        </w:rPr>
+      </w:pPr>
+      <w:r>
+        <w:rPr>
+          <w:rFonts w:asciiTheme="majorBidi" w:hAnsiTheme="majorBidi" w:cstheme="majorBidi"/>
+          <w:b/>
+          <w:bCs/>
+          <w:sz w:val="28"/>
+          <w:szCs w:val="28"/>
+        </w:rPr>
+        <w:t>Abstraction:</w:t>
+      </w:r>
+      <w:r>
+        <w:rPr>
+          <w:rFonts w:asciiTheme="majorBidi" w:hAnsiTheme="majorBidi" w:cstheme="majorBidi"/>
+          <w:sz w:val="28"/>
+          <w:szCs w:val="28"/>
+        </w:rPr>
+        <w:t xml:space="preserve"> User and Transaction are abstract because neither exists on its own in the system. Callers use </w:t>
+      </w:r>
+      <w:proofErr w:type="spellStart"/>
+      <w:proofErr w:type="gramStart"/>
+      <w:r>
+        <w:rPr>
+          <w:rFonts w:asciiTheme="majorBidi" w:hAnsiTheme="majorBidi" w:cstheme="majorBidi"/>
+          <w:sz w:val="28"/>
+          <w:szCs w:val="28"/>
+        </w:rPr>
+        <w:t>calculateTotal</w:t>
+      </w:r>
+      <w:proofErr w:type="spellEnd"/>
+      <w:r>
+        <w:rPr>
+          <w:rFonts w:asciiTheme="majorBidi" w:hAnsiTheme="majorBidi" w:cstheme="majorBidi"/>
+          <w:sz w:val="28"/>
+          <w:szCs w:val="28"/>
+        </w:rPr>
+        <w:t>(</w:t>
+      </w:r>
+      <w:proofErr w:type="gramEnd"/>
+      <w:r>
+        <w:rPr>
+          <w:rFonts w:asciiTheme="majorBidi" w:hAnsiTheme="majorBidi" w:cstheme="majorBidi"/>
+          <w:sz w:val="28"/>
+          <w:szCs w:val="28"/>
+        </w:rPr>
+        <w:t>) or generate() without knowing how they work internally.</w:t>
+      </w:r>
+    </w:p>
+    <w:p>
+      <w:pPr>
+        <w:rPr>
+          <w:rFonts w:asciiTheme="majorBidi" w:hAnsiTheme="majorBidi" w:cstheme="majorBidi"/>
+          <w:sz w:val="28"/>
+          <w:szCs w:val="28"/>
+        </w:rPr>
+      </w:pPr>
+      <w:r>
+        <w:rPr>
+          <w:rFonts w:asciiTheme="majorBidi" w:hAnsiTheme="majorBidi" w:cstheme="majorBidi"/>
+          <w:b/>
+          <w:bCs/>
+          <w:sz w:val="28"/>
+          <w:szCs w:val="28"/>
+        </w:rPr>
+        <w:t>Modularity:</w:t>
+      </w:r>
+      <w:r>
+        <w:rPr>
+          <w:rFonts w:asciiTheme="majorBidi" w:hAnsiTheme="majorBidi" w:cstheme="majorBidi"/>
+          <w:sz w:val="28"/>
+          <w:szCs w:val="28"/>
+        </w:rPr>
+        <w:t xml:space="preserve"> The design is split into cohesive modules: people (User hierarchy, Customer, Supplier), inventory (Item), sales (Sale, </w:t>
+      </w:r>
+      <w:proofErr w:type="spellStart"/>
+      <w:r>
+        <w:rPr>
+          <w:rFonts w:asciiTheme="majorBidi" w:hAnsiTheme="majorBidi" w:cstheme="majorBidi"/>
+          <w:sz w:val="28"/>
+          <w:szCs w:val="28"/>
+        </w:rPr>
+        <w:t>SaleLine</w:t>
+      </w:r>
+      <w:proofErr w:type="spellEnd"/>
+      <w:r>
+        <w:rPr>
+          <w:rFonts w:asciiTheme="majorBidi" w:hAnsiTheme="majorBidi" w:cstheme="majorBidi"/>
+          <w:sz w:val="28"/>
+          <w:szCs w:val="28"/>
+        </w:rPr>
+        <w:t>, Replacement, Receipt), procurement (</w:t>
+      </w:r>
+      <w:proofErr w:type="spellStart"/>
+      <w:r>
+        <w:rPr>
+          <w:rFonts w:asciiTheme="majorBidi" w:hAnsiTheme="majorBidi" w:cstheme="majorBidi"/>
+          <w:sz w:val="28"/>
+          <w:szCs w:val="28"/>
+        </w:rPr>
+        <w:t>SupplierOrder</w:t>
+      </w:r>
+      <w:proofErr w:type="spellEnd"/>
+      <w:r>
+        <w:rPr>
+          <w:rFonts w:asciiTheme="majorBidi" w:hAnsiTheme="majorBidi" w:cstheme="majorBidi"/>
+          <w:sz w:val="28"/>
+          <w:szCs w:val="28"/>
+        </w:rPr>
+        <w:t xml:space="preserve">, </w:t>
+      </w:r>
+      <w:proofErr w:type="spellStart"/>
+      <w:r>
+        <w:rPr>
+          <w:rFonts w:asciiTheme="majorBidi" w:hAnsiTheme="majorBidi" w:cstheme="majorBidi"/>
+          <w:sz w:val="28"/>
+          <w:szCs w:val="28"/>
+        </w:rPr>
+        <w:t>OrderLine</w:t>
+      </w:r>
+      <w:proofErr w:type="spellEnd"/>
+      <w:r>
+        <w:rPr>
+          <w:rFonts w:asciiTheme="majorBidi" w:hAnsiTheme="majorBidi" w:cstheme="majorBidi"/>
+          <w:sz w:val="28"/>
+          <w:szCs w:val="28"/>
+        </w:rPr>
+        <w:t>), and reporting (</w:t>
+      </w:r>
+      <w:proofErr w:type="spellStart"/>
+      <w:r>
+        <w:rPr>
+          <w:rFonts w:asciiTheme="majorBidi" w:hAnsiTheme="majorBidi" w:cstheme="majorBidi"/>
+          <w:sz w:val="28"/>
+          <w:szCs w:val="28"/>
+        </w:rPr>
+        <w:t>SummaryReport</w:t>
+      </w:r>
+      <w:proofErr w:type="spellEnd"/>
+      <w:r>
+        <w:rPr>
+          <w:rFonts w:asciiTheme="majorBidi" w:hAnsiTheme="majorBidi" w:cstheme="majorBidi"/>
+          <w:sz w:val="28"/>
+          <w:szCs w:val="28"/>
+        </w:rPr>
+        <w:t xml:space="preserve">). The modules connect through few associations. For example, </w:t>
+      </w:r>
+      <w:proofErr w:type="spellStart"/>
+      <w:r>
+        <w:rPr>
+          <w:rFonts w:asciiTheme="majorBidi" w:hAnsiTheme="majorBidi" w:cstheme="majorBidi"/>
+          <w:sz w:val="28"/>
+          <w:szCs w:val="28"/>
+        </w:rPr>
+        <w:t>SummaryReport</w:t>
+      </w:r>
+      <w:proofErr w:type="spellEnd"/>
+      <w:r>
+        <w:rPr>
+          <w:rFonts w:asciiTheme="majorBidi" w:hAnsiTheme="majorBidi" w:cstheme="majorBidi"/>
+          <w:sz w:val="28"/>
+          <w:szCs w:val="28"/>
+        </w:rPr>
+        <w:t xml:space="preserve"> only reads Item and Transaction, so reporting can change without affecting sales.</w:t>
+      </w:r>
+    </w:p>
+    <w:p>
+      <w:pPr>
+        <w:rPr>
+          <w:rFonts w:asciiTheme="majorBidi" w:hAnsiTheme="majorBidi" w:cstheme="majorBidi"/>
+          <w:sz w:val="28"/>
+          <w:szCs w:val="28"/>
+        </w:rPr>
+      </w:pPr>
+      <w:r>
+        <w:rPr>
+          <w:rFonts w:asciiTheme="majorBidi" w:hAnsiTheme="majorBidi" w:cstheme="majorBidi"/>
+          <w:b/>
+          <w:bCs/>
+          <w:sz w:val="28"/>
+          <w:szCs w:val="28"/>
+        </w:rPr>
+        <w:t>Relationships used only where justified:</w:t>
+      </w:r>
+    </w:p>
+    <w:p>
+      <w:pPr>
+        <w:numPr>
+          <w:ilvl w:val="0"/>
+          <w:numId w:val="16"/>
+        </w:numPr>
+        <w:rPr>
+          <w:rFonts w:asciiTheme="majorBidi" w:hAnsiTheme="majorBidi" w:cstheme="majorBidi"/>
+          <w:sz w:val="28"/>
+          <w:szCs w:val="28"/>
+        </w:rPr>
+      </w:pPr>
+      <w:r>
+        <w:rPr>
+          <w:rFonts w:asciiTheme="majorBidi" w:hAnsiTheme="majorBidi" w:cstheme="majorBidi"/>
+          <w:b/>
+          <w:bCs/>
+          <w:sz w:val="28"/>
+          <w:szCs w:val="28"/>
+        </w:rPr>
+        <w:t>Inheritance:</w:t>
+      </w:r>
+      <w:r>
+        <w:rPr>
+          <w:rFonts w:asciiTheme="majorBidi" w:hAnsiTheme="majorBidi" w:cstheme="majorBidi"/>
+          <w:sz w:val="28"/>
+          <w:szCs w:val="28"/>
+        </w:rPr>
+        <w:t xml:space="preserve"> User to the three staff roles (shared login behavior), and Transaction to Sale and Replacement (shared ID, date, status).</w:t>
+      </w:r>
+    </w:p>
+    <w:p>
+      <w:pPr>
+        <w:numPr>
+          <w:ilvl w:val="0"/>
+          <w:numId w:val="16"/>
+        </w:numPr>
+        <w:rPr>
+          <w:rFonts w:asciiTheme="majorBidi" w:hAnsiTheme="majorBidi" w:cstheme="majorBidi"/>
+          <w:sz w:val="28"/>
+          <w:szCs w:val="28"/>
+        </w:rPr>
+      </w:pPr>
+      <w:r>
+        <w:rPr>
+          <w:rFonts w:asciiTheme="majorBidi" w:hAnsiTheme="majorBidi" w:cstheme="majorBidi"/>
+          <w:b/>
+          <w:bCs/>
+          <w:sz w:val="28"/>
+          <w:szCs w:val="28"/>
+        </w:rPr>
+        <w:t>Composition:</w:t>
+      </w:r>
+      <w:r>
+        <w:rPr>
+          <w:rFonts w:asciiTheme="majorBidi" w:hAnsiTheme="majorBidi" w:cstheme="majorBidi"/>
+          <w:sz w:val="28"/>
+          <w:szCs w:val="28"/>
+        </w:rPr>
+        <w:t xml:space="preserve"> Sale to </w:t>
+      </w:r>
+      <w:proofErr w:type="spellStart"/>
+      <w:r>
+        <w:rPr>
+          <w:rFonts w:asciiTheme="majorBidi" w:hAnsiTheme="majorBidi" w:cstheme="majorBidi"/>
+          <w:sz w:val="28"/>
+          <w:szCs w:val="28"/>
+        </w:rPr>
+        <w:t>SaleLine</w:t>
+      </w:r>
+      <w:proofErr w:type="spellEnd"/>
+      <w:r>
+        <w:rPr>
+          <w:rFonts w:asciiTheme="majorBidi" w:hAnsiTheme="majorBidi" w:cstheme="majorBidi"/>
+          <w:sz w:val="28"/>
+          <w:szCs w:val="28"/>
+        </w:rPr>
+        <w:t xml:space="preserve"> and </w:t>
+      </w:r>
+      <w:proofErr w:type="spellStart"/>
+      <w:r>
+        <w:rPr>
+          <w:rFonts w:asciiTheme="majorBidi" w:hAnsiTheme="majorBidi" w:cstheme="majorBidi"/>
+          <w:sz w:val="28"/>
+          <w:szCs w:val="28"/>
+        </w:rPr>
+        <w:t>SupplierOrder</w:t>
+      </w:r>
+      <w:proofErr w:type="spellEnd"/>
+      <w:r>
+        <w:rPr>
+          <w:rFonts w:asciiTheme="majorBidi" w:hAnsiTheme="majorBidi" w:cstheme="majorBidi"/>
+          <w:sz w:val="28"/>
+          <w:szCs w:val="28"/>
+        </w:rPr>
+        <w:t xml:space="preserve"> to </w:t>
+      </w:r>
+      <w:proofErr w:type="spellStart"/>
+      <w:proofErr w:type="gramStart"/>
+      <w:r>
+        <w:rPr>
+          <w:rFonts w:asciiTheme="majorBidi" w:hAnsiTheme="majorBidi" w:cstheme="majorBidi"/>
+          <w:sz w:val="28"/>
+          <w:szCs w:val="28"/>
+        </w:rPr>
+        <w:t>OrderLine</w:t>
+      </w:r>
+      <w:proofErr w:type="spellEnd"/>
+      <w:r>
+        <w:rPr>
+          <w:rFonts w:asciiTheme="majorBidi" w:hAnsiTheme="majorBidi" w:cstheme="majorBidi"/>
+          <w:sz w:val="28"/>
+          <w:szCs w:val="28"/>
+        </w:rPr>
+        <w:t>, since</w:t>
+      </w:r>
+      <w:proofErr w:type="gramEnd"/>
+      <w:r>
+        <w:rPr>
+          <w:rFonts w:asciiTheme="majorBidi" w:hAnsiTheme="majorBidi" w:cstheme="majorBidi"/>
+          <w:sz w:val="28"/>
+          <w:szCs w:val="28"/>
+        </w:rPr>
+        <w:t xml:space="preserve"> a line cannot exist without its parent.</w:t>
+      </w:r>
+    </w:p>
+    <w:p>
+      <w:pPr>
+        <w:numPr>
+          <w:ilvl w:val="0"/>
+          <w:numId w:val="16"/>
+        </w:numPr>
+        <w:rPr>
+          <w:rFonts w:asciiTheme="majorBidi" w:hAnsiTheme="majorBidi" w:cstheme="majorBidi"/>
+          <w:sz w:val="28"/>
+          <w:szCs w:val="28"/>
+        </w:rPr>
+      </w:pPr>
+      <w:r>
+        <w:rPr>
+          <w:rFonts w:asciiTheme="majorBidi" w:hAnsiTheme="majorBidi" w:cstheme="majorBidi"/>
+          <w:b/>
+          <w:bCs/>
+          <w:sz w:val="28"/>
+          <w:szCs w:val="28"/>
+        </w:rPr>
+        <w:t>Association:</w:t>
+      </w:r>
+      <w:r>
+        <w:rPr>
+          <w:rFonts w:asciiTheme="majorBidi" w:hAnsiTheme="majorBidi" w:cstheme="majorBidi"/>
+          <w:sz w:val="28"/>
+          <w:szCs w:val="28"/>
+        </w:rPr>
+        <w:t xml:space="preserve"> </w:t>
+      </w:r>
+      <w:proofErr w:type="spellStart"/>
+      <w:r>
+        <w:rPr>
+          <w:rFonts w:asciiTheme="majorBidi" w:hAnsiTheme="majorBidi" w:cstheme="majorBidi"/>
+          <w:sz w:val="28"/>
+          <w:szCs w:val="28"/>
+        </w:rPr>
+        <w:t>SaleLine</w:t>
+      </w:r>
+      <w:proofErr w:type="spellEnd"/>
+      <w:r>
+        <w:rPr>
+          <w:rFonts w:asciiTheme="majorBidi" w:hAnsiTheme="majorBidi" w:cstheme="majorBidi"/>
+          <w:sz w:val="28"/>
+          <w:szCs w:val="28"/>
+        </w:rPr>
+        <w:t xml:space="preserve"> to </w:t>
+      </w:r>
+      <w:proofErr w:type="gramStart"/>
+      <w:r>
+        <w:rPr>
+          <w:rFonts w:asciiTheme="majorBidi" w:hAnsiTheme="majorBidi" w:cstheme="majorBidi"/>
+          <w:sz w:val="28"/>
+          <w:szCs w:val="28"/>
+        </w:rPr>
+        <w:t>Item, since</w:t>
+      </w:r>
+      <w:proofErr w:type="gramEnd"/>
+      <w:r>
+        <w:rPr>
+          <w:rFonts w:asciiTheme="majorBidi" w:hAnsiTheme="majorBidi" w:cstheme="majorBidi"/>
+          <w:sz w:val="28"/>
+          <w:szCs w:val="28"/>
+        </w:rPr>
+        <w:t xml:space="preserve"> items outlive any sale.</w:t>
+      </w:r>
+    </w:p>
+    <w:p>
+      <w:pPr>
+        <w:numPr>
+          <w:ilvl w:val="0"/>
+          <w:numId w:val="16"/>
+        </w:numPr>
+        <w:rPr>
+          <w:rFonts w:asciiTheme="majorBidi" w:hAnsiTheme="majorBidi" w:cstheme="majorBidi"/>
+          <w:sz w:val="28"/>
+          <w:szCs w:val="28"/>
+        </w:rPr>
+      </w:pPr>
+      <w:r>
+        <w:rPr>
+          <w:rFonts w:asciiTheme="majorBidi" w:hAnsiTheme="majorBidi" w:cstheme="majorBidi"/>
+          <w:b/>
+          <w:bCs/>
+          <w:sz w:val="28"/>
+          <w:szCs w:val="28"/>
+        </w:rPr>
+        <w:t>Dependency:</w:t>
+      </w:r>
+      <w:r>
+        <w:rPr>
+          <w:rFonts w:asciiTheme="majorBidi" w:hAnsiTheme="majorBidi" w:cstheme="majorBidi"/>
+          <w:sz w:val="28"/>
+          <w:szCs w:val="28"/>
+        </w:rPr>
+        <w:t xml:space="preserve"> </w:t>
+      </w:r>
+      <w:proofErr w:type="spellStart"/>
+      <w:r>
+        <w:rPr>
+          <w:rFonts w:asciiTheme="majorBidi" w:hAnsiTheme="majorBidi" w:cstheme="majorBidi"/>
+          <w:sz w:val="28"/>
+          <w:szCs w:val="28"/>
+        </w:rPr>
+        <w:t>SummaryReport</w:t>
+      </w:r>
+      <w:proofErr w:type="spellEnd"/>
+      <w:r>
+        <w:rPr>
+          <w:rFonts w:asciiTheme="majorBidi" w:hAnsiTheme="majorBidi" w:cstheme="majorBidi"/>
+          <w:sz w:val="28"/>
+          <w:szCs w:val="28"/>
+        </w:rPr>
+        <w:t xml:space="preserve"> to Item and </w:t>
+      </w:r>
+      <w:proofErr w:type="gramStart"/>
+      <w:r>
+        <w:rPr>
+          <w:rFonts w:asciiTheme="majorBidi" w:hAnsiTheme="majorBidi" w:cstheme="majorBidi"/>
+          <w:sz w:val="28"/>
+          <w:szCs w:val="28"/>
+        </w:rPr>
+        <w:t>Transaction, since</w:t>
+      </w:r>
+      <w:proofErr w:type="gramEnd"/>
+      <w:r>
+        <w:rPr>
+          <w:rFonts w:asciiTheme="majorBidi" w:hAnsiTheme="majorBidi" w:cstheme="majorBidi"/>
+          <w:sz w:val="28"/>
+          <w:szCs w:val="28"/>
+        </w:rPr>
+        <w:t xml:space="preserve"> it only reads them.</w:t>
+      </w:r>
+    </w:p>
+    <w:p>
+      <w:pPr>
+        <w:numPr>
+          <w:ilvl w:val="0"/>
+          <w:numId w:val="16"/>
+        </w:numPr>
+        <w:rPr>
+          <w:rFonts w:asciiTheme="majorBidi" w:hAnsiTheme="majorBidi" w:cstheme="majorBidi"/>
+          <w:sz w:val="28"/>
+          <w:szCs w:val="28"/>
+        </w:rPr>
+      </w:pPr>
+      <w:r>
+        <w:rPr>
+          <w:rFonts w:asciiTheme="majorBidi" w:hAnsiTheme="majorBidi" w:cstheme="majorBidi"/>
+          <w:b/>
+          <w:bCs/>
+          <w:sz w:val="28"/>
+          <w:szCs w:val="28"/>
+        </w:rPr>
+        <w:t>Aggregation and design patterns:</w:t>
+      </w:r>
+      <w:r>
+        <w:rPr>
+          <w:rFonts w:asciiTheme="majorBidi" w:hAnsiTheme="majorBidi" w:cstheme="majorBidi"/>
+          <w:sz w:val="28"/>
+          <w:szCs w:val="28"/>
+        </w:rPr>
+        <w:t xml:space="preserve"> Not used, because nothing in the system required them.</w:t>
+      </w:r>
+    </w:p>
+    <w:p>
+      <w:pPr>
+        <w:rPr>
+          <w:sz w:val="28"/>
+          <w:szCs w:val="28"/>
+        </w:rPr>
+      </w:pPr>
+    </w:p>
+    <w:p>
+      <w:pPr>
+        <w:pStyle w:val="Heading1"/>
+        <w:rPr>
+          <w:sz w:val="48"/>
+          <w:szCs w:val="48"/>
+        </w:rPr>
+      </w:pPr>
+      <w:bookmarkStart w:id="7" w:name="_Toc243260029"/>
+      <w:r>
+        <w:rPr>
+          <w:sz w:val="48"/>
+          <w:szCs w:val="48"/>
+        </w:rPr>
+        <w:t>GitHub</w:t>
+      </w:r>
+      <w:r>
+        <w:rPr>
+          <w:sz w:val="48"/>
+          <w:szCs w:val="48"/>
+        </w:rPr>
+        <w:t xml:space="preserve"> </w:t>
+      </w:r>
+      <w:r>
+        <w:rPr>
+          <w:sz w:val="48"/>
+          <w:szCs w:val="48"/>
+        </w:rPr>
+        <w:t>Repository URL:</w:t>
+      </w:r>
+      <w:bookmarkEnd w:id="7"/>
+    </w:p>
+    <w:p>
+      <w:pPr>
+        <w:rPr>
+          <w:rFonts w:asciiTheme="majorBidi" w:hAnsiTheme="majorBidi" w:cstheme="majorBidi"/>
+          <w:sz w:val="32"/>
+          <w:szCs w:val="32"/>
+        </w:rPr>
+      </w:pPr>
+      <w:hyperlink r:id="rId14" w:history="1">
         <w:r>
           <w:rPr>
             <w:rStyle w:val="Hyperlink"/>
             <w:rFonts w:asciiTheme="majorBidi" w:hAnsiTheme="majorBidi" w:cstheme="majorBidi"/>
-            <w:sz w:val="24"/>
-            <w:szCs w:val="24"/>
+            <w:sz w:val="32"/>
+            <w:szCs w:val="32"/>
           </w:rPr>
           <w:t>https://github.com/shimaa-sm2212290/team-B52-G4</w:t>
         </w:r>
       </w:hyperlink>
     </w:p>
-    <w:p/>
-    <w:p/>
+    <w:p>
+      <w:pPr>
+        <w:rPr>
+          <w:sz w:val="28"/>
+          <w:szCs w:val="28"/>
+        </w:rPr>
+      </w:pPr>
+    </w:p>
+    <w:p>
+      <w:pPr>
+        <w:rPr>
+          <w:sz w:val="28"/>
+          <w:szCs w:val="28"/>
+        </w:rPr>
+      </w:pPr>
+    </w:p>
     <w:sectPr>
       <w:pgSz w:w="12240" w:h="15840"/>
       <w:pgMar w:top="1440" w:right="1440" w:bottom="1440" w:left="1440" w:header="720" w:footer="720" w:gutter="0"/>
@@ -5837,7 +9795,7 @@
 </file>
 
 <file path=word/numbering.xml><?xml version="1.0" encoding="utf-8"?>
-<w:numbering xmlns:wpc="http://schemas.microsoft.com/office/word/2010/wordprocessingCanvas" xmlns:cx="http://schemas.microsoft.com/office/drawing/2014/chartex" xmlns:cx1="http://schemas.microsoft.com/office/drawing/2015/9/8/chartex" xmlns:cx2="http://schemas.microsoft.com/office/drawing/2015/10/21/chartex" xmlns:cx3="http://schemas.microsoft.com/office/drawing/2016/5/9/chartex" xmlns:cx4="http://schemas.microsoft.com/office/drawing/2016/5/10/chartex" xmlns:cx5="http://schemas.microsoft.com/office/drawing/2016/5/11/chartex" xmlns:cx6="http://schemas.microsoft.com/office/drawing/2016/5/12/chartex" xmlns:cx7="http://schemas.microsoft.com/office/drawing/2016/5/13/chartex" xmlns:cx8="http://schemas.microsoft.com/office/drawing/2016/5/14/chartex" xmlns:mc="http://schemas.openxmlformats.org/markup-compatibility/2006" xmlns:aink="http://schemas.microsoft.com/office/drawing/2016/ink" xmlns:am3d="http://schemas.microsoft.com/office/drawing/2017/model3d" xmlns:o="urn:schemas-microsoft-com:office:office" xmlns:r="http://schemas.openxmlformats.org/officeDocument/2006/relationships" xmlns:m="http://schemas.openxmlformats.org/officeDocument/2006/math" xmlns:v="urn:schemas-microsoft-com:vml" xmlns:wp14="http://schemas.microsoft.com/office/word/2010/wordprocessingDrawing" xmlns:wp="http://schemas.openxmlformats.org/drawingml/2006/wordprocessingDrawing" xmlns:w10="urn:schemas-microsoft-com:office:word" xmlns:w="http://schemas.openxmlformats.org/wordprocessingml/2006/main" xmlns:w14="http://schemas.microsoft.com/office/word/2010/wordml" xmlns:w15="http://schemas.microsoft.com/office/word/2012/wordml" xmlns:w16cex="http://schemas.microsoft.com/office/word/2018/wordml/cex" xmlns:w16cid="http://schemas.microsoft.com/office/word/2016/wordml/cid" xmlns:w16="http://schemas.microsoft.com/office/word/2018/wordml" xmlns:w16sdtdh="http://schemas.microsoft.com/office/word/2020/wordml/sdtdatahash" xmlns:w16se="http://schemas.microsoft.com/office/word/2015/wordml/symex" xmlns:wpg="http://schemas.microsoft.com/office/word/2010/wordprocessingGroup" xmlns:wpi="http://schemas.microsoft.com/office/word/2010/wordprocessingInk" xmlns:wne="http://schemas.microsoft.com/office/word/2006/wordml" xmlns:wps="http://schemas.microsoft.com/office/word/2010/wordprocessingShape" mc:Ignorable="w14 w15 w16se w16cid w16 w16cex w16sdtdh wp14">
+<w:numbering xmlns:wpc="http://schemas.microsoft.com/office/word/2010/wordprocessingCanvas" xmlns:cx="http://schemas.microsoft.com/office/drawing/2014/chartex" xmlns:cx1="http://schemas.microsoft.com/office/drawing/2015/9/8/chartex" xmlns:cx2="http://schemas.microsoft.com/office/drawing/2015/10/21/chartex" xmlns:cx3="http://schemas.microsoft.com/office/drawing/2016/5/9/chartex" xmlns:cx4="http://schemas.microsoft.com/office/drawing/2016/5/10/chartex" xmlns:cx5="http://schemas.microsoft.com/office/drawing/2016/5/11/chartex" xmlns:cx6="http://schemas.microsoft.com/office/drawing/2016/5/12/chartex" xmlns:cx7="http://schemas.microsoft.com/office/drawing/2016/5/13/chartex" xmlns:cx8="http://schemas.microsoft.com/office/drawing/2016/5/14/chartex" xmlns:mc="http://schemas.openxmlformats.org/markup-compatibility/2006" xmlns:aink="http://schemas.microsoft.com/office/drawing/2016/ink" xmlns:am3d="http://schemas.microsoft.com/office/drawing/2017/model3d" xmlns:o="urn:schemas-microsoft-com:office:office" xmlns:oel="http://schemas.microsoft.com/office/2019/extlst" xmlns:r="http://schemas.openxmlformats.org/officeDocument/2006/relationships" xmlns:m="http://schemas.openxmlformats.org/officeDocument/2006/math" xmlns:v="urn:schemas-microsoft-com:vml" xmlns:wp14="http://schemas.microsoft.com/office/word/2010/wordprocessingDrawing" xmlns:wp="http://schemas.openxmlformats.org/drawingml/2006/wordprocessingDrawing" xmlns:w10="urn:schemas-microsoft-com:office:word" xmlns:w="http://schemas.openxmlformats.org/wordprocessingml/2006/main" xmlns:w14="http://schemas.microsoft.com/office/word/2010/wordml" xmlns:w15="http://schemas.microsoft.com/office/word/2012/wordml" xmlns:w16cex="http://schemas.microsoft.com/office/word/2018/wordml/cex" xmlns:w16cid="http://schemas.microsoft.com/office/word/2016/wordml/cid" xmlns:w16="http://schemas.microsoft.com/office/word/2018/wordml" xmlns:w16du="http://schemas.microsoft.com/office/word/2023/wordml/word16du" xmlns:w16sdtdh="http://schemas.microsoft.com/office/word/2020/wordml/sdtdatahash" xmlns:w16se="http://schemas.microsoft.com/office/word/2015/wordml/symex" xmlns:wpg="http://schemas.microsoft.com/office/word/2010/wordprocessingGroup" xmlns:wpi="http://schemas.microsoft.com/office/word/2010/wordprocessingInk" xmlns:wne="http://schemas.microsoft.com/office/word/2006/wordml" xmlns:wps="http://schemas.microsoft.com/office/word/2010/wordprocessingShape" mc:Ignorable="w14 w15 w16se w16cid w16 w16cex w16sdtdh w16du wp14">
   <w:abstractNum w:abstractNumId="0" w15:restartNumberingAfterBreak="0">
     <w:nsid w:val="0677208B"/>
     <w:multiLevelType w:val="hybridMultilevel"/>
@@ -6115,7 +10073,7 @@
       <w:lvlText w:val="%1."/>
       <w:lvlJc w:val="left"/>
       <w:pPr>
-        <w:ind w:left="720" w:hanging="360"/>
+        <w:ind w:left="360" w:hanging="360"/>
       </w:pPr>
       <w:rPr>
         <w:rFonts w:hint="default"/>
@@ -6127,7 +10085,7 @@
       <w:lvlText w:val="%2."/>
       <w:lvlJc w:val="left"/>
       <w:pPr>
-        <w:ind w:left="1440" w:hanging="360"/>
+        <w:ind w:left="1080" w:hanging="360"/>
       </w:pPr>
     </w:lvl>
     <w:lvl w:ilvl="2" w:tplc="0409001B" w:tentative="1">
@@ -6136,7 +10094,7 @@
       <w:lvlText w:val="%3."/>
       <w:lvlJc w:val="right"/>
       <w:pPr>
-        <w:ind w:left="2160" w:hanging="180"/>
+        <w:ind w:left="1800" w:hanging="180"/>
       </w:pPr>
     </w:lvl>
     <w:lvl w:ilvl="3" w:tplc="0409000F" w:tentative="1">
@@ -6145,7 +10103,7 @@
       <w:lvlText w:val="%4."/>
       <w:lvlJc w:val="left"/>
       <w:pPr>
-        <w:ind w:left="2880" w:hanging="360"/>
+        <w:ind w:left="2520" w:hanging="360"/>
       </w:pPr>
     </w:lvl>
     <w:lvl w:ilvl="4" w:tplc="04090019" w:tentative="1">
@@ -6154,7 +10112,7 @@
       <w:lvlText w:val="%5."/>
       <w:lvlJc w:val="left"/>
       <w:pPr>
-        <w:ind w:left="3600" w:hanging="360"/>
+        <w:ind w:left="3240" w:hanging="360"/>
       </w:pPr>
     </w:lvl>
     <w:lvl w:ilvl="5" w:tplc="0409001B" w:tentative="1">
@@ -6163,7 +10121,7 @@
       <w:lvlText w:val="%6."/>
       <w:lvlJc w:val="right"/>
       <w:pPr>
-        <w:ind w:left="4320" w:hanging="180"/>
+        <w:ind w:left="3960" w:hanging="180"/>
       </w:pPr>
     </w:lvl>
     <w:lvl w:ilvl="6" w:tplc="0409000F" w:tentative="1">
@@ -6172,7 +10130,7 @@
       <w:lvlText w:val="%7."/>
       <w:lvlJc w:val="left"/>
       <w:pPr>
-        <w:ind w:left="5040" w:hanging="360"/>
+        <w:ind w:left="4680" w:hanging="360"/>
       </w:pPr>
     </w:lvl>
     <w:lvl w:ilvl="7" w:tplc="04090019" w:tentative="1">
@@ -6181,7 +10139,7 @@
       <w:lvlText w:val="%8."/>
       <w:lvlJc w:val="left"/>
       <w:pPr>
-        <w:ind w:left="5760" w:hanging="360"/>
+        <w:ind w:left="5400" w:hanging="360"/>
       </w:pPr>
     </w:lvl>
     <w:lvl w:ilvl="8" w:tplc="0409001B" w:tentative="1">
@@ -6190,7 +10148,7 @@
       <w:lvlText w:val="%9."/>
       <w:lvlJc w:val="right"/>
       <w:pPr>
-        <w:ind w:left="6480" w:hanging="180"/>
+        <w:ind w:left="6120" w:hanging="180"/>
       </w:pPr>
     </w:lvl>
   </w:abstractNum>
@@ -6373,6 +10331,268 @@
     </w:lvl>
   </w:abstractNum>
   <w:abstractNum w:abstractNumId="6" w15:restartNumberingAfterBreak="0">
+    <w:nsid w:val="1C8F517C"/>
+    <w:multiLevelType w:val="hybridMultilevel"/>
+    <w:tmpl w:val="5AD075E6"/>
+    <w:lvl w:ilvl="0" w:tplc="04090001">
+      <w:start w:val="1"/>
+      <w:numFmt w:val="bullet"/>
+      <w:lvlText w:val=""/>
+      <w:lvlJc w:val="left"/>
+      <w:pPr>
+        <w:ind w:left="720" w:hanging="360"/>
+      </w:pPr>
+      <w:rPr>
+        <w:rFonts w:ascii="Symbol" w:hAnsi="Symbol" w:hint="default"/>
+      </w:rPr>
+    </w:lvl>
+    <w:lvl w:ilvl="1" w:tplc="04090003" w:tentative="1">
+      <w:start w:val="1"/>
+      <w:numFmt w:val="bullet"/>
+      <w:lvlText w:val="o"/>
+      <w:lvlJc w:val="left"/>
+      <w:pPr>
+        <w:ind w:left="1440" w:hanging="360"/>
+      </w:pPr>
+      <w:rPr>
+        <w:rFonts w:ascii="Courier New" w:hAnsi="Courier New" w:cs="Courier New" w:hint="default"/>
+      </w:rPr>
+    </w:lvl>
+    <w:lvl w:ilvl="2" w:tplc="04090005" w:tentative="1">
+      <w:start w:val="1"/>
+      <w:numFmt w:val="bullet"/>
+      <w:lvlText w:val=""/>
+      <w:lvlJc w:val="left"/>
+      <w:pPr>
+        <w:ind w:left="2160" w:hanging="360"/>
+      </w:pPr>
+      <w:rPr>
+        <w:rFonts w:ascii="Wingdings" w:hAnsi="Wingdings" w:hint="default"/>
+      </w:rPr>
+    </w:lvl>
+    <w:lvl w:ilvl="3" w:tplc="04090001" w:tentative="1">
+      <w:start w:val="1"/>
+      <w:numFmt w:val="bullet"/>
+      <w:lvlText w:val=""/>
+      <w:lvlJc w:val="left"/>
+      <w:pPr>
+        <w:ind w:left="2880" w:hanging="360"/>
+      </w:pPr>
+      <w:rPr>
+        <w:rFonts w:ascii="Symbol" w:hAnsi="Symbol" w:hint="default"/>
+      </w:rPr>
+    </w:lvl>
+    <w:lvl w:ilvl="4" w:tplc="04090003" w:tentative="1">
+      <w:start w:val="1"/>
+      <w:numFmt w:val="bullet"/>
+      <w:lvlText w:val="o"/>
+      <w:lvlJc w:val="left"/>
+      <w:pPr>
+        <w:ind w:left="3600" w:hanging="360"/>
+      </w:pPr>
+      <w:rPr>
+        <w:rFonts w:ascii="Courier New" w:hAnsi="Courier New" w:cs="Courier New" w:hint="default"/>
+      </w:rPr>
+    </w:lvl>
+    <w:lvl w:ilvl="5" w:tplc="04090005" w:tentative="1">
+      <w:start w:val="1"/>
+      <w:numFmt w:val="bullet"/>
+      <w:lvlText w:val=""/>
+      <w:lvlJc w:val="left"/>
+      <w:pPr>
+        <w:ind w:left="4320" w:hanging="360"/>
+      </w:pPr>
+      <w:rPr>
+        <w:rFonts w:ascii="Wingdings" w:hAnsi="Wingdings" w:hint="default"/>
+      </w:rPr>
+    </w:lvl>
+    <w:lvl w:ilvl="6" w:tplc="04090001" w:tentative="1">
+      <w:start w:val="1"/>
+      <w:numFmt w:val="bullet"/>
+      <w:lvlText w:val=""/>
+      <w:lvlJc w:val="left"/>
+      <w:pPr>
+        <w:ind w:left="5040" w:hanging="360"/>
+      </w:pPr>
+      <w:rPr>
+        <w:rFonts w:ascii="Symbol" w:hAnsi="Symbol" w:hint="default"/>
+      </w:rPr>
+    </w:lvl>
+    <w:lvl w:ilvl="7" w:tplc="04090003" w:tentative="1">
+      <w:start w:val="1"/>
+      <w:numFmt w:val="bullet"/>
+      <w:lvlText w:val="o"/>
+      <w:lvlJc w:val="left"/>
+      <w:pPr>
+        <w:ind w:left="5760" w:hanging="360"/>
+      </w:pPr>
+      <w:rPr>
+        <w:rFonts w:ascii="Courier New" w:hAnsi="Courier New" w:cs="Courier New" w:hint="default"/>
+      </w:rPr>
+    </w:lvl>
+    <w:lvl w:ilvl="8" w:tplc="04090005" w:tentative="1">
+      <w:start w:val="1"/>
+      <w:numFmt w:val="bullet"/>
+      <w:lvlText w:val=""/>
+      <w:lvlJc w:val="left"/>
+      <w:pPr>
+        <w:ind w:left="6480" w:hanging="360"/>
+      </w:pPr>
+      <w:rPr>
+        <w:rFonts w:ascii="Wingdings" w:hAnsi="Wingdings" w:hint="default"/>
+      </w:rPr>
+    </w:lvl>
+  </w:abstractNum>
+  <w:abstractNum w:abstractNumId="7" w15:restartNumberingAfterBreak="0">
+    <w:nsid w:val="20180115"/>
+    <w:multiLevelType w:val="multilevel"/>
+    <w:tmpl w:val="81307434"/>
+    <w:lvl w:ilvl="0">
+      <w:start w:val="1"/>
+      <w:numFmt w:val="bullet"/>
+      <w:lvlText w:val=""/>
+      <w:lvlJc w:val="left"/>
+      <w:pPr>
+        <w:tabs>
+          <w:tab w:val="num" w:pos="720"/>
+        </w:tabs>
+        <w:ind w:left="720" w:hanging="360"/>
+      </w:pPr>
+      <w:rPr>
+        <w:rFonts w:ascii="Symbol" w:hAnsi="Symbol" w:hint="default"/>
+        <w:sz w:val="20"/>
+      </w:rPr>
+    </w:lvl>
+    <w:lvl w:ilvl="1" w:tentative="1">
+      <w:start w:val="1"/>
+      <w:numFmt w:val="bullet"/>
+      <w:lvlText w:val="o"/>
+      <w:lvlJc w:val="left"/>
+      <w:pPr>
+        <w:tabs>
+          <w:tab w:val="num" w:pos="1440"/>
+        </w:tabs>
+        <w:ind w:left="1440" w:hanging="360"/>
+      </w:pPr>
+      <w:rPr>
+        <w:rFonts w:ascii="Courier New" w:hAnsi="Courier New" w:hint="default"/>
+        <w:sz w:val="20"/>
+      </w:rPr>
+    </w:lvl>
+    <w:lvl w:ilvl="2" w:tentative="1">
+      <w:start w:val="1"/>
+      <w:numFmt w:val="bullet"/>
+      <w:lvlText w:val=""/>
+      <w:lvlJc w:val="left"/>
+      <w:pPr>
+        <w:tabs>
+          <w:tab w:val="num" w:pos="2160"/>
+        </w:tabs>
+        <w:ind w:left="2160" w:hanging="360"/>
+      </w:pPr>
+      <w:rPr>
+        <w:rFonts w:ascii="Wingdings" w:hAnsi="Wingdings" w:hint="default"/>
+        <w:sz w:val="20"/>
+      </w:rPr>
+    </w:lvl>
+    <w:lvl w:ilvl="3" w:tentative="1">
+      <w:start w:val="1"/>
+      <w:numFmt w:val="bullet"/>
+      <w:lvlText w:val=""/>
+      <w:lvlJc w:val="left"/>
+      <w:pPr>
+        <w:tabs>
+          <w:tab w:val="num" w:pos="2880"/>
+        </w:tabs>
+        <w:ind w:left="2880" w:hanging="360"/>
+      </w:pPr>
+      <w:rPr>
+        <w:rFonts w:ascii="Wingdings" w:hAnsi="Wingdings" w:hint="default"/>
+        <w:sz w:val="20"/>
+      </w:rPr>
+    </w:lvl>
+    <w:lvl w:ilvl="4" w:tentative="1">
+      <w:start w:val="1"/>
+      <w:numFmt w:val="bullet"/>
+      <w:lvlText w:val=""/>
+      <w:lvlJc w:val="left"/>
+      <w:pPr>
+        <w:tabs>
+          <w:tab w:val="num" w:pos="3600"/>
+        </w:tabs>
+        <w:ind w:left="3600" w:hanging="360"/>
+      </w:pPr>
+      <w:rPr>
+        <w:rFonts w:ascii="Wingdings" w:hAnsi="Wingdings" w:hint="default"/>
+        <w:sz w:val="20"/>
+      </w:rPr>
+    </w:lvl>
+    <w:lvl w:ilvl="5" w:tentative="1">
+      <w:start w:val="1"/>
+      <w:numFmt w:val="bullet"/>
+      <w:lvlText w:val=""/>
+      <w:lvlJc w:val="left"/>
+      <w:pPr>
+        <w:tabs>
+          <w:tab w:val="num" w:pos="4320"/>
+        </w:tabs>
+        <w:ind w:left="4320" w:hanging="360"/>
+      </w:pPr>
+      <w:rPr>
+        <w:rFonts w:ascii="Wingdings" w:hAnsi="Wingdings" w:hint="default"/>
+        <w:sz w:val="20"/>
+      </w:rPr>
+    </w:lvl>
+    <w:lvl w:ilvl="6" w:tentative="1">
+      <w:start w:val="1"/>
+      <w:numFmt w:val="bullet"/>
+      <w:lvlText w:val=""/>
+      <w:lvlJc w:val="left"/>
+      <w:pPr>
+        <w:tabs>
+          <w:tab w:val="num" w:pos="5040"/>
+        </w:tabs>
+        <w:ind w:left="5040" w:hanging="360"/>
+      </w:pPr>
+      <w:rPr>
+        <w:rFonts w:ascii="Wingdings" w:hAnsi="Wingdings" w:hint="default"/>
+        <w:sz w:val="20"/>
+      </w:rPr>
+    </w:lvl>
+    <w:lvl w:ilvl="7" w:tentative="1">
+      <w:start w:val="1"/>
+      <w:numFmt w:val="bullet"/>
+      <w:lvlText w:val=""/>
+      <w:lvlJc w:val="left"/>
+      <w:pPr>
+        <w:tabs>
+          <w:tab w:val="num" w:pos="5760"/>
+        </w:tabs>
+        <w:ind w:left="5760" w:hanging="360"/>
+      </w:pPr>
+      <w:rPr>
+        <w:rFonts w:ascii="Wingdings" w:hAnsi="Wingdings" w:hint="default"/>
+        <w:sz w:val="20"/>
+      </w:rPr>
+    </w:lvl>
+    <w:lvl w:ilvl="8" w:tentative="1">
+      <w:start w:val="1"/>
+      <w:numFmt w:val="bullet"/>
+      <w:lvlText w:val=""/>
+      <w:lvlJc w:val="left"/>
+      <w:pPr>
+        <w:tabs>
+          <w:tab w:val="num" w:pos="6480"/>
+        </w:tabs>
+        <w:ind w:left="6480" w:hanging="360"/>
+      </w:pPr>
+      <w:rPr>
+        <w:rFonts w:ascii="Wingdings" w:hAnsi="Wingdings" w:hint="default"/>
+        <w:sz w:val="20"/>
+      </w:rPr>
+    </w:lvl>
+  </w:abstractNum>
+  <w:abstractNum w:abstractNumId="8" w15:restartNumberingAfterBreak="0">
     <w:nsid w:val="22793E37"/>
     <w:multiLevelType w:val="hybridMultilevel"/>
     <w:tmpl w:val="A53EE2E0"/>
@@ -6461,7 +10681,7 @@
       </w:pPr>
     </w:lvl>
   </w:abstractNum>
-  <w:abstractNum w:abstractNumId="7" w15:restartNumberingAfterBreak="0">
+  <w:abstractNum w:abstractNumId="9" w15:restartNumberingAfterBreak="0">
     <w:nsid w:val="33D65F52"/>
     <w:multiLevelType w:val="hybridMultilevel"/>
     <w:tmpl w:val="28DCDC98"/>
@@ -6550,7 +10770,7 @@
       </w:pPr>
     </w:lvl>
   </w:abstractNum>
-  <w:abstractNum w:abstractNumId="8" w15:restartNumberingAfterBreak="0">
+  <w:abstractNum w:abstractNumId="10" w15:restartNumberingAfterBreak="0">
     <w:nsid w:val="3D7038C6"/>
     <w:multiLevelType w:val="hybridMultilevel"/>
     <w:tmpl w:val="655029E8"/>
@@ -6639,7 +10859,7 @@
       </w:pPr>
     </w:lvl>
   </w:abstractNum>
-  <w:abstractNum w:abstractNumId="9" w15:restartNumberingAfterBreak="0">
+  <w:abstractNum w:abstractNumId="11" w15:restartNumberingAfterBreak="0">
     <w:nsid w:val="4F610099"/>
     <w:multiLevelType w:val="hybridMultilevel"/>
     <w:tmpl w:val="7D06E798"/>
@@ -6649,7 +10869,7 @@
       <w:lvlText w:val="%1."/>
       <w:lvlJc w:val="left"/>
       <w:pPr>
-        <w:ind w:left="720" w:hanging="360"/>
+        <w:ind w:left="360" w:hanging="360"/>
       </w:pPr>
       <w:rPr>
         <w:rFonts w:hint="default"/>
@@ -6661,7 +10881,7 @@
       <w:lvlText w:val="%2."/>
       <w:lvlJc w:val="left"/>
       <w:pPr>
-        <w:ind w:left="1440" w:hanging="360"/>
+        <w:ind w:left="1080" w:hanging="360"/>
       </w:pPr>
     </w:lvl>
     <w:lvl w:ilvl="2" w:tplc="0409001B" w:tentative="1">
@@ -6670,7 +10890,7 @@
       <w:lvlText w:val="%3."/>
       <w:lvlJc w:val="right"/>
       <w:pPr>
-        <w:ind w:left="2160" w:hanging="180"/>
+        <w:ind w:left="1800" w:hanging="180"/>
       </w:pPr>
     </w:lvl>
     <w:lvl w:ilvl="3" w:tplc="0409000F" w:tentative="1">
@@ -6679,7 +10899,7 @@
       <w:lvlText w:val="%4."/>
       <w:lvlJc w:val="left"/>
       <w:pPr>
-        <w:ind w:left="2880" w:hanging="360"/>
+        <w:ind w:left="2520" w:hanging="360"/>
       </w:pPr>
     </w:lvl>
     <w:lvl w:ilvl="4" w:tplc="04090019" w:tentative="1">
@@ -6688,7 +10908,7 @@
       <w:lvlText w:val="%5."/>
       <w:lvlJc w:val="left"/>
       <w:pPr>
-        <w:ind w:left="3600" w:hanging="360"/>
+        <w:ind w:left="3240" w:hanging="360"/>
       </w:pPr>
     </w:lvl>
     <w:lvl w:ilvl="5" w:tplc="0409001B" w:tentative="1">
@@ -6697,7 +10917,7 @@
       <w:lvlText w:val="%6."/>
       <w:lvlJc w:val="right"/>
       <w:pPr>
-        <w:ind w:left="4320" w:hanging="180"/>
+        <w:ind w:left="3960" w:hanging="180"/>
       </w:pPr>
     </w:lvl>
     <w:lvl w:ilvl="6" w:tplc="0409000F" w:tentative="1">
@@ -6706,7 +10926,7 @@
       <w:lvlText w:val="%7."/>
       <w:lvlJc w:val="left"/>
       <w:pPr>
-        <w:ind w:left="5040" w:hanging="360"/>
+        <w:ind w:left="4680" w:hanging="360"/>
       </w:pPr>
     </w:lvl>
     <w:lvl w:ilvl="7" w:tplc="04090019" w:tentative="1">
@@ -6715,7 +10935,7 @@
       <w:lvlText w:val="%8."/>
       <w:lvlJc w:val="left"/>
       <w:pPr>
-        <w:ind w:left="5760" w:hanging="360"/>
+        <w:ind w:left="5400" w:hanging="360"/>
       </w:pPr>
     </w:lvl>
     <w:lvl w:ilvl="8" w:tplc="0409001B" w:tentative="1">
@@ -6724,11 +10944,273 @@
       <w:lvlText w:val="%9."/>
       <w:lvlJc w:val="right"/>
       <w:pPr>
-        <w:ind w:left="6480" w:hanging="180"/>
+        <w:ind w:left="6120" w:hanging="180"/>
       </w:pPr>
     </w:lvl>
   </w:abstractNum>
-  <w:abstractNum w:abstractNumId="10" w15:restartNumberingAfterBreak="0">
+  <w:abstractNum w:abstractNumId="12" w15:restartNumberingAfterBreak="0">
+    <w:nsid w:val="5C9227A4"/>
+    <w:multiLevelType w:val="hybridMultilevel"/>
+    <w:tmpl w:val="06F68F1C"/>
+    <w:lvl w:ilvl="0" w:tplc="04090001">
+      <w:start w:val="1"/>
+      <w:numFmt w:val="bullet"/>
+      <w:lvlText w:val=""/>
+      <w:lvlJc w:val="left"/>
+      <w:pPr>
+        <w:ind w:left="720" w:hanging="360"/>
+      </w:pPr>
+      <w:rPr>
+        <w:rFonts w:ascii="Symbol" w:hAnsi="Symbol" w:hint="default"/>
+      </w:rPr>
+    </w:lvl>
+    <w:lvl w:ilvl="1" w:tplc="04090003" w:tentative="1">
+      <w:start w:val="1"/>
+      <w:numFmt w:val="bullet"/>
+      <w:lvlText w:val="o"/>
+      <w:lvlJc w:val="left"/>
+      <w:pPr>
+        <w:ind w:left="1440" w:hanging="360"/>
+      </w:pPr>
+      <w:rPr>
+        <w:rFonts w:ascii="Courier New" w:hAnsi="Courier New" w:cs="Courier New" w:hint="default"/>
+      </w:rPr>
+    </w:lvl>
+    <w:lvl w:ilvl="2" w:tplc="04090005" w:tentative="1">
+      <w:start w:val="1"/>
+      <w:numFmt w:val="bullet"/>
+      <w:lvlText w:val=""/>
+      <w:lvlJc w:val="left"/>
+      <w:pPr>
+        <w:ind w:left="2160" w:hanging="360"/>
+      </w:pPr>
+      <w:rPr>
+        <w:rFonts w:ascii="Wingdings" w:hAnsi="Wingdings" w:hint="default"/>
+      </w:rPr>
+    </w:lvl>
+    <w:lvl w:ilvl="3" w:tplc="04090001" w:tentative="1">
+      <w:start w:val="1"/>
+      <w:numFmt w:val="bullet"/>
+      <w:lvlText w:val=""/>
+      <w:lvlJc w:val="left"/>
+      <w:pPr>
+        <w:ind w:left="2880" w:hanging="360"/>
+      </w:pPr>
+      <w:rPr>
+        <w:rFonts w:ascii="Symbol" w:hAnsi="Symbol" w:hint="default"/>
+      </w:rPr>
+    </w:lvl>
+    <w:lvl w:ilvl="4" w:tplc="04090003" w:tentative="1">
+      <w:start w:val="1"/>
+      <w:numFmt w:val="bullet"/>
+      <w:lvlText w:val="o"/>
+      <w:lvlJc w:val="left"/>
+      <w:pPr>
+        <w:ind w:left="3600" w:hanging="360"/>
+      </w:pPr>
+      <w:rPr>
+        <w:rFonts w:ascii="Courier New" w:hAnsi="Courier New" w:cs="Courier New" w:hint="default"/>
+      </w:rPr>
+    </w:lvl>
+    <w:lvl w:ilvl="5" w:tplc="04090005" w:tentative="1">
+      <w:start w:val="1"/>
+      <w:numFmt w:val="bullet"/>
+      <w:lvlText w:val=""/>
+      <w:lvlJc w:val="left"/>
+      <w:pPr>
+        <w:ind w:left="4320" w:hanging="360"/>
+      </w:pPr>
+      <w:rPr>
+        <w:rFonts w:ascii="Wingdings" w:hAnsi="Wingdings" w:hint="default"/>
+      </w:rPr>
+    </w:lvl>
+    <w:lvl w:ilvl="6" w:tplc="04090001" w:tentative="1">
+      <w:start w:val="1"/>
+      <w:numFmt w:val="bullet"/>
+      <w:lvlText w:val=""/>
+      <w:lvlJc w:val="left"/>
+      <w:pPr>
+        <w:ind w:left="5040" w:hanging="360"/>
+      </w:pPr>
+      <w:rPr>
+        <w:rFonts w:ascii="Symbol" w:hAnsi="Symbol" w:hint="default"/>
+      </w:rPr>
+    </w:lvl>
+    <w:lvl w:ilvl="7" w:tplc="04090003" w:tentative="1">
+      <w:start w:val="1"/>
+      <w:numFmt w:val="bullet"/>
+      <w:lvlText w:val="o"/>
+      <w:lvlJc w:val="left"/>
+      <w:pPr>
+        <w:ind w:left="5760" w:hanging="360"/>
+      </w:pPr>
+      <w:rPr>
+        <w:rFonts w:ascii="Courier New" w:hAnsi="Courier New" w:cs="Courier New" w:hint="default"/>
+      </w:rPr>
+    </w:lvl>
+    <w:lvl w:ilvl="8" w:tplc="04090005" w:tentative="1">
+      <w:start w:val="1"/>
+      <w:numFmt w:val="bullet"/>
+      <w:lvlText w:val=""/>
+      <w:lvlJc w:val="left"/>
+      <w:pPr>
+        <w:ind w:left="6480" w:hanging="360"/>
+      </w:pPr>
+      <w:rPr>
+        <w:rFonts w:ascii="Wingdings" w:hAnsi="Wingdings" w:hint="default"/>
+      </w:rPr>
+    </w:lvl>
+  </w:abstractNum>
+  <w:abstractNum w:abstractNumId="13" w15:restartNumberingAfterBreak="0">
+    <w:nsid w:val="5EEC44D8"/>
+    <w:multiLevelType w:val="multilevel"/>
+    <w:tmpl w:val="ABEE62F8"/>
+    <w:lvl w:ilvl="0">
+      <w:start w:val="1"/>
+      <w:numFmt w:val="bullet"/>
+      <w:lvlText w:val=""/>
+      <w:lvlJc w:val="left"/>
+      <w:pPr>
+        <w:tabs>
+          <w:tab w:val="num" w:pos="720"/>
+        </w:tabs>
+        <w:ind w:left="720" w:hanging="360"/>
+      </w:pPr>
+      <w:rPr>
+        <w:rFonts w:ascii="Symbol" w:hAnsi="Symbol" w:hint="default"/>
+        <w:sz w:val="20"/>
+      </w:rPr>
+    </w:lvl>
+    <w:lvl w:ilvl="1" w:tentative="1">
+      <w:start w:val="1"/>
+      <w:numFmt w:val="bullet"/>
+      <w:lvlText w:val="o"/>
+      <w:lvlJc w:val="left"/>
+      <w:pPr>
+        <w:tabs>
+          <w:tab w:val="num" w:pos="1440"/>
+        </w:tabs>
+        <w:ind w:left="1440" w:hanging="360"/>
+      </w:pPr>
+      <w:rPr>
+        <w:rFonts w:ascii="Courier New" w:hAnsi="Courier New" w:hint="default"/>
+        <w:sz w:val="20"/>
+      </w:rPr>
+    </w:lvl>
+    <w:lvl w:ilvl="2" w:tentative="1">
+      <w:start w:val="1"/>
+      <w:numFmt w:val="bullet"/>
+      <w:lvlText w:val=""/>
+      <w:lvlJc w:val="left"/>
+      <w:pPr>
+        <w:tabs>
+          <w:tab w:val="num" w:pos="2160"/>
+        </w:tabs>
+        <w:ind w:left="2160" w:hanging="360"/>
+      </w:pPr>
+      <w:rPr>
+        <w:rFonts w:ascii="Wingdings" w:hAnsi="Wingdings" w:hint="default"/>
+        <w:sz w:val="20"/>
+      </w:rPr>
+    </w:lvl>
+    <w:lvl w:ilvl="3" w:tentative="1">
+      <w:start w:val="1"/>
+      <w:numFmt w:val="bullet"/>
+      <w:lvlText w:val=""/>
+      <w:lvlJc w:val="left"/>
+      <w:pPr>
+        <w:tabs>
+          <w:tab w:val="num" w:pos="2880"/>
+        </w:tabs>
+        <w:ind w:left="2880" w:hanging="360"/>
+      </w:pPr>
+      <w:rPr>
+        <w:rFonts w:ascii="Wingdings" w:hAnsi="Wingdings" w:hint="default"/>
+        <w:sz w:val="20"/>
+      </w:rPr>
+    </w:lvl>
+    <w:lvl w:ilvl="4" w:tentative="1">
+      <w:start w:val="1"/>
+      <w:numFmt w:val="bullet"/>
+      <w:lvlText w:val=""/>
+      <w:lvlJc w:val="left"/>
+      <w:pPr>
+        <w:tabs>
+          <w:tab w:val="num" w:pos="3600"/>
+        </w:tabs>
+        <w:ind w:left="3600" w:hanging="360"/>
+      </w:pPr>
+      <w:rPr>
+        <w:rFonts w:ascii="Wingdings" w:hAnsi="Wingdings" w:hint="default"/>
+        <w:sz w:val="20"/>
+      </w:rPr>
+    </w:lvl>
+    <w:lvl w:ilvl="5" w:tentative="1">
+      <w:start w:val="1"/>
+      <w:numFmt w:val="bullet"/>
+      <w:lvlText w:val=""/>
+      <w:lvlJc w:val="left"/>
+      <w:pPr>
+        <w:tabs>
+          <w:tab w:val="num" w:pos="4320"/>
+        </w:tabs>
+        <w:ind w:left="4320" w:hanging="360"/>
+      </w:pPr>
+      <w:rPr>
+        <w:rFonts w:ascii="Wingdings" w:hAnsi="Wingdings" w:hint="default"/>
+        <w:sz w:val="20"/>
+      </w:rPr>
+    </w:lvl>
+    <w:lvl w:ilvl="6" w:tentative="1">
+      <w:start w:val="1"/>
+      <w:numFmt w:val="bullet"/>
+      <w:lvlText w:val=""/>
+      <w:lvlJc w:val="left"/>
+      <w:pPr>
+        <w:tabs>
+          <w:tab w:val="num" w:pos="5040"/>
+        </w:tabs>
+        <w:ind w:left="5040" w:hanging="360"/>
+      </w:pPr>
+      <w:rPr>
+        <w:rFonts w:ascii="Wingdings" w:hAnsi="Wingdings" w:hint="default"/>
+        <w:sz w:val="20"/>
+      </w:rPr>
+    </w:lvl>
+    <w:lvl w:ilvl="7" w:tentative="1">
+      <w:start w:val="1"/>
+      <w:numFmt w:val="bullet"/>
+      <w:lvlText w:val=""/>
+      <w:lvlJc w:val="left"/>
+      <w:pPr>
+        <w:tabs>
+          <w:tab w:val="num" w:pos="5760"/>
+        </w:tabs>
+        <w:ind w:left="5760" w:hanging="360"/>
+      </w:pPr>
+      <w:rPr>
+        <w:rFonts w:ascii="Wingdings" w:hAnsi="Wingdings" w:hint="default"/>
+        <w:sz w:val="20"/>
+      </w:rPr>
+    </w:lvl>
+    <w:lvl w:ilvl="8" w:tentative="1">
+      <w:start w:val="1"/>
+      <w:numFmt w:val="bullet"/>
+      <w:lvlText w:val=""/>
+      <w:lvlJc w:val="left"/>
+      <w:pPr>
+        <w:tabs>
+          <w:tab w:val="num" w:pos="6480"/>
+        </w:tabs>
+        <w:ind w:left="6480" w:hanging="360"/>
+      </w:pPr>
+      <w:rPr>
+        <w:rFonts w:ascii="Wingdings" w:hAnsi="Wingdings" w:hint="default"/>
+        <w:sz w:val="20"/>
+      </w:rPr>
+    </w:lvl>
+  </w:abstractNum>
+  <w:abstractNum w:abstractNumId="14" w15:restartNumberingAfterBreak="0">
     <w:nsid w:val="5FCE3140"/>
     <w:multiLevelType w:val="hybridMultilevel"/>
     <w:tmpl w:val="5ACE1AEC"/>
@@ -6817,44 +11299,208 @@
       </w:pPr>
     </w:lvl>
   </w:abstractNum>
-  <w:num w:numId="1">
+  <w:abstractNum w:abstractNumId="15" w15:restartNumberingAfterBreak="0">
+    <w:nsid w:val="645B54DC"/>
+    <w:multiLevelType w:val="multilevel"/>
+    <w:tmpl w:val="61B4940A"/>
+    <w:lvl w:ilvl="0">
+      <w:start w:val="1"/>
+      <w:numFmt w:val="bullet"/>
+      <w:lvlText w:val=""/>
+      <w:lvlJc w:val="left"/>
+      <w:pPr>
+        <w:tabs>
+          <w:tab w:val="num" w:pos="720"/>
+        </w:tabs>
+        <w:ind w:left="720" w:hanging="360"/>
+      </w:pPr>
+      <w:rPr>
+        <w:rFonts w:ascii="Symbol" w:hAnsi="Symbol" w:hint="default"/>
+        <w:sz w:val="20"/>
+      </w:rPr>
+    </w:lvl>
+    <w:lvl w:ilvl="1" w:tentative="1">
+      <w:start w:val="1"/>
+      <w:numFmt w:val="bullet"/>
+      <w:lvlText w:val="o"/>
+      <w:lvlJc w:val="left"/>
+      <w:pPr>
+        <w:tabs>
+          <w:tab w:val="num" w:pos="1440"/>
+        </w:tabs>
+        <w:ind w:left="1440" w:hanging="360"/>
+      </w:pPr>
+      <w:rPr>
+        <w:rFonts w:ascii="Courier New" w:hAnsi="Courier New" w:hint="default"/>
+        <w:sz w:val="20"/>
+      </w:rPr>
+    </w:lvl>
+    <w:lvl w:ilvl="2" w:tentative="1">
+      <w:start w:val="1"/>
+      <w:numFmt w:val="bullet"/>
+      <w:lvlText w:val=""/>
+      <w:lvlJc w:val="left"/>
+      <w:pPr>
+        <w:tabs>
+          <w:tab w:val="num" w:pos="2160"/>
+        </w:tabs>
+        <w:ind w:left="2160" w:hanging="360"/>
+      </w:pPr>
+      <w:rPr>
+        <w:rFonts w:ascii="Wingdings" w:hAnsi="Wingdings" w:hint="default"/>
+        <w:sz w:val="20"/>
+      </w:rPr>
+    </w:lvl>
+    <w:lvl w:ilvl="3" w:tentative="1">
+      <w:start w:val="1"/>
+      <w:numFmt w:val="bullet"/>
+      <w:lvlText w:val=""/>
+      <w:lvlJc w:val="left"/>
+      <w:pPr>
+        <w:tabs>
+          <w:tab w:val="num" w:pos="2880"/>
+        </w:tabs>
+        <w:ind w:left="2880" w:hanging="360"/>
+      </w:pPr>
+      <w:rPr>
+        <w:rFonts w:ascii="Wingdings" w:hAnsi="Wingdings" w:hint="default"/>
+        <w:sz w:val="20"/>
+      </w:rPr>
+    </w:lvl>
+    <w:lvl w:ilvl="4" w:tentative="1">
+      <w:start w:val="1"/>
+      <w:numFmt w:val="bullet"/>
+      <w:lvlText w:val=""/>
+      <w:lvlJc w:val="left"/>
+      <w:pPr>
+        <w:tabs>
+          <w:tab w:val="num" w:pos="3600"/>
+        </w:tabs>
+        <w:ind w:left="3600" w:hanging="360"/>
+      </w:pPr>
+      <w:rPr>
+        <w:rFonts w:ascii="Wingdings" w:hAnsi="Wingdings" w:hint="default"/>
+        <w:sz w:val="20"/>
+      </w:rPr>
+    </w:lvl>
+    <w:lvl w:ilvl="5" w:tentative="1">
+      <w:start w:val="1"/>
+      <w:numFmt w:val="bullet"/>
+      <w:lvlText w:val=""/>
+      <w:lvlJc w:val="left"/>
+      <w:pPr>
+        <w:tabs>
+          <w:tab w:val="num" w:pos="4320"/>
+        </w:tabs>
+        <w:ind w:left="4320" w:hanging="360"/>
+      </w:pPr>
+      <w:rPr>
+        <w:rFonts w:ascii="Wingdings" w:hAnsi="Wingdings" w:hint="default"/>
+        <w:sz w:val="20"/>
+      </w:rPr>
+    </w:lvl>
+    <w:lvl w:ilvl="6" w:tentative="1">
+      <w:start w:val="1"/>
+      <w:numFmt w:val="bullet"/>
+      <w:lvlText w:val=""/>
+      <w:lvlJc w:val="left"/>
+      <w:pPr>
+        <w:tabs>
+          <w:tab w:val="num" w:pos="5040"/>
+        </w:tabs>
+        <w:ind w:left="5040" w:hanging="360"/>
+      </w:pPr>
+      <w:rPr>
+        <w:rFonts w:ascii="Wingdings" w:hAnsi="Wingdings" w:hint="default"/>
+        <w:sz w:val="20"/>
+      </w:rPr>
+    </w:lvl>
+    <w:lvl w:ilvl="7" w:tentative="1">
+      <w:start w:val="1"/>
+      <w:numFmt w:val="bullet"/>
+      <w:lvlText w:val=""/>
+      <w:lvlJc w:val="left"/>
+      <w:pPr>
+        <w:tabs>
+          <w:tab w:val="num" w:pos="5760"/>
+        </w:tabs>
+        <w:ind w:left="5760" w:hanging="360"/>
+      </w:pPr>
+      <w:rPr>
+        <w:rFonts w:ascii="Wingdings" w:hAnsi="Wingdings" w:hint="default"/>
+        <w:sz w:val="20"/>
+      </w:rPr>
+    </w:lvl>
+    <w:lvl w:ilvl="8" w:tentative="1">
+      <w:start w:val="1"/>
+      <w:numFmt w:val="bullet"/>
+      <w:lvlText w:val=""/>
+      <w:lvlJc w:val="left"/>
+      <w:pPr>
+        <w:tabs>
+          <w:tab w:val="num" w:pos="6480"/>
+        </w:tabs>
+        <w:ind w:left="6480" w:hanging="360"/>
+      </w:pPr>
+      <w:rPr>
+        <w:rFonts w:ascii="Wingdings" w:hAnsi="Wingdings" w:hint="default"/>
+        <w:sz w:val="20"/>
+      </w:rPr>
+    </w:lvl>
+  </w:abstractNum>
+  <w:num w:numId="1" w16cid:durableId="1790591516">
+    <w:abstractNumId w:val="9"/>
+  </w:num>
+  <w:num w:numId="2" w16cid:durableId="1038747196">
+    <w:abstractNumId w:val="2"/>
+  </w:num>
+  <w:num w:numId="3" w16cid:durableId="1341739479">
+    <w:abstractNumId w:val="5"/>
+  </w:num>
+  <w:num w:numId="4" w16cid:durableId="1027605217">
+    <w:abstractNumId w:val="3"/>
+  </w:num>
+  <w:num w:numId="5" w16cid:durableId="378172075">
+    <w:abstractNumId w:val="8"/>
+  </w:num>
+  <w:num w:numId="6" w16cid:durableId="1785659447">
+    <w:abstractNumId w:val="14"/>
+  </w:num>
+  <w:num w:numId="7" w16cid:durableId="2077051839">
+    <w:abstractNumId w:val="11"/>
+  </w:num>
+  <w:num w:numId="8" w16cid:durableId="1029256792">
+    <w:abstractNumId w:val="4"/>
+  </w:num>
+  <w:num w:numId="9" w16cid:durableId="2135517570">
+    <w:abstractNumId w:val="1"/>
+  </w:num>
+  <w:num w:numId="10" w16cid:durableId="970943737">
+    <w:abstractNumId w:val="10"/>
+  </w:num>
+  <w:num w:numId="11" w16cid:durableId="553859578">
+    <w:abstractNumId w:val="0"/>
+  </w:num>
+  <w:num w:numId="12" w16cid:durableId="853763930">
     <w:abstractNumId w:val="7"/>
   </w:num>
-  <w:num w:numId="2">
-    <w:abstractNumId w:val="2"/>
+  <w:num w:numId="13" w16cid:durableId="222302109">
+    <w:abstractNumId w:val="13"/>
   </w:num>
-  <w:num w:numId="3">
-    <w:abstractNumId w:val="5"/>
-  </w:num>
-  <w:num w:numId="4">
-    <w:abstractNumId w:val="3"/>
-  </w:num>
-  <w:num w:numId="5">
+  <w:num w:numId="14" w16cid:durableId="468788163">
     <w:abstractNumId w:val="6"/>
   </w:num>
-  <w:num w:numId="6">
-    <w:abstractNumId w:val="10"/>
+  <w:num w:numId="15" w16cid:durableId="170032502">
+    <w:abstractNumId w:val="12"/>
   </w:num>
-  <w:num w:numId="7">
-    <w:abstractNumId w:val="9"/>
-  </w:num>
-  <w:num w:numId="8">
-    <w:abstractNumId w:val="4"/>
-  </w:num>
-  <w:num w:numId="9">
-    <w:abstractNumId w:val="1"/>
-  </w:num>
-  <w:num w:numId="10">
-    <w:abstractNumId w:val="8"/>
-  </w:num>
-  <w:num w:numId="11">
-    <w:abstractNumId w:val="0"/>
+  <w:num w:numId="16" w16cid:durableId="1667398611">
+    <w:abstractNumId w:val="15"/>
   </w:num>
 </w:numbering>
 </file>
 
 <file path=word/styles.xml><?xml version="1.0" encoding="utf-8"?>
-<w:styles xmlns:mc="http://schemas.openxmlformats.org/markup-compatibility/2006" xmlns:r="http://schemas.openxmlformats.org/officeDocument/2006/relationships" xmlns:w="http://schemas.openxmlformats.org/wordprocessingml/2006/main" xmlns:w14="http://schemas.microsoft.com/office/word/2010/wordml" xmlns:w15="http://schemas.microsoft.com/office/word/2012/wordml" xmlns:w16cex="http://schemas.microsoft.com/office/word/2018/wordml/cex" xmlns:w16cid="http://schemas.microsoft.com/office/word/2016/wordml/cid" xmlns:w16="http://schemas.microsoft.com/office/word/2018/wordml" xmlns:w16sdtdh="http://schemas.microsoft.com/office/word/2020/wordml/sdtdatahash" xmlns:w16se="http://schemas.microsoft.com/office/word/2015/wordml/symex" mc:Ignorable="w14 w15 w16se w16cid w16 w16cex w16sdtdh">
+<w:styles xmlns:mc="http://schemas.openxmlformats.org/markup-compatibility/2006" xmlns:r="http://schemas.openxmlformats.org/officeDocument/2006/relationships" xmlns:w="http://schemas.openxmlformats.org/wordprocessingml/2006/main" xmlns:w14="http://schemas.microsoft.com/office/word/2010/wordml" xmlns:w15="http://schemas.microsoft.com/office/word/2012/wordml" xmlns:w16cex="http://schemas.microsoft.com/office/word/2018/wordml/cex" xmlns:w16cid="http://schemas.microsoft.com/office/word/2016/wordml/cid" xmlns:w16="http://schemas.microsoft.com/office/word/2018/wordml" xmlns:w16du="http://schemas.microsoft.com/office/word/2023/wordml/word16du" xmlns:w16sdtdh="http://schemas.microsoft.com/office/word/2020/wordml/sdtdatahash" xmlns:w16se="http://schemas.microsoft.com/office/word/2015/wordml/symex" mc:Ignorable="w14 w15 w16se w16cid w16 w16cex w16sdtdh w16du">
   <w:docDefaults>
     <w:rPrDefault>
       <w:rPr>
@@ -7281,7 +11927,6 @@
     <w:next w:val="Normal"/>
     <w:link w:val="Heading2Char"/>
     <w:uiPriority w:val="9"/>
-    <w:semiHidden/>
     <w:unhideWhenUsed/>
     <w:qFormat/>
     <w:rsid w:val="00AF11B8"/>
@@ -7456,7 +12101,6 @@
   <w:style w:type="character" w:default="1" w:styleId="DefaultParagraphFont">
     <w:name w:val="Default Paragraph Font"/>
     <w:uiPriority w:val="1"/>
-    <w:semiHidden/>
     <w:unhideWhenUsed/>
   </w:style>
   <w:style w:type="table" w:default="1" w:styleId="TableNormal">
@@ -7498,7 +12142,6 @@
     <w:basedOn w:val="DefaultParagraphFont"/>
     <w:link w:val="Heading2"/>
     <w:uiPriority w:val="9"/>
-    <w:semiHidden/>
     <w:rsid w:val="00AF11B8"/>
     <w:rPr>
       <w:rFonts w:asciiTheme="majorHAnsi" w:eastAsiaTheme="majorEastAsia" w:hAnsiTheme="majorHAnsi" w:cstheme="majorBidi"/>
@@ -8132,6 +12775,136 @@
       <w:bCs/>
     </w:rPr>
   </w:style>
+  <w:style w:type="character" w:styleId="Emphasis">
+    <w:name w:val="Emphasis"/>
+    <w:basedOn w:val="DefaultParagraphFont"/>
+    <w:uiPriority w:val="20"/>
+    <w:qFormat/>
+    <w:rsid w:val="00D33BF3"/>
+    <w:rPr>
+      <w:i/>
+      <w:iCs/>
+    </w:rPr>
+  </w:style>
+  <w:style w:type="table" w:styleId="GridTable5Dark-Accent1">
+    <w:name w:val="Grid Table 5 Dark Accent 1"/>
+    <w:basedOn w:val="TableNormal"/>
+    <w:uiPriority w:val="50"/>
+    <w:rsid w:val="00A55150"/>
+    <w:pPr>
+      <w:spacing w:after="0" w:line="240" w:lineRule="auto"/>
+    </w:pPr>
+    <w:tblPr>
+      <w:tblStyleRowBandSize w:val="1"/>
+      <w:tblStyleColBandSize w:val="1"/>
+      <w:tblBorders>
+        <w:top w:val="single" w:sz="4" w:space="0" w:color="FFFFFF" w:themeColor="background1"/>
+        <w:left w:val="single" w:sz="4" w:space="0" w:color="FFFFFF" w:themeColor="background1"/>
+        <w:bottom w:val="single" w:sz="4" w:space="0" w:color="FFFFFF" w:themeColor="background1"/>
+        <w:right w:val="single" w:sz="4" w:space="0" w:color="FFFFFF" w:themeColor="background1"/>
+        <w:insideH w:val="single" w:sz="4" w:space="0" w:color="FFFFFF" w:themeColor="background1"/>
+        <w:insideV w:val="single" w:sz="4" w:space="0" w:color="FFFFFF" w:themeColor="background1"/>
+      </w:tblBorders>
+    </w:tblPr>
+    <w:tcPr>
+      <w:shd w:val="clear" w:color="auto" w:fill="C1E4F5" w:themeFill="accent1" w:themeFillTint="33"/>
+    </w:tcPr>
+    <w:tblStylePr w:type="firstRow">
+      <w:rPr>
+        <w:b/>
+        <w:bCs/>
+        <w:color w:val="FFFFFF" w:themeColor="background1"/>
+      </w:rPr>
+      <w:tblPr/>
+      <w:tcPr>
+        <w:tcBorders>
+          <w:top w:val="single" w:sz="4" w:space="0" w:color="FFFFFF" w:themeColor="background1"/>
+          <w:left w:val="single" w:sz="4" w:space="0" w:color="FFFFFF" w:themeColor="background1"/>
+          <w:right w:val="single" w:sz="4" w:space="0" w:color="FFFFFF" w:themeColor="background1"/>
+          <w:insideH w:val="nil"/>
+          <w:insideV w:val="nil"/>
+        </w:tcBorders>
+        <w:shd w:val="clear" w:color="auto" w:fill="156082" w:themeFill="accent1"/>
+      </w:tcPr>
+    </w:tblStylePr>
+    <w:tblStylePr w:type="lastRow">
+      <w:rPr>
+        <w:b/>
+        <w:bCs/>
+        <w:color w:val="FFFFFF" w:themeColor="background1"/>
+      </w:rPr>
+      <w:tblPr/>
+      <w:tcPr>
+        <w:tcBorders>
+          <w:left w:val="single" w:sz="4" w:space="0" w:color="FFFFFF" w:themeColor="background1"/>
+          <w:bottom w:val="single" w:sz="4" w:space="0" w:color="FFFFFF" w:themeColor="background1"/>
+          <w:right w:val="single" w:sz="4" w:space="0" w:color="FFFFFF" w:themeColor="background1"/>
+          <w:insideH w:val="nil"/>
+          <w:insideV w:val="nil"/>
+        </w:tcBorders>
+        <w:shd w:val="clear" w:color="auto" w:fill="156082" w:themeFill="accent1"/>
+      </w:tcPr>
+    </w:tblStylePr>
+    <w:tblStylePr w:type="firstCol">
+      <w:rPr>
+        <w:b/>
+        <w:bCs/>
+        <w:color w:val="FFFFFF" w:themeColor="background1"/>
+      </w:rPr>
+      <w:tblPr/>
+      <w:tcPr>
+        <w:tcBorders>
+          <w:top w:val="single" w:sz="4" w:space="0" w:color="FFFFFF" w:themeColor="background1"/>
+          <w:left w:val="single" w:sz="4" w:space="0" w:color="FFFFFF" w:themeColor="background1"/>
+          <w:bottom w:val="single" w:sz="4" w:space="0" w:color="FFFFFF" w:themeColor="background1"/>
+          <w:insideV w:val="nil"/>
+        </w:tcBorders>
+        <w:shd w:val="clear" w:color="auto" w:fill="156082" w:themeFill="accent1"/>
+      </w:tcPr>
+    </w:tblStylePr>
+    <w:tblStylePr w:type="lastCol">
+      <w:rPr>
+        <w:b/>
+        <w:bCs/>
+        <w:color w:val="FFFFFF" w:themeColor="background1"/>
+      </w:rPr>
+      <w:tblPr/>
+      <w:tcPr>
+        <w:tcBorders>
+          <w:top w:val="single" w:sz="4" w:space="0" w:color="FFFFFF" w:themeColor="background1"/>
+          <w:bottom w:val="single" w:sz="4" w:space="0" w:color="FFFFFF" w:themeColor="background1"/>
+          <w:right w:val="single" w:sz="4" w:space="0" w:color="FFFFFF" w:themeColor="background1"/>
+          <w:insideV w:val="nil"/>
+        </w:tcBorders>
+        <w:shd w:val="clear" w:color="auto" w:fill="156082" w:themeFill="accent1"/>
+      </w:tcPr>
+    </w:tblStylePr>
+    <w:tblStylePr w:type="band1Vert">
+      <w:tblPr/>
+      <w:tcPr>
+        <w:shd w:val="clear" w:color="auto" w:fill="83CAEB" w:themeFill="accent1" w:themeFillTint="66"/>
+      </w:tcPr>
+    </w:tblStylePr>
+    <w:tblStylePr w:type="band1Horz">
+      <w:tblPr/>
+      <w:tcPr>
+        <w:shd w:val="clear" w:color="auto" w:fill="83CAEB" w:themeFill="accent1" w:themeFillTint="66"/>
+      </w:tcPr>
+    </w:tblStylePr>
+  </w:style>
+  <w:style w:type="paragraph" w:styleId="TOC2">
+    <w:name w:val="toc 2"/>
+    <w:basedOn w:val="Normal"/>
+    <w:next w:val="Normal"/>
+    <w:autoRedefine/>
+    <w:uiPriority w:val="39"/>
+    <w:unhideWhenUsed/>
+    <w:rsid w:val="001623CD"/>
+    <w:pPr>
+      <w:spacing w:after="100"/>
+      <w:ind w:left="220"/>
+    </w:pPr>
+  </w:style>
 </w:styles>
 </file>
 
@@ -8431,15 +13204,18 @@
 </file>
 
 <file path=customXml/item1.xml><?xml version="1.0" encoding="utf-8"?>
-<?mso-contentType ?>
-<FormTemplates xmlns="http://schemas.microsoft.com/sharepoint/v3/contenttype/forms">
-  <Display>DocumentLibraryForm</Display>
-  <Edit>DocumentLibraryForm</Edit>
-  <New>DocumentLibraryForm</New>
-</FormTemplates>
+<b:Sources xmlns:b="http://schemas.openxmlformats.org/officeDocument/2006/bibliography" xmlns="http://schemas.openxmlformats.org/officeDocument/2006/bibliography" SelectedStyle="\IEEE2006OfficeOnline.xsl" StyleName="IEEE" Version="2006"/>
 </file>
 
 <file path=customXml/item2.xml><?xml version="1.0" encoding="utf-8"?>
+<p:properties xmlns:p="http://schemas.microsoft.com/office/2006/metadata/properties" xmlns:xsi="http://www.w3.org/2001/XMLSchema-instance" xmlns:pc="http://schemas.microsoft.com/office/infopath/2007/PartnerControls">
+  <documentManagement>
+    <_activity xmlns="9210e303-4db0-42ac-b6b8-24500562c8b2" xsi:nil="true"/>
+  </documentManagement>
+</p:properties>
+</file>
+
+<file path=customXml/item3.xml><?xml version="1.0" encoding="utf-8"?>
 <ct:contentTypeSchema xmlns:ct="http://schemas.microsoft.com/office/2006/metadata/contentType" xmlns:ma="http://schemas.microsoft.com/office/2006/metadata/properties/metaAttributes" ct:_="" ma:_="" ma:contentTypeName="Document" ma:contentTypeID="0x010100148864BC2EAEDD42BC57B16E4AF06D7C" ma:contentTypeVersion="13" ma:contentTypeDescription="Create a new document." ma:contentTypeScope="" ma:versionID="6941418d34628fd7f6b2f7a2ca92f9bb">
   <xsd:schema xmlns:xsd="http://www.w3.org/2001/XMLSchema" xmlns:xs="http://www.w3.org/2001/XMLSchema" xmlns:p="http://schemas.microsoft.com/office/2006/metadata/properties" xmlns:ns3="9210e303-4db0-42ac-b6b8-24500562c8b2" xmlns:ns4="6b076794-3730-4228-b86a-754f9248d7c7" targetNamespace="http://schemas.microsoft.com/office/2006/metadata/properties" ma:root="true" ma:fieldsID="cbbf47863635f1f2ffb9b7aef809ac31" ns3:_="" ns4:_="">
     <xsd:import namespace="9210e303-4db0-42ac-b6b8-24500562c8b2"/>
@@ -8658,27 +13434,34 @@
 </ct:contentTypeSchema>
 </file>
 
-<file path=customXml/item3.xml><?xml version="1.0" encoding="utf-8"?>
-<p:properties xmlns:p="http://schemas.microsoft.com/office/2006/metadata/properties" xmlns:xsi="http://www.w3.org/2001/XMLSchema-instance" xmlns:pc="http://schemas.microsoft.com/office/infopath/2007/PartnerControls">
-  <documentManagement>
-    <_activity xmlns="9210e303-4db0-42ac-b6b8-24500562c8b2" xsi:nil="true"/>
-  </documentManagement>
-</p:properties>
-</file>
-
 <file path=customXml/item4.xml><?xml version="1.0" encoding="utf-8"?>
-<b:Sources xmlns:b="http://schemas.openxmlformats.org/officeDocument/2006/bibliography" xmlns="http://schemas.openxmlformats.org/officeDocument/2006/bibliography" SelectedStyle="\IEEE2006OfficeOnline.xsl" StyleName="IEEE" Version="2006"/>
+<?mso-contentType ?>
+<FormTemplates xmlns="http://schemas.microsoft.com/sharepoint/v3/contenttype/forms">
+  <Display>DocumentLibraryForm</Display>
+  <Edit>DocumentLibraryForm</Edit>
+  <New>DocumentLibraryForm</New>
+</FormTemplates>
 </file>
 
 <file path=customXml/itemProps1.xml><?xml version="1.0" encoding="utf-8"?>
-<ds:datastoreItem xmlns:ds="http://schemas.openxmlformats.org/officeDocument/2006/customXml" ds:itemID="{A41FD3EE-FE10-48DC-BCB0-EB1F55367212}">
+<ds:datastoreItem xmlns:ds="http://schemas.openxmlformats.org/officeDocument/2006/customXml" ds:itemID="{FDCD4CC9-BE53-4169-BE5A-BE954EC573EF}">
   <ds:schemaRefs>
-    <ds:schemaRef ds:uri="http://schemas.microsoft.com/sharepoint/v3/contenttype/forms"/>
+    <ds:schemaRef ds:uri="http://schemas.openxmlformats.org/officeDocument/2006/bibliography"/>
   </ds:schemaRefs>
 </ds:datastoreItem>
 </file>
 
 <file path=customXml/itemProps2.xml><?xml version="1.0" encoding="utf-8"?>
+<ds:datastoreItem xmlns:ds="http://schemas.openxmlformats.org/officeDocument/2006/customXml" ds:itemID="{67E724C4-35CF-4029-B68D-73D6026A3A33}">
+  <ds:schemaRefs>
+    <ds:schemaRef ds:uri="http://schemas.microsoft.com/office/2006/metadata/properties"/>
+    <ds:schemaRef ds:uri="http://schemas.microsoft.com/office/infopath/2007/PartnerControls"/>
+    <ds:schemaRef ds:uri="9210e303-4db0-42ac-b6b8-24500562c8b2"/>
+  </ds:schemaRefs>
+</ds:datastoreItem>
+</file>
+
+<file path=customXml/itemProps3.xml><?xml version="1.0" encoding="utf-8"?>
 <ds:datastoreItem xmlns:ds="http://schemas.openxmlformats.org/officeDocument/2006/customXml" ds:itemID="{E75EF819-2D7E-4D59-9C95-857028C31781}">
   <ds:schemaRefs>
     <ds:schemaRef ds:uri="http://schemas.microsoft.com/office/2006/metadata/contentType"/>
@@ -8697,20 +13480,10 @@
 </ds:datastoreItem>
 </file>
 
-<file path=customXml/itemProps3.xml><?xml version="1.0" encoding="utf-8"?>
-<ds:datastoreItem xmlns:ds="http://schemas.openxmlformats.org/officeDocument/2006/customXml" ds:itemID="{67E724C4-35CF-4029-B68D-73D6026A3A33}">
+<file path=customXml/itemProps4.xml><?xml version="1.0" encoding="utf-8"?>
+<ds:datastoreItem xmlns:ds="http://schemas.openxmlformats.org/officeDocument/2006/customXml" ds:itemID="{A41FD3EE-FE10-48DC-BCB0-EB1F55367212}">
   <ds:schemaRefs>
-    <ds:schemaRef ds:uri="http://schemas.microsoft.com/office/2006/metadata/properties"/>
-    <ds:schemaRef ds:uri="http://schemas.microsoft.com/office/infopath/2007/PartnerControls"/>
-    <ds:schemaRef ds:uri="9210e303-4db0-42ac-b6b8-24500562c8b2"/>
-  </ds:schemaRefs>
-</ds:datastoreItem>
-</file>
-
-<file path=customXml/itemProps4.xml><?xml version="1.0" encoding="utf-8"?>
-<ds:datastoreItem xmlns:ds="http://schemas.openxmlformats.org/officeDocument/2006/customXml" ds:itemID="{FDCD4CC9-BE53-4169-BE5A-BE954EC573EF}">
-  <ds:schemaRefs>
-    <ds:schemaRef ds:uri="http://schemas.openxmlformats.org/officeDocument/2006/bibliography"/>
+    <ds:schemaRef ds:uri="http://schemas.microsoft.com/sharepoint/v3/contenttype/forms"/>
   </ds:schemaRefs>
 </ds:datastoreItem>
 </file>